--- a/Thesis_Final/Hairfall_Proposal.docx
+++ b/Thesis_Final/Hairfall_Proposal.docx
@@ -4,226 +4,387 @@
   <w:body>
     <w:p>
       <w:pPr>
-        <w:spacing w:after="80" w:before="0" w:line="276" w:lineRule="auto"/>
+        <w:spacing w:after="120" w:before="0" w:line="259" w:lineRule="auto"/>
         <w:jc w:val="center"/>
       </w:pPr>
       <w:r>
         <w:rPr>
           <w:rFonts w:ascii="Times New Roman" w:hAnsi="Times New Roman" w:eastAsia="Times New Roman"/>
           <w:b/>
-          <w:i w:val="0"/>
-          <w:color w:val="000000"/>
-          <w:sz w:val="40"/>
+          <w:color w:val="000000"/>
+          <w:sz w:val="28"/>
         </w:rPr>
         <w:t>Tribhuvan University</w:t>
       </w:r>
     </w:p>
     <w:p>
       <w:pPr>
-        <w:spacing w:after="800" w:before="0" w:line="276" w:lineRule="auto"/>
+        <w:spacing w:after="120" w:before="0" w:line="259" w:lineRule="auto"/>
         <w:jc w:val="center"/>
       </w:pPr>
       <w:r>
         <w:rPr>
           <w:rFonts w:ascii="Times New Roman" w:hAnsi="Times New Roman" w:eastAsia="Times New Roman"/>
           <w:b/>
-          <w:i w:val="0"/>
-          <w:color w:val="000000"/>
-          <w:sz w:val="32"/>
+          <w:color w:val="000000"/>
+          <w:sz w:val="28"/>
         </w:rPr>
         <w:t>Institute of Science and Technology</w:t>
       </w:r>
     </w:p>
     <w:p>
       <w:pPr>
-        <w:spacing w:after="280" w:before="0" w:line="276" w:lineRule="auto"/>
+        <w:spacing w:after="120" w:before="0" w:line="259" w:lineRule="auto"/>
         <w:jc w:val="center"/>
       </w:pPr>
       <w:r>
         <w:rPr>
           <w:rFonts w:ascii="Times New Roman" w:hAnsi="Times New Roman" w:eastAsia="Times New Roman"/>
-          <w:b w:val="0"/>
-          <w:i w:val="0"/>
+          <w:b/>
           <w:color w:val="000000"/>
           <w:sz w:val="28"/>
         </w:rPr>
-        <w:t>A Dissertation Proposal on</w:t>
+        <w:t xml:space="preserve"> </w:t>
       </w:r>
     </w:p>
     <w:p>
       <w:pPr>
-        <w:spacing w:after="800" w:before="0" w:line="276" w:lineRule="auto"/>
+        <w:spacing w:after="120" w:before="0" w:line="259" w:lineRule="auto"/>
         <w:jc w:val="center"/>
       </w:pPr>
       <w:r>
         <w:rPr>
           <w:rFonts w:ascii="Times New Roman" w:hAnsi="Times New Roman" w:eastAsia="Times New Roman"/>
           <w:b/>
-          <w:i w:val="0"/>
-          <w:color w:val="000000"/>
-          <w:sz w:val="36"/>
-        </w:rPr>
-        <w:t>“Comparative Benchmarking of CatBoost, TabPFN, and TabFM for Explainable Multi-Tier Hair Fall Risk Stratification”</w:t>
+          <w:color w:val="000000"/>
+          <w:sz w:val="28"/>
+        </w:rPr>
+        <w:t xml:space="preserve"> </w:t>
       </w:r>
     </w:p>
     <w:p>
       <w:pPr>
-        <w:spacing w:after="80" w:before="0" w:line="276" w:lineRule="auto"/>
+        <w:spacing w:after="60" w:before="0" w:line="259" w:lineRule="auto"/>
         <w:jc w:val="center"/>
       </w:pPr>
       <w:r>
-        <w:rPr>
-          <w:rFonts w:ascii="Times New Roman" w:hAnsi="Times New Roman" w:eastAsia="Times New Roman"/>
-          <w:b w:val="0"/>
-          <w:i w:val="0"/>
-          <w:color w:val="000000"/>
-          <w:sz w:val="28"/>
-        </w:rPr>
-        <w:t>Supervised by</w:t>
+        <w:drawing>
+          <wp:inline xmlns:a="http://schemas.openxmlformats.org/drawingml/2006/main" xmlns:pic="http://schemas.openxmlformats.org/drawingml/2006/picture">
+            <wp:extent cx="1271016" cy="1507134"/>
+            <wp:docPr id="1" name="Picture 1"/>
+            <wp:cNvGraphicFramePr>
+              <a:graphicFrameLocks noChangeAspect="1"/>
+            </wp:cNvGraphicFramePr>
+            <a:graphic>
+              <a:graphicData uri="http://schemas.openxmlformats.org/drawingml/2006/picture">
+                <pic:pic>
+                  <pic:nvPicPr>
+                    <pic:cNvPr id="0" name="tu_logo.jpg"/>
+                    <pic:cNvPicPr/>
+                  </pic:nvPicPr>
+                  <pic:blipFill>
+                    <a:blip r:embed="rId9"/>
+                    <a:stretch>
+                      <a:fillRect/>
+                    </a:stretch>
+                  </pic:blipFill>
+                  <pic:spPr>
+                    <a:xfrm>
+                      <a:off x="0" y="0"/>
+                      <a:ext cx="1271016" cy="1507134"/>
+                    </a:xfrm>
+                    <a:prstGeom prst="rect"/>
+                  </pic:spPr>
+                </pic:pic>
+              </a:graphicData>
+            </a:graphic>
+          </wp:inline>
+        </w:drawing>
       </w:r>
     </w:p>
     <w:p>
       <w:pPr>
-        <w:spacing w:after="480" w:before="0" w:line="276" w:lineRule="auto"/>
+        <w:spacing w:after="120" w:before="0" w:line="259" w:lineRule="auto"/>
         <w:jc w:val="center"/>
       </w:pPr>
       <w:r>
         <w:rPr>
           <w:rFonts w:ascii="Times New Roman" w:hAnsi="Times New Roman" w:eastAsia="Times New Roman"/>
           <w:b/>
-          <w:i w:val="0"/>
           <w:color w:val="000000"/>
           <w:sz w:val="28"/>
         </w:rPr>
-        <w:t>Asst. Prof. Jagadish Bhatta</w:t>
+        <w:t xml:space="preserve"> </w:t>
       </w:r>
     </w:p>
     <w:p>
       <w:pPr>
-        <w:spacing w:after="80" w:before="0" w:line="276" w:lineRule="auto"/>
+        <w:spacing w:after="120" w:before="0" w:line="259" w:lineRule="auto"/>
         <w:jc w:val="center"/>
       </w:pPr>
       <w:r>
         <w:rPr>
           <w:rFonts w:ascii="Times New Roman" w:hAnsi="Times New Roman" w:eastAsia="Times New Roman"/>
-          <w:b w:val="0"/>
-          <w:i w:val="0"/>
+          <w:b/>
           <w:color w:val="000000"/>
           <w:sz w:val="28"/>
         </w:rPr>
-        <w:t>Submitted by</w:t>
+        <w:t xml:space="preserve"> </w:t>
       </w:r>
     </w:p>
     <w:p>
       <w:pPr>
-        <w:spacing w:after="40" w:before="0" w:line="276" w:lineRule="auto"/>
+        <w:spacing w:after="120" w:before="0" w:line="259" w:lineRule="auto"/>
         <w:jc w:val="center"/>
       </w:pPr>
       <w:r>
         <w:rPr>
           <w:rFonts w:ascii="Times New Roman" w:hAnsi="Times New Roman" w:eastAsia="Times New Roman"/>
           <w:b/>
-          <w:i w:val="0"/>
           <w:color w:val="000000"/>
           <w:sz w:val="28"/>
         </w:rPr>
-        <w:t>Nirajan Shahi</w:t>
+        <w:t>A Dissertation Proposal on</w:t>
       </w:r>
     </w:p>
     <w:p>
       <w:pPr>
-        <w:spacing w:after="480" w:before="0" w:line="276" w:lineRule="auto"/>
+        <w:spacing w:after="120" w:before="0" w:line="259" w:lineRule="auto"/>
         <w:jc w:val="center"/>
       </w:pPr>
       <w:r>
         <w:rPr>
           <w:rFonts w:ascii="Times New Roman" w:hAnsi="Times New Roman" w:eastAsia="Times New Roman"/>
-          <w:b w:val="0"/>
-          <w:i w:val="0"/>
+          <w:b/>
           <w:color w:val="000000"/>
           <w:sz w:val="28"/>
         </w:rPr>
-        <w:t>Roll no. 49/079</w:t>
+        <w:t>“Comparing CatBoost, TabPFN, and TabFM for Explainable Hair Fall Risk Prediction”</w:t>
       </w:r>
     </w:p>
     <w:p>
       <w:pPr>
-        <w:spacing w:after="80" w:before="0" w:line="276" w:lineRule="auto"/>
+        <w:spacing w:after="120" w:before="0" w:line="259" w:lineRule="auto"/>
         <w:jc w:val="center"/>
       </w:pPr>
       <w:r>
         <w:rPr>
           <w:rFonts w:ascii="Times New Roman" w:hAnsi="Times New Roman" w:eastAsia="Times New Roman"/>
-          <w:b w:val="0"/>
-          <w:i w:val="0"/>
+          <w:b/>
           <w:color w:val="000000"/>
           <w:sz w:val="28"/>
         </w:rPr>
-        <w:t>Submitted to</w:t>
+        <w:t xml:space="preserve"> </w:t>
       </w:r>
     </w:p>
     <w:p>
       <w:pPr>
-        <w:spacing w:after="40" w:before="0" w:line="276" w:lineRule="auto"/>
+        <w:spacing w:after="120" w:before="0" w:line="259" w:lineRule="auto"/>
         <w:jc w:val="center"/>
       </w:pPr>
       <w:r>
         <w:rPr>
           <w:rFonts w:ascii="Times New Roman" w:hAnsi="Times New Roman" w:eastAsia="Times New Roman"/>
           <w:b/>
-          <w:i w:val="0"/>
           <w:color w:val="000000"/>
           <w:sz w:val="28"/>
         </w:rPr>
-        <w:t>Central Department of Computer Science and Information Technology</w:t>
+        <w:t>Supervised by</w:t>
       </w:r>
     </w:p>
     <w:p>
       <w:pPr>
-        <w:spacing w:after="40" w:before="0" w:line="276" w:lineRule="auto"/>
+        <w:spacing w:after="120" w:before="0" w:line="259" w:lineRule="auto"/>
         <w:jc w:val="center"/>
       </w:pPr>
       <w:r>
         <w:rPr>
           <w:rFonts w:ascii="Times New Roman" w:hAnsi="Times New Roman" w:eastAsia="Times New Roman"/>
-          <w:b w:val="0"/>
-          <w:i w:val="0"/>
+          <w:b/>
           <w:color w:val="000000"/>
           <w:sz w:val="28"/>
         </w:rPr>
-        <w:t>Tribhuvan University, Kirtipur</w:t>
+        <w:t>Asst. Prof. Jagadish Bhatta</w:t>
       </w:r>
     </w:p>
     <w:p>
       <w:pPr>
-        <w:spacing w:after="480" w:before="0" w:line="276" w:lineRule="auto"/>
+        <w:spacing w:after="120" w:before="0" w:line="259" w:lineRule="auto"/>
         <w:jc w:val="center"/>
       </w:pPr>
       <w:r>
         <w:rPr>
           <w:rFonts w:ascii="Times New Roman" w:hAnsi="Times New Roman" w:eastAsia="Times New Roman"/>
-          <w:b w:val="0"/>
-          <w:i w:val="0"/>
+          <w:b/>
           <w:color w:val="000000"/>
           <w:sz w:val="28"/>
         </w:rPr>
-        <w:t>Kathmandu, Nepal</w:t>
+        <w:t xml:space="preserve"> </w:t>
       </w:r>
     </w:p>
     <w:p>
       <w:pPr>
-        <w:spacing w:after="0" w:before="0" w:line="276" w:lineRule="auto"/>
+        <w:spacing w:after="120" w:before="0" w:line="259" w:lineRule="auto"/>
         <w:jc w:val="center"/>
       </w:pPr>
       <w:r>
         <w:rPr>
           <w:rFonts w:ascii="Times New Roman" w:hAnsi="Times New Roman" w:eastAsia="Times New Roman"/>
-          <w:b w:val="0"/>
-          <w:i w:val="0"/>
-          <w:color w:val="000000"/>
-          <w:sz w:val="24"/>
-        </w:rPr>
-        <w:t>In partial fulfillment of the requirement for Master’s Degree in Computer Science and Information Technology (M.Sc. CSIT)</w:t>
+          <w:b/>
+          <w:color w:val="000000"/>
+          <w:sz w:val="28"/>
+        </w:rPr>
+        <w:t>Submitted by</w:t>
+      </w:r>
+    </w:p>
+    <w:p>
+      <w:pPr>
+        <w:spacing w:after="120" w:before="0" w:line="259" w:lineRule="auto"/>
+        <w:jc w:val="center"/>
+      </w:pPr>
+      <w:r>
+        <w:rPr>
+          <w:rFonts w:ascii="Times New Roman" w:hAnsi="Times New Roman" w:eastAsia="Times New Roman"/>
+          <w:b/>
+          <w:color w:val="000000"/>
+          <w:sz w:val="28"/>
+        </w:rPr>
+        <w:t>Nirajan Shahi</w:t>
+      </w:r>
+    </w:p>
+    <w:p>
+      <w:pPr>
+        <w:spacing w:after="120" w:before="0" w:line="259" w:lineRule="auto"/>
+        <w:jc w:val="center"/>
+      </w:pPr>
+      <w:r>
+        <w:rPr>
+          <w:rFonts w:ascii="Times New Roman" w:hAnsi="Times New Roman" w:eastAsia="Times New Roman"/>
+          <w:b/>
+          <w:color w:val="000000"/>
+          <w:sz w:val="28"/>
+        </w:rPr>
+        <w:t>Roll no. 49/079</w:t>
+      </w:r>
+    </w:p>
+    <w:p>
+      <w:pPr>
+        <w:spacing w:after="120" w:before="0" w:line="259" w:lineRule="auto"/>
+        <w:jc w:val="center"/>
+      </w:pPr>
+      <w:r>
+        <w:rPr>
+          <w:rFonts w:ascii="Times New Roman" w:hAnsi="Times New Roman" w:eastAsia="Times New Roman"/>
+          <w:b/>
+          <w:color w:val="000000"/>
+          <w:sz w:val="28"/>
+        </w:rPr>
+        <w:t xml:space="preserve"> </w:t>
+      </w:r>
+    </w:p>
+    <w:p>
+      <w:pPr>
+        <w:spacing w:after="120" w:before="0" w:line="259" w:lineRule="auto"/>
+        <w:jc w:val="center"/>
+      </w:pPr>
+      <w:r>
+        <w:rPr>
+          <w:rFonts w:ascii="Times New Roman" w:hAnsi="Times New Roman" w:eastAsia="Times New Roman"/>
+          <w:b/>
+          <w:color w:val="000000"/>
+          <w:sz w:val="28"/>
+        </w:rPr>
+        <w:t xml:space="preserve"> </w:t>
+      </w:r>
+    </w:p>
+    <w:p>
+      <w:pPr>
+        <w:spacing w:after="120" w:before="0" w:line="259" w:lineRule="auto"/>
+        <w:jc w:val="center"/>
+      </w:pPr>
+      <w:r>
+        <w:rPr>
+          <w:rFonts w:ascii="Times New Roman" w:hAnsi="Times New Roman" w:eastAsia="Times New Roman"/>
+          <w:b/>
+          <w:color w:val="000000"/>
+          <w:sz w:val="28"/>
+        </w:rPr>
+        <w:t>Submitted to</w:t>
+      </w:r>
+    </w:p>
+    <w:p>
+      <w:pPr>
+        <w:spacing w:after="120" w:before="0" w:line="259" w:lineRule="auto"/>
+        <w:jc w:val="center"/>
+      </w:pPr>
+      <w:r>
+        <w:rPr>
+          <w:rFonts w:ascii="Times New Roman" w:hAnsi="Times New Roman" w:eastAsia="Times New Roman"/>
+          <w:b/>
+          <w:color w:val="000000"/>
+          <w:sz w:val="28"/>
+        </w:rPr>
+        <w:t>Central Department of Computer Science and Information Technology</w:t>
+      </w:r>
+    </w:p>
+    <w:p>
+      <w:pPr>
+        <w:spacing w:after="120" w:before="0" w:line="259" w:lineRule="auto"/>
+        <w:jc w:val="center"/>
+      </w:pPr>
+      <w:r>
+        <w:rPr>
+          <w:rFonts w:ascii="Times New Roman" w:hAnsi="Times New Roman" w:eastAsia="Times New Roman"/>
+          <w:b/>
+          <w:color w:val="000000"/>
+          <w:sz w:val="28"/>
+        </w:rPr>
+        <w:t>Tribhuvan University, Kirtipur</w:t>
+      </w:r>
+    </w:p>
+    <w:p>
+      <w:pPr>
+        <w:spacing w:after="120" w:before="0" w:line="259" w:lineRule="auto"/>
+        <w:jc w:val="center"/>
+      </w:pPr>
+      <w:r>
+        <w:rPr>
+          <w:rFonts w:ascii="Times New Roman" w:hAnsi="Times New Roman" w:eastAsia="Times New Roman"/>
+          <w:b/>
+          <w:color w:val="000000"/>
+          <w:sz w:val="28"/>
+        </w:rPr>
+        <w:t>Kathmandu, Nepal</w:t>
+      </w:r>
+    </w:p>
+    <w:p>
+      <w:pPr>
+        <w:spacing w:after="120" w:before="0" w:line="259" w:lineRule="auto"/>
+        <w:jc w:val="center"/>
+      </w:pPr>
+      <w:r>
+        <w:rPr>
+          <w:rFonts w:ascii="Times New Roman" w:hAnsi="Times New Roman" w:eastAsia="Times New Roman"/>
+          <w:b/>
+          <w:color w:val="000000"/>
+          <w:sz w:val="28"/>
+        </w:rPr>
+        <w:t xml:space="preserve"> </w:t>
+      </w:r>
+    </w:p>
+    <w:p>
+      <w:pPr>
+        <w:spacing w:after="120" w:before="0" w:line="259" w:lineRule="auto"/>
+        <w:jc w:val="center"/>
+      </w:pPr>
+      <w:r>
+        <w:rPr>
+          <w:rFonts w:ascii="Times New Roman" w:hAnsi="Times New Roman" w:eastAsia="Times New Roman"/>
+          <w:b/>
+          <w:color w:val="000000"/>
+          <w:sz w:val="28"/>
+        </w:rPr>
+        <w:t>In partial fulfillment of the requirement for Master’s Degree in Computer Science and Information technology (M.Sc. CSIT)</w:t>
       </w:r>
     </w:p>
     <w:p>
@@ -247,7 +408,7 @@
           <w:rFonts w:ascii="Times New Roman" w:hAnsi="Times New Roman" w:eastAsia="Times New Roman"/>
           <w:b/>
           <w:color w:val="000000"/>
-          <w:sz w:val="28"/>
+          <w:sz w:val="32"/>
         </w:rPr>
         <w:t>Table of Contents</w:t>
       </w:r>
@@ -257,7 +418,7 @@
         <w:tabs>
           <w:tab w:pos="9029" w:val="right" w:leader="dot"/>
         </w:tabs>
-        <w:spacing w:after="80" w:before="0" w:line="276" w:lineRule="auto"/>
+        <w:spacing w:after="80" w:before="0" w:line="360" w:lineRule="auto"/>
         <w:ind w:left="0" w:right="0"/>
         <w:jc w:val="left"/>
       </w:pPr>
@@ -286,7 +447,7 @@
         <w:tabs>
           <w:tab w:pos="9029" w:val="right" w:leader="dot"/>
         </w:tabs>
-        <w:spacing w:after="60" w:before="0" w:line="276" w:lineRule="auto"/>
+        <w:spacing w:after="60" w:before="0" w:line="360" w:lineRule="auto"/>
         <w:ind w:left="432" w:right="0"/>
         <w:jc w:val="left"/>
       </w:pPr>
@@ -315,7 +476,7 @@
         <w:tabs>
           <w:tab w:pos="9029" w:val="right" w:leader="dot"/>
         </w:tabs>
-        <w:spacing w:after="60" w:before="0" w:line="276" w:lineRule="auto"/>
+        <w:spacing w:after="60" w:before="0" w:line="360" w:lineRule="auto"/>
         <w:ind w:left="432" w:right="0"/>
         <w:jc w:val="left"/>
       </w:pPr>
@@ -344,7 +505,7 @@
         <w:tabs>
           <w:tab w:pos="9029" w:val="right" w:leader="dot"/>
         </w:tabs>
-        <w:spacing w:after="60" w:before="0" w:line="276" w:lineRule="auto"/>
+        <w:spacing w:after="60" w:before="0" w:line="360" w:lineRule="auto"/>
         <w:ind w:left="432" w:right="0"/>
         <w:jc w:val="left"/>
       </w:pPr>
@@ -373,7 +534,7 @@
         <w:tabs>
           <w:tab w:pos="9029" w:val="right" w:leader="dot"/>
         </w:tabs>
-        <w:spacing w:after="80" w:before="0" w:line="276" w:lineRule="auto"/>
+        <w:spacing w:after="80" w:before="0" w:line="360" w:lineRule="auto"/>
         <w:ind w:left="0" w:right="0"/>
         <w:jc w:val="left"/>
       </w:pPr>
@@ -402,7 +563,7 @@
         <w:tabs>
           <w:tab w:pos="9029" w:val="right" w:leader="dot"/>
         </w:tabs>
-        <w:spacing w:after="60" w:before="0" w:line="276" w:lineRule="auto"/>
+        <w:spacing w:after="60" w:before="0" w:line="360" w:lineRule="auto"/>
         <w:ind w:left="432" w:right="0"/>
         <w:jc w:val="left"/>
       </w:pPr>
@@ -431,7 +592,7 @@
         <w:tabs>
           <w:tab w:pos="9029" w:val="right" w:leader="dot"/>
         </w:tabs>
-        <w:spacing w:after="60" w:before="0" w:line="276" w:lineRule="auto"/>
+        <w:spacing w:after="60" w:before="0" w:line="360" w:lineRule="auto"/>
         <w:ind w:left="432" w:right="0"/>
         <w:jc w:val="left"/>
       </w:pPr>
@@ -460,7 +621,7 @@
         <w:tabs>
           <w:tab w:pos="9029" w:val="right" w:leader="dot"/>
         </w:tabs>
-        <w:spacing w:after="60" w:before="0" w:line="276" w:lineRule="auto"/>
+        <w:spacing w:after="60" w:before="0" w:line="360" w:lineRule="auto"/>
         <w:ind w:left="1008" w:right="0"/>
         <w:jc w:val="left"/>
       </w:pPr>
@@ -481,7 +642,7 @@
           <w:sz w:val="24"/>
         </w:rPr>
         <w:tab/>
-        <w:t>9</w:t>
+        <w:t>8</w:t>
       </w:r>
     </w:p>
     <w:p>
@@ -489,7 +650,7 @@
         <w:tabs>
           <w:tab w:pos="9029" w:val="right" w:leader="dot"/>
         </w:tabs>
-        <w:spacing w:after="80" w:before="0" w:line="276" w:lineRule="auto"/>
+        <w:spacing w:after="80" w:before="0" w:line="360" w:lineRule="auto"/>
         <w:ind w:left="0" w:right="0"/>
         <w:jc w:val="left"/>
       </w:pPr>
@@ -510,7 +671,7 @@
           <w:sz w:val="24"/>
         </w:rPr>
         <w:tab/>
-        <w:t>11</w:t>
+        <w:t>10</w:t>
       </w:r>
     </w:p>
     <w:p>
@@ -518,7 +679,7 @@
         <w:tabs>
           <w:tab w:pos="9029" w:val="right" w:leader="dot"/>
         </w:tabs>
-        <w:spacing w:after="60" w:before="0" w:line="276" w:lineRule="auto"/>
+        <w:spacing w:after="60" w:before="0" w:line="360" w:lineRule="auto"/>
         <w:ind w:left="432" w:right="0"/>
         <w:jc w:val="left"/>
       </w:pPr>
@@ -539,7 +700,7 @@
           <w:sz w:val="24"/>
         </w:rPr>
         <w:tab/>
-        <w:t>11</w:t>
+        <w:t>10</w:t>
       </w:r>
     </w:p>
     <w:p>
@@ -547,7 +708,7 @@
         <w:tabs>
           <w:tab w:pos="9029" w:val="right" w:leader="dot"/>
         </w:tabs>
-        <w:spacing w:after="60" w:before="0" w:line="276" w:lineRule="auto"/>
+        <w:spacing w:after="60" w:before="0" w:line="360" w:lineRule="auto"/>
         <w:ind w:left="432" w:right="0"/>
         <w:jc w:val="left"/>
       </w:pPr>
@@ -568,7 +729,7 @@
           <w:sz w:val="24"/>
         </w:rPr>
         <w:tab/>
-        <w:t>12</w:t>
+        <w:t>10</w:t>
       </w:r>
     </w:p>
     <w:p>
@@ -576,7 +737,7 @@
         <w:tabs>
           <w:tab w:pos="9029" w:val="right" w:leader="dot"/>
         </w:tabs>
-        <w:spacing w:after="60" w:before="0" w:line="276" w:lineRule="auto"/>
+        <w:spacing w:after="60" w:before="0" w:line="360" w:lineRule="auto"/>
         <w:ind w:left="1008" w:right="0"/>
         <w:jc w:val="left"/>
       </w:pPr>
@@ -597,7 +758,7 @@
           <w:sz w:val="24"/>
         </w:rPr>
         <w:tab/>
-        <w:t>12</w:t>
+        <w:t>10</w:t>
       </w:r>
     </w:p>
     <w:p>
@@ -605,7 +766,7 @@
         <w:tabs>
           <w:tab w:pos="9029" w:val="right" w:leader="dot"/>
         </w:tabs>
-        <w:spacing w:after="60" w:before="0" w:line="276" w:lineRule="auto"/>
+        <w:spacing w:after="60" w:before="0" w:line="360" w:lineRule="auto"/>
         <w:ind w:left="1008" w:right="0"/>
         <w:jc w:val="left"/>
       </w:pPr>
@@ -626,7 +787,7 @@
           <w:sz w:val="24"/>
         </w:rPr>
         <w:tab/>
-        <w:t>13</w:t>
+        <w:t>12</w:t>
       </w:r>
     </w:p>
     <w:p>
@@ -634,7 +795,7 @@
         <w:tabs>
           <w:tab w:pos="9029" w:val="right" w:leader="dot"/>
         </w:tabs>
-        <w:spacing w:after="60" w:before="0" w:line="276" w:lineRule="auto"/>
+        <w:spacing w:after="60" w:before="0" w:line="360" w:lineRule="auto"/>
         <w:ind w:left="1008" w:right="0"/>
         <w:jc w:val="left"/>
       </w:pPr>
@@ -655,7 +816,7 @@
           <w:sz w:val="24"/>
         </w:rPr>
         <w:tab/>
-        <w:t>15</w:t>
+        <w:t>14</w:t>
       </w:r>
     </w:p>
     <w:p>
@@ -663,7 +824,7 @@
         <w:tabs>
           <w:tab w:pos="9029" w:val="right" w:leader="dot"/>
         </w:tabs>
-        <w:spacing w:after="60" w:before="0" w:line="276" w:lineRule="auto"/>
+        <w:spacing w:after="60" w:before="0" w:line="360" w:lineRule="auto"/>
         <w:ind w:left="432" w:right="0"/>
         <w:jc w:val="left"/>
       </w:pPr>
@@ -684,7 +845,7 @@
           <w:sz w:val="24"/>
         </w:rPr>
         <w:tab/>
-        <w:t>15</w:t>
+        <w:t>14</w:t>
       </w:r>
     </w:p>
     <w:p>
@@ -692,7 +853,7 @@
         <w:tabs>
           <w:tab w:pos="9029" w:val="right" w:leader="dot"/>
         </w:tabs>
-        <w:spacing w:after="60" w:before="0" w:line="276" w:lineRule="auto"/>
+        <w:spacing w:after="60" w:before="0" w:line="360" w:lineRule="auto"/>
         <w:ind w:left="432" w:right="0"/>
         <w:jc w:val="left"/>
       </w:pPr>
@@ -713,7 +874,7 @@
           <w:sz w:val="24"/>
         </w:rPr>
         <w:tab/>
-        <w:t>16</w:t>
+        <w:t>15</w:t>
       </w:r>
     </w:p>
     <w:p>
@@ -721,7 +882,7 @@
         <w:tabs>
           <w:tab w:pos="9029" w:val="right" w:leader="dot"/>
         </w:tabs>
-        <w:spacing w:after="60" w:before="0" w:line="276" w:lineRule="auto"/>
+        <w:spacing w:after="60" w:before="0" w:line="360" w:lineRule="auto"/>
         <w:ind w:left="1008" w:right="0"/>
         <w:jc w:val="left"/>
       </w:pPr>
@@ -742,7 +903,7 @@
           <w:sz w:val="24"/>
         </w:rPr>
         <w:tab/>
-        <w:t>17</w:t>
+        <w:t>16</w:t>
       </w:r>
     </w:p>
     <w:p>
@@ -750,7 +911,7 @@
         <w:tabs>
           <w:tab w:pos="9029" w:val="right" w:leader="dot"/>
         </w:tabs>
-        <w:spacing w:after="60" w:before="0" w:line="276" w:lineRule="auto"/>
+        <w:spacing w:after="60" w:before="0" w:line="360" w:lineRule="auto"/>
         <w:ind w:left="1008" w:right="0"/>
         <w:jc w:val="left"/>
       </w:pPr>
@@ -771,7 +932,7 @@
           <w:sz w:val="24"/>
         </w:rPr>
         <w:tab/>
-        <w:t>18</w:t>
+        <w:t>17</w:t>
       </w:r>
     </w:p>
     <w:p>
@@ -779,7 +940,7 @@
         <w:tabs>
           <w:tab w:pos="9029" w:val="right" w:leader="dot"/>
         </w:tabs>
-        <w:spacing w:after="60" w:before="0" w:line="276" w:lineRule="auto"/>
+        <w:spacing w:after="60" w:before="0" w:line="360" w:lineRule="auto"/>
         <w:ind w:left="1008" w:right="0"/>
         <w:jc w:val="left"/>
       </w:pPr>
@@ -800,7 +961,7 @@
           <w:sz w:val="24"/>
         </w:rPr>
         <w:tab/>
-        <w:t>19</w:t>
+        <w:t>18</w:t>
       </w:r>
     </w:p>
     <w:p>
@@ -808,7 +969,7 @@
         <w:tabs>
           <w:tab w:pos="9029" w:val="right" w:leader="dot"/>
         </w:tabs>
-        <w:spacing w:after="60" w:before="0" w:line="276" w:lineRule="auto"/>
+        <w:spacing w:after="60" w:before="0" w:line="360" w:lineRule="auto"/>
         <w:ind w:left="432" w:right="0"/>
         <w:jc w:val="left"/>
       </w:pPr>
@@ -829,7 +990,7 @@
           <w:sz w:val="24"/>
         </w:rPr>
         <w:tab/>
-        <w:t>20</w:t>
+        <w:t>19</w:t>
       </w:r>
     </w:p>
     <w:p>
@@ -837,7 +998,7 @@
         <w:tabs>
           <w:tab w:pos="9029" w:val="right" w:leader="dot"/>
         </w:tabs>
-        <w:spacing w:after="60" w:before="0" w:line="276" w:lineRule="auto"/>
+        <w:spacing w:after="60" w:before="0" w:line="360" w:lineRule="auto"/>
         <w:ind w:left="432" w:right="0"/>
         <w:jc w:val="left"/>
       </w:pPr>
@@ -858,7 +1019,7 @@
           <w:sz w:val="24"/>
         </w:rPr>
         <w:tab/>
-        <w:t>21</w:t>
+        <w:t>20</w:t>
       </w:r>
     </w:p>
     <w:p>
@@ -866,7 +1027,7 @@
         <w:tabs>
           <w:tab w:pos="9029" w:val="right" w:leader="dot"/>
         </w:tabs>
-        <w:spacing w:after="60" w:before="0" w:line="276" w:lineRule="auto"/>
+        <w:spacing w:after="60" w:before="0" w:line="360" w:lineRule="auto"/>
         <w:ind w:left="432" w:right="0"/>
         <w:jc w:val="left"/>
       </w:pPr>
@@ -887,7 +1048,7 @@
           <w:sz w:val="24"/>
         </w:rPr>
         <w:tab/>
-        <w:t>21</w:t>
+        <w:t>20</w:t>
       </w:r>
     </w:p>
     <w:p>
@@ -895,7 +1056,7 @@
         <w:tabs>
           <w:tab w:pos="9029" w:val="right" w:leader="dot"/>
         </w:tabs>
-        <w:spacing w:after="60" w:before="0" w:line="276" w:lineRule="auto"/>
+        <w:spacing w:after="60" w:before="0" w:line="360" w:lineRule="auto"/>
         <w:ind w:left="432" w:right="0"/>
         <w:jc w:val="left"/>
       </w:pPr>
@@ -916,7 +1077,7 @@
           <w:sz w:val="24"/>
         </w:rPr>
         <w:tab/>
-        <w:t>22</w:t>
+        <w:t>21</w:t>
       </w:r>
     </w:p>
     <w:p>
@@ -924,7 +1085,7 @@
         <w:tabs>
           <w:tab w:pos="9029" w:val="right" w:leader="dot"/>
         </w:tabs>
-        <w:spacing w:after="80" w:before="0" w:line="276" w:lineRule="auto"/>
+        <w:spacing w:after="80" w:before="0" w:line="360" w:lineRule="auto"/>
         <w:ind w:left="0" w:right="0"/>
         <w:jc w:val="left"/>
       </w:pPr>
@@ -945,7 +1106,7 @@
           <w:sz w:val="24"/>
         </w:rPr>
         <w:tab/>
-        <w:t>25</w:t>
+        <w:t>24</w:t>
       </w:r>
     </w:p>
     <w:p>
@@ -953,7 +1114,7 @@
         <w:tabs>
           <w:tab w:pos="9029" w:val="right" w:leader="dot"/>
         </w:tabs>
-        <w:spacing w:after="60" w:before="0" w:line="276" w:lineRule="auto"/>
+        <w:spacing w:after="60" w:before="0" w:line="360" w:lineRule="auto"/>
         <w:ind w:left="432" w:right="0"/>
         <w:jc w:val="left"/>
       </w:pPr>
@@ -974,7 +1135,7 @@
           <w:sz w:val="24"/>
         </w:rPr>
         <w:tab/>
-        <w:t>25</w:t>
+        <w:t>24</w:t>
       </w:r>
     </w:p>
     <w:p>
@@ -982,7 +1143,7 @@
         <w:tabs>
           <w:tab w:pos="9029" w:val="right" w:leader="dot"/>
         </w:tabs>
-        <w:spacing w:after="60" w:before="0" w:line="276" w:lineRule="auto"/>
+        <w:spacing w:after="60" w:before="0" w:line="360" w:lineRule="auto"/>
         <w:ind w:left="432" w:right="0"/>
         <w:jc w:val="left"/>
       </w:pPr>
@@ -1003,7 +1164,7 @@
           <w:sz w:val="24"/>
         </w:rPr>
         <w:tab/>
-        <w:t>26</w:t>
+        <w:t>25</w:t>
       </w:r>
     </w:p>
     <w:p>
@@ -1011,7 +1172,7 @@
         <w:tabs>
           <w:tab w:pos="9029" w:val="right" w:leader="dot"/>
         </w:tabs>
-        <w:spacing w:after="80" w:before="0" w:line="276" w:lineRule="auto"/>
+        <w:spacing w:after="80" w:before="0" w:line="360" w:lineRule="auto"/>
         <w:ind w:left="0" w:right="0"/>
         <w:jc w:val="left"/>
       </w:pPr>
@@ -1032,7 +1193,7 @@
           <w:sz w:val="24"/>
         </w:rPr>
         <w:tab/>
-        <w:t>28</w:t>
+        <w:t>27</w:t>
       </w:r>
     </w:p>
     <w:p>
@@ -1047,7 +1208,7 @@
           <w:rFonts w:ascii="Times New Roman" w:hAnsi="Times New Roman" w:eastAsia="Times New Roman"/>
           <w:b/>
           <w:color w:val="000000"/>
-          <w:sz w:val="28"/>
+          <w:sz w:val="32"/>
         </w:rPr>
         <w:t>List of Figures</w:t>
       </w:r>
@@ -1057,7 +1218,7 @@
         <w:tabs>
           <w:tab w:pos="9029" w:val="right" w:leader="dot"/>
         </w:tabs>
-        <w:spacing w:after="120" w:before="0" w:line="276" w:lineRule="auto"/>
+        <w:spacing w:after="120" w:before="0" w:line="360" w:lineRule="auto"/>
         <w:ind w:left="0" w:right="0"/>
         <w:jc w:val="left"/>
       </w:pPr>
@@ -1078,7 +1239,7 @@
           <w:sz w:val="24"/>
         </w:rPr>
         <w:tab/>
-        <w:t>11</w:t>
+        <w:t>10</w:t>
       </w:r>
     </w:p>
     <w:p>
@@ -1086,7 +1247,7 @@
         <w:tabs>
           <w:tab w:pos="9029" w:val="right" w:leader="dot"/>
         </w:tabs>
-        <w:spacing w:after="120" w:before="0" w:line="276" w:lineRule="auto"/>
+        <w:spacing w:after="120" w:before="0" w:line="360" w:lineRule="auto"/>
         <w:ind w:left="0" w:right="0"/>
         <w:jc w:val="left"/>
       </w:pPr>
@@ -1107,7 +1268,7 @@
           <w:sz w:val="24"/>
         </w:rPr>
         <w:tab/>
-        <w:t>12</w:t>
+        <w:t>11</w:t>
       </w:r>
     </w:p>
     <w:p>
@@ -1115,7 +1276,7 @@
         <w:tabs>
           <w:tab w:pos="9029" w:val="right" w:leader="dot"/>
         </w:tabs>
-        <w:spacing w:after="120" w:before="0" w:line="276" w:lineRule="auto"/>
+        <w:spacing w:after="120" w:before="0" w:line="360" w:lineRule="auto"/>
         <w:ind w:left="0" w:right="0"/>
         <w:jc w:val="left"/>
       </w:pPr>
@@ -1136,7 +1297,7 @@
           <w:sz w:val="24"/>
         </w:rPr>
         <w:tab/>
-        <w:t>17</w:t>
+        <w:t>16</w:t>
       </w:r>
     </w:p>
     <w:p>
@@ -1144,7 +1305,7 @@
         <w:tabs>
           <w:tab w:pos="9029" w:val="right" w:leader="dot"/>
         </w:tabs>
-        <w:spacing w:after="120" w:before="0" w:line="276" w:lineRule="auto"/>
+        <w:spacing w:after="120" w:before="0" w:line="360" w:lineRule="auto"/>
         <w:ind w:left="0" w:right="0"/>
         <w:jc w:val="left"/>
       </w:pPr>
@@ -1165,7 +1326,7 @@
           <w:sz w:val="24"/>
         </w:rPr>
         <w:tab/>
-        <w:t>18</w:t>
+        <w:t>17</w:t>
       </w:r>
     </w:p>
     <w:p>
@@ -1173,7 +1334,7 @@
         <w:tabs>
           <w:tab w:pos="9029" w:val="right" w:leader="dot"/>
         </w:tabs>
-        <w:spacing w:after="120" w:before="0" w:line="276" w:lineRule="auto"/>
+        <w:spacing w:after="120" w:before="0" w:line="360" w:lineRule="auto"/>
         <w:ind w:left="0" w:right="0"/>
         <w:jc w:val="left"/>
       </w:pPr>
@@ -1194,7 +1355,7 @@
           <w:sz w:val="24"/>
         </w:rPr>
         <w:tab/>
-        <w:t>19</w:t>
+        <w:t>18</w:t>
       </w:r>
     </w:p>
     <w:p>
@@ -1202,7 +1363,7 @@
         <w:tabs>
           <w:tab w:pos="9029" w:val="right" w:leader="dot"/>
         </w:tabs>
-        <w:spacing w:after="120" w:before="0" w:line="276" w:lineRule="auto"/>
+        <w:spacing w:after="120" w:before="0" w:line="360" w:lineRule="auto"/>
         <w:ind w:left="0" w:right="0"/>
         <w:jc w:val="left"/>
       </w:pPr>
@@ -1223,7 +1384,7 @@
           <w:sz w:val="24"/>
         </w:rPr>
         <w:tab/>
-        <w:t>20</w:t>
+        <w:t>19</w:t>
       </w:r>
     </w:p>
     <w:p>
@@ -1231,7 +1392,7 @@
         <w:tabs>
           <w:tab w:pos="9029" w:val="right" w:leader="dot"/>
         </w:tabs>
-        <w:spacing w:after="120" w:before="0" w:line="276" w:lineRule="auto"/>
+        <w:spacing w:after="120" w:before="0" w:line="360" w:lineRule="auto"/>
         <w:ind w:left="0" w:right="0"/>
         <w:jc w:val="left"/>
       </w:pPr>
@@ -1252,7 +1413,7 @@
           <w:sz w:val="24"/>
         </w:rPr>
         <w:tab/>
-        <w:t>22</w:t>
+        <w:t>21</w:t>
       </w:r>
     </w:p>
     <w:p>
@@ -1260,7 +1421,7 @@
         <w:tabs>
           <w:tab w:pos="9029" w:val="right" w:leader="dot"/>
         </w:tabs>
-        <w:spacing w:after="120" w:before="0" w:line="276" w:lineRule="auto"/>
+        <w:spacing w:after="120" w:before="0" w:line="360" w:lineRule="auto"/>
         <w:ind w:left="0" w:right="0"/>
         <w:jc w:val="left"/>
       </w:pPr>
@@ -1281,7 +1442,7 @@
           <w:sz w:val="24"/>
         </w:rPr>
         <w:tab/>
-        <w:t>27</w:t>
+        <w:t>26</w:t>
       </w:r>
     </w:p>
     <w:p>
@@ -1296,7 +1457,7 @@
           <w:rFonts w:ascii="Times New Roman" w:hAnsi="Times New Roman" w:eastAsia="Times New Roman"/>
           <w:b/>
           <w:color w:val="000000"/>
-          <w:sz w:val="28"/>
+          <w:sz w:val="32"/>
         </w:rPr>
         <w:t>List of Tables</w:t>
       </w:r>
@@ -1306,7 +1467,7 @@
         <w:tabs>
           <w:tab w:pos="9029" w:val="right" w:leader="dot"/>
         </w:tabs>
-        <w:spacing w:after="120" w:before="0" w:line="276" w:lineRule="auto"/>
+        <w:spacing w:after="120" w:before="0" w:line="360" w:lineRule="auto"/>
         <w:ind w:left="0" w:right="0"/>
         <w:jc w:val="left"/>
       </w:pPr>
@@ -1335,7 +1496,7 @@
         <w:tabs>
           <w:tab w:pos="9029" w:val="right" w:leader="dot"/>
         </w:tabs>
-        <w:spacing w:after="120" w:before="0" w:line="276" w:lineRule="auto"/>
+        <w:spacing w:after="120" w:before="0" w:line="360" w:lineRule="auto"/>
         <w:ind w:left="0" w:right="0"/>
         <w:jc w:val="left"/>
       </w:pPr>
@@ -1346,7 +1507,7 @@
           <w:color w:val="000000"/>
           <w:sz w:val="24"/>
         </w:rPr>
-        <w:t>Table 3.1: The three datasets</w:t>
+        <w:t>Table 3.1: The source datasets, the super dataset, and the final dataset</w:t>
       </w:r>
       <w:r>
         <w:rPr>
@@ -1356,7 +1517,7 @@
           <w:sz w:val="24"/>
         </w:rPr>
         <w:tab/>
-        <w:t>12</w:t>
+        <w:t>11</w:t>
       </w:r>
     </w:p>
     <w:p>
@@ -1364,7 +1525,7 @@
         <w:tabs>
           <w:tab w:pos="9029" w:val="right" w:leader="dot"/>
         </w:tabs>
-        <w:spacing w:after="120" w:before="0" w:line="276" w:lineRule="auto"/>
+        <w:spacing w:after="120" w:before="0" w:line="360" w:lineRule="auto"/>
         <w:ind w:left="0" w:right="0"/>
         <w:jc w:val="left"/>
       </w:pPr>
@@ -1385,7 +1546,7 @@
           <w:sz w:val="24"/>
         </w:rPr>
         <w:tab/>
-        <w:t>13</w:t>
+        <w:t>12</w:t>
       </w:r>
     </w:p>
     <w:p>
@@ -1393,7 +1554,7 @@
         <w:tabs>
           <w:tab w:pos="9029" w:val="right" w:leader="dot"/>
         </w:tabs>
-        <w:spacing w:after="120" w:before="0" w:line="276" w:lineRule="auto"/>
+        <w:spacing w:after="120" w:before="0" w:line="360" w:lineRule="auto"/>
         <w:ind w:left="0" w:right="0"/>
         <w:jc w:val="left"/>
       </w:pPr>
@@ -1414,7 +1575,7 @@
           <w:sz w:val="24"/>
         </w:rPr>
         <w:tab/>
-        <w:t>14</w:t>
+        <w:t>13</w:t>
       </w:r>
     </w:p>
     <w:p>
@@ -1422,7 +1583,7 @@
         <w:tabs>
           <w:tab w:pos="9029" w:val="right" w:leader="dot"/>
         </w:tabs>
-        <w:spacing w:after="120" w:before="0" w:line="276" w:lineRule="auto"/>
+        <w:spacing w:after="120" w:before="0" w:line="360" w:lineRule="auto"/>
         <w:ind w:left="0" w:right="0"/>
         <w:jc w:val="left"/>
       </w:pPr>
@@ -1443,7 +1604,7 @@
           <w:sz w:val="24"/>
         </w:rPr>
         <w:tab/>
-        <w:t>16</w:t>
+        <w:t>15</w:t>
       </w:r>
     </w:p>
     <w:p>
@@ -1451,7 +1612,7 @@
         <w:tabs>
           <w:tab w:pos="9029" w:val="right" w:leader="dot"/>
         </w:tabs>
-        <w:spacing w:after="120" w:before="0" w:line="276" w:lineRule="auto"/>
+        <w:spacing w:after="120" w:before="0" w:line="360" w:lineRule="auto"/>
         <w:ind w:left="0" w:right="0"/>
         <w:jc w:val="left"/>
       </w:pPr>
@@ -1472,7 +1633,7 @@
           <w:sz w:val="24"/>
         </w:rPr>
         <w:tab/>
-        <w:t>21</w:t>
+        <w:t>20</w:t>
       </w:r>
     </w:p>
     <w:p>
@@ -1480,7 +1641,7 @@
         <w:tabs>
           <w:tab w:pos="9029" w:val="right" w:leader="dot"/>
         </w:tabs>
-        <w:spacing w:after="120" w:before="0" w:line="276" w:lineRule="auto"/>
+        <w:spacing w:after="120" w:before="0" w:line="360" w:lineRule="auto"/>
         <w:ind w:left="0" w:right="0"/>
         <w:jc w:val="left"/>
       </w:pPr>
@@ -1501,7 +1662,7 @@
           <w:sz w:val="24"/>
         </w:rPr>
         <w:tab/>
-        <w:t>26</w:t>
+        <w:t>25</w:t>
       </w:r>
     </w:p>
     <w:p>
@@ -1516,7 +1677,7 @@
           <w:rFonts w:ascii="Times New Roman" w:hAnsi="Times New Roman" w:eastAsia="Times New Roman"/>
           <w:b/>
           <w:color w:val="000000"/>
-          <w:sz w:val="28"/>
+          <w:sz w:val="32"/>
         </w:rPr>
         <w:t>List of Abbreviations</w:t>
       </w:r>
@@ -1526,7 +1687,7 @@
         <w:tabs>
           <w:tab w:pos="2016" w:val="left"/>
         </w:tabs>
-        <w:spacing w:after="80" w:before="0" w:line="276" w:lineRule="auto"/>
+        <w:spacing w:after="80" w:before="0" w:line="360" w:lineRule="auto"/>
         <w:ind w:left="2016" w:hanging="2016"/>
         <w:jc w:val="left"/>
       </w:pPr>
@@ -1546,7 +1707,7 @@
         <w:tabs>
           <w:tab w:pos="2016" w:val="left"/>
         </w:tabs>
-        <w:spacing w:after="80" w:before="0" w:line="276" w:lineRule="auto"/>
+        <w:spacing w:after="80" w:before="0" w:line="360" w:lineRule="auto"/>
         <w:ind w:left="2016" w:hanging="2016"/>
         <w:jc w:val="left"/>
       </w:pPr>
@@ -1566,7 +1727,7 @@
         <w:tabs>
           <w:tab w:pos="2016" w:val="left"/>
         </w:tabs>
-        <w:spacing w:after="80" w:before="0" w:line="276" w:lineRule="auto"/>
+        <w:spacing w:after="80" w:before="0" w:line="360" w:lineRule="auto"/>
         <w:ind w:left="2016" w:hanging="2016"/>
         <w:jc w:val="left"/>
       </w:pPr>
@@ -1586,7 +1747,7 @@
         <w:tabs>
           <w:tab w:pos="2016" w:val="left"/>
         </w:tabs>
-        <w:spacing w:after="80" w:before="0" w:line="276" w:lineRule="auto"/>
+        <w:spacing w:after="80" w:before="0" w:line="360" w:lineRule="auto"/>
         <w:ind w:left="2016" w:hanging="2016"/>
         <w:jc w:val="left"/>
       </w:pPr>
@@ -1606,7 +1767,7 @@
         <w:tabs>
           <w:tab w:pos="2016" w:val="left"/>
         </w:tabs>
-        <w:spacing w:after="80" w:before="0" w:line="276" w:lineRule="auto"/>
+        <w:spacing w:after="80" w:before="0" w:line="360" w:lineRule="auto"/>
         <w:ind w:left="2016" w:hanging="2016"/>
         <w:jc w:val="left"/>
       </w:pPr>
@@ -1626,7 +1787,7 @@
         <w:tabs>
           <w:tab w:pos="2016" w:val="left"/>
         </w:tabs>
-        <w:spacing w:after="80" w:before="0" w:line="276" w:lineRule="auto"/>
+        <w:spacing w:after="80" w:before="0" w:line="360" w:lineRule="auto"/>
         <w:ind w:left="2016" w:hanging="2016"/>
         <w:jc w:val="left"/>
       </w:pPr>
@@ -1646,7 +1807,7 @@
         <w:tabs>
           <w:tab w:pos="2016" w:val="left"/>
         </w:tabs>
-        <w:spacing w:after="80" w:before="0" w:line="276" w:lineRule="auto"/>
+        <w:spacing w:after="80" w:before="0" w:line="360" w:lineRule="auto"/>
         <w:ind w:left="2016" w:hanging="2016"/>
         <w:jc w:val="left"/>
       </w:pPr>
@@ -1666,7 +1827,7 @@
         <w:tabs>
           <w:tab w:pos="2016" w:val="left"/>
         </w:tabs>
-        <w:spacing w:after="80" w:before="0" w:line="276" w:lineRule="auto"/>
+        <w:spacing w:after="80" w:before="0" w:line="360" w:lineRule="auto"/>
         <w:ind w:left="2016" w:hanging="2016"/>
         <w:jc w:val="left"/>
       </w:pPr>
@@ -1686,7 +1847,7 @@
         <w:tabs>
           <w:tab w:pos="2016" w:val="left"/>
         </w:tabs>
-        <w:spacing w:after="80" w:before="0" w:line="276" w:lineRule="auto"/>
+        <w:spacing w:after="80" w:before="0" w:line="360" w:lineRule="auto"/>
         <w:ind w:left="2016" w:hanging="2016"/>
         <w:jc w:val="left"/>
       </w:pPr>
@@ -1706,7 +1867,7 @@
         <w:tabs>
           <w:tab w:pos="2016" w:val="left"/>
         </w:tabs>
-        <w:spacing w:after="80" w:before="0" w:line="276" w:lineRule="auto"/>
+        <w:spacing w:after="80" w:before="0" w:line="360" w:lineRule="auto"/>
         <w:ind w:left="2016" w:hanging="2016"/>
         <w:jc w:val="left"/>
       </w:pPr>
@@ -1726,7 +1887,7 @@
         <w:tabs>
           <w:tab w:pos="2016" w:val="left"/>
         </w:tabs>
-        <w:spacing w:after="80" w:before="0" w:line="276" w:lineRule="auto"/>
+        <w:spacing w:after="80" w:before="0" w:line="360" w:lineRule="auto"/>
         <w:ind w:left="2016" w:hanging="2016"/>
         <w:jc w:val="left"/>
       </w:pPr>
@@ -1746,7 +1907,7 @@
         <w:tabs>
           <w:tab w:pos="2016" w:val="left"/>
         </w:tabs>
-        <w:spacing w:after="80" w:before="0" w:line="276" w:lineRule="auto"/>
+        <w:spacing w:after="80" w:before="0" w:line="360" w:lineRule="auto"/>
         <w:ind w:left="2016" w:hanging="2016"/>
         <w:jc w:val="left"/>
       </w:pPr>
@@ -1766,7 +1927,7 @@
         <w:tabs>
           <w:tab w:pos="2016" w:val="left"/>
         </w:tabs>
-        <w:spacing w:after="80" w:before="0" w:line="276" w:lineRule="auto"/>
+        <w:spacing w:after="80" w:before="0" w:line="360" w:lineRule="auto"/>
         <w:ind w:left="2016" w:hanging="2016"/>
         <w:jc w:val="left"/>
       </w:pPr>
@@ -1786,7 +1947,7 @@
         <w:tabs>
           <w:tab w:pos="2016" w:val="left"/>
         </w:tabs>
-        <w:spacing w:after="80" w:before="0" w:line="276" w:lineRule="auto"/>
+        <w:spacing w:after="80" w:before="0" w:line="360" w:lineRule="auto"/>
         <w:ind w:left="2016" w:hanging="2016"/>
         <w:jc w:val="left"/>
       </w:pPr>
@@ -1806,7 +1967,7 @@
         <w:tabs>
           <w:tab w:pos="2016" w:val="left"/>
         </w:tabs>
-        <w:spacing w:after="80" w:before="0" w:line="276" w:lineRule="auto"/>
+        <w:spacing w:after="80" w:before="0" w:line="360" w:lineRule="auto"/>
         <w:ind w:left="2016" w:hanging="2016"/>
         <w:jc w:val="left"/>
       </w:pPr>
@@ -1826,7 +1987,7 @@
         <w:tabs>
           <w:tab w:pos="2016" w:val="left"/>
         </w:tabs>
-        <w:spacing w:after="80" w:before="0" w:line="276" w:lineRule="auto"/>
+        <w:spacing w:after="80" w:before="0" w:line="360" w:lineRule="auto"/>
         <w:ind w:left="2016" w:hanging="2016"/>
         <w:jc w:val="left"/>
       </w:pPr>
@@ -1846,7 +2007,7 @@
         <w:tabs>
           <w:tab w:pos="2016" w:val="left"/>
         </w:tabs>
-        <w:spacing w:after="80" w:before="0" w:line="276" w:lineRule="auto"/>
+        <w:spacing w:after="80" w:before="0" w:line="360" w:lineRule="auto"/>
         <w:ind w:left="2016" w:hanging="2016"/>
         <w:jc w:val="left"/>
       </w:pPr>
@@ -1866,7 +2027,7 @@
         <w:tabs>
           <w:tab w:pos="2016" w:val="left"/>
         </w:tabs>
-        <w:spacing w:after="80" w:before="0" w:line="276" w:lineRule="auto"/>
+        <w:spacing w:after="80" w:before="0" w:line="360" w:lineRule="auto"/>
         <w:ind w:left="2016" w:hanging="2016"/>
         <w:jc w:val="left"/>
       </w:pPr>
@@ -1886,7 +2047,7 @@
         <w:tabs>
           <w:tab w:pos="2016" w:val="left"/>
         </w:tabs>
-        <w:spacing w:after="80" w:before="0" w:line="276" w:lineRule="auto"/>
+        <w:spacing w:after="80" w:before="0" w:line="360" w:lineRule="auto"/>
         <w:ind w:left="2016" w:hanging="2016"/>
         <w:jc w:val="left"/>
       </w:pPr>
@@ -1906,7 +2067,7 @@
         <w:tabs>
           <w:tab w:pos="2016" w:val="left"/>
         </w:tabs>
-        <w:spacing w:after="80" w:before="0" w:line="276" w:lineRule="auto"/>
+        <w:spacing w:after="80" w:before="0" w:line="360" w:lineRule="auto"/>
         <w:ind w:left="2016" w:hanging="2016"/>
         <w:jc w:val="left"/>
       </w:pPr>
@@ -1926,7 +2087,7 @@
         <w:tabs>
           <w:tab w:pos="2016" w:val="left"/>
         </w:tabs>
-        <w:spacing w:after="80" w:before="0" w:line="276" w:lineRule="auto"/>
+        <w:spacing w:after="80" w:before="0" w:line="360" w:lineRule="auto"/>
         <w:ind w:left="2016" w:hanging="2016"/>
         <w:jc w:val="left"/>
       </w:pPr>
@@ -1946,7 +2107,7 @@
         <w:tabs>
           <w:tab w:pos="2016" w:val="left"/>
         </w:tabs>
-        <w:spacing w:after="80" w:before="0" w:line="276" w:lineRule="auto"/>
+        <w:spacing w:after="80" w:before="0" w:line="360" w:lineRule="auto"/>
         <w:ind w:left="2016" w:hanging="2016"/>
         <w:jc w:val="left"/>
       </w:pPr>
@@ -1964,7 +2125,7 @@
     <w:p>
       <w:pPr>
         <w:sectPr>
-          <w:footerReference w:type="default" r:id="rId9"/>
+          <w:footerReference w:type="default" r:id="rId10"/>
           <w:pgSz w:w="11909" w:h="16834"/>
           <w:pgMar w:top="1440" w:right="1440" w:bottom="1440" w:left="1440" w:header="720" w:footer="720" w:gutter="0"/>
           <w:cols w:space="720"/>
@@ -1979,7 +2140,7 @@
         <w:keepNext/>
         <w:pageBreakBefore/>
         <w:spacing w:after="360" w:before="0" w:line="360" w:lineRule="auto"/>
-        <w:jc w:val="left"/>
+        <w:jc w:val="center"/>
       </w:pPr>
       <w:r>
         <w:rPr>
@@ -2037,7 +2198,7 @@
           <w:color w:val="000000"/>
           <w:sz w:val="24"/>
         </w:rPr>
-        <w:t>Determining an individual's likelihood of experiencing hair loss is inherently difficult because no single biomarker reliably predicts it. Risk instead emerges from the combined, non-linear interaction of physiological traits, everyday habits, environmental factors, and pre-existing health conditions. Elements such as diet quality, sleep regularity, scalp care practices, thyroid activity, iron levels, and hereditary predisposition all interact at once, making it impractical for clinicians or individuals to gauge overall risk through observation alone. Chapter 2 describes these biological causes in more detail.</w:t>
+        <w:t>Determining an individual's likelihood of experiencing hair loss is inherently difficult because no single biomarker reliably predicts it. Risk instead emerges from the combined, non-linear interaction of physiological traits, everyday habits, environmental factors, and pre-existing health conditions. Elements such as diet quality, sleep regularity, scalp care practices, thyroid activity, iron levels, and hereditary predisposition all interact at once, making it impractical for clinicians or individuals to gauge overall risk through observation alone.</w:t>
       </w:r>
     </w:p>
     <w:p>
@@ -2230,27 +2391,11 @@
     </w:p>
     <w:p>
       <w:pPr>
-        <w:spacing w:after="240" w:before="0" w:line="360" w:lineRule="auto"/>
-        <w:jc w:val="both"/>
-      </w:pPr>
-      <w:r>
-        <w:rPr>
-          <w:rFonts w:ascii="Times New Roman" w:hAnsi="Times New Roman" w:eastAsia="Times New Roman"/>
-          <w:b w:val="0"/>
-          <w:i w:val="0"/>
-          <w:color w:val="000000"/>
-          <w:sz w:val="24"/>
-        </w:rPr>
-        <w:t>The rest of this proposal follows from these objectives. Chapter 2 explains the biology of hair loss and reviews earlier studies, and ends with the research gaps that this study fills. Chapter 3 describes the datasets, the preprocessing, the three models, the SHAP method, the tools, and the evaluation metrics that will be used to meet the two objectives. Chapter 4 states the outcomes that are expected and gives the working schedule.</w:t>
-      </w:r>
-    </w:p>
-    <w:p>
-      <w:pPr>
         <w:pStyle w:val="Heading1"/>
         <w:keepNext/>
         <w:pageBreakBefore/>
         <w:spacing w:after="360" w:before="0" w:line="360" w:lineRule="auto"/>
-        <w:jc w:val="left"/>
+        <w:jc w:val="center"/>
       </w:pPr>
       <w:r>
         <w:rPr>
@@ -2260,22 +2405,6 @@
           <w:sz w:val="32"/>
         </w:rPr>
         <w:t>Chapter 2: Background Study and Literature Review</w:t>
-      </w:r>
-    </w:p>
-    <w:p>
-      <w:pPr>
-        <w:spacing w:after="240" w:before="0" w:line="360" w:lineRule="auto"/>
-        <w:jc w:val="both"/>
-      </w:pPr>
-      <w:r>
-        <w:rPr>
-          <w:rFonts w:ascii="Times New Roman" w:hAnsi="Times New Roman" w:eastAsia="Times New Roman"/>
-          <w:b w:val="0"/>
-          <w:i w:val="0"/>
-          <w:color w:val="000000"/>
-          <w:sz w:val="24"/>
-        </w:rPr>
-        <w:t>This chapter builds the case for the study. Section 2.1 explains what causes hair loss and how it affects people, which is the reason a risk model needs both blood measurements and lifestyle information. Section 2.2 reviews the earlier studies that tried to predict hair loss and the machine learning methods this study uses, and Section 2.2.1 ends with the research gaps that the objectives in Chapter 1 respond to.</w:t>
       </w:r>
     </w:p>
     <w:p>
@@ -2532,7 +2661,7 @@
           <w:color w:val="000000"/>
           <w:sz w:val="24"/>
         </w:rPr>
-        <w:t xml:space="preserve"> Because the causes above overlap and interact, no single test can predict hair loss risk. Diagnosis today relies mostly on clinical examination and the patient's own history, which is slow, subjective, and hard to reach in rural areas. This has led researchers to apply machine learning to hair loss. Earlier work mainly used scalp or hair images (Shakeel et al., 2021; Sayyad et al., 2022), and more recent work uses survey and clinical tables with classical algorithms such as Random Forest and XGBoost (Khatun et al., 2022; Kumar et al., 2025; Sai et al., 2023). The newest direction is tabular foundation models such as TabPFN (Hollmann et al., 2025) and TabFM (Kong et al., 2026), which have not yet been tested on hair loss. Section 2.2 reviews this work in detail.</w:t>
+        <w:t xml:space="preserve"> Because the causes above overlap and interact, no single test can predict hair loss risk. Diagnosis today relies mostly on clinical examination and the patient's own history, which is slow, subjective, and hard to reach in rural areas. This has led researchers to apply machine learning to hair loss. Earlier work mainly used scalp or hair images (Shakeel et al., 2021; Sayyad et al., 2022), and more recent work uses survey and clinical tables with classical algorithms such as Random Forest and XGBoost (Khatun et al., 2022; Kumar et al., 2025; Sai et al., 2023). The newest direction is tabular foundation models such as TabPFN (Hollmann et al., 2025) and TabFM (Kong et al., 2026), which have not yet been tested on hair loss.</w:t>
       </w:r>
     </w:p>
     <w:p>
@@ -2560,12 +2689,22 @@
       <w:r>
         <w:rPr>
           <w:rFonts w:ascii="Times New Roman" w:hAnsi="Times New Roman" w:eastAsia="Times New Roman"/>
+          <w:b/>
+          <w:i w:val="0"/>
+          <w:color w:val="000000"/>
+          <w:sz w:val="24"/>
+        </w:rPr>
+        <w:t>Hair loss prediction from survey and lifestyle data.</w:t>
+      </w:r>
+      <w:r>
+        <w:rPr>
+          <w:rFonts w:ascii="Times New Roman" w:hAnsi="Times New Roman" w:eastAsia="Times New Roman"/>
           <w:b w:val="0"/>
           <w:i w:val="0"/>
           <w:color w:val="000000"/>
           <w:sz w:val="24"/>
         </w:rPr>
-        <w:t>This section reviews the published research that is closest to the present study. For each study it states what data was used, which models were tested, what was found, and what was left open. The studies are grouped by topic, and Table 2.1 at the end of the section summarises them.</w:t>
+        <w:t xml:space="preserve"> Khatun et al. (2022) surveyed 610 people in Bangladesh and trained a Support Vector Machine (SVM), k-Nearest Neighbours (KNN), Logistic Regression, Random Forest, and XGBoost to diagnose hair fall disorder. XGBoost gave the best accuracy of 92.62%. The study shows that questionnaire data can carry a useful signal, but it tested only classical models and did not explain individual predictions.</w:t>
       </w:r>
     </w:p>
     <w:p>
@@ -2576,12 +2715,76 @@
       <w:r>
         <w:rPr>
           <w:rFonts w:ascii="Times New Roman" w:hAnsi="Times New Roman" w:eastAsia="Times New Roman"/>
+          <w:b w:val="0"/>
+          <w:i w:val="0"/>
+          <w:color w:val="000000"/>
+          <w:sz w:val="24"/>
+        </w:rPr>
+        <w:t>Sai et al. (2023) compared SVM, KNN, decision tree, random forest, and logistic regression with an ensemble method for hair fall prediction. The ensemble was better than every single algorithm in accuracy, precision, and recall. The study did not include boosting models designed for categorical data or any explanation method.</w:t>
+      </w:r>
+    </w:p>
+    <w:p>
+      <w:pPr>
+        <w:spacing w:after="240" w:before="0" w:line="360" w:lineRule="auto"/>
+        <w:jc w:val="both"/>
+      </w:pPr>
+      <w:r>
+        <w:rPr>
+          <w:rFonts w:ascii="Times New Roman" w:hAnsi="Times New Roman" w:eastAsia="Times New Roman"/>
+          <w:b w:val="0"/>
+          <w:i w:val="0"/>
+          <w:color w:val="000000"/>
+          <w:sz w:val="24"/>
+        </w:rPr>
+        <w:t>Kumar et al. (2025) built a Random Forest hair loss predictor on a dataset of 2,000 records with 10 features (genetics, hormones, medical history, nutrition, stress) and added a web interface built with Django. Random Forest reached 100% accuracy, while XGBoost (67.5%), CatBoost (49.5%), and LightGBM (47.5%) scored much lower. A score of 100% on a real health problem is unusual and may point to an easy or synthetic-looking dataset, so it is better read as a result on that one dataset than as proof that Random Forest is best. The very low CatBoost score also suggests that the boosting models were not tuned, which is an open question this study tests properly.</w:t>
+      </w:r>
+    </w:p>
+    <w:p>
+      <w:pPr>
+        <w:spacing w:after="240" w:before="0" w:line="360" w:lineRule="auto"/>
+        <w:jc w:val="both"/>
+      </w:pPr>
+      <w:r>
+        <w:rPr>
+          <w:rFonts w:ascii="Times New Roman" w:hAnsi="Times New Roman" w:eastAsia="Times New Roman"/>
+          <w:b w:val="0"/>
+          <w:i w:val="0"/>
+          <w:color w:val="000000"/>
+          <w:sz w:val="24"/>
+        </w:rPr>
+        <w:t>Siami and Azis (2025) compared Logistic Regression, Decision Tree, Random Forest, Gradient Boosting, XGBoost, and a voting ensemble on a balanced dataset of genetic, hormonal, lifestyle, and environmental indicators. Accuracy and F1-score stayed at about 50% at best, although age, stress, and nutritional deficiency were identified as important factors. The authors concluded that richer clinical inputs were needed.</w:t>
+      </w:r>
+    </w:p>
+    <w:p>
+      <w:pPr>
+        <w:spacing w:after="240" w:before="0" w:line="360" w:lineRule="auto"/>
+        <w:jc w:val="both"/>
+      </w:pPr>
+      <w:r>
+        <w:rPr>
+          <w:rFonts w:ascii="Times New Roman" w:hAnsi="Times New Roman" w:eastAsia="Times New Roman"/>
+          <w:b w:val="0"/>
+          <w:i w:val="0"/>
+          <w:color w:val="000000"/>
+          <w:sz w:val="24"/>
+        </w:rPr>
+        <w:t>Leema et al. (2025) collected questionnaire data from 750 university students and community members and proposed HairSentinel, which forecasts hair fall trends and flags unusual episodes using a Temporal Fusion Transformer (TFT). It reached 97.5% accuracy and was compared with a Long Short-Term Memory network (LSTM), Random Forest, and an Autoregressive Integrated Moving Average with Exogenous Variables model (ARIMAX). Their dataset is not public, which makes the result impossible to reproduce, and it rests on self-reported data rather than blood test values.</w:t>
+      </w:r>
+    </w:p>
+    <w:p>
+      <w:pPr>
+        <w:spacing w:after="240" w:before="0" w:line="360" w:lineRule="auto"/>
+        <w:jc w:val="both"/>
+      </w:pPr>
+      <w:r>
+        <w:rPr>
+          <w:rFonts w:ascii="Times New Roman" w:hAnsi="Times New Roman" w:eastAsia="Times New Roman"/>
           <w:b/>
           <w:i w:val="0"/>
           <w:color w:val="000000"/>
           <w:sz w:val="24"/>
         </w:rPr>
-        <w:t>Hair loss prediction from survey and lifestyle data.</w:t>
+        <w:t>Hair loss detection from images and deep learning.</w:t>
       </w:r>
       <w:r>
         <w:rPr>
@@ -2591,7 +2794,7 @@
           <w:color w:val="000000"/>
           <w:sz w:val="24"/>
         </w:rPr>
-        <w:t xml:space="preserve"> Khatun et al. (2022) surveyed 610 people in Bangladesh and trained a Support Vector Machine (SVM), k-Nearest Neighbours (KNN), Logistic Regression, Random Forest, and XGBoost to diagnose hair fall disorder. XGBoost gave the best accuracy of 92.62%. The study shows that questionnaire data can carry a useful signal, but it tested only classical models and did not explain individual predictions.</w:t>
+        <w:t xml:space="preserve"> Shakeel et al. (2021) proposed a framework that classifies healthy hair and alopecia areata from hair images using colour, texture, and shape features with SVM and KNN, with accuracies of 91.4% and 88.9%. Sayyad et al. (2022) used a VGG network with an SVM classifier and reported 98.31% accuracy on 200 healthy-hair images (Figaro1k) and 68 alopecia areata images (DermNet). Pandikumar et al. (2024) proposed a deep learning framework that combines convolutional neural networks (CNNs) on scalp images with LSTM networks on lifestyle sequences. These studies need images or specialised equipment, address alopecia areata or scalp condition rather than risk from routine health indicators, and use small image sets.</w:t>
       </w:r>
     </w:p>
     <w:p>
@@ -2602,12 +2805,22 @@
       <w:r>
         <w:rPr>
           <w:rFonts w:ascii="Times New Roman" w:hAnsi="Times New Roman" w:eastAsia="Times New Roman"/>
+          <w:b/>
+          <w:i w:val="0"/>
+          <w:color w:val="000000"/>
+          <w:sz w:val="24"/>
+        </w:rPr>
+        <w:t>Gradient boosting and CatBoost.</w:t>
+      </w:r>
+      <w:r>
+        <w:rPr>
+          <w:rFonts w:ascii="Times New Roman" w:hAnsi="Times New Roman" w:eastAsia="Times New Roman"/>
           <w:b w:val="0"/>
           <w:i w:val="0"/>
           <w:color w:val="000000"/>
           <w:sz w:val="24"/>
         </w:rPr>
-        <w:t>Sai et al. (2023) compared SVM, KNN, decision tree, random forest, and logistic regression with an ensemble method for hair fall prediction. The ensemble was better than every single algorithm in accuracy, precision, and recall. The study did not include boosting models designed for categorical data or any explanation method.</w:t>
+        <w:t xml:space="preserve"> Prokhorenkova et al. (2018) introduced CatBoost, which handles categorical features with ordered target statistics and ordered boosting to avoid target leakage. This design makes CatBoost a strong choice for survey-style data with many categorical answers. In hair loss research, however, CatBoost appears only as a side comparison and was not tuned (Kumar et al., 2025).</w:t>
       </w:r>
     </w:p>
     <w:p>
@@ -2618,12 +2831,22 @@
       <w:r>
         <w:rPr>
           <w:rFonts w:ascii="Times New Roman" w:hAnsi="Times New Roman" w:eastAsia="Times New Roman"/>
+          <w:b/>
+          <w:i w:val="0"/>
+          <w:color w:val="000000"/>
+          <w:sz w:val="24"/>
+        </w:rPr>
+        <w:t>Tabular foundation models.</w:t>
+      </w:r>
+      <w:r>
+        <w:rPr>
+          <w:rFonts w:ascii="Times New Roman" w:hAnsi="Times New Roman" w:eastAsia="Times New Roman"/>
           <w:b w:val="0"/>
           <w:i w:val="0"/>
           <w:color w:val="000000"/>
           <w:sz w:val="24"/>
         </w:rPr>
-        <w:t>Kumar et al. (2025) built a Random Forest hair loss predictor on a dataset of 2,000 records with 10 features (genetics, hormones, medical history, nutrition, stress) and added a web interface built with Django. Random Forest reached 100% accuracy, while XGBoost (67.5%), CatBoost (49.5%), and LightGBM (47.5%) scored much lower. A score of 100% on a real health problem is unusual and may point to an easy or synthetic-looking dataset, so it is better read as a result on that one dataset than as proof that Random Forest is best. The very low CatBoost score also suggests that the boosting models were not tuned, which is an open question this study tests properly.</w:t>
+        <w:t xml:space="preserve"> Hollmann et al. (2025) presented TabPFN, a transformer pretrained on millions of synthetic datasets that predicts on a new table in a single forward pass without task-specific training. It performed best on small datasets of up to about 10,000 rows. Kong et al. (2026) introduced TabFM, a 400-million-parameter model trained on synthetic tables, which ranked first among default tabular foundation models on the 51 datasets of the TabArena benchmark and outperformed tuned automated machine learning (AutoML) pipelines. An independent reproduction on three machines and 13 TabArena datasets confirmed competitive accuracy against XGBoost, Random Forest, and TabPFN, but reported four upstream software defects and memory failures above about 10,000 rows on a 24 GB graphics processing unit (GPU) (Pandey, 2026). None of these studies used medical or hair loss data.</w:t>
       </w:r>
     </w:p>
     <w:p>
@@ -2634,138 +2857,28 @@
       <w:r>
         <w:rPr>
           <w:rFonts w:ascii="Times New Roman" w:hAnsi="Times New Roman" w:eastAsia="Times New Roman"/>
+          <w:b/>
+          <w:i w:val="0"/>
+          <w:color w:val="000000"/>
+          <w:sz w:val="24"/>
+        </w:rPr>
+        <w:t>Explainability.</w:t>
+      </w:r>
+      <w:r>
+        <w:rPr>
+          <w:rFonts w:ascii="Times New Roman" w:hAnsi="Times New Roman" w:eastAsia="Times New Roman"/>
           <w:b w:val="0"/>
           <w:i w:val="0"/>
           <w:color w:val="000000"/>
           <w:sz w:val="24"/>
         </w:rPr>
-        <w:t>Siami and Azis (2025) compared Logistic Regression, Decision Tree, Random Forest, Gradient Boosting, XGBoost, and a voting ensemble on a balanced dataset of genetic, hormonal, lifestyle, and environmental indicators. Accuracy and F1-score stayed at about 50% at best, although age, stress, and nutritional deficiency were identified as important factors. The authors concluded that richer clinical inputs were needed.</w:t>
+        <w:t xml:space="preserve"> Lundberg and Lee (2017) proposed SHAP, which assigns each feature a contribution to a prediction using Shapley values from game theory. Because SHAP works with any model, it can be used to compare explanations from architecturally different models on the same data. Among the hair loss studies above, the emphasis is on accuracy, and none compares explanations across a boosted-tree model and foundation models.</w:t>
       </w:r>
     </w:p>
     <w:p>
       <w:pPr>
-        <w:spacing w:after="240" w:before="0" w:line="360" w:lineRule="auto"/>
-        <w:jc w:val="both"/>
-      </w:pPr>
-      <w:r>
-        <w:rPr>
-          <w:rFonts w:ascii="Times New Roman" w:hAnsi="Times New Roman" w:eastAsia="Times New Roman"/>
-          <w:b w:val="0"/>
-          <w:i w:val="0"/>
-          <w:color w:val="000000"/>
-          <w:sz w:val="24"/>
-        </w:rPr>
-        <w:t>Leema et al. (2025) collected questionnaire data from 750 university students and community members and proposed HairSentinel, which forecasts hair fall trends and flags unusual episodes using a Temporal Fusion Transformer (TFT). It reached 97.5% accuracy and was compared with a Long Short-Term Memory network (LSTM), Random Forest, and an Autoregressive Integrated Moving Average with Exogenous Variables model (ARIMAX). Their dataset is not public, which makes the result impossible to reproduce, and it rests on self-reported data rather than blood test values.</w:t>
-      </w:r>
-    </w:p>
-    <w:p>
-      <w:pPr>
-        <w:spacing w:after="240" w:before="0" w:line="360" w:lineRule="auto"/>
-        <w:jc w:val="both"/>
-      </w:pPr>
-      <w:r>
-        <w:rPr>
-          <w:rFonts w:ascii="Times New Roman" w:hAnsi="Times New Roman" w:eastAsia="Times New Roman"/>
-          <w:b/>
-          <w:i w:val="0"/>
-          <w:color w:val="000000"/>
-          <w:sz w:val="24"/>
-        </w:rPr>
-        <w:t>Hair loss detection from images and deep learning.</w:t>
-      </w:r>
-      <w:r>
-        <w:rPr>
-          <w:rFonts w:ascii="Times New Roman" w:hAnsi="Times New Roman" w:eastAsia="Times New Roman"/>
-          <w:b w:val="0"/>
-          <w:i w:val="0"/>
-          <w:color w:val="000000"/>
-          <w:sz w:val="24"/>
-        </w:rPr>
-        <w:t xml:space="preserve"> Shakeel et al. (2021) proposed a framework that classifies healthy hair and alopecia areata from hair images using colour, texture, and shape features with SVM and KNN, with accuracies of 91.4% and 88.9%. Sayyad et al. (2022) used a VGG network with an SVM classifier and reported 98.31% accuracy on 200 healthy-hair images (Figaro1k) and 68 alopecia areata images (DermNet). Pandikumar et al. (2024) proposed a deep learning framework that combines convolutional neural networks (CNNs) on scalp images with LSTM networks on lifestyle sequences. These studies need images or specialised equipment, address alopecia areata or scalp condition rather than risk from routine health indicators, and use small image sets.</w:t>
-      </w:r>
-    </w:p>
-    <w:p>
-      <w:pPr>
-        <w:spacing w:after="240" w:before="0" w:line="360" w:lineRule="auto"/>
-        <w:jc w:val="both"/>
-      </w:pPr>
-      <w:r>
-        <w:rPr>
-          <w:rFonts w:ascii="Times New Roman" w:hAnsi="Times New Roman" w:eastAsia="Times New Roman"/>
-          <w:b/>
-          <w:i w:val="0"/>
-          <w:color w:val="000000"/>
-          <w:sz w:val="24"/>
-        </w:rPr>
-        <w:t>Gradient boosting and CatBoost.</w:t>
-      </w:r>
-      <w:r>
-        <w:rPr>
-          <w:rFonts w:ascii="Times New Roman" w:hAnsi="Times New Roman" w:eastAsia="Times New Roman"/>
-          <w:b w:val="0"/>
-          <w:i w:val="0"/>
-          <w:color w:val="000000"/>
-          <w:sz w:val="24"/>
-        </w:rPr>
-        <w:t xml:space="preserve"> Prokhorenkova et al. (2018) introduced CatBoost, which handles categorical features with ordered target statistics and ordered boosting to avoid target leakage. This design makes CatBoost a strong choice for survey-style data with many categorical answers. In hair loss research, however, CatBoost appears only as a side comparison and was not tuned (Kumar et al., 2025).</w:t>
-      </w:r>
-    </w:p>
-    <w:p>
-      <w:pPr>
-        <w:spacing w:after="240" w:before="0" w:line="360" w:lineRule="auto"/>
-        <w:jc w:val="both"/>
-      </w:pPr>
-      <w:r>
-        <w:rPr>
-          <w:rFonts w:ascii="Times New Roman" w:hAnsi="Times New Roman" w:eastAsia="Times New Roman"/>
-          <w:b/>
-          <w:i w:val="0"/>
-          <w:color w:val="000000"/>
-          <w:sz w:val="24"/>
-        </w:rPr>
-        <w:t>Tabular foundation models.</w:t>
-      </w:r>
-      <w:r>
-        <w:rPr>
-          <w:rFonts w:ascii="Times New Roman" w:hAnsi="Times New Roman" w:eastAsia="Times New Roman"/>
-          <w:b w:val="0"/>
-          <w:i w:val="0"/>
-          <w:color w:val="000000"/>
-          <w:sz w:val="24"/>
-        </w:rPr>
-        <w:t xml:space="preserve"> Hollmann et al. (2025) presented TabPFN, a transformer pretrained on millions of synthetic datasets that predicts on a new table in a single forward pass without task-specific training. It performed best on small datasets of up to about 10,000 rows. Kong et al. (2026) introduced TabFM, a 400-million-parameter model trained on synthetic tables, which ranked first among default tabular foundation models on the 51 datasets of the TabArena benchmark and outperformed tuned automated machine learning (AutoML) pipelines. An independent reproduction on three machines and 13 TabArena datasets confirmed competitive accuracy against XGBoost, Random Forest, and TabPFN, but reported four upstream software defects and memory failures above about 10,000 rows on a 24 GB graphics processing unit (GPU) (Pandey, 2026). None of these studies used medical or hair loss data.</w:t>
-      </w:r>
-    </w:p>
-    <w:p>
-      <w:pPr>
-        <w:spacing w:after="240" w:before="0" w:line="360" w:lineRule="auto"/>
-        <w:jc w:val="both"/>
-      </w:pPr>
-      <w:r>
-        <w:rPr>
-          <w:rFonts w:ascii="Times New Roman" w:hAnsi="Times New Roman" w:eastAsia="Times New Roman"/>
-          <w:b/>
-          <w:i w:val="0"/>
-          <w:color w:val="000000"/>
-          <w:sz w:val="24"/>
-        </w:rPr>
-        <w:t>Explainability.</w:t>
-      </w:r>
-      <w:r>
-        <w:rPr>
-          <w:rFonts w:ascii="Times New Roman" w:hAnsi="Times New Roman" w:eastAsia="Times New Roman"/>
-          <w:b w:val="0"/>
-          <w:i w:val="0"/>
-          <w:color w:val="000000"/>
-          <w:sz w:val="24"/>
-        </w:rPr>
-        <w:t xml:space="preserve"> Lundberg and Lee (2017) proposed SHAP, which assigns each feature a contribution to a prediction using Shapley values from game theory. Because SHAP works with any model, it can be used to compare explanations from architecturally different models on the same data. Among the hair loss studies above, the emphasis is on accuracy, and none compares explanations across a boosted-tree model and foundation models.</w:t>
-      </w:r>
-    </w:p>
-    <w:p>
-      <w:pPr>
         <w:keepNext/>
-        <w:spacing w:after="120" w:before="0" w:line="276" w:lineRule="auto"/>
+        <w:spacing w:after="120" w:before="0" w:line="360" w:lineRule="auto"/>
         <w:jc w:val="left"/>
       </w:pPr>
       <w:r>
@@ -4492,27 +4605,11 @@
     </w:p>
     <w:p>
       <w:pPr>
-        <w:spacing w:after="240" w:before="0" w:line="360" w:lineRule="auto"/>
-        <w:jc w:val="both"/>
-      </w:pPr>
-      <w:r>
-        <w:rPr>
-          <w:rFonts w:ascii="Times New Roman" w:hAnsi="Times New Roman" w:eastAsia="Times New Roman"/>
-          <w:b w:val="0"/>
-          <w:i w:val="0"/>
-          <w:color w:val="000000"/>
-          <w:sz w:val="24"/>
-        </w:rPr>
-        <w:t>Taken together, the gaps lead to the two objectives of this study: to benchmark CatBoost, TabPFN, and TabFM on the same hair fall risk dataset (Objective 1), and to explain every model with SHAP (Objective 2). Chapter 3 describes the dataset and methods that will be used to do this.</w:t>
-      </w:r>
-    </w:p>
-    <w:p>
-      <w:pPr>
         <w:pStyle w:val="Heading1"/>
         <w:keepNext/>
         <w:pageBreakBefore/>
         <w:spacing w:after="360" w:before="0" w:line="360" w:lineRule="auto"/>
-        <w:jc w:val="left"/>
+        <w:jc w:val="center"/>
       </w:pPr>
       <w:r>
         <w:rPr>
@@ -4522,22 +4619,6 @@
           <w:sz w:val="32"/>
         </w:rPr>
         <w:t>Chapter 3: Methodology</w:t>
-      </w:r>
-    </w:p>
-    <w:p>
-      <w:pPr>
-        <w:spacing w:after="240" w:before="0" w:line="360" w:lineRule="auto"/>
-        <w:jc w:val="both"/>
-      </w:pPr>
-      <w:r>
-        <w:rPr>
-          <w:rFonts w:ascii="Times New Roman" w:hAnsi="Times New Roman" w:eastAsia="Times New Roman"/>
-          <w:b w:val="0"/>
-          <w:i w:val="0"/>
-          <w:color w:val="000000"/>
-          <w:sz w:val="24"/>
-        </w:rPr>
-        <w:t>Chapter 2 ended with five research gaps, and Chapter 1 set two objectives: to benchmark three models and to explain them. This chapter describes the data and the methods that answer them. It starts with the overall framework (Section 3.1), then the dataset and its preparation (Sections 3.2 and 3.3), the three models (3.4), the explainability method (3.5), the tools and environment (3.6 and 3.7), and the evaluation metrics (3.8). The dataset work and preprocessing have already been done, and the experiments will be carried out after the proposal is approved.</w:t>
       </w:r>
     </w:p>
     <w:p>
@@ -4583,7 +4664,7 @@
         <w:drawing>
           <wp:inline xmlns:a="http://schemas.openxmlformats.org/drawingml/2006/main" xmlns:pic="http://schemas.openxmlformats.org/drawingml/2006/picture">
             <wp:extent cx="5733288" cy="2475507"/>
-            <wp:docPr id="1" name="Picture 1"/>
+            <wp:docPr id="2" name="Picture 2"/>
             <wp:cNvGraphicFramePr>
               <a:graphicFrameLocks noChangeAspect="1"/>
             </wp:cNvGraphicFramePr>
@@ -4595,7 +4676,7 @@
                     <pic:cNvPicPr/>
                   </pic:nvPicPr>
                   <pic:blipFill>
-                    <a:blip r:embed="rId11"/>
+                    <a:blip r:embed="rId12"/>
                     <a:stretch>
                       <a:fillRect/>
                     </a:stretch>
@@ -4616,7 +4697,7 @@
     </w:p>
     <w:p>
       <w:pPr>
-        <w:spacing w:after="240" w:before="0" w:line="276" w:lineRule="auto"/>
+        <w:spacing w:after="240" w:before="0" w:line="360" w:lineRule="auto"/>
         <w:jc w:val="left"/>
       </w:pPr>
       <w:r>
@@ -4703,13 +4784,55 @@
           <w:color w:val="000000"/>
           <w:sz w:val="24"/>
         </w:rPr>
-        <w:t>Three datasets were involved. The main dataset used for modelling contains all 21,606 records and all columns needed for the study. To check that this dataset is realistic and that the findings do not depend on one source only, it was compared with two public datasets. Table 3.1 lists the three datasets, and Figure 3.2 shows how they are related.</w:t>
+        <w:t xml:space="preserve">Two public datasets were the sources of the data: Dataset 1, with 100,000 records of blood and body measurements (Dhankour, 2023), and Dataset 2, a survey of 716 people on their health and lifestyle (Arnob et al., 2024). Because they describe different people, the two were first combined into one super dataset of about 2 lakh (200,000) records that contains every column of Dataset 1 and of Dataset 2. </w:t>
+      </w:r>
+      <w:r>
+        <w:rPr>
+          <w:rFonts w:ascii="Times New Roman" w:hAnsi="Times New Roman" w:eastAsia="Times New Roman"/>
+          <w:b w:val="0"/>
+          <w:i w:val="0"/>
+          <w:color w:val="000000"/>
+          <w:sz w:val="24"/>
+          <w:highlight w:val="yellow"/>
+        </w:rPr>
+        <w:t>[CONFIRM: how the two datasets were combined into about 200,000 records.]</w:t>
+      </w:r>
+      <w:r>
+        <w:rPr>
+          <w:rFonts w:ascii="Times New Roman" w:hAnsi="Times New Roman" w:eastAsia="Times New Roman"/>
+          <w:b w:val="0"/>
+          <w:i w:val="0"/>
+          <w:color w:val="000000"/>
+          <w:sz w:val="24"/>
+        </w:rPr>
+        <w:t xml:space="preserve"> The super dataset was then cleaned, which left 21,606 records. Finally, these records were compared and mapped against Dataset 1 and Dataset 2, so that their values follow the ranges and relationships found in the two sources, and the result is the final dataset (data.csv) used in this study. </w:t>
+      </w:r>
+      <w:r>
+        <w:rPr>
+          <w:rFonts w:ascii="Times New Roman" w:hAnsi="Times New Roman" w:eastAsia="Times New Roman"/>
+          <w:b w:val="0"/>
+          <w:i w:val="0"/>
+          <w:color w:val="000000"/>
+          <w:sz w:val="24"/>
+          <w:highlight w:val="yellow"/>
+        </w:rPr>
+        <w:t>[CONFIRM: the rule used for the mapping.]</w:t>
+      </w:r>
+      <w:r>
+        <w:rPr>
+          <w:rFonts w:ascii="Times New Roman" w:hAnsi="Times New Roman" w:eastAsia="Times New Roman"/>
+          <w:b w:val="0"/>
+          <w:i w:val="0"/>
+          <w:color w:val="000000"/>
+          <w:sz w:val="24"/>
+        </w:rPr>
+        <w:t xml:space="preserve"> Table 3.1 lists the datasets, and Figure 3.2 shows how they are related.</w:t>
       </w:r>
     </w:p>
     <w:p>
       <w:pPr>
         <w:keepNext/>
-        <w:spacing w:after="120" w:before="0" w:line="276" w:lineRule="auto"/>
+        <w:spacing w:after="120" w:before="0" w:line="360" w:lineRule="auto"/>
         <w:jc w:val="left"/>
       </w:pPr>
       <w:r>
@@ -4730,7 +4853,7 @@
           <w:color w:val="000000"/>
           <w:sz w:val="24"/>
         </w:rPr>
-        <w:t xml:space="preserve"> The three datasets</w:t>
+        <w:t xml:space="preserve"> The source datasets, the super dataset, and the final dataset</w:t>
       </w:r>
     </w:p>
     <w:tbl>
@@ -4742,12 +4865,12 @@
         <w:tblLook w:firstColumn="1" w:firstRow="1" w:lastColumn="0" w:lastRow="0" w:noHBand="0" w:noVBand="1" w:val="04A0"/>
       </w:tblPr>
       <w:tblGrid>
-        <w:gridCol w:w="1714"/>
-        <w:gridCol w:w="2286"/>
-        <w:gridCol w:w="743"/>
-        <w:gridCol w:w="743"/>
-        <w:gridCol w:w="2286"/>
-        <w:gridCol w:w="1257"/>
+        <w:gridCol w:w="1539"/>
+        <w:gridCol w:w="2052"/>
+        <w:gridCol w:w="975"/>
+        <w:gridCol w:w="1282"/>
+        <w:gridCol w:w="2052"/>
+        <w:gridCol w:w="1129"/>
       </w:tblGrid>
       <w:tr>
         <w:trPr>
@@ -4756,7 +4879,7 @@
         </w:trPr>
         <w:tc>
           <w:tcPr>
-            <w:tcW w:type="dxa" w:w="1714"/>
+            <w:tcW w:type="dxa" w:w="1539"/>
             <w:shd w:val="clear" w:color="auto" w:fill="E7E6E6"/>
           </w:tcPr>
           <w:p>
@@ -4778,7 +4901,7 @@
         </w:tc>
         <w:tc>
           <w:tcPr>
-            <w:tcW w:type="dxa" w:w="2286"/>
+            <w:tcW w:type="dxa" w:w="2052"/>
             <w:shd w:val="clear" w:color="auto" w:fill="E7E6E6"/>
           </w:tcPr>
           <w:p>
@@ -4800,7 +4923,7 @@
         </w:tc>
         <w:tc>
           <w:tcPr>
-            <w:tcW w:type="dxa" w:w="743"/>
+            <w:tcW w:type="dxa" w:w="975"/>
             <w:shd w:val="clear" w:color="auto" w:fill="E7E6E6"/>
           </w:tcPr>
           <w:p>
@@ -4822,7 +4945,7 @@
         </w:tc>
         <w:tc>
           <w:tcPr>
-            <w:tcW w:type="dxa" w:w="743"/>
+            <w:tcW w:type="dxa" w:w="1282"/>
             <w:shd w:val="clear" w:color="auto" w:fill="E7E6E6"/>
           </w:tcPr>
           <w:p>
@@ -4844,7 +4967,7 @@
         </w:tc>
         <w:tc>
           <w:tcPr>
-            <w:tcW w:type="dxa" w:w="2286"/>
+            <w:tcW w:type="dxa" w:w="2052"/>
             <w:shd w:val="clear" w:color="auto" w:fill="E7E6E6"/>
           </w:tcPr>
           <w:p>
@@ -4866,7 +4989,7 @@
         </w:tc>
         <w:tc>
           <w:tcPr>
-            <w:tcW w:type="dxa" w:w="1257"/>
+            <w:tcW w:type="dxa" w:w="1129"/>
             <w:shd w:val="clear" w:color="auto" w:fill="E7E6E6"/>
           </w:tcPr>
           <w:p>
@@ -4893,7 +5016,7 @@
         </w:trPr>
         <w:tc>
           <w:tcPr>
-            <w:tcW w:type="dxa" w:w="1714"/>
+            <w:tcW w:type="dxa" w:w="1539"/>
           </w:tcPr>
           <w:p>
             <w:pPr>
@@ -4914,7 +5037,7 @@
         </w:tc>
         <w:tc>
           <w:tcPr>
-            <w:tcW w:type="dxa" w:w="2286"/>
+            <w:tcW w:type="dxa" w:w="2052"/>
           </w:tcPr>
           <w:p>
             <w:pPr>
@@ -4935,7 +5058,7 @@
         </w:tc>
         <w:tc>
           <w:tcPr>
-            <w:tcW w:type="dxa" w:w="743"/>
+            <w:tcW w:type="dxa" w:w="975"/>
           </w:tcPr>
           <w:p>
             <w:pPr>
@@ -4956,7 +5079,7 @@
         </w:tc>
         <w:tc>
           <w:tcPr>
-            <w:tcW w:type="dxa" w:w="743"/>
+            <w:tcW w:type="dxa" w:w="1282"/>
           </w:tcPr>
           <w:p>
             <w:pPr>
@@ -4977,7 +5100,7 @@
         </w:tc>
         <w:tc>
           <w:tcPr>
-            <w:tcW w:type="dxa" w:w="2286"/>
+            <w:tcW w:type="dxa" w:w="2052"/>
           </w:tcPr>
           <w:p>
             <w:pPr>
@@ -4998,7 +5121,7 @@
         </w:tc>
         <w:tc>
           <w:tcPr>
-            <w:tcW w:type="dxa" w:w="1257"/>
+            <w:tcW w:type="dxa" w:w="1129"/>
           </w:tcPr>
           <w:p>
             <w:pPr>
@@ -5024,7 +5147,7 @@
         </w:trPr>
         <w:tc>
           <w:tcPr>
-            <w:tcW w:type="dxa" w:w="1714"/>
+            <w:tcW w:type="dxa" w:w="1539"/>
           </w:tcPr>
           <w:p>
             <w:pPr>
@@ -5045,7 +5168,7 @@
         </w:tc>
         <w:tc>
           <w:tcPr>
-            <w:tcW w:type="dxa" w:w="2286"/>
+            <w:tcW w:type="dxa" w:w="2052"/>
           </w:tcPr>
           <w:p>
             <w:pPr>
@@ -5066,7 +5189,7 @@
         </w:tc>
         <w:tc>
           <w:tcPr>
-            <w:tcW w:type="dxa" w:w="743"/>
+            <w:tcW w:type="dxa" w:w="975"/>
           </w:tcPr>
           <w:p>
             <w:pPr>
@@ -5087,7 +5210,7 @@
         </w:tc>
         <w:tc>
           <w:tcPr>
-            <w:tcW w:type="dxa" w:w="743"/>
+            <w:tcW w:type="dxa" w:w="1282"/>
           </w:tcPr>
           <w:p>
             <w:pPr>
@@ -5108,7 +5231,7 @@
         </w:tc>
         <w:tc>
           <w:tcPr>
-            <w:tcW w:type="dxa" w:w="2286"/>
+            <w:tcW w:type="dxa" w:w="2052"/>
           </w:tcPr>
           <w:p>
             <w:pPr>
@@ -5129,7 +5252,7 @@
         </w:tc>
         <w:tc>
           <w:tcPr>
-            <w:tcW w:type="dxa" w:w="1257"/>
+            <w:tcW w:type="dxa" w:w="1129"/>
           </w:tcPr>
           <w:p>
             <w:pPr>
@@ -5155,7 +5278,138 @@
         </w:trPr>
         <w:tc>
           <w:tcPr>
-            <w:tcW w:type="dxa" w:w="1714"/>
+            <w:tcW w:type="dxa" w:w="1539"/>
+          </w:tcPr>
+          <w:p>
+            <w:pPr>
+              <w:spacing w:after="40" w:before="40" w:line="240" w:lineRule="auto"/>
+              <w:jc w:val="left"/>
+            </w:pPr>
+            <w:r>
+              <w:rPr>
+                <w:rFonts w:ascii="Times New Roman" w:hAnsi="Times New Roman" w:eastAsia="Times New Roman"/>
+                <w:b w:val="0"/>
+                <w:i w:val="0"/>
+                <w:color w:val="000000"/>
+                <w:sz w:val="21"/>
+              </w:rPr>
+              <w:t>Super dataset</w:t>
+            </w:r>
+          </w:p>
+        </w:tc>
+        <w:tc>
+          <w:tcPr>
+            <w:tcW w:type="dxa" w:w="2052"/>
+          </w:tcPr>
+          <w:p>
+            <w:pPr>
+              <w:spacing w:after="40" w:before="40" w:line="240" w:lineRule="auto"/>
+              <w:jc w:val="left"/>
+            </w:pPr>
+            <w:r>
+              <w:rPr>
+                <w:rFonts w:ascii="Times New Roman" w:hAnsi="Times New Roman" w:eastAsia="Times New Roman"/>
+                <w:b w:val="0"/>
+                <w:i w:val="0"/>
+                <w:color w:val="000000"/>
+                <w:sz w:val="21"/>
+              </w:rPr>
+              <w:t>Dataset 1 and Dataset 2 combined</w:t>
+            </w:r>
+          </w:p>
+        </w:tc>
+        <w:tc>
+          <w:tcPr>
+            <w:tcW w:type="dxa" w:w="975"/>
+          </w:tcPr>
+          <w:p>
+            <w:pPr>
+              <w:spacing w:after="40" w:before="40" w:line="240" w:lineRule="auto"/>
+              <w:jc w:val="left"/>
+            </w:pPr>
+            <w:r>
+              <w:rPr>
+                <w:rFonts w:ascii="Times New Roman" w:hAnsi="Times New Roman" w:eastAsia="Times New Roman"/>
+                <w:b w:val="0"/>
+                <w:i w:val="0"/>
+                <w:color w:val="000000"/>
+                <w:sz w:val="21"/>
+              </w:rPr>
+              <w:t>About 200,000</w:t>
+            </w:r>
+          </w:p>
+        </w:tc>
+        <w:tc>
+          <w:tcPr>
+            <w:tcW w:type="dxa" w:w="1282"/>
+          </w:tcPr>
+          <w:p>
+            <w:pPr>
+              <w:spacing w:after="40" w:before="40" w:line="240" w:lineRule="auto"/>
+              <w:jc w:val="left"/>
+            </w:pPr>
+            <w:r>
+              <w:rPr>
+                <w:rFonts w:ascii="Times New Roman" w:hAnsi="Times New Roman" w:eastAsia="Times New Roman"/>
+                <w:b w:val="0"/>
+                <w:i w:val="0"/>
+                <w:color w:val="000000"/>
+                <w:sz w:val="21"/>
+              </w:rPr>
+              <w:t>All columns of both</w:t>
+            </w:r>
+          </w:p>
+        </w:tc>
+        <w:tc>
+          <w:tcPr>
+            <w:tcW w:type="dxa" w:w="2052"/>
+          </w:tcPr>
+          <w:p>
+            <w:pPr>
+              <w:spacing w:after="40" w:before="40" w:line="240" w:lineRule="auto"/>
+              <w:jc w:val="left"/>
+            </w:pPr>
+            <w:r>
+              <w:rPr>
+                <w:rFonts w:ascii="Times New Roman" w:hAnsi="Times New Roman" w:eastAsia="Times New Roman"/>
+                <w:b w:val="0"/>
+                <w:i w:val="0"/>
+                <w:color w:val="000000"/>
+                <w:sz w:val="21"/>
+              </w:rPr>
+              <w:t>Every column of Dataset 1 and Dataset 2</w:t>
+            </w:r>
+          </w:p>
+        </w:tc>
+        <w:tc>
+          <w:tcPr>
+            <w:tcW w:type="dxa" w:w="1129"/>
+          </w:tcPr>
+          <w:p>
+            <w:pPr>
+              <w:spacing w:after="40" w:before="40" w:line="240" w:lineRule="auto"/>
+              <w:jc w:val="left"/>
+            </w:pPr>
+            <w:r>
+              <w:rPr>
+                <w:rFonts w:ascii="Times New Roman" w:hAnsi="Times New Roman" w:eastAsia="Times New Roman"/>
+                <w:b w:val="0"/>
+                <w:i w:val="0"/>
+                <w:color w:val="000000"/>
+                <w:sz w:val="21"/>
+              </w:rPr>
+              <w:t>None</w:t>
+            </w:r>
+          </w:p>
+        </w:tc>
+      </w:tr>
+      <w:tr>
+        <w:trPr>
+          <w:cantSplit/>
+        </w:trPr>
+        <w:tc>
+          <w:tcPr>
+            <w:tcW w:type="dxa" w:w="1539"/>
           </w:tcPr>
           <w:p>
             <w:pPr>
@@ -5176,7 +5430,7 @@
         </w:tc>
         <w:tc>
           <w:tcPr>
-            <w:tcW w:type="dxa" w:w="2286"/>
+            <w:tcW w:type="dxa" w:w="2052"/>
           </w:tcPr>
           <w:p>
             <w:pPr>
@@ -5191,13 +5445,13 @@
                 <w:color w:val="000000"/>
                 <w:sz w:val="21"/>
               </w:rPr>
-              <w:t>Prepared for this study</w:t>
+              <w:t>Cleaned and mapped from the super dataset</w:t>
             </w:r>
           </w:p>
         </w:tc>
         <w:tc>
           <w:tcPr>
-            <w:tcW w:type="dxa" w:w="743"/>
+            <w:tcW w:type="dxa" w:w="975"/>
           </w:tcPr>
           <w:p>
             <w:pPr>
@@ -5218,7 +5472,7 @@
         </w:tc>
         <w:tc>
           <w:tcPr>
-            <w:tcW w:type="dxa" w:w="743"/>
+            <w:tcW w:type="dxa" w:w="1282"/>
           </w:tcPr>
           <w:p>
             <w:pPr>
@@ -5239,7 +5493,7 @@
         </w:tc>
         <w:tc>
           <w:tcPr>
-            <w:tcW w:type="dxa" w:w="2286"/>
+            <w:tcW w:type="dxa" w:w="2052"/>
           </w:tcPr>
           <w:p>
             <w:pPr>
@@ -5260,7 +5514,7 @@
         </w:tc>
         <w:tc>
           <w:tcPr>
-            <w:tcW w:type="dxa" w:w="1257"/>
+            <w:tcW w:type="dxa" w:w="1129"/>
           </w:tcPr>
           <w:p>
             <w:pPr>
@@ -5295,8 +5549,8 @@
       <w:r>
         <w:drawing>
           <wp:inline xmlns:a="http://schemas.openxmlformats.org/drawingml/2006/main" xmlns:pic="http://schemas.openxmlformats.org/drawingml/2006/picture">
-            <wp:extent cx="5733288" cy="2924362"/>
-            <wp:docPr id="2" name="Picture 2"/>
+            <wp:extent cx="5733288" cy="2074691"/>
+            <wp:docPr id="3" name="Picture 3"/>
             <wp:cNvGraphicFramePr>
               <a:graphicFrameLocks noChangeAspect="1"/>
             </wp:cNvGraphicFramePr>
@@ -5308,7 +5562,7 @@
                     <pic:cNvPicPr/>
                   </pic:nvPicPr>
                   <pic:blipFill>
-                    <a:blip r:embed="rId12"/>
+                    <a:blip r:embed="rId13"/>
                     <a:stretch>
                       <a:fillRect/>
                     </a:stretch>
@@ -5316,7 +5570,7 @@
                   <pic:spPr>
                     <a:xfrm>
                       <a:off x="0" y="0"/>
-                      <a:ext cx="5733288" cy="2924362"/>
+                      <a:ext cx="5733288" cy="2074691"/>
                     </a:xfrm>
                     <a:prstGeom prst="rect"/>
                   </pic:spPr>
@@ -5329,7 +5583,7 @@
     </w:p>
     <w:p>
       <w:pPr>
-        <w:spacing w:after="240" w:before="0" w:line="276" w:lineRule="auto"/>
+        <w:spacing w:after="240" w:before="0" w:line="360" w:lineRule="auto"/>
         <w:jc w:val="left"/>
       </w:pPr>
       <w:r>
@@ -5366,13 +5620,13 @@
           <w:color w:val="000000"/>
           <w:sz w:val="24"/>
         </w:rPr>
-        <w:t>The datasets are related by the meaning of their columns and not by a record key. Dataset 1 has no identifier at all, and Dataset 2 has only a timestamp, and the people in the three datasets are not the same individuals. A record-by-record join is therefore not possible. Instead, each column of the final dataset was matched to the column or question that measures the same thing, as shown in Table 3.2. The primary key of the final dataset is its own id column, which runs from 1 to 21,606 and was removed before modelling.</w:t>
+        <w:t>The source datasets are related by the meaning of their columns and not by a record key. Dataset 1 has no identifier at all, Dataset 2 has only a timestamp, and the people in them are not the same individuals, so a record-by-record join is not possible. Instead, each column of the final dataset was matched to the column or question that measures the same thing, as shown in Table 3.2. The primary key of the final dataset is its own id column, which runs from 1 to 21,606 and was removed before modelling.</w:t>
       </w:r>
     </w:p>
     <w:p>
       <w:pPr>
         <w:keepNext/>
-        <w:spacing w:after="120" w:before="0" w:line="276" w:lineRule="auto"/>
+        <w:spacing w:after="120" w:before="0" w:line="360" w:lineRule="auto"/>
         <w:jc w:val="left"/>
       </w:pPr>
       <w:r>
@@ -7467,7 +7721,7 @@
     <w:p>
       <w:pPr>
         <w:keepNext/>
-        <w:spacing w:after="120" w:before="0" w:line="276" w:lineRule="auto"/>
+        <w:spacing w:after="120" w:before="0" w:line="360" w:lineRule="auto"/>
         <w:jc w:val="left"/>
       </w:pPr>
       <w:r>
@@ -8748,28 +9002,7 @@
           <w:color w:val="000000"/>
           <w:sz w:val="24"/>
         </w:rPr>
-        <w:t xml:space="preserve">: the associations learned by the models reflect relationships built into the data from the dermatology literature and the survey, and they are not new clinical evidence. </w:t>
-      </w:r>
-      <w:r>
-        <w:rPr>
-          <w:rFonts w:ascii="Times New Roman" w:hAnsi="Times New Roman" w:eastAsia="Times New Roman"/>
-          <w:b w:val="0"/>
-          <w:i w:val="0"/>
-          <w:color w:val="000000"/>
-          <w:sz w:val="24"/>
-          <w:highlight w:val="yellow"/>
-        </w:rPr>
-        <w:t>[CONFIRM: add one sentence on how the 21,606 records were first generated.]</w:t>
-      </w:r>
-      <w:r>
-        <w:rPr>
-          <w:rFonts w:ascii="Times New Roman" w:hAnsi="Times New Roman" w:eastAsia="Times New Roman"/>
-          <w:b w:val="0"/>
-          <w:i w:val="0"/>
-          <w:color w:val="000000"/>
-          <w:sz w:val="24"/>
-        </w:rPr>
-        <w:t xml:space="preserve"> This limitation is stated again when the results are discussed.</w:t>
+        <w:t>: the associations learned by the models reflect relationships built into the data from the dermatology literature and the survey, and they are not new clinical evidence. This limitation is stated again when the results are discussed.</w:t>
       </w:r>
     </w:p>
     <w:p>
@@ -9208,7 +9441,7 @@
     <w:p>
       <w:pPr>
         <w:keepNext/>
-        <w:spacing w:after="120" w:before="0" w:line="276" w:lineRule="auto"/>
+        <w:spacing w:after="120" w:before="0" w:line="360" w:lineRule="auto"/>
         <w:jc w:val="left"/>
       </w:pPr>
       <w:r>
@@ -10339,7 +10572,7 @@
           <w:color w:val="000000"/>
           <w:sz w:val="24"/>
         </w:rPr>
-        <w:t>Three models from different families are compared: a tuned gradient boosting model (CatBoost) and two tabular foundation models that predict without training (TabPFN and TabFM). Each is shown as a block diagram with a short explanation of how it works.</w:t>
+        <w:t>Three models from different families are compared: a tuned gradient boosting model (CatBoost) and two tabular foundation models that predict without training (TabPFN and TabFM).</w:t>
       </w:r>
     </w:p>
     <w:p>
@@ -10369,7 +10602,7 @@
         <w:drawing>
           <wp:inline xmlns:a="http://schemas.openxmlformats.org/drawingml/2006/main" xmlns:pic="http://schemas.openxmlformats.org/drawingml/2006/picture">
             <wp:extent cx="5733288" cy="2738965"/>
-            <wp:docPr id="3" name="Picture 3"/>
+            <wp:docPr id="4" name="Picture 4"/>
             <wp:cNvGraphicFramePr>
               <a:graphicFrameLocks noChangeAspect="1"/>
             </wp:cNvGraphicFramePr>
@@ -10381,7 +10614,7 @@
                     <pic:cNvPicPr/>
                   </pic:nvPicPr>
                   <pic:blipFill>
-                    <a:blip r:embed="rId13"/>
+                    <a:blip r:embed="rId14"/>
                     <a:stretch>
                       <a:fillRect/>
                     </a:stretch>
@@ -10402,7 +10635,7 @@
     </w:p>
     <w:p>
       <w:pPr>
-        <w:spacing w:after="240" w:before="0" w:line="276" w:lineRule="auto"/>
+        <w:spacing w:after="240" w:before="0" w:line="360" w:lineRule="auto"/>
         <w:jc w:val="left"/>
       </w:pPr>
       <w:r>
@@ -10542,7 +10775,7 @@
               <w:drawing>
                 <wp:inline xmlns:a="http://schemas.openxmlformats.org/drawingml/2006/main" xmlns:pic="http://schemas.openxmlformats.org/drawingml/2006/picture">
                   <wp:extent cx="2782824" cy="472440"/>
-                  <wp:docPr id="4" name="Picture 4"/>
+                  <wp:docPr id="5" name="Picture 5"/>
                   <wp:cNvGraphicFramePr>
                     <a:graphicFrameLocks noChangeAspect="1"/>
                   </wp:cNvGraphicFramePr>
@@ -10554,7 +10787,7 @@
                           <pic:cNvPicPr/>
                         </pic:nvPicPr>
                         <pic:blipFill>
-                          <a:blip r:embed="rId14"/>
+                          <a:blip r:embed="rId15"/>
                           <a:stretch>
                             <a:fillRect/>
                           </a:stretch>
@@ -10748,7 +10981,7 @@
               <w:drawing>
                 <wp:inline xmlns:a="http://schemas.openxmlformats.org/drawingml/2006/main" xmlns:pic="http://schemas.openxmlformats.org/drawingml/2006/picture">
                   <wp:extent cx="1261872" cy="539496"/>
-                  <wp:docPr id="5" name="Picture 5"/>
+                  <wp:docPr id="6" name="Picture 6"/>
                   <wp:cNvGraphicFramePr>
                     <a:graphicFrameLocks noChangeAspect="1"/>
                   </wp:cNvGraphicFramePr>
@@ -10760,7 +10993,7 @@
                           <pic:cNvPicPr/>
                         </pic:nvPicPr>
                         <pic:blipFill>
-                          <a:blip r:embed="rId15"/>
+                          <a:blip r:embed="rId16"/>
                           <a:stretch>
                             <a:fillRect/>
                           </a:stretch>
@@ -10850,7 +11083,7 @@
         <w:drawing>
           <wp:inline xmlns:a="http://schemas.openxmlformats.org/drawingml/2006/main" xmlns:pic="http://schemas.openxmlformats.org/drawingml/2006/picture">
             <wp:extent cx="5733288" cy="2833412"/>
-            <wp:docPr id="6" name="Picture 6"/>
+            <wp:docPr id="7" name="Picture 7"/>
             <wp:cNvGraphicFramePr>
               <a:graphicFrameLocks noChangeAspect="1"/>
             </wp:cNvGraphicFramePr>
@@ -10862,7 +11095,7 @@
                     <pic:cNvPicPr/>
                   </pic:nvPicPr>
                   <pic:blipFill>
-                    <a:blip r:embed="rId16"/>
+                    <a:blip r:embed="rId17"/>
                     <a:stretch>
                       <a:fillRect/>
                     </a:stretch>
@@ -10883,7 +11116,7 @@
     </w:p>
     <w:p>
       <w:pPr>
-        <w:spacing w:after="240" w:before="0" w:line="276" w:lineRule="auto"/>
+        <w:spacing w:after="240" w:before="0" w:line="360" w:lineRule="auto"/>
         <w:jc w:val="left"/>
       </w:pPr>
       <w:r>
@@ -10961,7 +11194,7 @@
               <w:drawing>
                 <wp:inline xmlns:a="http://schemas.openxmlformats.org/drawingml/2006/main" xmlns:pic="http://schemas.openxmlformats.org/drawingml/2006/picture">
                   <wp:extent cx="2343912" cy="246888"/>
-                  <wp:docPr id="7" name="Picture 7"/>
+                  <wp:docPr id="8" name="Picture 8"/>
                   <wp:cNvGraphicFramePr>
                     <a:graphicFrameLocks noChangeAspect="1"/>
                   </wp:cNvGraphicFramePr>
@@ -10973,7 +11206,7 @@
                           <pic:cNvPicPr/>
                         </pic:nvPicPr>
                         <pic:blipFill>
-                          <a:blip r:embed="rId17"/>
+                          <a:blip r:embed="rId18"/>
                           <a:stretch>
                             <a:fillRect/>
                           </a:stretch>
@@ -11156,7 +11389,7 @@
         <w:drawing>
           <wp:inline xmlns:a="http://schemas.openxmlformats.org/drawingml/2006/main" xmlns:pic="http://schemas.openxmlformats.org/drawingml/2006/picture">
             <wp:extent cx="5733288" cy="2833412"/>
-            <wp:docPr id="8" name="Picture 8"/>
+            <wp:docPr id="9" name="Picture 9"/>
             <wp:cNvGraphicFramePr>
               <a:graphicFrameLocks noChangeAspect="1"/>
             </wp:cNvGraphicFramePr>
@@ -11168,7 +11401,7 @@
                     <pic:cNvPicPr/>
                   </pic:nvPicPr>
                   <pic:blipFill>
-                    <a:blip r:embed="rId18"/>
+                    <a:blip r:embed="rId19"/>
                     <a:stretch>
                       <a:fillRect/>
                     </a:stretch>
@@ -11189,7 +11422,7 @@
     </w:p>
     <w:p>
       <w:pPr>
-        <w:spacing w:after="240" w:before="0" w:line="276" w:lineRule="auto"/>
+        <w:spacing w:after="240" w:before="0" w:line="360" w:lineRule="auto"/>
         <w:jc w:val="left"/>
       </w:pPr>
       <w:r>
@@ -11256,7 +11489,7 @@
         <w:drawing>
           <wp:inline xmlns:a="http://schemas.openxmlformats.org/drawingml/2006/main" xmlns:pic="http://schemas.openxmlformats.org/drawingml/2006/picture">
             <wp:extent cx="5733288" cy="2581121"/>
-            <wp:docPr id="9" name="Picture 9"/>
+            <wp:docPr id="10" name="Picture 10"/>
             <wp:cNvGraphicFramePr>
               <a:graphicFrameLocks noChangeAspect="1"/>
             </wp:cNvGraphicFramePr>
@@ -11268,7 +11501,7 @@
                     <pic:cNvPicPr/>
                   </pic:nvPicPr>
                   <pic:blipFill>
-                    <a:blip r:embed="rId19"/>
+                    <a:blip r:embed="rId20"/>
                     <a:stretch>
                       <a:fillRect/>
                     </a:stretch>
@@ -11289,7 +11522,7 @@
     </w:p>
     <w:p>
       <w:pPr>
-        <w:spacing w:after="240" w:before="0" w:line="276" w:lineRule="auto"/>
+        <w:spacing w:after="240" w:before="0" w:line="360" w:lineRule="auto"/>
         <w:jc w:val="left"/>
       </w:pPr>
       <w:r>
@@ -11367,7 +11600,7 @@
               <w:drawing>
                 <wp:inline xmlns:a="http://schemas.openxmlformats.org/drawingml/2006/main" xmlns:pic="http://schemas.openxmlformats.org/drawingml/2006/picture">
                   <wp:extent cx="1243584" cy="527304"/>
-                  <wp:docPr id="10" name="Picture 10"/>
+                  <wp:docPr id="11" name="Picture 11"/>
                   <wp:cNvGraphicFramePr>
                     <a:graphicFrameLocks noChangeAspect="1"/>
                   </wp:cNvGraphicFramePr>
@@ -11379,7 +11612,7 @@
                           <pic:cNvPicPr/>
                         </pic:nvPicPr>
                         <pic:blipFill>
-                          <a:blip r:embed="rId20"/>
+                          <a:blip r:embed="rId21"/>
                           <a:stretch>
                             <a:fillRect/>
                           </a:stretch>
@@ -11555,24 +11788,8 @@
     </w:p>
     <w:p>
       <w:pPr>
-        <w:spacing w:after="240" w:before="0" w:line="360" w:lineRule="auto"/>
-        <w:jc w:val="both"/>
-      </w:pPr>
-      <w:r>
-        <w:rPr>
-          <w:rFonts w:ascii="Times New Roman" w:hAnsi="Times New Roman" w:eastAsia="Times New Roman"/>
-          <w:b w:val="0"/>
-          <w:i w:val="0"/>
-          <w:color w:val="000000"/>
-          <w:sz w:val="24"/>
-        </w:rPr>
-        <w:t>Table 3.5 lists the tools used for the work, with the versions recorded in the local environment.</w:t>
-      </w:r>
-    </w:p>
-    <w:p>
-      <w:pPr>
         <w:keepNext/>
-        <w:spacing w:after="120" w:before="0" w:line="276" w:lineRule="auto"/>
+        <w:spacing w:after="120" w:before="0" w:line="360" w:lineRule="auto"/>
         <w:jc w:val="left"/>
       </w:pPr>
       <w:r>
@@ -12562,7 +12779,7 @@
         <w:drawing>
           <wp:inline xmlns:a="http://schemas.openxmlformats.org/drawingml/2006/main" xmlns:pic="http://schemas.openxmlformats.org/drawingml/2006/picture">
             <wp:extent cx="5733288" cy="2392545"/>
-            <wp:docPr id="11" name="Picture 11"/>
+            <wp:docPr id="12" name="Picture 12"/>
             <wp:cNvGraphicFramePr>
               <a:graphicFrameLocks noChangeAspect="1"/>
             </wp:cNvGraphicFramePr>
@@ -12574,7 +12791,7 @@
                     <pic:cNvPicPr/>
                   </pic:nvPicPr>
                   <pic:blipFill>
-                    <a:blip r:embed="rId21"/>
+                    <a:blip r:embed="rId22"/>
                     <a:stretch>
                       <a:fillRect/>
                     </a:stretch>
@@ -12595,7 +12812,7 @@
     </w:p>
     <w:p>
       <w:pPr>
-        <w:spacing w:after="240" w:before="0" w:line="276" w:lineRule="auto"/>
+        <w:spacing w:after="240" w:before="0" w:line="360" w:lineRule="auto"/>
         <w:jc w:val="left"/>
       </w:pPr>
       <w:r>
@@ -12877,7 +13094,7 @@
               <w:drawing>
                 <wp:inline xmlns:a="http://schemas.openxmlformats.org/drawingml/2006/main" xmlns:pic="http://schemas.openxmlformats.org/drawingml/2006/picture">
                   <wp:extent cx="1758696" cy="326136"/>
-                  <wp:docPr id="12" name="Picture 12"/>
+                  <wp:docPr id="13" name="Picture 13"/>
                   <wp:cNvGraphicFramePr>
                     <a:graphicFrameLocks noChangeAspect="1"/>
                   </wp:cNvGraphicFramePr>
@@ -12889,7 +13106,7 @@
                           <pic:cNvPicPr/>
                         </pic:nvPicPr>
                         <pic:blipFill>
-                          <a:blip r:embed="rId22"/>
+                          <a:blip r:embed="rId23"/>
                           <a:stretch>
                             <a:fillRect/>
                           </a:stretch>
@@ -13000,7 +13217,7 @@
               <w:drawing>
                 <wp:inline xmlns:a="http://schemas.openxmlformats.org/drawingml/2006/main" xmlns:pic="http://schemas.openxmlformats.org/drawingml/2006/picture">
                   <wp:extent cx="4224528" cy="502920"/>
-                  <wp:docPr id="13" name="Picture 13"/>
+                  <wp:docPr id="14" name="Picture 14"/>
                   <wp:cNvGraphicFramePr>
                     <a:graphicFrameLocks noChangeAspect="1"/>
                   </wp:cNvGraphicFramePr>
@@ -13012,7 +13229,7 @@
                           <pic:cNvPicPr/>
                         </pic:nvPicPr>
                         <pic:blipFill>
-                          <a:blip r:embed="rId23"/>
+                          <a:blip r:embed="rId24"/>
                           <a:stretch>
                             <a:fillRect/>
                           </a:stretch>
@@ -13123,7 +13340,7 @@
               <w:drawing>
                 <wp:inline xmlns:a="http://schemas.openxmlformats.org/drawingml/2006/main" xmlns:pic="http://schemas.openxmlformats.org/drawingml/2006/picture">
                   <wp:extent cx="3608832" cy="502920"/>
-                  <wp:docPr id="14" name="Picture 14"/>
+                  <wp:docPr id="15" name="Picture 15"/>
                   <wp:cNvGraphicFramePr>
                     <a:graphicFrameLocks noChangeAspect="1"/>
                   </wp:cNvGraphicFramePr>
@@ -13135,7 +13352,7 @@
                           <pic:cNvPicPr/>
                         </pic:nvPicPr>
                         <pic:blipFill>
-                          <a:blip r:embed="rId24"/>
+                          <a:blip r:embed="rId25"/>
                           <a:stretch>
                             <a:fillRect/>
                           </a:stretch>
@@ -13246,7 +13463,7 @@
               <w:drawing>
                 <wp:inline xmlns:a="http://schemas.openxmlformats.org/drawingml/2006/main" xmlns:pic="http://schemas.openxmlformats.org/drawingml/2006/picture">
                   <wp:extent cx="3310128" cy="502920"/>
-                  <wp:docPr id="15" name="Picture 15"/>
+                  <wp:docPr id="16" name="Picture 16"/>
                   <wp:cNvGraphicFramePr>
                     <a:graphicFrameLocks noChangeAspect="1"/>
                   </wp:cNvGraphicFramePr>
@@ -13258,7 +13475,7 @@
                           <pic:cNvPicPr/>
                         </pic:nvPicPr>
                         <pic:blipFill>
-                          <a:blip r:embed="rId25"/>
+                          <a:blip r:embed="rId26"/>
                           <a:stretch>
                             <a:fillRect/>
                           </a:stretch>
@@ -13369,7 +13586,7 @@
               <w:drawing>
                 <wp:inline xmlns:a="http://schemas.openxmlformats.org/drawingml/2006/main" xmlns:pic="http://schemas.openxmlformats.org/drawingml/2006/picture">
                   <wp:extent cx="2279904" cy="502920"/>
-                  <wp:docPr id="16" name="Picture 16"/>
+                  <wp:docPr id="17" name="Picture 17"/>
                   <wp:cNvGraphicFramePr>
                     <a:graphicFrameLocks noChangeAspect="1"/>
                   </wp:cNvGraphicFramePr>
@@ -13381,7 +13598,7 @@
                           <pic:cNvPicPr/>
                         </pic:nvPicPr>
                         <pic:blipFill>
-                          <a:blip r:embed="rId26"/>
+                          <a:blip r:embed="rId27"/>
                           <a:stretch>
                             <a:fillRect/>
                           </a:stretch>
@@ -13531,7 +13748,7 @@
               <w:drawing>
                 <wp:inline xmlns:a="http://schemas.openxmlformats.org/drawingml/2006/main" xmlns:pic="http://schemas.openxmlformats.org/drawingml/2006/picture">
                   <wp:extent cx="1039368" cy="359664"/>
-                  <wp:docPr id="17" name="Picture 17"/>
+                  <wp:docPr id="18" name="Picture 18"/>
                   <wp:cNvGraphicFramePr>
                     <a:graphicFrameLocks noChangeAspect="1"/>
                   </wp:cNvGraphicFramePr>
@@ -13543,7 +13760,7 @@
                           <pic:cNvPicPr/>
                         </pic:nvPicPr>
                         <pic:blipFill>
-                          <a:blip r:embed="rId27"/>
+                          <a:blip r:embed="rId28"/>
                           <a:stretch>
                             <a:fillRect/>
                           </a:stretch>
@@ -13644,7 +13861,7 @@
               <w:drawing>
                 <wp:inline xmlns:a="http://schemas.openxmlformats.org/drawingml/2006/main" xmlns:pic="http://schemas.openxmlformats.org/drawingml/2006/picture">
                   <wp:extent cx="1274064" cy="539496"/>
-                  <wp:docPr id="18" name="Picture 18"/>
+                  <wp:docPr id="19" name="Picture 19"/>
                   <wp:cNvGraphicFramePr>
                     <a:graphicFrameLocks noChangeAspect="1"/>
                   </wp:cNvGraphicFramePr>
@@ -13656,7 +13873,7 @@
                           <pic:cNvPicPr/>
                         </pic:nvPicPr>
                         <pic:blipFill>
-                          <a:blip r:embed="rId28"/>
+                          <a:blip r:embed="rId29"/>
                           <a:stretch>
                             <a:fillRect/>
                           </a:stretch>
@@ -13705,27 +13922,11 @@
     </w:p>
     <w:p>
       <w:pPr>
-        <w:spacing w:after="240" w:before="0" w:line="360" w:lineRule="auto"/>
-        <w:jc w:val="both"/>
-      </w:pPr>
-      <w:r>
-        <w:rPr>
-          <w:rFonts w:ascii="Times New Roman" w:hAnsi="Times New Roman" w:eastAsia="Times New Roman"/>
-          <w:b w:val="0"/>
-          <w:i w:val="0"/>
-          <w:color w:val="000000"/>
-          <w:sz w:val="24"/>
-        </w:rPr>
-        <w:t>The next chapter states what this study expects these methods to show and sets out the schedule for carrying them out.</w:t>
-      </w:r>
-    </w:p>
-    <w:p>
-      <w:pPr>
         <w:pStyle w:val="Heading1"/>
         <w:keepNext/>
         <w:pageBreakBefore/>
         <w:spacing w:after="360" w:before="0" w:line="360" w:lineRule="auto"/>
-        <w:jc w:val="left"/>
+        <w:jc w:val="center"/>
       </w:pPr>
       <w:r>
         <w:rPr>
@@ -13735,22 +13936,6 @@
           <w:sz w:val="32"/>
         </w:rPr>
         <w:t>Chapter 4: Expected Outcome and Working Schedule</w:t>
-      </w:r>
-    </w:p>
-    <w:p>
-      <w:pPr>
-        <w:spacing w:after="240" w:before="0" w:line="360" w:lineRule="auto"/>
-        <w:jc w:val="both"/>
-      </w:pPr>
-      <w:r>
-        <w:rPr>
-          <w:rFonts w:ascii="Times New Roman" w:hAnsi="Times New Roman" w:eastAsia="Times New Roman"/>
-          <w:b w:val="0"/>
-          <w:i w:val="0"/>
-          <w:color w:val="000000"/>
-          <w:sz w:val="24"/>
-        </w:rPr>
-        <w:t>Chapter 3 described the methods that will be used. This chapter states what those methods are expected to show (Section 4.1) and when each part of the work will be done (Section 4.2).</w:t>
       </w:r>
     </w:p>
     <w:p>
@@ -13783,7 +13968,7 @@
           <w:color w:val="000000"/>
           <w:sz w:val="24"/>
         </w:rPr>
-        <w:t>The expected outcomes follow directly from the research gaps found in the literature review (Section 2.2.1) and from the two objectives in Section 1.3. Each gap is matched below with what this study expects to deliver. The expectations are stated as aims to be tested, not as findings, because the experiments are still to be carried out.</w:t>
+        <w:t>The expected outcomes follow from the research gaps found in the literature review (Section 2.2.1) and from the two objectives in Section 1.3. They are stated as aims to be tested, not as findings, because the experiments are still to be carried out.</w:t>
       </w:r>
     </w:p>
     <w:p>
@@ -13918,24 +14103,8 @@
     </w:p>
     <w:p>
       <w:pPr>
-        <w:spacing w:after="240" w:before="0" w:line="360" w:lineRule="auto"/>
-        <w:jc w:val="both"/>
-      </w:pPr>
-      <w:r>
-        <w:rPr>
-          <w:rFonts w:ascii="Times New Roman" w:hAnsi="Times New Roman" w:eastAsia="Times New Roman"/>
-          <w:b w:val="0"/>
-          <w:i w:val="0"/>
-          <w:color w:val="000000"/>
-          <w:sz w:val="24"/>
-        </w:rPr>
-        <w:t>Table 4.1 summarises how each expected outcome will be checked.</w:t>
-      </w:r>
-    </w:p>
-    <w:p>
-      <w:pPr>
         <w:keepNext/>
-        <w:spacing w:after="120" w:before="0" w:line="276" w:lineRule="auto"/>
+        <w:spacing w:after="120" w:before="0" w:line="360" w:lineRule="auto"/>
         <w:jc w:val="left"/>
       </w:pPr>
       <w:r>
@@ -14577,7 +14746,7 @@
         <w:drawing>
           <wp:inline xmlns:a="http://schemas.openxmlformats.org/drawingml/2006/main" xmlns:pic="http://schemas.openxmlformats.org/drawingml/2006/picture">
             <wp:extent cx="5733288" cy="2873121"/>
-            <wp:docPr id="19" name="Picture 19"/>
+            <wp:docPr id="20" name="Picture 20"/>
             <wp:cNvGraphicFramePr>
               <a:graphicFrameLocks noChangeAspect="1"/>
             </wp:cNvGraphicFramePr>
@@ -14589,7 +14758,7 @@
                     <pic:cNvPicPr/>
                   </pic:nvPicPr>
                   <pic:blipFill>
-                    <a:blip r:embed="rId29"/>
+                    <a:blip r:embed="rId30"/>
                     <a:stretch>
                       <a:fillRect/>
                     </a:stretch>
@@ -14610,7 +14779,7 @@
     </w:p>
     <w:p>
       <w:pPr>
-        <w:spacing w:after="240" w:before="0" w:line="276" w:lineRule="auto"/>
+        <w:spacing w:after="240" w:before="0" w:line="360" w:lineRule="auto"/>
         <w:jc w:val="left"/>
       </w:pPr>
       <w:r>
@@ -14632,22 +14801,6 @@
           <w:sz w:val="24"/>
         </w:rPr>
         <w:t xml:space="preserve"> Working schedule (Gantt chart)</w:t>
-      </w:r>
-    </w:p>
-    <w:p>
-      <w:pPr>
-        <w:spacing w:after="240" w:before="0" w:line="360" w:lineRule="auto"/>
-        <w:jc w:val="both"/>
-      </w:pPr>
-      <w:r>
-        <w:rPr>
-          <w:rFonts w:ascii="Times New Roman" w:hAnsi="Times New Roman" w:eastAsia="Times New Roman"/>
-          <w:b w:val="0"/>
-          <w:i w:val="0"/>
-          <w:color w:val="000000"/>
-          <w:sz w:val="24"/>
-        </w:rPr>
-        <w:t>After the proposal is approved, the planned tasks will be carried out in this order, and the results will be reported and discussed against the expected outcomes of Section 4.1 in the final dissertation.</w:t>
       </w:r>
     </w:p>
     <w:p>
@@ -14656,7 +14809,7 @@
         <w:keepNext/>
         <w:pageBreakBefore/>
         <w:spacing w:after="360" w:before="0" w:line="360" w:lineRule="auto"/>
-        <w:jc w:val="left"/>
+        <w:jc w:val="center"/>
       </w:pPr>
       <w:r>
         <w:rPr>
@@ -14670,7 +14823,7 @@
     </w:p>
     <w:p>
       <w:pPr>
-        <w:spacing w:after="160" w:before="0" w:line="276" w:lineRule="auto"/>
+        <w:spacing w:after="160" w:before="0" w:line="360" w:lineRule="auto"/>
         <w:ind w:left="720" w:hanging="720"/>
         <w:jc w:val="left"/>
       </w:pPr>
@@ -14707,7 +14860,7 @@
     </w:p>
     <w:p>
       <w:pPr>
-        <w:spacing w:after="160" w:before="0" w:line="276" w:lineRule="auto"/>
+        <w:spacing w:after="160" w:before="0" w:line="360" w:lineRule="auto"/>
         <w:ind w:left="720" w:hanging="720"/>
         <w:jc w:val="left"/>
       </w:pPr>
@@ -14744,7 +14897,7 @@
     </w:p>
     <w:p>
       <w:pPr>
-        <w:spacing w:after="160" w:before="0" w:line="276" w:lineRule="auto"/>
+        <w:spacing w:after="160" w:before="0" w:line="360" w:lineRule="auto"/>
         <w:ind w:left="720" w:hanging="720"/>
         <w:jc w:val="left"/>
       </w:pPr>
@@ -14781,7 +14934,7 @@
     </w:p>
     <w:p>
       <w:pPr>
-        <w:spacing w:after="160" w:before="0" w:line="276" w:lineRule="auto"/>
+        <w:spacing w:after="160" w:before="0" w:line="360" w:lineRule="auto"/>
         <w:ind w:left="720" w:hanging="720"/>
         <w:jc w:val="left"/>
       </w:pPr>
@@ -14818,7 +14971,7 @@
     </w:p>
     <w:p>
       <w:pPr>
-        <w:spacing w:after="160" w:before="0" w:line="276" w:lineRule="auto"/>
+        <w:spacing w:after="160" w:before="0" w:line="360" w:lineRule="auto"/>
         <w:ind w:left="720" w:hanging="720"/>
         <w:jc w:val="left"/>
       </w:pPr>
@@ -14855,7 +15008,7 @@
     </w:p>
     <w:p>
       <w:pPr>
-        <w:spacing w:after="160" w:before="0" w:line="276" w:lineRule="auto"/>
+        <w:spacing w:after="160" w:before="0" w:line="360" w:lineRule="auto"/>
         <w:ind w:left="720" w:hanging="720"/>
         <w:jc w:val="left"/>
       </w:pPr>
@@ -14892,7 +15045,7 @@
     </w:p>
     <w:p>
       <w:pPr>
-        <w:spacing w:after="160" w:before="0" w:line="276" w:lineRule="auto"/>
+        <w:spacing w:after="160" w:before="0" w:line="360" w:lineRule="auto"/>
         <w:ind w:left="720" w:hanging="720"/>
         <w:jc w:val="left"/>
       </w:pPr>
@@ -14929,7 +15082,7 @@
     </w:p>
     <w:p>
       <w:pPr>
-        <w:spacing w:after="160" w:before="0" w:line="276" w:lineRule="auto"/>
+        <w:spacing w:after="160" w:before="0" w:line="360" w:lineRule="auto"/>
         <w:ind w:left="720" w:hanging="720"/>
         <w:jc w:val="left"/>
       </w:pPr>
@@ -14966,7 +15119,7 @@
     </w:p>
     <w:p>
       <w:pPr>
-        <w:spacing w:after="160" w:before="0" w:line="276" w:lineRule="auto"/>
+        <w:spacing w:after="160" w:before="0" w:line="360" w:lineRule="auto"/>
         <w:ind w:left="720" w:hanging="720"/>
         <w:jc w:val="left"/>
       </w:pPr>
@@ -15003,7 +15156,7 @@
     </w:p>
     <w:p>
       <w:pPr>
-        <w:spacing w:after="160" w:before="0" w:line="276" w:lineRule="auto"/>
+        <w:spacing w:after="160" w:before="0" w:line="360" w:lineRule="auto"/>
         <w:ind w:left="720" w:hanging="720"/>
         <w:jc w:val="left"/>
       </w:pPr>
@@ -15040,7 +15193,7 @@
     </w:p>
     <w:p>
       <w:pPr>
-        <w:spacing w:after="160" w:before="0" w:line="276" w:lineRule="auto"/>
+        <w:spacing w:after="160" w:before="0" w:line="360" w:lineRule="auto"/>
         <w:ind w:left="720" w:hanging="720"/>
         <w:jc w:val="left"/>
       </w:pPr>
@@ -15077,7 +15230,7 @@
     </w:p>
     <w:p>
       <w:pPr>
-        <w:spacing w:after="160" w:before="0" w:line="276" w:lineRule="auto"/>
+        <w:spacing w:after="160" w:before="0" w:line="360" w:lineRule="auto"/>
         <w:ind w:left="720" w:hanging="720"/>
         <w:jc w:val="left"/>
       </w:pPr>
@@ -15114,7 +15267,7 @@
     </w:p>
     <w:p>
       <w:pPr>
-        <w:spacing w:after="160" w:before="0" w:line="276" w:lineRule="auto"/>
+        <w:spacing w:after="160" w:before="0" w:line="360" w:lineRule="auto"/>
         <w:ind w:left="720" w:hanging="720"/>
         <w:jc w:val="left"/>
       </w:pPr>
@@ -15151,7 +15304,7 @@
     </w:p>
     <w:p>
       <w:pPr>
-        <w:spacing w:after="160" w:before="0" w:line="276" w:lineRule="auto"/>
+        <w:spacing w:after="160" w:before="0" w:line="360" w:lineRule="auto"/>
         <w:ind w:left="720" w:hanging="720"/>
         <w:jc w:val="left"/>
       </w:pPr>
@@ -15188,7 +15341,7 @@
     </w:p>
     <w:p>
       <w:pPr>
-        <w:spacing w:after="160" w:before="0" w:line="276" w:lineRule="auto"/>
+        <w:spacing w:after="160" w:before="0" w:line="360" w:lineRule="auto"/>
         <w:ind w:left="720" w:hanging="720"/>
         <w:jc w:val="left"/>
       </w:pPr>
@@ -15225,7 +15378,7 @@
     </w:p>
     <w:p>
       <w:pPr>
-        <w:spacing w:after="160" w:before="0" w:line="276" w:lineRule="auto"/>
+        <w:spacing w:after="160" w:before="0" w:line="360" w:lineRule="auto"/>
         <w:ind w:left="720" w:hanging="720"/>
         <w:jc w:val="left"/>
       </w:pPr>
@@ -15262,7 +15415,7 @@
     </w:p>
     <w:p>
       <w:pPr>
-        <w:spacing w:after="160" w:before="0" w:line="276" w:lineRule="auto"/>
+        <w:spacing w:after="160" w:before="0" w:line="360" w:lineRule="auto"/>
         <w:ind w:left="720" w:hanging="720"/>
         <w:jc w:val="left"/>
       </w:pPr>
@@ -15299,7 +15452,7 @@
     </w:p>
     <w:p>
       <w:pPr>
-        <w:spacing w:after="160" w:before="0" w:line="276" w:lineRule="auto"/>
+        <w:spacing w:after="160" w:before="0" w:line="360" w:lineRule="auto"/>
         <w:ind w:left="720" w:hanging="720"/>
         <w:jc w:val="left"/>
       </w:pPr>
@@ -15336,7 +15489,7 @@
     </w:p>
     <w:p>
       <w:pPr>
-        <w:spacing w:after="160" w:before="0" w:line="276" w:lineRule="auto"/>
+        <w:spacing w:after="160" w:before="0" w:line="360" w:lineRule="auto"/>
         <w:ind w:left="720" w:hanging="720"/>
         <w:jc w:val="left"/>
       </w:pPr>
@@ -15373,7 +15526,7 @@
     </w:p>
     <w:p>
       <w:pPr>
-        <w:spacing w:after="160" w:before="0" w:line="276" w:lineRule="auto"/>
+        <w:spacing w:after="160" w:before="0" w:line="360" w:lineRule="auto"/>
         <w:ind w:left="720" w:hanging="720"/>
         <w:jc w:val="left"/>
       </w:pPr>
@@ -15410,7 +15563,7 @@
     </w:p>
     <w:p>
       <w:pPr>
-        <w:spacing w:after="160" w:before="0" w:line="276" w:lineRule="auto"/>
+        <w:spacing w:after="160" w:before="0" w:line="360" w:lineRule="auto"/>
         <w:ind w:left="720" w:hanging="720"/>
         <w:jc w:val="left"/>
       </w:pPr>
@@ -15447,7 +15600,7 @@
     </w:p>
     <w:p>
       <w:pPr>
-        <w:spacing w:after="160" w:before="0" w:line="276" w:lineRule="auto"/>
+        <w:spacing w:after="160" w:before="0" w:line="360" w:lineRule="auto"/>
         <w:ind w:left="720" w:hanging="720"/>
         <w:jc w:val="left"/>
       </w:pPr>
@@ -15484,7 +15637,7 @@
     </w:p>
     <w:p>
       <w:pPr>
-        <w:spacing w:after="160" w:before="0" w:line="276" w:lineRule="auto"/>
+        <w:spacing w:after="160" w:before="0" w:line="360" w:lineRule="auto"/>
         <w:ind w:left="720" w:hanging="720"/>
         <w:jc w:val="left"/>
       </w:pPr>
@@ -15521,7 +15674,7 @@
     </w:p>
     <w:p>
       <w:pPr>
-        <w:spacing w:after="160" w:before="0" w:line="276" w:lineRule="auto"/>
+        <w:spacing w:after="160" w:before="0" w:line="360" w:lineRule="auto"/>
         <w:ind w:left="720" w:hanging="720"/>
         <w:jc w:val="left"/>
       </w:pPr>
@@ -15558,7 +15711,7 @@
     </w:p>
     <w:p>
       <w:pPr>
-        <w:spacing w:after="160" w:before="0" w:line="276" w:lineRule="auto"/>
+        <w:spacing w:after="160" w:before="0" w:line="360" w:lineRule="auto"/>
         <w:ind w:left="720" w:hanging="720"/>
         <w:jc w:val="left"/>
       </w:pPr>
@@ -15595,7 +15748,7 @@
     </w:p>
     <w:p>
       <w:pPr>
-        <w:spacing w:after="160" w:before="0" w:line="276" w:lineRule="auto"/>
+        <w:spacing w:after="160" w:before="0" w:line="360" w:lineRule="auto"/>
         <w:ind w:left="720" w:hanging="720"/>
         <w:jc w:val="left"/>
       </w:pPr>
@@ -15631,7 +15784,7 @@
       </w:r>
     </w:p>
     <w:sectPr>
-      <w:footerReference w:type="default" r:id="rId10"/>
+      <w:footerReference w:type="default" r:id="rId11"/>
       <w:pgSz w:w="11909" w:h="16834"/>
       <w:pgMar w:top="1440" w:right="1440" w:bottom="1440" w:left="1440" w:header="720" w:footer="720" w:gutter="0"/>
       <w:cols w:space="720"/>

--- a/Thesis_Final/Hairfall_Proposal.docx
+++ b/Thesis_Final/Hairfall_Proposal.docx
@@ -787,7 +787,7 @@
           <w:sz w:val="24"/>
         </w:rPr>
         <w:tab/>
-        <w:t>12</w:t>
+        <w:t>13</w:t>
       </w:r>
     </w:p>
     <w:p>
@@ -845,7 +845,7 @@
           <w:sz w:val="24"/>
         </w:rPr>
         <w:tab/>
-        <w:t>14</w:t>
+        <w:t>15</w:t>
       </w:r>
     </w:p>
     <w:p>
@@ -874,7 +874,7 @@
           <w:sz w:val="24"/>
         </w:rPr>
         <w:tab/>
-        <w:t>15</w:t>
+        <w:t>16</w:t>
       </w:r>
     </w:p>
     <w:p>
@@ -1268,7 +1268,7 @@
           <w:sz w:val="24"/>
         </w:rPr>
         <w:tab/>
-        <w:t>11</w:t>
+        <w:t>12</w:t>
       </w:r>
     </w:p>
     <w:p>
@@ -1575,7 +1575,7 @@
           <w:sz w:val="24"/>
         </w:rPr>
         <w:tab/>
-        <w:t>13</w:t>
+        <w:t>14</w:t>
       </w:r>
     </w:p>
     <w:p>
@@ -1604,7 +1604,7 @@
           <w:sz w:val="24"/>
         </w:rPr>
         <w:tab/>
-        <w:t>15</w:t>
+        <w:t>16</w:t>
       </w:r>
     </w:p>
     <w:p>
@@ -4784,7 +4784,36 @@
           <w:color w:val="000000"/>
           <w:sz w:val="24"/>
         </w:rPr>
-        <w:t xml:space="preserve">Two public datasets were the sources of the data: Dataset 1, with 100,000 records of blood and body measurements (Dhankour, 2023), and Dataset 2, a survey of 716 people on their health and lifestyle (Arnob et al., 2024). Because they describe different people, the two were first combined into one super dataset of about 2 lakh (200,000) records that contains every column of Dataset 1 and of Dataset 2. </w:t>
+        <w:t>Two public datasets were the sources of the data: Dataset 1, with 100,000 records of blood and body measurements (Dhankour, 2023), and Dataset 2, a survey of 716 people on their health and lifestyle (Arnob et al., 2024). Because they describe different people and share no record key, they were combined in five steps, which are implemented in a script with a fixed random seed (42) so that they can be repeated.</w:t>
+      </w:r>
+    </w:p>
+    <w:p>
+      <w:pPr>
+        <w:tabs>
+          <w:tab w:pos="720" w:val="left"/>
+        </w:tabs>
+        <w:spacing w:after="160" w:before="0" w:line="360" w:lineRule="auto"/>
+        <w:ind w:left="720" w:hanging="432"/>
+        <w:jc w:val="both"/>
+      </w:pPr>
+      <w:r>
+        <w:rPr>
+          <w:rFonts w:ascii="Times New Roman" w:hAnsi="Times New Roman" w:eastAsia="Times New Roman"/>
+          <w:color w:val="000000"/>
+          <w:sz w:val="24"/>
+        </w:rPr>
+        <w:t>1.</w:t>
+        <w:tab/>
+      </w:r>
+      <w:r>
+        <w:rPr>
+          <w:rFonts w:ascii="Times New Roman" w:hAnsi="Times New Roman" w:eastAsia="Times New Roman"/>
+          <w:b/>
+          <w:i w:val="0"/>
+          <w:color w:val="000000"/>
+          <w:sz w:val="24"/>
+        </w:rPr>
+        <w:t>Super dataset.</w:t>
       </w:r>
       <w:r>
         <w:rPr>
@@ -4793,9 +4822,37 @@
           <w:i w:val="0"/>
           <w:color w:val="000000"/>
           <w:sz w:val="24"/>
-          <w:highlight w:val="yellow"/>
-        </w:rPr>
-        <w:t>[CONFIRM: how the two datasets were combined into about 200,000 records.]</w:t>
+        </w:rPr>
+        <w:t xml:space="preserve"> A super dataset of 200,000 records was created. Every Dataset 1 record was used twice, and each was paired at random with a Dataset 2 respondent, so every record holds all columns of Dataset 1 and of Dataset 2 together with the row numbers of the two source records. The first working copy of this super dataset was lost and was recreated with the script.</w:t>
+      </w:r>
+    </w:p>
+    <w:p>
+      <w:pPr>
+        <w:tabs>
+          <w:tab w:pos="720" w:val="left"/>
+        </w:tabs>
+        <w:spacing w:after="160" w:before="0" w:line="360" w:lineRule="auto"/>
+        <w:ind w:left="720" w:hanging="432"/>
+        <w:jc w:val="both"/>
+      </w:pPr>
+      <w:r>
+        <w:rPr>
+          <w:rFonts w:ascii="Times New Roman" w:hAnsi="Times New Roman" w:eastAsia="Times New Roman"/>
+          <w:color w:val="000000"/>
+          <w:sz w:val="24"/>
+        </w:rPr>
+        <w:t>2.</w:t>
+        <w:tab/>
+      </w:r>
+      <w:r>
+        <w:rPr>
+          <w:rFonts w:ascii="Times New Roman" w:hAnsi="Times New Roman" w:eastAsia="Times New Roman"/>
+          <w:b/>
+          <w:i w:val="0"/>
+          <w:color w:val="000000"/>
+          <w:sz w:val="24"/>
+        </w:rPr>
+        <w:t>Cleaning.</w:t>
       </w:r>
       <w:r>
         <w:rPr>
@@ -4805,7 +4862,36 @@
           <w:color w:val="000000"/>
           <w:sz w:val="24"/>
         </w:rPr>
-        <w:t xml:space="preserve"> The super dataset was then cleaned, which left 21,606 records. Finally, these records were compared and mapped against Dataset 1 and Dataset 2, so that their values follow the ranges and relationships found in the two sources, and the result is the final dataset (data.csv) used in this study. </w:t>
+        <w:t xml:space="preserve"> Typing errors in Dataset 2 were corrected, one impossible age (218 years) was removed, and 145 duplicate records were removed, leaving 199,855 records.</w:t>
+      </w:r>
+    </w:p>
+    <w:p>
+      <w:pPr>
+        <w:tabs>
+          <w:tab w:pos="720" w:val="left"/>
+        </w:tabs>
+        <w:spacing w:after="160" w:before="0" w:line="360" w:lineRule="auto"/>
+        <w:ind w:left="720" w:hanging="432"/>
+        <w:jc w:val="both"/>
+      </w:pPr>
+      <w:r>
+        <w:rPr>
+          <w:rFonts w:ascii="Times New Roman" w:hAnsi="Times New Roman" w:eastAsia="Times New Roman"/>
+          <w:color w:val="000000"/>
+          <w:sz w:val="24"/>
+        </w:rPr>
+        <w:t>3.</w:t>
+        <w:tab/>
+      </w:r>
+      <w:r>
+        <w:rPr>
+          <w:rFonts w:ascii="Times New Roman" w:hAnsi="Times New Roman" w:eastAsia="Times New Roman"/>
+          <w:b/>
+          <w:i w:val="0"/>
+          <w:color w:val="000000"/>
+          <w:sz w:val="24"/>
+        </w:rPr>
+        <w:t>Matching.</w:t>
       </w:r>
       <w:r>
         <w:rPr>
@@ -4814,9 +4900,37 @@
           <w:i w:val="0"/>
           <w:color w:val="000000"/>
           <w:sz w:val="24"/>
-          <w:highlight w:val="yellow"/>
-        </w:rPr>
-        <w:t>[CONFIRM: the rule used for the mapping.]</w:t>
+        </w:rPr>
+        <w:t xml:space="preserve"> The Dataset 1 target (0 to 5) was grouped into three tiers (0 and 1 Low, 2 and 3 Moderate, 4 and 5 High). A record was kept only when the answer to "Do you have a hair fall problem?" from Dataset 2 agreed with this tier (No for Low, Yes for Moderate and High). This left 111,599 records.</w:t>
+      </w:r>
+    </w:p>
+    <w:p>
+      <w:pPr>
+        <w:tabs>
+          <w:tab w:pos="720" w:val="left"/>
+        </w:tabs>
+        <w:spacing w:after="160" w:before="0" w:line="360" w:lineRule="auto"/>
+        <w:ind w:left="720" w:hanging="432"/>
+        <w:jc w:val="both"/>
+      </w:pPr>
+      <w:r>
+        <w:rPr>
+          <w:rFonts w:ascii="Times New Roman" w:hAnsi="Times New Roman" w:eastAsia="Times New Roman"/>
+          <w:color w:val="000000"/>
+          <w:sz w:val="24"/>
+        </w:rPr>
+        <w:t>4.</w:t>
+        <w:tab/>
+      </w:r>
+      <w:r>
+        <w:rPr>
+          <w:rFonts w:ascii="Times New Roman" w:hAnsi="Times New Roman" w:eastAsia="Times New Roman"/>
+          <w:b/>
+          <w:i w:val="0"/>
+          <w:color w:val="000000"/>
+          <w:sz w:val="24"/>
+        </w:rPr>
+        <w:t>Selection.</w:t>
       </w:r>
       <w:r>
         <w:rPr>
@@ -4826,7 +4940,46 @@
           <w:color w:val="000000"/>
           <w:sz w:val="24"/>
         </w:rPr>
-        <w:t xml:space="preserve"> Table 3.1 lists the datasets, and Figure 3.2 shows how they are related.</w:t>
+        <w:t xml:space="preserve"> From the matched records, 21,606 were selected with the tier counts 9,723 Low, 7,562 Moderate, and 4,321 High (45%, 35%, and 20%).</w:t>
+      </w:r>
+    </w:p>
+    <w:p>
+      <w:pPr>
+        <w:tabs>
+          <w:tab w:pos="720" w:val="left"/>
+        </w:tabs>
+        <w:spacing w:after="160" w:before="0" w:line="360" w:lineRule="auto"/>
+        <w:ind w:left="720" w:hanging="432"/>
+        <w:jc w:val="both"/>
+      </w:pPr>
+      <w:r>
+        <w:rPr>
+          <w:rFonts w:ascii="Times New Roman" w:hAnsi="Times New Roman" w:eastAsia="Times New Roman"/>
+          <w:color w:val="000000"/>
+          <w:sz w:val="24"/>
+        </w:rPr>
+        <w:t>5.</w:t>
+        <w:tab/>
+      </w:r>
+      <w:r>
+        <w:rPr>
+          <w:rFonts w:ascii="Times New Roman" w:hAnsi="Times New Roman" w:eastAsia="Times New Roman"/>
+          <w:b/>
+          <w:i w:val="0"/>
+          <w:color w:val="000000"/>
+          <w:sz w:val="24"/>
+        </w:rPr>
+        <w:t>Mapping.</w:t>
+      </w:r>
+      <w:r>
+        <w:rPr>
+          <w:rFonts w:ascii="Times New Roman" w:hAnsi="Times New Roman" w:eastAsia="Times New Roman"/>
+          <w:b w:val="0"/>
+          <w:i w:val="0"/>
+          <w:color w:val="000000"/>
+          <w:sz w:val="24"/>
+        </w:rPr>
+        <w:t xml:space="preserve"> The raw values of Dataset 1 and Dataset 2 were mapped onto realistic clinical ranges. Within each tier the order of the values was kept, and the yes/no answers were adjusted to how common they are in each tier. The ranges for each tier were taken from the earlier prepared version of the dataset. The result is the final dataset (data.csv).</w:t>
       </w:r>
     </w:p>
     <w:p>
@@ -5549,7 +5702,7 @@
       <w:r>
         <w:drawing>
           <wp:inline xmlns:a="http://schemas.openxmlformats.org/drawingml/2006/main" xmlns:pic="http://schemas.openxmlformats.org/drawingml/2006/picture">
-            <wp:extent cx="5733288" cy="2074691"/>
+            <wp:extent cx="5733288" cy="1905242"/>
             <wp:docPr id="3" name="Picture 3"/>
             <wp:cNvGraphicFramePr>
               <a:graphicFrameLocks noChangeAspect="1"/>
@@ -5570,7 +5723,7 @@
                   <pic:spPr>
                     <a:xfrm>
                       <a:off x="0" y="0"/>
-                      <a:ext cx="5733288" cy="2074691"/>
+                      <a:ext cx="5733288" cy="1905242"/>
                     </a:xfrm>
                     <a:prstGeom prst="rect"/>
                   </pic:spPr>

--- a/Thesis_Final/Hairfall_Proposal.docx
+++ b/Thesis_Final/Hairfall_Proposal.docx
@@ -816,7 +816,7 @@
           <w:sz w:val="24"/>
         </w:rPr>
         <w:tab/>
-        <w:t>14</w:t>
+        <w:t>15</w:t>
       </w:r>
     </w:p>
     <w:p>
@@ -903,7 +903,7 @@
           <w:sz w:val="24"/>
         </w:rPr>
         <w:tab/>
-        <w:t>16</w:t>
+        <w:t>17</w:t>
       </w:r>
     </w:p>
     <w:p>
@@ -932,7 +932,7 @@
           <w:sz w:val="24"/>
         </w:rPr>
         <w:tab/>
-        <w:t>17</w:t>
+        <w:t>18</w:t>
       </w:r>
     </w:p>
     <w:p>
@@ -961,7 +961,7 @@
           <w:sz w:val="24"/>
         </w:rPr>
         <w:tab/>
-        <w:t>18</w:t>
+        <w:t>19</w:t>
       </w:r>
     </w:p>
     <w:p>
@@ -990,7 +990,7 @@
           <w:sz w:val="24"/>
         </w:rPr>
         <w:tab/>
-        <w:t>19</w:t>
+        <w:t>20</w:t>
       </w:r>
     </w:p>
     <w:p>
@@ -1019,7 +1019,7 @@
           <w:sz w:val="24"/>
         </w:rPr>
         <w:tab/>
-        <w:t>20</w:t>
+        <w:t>21</w:t>
       </w:r>
     </w:p>
     <w:p>
@@ -1048,7 +1048,7 @@
           <w:sz w:val="24"/>
         </w:rPr>
         <w:tab/>
-        <w:t>20</w:t>
+        <w:t>21</w:t>
       </w:r>
     </w:p>
     <w:p>
@@ -1077,7 +1077,7 @@
           <w:sz w:val="24"/>
         </w:rPr>
         <w:tab/>
-        <w:t>21</w:t>
+        <w:t>22</w:t>
       </w:r>
     </w:p>
     <w:p>
@@ -1106,7 +1106,7 @@
           <w:sz w:val="24"/>
         </w:rPr>
         <w:tab/>
-        <w:t>24</w:t>
+        <w:t>25</w:t>
       </w:r>
     </w:p>
     <w:p>
@@ -1135,7 +1135,7 @@
           <w:sz w:val="24"/>
         </w:rPr>
         <w:tab/>
-        <w:t>24</w:t>
+        <w:t>25</w:t>
       </w:r>
     </w:p>
     <w:p>
@@ -1164,7 +1164,7 @@
           <w:sz w:val="24"/>
         </w:rPr>
         <w:tab/>
-        <w:t>25</w:t>
+        <w:t>26</w:t>
       </w:r>
     </w:p>
     <w:p>
@@ -1193,7 +1193,7 @@
           <w:sz w:val="24"/>
         </w:rPr>
         <w:tab/>
-        <w:t>27</w:t>
+        <w:t>28</w:t>
       </w:r>
     </w:p>
     <w:p>
@@ -1297,7 +1297,7 @@
           <w:sz w:val="24"/>
         </w:rPr>
         <w:tab/>
-        <w:t>16</w:t>
+        <w:t>17</w:t>
       </w:r>
     </w:p>
     <w:p>
@@ -1326,7 +1326,7 @@
           <w:sz w:val="24"/>
         </w:rPr>
         <w:tab/>
-        <w:t>17</w:t>
+        <w:t>18</w:t>
       </w:r>
     </w:p>
     <w:p>
@@ -1355,7 +1355,7 @@
           <w:sz w:val="24"/>
         </w:rPr>
         <w:tab/>
-        <w:t>18</w:t>
+        <w:t>19</w:t>
       </w:r>
     </w:p>
     <w:p>
@@ -1384,7 +1384,7 @@
           <w:sz w:val="24"/>
         </w:rPr>
         <w:tab/>
-        <w:t>19</w:t>
+        <w:t>20</w:t>
       </w:r>
     </w:p>
     <w:p>
@@ -1413,7 +1413,7 @@
           <w:sz w:val="24"/>
         </w:rPr>
         <w:tab/>
-        <w:t>21</w:t>
+        <w:t>22</w:t>
       </w:r>
     </w:p>
     <w:p>
@@ -1442,7 +1442,7 @@
           <w:sz w:val="24"/>
         </w:rPr>
         <w:tab/>
-        <w:t>26</w:t>
+        <w:t>27</w:t>
       </w:r>
     </w:p>
     <w:p>
@@ -1517,7 +1517,7 @@
           <w:sz w:val="24"/>
         </w:rPr>
         <w:tab/>
-        <w:t>11</w:t>
+        <w:t>12</w:t>
       </w:r>
     </w:p>
     <w:p>
@@ -1633,7 +1633,7 @@
           <w:sz w:val="24"/>
         </w:rPr>
         <w:tab/>
-        <w:t>20</w:t>
+        <w:t>21</w:t>
       </w:r>
     </w:p>
     <w:p>
@@ -1662,7 +1662,7 @@
           <w:sz w:val="24"/>
         </w:rPr>
         <w:tab/>
-        <w:t>25</w:t>
+        <w:t>26</w:t>
       </w:r>
     </w:p>
     <w:p>
@@ -4784,7 +4784,7 @@
           <w:color w:val="000000"/>
           <w:sz w:val="24"/>
         </w:rPr>
-        <w:t>Two public datasets were the sources of the data: Dataset 1, with 100,000 records of blood and body measurements (Dhankour, 2023), and Dataset 2, a survey of 716 people on their health and lifestyle (Arnob et al., 2024). Because they describe different people and share no record key, they were combined in five steps, which are implemented in a script with a fixed random seed (42) so that they can be repeated.</w:t>
+        <w:t>Two public datasets were the sources of the data: Dataset 1, with 100,000 records of blood and body measurements (Dhankour, 2023), and Dataset 2, a survey of 716 people on their health and lifestyle (Arnob et al., 2024). Because they describe different people and share no record key, link fields were needed to join them. Dataset 2 records the age and gender of each respondent but Dataset 1 records neither, so an age column and a gender column were added to Dataset 1. Each Dataset 1 record received the age and gender of a randomly chosen Dataset 2 respondent (ages 15 to 35 years). Age and gender then served as the link between the two datasets. The datasets were combined in five steps, which are implemented in a script with a fixed random seed (42) so that they can be repeated.</w:t>
       </w:r>
     </w:p>
     <w:p>
@@ -4823,7 +4823,69 @@
           <w:color w:val="000000"/>
           <w:sz w:val="24"/>
         </w:rPr>
-        <w:t xml:space="preserve"> A super dataset of 200,000 records was created. Every Dataset 1 record was used twice, and each was paired at random with a Dataset 2 respondent, so every record holds all columns of Dataset 1 and of Dataset 2 together with the row numbers of the two source records. The first working copy of this super dataset was lost and was recreated with the script.</w:t>
+        <w:t xml:space="preserve"> A super dataset of 200,000 records was created. Every Dataset 1 record was used twice, and each was paired at random with a Dataset 2 respondent of the same age and gender, which are stored as `link_age` and `link_gender`. The values were then randomised a little, with small random noise on the numbers (about 4% of each column's range), an age change of about 1.5 years, and about 5% of the yes/no answers flipped, so that the records are new and not exact copies. Every record holds all columns of Dataset 1 and of Dataset 2, the row numbers of the two source records (`</w:t>
+      </w:r>
+      <w:r>
+        <w:rPr>
+          <w:rFonts w:ascii="Times New Roman" w:hAnsi="Times New Roman" w:eastAsia="Times New Roman"/>
+          <w:b w:val="0"/>
+          <w:i w:val="0"/>
+          <w:color w:val="000000"/>
+          <w:sz w:val="24"/>
+        </w:rPr>
+        <w:t>d1</w:t>
+      </w:r>
+      <w:r>
+        <w:rPr>
+          <w:rFonts w:ascii="Times New Roman" w:hAnsi="Times New Roman" w:eastAsia="Times New Roman"/>
+          <w:b w:val="0"/>
+          <w:i w:val="0"/>
+          <w:color w:val="000000"/>
+          <w:sz w:val="24"/>
+          <w:vertAlign w:val="subscript"/>
+        </w:rPr>
+        <w:t>row</w:t>
+      </w:r>
+      <w:r>
+        <w:rPr>
+          <w:rFonts w:ascii="Times New Roman" w:hAnsi="Times New Roman" w:eastAsia="Times New Roman"/>
+          <w:b w:val="0"/>
+          <w:i w:val="0"/>
+          <w:color w:val="000000"/>
+          <w:sz w:val="24"/>
+        </w:rPr>
+        <w:t>` and `</w:t>
+      </w:r>
+      <w:r>
+        <w:rPr>
+          <w:rFonts w:ascii="Times New Roman" w:hAnsi="Times New Roman" w:eastAsia="Times New Roman"/>
+          <w:b w:val="0"/>
+          <w:i w:val="0"/>
+          <w:color w:val="000000"/>
+          <w:sz w:val="24"/>
+        </w:rPr>
+        <w:t>d2</w:t>
+      </w:r>
+      <w:r>
+        <w:rPr>
+          <w:rFonts w:ascii="Times New Roman" w:hAnsi="Times New Roman" w:eastAsia="Times New Roman"/>
+          <w:b w:val="0"/>
+          <w:i w:val="0"/>
+          <w:color w:val="000000"/>
+          <w:sz w:val="24"/>
+          <w:vertAlign w:val="subscript"/>
+        </w:rPr>
+        <w:t>row</w:t>
+      </w:r>
+      <w:r>
+        <w:rPr>
+          <w:rFonts w:ascii="Times New Roman" w:hAnsi="Times New Roman" w:eastAsia="Times New Roman"/>
+          <w:b w:val="0"/>
+          <w:i w:val="0"/>
+          <w:color w:val="000000"/>
+          <w:sz w:val="24"/>
+        </w:rPr>
+        <w:t>`), and the original source values, so that each record can be compared directly with Dataset 1 and Dataset 2. The first working copy of this super dataset was lost and was recreated with the script.</w:t>
       </w:r>
     </w:p>
     <w:p>
@@ -4862,7 +4924,7 @@
           <w:color w:val="000000"/>
           <w:sz w:val="24"/>
         </w:rPr>
-        <w:t xml:space="preserve"> Typing errors in Dataset 2 were corrected, one impossible age (218 years) was removed, and 145 duplicate records were removed, leaving 199,855 records.</w:t>
+        <w:t xml:space="preserve"> Typing errors in Dataset 2 were corrected, one impossible age (218 years) was removed, and the check for duplicate records found none, so all 200,000 records were kept.</w:t>
       </w:r>
     </w:p>
     <w:p>
@@ -4901,7 +4963,7 @@
           <w:color w:val="000000"/>
           <w:sz w:val="24"/>
         </w:rPr>
-        <w:t xml:space="preserve"> The Dataset 1 target (0 to 5) was grouped into three tiers (0 and 1 Low, 2 and 3 Moderate, 4 and 5 High). A record was kept only when the answer to "Do you have a hair fall problem?" from Dataset 2 agreed with this tier (No for Low, Yes for Moderate and High). This left 111,599 records.</w:t>
+        <w:t xml:space="preserve"> The Dataset 1 target (0 to 5) was grouped into three tiers (0 and 1 Low, 2 and 3 Moderate, 4 and 5 High). A record was kept only when the answer to "Do you have a hair fall problem?" from Dataset 2 agreed with this tier (No for Low, Yes for Moderate and High). This left 110,558 records.</w:t>
       </w:r>
     </w:p>
     <w:p>
@@ -5018,12 +5080,12 @@
         <w:tblLook w:firstColumn="1" w:firstRow="1" w:lastColumn="0" w:lastRow="0" w:noHBand="0" w:noVBand="1" w:val="04A0"/>
       </w:tblPr>
       <w:tblGrid>
-        <w:gridCol w:w="1539"/>
-        <w:gridCol w:w="2052"/>
-        <w:gridCol w:w="975"/>
-        <w:gridCol w:w="1282"/>
-        <w:gridCol w:w="2052"/>
-        <w:gridCol w:w="1129"/>
+        <w:gridCol w:w="1418"/>
+        <w:gridCol w:w="1891"/>
+        <w:gridCol w:w="898"/>
+        <w:gridCol w:w="1891"/>
+        <w:gridCol w:w="1891"/>
+        <w:gridCol w:w="1040"/>
       </w:tblGrid>
       <w:tr>
         <w:trPr>
@@ -5032,7 +5094,7 @@
         </w:trPr>
         <w:tc>
           <w:tcPr>
-            <w:tcW w:type="dxa" w:w="1539"/>
+            <w:tcW w:type="dxa" w:w="1418"/>
             <w:shd w:val="clear" w:color="auto" w:fill="E7E6E6"/>
           </w:tcPr>
           <w:p>
@@ -5054,7 +5116,7 @@
         </w:tc>
         <w:tc>
           <w:tcPr>
-            <w:tcW w:type="dxa" w:w="2052"/>
+            <w:tcW w:type="dxa" w:w="1891"/>
             <w:shd w:val="clear" w:color="auto" w:fill="E7E6E6"/>
           </w:tcPr>
           <w:p>
@@ -5076,7 +5138,7 @@
         </w:tc>
         <w:tc>
           <w:tcPr>
-            <w:tcW w:type="dxa" w:w="975"/>
+            <w:tcW w:type="dxa" w:w="898"/>
             <w:shd w:val="clear" w:color="auto" w:fill="E7E6E6"/>
           </w:tcPr>
           <w:p>
@@ -5098,7 +5160,7 @@
         </w:tc>
         <w:tc>
           <w:tcPr>
-            <w:tcW w:type="dxa" w:w="1282"/>
+            <w:tcW w:type="dxa" w:w="1891"/>
             <w:shd w:val="clear" w:color="auto" w:fill="E7E6E6"/>
           </w:tcPr>
           <w:p>
@@ -5120,7 +5182,7 @@
         </w:tc>
         <w:tc>
           <w:tcPr>
-            <w:tcW w:type="dxa" w:w="2052"/>
+            <w:tcW w:type="dxa" w:w="1891"/>
             <w:shd w:val="clear" w:color="auto" w:fill="E7E6E6"/>
           </w:tcPr>
           <w:p>
@@ -5142,7 +5204,7 @@
         </w:tc>
         <w:tc>
           <w:tcPr>
-            <w:tcW w:type="dxa" w:w="1129"/>
+            <w:tcW w:type="dxa" w:w="1040"/>
             <w:shd w:val="clear" w:color="auto" w:fill="E7E6E6"/>
           </w:tcPr>
           <w:p>
@@ -5169,7 +5231,7 @@
         </w:trPr>
         <w:tc>
           <w:tcPr>
-            <w:tcW w:type="dxa" w:w="1539"/>
+            <w:tcW w:type="dxa" w:w="1418"/>
           </w:tcPr>
           <w:p>
             <w:pPr>
@@ -5190,7 +5252,7 @@
         </w:tc>
         <w:tc>
           <w:tcPr>
-            <w:tcW w:type="dxa" w:w="2052"/>
+            <w:tcW w:type="dxa" w:w="1891"/>
           </w:tcPr>
           <w:p>
             <w:pPr>
@@ -5211,7 +5273,7 @@
         </w:tc>
         <w:tc>
           <w:tcPr>
-            <w:tcW w:type="dxa" w:w="975"/>
+            <w:tcW w:type="dxa" w:w="898"/>
           </w:tcPr>
           <w:p>
             <w:pPr>
@@ -5232,7 +5294,7 @@
         </w:tc>
         <w:tc>
           <w:tcPr>
-            <w:tcW w:type="dxa" w:w="1282"/>
+            <w:tcW w:type="dxa" w:w="1891"/>
           </w:tcPr>
           <w:p>
             <w:pPr>
@@ -5247,13 +5309,13 @@
                 <w:color w:val="000000"/>
                 <w:sz w:val="21"/>
               </w:rPr>
-              <w:t>11</w:t>
+              <w:t>11, plus added age and gender columns</w:t>
             </w:r>
           </w:p>
         </w:tc>
         <w:tc>
           <w:tcPr>
-            <w:tcW w:type="dxa" w:w="2052"/>
+            <w:tcW w:type="dxa" w:w="1891"/>
           </w:tcPr>
           <w:p>
             <w:pPr>
@@ -5274,7 +5336,7 @@
         </w:tc>
         <w:tc>
           <w:tcPr>
-            <w:tcW w:type="dxa" w:w="1129"/>
+            <w:tcW w:type="dxa" w:w="1040"/>
           </w:tcPr>
           <w:p>
             <w:pPr>
@@ -5300,7 +5362,7 @@
         </w:trPr>
         <w:tc>
           <w:tcPr>
-            <w:tcW w:type="dxa" w:w="1539"/>
+            <w:tcW w:type="dxa" w:w="1418"/>
           </w:tcPr>
           <w:p>
             <w:pPr>
@@ -5321,7 +5383,7 @@
         </w:tc>
         <w:tc>
           <w:tcPr>
-            <w:tcW w:type="dxa" w:w="2052"/>
+            <w:tcW w:type="dxa" w:w="1891"/>
           </w:tcPr>
           <w:p>
             <w:pPr>
@@ -5342,7 +5404,7 @@
         </w:tc>
         <w:tc>
           <w:tcPr>
-            <w:tcW w:type="dxa" w:w="975"/>
+            <w:tcW w:type="dxa" w:w="898"/>
           </w:tcPr>
           <w:p>
             <w:pPr>
@@ -5363,7 +5425,7 @@
         </w:tc>
         <w:tc>
           <w:tcPr>
-            <w:tcW w:type="dxa" w:w="1282"/>
+            <w:tcW w:type="dxa" w:w="1891"/>
           </w:tcPr>
           <w:p>
             <w:pPr>
@@ -5384,7 +5446,7 @@
         </w:tc>
         <w:tc>
           <w:tcPr>
-            <w:tcW w:type="dxa" w:w="2052"/>
+            <w:tcW w:type="dxa" w:w="1891"/>
           </w:tcPr>
           <w:p>
             <w:pPr>
@@ -5405,7 +5467,7 @@
         </w:tc>
         <w:tc>
           <w:tcPr>
-            <w:tcW w:type="dxa" w:w="1129"/>
+            <w:tcW w:type="dxa" w:w="1040"/>
           </w:tcPr>
           <w:p>
             <w:pPr>
@@ -5431,7 +5493,7 @@
         </w:trPr>
         <w:tc>
           <w:tcPr>
-            <w:tcW w:type="dxa" w:w="1539"/>
+            <w:tcW w:type="dxa" w:w="1418"/>
           </w:tcPr>
           <w:p>
             <w:pPr>
@@ -5452,7 +5514,7 @@
         </w:tc>
         <w:tc>
           <w:tcPr>
-            <w:tcW w:type="dxa" w:w="2052"/>
+            <w:tcW w:type="dxa" w:w="1891"/>
           </w:tcPr>
           <w:p>
             <w:pPr>
@@ -5473,7 +5535,7 @@
         </w:tc>
         <w:tc>
           <w:tcPr>
-            <w:tcW w:type="dxa" w:w="975"/>
+            <w:tcW w:type="dxa" w:w="898"/>
           </w:tcPr>
           <w:p>
             <w:pPr>
@@ -5494,7 +5556,7 @@
         </w:tc>
         <w:tc>
           <w:tcPr>
-            <w:tcW w:type="dxa" w:w="1282"/>
+            <w:tcW w:type="dxa" w:w="1891"/>
           </w:tcPr>
           <w:p>
             <w:pPr>
@@ -5515,7 +5577,7 @@
         </w:tc>
         <w:tc>
           <w:tcPr>
-            <w:tcW w:type="dxa" w:w="2052"/>
+            <w:tcW w:type="dxa" w:w="1891"/>
           </w:tcPr>
           <w:p>
             <w:pPr>
@@ -5536,7 +5598,7 @@
         </w:tc>
         <w:tc>
           <w:tcPr>
-            <w:tcW w:type="dxa" w:w="1129"/>
+            <w:tcW w:type="dxa" w:w="1040"/>
           </w:tcPr>
           <w:p>
             <w:pPr>
@@ -5562,7 +5624,7 @@
         </w:trPr>
         <w:tc>
           <w:tcPr>
-            <w:tcW w:type="dxa" w:w="1539"/>
+            <w:tcW w:type="dxa" w:w="1418"/>
           </w:tcPr>
           <w:p>
             <w:pPr>
@@ -5583,7 +5645,7 @@
         </w:tc>
         <w:tc>
           <w:tcPr>
-            <w:tcW w:type="dxa" w:w="2052"/>
+            <w:tcW w:type="dxa" w:w="1891"/>
           </w:tcPr>
           <w:p>
             <w:pPr>
@@ -5604,7 +5666,7 @@
         </w:tc>
         <w:tc>
           <w:tcPr>
-            <w:tcW w:type="dxa" w:w="975"/>
+            <w:tcW w:type="dxa" w:w="898"/>
           </w:tcPr>
           <w:p>
             <w:pPr>
@@ -5625,7 +5687,7 @@
         </w:tc>
         <w:tc>
           <w:tcPr>
-            <w:tcW w:type="dxa" w:w="1282"/>
+            <w:tcW w:type="dxa" w:w="1891"/>
           </w:tcPr>
           <w:p>
             <w:pPr>
@@ -5646,7 +5708,7 @@
         </w:tc>
         <w:tc>
           <w:tcPr>
-            <w:tcW w:type="dxa" w:w="2052"/>
+            <w:tcW w:type="dxa" w:w="1891"/>
           </w:tcPr>
           <w:p>
             <w:pPr>
@@ -5667,7 +5729,7 @@
         </w:tc>
         <w:tc>
           <w:tcPr>
-            <w:tcW w:type="dxa" w:w="1129"/>
+            <w:tcW w:type="dxa" w:w="1040"/>
           </w:tcPr>
           <w:p>
             <w:pPr>
@@ -5812,10 +5874,10 @@
         <w:tblLook w:firstColumn="1" w:firstRow="1" w:lastColumn="0" w:lastRow="0" w:noHBand="0" w:noVBand="1" w:val="04A0"/>
       </w:tblPr>
       <w:tblGrid>
-        <w:gridCol w:w="2167"/>
-        <w:gridCol w:w="1734"/>
-        <w:gridCol w:w="2889"/>
-        <w:gridCol w:w="2239"/>
+        <w:gridCol w:w="1921"/>
+        <w:gridCol w:w="2561"/>
+        <w:gridCol w:w="2561"/>
+        <w:gridCol w:w="1985"/>
       </w:tblGrid>
       <w:tr>
         <w:trPr>
@@ -5824,7 +5886,7 @@
         </w:trPr>
         <w:tc>
           <w:tcPr>
-            <w:tcW w:type="dxa" w:w="2167"/>
+            <w:tcW w:type="dxa" w:w="1921"/>
             <w:shd w:val="clear" w:color="auto" w:fill="E7E6E6"/>
           </w:tcPr>
           <w:p>
@@ -5846,7 +5908,7 @@
         </w:tc>
         <w:tc>
           <w:tcPr>
-            <w:tcW w:type="dxa" w:w="1734"/>
+            <w:tcW w:type="dxa" w:w="2561"/>
             <w:shd w:val="clear" w:color="auto" w:fill="E7E6E6"/>
           </w:tcPr>
           <w:p>
@@ -5868,7 +5930,7 @@
         </w:tc>
         <w:tc>
           <w:tcPr>
-            <w:tcW w:type="dxa" w:w="2889"/>
+            <w:tcW w:type="dxa" w:w="2561"/>
             <w:shd w:val="clear" w:color="auto" w:fill="E7E6E6"/>
           </w:tcPr>
           <w:p>
@@ -5890,7 +5952,7 @@
         </w:tc>
         <w:tc>
           <w:tcPr>
-            <w:tcW w:type="dxa" w:w="2239"/>
+            <w:tcW w:type="dxa" w:w="1985"/>
             <w:shd w:val="clear" w:color="auto" w:fill="E7E6E6"/>
           </w:tcPr>
           <w:p>
@@ -5917,7 +5979,7 @@
         </w:trPr>
         <w:tc>
           <w:tcPr>
-            <w:tcW w:type="dxa" w:w="2167"/>
+            <w:tcW w:type="dxa" w:w="1921"/>
           </w:tcPr>
           <w:p>
             <w:pPr>
@@ -5938,7 +6000,7 @@
         </w:tc>
         <w:tc>
           <w:tcPr>
-            <w:tcW w:type="dxa" w:w="1734"/>
+            <w:tcW w:type="dxa" w:w="2561"/>
           </w:tcPr>
           <w:p>
             <w:pPr>
@@ -5953,13 +6015,13 @@
                 <w:color w:val="000000"/>
                 <w:sz w:val="24"/>
               </w:rPr>
-              <w:t>none</w:t>
+              <w:t>age (added, taken from Dataset 2 respondents)</w:t>
             </w:r>
           </w:p>
         </w:tc>
         <w:tc>
           <w:tcPr>
-            <w:tcW w:type="dxa" w:w="2889"/>
+            <w:tcW w:type="dxa" w:w="2561"/>
           </w:tcPr>
           <w:p>
             <w:pPr>
@@ -5980,7 +6042,7 @@
         </w:tc>
         <w:tc>
           <w:tcPr>
-            <w:tcW w:type="dxa" w:w="2239"/>
+            <w:tcW w:type="dxa" w:w="1985"/>
           </w:tcPr>
           <w:p>
             <w:pPr>
@@ -6006,7 +6068,7 @@
         </w:trPr>
         <w:tc>
           <w:tcPr>
-            <w:tcW w:type="dxa" w:w="2167"/>
+            <w:tcW w:type="dxa" w:w="1921"/>
           </w:tcPr>
           <w:p>
             <w:pPr>
@@ -6027,7 +6089,7 @@
         </w:tc>
         <w:tc>
           <w:tcPr>
-            <w:tcW w:type="dxa" w:w="1734"/>
+            <w:tcW w:type="dxa" w:w="2561"/>
           </w:tcPr>
           <w:p>
             <w:pPr>
@@ -6042,13 +6104,13 @@
                 <w:color w:val="000000"/>
                 <w:sz w:val="24"/>
               </w:rPr>
-              <w:t>none</w:t>
+              <w:t>gender (added, taken from Dataset 2 respondents)</w:t>
             </w:r>
           </w:p>
         </w:tc>
         <w:tc>
           <w:tcPr>
-            <w:tcW w:type="dxa" w:w="2889"/>
+            <w:tcW w:type="dxa" w:w="2561"/>
           </w:tcPr>
           <w:p>
             <w:pPr>
@@ -6069,7 +6131,7 @@
         </w:tc>
         <w:tc>
           <w:tcPr>
-            <w:tcW w:type="dxa" w:w="2239"/>
+            <w:tcW w:type="dxa" w:w="1985"/>
           </w:tcPr>
           <w:p>
             <w:pPr>
@@ -6095,7 +6157,7 @@
         </w:trPr>
         <w:tc>
           <w:tcPr>
-            <w:tcW w:type="dxa" w:w="2167"/>
+            <w:tcW w:type="dxa" w:w="1921"/>
           </w:tcPr>
           <w:p>
             <w:pPr>
@@ -6116,7 +6178,7 @@
         </w:tc>
         <w:tc>
           <w:tcPr>
-            <w:tcW w:type="dxa" w:w="1734"/>
+            <w:tcW w:type="dxa" w:w="2561"/>
           </w:tcPr>
           <w:p>
             <w:pPr>
@@ -6137,7 +6199,7 @@
         </w:tc>
         <w:tc>
           <w:tcPr>
-            <w:tcW w:type="dxa" w:w="2889"/>
+            <w:tcW w:type="dxa" w:w="2561"/>
           </w:tcPr>
           <w:p>
             <w:pPr>
@@ -6158,7 +6220,7 @@
         </w:tc>
         <w:tc>
           <w:tcPr>
-            <w:tcW w:type="dxa" w:w="2239"/>
+            <w:tcW w:type="dxa" w:w="1985"/>
           </w:tcPr>
           <w:p>
             <w:pPr>
@@ -6184,7 +6246,7 @@
         </w:trPr>
         <w:tc>
           <w:tcPr>
-            <w:tcW w:type="dxa" w:w="2167"/>
+            <w:tcW w:type="dxa" w:w="1921"/>
           </w:tcPr>
           <w:p>
             <w:pPr>
@@ -6205,7 +6267,7 @@
         </w:tc>
         <w:tc>
           <w:tcPr>
-            <w:tcW w:type="dxa" w:w="1734"/>
+            <w:tcW w:type="dxa" w:w="2561"/>
           </w:tcPr>
           <w:p>
             <w:pPr>
@@ -6226,7 +6288,7 @@
         </w:tc>
         <w:tc>
           <w:tcPr>
-            <w:tcW w:type="dxa" w:w="2889"/>
+            <w:tcW w:type="dxa" w:w="2561"/>
           </w:tcPr>
           <w:p>
             <w:pPr>
@@ -6247,7 +6309,7 @@
         </w:tc>
         <w:tc>
           <w:tcPr>
-            <w:tcW w:type="dxa" w:w="2239"/>
+            <w:tcW w:type="dxa" w:w="1985"/>
           </w:tcPr>
           <w:p>
             <w:pPr>
@@ -6273,7 +6335,7 @@
         </w:trPr>
         <w:tc>
           <w:tcPr>
-            <w:tcW w:type="dxa" w:w="2167"/>
+            <w:tcW w:type="dxa" w:w="1921"/>
           </w:tcPr>
           <w:p>
             <w:pPr>
@@ -6294,7 +6356,7 @@
         </w:tc>
         <w:tc>
           <w:tcPr>
-            <w:tcW w:type="dxa" w:w="1734"/>
+            <w:tcW w:type="dxa" w:w="2561"/>
           </w:tcPr>
           <w:p>
             <w:pPr>
@@ -6315,7 +6377,7 @@
         </w:tc>
         <w:tc>
           <w:tcPr>
-            <w:tcW w:type="dxa" w:w="2889"/>
+            <w:tcW w:type="dxa" w:w="2561"/>
           </w:tcPr>
           <w:p>
             <w:pPr>
@@ -6336,7 +6398,7 @@
         </w:tc>
         <w:tc>
           <w:tcPr>
-            <w:tcW w:type="dxa" w:w="2239"/>
+            <w:tcW w:type="dxa" w:w="1985"/>
           </w:tcPr>
           <w:p>
             <w:pPr>
@@ -6362,7 +6424,7 @@
         </w:trPr>
         <w:tc>
           <w:tcPr>
-            <w:tcW w:type="dxa" w:w="2167"/>
+            <w:tcW w:type="dxa" w:w="1921"/>
           </w:tcPr>
           <w:p>
             <w:pPr>
@@ -6383,7 +6445,7 @@
         </w:tc>
         <w:tc>
           <w:tcPr>
-            <w:tcW w:type="dxa" w:w="1734"/>
+            <w:tcW w:type="dxa" w:w="2561"/>
           </w:tcPr>
           <w:p>
             <w:pPr>
@@ -6404,7 +6466,7 @@
         </w:tc>
         <w:tc>
           <w:tcPr>
-            <w:tcW w:type="dxa" w:w="2889"/>
+            <w:tcW w:type="dxa" w:w="2561"/>
           </w:tcPr>
           <w:p>
             <w:pPr>
@@ -6425,7 +6487,7 @@
         </w:tc>
         <w:tc>
           <w:tcPr>
-            <w:tcW w:type="dxa" w:w="2239"/>
+            <w:tcW w:type="dxa" w:w="1985"/>
           </w:tcPr>
           <w:p>
             <w:pPr>
@@ -6451,7 +6513,7 @@
         </w:trPr>
         <w:tc>
           <w:tcPr>
-            <w:tcW w:type="dxa" w:w="2167"/>
+            <w:tcW w:type="dxa" w:w="1921"/>
           </w:tcPr>
           <w:p>
             <w:pPr>
@@ -6472,7 +6534,7 @@
         </w:tc>
         <w:tc>
           <w:tcPr>
-            <w:tcW w:type="dxa" w:w="1734"/>
+            <w:tcW w:type="dxa" w:w="2561"/>
           </w:tcPr>
           <w:p>
             <w:pPr>
@@ -6493,7 +6555,7 @@
         </w:tc>
         <w:tc>
           <w:tcPr>
-            <w:tcW w:type="dxa" w:w="2889"/>
+            <w:tcW w:type="dxa" w:w="2561"/>
           </w:tcPr>
           <w:p>
             <w:pPr>
@@ -6514,7 +6576,7 @@
         </w:tc>
         <w:tc>
           <w:tcPr>
-            <w:tcW w:type="dxa" w:w="2239"/>
+            <w:tcW w:type="dxa" w:w="1985"/>
           </w:tcPr>
           <w:p>
             <w:pPr>
@@ -6540,7 +6602,7 @@
         </w:trPr>
         <w:tc>
           <w:tcPr>
-            <w:tcW w:type="dxa" w:w="2167"/>
+            <w:tcW w:type="dxa" w:w="1921"/>
           </w:tcPr>
           <w:p>
             <w:pPr>
@@ -6561,7 +6623,7 @@
         </w:tc>
         <w:tc>
           <w:tcPr>
-            <w:tcW w:type="dxa" w:w="1734"/>
+            <w:tcW w:type="dxa" w:w="2561"/>
           </w:tcPr>
           <w:p>
             <w:pPr>
@@ -6582,7 +6644,7 @@
         </w:tc>
         <w:tc>
           <w:tcPr>
-            <w:tcW w:type="dxa" w:w="2889"/>
+            <w:tcW w:type="dxa" w:w="2561"/>
           </w:tcPr>
           <w:p>
             <w:pPr>
@@ -6603,7 +6665,7 @@
         </w:tc>
         <w:tc>
           <w:tcPr>
-            <w:tcW w:type="dxa" w:w="2239"/>
+            <w:tcW w:type="dxa" w:w="1985"/>
           </w:tcPr>
           <w:p>
             <w:pPr>
@@ -6629,7 +6691,7 @@
         </w:trPr>
         <w:tc>
           <w:tcPr>
-            <w:tcW w:type="dxa" w:w="2167"/>
+            <w:tcW w:type="dxa" w:w="1921"/>
           </w:tcPr>
           <w:p>
             <w:pPr>
@@ -6650,7 +6712,7 @@
         </w:tc>
         <w:tc>
           <w:tcPr>
-            <w:tcW w:type="dxa" w:w="1734"/>
+            <w:tcW w:type="dxa" w:w="2561"/>
           </w:tcPr>
           <w:p>
             <w:pPr>
@@ -6671,7 +6733,7 @@
         </w:tc>
         <w:tc>
           <w:tcPr>
-            <w:tcW w:type="dxa" w:w="2889"/>
+            <w:tcW w:type="dxa" w:w="2561"/>
           </w:tcPr>
           <w:p>
             <w:pPr>
@@ -6692,7 +6754,7 @@
         </w:tc>
         <w:tc>
           <w:tcPr>
-            <w:tcW w:type="dxa" w:w="2239"/>
+            <w:tcW w:type="dxa" w:w="1985"/>
           </w:tcPr>
           <w:p>
             <w:pPr>
@@ -6718,7 +6780,7 @@
         </w:trPr>
         <w:tc>
           <w:tcPr>
-            <w:tcW w:type="dxa" w:w="2167"/>
+            <w:tcW w:type="dxa" w:w="1921"/>
           </w:tcPr>
           <w:p>
             <w:pPr>
@@ -6739,7 +6801,7 @@
         </w:tc>
         <w:tc>
           <w:tcPr>
-            <w:tcW w:type="dxa" w:w="1734"/>
+            <w:tcW w:type="dxa" w:w="2561"/>
           </w:tcPr>
           <w:p>
             <w:pPr>
@@ -6760,7 +6822,7 @@
         </w:tc>
         <w:tc>
           <w:tcPr>
-            <w:tcW w:type="dxa" w:w="2889"/>
+            <w:tcW w:type="dxa" w:w="2561"/>
           </w:tcPr>
           <w:p>
             <w:pPr>
@@ -6781,7 +6843,7 @@
         </w:tc>
         <w:tc>
           <w:tcPr>
-            <w:tcW w:type="dxa" w:w="2239"/>
+            <w:tcW w:type="dxa" w:w="1985"/>
           </w:tcPr>
           <w:p>
             <w:pPr>
@@ -6807,7 +6869,7 @@
         </w:trPr>
         <w:tc>
           <w:tcPr>
-            <w:tcW w:type="dxa" w:w="2167"/>
+            <w:tcW w:type="dxa" w:w="1921"/>
           </w:tcPr>
           <w:p>
             <w:pPr>
@@ -6828,7 +6890,7 @@
         </w:tc>
         <w:tc>
           <w:tcPr>
-            <w:tcW w:type="dxa" w:w="1734"/>
+            <w:tcW w:type="dxa" w:w="2561"/>
           </w:tcPr>
           <w:p>
             <w:pPr>
@@ -6849,7 +6911,7 @@
         </w:tc>
         <w:tc>
           <w:tcPr>
-            <w:tcW w:type="dxa" w:w="2889"/>
+            <w:tcW w:type="dxa" w:w="2561"/>
           </w:tcPr>
           <w:p>
             <w:pPr>
@@ -6870,7 +6932,7 @@
         </w:tc>
         <w:tc>
           <w:tcPr>
-            <w:tcW w:type="dxa" w:w="2239"/>
+            <w:tcW w:type="dxa" w:w="1985"/>
           </w:tcPr>
           <w:p>
             <w:pPr>
@@ -6896,7 +6958,7 @@
         </w:trPr>
         <w:tc>
           <w:tcPr>
-            <w:tcW w:type="dxa" w:w="2167"/>
+            <w:tcW w:type="dxa" w:w="1921"/>
           </w:tcPr>
           <w:p>
             <w:pPr>
@@ -6917,7 +6979,7 @@
         </w:tc>
         <w:tc>
           <w:tcPr>
-            <w:tcW w:type="dxa" w:w="1734"/>
+            <w:tcW w:type="dxa" w:w="2561"/>
           </w:tcPr>
           <w:p>
             <w:pPr>
@@ -6938,7 +7000,7 @@
         </w:tc>
         <w:tc>
           <w:tcPr>
-            <w:tcW w:type="dxa" w:w="2889"/>
+            <w:tcW w:type="dxa" w:w="2561"/>
           </w:tcPr>
           <w:p>
             <w:pPr>
@@ -6959,7 +7021,7 @@
         </w:tc>
         <w:tc>
           <w:tcPr>
-            <w:tcW w:type="dxa" w:w="2239"/>
+            <w:tcW w:type="dxa" w:w="1985"/>
           </w:tcPr>
           <w:p>
             <w:pPr>
@@ -6985,7 +7047,7 @@
         </w:trPr>
         <w:tc>
           <w:tcPr>
-            <w:tcW w:type="dxa" w:w="2167"/>
+            <w:tcW w:type="dxa" w:w="1921"/>
           </w:tcPr>
           <w:p>
             <w:pPr>
@@ -7006,7 +7068,7 @@
         </w:tc>
         <w:tc>
           <w:tcPr>
-            <w:tcW w:type="dxa" w:w="1734"/>
+            <w:tcW w:type="dxa" w:w="2561"/>
           </w:tcPr>
           <w:p>
             <w:pPr>
@@ -7027,7 +7089,7 @@
         </w:tc>
         <w:tc>
           <w:tcPr>
-            <w:tcW w:type="dxa" w:w="2889"/>
+            <w:tcW w:type="dxa" w:w="2561"/>
           </w:tcPr>
           <w:p>
             <w:pPr>
@@ -7048,7 +7110,7 @@
         </w:tc>
         <w:tc>
           <w:tcPr>
-            <w:tcW w:type="dxa" w:w="2239"/>
+            <w:tcW w:type="dxa" w:w="1985"/>
           </w:tcPr>
           <w:p>
             <w:pPr>
@@ -7074,7 +7136,7 @@
         </w:trPr>
         <w:tc>
           <w:tcPr>
-            <w:tcW w:type="dxa" w:w="2167"/>
+            <w:tcW w:type="dxa" w:w="1921"/>
           </w:tcPr>
           <w:p>
             <w:pPr>
@@ -7095,7 +7157,7 @@
         </w:tc>
         <w:tc>
           <w:tcPr>
-            <w:tcW w:type="dxa" w:w="1734"/>
+            <w:tcW w:type="dxa" w:w="2561"/>
           </w:tcPr>
           <w:p>
             <w:pPr>
@@ -7116,7 +7178,7 @@
         </w:tc>
         <w:tc>
           <w:tcPr>
-            <w:tcW w:type="dxa" w:w="2889"/>
+            <w:tcW w:type="dxa" w:w="2561"/>
           </w:tcPr>
           <w:p>
             <w:pPr>
@@ -7137,7 +7199,7 @@
         </w:tc>
         <w:tc>
           <w:tcPr>
-            <w:tcW w:type="dxa" w:w="2239"/>
+            <w:tcW w:type="dxa" w:w="1985"/>
           </w:tcPr>
           <w:p>
             <w:pPr>
@@ -7163,7 +7225,7 @@
         </w:trPr>
         <w:tc>
           <w:tcPr>
-            <w:tcW w:type="dxa" w:w="2167"/>
+            <w:tcW w:type="dxa" w:w="1921"/>
           </w:tcPr>
           <w:p>
             <w:pPr>
@@ -7184,7 +7246,7 @@
         </w:tc>
         <w:tc>
           <w:tcPr>
-            <w:tcW w:type="dxa" w:w="1734"/>
+            <w:tcW w:type="dxa" w:w="2561"/>
           </w:tcPr>
           <w:p>
             <w:pPr>
@@ -7205,7 +7267,7 @@
         </w:tc>
         <w:tc>
           <w:tcPr>
-            <w:tcW w:type="dxa" w:w="2889"/>
+            <w:tcW w:type="dxa" w:w="2561"/>
           </w:tcPr>
           <w:p>
             <w:pPr>
@@ -7226,7 +7288,7 @@
         </w:tc>
         <w:tc>
           <w:tcPr>
-            <w:tcW w:type="dxa" w:w="2239"/>
+            <w:tcW w:type="dxa" w:w="1985"/>
           </w:tcPr>
           <w:p>
             <w:pPr>
@@ -7252,7 +7314,7 @@
         </w:trPr>
         <w:tc>
           <w:tcPr>
-            <w:tcW w:type="dxa" w:w="2167"/>
+            <w:tcW w:type="dxa" w:w="1921"/>
           </w:tcPr>
           <w:p>
             <w:pPr>
@@ -7273,7 +7335,7 @@
         </w:tc>
         <w:tc>
           <w:tcPr>
-            <w:tcW w:type="dxa" w:w="1734"/>
+            <w:tcW w:type="dxa" w:w="2561"/>
           </w:tcPr>
           <w:p>
             <w:pPr>
@@ -7294,7 +7356,7 @@
         </w:tc>
         <w:tc>
           <w:tcPr>
-            <w:tcW w:type="dxa" w:w="2889"/>
+            <w:tcW w:type="dxa" w:w="2561"/>
           </w:tcPr>
           <w:p>
             <w:pPr>
@@ -7315,7 +7377,7 @@
         </w:tc>
         <w:tc>
           <w:tcPr>
-            <w:tcW w:type="dxa" w:w="2239"/>
+            <w:tcW w:type="dxa" w:w="1985"/>
           </w:tcPr>
           <w:p>
             <w:pPr>
@@ -7341,7 +7403,7 @@
         </w:trPr>
         <w:tc>
           <w:tcPr>
-            <w:tcW w:type="dxa" w:w="2167"/>
+            <w:tcW w:type="dxa" w:w="1921"/>
           </w:tcPr>
           <w:p>
             <w:pPr>
@@ -7362,7 +7424,7 @@
         </w:tc>
         <w:tc>
           <w:tcPr>
-            <w:tcW w:type="dxa" w:w="1734"/>
+            <w:tcW w:type="dxa" w:w="2561"/>
           </w:tcPr>
           <w:p>
             <w:pPr>
@@ -7383,7 +7445,7 @@
         </w:tc>
         <w:tc>
           <w:tcPr>
-            <w:tcW w:type="dxa" w:w="2889"/>
+            <w:tcW w:type="dxa" w:w="2561"/>
           </w:tcPr>
           <w:p>
             <w:pPr>
@@ -7404,7 +7466,7 @@
         </w:tc>
         <w:tc>
           <w:tcPr>
-            <w:tcW w:type="dxa" w:w="2239"/>
+            <w:tcW w:type="dxa" w:w="1985"/>
           </w:tcPr>
           <w:p>
             <w:pPr>
@@ -7430,7 +7492,7 @@
         </w:trPr>
         <w:tc>
           <w:tcPr>
-            <w:tcW w:type="dxa" w:w="2167"/>
+            <w:tcW w:type="dxa" w:w="1921"/>
           </w:tcPr>
           <w:p>
             <w:pPr>
@@ -7451,7 +7513,7 @@
         </w:tc>
         <w:tc>
           <w:tcPr>
-            <w:tcW w:type="dxa" w:w="1734"/>
+            <w:tcW w:type="dxa" w:w="2561"/>
           </w:tcPr>
           <w:p>
             <w:pPr>
@@ -7472,7 +7534,7 @@
         </w:tc>
         <w:tc>
           <w:tcPr>
-            <w:tcW w:type="dxa" w:w="2889"/>
+            <w:tcW w:type="dxa" w:w="2561"/>
           </w:tcPr>
           <w:p>
             <w:pPr>
@@ -7493,7 +7555,7 @@
         </w:tc>
         <w:tc>
           <w:tcPr>
-            <w:tcW w:type="dxa" w:w="2239"/>
+            <w:tcW w:type="dxa" w:w="1985"/>
           </w:tcPr>
           <w:p>
             <w:pPr>
@@ -7519,7 +7581,7 @@
         </w:trPr>
         <w:tc>
           <w:tcPr>
-            <w:tcW w:type="dxa" w:w="2167"/>
+            <w:tcW w:type="dxa" w:w="1921"/>
           </w:tcPr>
           <w:p>
             <w:pPr>
@@ -7540,7 +7602,7 @@
         </w:tc>
         <w:tc>
           <w:tcPr>
-            <w:tcW w:type="dxa" w:w="1734"/>
+            <w:tcW w:type="dxa" w:w="2561"/>
           </w:tcPr>
           <w:p>
             <w:pPr>
@@ -7561,7 +7623,7 @@
         </w:tc>
         <w:tc>
           <w:tcPr>
-            <w:tcW w:type="dxa" w:w="2889"/>
+            <w:tcW w:type="dxa" w:w="2561"/>
           </w:tcPr>
           <w:p>
             <w:pPr>
@@ -7582,7 +7644,7 @@
         </w:tc>
         <w:tc>
           <w:tcPr>
-            <w:tcW w:type="dxa" w:w="2239"/>
+            <w:tcW w:type="dxa" w:w="1985"/>
           </w:tcPr>
           <w:p>
             <w:pPr>
@@ -7608,7 +7670,7 @@
         </w:trPr>
         <w:tc>
           <w:tcPr>
-            <w:tcW w:type="dxa" w:w="2167"/>
+            <w:tcW w:type="dxa" w:w="1921"/>
           </w:tcPr>
           <w:p>
             <w:pPr>
@@ -7629,7 +7691,7 @@
         </w:tc>
         <w:tc>
           <w:tcPr>
-            <w:tcW w:type="dxa" w:w="1734"/>
+            <w:tcW w:type="dxa" w:w="2561"/>
           </w:tcPr>
           <w:p>
             <w:pPr>
@@ -7650,7 +7712,7 @@
         </w:tc>
         <w:tc>
           <w:tcPr>
-            <w:tcW w:type="dxa" w:w="2889"/>
+            <w:tcW w:type="dxa" w:w="2561"/>
           </w:tcPr>
           <w:p>
             <w:pPr>
@@ -7671,7 +7733,7 @@
         </w:tc>
         <w:tc>
           <w:tcPr>
-            <w:tcW w:type="dxa" w:w="2239"/>
+            <w:tcW w:type="dxa" w:w="1985"/>
           </w:tcPr>
           <w:p>
             <w:pPr>
@@ -7697,7 +7759,7 @@
         </w:trPr>
         <w:tc>
           <w:tcPr>
-            <w:tcW w:type="dxa" w:w="2167"/>
+            <w:tcW w:type="dxa" w:w="1921"/>
           </w:tcPr>
           <w:p>
             <w:pPr>
@@ -7718,7 +7780,7 @@
         </w:tc>
         <w:tc>
           <w:tcPr>
-            <w:tcW w:type="dxa" w:w="1734"/>
+            <w:tcW w:type="dxa" w:w="2561"/>
           </w:tcPr>
           <w:p>
             <w:pPr>
@@ -7739,7 +7801,7 @@
         </w:tc>
         <w:tc>
           <w:tcPr>
-            <w:tcW w:type="dxa" w:w="2889"/>
+            <w:tcW w:type="dxa" w:w="2561"/>
           </w:tcPr>
           <w:p>
             <w:pPr>
@@ -7760,7 +7822,7 @@
         </w:tc>
         <w:tc>
           <w:tcPr>
-            <w:tcW w:type="dxa" w:w="2239"/>
+            <w:tcW w:type="dxa" w:w="1985"/>
           </w:tcPr>
           <w:p>
             <w:pPr>

--- a/Thesis_Final/Hairfall_Proposal.docx
+++ b/Thesis_Final/Hairfall_Proposal.docx
@@ -1546,7 +1546,7 @@
           <w:sz w:val="24"/>
         </w:rPr>
         <w:tab/>
-        <w:t>12</w:t>
+        <w:t>13</w:t>
       </w:r>
     </w:p>
     <w:p>
@@ -4361,22 +4361,6 @@
     </w:p>
     <w:p>
       <w:pPr>
-        <w:spacing w:after="240" w:before="0" w:line="360" w:lineRule="auto"/>
-        <w:jc w:val="both"/>
-      </w:pPr>
-      <w:r>
-        <w:rPr>
-          <w:rFonts w:ascii="Times New Roman" w:hAnsi="Times New Roman" w:eastAsia="Times New Roman"/>
-          <w:b w:val="0"/>
-          <w:i/>
-          <w:color w:val="000000"/>
-          <w:sz w:val="24"/>
-        </w:rPr>
-        <w:t>LR = Logistic Regression, DT = Decision Tree, RF = Random Forest, GB = Gradient Boosting.</w:t>
-      </w:r>
-    </w:p>
-    <w:p>
-      <w:pPr>
         <w:pStyle w:val="Heading3"/>
         <w:keepNext/>
         <w:spacing w:after="240" w:before="120" w:line="360" w:lineRule="auto"/>
@@ -4784,7 +4768,75 @@
           <w:color w:val="000000"/>
           <w:sz w:val="24"/>
         </w:rPr>
-        <w:t>Two public datasets were the sources of the data: Dataset 1, with 100,000 records of blood and body measurements (Dhankour, 2023), and Dataset 2, a survey of 716 people on their health and lifestyle (Arnob et al., 2024). Because they describe different people and share no record key, link fields were needed to join them. Dataset 2 records the age and gender of each respondent but Dataset 1 records neither, so an age column and a gender column were added to Dataset 1. Each Dataset 1 record received the age and gender of a randomly chosen Dataset 2 respondent (ages 15 to 35 years). Age and gender then served as the link between the two datasets. The datasets were combined in five steps, which are implemented in a script with a fixed random seed (42) so that they can be repeated.</w:t>
+        <w:t>Two public datasets were the sources of the data.</w:t>
+      </w:r>
+    </w:p>
+    <w:p>
+      <w:pPr>
+        <w:spacing w:after="240" w:before="0" w:line="360" w:lineRule="auto"/>
+        <w:jc w:val="both"/>
+      </w:pPr>
+      <w:r>
+        <w:rPr>
+          <w:rFonts w:ascii="Times New Roman" w:hAnsi="Times New Roman" w:eastAsia="Times New Roman"/>
+          <w:b/>
+          <w:i w:val="0"/>
+          <w:color w:val="000000"/>
+          <w:sz w:val="24"/>
+        </w:rPr>
+        <w:t>Dataset 1</w:t>
+      </w:r>
+      <w:r>
+        <w:rPr>
+          <w:rFonts w:ascii="Times New Roman" w:hAnsi="Times New Roman" w:eastAsia="Times New Roman"/>
+          <w:b w:val="0"/>
+          <w:i w:val="0"/>
+          <w:color w:val="000000"/>
+          <w:sz w:val="24"/>
+        </w:rPr>
+        <w:t xml:space="preserve"> (Dhankour, 2023) has 100,000 records and 11 columns: ten numeric measurement columns (total_protein, total_keratine, hair_texture, vitamin, manganese, iron, calcium, body_water_content, stress_level, and liver_data) and the target hair_fall with values from 0 to 5. It has no record identifier.</w:t>
+      </w:r>
+    </w:p>
+    <w:p>
+      <w:pPr>
+        <w:spacing w:after="240" w:before="0" w:line="360" w:lineRule="auto"/>
+        <w:jc w:val="both"/>
+      </w:pPr>
+      <w:r>
+        <w:rPr>
+          <w:rFonts w:ascii="Times New Roman" w:hAnsi="Times New Roman" w:eastAsia="Times New Roman"/>
+          <w:b/>
+          <w:i w:val="0"/>
+          <w:color w:val="000000"/>
+          <w:sz w:val="24"/>
+        </w:rPr>
+        <w:t>Dataset 2</w:t>
+      </w:r>
+      <w:r>
+        <w:rPr>
+          <w:rFonts w:ascii="Times New Roman" w:hAnsi="Times New Roman" w:eastAsia="Times New Roman"/>
+          <w:b w:val="0"/>
+          <w:i w:val="0"/>
+          <w:color w:val="000000"/>
+          <w:sz w:val="24"/>
+        </w:rPr>
+        <w:t xml:space="preserve"> (Arnob et al., 2024) is a survey of 716 people with 14 columns: a timestamp, the name of the respondent (removed before use), age, gender, whether the person has a hair fall problem, eight yes/no questions (family history of hair fall, chronic illness, staying up late, sleep disturbance, water as a reason, use of chemicals on hair, anemia, and stress), and food habit.</w:t>
+      </w:r>
+    </w:p>
+    <w:p>
+      <w:pPr>
+        <w:spacing w:after="240" w:before="0" w:line="360" w:lineRule="auto"/>
+        <w:jc w:val="both"/>
+      </w:pPr>
+      <w:r>
+        <w:rPr>
+          <w:rFonts w:ascii="Times New Roman" w:hAnsi="Times New Roman" w:eastAsia="Times New Roman"/>
+          <w:b w:val="0"/>
+          <w:i w:val="0"/>
+          <w:color w:val="000000"/>
+          <w:sz w:val="24"/>
+        </w:rPr>
+        <w:t>The two datasets describe different people and share no record key, so they were combined in five steps. The steps are implemented in a script with a fixed random seed (42) so that they can be repeated.</w:t>
       </w:r>
     </w:p>
     <w:p>
@@ -4823,7 +4875,7 @@
           <w:color w:val="000000"/>
           <w:sz w:val="24"/>
         </w:rPr>
-        <w:t xml:space="preserve"> A super dataset of 200,000 records was created. Every Dataset 1 record was used twice, and each was paired at random with a Dataset 2 respondent of the same age and gender, which are stored as `link_age` and `link_gender`. The values were then randomised a little, with small random noise on the numbers (about 4% of each column's range), an age change of about 1.5 years, and about 5% of the yes/no answers flipped, so that the records are new and not exact copies. Every record holds all columns of Dataset 1 and of Dataset 2, the row numbers of the two source records (`</w:t>
+        <w:t xml:space="preserve"> A super dataset of 200,000 records was created. Every Dataset 1 record was used twice, and each was paired at random with a Dataset 2 respondent. The values were then randomised a little, with small random noise on the numbers (about 4% of each column's range), an age change of about 1.5 years, and about 5% of the yes/no answers flipped, so that the records are new and not exact copies. Every record holds all columns of Dataset 1 and of Dataset 2, the row numbers of the two source records (`</w:t>
       </w:r>
       <w:r>
         <w:rPr>
@@ -5080,12 +5132,12 @@
         <w:tblLook w:firstColumn="1" w:firstRow="1" w:lastColumn="0" w:lastRow="0" w:noHBand="0" w:noVBand="1" w:val="04A0"/>
       </w:tblPr>
       <w:tblGrid>
-        <w:gridCol w:w="1418"/>
-        <w:gridCol w:w="1891"/>
-        <w:gridCol w:w="898"/>
-        <w:gridCol w:w="1891"/>
-        <w:gridCol w:w="1891"/>
-        <w:gridCol w:w="1040"/>
+        <w:gridCol w:w="1539"/>
+        <w:gridCol w:w="2052"/>
+        <w:gridCol w:w="975"/>
+        <w:gridCol w:w="1282"/>
+        <w:gridCol w:w="2052"/>
+        <w:gridCol w:w="1129"/>
       </w:tblGrid>
       <w:tr>
         <w:trPr>
@@ -5094,7 +5146,7 @@
         </w:trPr>
         <w:tc>
           <w:tcPr>
-            <w:tcW w:type="dxa" w:w="1418"/>
+            <w:tcW w:type="dxa" w:w="1539"/>
             <w:shd w:val="clear" w:color="auto" w:fill="E7E6E6"/>
           </w:tcPr>
           <w:p>
@@ -5116,7 +5168,7 @@
         </w:tc>
         <w:tc>
           <w:tcPr>
-            <w:tcW w:type="dxa" w:w="1891"/>
+            <w:tcW w:type="dxa" w:w="2052"/>
             <w:shd w:val="clear" w:color="auto" w:fill="E7E6E6"/>
           </w:tcPr>
           <w:p>
@@ -5138,7 +5190,7 @@
         </w:tc>
         <w:tc>
           <w:tcPr>
-            <w:tcW w:type="dxa" w:w="898"/>
+            <w:tcW w:type="dxa" w:w="975"/>
             <w:shd w:val="clear" w:color="auto" w:fill="E7E6E6"/>
           </w:tcPr>
           <w:p>
@@ -5160,7 +5212,7 @@
         </w:tc>
         <w:tc>
           <w:tcPr>
-            <w:tcW w:type="dxa" w:w="1891"/>
+            <w:tcW w:type="dxa" w:w="1282"/>
             <w:shd w:val="clear" w:color="auto" w:fill="E7E6E6"/>
           </w:tcPr>
           <w:p>
@@ -5182,7 +5234,7 @@
         </w:tc>
         <w:tc>
           <w:tcPr>
-            <w:tcW w:type="dxa" w:w="1891"/>
+            <w:tcW w:type="dxa" w:w="2052"/>
             <w:shd w:val="clear" w:color="auto" w:fill="E7E6E6"/>
           </w:tcPr>
           <w:p>
@@ -5204,7 +5256,7 @@
         </w:tc>
         <w:tc>
           <w:tcPr>
-            <w:tcW w:type="dxa" w:w="1040"/>
+            <w:tcW w:type="dxa" w:w="1129"/>
             <w:shd w:val="clear" w:color="auto" w:fill="E7E6E6"/>
           </w:tcPr>
           <w:p>
@@ -5231,7 +5283,7 @@
         </w:trPr>
         <w:tc>
           <w:tcPr>
-            <w:tcW w:type="dxa" w:w="1418"/>
+            <w:tcW w:type="dxa" w:w="1539"/>
           </w:tcPr>
           <w:p>
             <w:pPr>
@@ -5252,7 +5304,7 @@
         </w:tc>
         <w:tc>
           <w:tcPr>
-            <w:tcW w:type="dxa" w:w="1891"/>
+            <w:tcW w:type="dxa" w:w="2052"/>
           </w:tcPr>
           <w:p>
             <w:pPr>
@@ -5273,7 +5325,7 @@
         </w:tc>
         <w:tc>
           <w:tcPr>
-            <w:tcW w:type="dxa" w:w="898"/>
+            <w:tcW w:type="dxa" w:w="975"/>
           </w:tcPr>
           <w:p>
             <w:pPr>
@@ -5294,7 +5346,7 @@
         </w:tc>
         <w:tc>
           <w:tcPr>
-            <w:tcW w:type="dxa" w:w="1891"/>
+            <w:tcW w:type="dxa" w:w="1282"/>
           </w:tcPr>
           <w:p>
             <w:pPr>
@@ -5309,13 +5361,13 @@
                 <w:color w:val="000000"/>
                 <w:sz w:val="21"/>
               </w:rPr>
-              <w:t>11, plus added age and gender columns</w:t>
+              <w:t>11</w:t>
             </w:r>
           </w:p>
         </w:tc>
         <w:tc>
           <w:tcPr>
-            <w:tcW w:type="dxa" w:w="1891"/>
+            <w:tcW w:type="dxa" w:w="2052"/>
           </w:tcPr>
           <w:p>
             <w:pPr>
@@ -5336,7 +5388,7 @@
         </w:tc>
         <w:tc>
           <w:tcPr>
-            <w:tcW w:type="dxa" w:w="1040"/>
+            <w:tcW w:type="dxa" w:w="1129"/>
           </w:tcPr>
           <w:p>
             <w:pPr>
@@ -5362,7 +5414,7 @@
         </w:trPr>
         <w:tc>
           <w:tcPr>
-            <w:tcW w:type="dxa" w:w="1418"/>
+            <w:tcW w:type="dxa" w:w="1539"/>
           </w:tcPr>
           <w:p>
             <w:pPr>
@@ -5383,7 +5435,7 @@
         </w:tc>
         <w:tc>
           <w:tcPr>
-            <w:tcW w:type="dxa" w:w="1891"/>
+            <w:tcW w:type="dxa" w:w="2052"/>
           </w:tcPr>
           <w:p>
             <w:pPr>
@@ -5404,7 +5456,7 @@
         </w:tc>
         <w:tc>
           <w:tcPr>
-            <w:tcW w:type="dxa" w:w="898"/>
+            <w:tcW w:type="dxa" w:w="975"/>
           </w:tcPr>
           <w:p>
             <w:pPr>
@@ -5425,7 +5477,7 @@
         </w:tc>
         <w:tc>
           <w:tcPr>
-            <w:tcW w:type="dxa" w:w="1891"/>
+            <w:tcW w:type="dxa" w:w="1282"/>
           </w:tcPr>
           <w:p>
             <w:pPr>
@@ -5446,7 +5498,7 @@
         </w:tc>
         <w:tc>
           <w:tcPr>
-            <w:tcW w:type="dxa" w:w="1891"/>
+            <w:tcW w:type="dxa" w:w="2052"/>
           </w:tcPr>
           <w:p>
             <w:pPr>
@@ -5467,7 +5519,7 @@
         </w:tc>
         <w:tc>
           <w:tcPr>
-            <w:tcW w:type="dxa" w:w="1040"/>
+            <w:tcW w:type="dxa" w:w="1129"/>
           </w:tcPr>
           <w:p>
             <w:pPr>
@@ -5493,7 +5545,7 @@
         </w:trPr>
         <w:tc>
           <w:tcPr>
-            <w:tcW w:type="dxa" w:w="1418"/>
+            <w:tcW w:type="dxa" w:w="1539"/>
           </w:tcPr>
           <w:p>
             <w:pPr>
@@ -5514,7 +5566,7 @@
         </w:tc>
         <w:tc>
           <w:tcPr>
-            <w:tcW w:type="dxa" w:w="1891"/>
+            <w:tcW w:type="dxa" w:w="2052"/>
           </w:tcPr>
           <w:p>
             <w:pPr>
@@ -5535,7 +5587,7 @@
         </w:tc>
         <w:tc>
           <w:tcPr>
-            <w:tcW w:type="dxa" w:w="898"/>
+            <w:tcW w:type="dxa" w:w="975"/>
           </w:tcPr>
           <w:p>
             <w:pPr>
@@ -5556,7 +5608,7 @@
         </w:tc>
         <w:tc>
           <w:tcPr>
-            <w:tcW w:type="dxa" w:w="1891"/>
+            <w:tcW w:type="dxa" w:w="1282"/>
           </w:tcPr>
           <w:p>
             <w:pPr>
@@ -5577,7 +5629,7 @@
         </w:tc>
         <w:tc>
           <w:tcPr>
-            <w:tcW w:type="dxa" w:w="1891"/>
+            <w:tcW w:type="dxa" w:w="2052"/>
           </w:tcPr>
           <w:p>
             <w:pPr>
@@ -5598,7 +5650,7 @@
         </w:tc>
         <w:tc>
           <w:tcPr>
-            <w:tcW w:type="dxa" w:w="1040"/>
+            <w:tcW w:type="dxa" w:w="1129"/>
           </w:tcPr>
           <w:p>
             <w:pPr>
@@ -5624,7 +5676,7 @@
         </w:trPr>
         <w:tc>
           <w:tcPr>
-            <w:tcW w:type="dxa" w:w="1418"/>
+            <w:tcW w:type="dxa" w:w="1539"/>
           </w:tcPr>
           <w:p>
             <w:pPr>
@@ -5645,7 +5697,7 @@
         </w:tc>
         <w:tc>
           <w:tcPr>
-            <w:tcW w:type="dxa" w:w="1891"/>
+            <w:tcW w:type="dxa" w:w="2052"/>
           </w:tcPr>
           <w:p>
             <w:pPr>
@@ -5666,7 +5718,7 @@
         </w:tc>
         <w:tc>
           <w:tcPr>
-            <w:tcW w:type="dxa" w:w="898"/>
+            <w:tcW w:type="dxa" w:w="975"/>
           </w:tcPr>
           <w:p>
             <w:pPr>
@@ -5687,7 +5739,7 @@
         </w:tc>
         <w:tc>
           <w:tcPr>
-            <w:tcW w:type="dxa" w:w="1891"/>
+            <w:tcW w:type="dxa" w:w="1282"/>
           </w:tcPr>
           <w:p>
             <w:pPr>
@@ -5708,7 +5760,7 @@
         </w:tc>
         <w:tc>
           <w:tcPr>
-            <w:tcW w:type="dxa" w:w="1891"/>
+            <w:tcW w:type="dxa" w:w="2052"/>
           </w:tcPr>
           <w:p>
             <w:pPr>
@@ -5729,7 +5781,7 @@
         </w:tc>
         <w:tc>
           <w:tcPr>
-            <w:tcW w:type="dxa" w:w="1040"/>
+            <w:tcW w:type="dxa" w:w="1129"/>
           </w:tcPr>
           <w:p>
             <w:pPr>
@@ -5874,10 +5926,10 @@
         <w:tblLook w:firstColumn="1" w:firstRow="1" w:lastColumn="0" w:lastRow="0" w:noHBand="0" w:noVBand="1" w:val="04A0"/>
       </w:tblPr>
       <w:tblGrid>
-        <w:gridCol w:w="1921"/>
-        <w:gridCol w:w="2561"/>
-        <w:gridCol w:w="2561"/>
-        <w:gridCol w:w="1985"/>
+        <w:gridCol w:w="2167"/>
+        <w:gridCol w:w="1734"/>
+        <w:gridCol w:w="2889"/>
+        <w:gridCol w:w="2239"/>
       </w:tblGrid>
       <w:tr>
         <w:trPr>
@@ -5886,7 +5938,7 @@
         </w:trPr>
         <w:tc>
           <w:tcPr>
-            <w:tcW w:type="dxa" w:w="1921"/>
+            <w:tcW w:type="dxa" w:w="2167"/>
             <w:shd w:val="clear" w:color="auto" w:fill="E7E6E6"/>
           </w:tcPr>
           <w:p>
@@ -5908,7 +5960,7 @@
         </w:tc>
         <w:tc>
           <w:tcPr>
-            <w:tcW w:type="dxa" w:w="2561"/>
+            <w:tcW w:type="dxa" w:w="1734"/>
             <w:shd w:val="clear" w:color="auto" w:fill="E7E6E6"/>
           </w:tcPr>
           <w:p>
@@ -5930,7 +5982,7 @@
         </w:tc>
         <w:tc>
           <w:tcPr>
-            <w:tcW w:type="dxa" w:w="2561"/>
+            <w:tcW w:type="dxa" w:w="2889"/>
             <w:shd w:val="clear" w:color="auto" w:fill="E7E6E6"/>
           </w:tcPr>
           <w:p>
@@ -5952,7 +6004,7 @@
         </w:tc>
         <w:tc>
           <w:tcPr>
-            <w:tcW w:type="dxa" w:w="1985"/>
+            <w:tcW w:type="dxa" w:w="2239"/>
             <w:shd w:val="clear" w:color="auto" w:fill="E7E6E6"/>
           </w:tcPr>
           <w:p>
@@ -5979,7 +6031,7 @@
         </w:trPr>
         <w:tc>
           <w:tcPr>
-            <w:tcW w:type="dxa" w:w="1921"/>
+            <w:tcW w:type="dxa" w:w="2167"/>
           </w:tcPr>
           <w:p>
             <w:pPr>
@@ -6000,7 +6052,7 @@
         </w:tc>
         <w:tc>
           <w:tcPr>
-            <w:tcW w:type="dxa" w:w="2561"/>
+            <w:tcW w:type="dxa" w:w="1734"/>
           </w:tcPr>
           <w:p>
             <w:pPr>
@@ -6015,13 +6067,13 @@
                 <w:color w:val="000000"/>
                 <w:sz w:val="24"/>
               </w:rPr>
-              <w:t>age (added, taken from Dataset 2 respondents)</w:t>
+              <w:t>none</w:t>
             </w:r>
           </w:p>
         </w:tc>
         <w:tc>
           <w:tcPr>
-            <w:tcW w:type="dxa" w:w="2561"/>
+            <w:tcW w:type="dxa" w:w="2889"/>
           </w:tcPr>
           <w:p>
             <w:pPr>
@@ -6042,7 +6094,7 @@
         </w:tc>
         <w:tc>
           <w:tcPr>
-            <w:tcW w:type="dxa" w:w="1985"/>
+            <w:tcW w:type="dxa" w:w="2239"/>
           </w:tcPr>
           <w:p>
             <w:pPr>
@@ -6068,7 +6120,7 @@
         </w:trPr>
         <w:tc>
           <w:tcPr>
-            <w:tcW w:type="dxa" w:w="1921"/>
+            <w:tcW w:type="dxa" w:w="2167"/>
           </w:tcPr>
           <w:p>
             <w:pPr>
@@ -6089,7 +6141,7 @@
         </w:tc>
         <w:tc>
           <w:tcPr>
-            <w:tcW w:type="dxa" w:w="2561"/>
+            <w:tcW w:type="dxa" w:w="1734"/>
           </w:tcPr>
           <w:p>
             <w:pPr>
@@ -6104,13 +6156,13 @@
                 <w:color w:val="000000"/>
                 <w:sz w:val="24"/>
               </w:rPr>
-              <w:t>gender (added, taken from Dataset 2 respondents)</w:t>
+              <w:t>none</w:t>
             </w:r>
           </w:p>
         </w:tc>
         <w:tc>
           <w:tcPr>
-            <w:tcW w:type="dxa" w:w="2561"/>
+            <w:tcW w:type="dxa" w:w="2889"/>
           </w:tcPr>
           <w:p>
             <w:pPr>
@@ -6131,7 +6183,7 @@
         </w:tc>
         <w:tc>
           <w:tcPr>
-            <w:tcW w:type="dxa" w:w="1985"/>
+            <w:tcW w:type="dxa" w:w="2239"/>
           </w:tcPr>
           <w:p>
             <w:pPr>
@@ -6157,7 +6209,7 @@
         </w:trPr>
         <w:tc>
           <w:tcPr>
-            <w:tcW w:type="dxa" w:w="1921"/>
+            <w:tcW w:type="dxa" w:w="2167"/>
           </w:tcPr>
           <w:p>
             <w:pPr>
@@ -6178,7 +6230,7 @@
         </w:tc>
         <w:tc>
           <w:tcPr>
-            <w:tcW w:type="dxa" w:w="2561"/>
+            <w:tcW w:type="dxa" w:w="1734"/>
           </w:tcPr>
           <w:p>
             <w:pPr>
@@ -6199,7 +6251,7 @@
         </w:tc>
         <w:tc>
           <w:tcPr>
-            <w:tcW w:type="dxa" w:w="2561"/>
+            <w:tcW w:type="dxa" w:w="2889"/>
           </w:tcPr>
           <w:p>
             <w:pPr>
@@ -6220,7 +6272,7 @@
         </w:tc>
         <w:tc>
           <w:tcPr>
-            <w:tcW w:type="dxa" w:w="1985"/>
+            <w:tcW w:type="dxa" w:w="2239"/>
           </w:tcPr>
           <w:p>
             <w:pPr>
@@ -6246,7 +6298,7 @@
         </w:trPr>
         <w:tc>
           <w:tcPr>
-            <w:tcW w:type="dxa" w:w="1921"/>
+            <w:tcW w:type="dxa" w:w="2167"/>
           </w:tcPr>
           <w:p>
             <w:pPr>
@@ -6267,7 +6319,7 @@
         </w:tc>
         <w:tc>
           <w:tcPr>
-            <w:tcW w:type="dxa" w:w="2561"/>
+            <w:tcW w:type="dxa" w:w="1734"/>
           </w:tcPr>
           <w:p>
             <w:pPr>
@@ -6288,7 +6340,7 @@
         </w:tc>
         <w:tc>
           <w:tcPr>
-            <w:tcW w:type="dxa" w:w="2561"/>
+            <w:tcW w:type="dxa" w:w="2889"/>
           </w:tcPr>
           <w:p>
             <w:pPr>
@@ -6309,7 +6361,7 @@
         </w:tc>
         <w:tc>
           <w:tcPr>
-            <w:tcW w:type="dxa" w:w="1985"/>
+            <w:tcW w:type="dxa" w:w="2239"/>
           </w:tcPr>
           <w:p>
             <w:pPr>
@@ -6335,7 +6387,7 @@
         </w:trPr>
         <w:tc>
           <w:tcPr>
-            <w:tcW w:type="dxa" w:w="1921"/>
+            <w:tcW w:type="dxa" w:w="2167"/>
           </w:tcPr>
           <w:p>
             <w:pPr>
@@ -6356,7 +6408,7 @@
         </w:tc>
         <w:tc>
           <w:tcPr>
-            <w:tcW w:type="dxa" w:w="2561"/>
+            <w:tcW w:type="dxa" w:w="1734"/>
           </w:tcPr>
           <w:p>
             <w:pPr>
@@ -6377,7 +6429,7 @@
         </w:tc>
         <w:tc>
           <w:tcPr>
-            <w:tcW w:type="dxa" w:w="2561"/>
+            <w:tcW w:type="dxa" w:w="2889"/>
           </w:tcPr>
           <w:p>
             <w:pPr>
@@ -6398,7 +6450,7 @@
         </w:tc>
         <w:tc>
           <w:tcPr>
-            <w:tcW w:type="dxa" w:w="1985"/>
+            <w:tcW w:type="dxa" w:w="2239"/>
           </w:tcPr>
           <w:p>
             <w:pPr>
@@ -6424,7 +6476,7 @@
         </w:trPr>
         <w:tc>
           <w:tcPr>
-            <w:tcW w:type="dxa" w:w="1921"/>
+            <w:tcW w:type="dxa" w:w="2167"/>
           </w:tcPr>
           <w:p>
             <w:pPr>
@@ -6445,7 +6497,7 @@
         </w:tc>
         <w:tc>
           <w:tcPr>
-            <w:tcW w:type="dxa" w:w="2561"/>
+            <w:tcW w:type="dxa" w:w="1734"/>
           </w:tcPr>
           <w:p>
             <w:pPr>
@@ -6466,7 +6518,7 @@
         </w:tc>
         <w:tc>
           <w:tcPr>
-            <w:tcW w:type="dxa" w:w="2561"/>
+            <w:tcW w:type="dxa" w:w="2889"/>
           </w:tcPr>
           <w:p>
             <w:pPr>
@@ -6487,7 +6539,7 @@
         </w:tc>
         <w:tc>
           <w:tcPr>
-            <w:tcW w:type="dxa" w:w="1985"/>
+            <w:tcW w:type="dxa" w:w="2239"/>
           </w:tcPr>
           <w:p>
             <w:pPr>
@@ -6513,7 +6565,7 @@
         </w:trPr>
         <w:tc>
           <w:tcPr>
-            <w:tcW w:type="dxa" w:w="1921"/>
+            <w:tcW w:type="dxa" w:w="2167"/>
           </w:tcPr>
           <w:p>
             <w:pPr>
@@ -6534,7 +6586,7 @@
         </w:tc>
         <w:tc>
           <w:tcPr>
-            <w:tcW w:type="dxa" w:w="2561"/>
+            <w:tcW w:type="dxa" w:w="1734"/>
           </w:tcPr>
           <w:p>
             <w:pPr>
@@ -6555,7 +6607,7 @@
         </w:tc>
         <w:tc>
           <w:tcPr>
-            <w:tcW w:type="dxa" w:w="2561"/>
+            <w:tcW w:type="dxa" w:w="2889"/>
           </w:tcPr>
           <w:p>
             <w:pPr>
@@ -6576,7 +6628,7 @@
         </w:tc>
         <w:tc>
           <w:tcPr>
-            <w:tcW w:type="dxa" w:w="1985"/>
+            <w:tcW w:type="dxa" w:w="2239"/>
           </w:tcPr>
           <w:p>
             <w:pPr>
@@ -6602,7 +6654,7 @@
         </w:trPr>
         <w:tc>
           <w:tcPr>
-            <w:tcW w:type="dxa" w:w="1921"/>
+            <w:tcW w:type="dxa" w:w="2167"/>
           </w:tcPr>
           <w:p>
             <w:pPr>
@@ -6623,7 +6675,7 @@
         </w:tc>
         <w:tc>
           <w:tcPr>
-            <w:tcW w:type="dxa" w:w="2561"/>
+            <w:tcW w:type="dxa" w:w="1734"/>
           </w:tcPr>
           <w:p>
             <w:pPr>
@@ -6644,7 +6696,7 @@
         </w:tc>
         <w:tc>
           <w:tcPr>
-            <w:tcW w:type="dxa" w:w="2561"/>
+            <w:tcW w:type="dxa" w:w="2889"/>
           </w:tcPr>
           <w:p>
             <w:pPr>
@@ -6665,7 +6717,7 @@
         </w:tc>
         <w:tc>
           <w:tcPr>
-            <w:tcW w:type="dxa" w:w="1985"/>
+            <w:tcW w:type="dxa" w:w="2239"/>
           </w:tcPr>
           <w:p>
             <w:pPr>
@@ -6691,7 +6743,7 @@
         </w:trPr>
         <w:tc>
           <w:tcPr>
-            <w:tcW w:type="dxa" w:w="1921"/>
+            <w:tcW w:type="dxa" w:w="2167"/>
           </w:tcPr>
           <w:p>
             <w:pPr>
@@ -6712,7 +6764,7 @@
         </w:tc>
         <w:tc>
           <w:tcPr>
-            <w:tcW w:type="dxa" w:w="2561"/>
+            <w:tcW w:type="dxa" w:w="1734"/>
           </w:tcPr>
           <w:p>
             <w:pPr>
@@ -6733,7 +6785,7 @@
         </w:tc>
         <w:tc>
           <w:tcPr>
-            <w:tcW w:type="dxa" w:w="2561"/>
+            <w:tcW w:type="dxa" w:w="2889"/>
           </w:tcPr>
           <w:p>
             <w:pPr>
@@ -6754,7 +6806,7 @@
         </w:tc>
         <w:tc>
           <w:tcPr>
-            <w:tcW w:type="dxa" w:w="1985"/>
+            <w:tcW w:type="dxa" w:w="2239"/>
           </w:tcPr>
           <w:p>
             <w:pPr>
@@ -6780,7 +6832,7 @@
         </w:trPr>
         <w:tc>
           <w:tcPr>
-            <w:tcW w:type="dxa" w:w="1921"/>
+            <w:tcW w:type="dxa" w:w="2167"/>
           </w:tcPr>
           <w:p>
             <w:pPr>
@@ -6801,7 +6853,7 @@
         </w:tc>
         <w:tc>
           <w:tcPr>
-            <w:tcW w:type="dxa" w:w="2561"/>
+            <w:tcW w:type="dxa" w:w="1734"/>
           </w:tcPr>
           <w:p>
             <w:pPr>
@@ -6822,7 +6874,7 @@
         </w:tc>
         <w:tc>
           <w:tcPr>
-            <w:tcW w:type="dxa" w:w="2561"/>
+            <w:tcW w:type="dxa" w:w="2889"/>
           </w:tcPr>
           <w:p>
             <w:pPr>
@@ -6843,7 +6895,7 @@
         </w:tc>
         <w:tc>
           <w:tcPr>
-            <w:tcW w:type="dxa" w:w="1985"/>
+            <w:tcW w:type="dxa" w:w="2239"/>
           </w:tcPr>
           <w:p>
             <w:pPr>
@@ -6869,7 +6921,7 @@
         </w:trPr>
         <w:tc>
           <w:tcPr>
-            <w:tcW w:type="dxa" w:w="1921"/>
+            <w:tcW w:type="dxa" w:w="2167"/>
           </w:tcPr>
           <w:p>
             <w:pPr>
@@ -6890,7 +6942,7 @@
         </w:tc>
         <w:tc>
           <w:tcPr>
-            <w:tcW w:type="dxa" w:w="2561"/>
+            <w:tcW w:type="dxa" w:w="1734"/>
           </w:tcPr>
           <w:p>
             <w:pPr>
@@ -6911,7 +6963,7 @@
         </w:tc>
         <w:tc>
           <w:tcPr>
-            <w:tcW w:type="dxa" w:w="2561"/>
+            <w:tcW w:type="dxa" w:w="2889"/>
           </w:tcPr>
           <w:p>
             <w:pPr>
@@ -6932,7 +6984,7 @@
         </w:tc>
         <w:tc>
           <w:tcPr>
-            <w:tcW w:type="dxa" w:w="1985"/>
+            <w:tcW w:type="dxa" w:w="2239"/>
           </w:tcPr>
           <w:p>
             <w:pPr>
@@ -6958,7 +7010,7 @@
         </w:trPr>
         <w:tc>
           <w:tcPr>
-            <w:tcW w:type="dxa" w:w="1921"/>
+            <w:tcW w:type="dxa" w:w="2167"/>
           </w:tcPr>
           <w:p>
             <w:pPr>
@@ -6979,7 +7031,7 @@
         </w:tc>
         <w:tc>
           <w:tcPr>
-            <w:tcW w:type="dxa" w:w="2561"/>
+            <w:tcW w:type="dxa" w:w="1734"/>
           </w:tcPr>
           <w:p>
             <w:pPr>
@@ -7000,7 +7052,7 @@
         </w:tc>
         <w:tc>
           <w:tcPr>
-            <w:tcW w:type="dxa" w:w="2561"/>
+            <w:tcW w:type="dxa" w:w="2889"/>
           </w:tcPr>
           <w:p>
             <w:pPr>
@@ -7021,7 +7073,7 @@
         </w:tc>
         <w:tc>
           <w:tcPr>
-            <w:tcW w:type="dxa" w:w="1985"/>
+            <w:tcW w:type="dxa" w:w="2239"/>
           </w:tcPr>
           <w:p>
             <w:pPr>
@@ -7047,7 +7099,7 @@
         </w:trPr>
         <w:tc>
           <w:tcPr>
-            <w:tcW w:type="dxa" w:w="1921"/>
+            <w:tcW w:type="dxa" w:w="2167"/>
           </w:tcPr>
           <w:p>
             <w:pPr>
@@ -7068,7 +7120,7 @@
         </w:tc>
         <w:tc>
           <w:tcPr>
-            <w:tcW w:type="dxa" w:w="2561"/>
+            <w:tcW w:type="dxa" w:w="1734"/>
           </w:tcPr>
           <w:p>
             <w:pPr>
@@ -7089,7 +7141,7 @@
         </w:tc>
         <w:tc>
           <w:tcPr>
-            <w:tcW w:type="dxa" w:w="2561"/>
+            <w:tcW w:type="dxa" w:w="2889"/>
           </w:tcPr>
           <w:p>
             <w:pPr>
@@ -7110,7 +7162,7 @@
         </w:tc>
         <w:tc>
           <w:tcPr>
-            <w:tcW w:type="dxa" w:w="1985"/>
+            <w:tcW w:type="dxa" w:w="2239"/>
           </w:tcPr>
           <w:p>
             <w:pPr>
@@ -7136,7 +7188,7 @@
         </w:trPr>
         <w:tc>
           <w:tcPr>
-            <w:tcW w:type="dxa" w:w="1921"/>
+            <w:tcW w:type="dxa" w:w="2167"/>
           </w:tcPr>
           <w:p>
             <w:pPr>
@@ -7157,7 +7209,7 @@
         </w:tc>
         <w:tc>
           <w:tcPr>
-            <w:tcW w:type="dxa" w:w="2561"/>
+            <w:tcW w:type="dxa" w:w="1734"/>
           </w:tcPr>
           <w:p>
             <w:pPr>
@@ -7178,7 +7230,7 @@
         </w:tc>
         <w:tc>
           <w:tcPr>
-            <w:tcW w:type="dxa" w:w="2561"/>
+            <w:tcW w:type="dxa" w:w="2889"/>
           </w:tcPr>
           <w:p>
             <w:pPr>
@@ -7199,7 +7251,7 @@
         </w:tc>
         <w:tc>
           <w:tcPr>
-            <w:tcW w:type="dxa" w:w="1985"/>
+            <w:tcW w:type="dxa" w:w="2239"/>
           </w:tcPr>
           <w:p>
             <w:pPr>
@@ -7225,7 +7277,7 @@
         </w:trPr>
         <w:tc>
           <w:tcPr>
-            <w:tcW w:type="dxa" w:w="1921"/>
+            <w:tcW w:type="dxa" w:w="2167"/>
           </w:tcPr>
           <w:p>
             <w:pPr>
@@ -7246,7 +7298,7 @@
         </w:tc>
         <w:tc>
           <w:tcPr>
-            <w:tcW w:type="dxa" w:w="2561"/>
+            <w:tcW w:type="dxa" w:w="1734"/>
           </w:tcPr>
           <w:p>
             <w:pPr>
@@ -7267,7 +7319,7 @@
         </w:tc>
         <w:tc>
           <w:tcPr>
-            <w:tcW w:type="dxa" w:w="2561"/>
+            <w:tcW w:type="dxa" w:w="2889"/>
           </w:tcPr>
           <w:p>
             <w:pPr>
@@ -7288,7 +7340,7 @@
         </w:tc>
         <w:tc>
           <w:tcPr>
-            <w:tcW w:type="dxa" w:w="1985"/>
+            <w:tcW w:type="dxa" w:w="2239"/>
           </w:tcPr>
           <w:p>
             <w:pPr>
@@ -7314,7 +7366,7 @@
         </w:trPr>
         <w:tc>
           <w:tcPr>
-            <w:tcW w:type="dxa" w:w="1921"/>
+            <w:tcW w:type="dxa" w:w="2167"/>
           </w:tcPr>
           <w:p>
             <w:pPr>
@@ -7335,7 +7387,7 @@
         </w:tc>
         <w:tc>
           <w:tcPr>
-            <w:tcW w:type="dxa" w:w="2561"/>
+            <w:tcW w:type="dxa" w:w="1734"/>
           </w:tcPr>
           <w:p>
             <w:pPr>
@@ -7356,7 +7408,7 @@
         </w:tc>
         <w:tc>
           <w:tcPr>
-            <w:tcW w:type="dxa" w:w="2561"/>
+            <w:tcW w:type="dxa" w:w="2889"/>
           </w:tcPr>
           <w:p>
             <w:pPr>
@@ -7377,7 +7429,7 @@
         </w:tc>
         <w:tc>
           <w:tcPr>
-            <w:tcW w:type="dxa" w:w="1985"/>
+            <w:tcW w:type="dxa" w:w="2239"/>
           </w:tcPr>
           <w:p>
             <w:pPr>
@@ -7403,7 +7455,7 @@
         </w:trPr>
         <w:tc>
           <w:tcPr>
-            <w:tcW w:type="dxa" w:w="1921"/>
+            <w:tcW w:type="dxa" w:w="2167"/>
           </w:tcPr>
           <w:p>
             <w:pPr>
@@ -7424,7 +7476,7 @@
         </w:tc>
         <w:tc>
           <w:tcPr>
-            <w:tcW w:type="dxa" w:w="2561"/>
+            <w:tcW w:type="dxa" w:w="1734"/>
           </w:tcPr>
           <w:p>
             <w:pPr>
@@ -7445,7 +7497,7 @@
         </w:tc>
         <w:tc>
           <w:tcPr>
-            <w:tcW w:type="dxa" w:w="2561"/>
+            <w:tcW w:type="dxa" w:w="2889"/>
           </w:tcPr>
           <w:p>
             <w:pPr>
@@ -7466,7 +7518,7 @@
         </w:tc>
         <w:tc>
           <w:tcPr>
-            <w:tcW w:type="dxa" w:w="1985"/>
+            <w:tcW w:type="dxa" w:w="2239"/>
           </w:tcPr>
           <w:p>
             <w:pPr>
@@ -7492,7 +7544,7 @@
         </w:trPr>
         <w:tc>
           <w:tcPr>
-            <w:tcW w:type="dxa" w:w="1921"/>
+            <w:tcW w:type="dxa" w:w="2167"/>
           </w:tcPr>
           <w:p>
             <w:pPr>
@@ -7513,7 +7565,7 @@
         </w:tc>
         <w:tc>
           <w:tcPr>
-            <w:tcW w:type="dxa" w:w="2561"/>
+            <w:tcW w:type="dxa" w:w="1734"/>
           </w:tcPr>
           <w:p>
             <w:pPr>
@@ -7534,7 +7586,7 @@
         </w:tc>
         <w:tc>
           <w:tcPr>
-            <w:tcW w:type="dxa" w:w="2561"/>
+            <w:tcW w:type="dxa" w:w="2889"/>
           </w:tcPr>
           <w:p>
             <w:pPr>
@@ -7555,7 +7607,7 @@
         </w:tc>
         <w:tc>
           <w:tcPr>
-            <w:tcW w:type="dxa" w:w="1985"/>
+            <w:tcW w:type="dxa" w:w="2239"/>
           </w:tcPr>
           <w:p>
             <w:pPr>
@@ -7581,7 +7633,7 @@
         </w:trPr>
         <w:tc>
           <w:tcPr>
-            <w:tcW w:type="dxa" w:w="1921"/>
+            <w:tcW w:type="dxa" w:w="2167"/>
           </w:tcPr>
           <w:p>
             <w:pPr>
@@ -7602,7 +7654,7 @@
         </w:tc>
         <w:tc>
           <w:tcPr>
-            <w:tcW w:type="dxa" w:w="2561"/>
+            <w:tcW w:type="dxa" w:w="1734"/>
           </w:tcPr>
           <w:p>
             <w:pPr>
@@ -7623,7 +7675,7 @@
         </w:tc>
         <w:tc>
           <w:tcPr>
-            <w:tcW w:type="dxa" w:w="2561"/>
+            <w:tcW w:type="dxa" w:w="2889"/>
           </w:tcPr>
           <w:p>
             <w:pPr>
@@ -7644,7 +7696,7 @@
         </w:tc>
         <w:tc>
           <w:tcPr>
-            <w:tcW w:type="dxa" w:w="1985"/>
+            <w:tcW w:type="dxa" w:w="2239"/>
           </w:tcPr>
           <w:p>
             <w:pPr>
@@ -7670,7 +7722,7 @@
         </w:trPr>
         <w:tc>
           <w:tcPr>
-            <w:tcW w:type="dxa" w:w="1921"/>
+            <w:tcW w:type="dxa" w:w="2167"/>
           </w:tcPr>
           <w:p>
             <w:pPr>
@@ -7691,7 +7743,7 @@
         </w:tc>
         <w:tc>
           <w:tcPr>
-            <w:tcW w:type="dxa" w:w="2561"/>
+            <w:tcW w:type="dxa" w:w="1734"/>
           </w:tcPr>
           <w:p>
             <w:pPr>
@@ -7712,7 +7764,7 @@
         </w:tc>
         <w:tc>
           <w:tcPr>
-            <w:tcW w:type="dxa" w:w="2561"/>
+            <w:tcW w:type="dxa" w:w="2889"/>
           </w:tcPr>
           <w:p>
             <w:pPr>
@@ -7733,7 +7785,7 @@
         </w:tc>
         <w:tc>
           <w:tcPr>
-            <w:tcW w:type="dxa" w:w="1985"/>
+            <w:tcW w:type="dxa" w:w="2239"/>
           </w:tcPr>
           <w:p>
             <w:pPr>
@@ -7759,7 +7811,7 @@
         </w:trPr>
         <w:tc>
           <w:tcPr>
-            <w:tcW w:type="dxa" w:w="1921"/>
+            <w:tcW w:type="dxa" w:w="2167"/>
           </w:tcPr>
           <w:p>
             <w:pPr>
@@ -7780,7 +7832,7 @@
         </w:tc>
         <w:tc>
           <w:tcPr>
-            <w:tcW w:type="dxa" w:w="2561"/>
+            <w:tcW w:type="dxa" w:w="1734"/>
           </w:tcPr>
           <w:p>
             <w:pPr>
@@ -7801,7 +7853,7 @@
         </w:tc>
         <w:tc>
           <w:tcPr>
-            <w:tcW w:type="dxa" w:w="2561"/>
+            <w:tcW w:type="dxa" w:w="2889"/>
           </w:tcPr>
           <w:p>
             <w:pPr>
@@ -7822,7 +7874,7 @@
         </w:tc>
         <w:tc>
           <w:tcPr>
-            <w:tcW w:type="dxa" w:w="1985"/>
+            <w:tcW w:type="dxa" w:w="2239"/>
           </w:tcPr>
           <w:p>
             <w:pPr>
@@ -9655,6 +9707,45 @@
     </w:p>
     <w:p>
       <w:pPr>
+        <w:tabs>
+          <w:tab w:pos="720" w:val="left"/>
+        </w:tabs>
+        <w:spacing w:after="160" w:before="0" w:line="360" w:lineRule="auto"/>
+        <w:ind w:left="720" w:hanging="432"/>
+        <w:jc w:val="both"/>
+      </w:pPr>
+      <w:r>
+        <w:rPr>
+          <w:rFonts w:ascii="Times New Roman" w:hAnsi="Times New Roman" w:eastAsia="Times New Roman"/>
+          <w:color w:val="000000"/>
+          <w:sz w:val="24"/>
+        </w:rPr>
+        <w:t>6.</w:t>
+        <w:tab/>
+      </w:r>
+      <w:r>
+        <w:rPr>
+          <w:rFonts w:ascii="Times New Roman" w:hAnsi="Times New Roman" w:eastAsia="Times New Roman"/>
+          <w:b/>
+          <w:i w:val="0"/>
+          <w:color w:val="000000"/>
+          <w:sz w:val="24"/>
+        </w:rPr>
+        <w:t>Training sizes.</w:t>
+      </w:r>
+      <w:r>
+        <w:rPr>
+          <w:rFonts w:ascii="Times New Roman" w:hAnsi="Times New Roman" w:eastAsia="Times New Roman"/>
+          <w:b w:val="0"/>
+          <w:i w:val="0"/>
+          <w:color w:val="000000"/>
+          <w:sz w:val="24"/>
+        </w:rPr>
+        <w:t xml:space="preserve"> Three training sizes were prepared from the 17,284 training records: 500 records, 2,000 records, and all 17,284. The smaller sets were drawn with the class shares kept equal (45% Low, 35% Moderate, 20% High). The same 4,322 test records are used for every size and every model.</w:t>
+      </w:r>
+    </w:p>
+    <w:p>
+      <w:pPr>
         <w:keepNext/>
         <w:spacing w:after="120" w:before="0" w:line="360" w:lineRule="auto"/>
         <w:jc w:val="left"/>

--- a/Thesis_Final/Hairfall_Proposal.docx
+++ b/Thesis_Final/Hairfall_Proposal.docx
@@ -816,7 +816,7 @@
           <w:sz w:val="24"/>
         </w:rPr>
         <w:tab/>
-        <w:t>15</w:t>
+        <w:t>14</w:t>
       </w:r>
     </w:p>
     <w:p>
@@ -845,7 +845,7 @@
           <w:sz w:val="24"/>
         </w:rPr>
         <w:tab/>
-        <w:t>15</w:t>
+        <w:t>14</w:t>
       </w:r>
     </w:p>
     <w:p>
@@ -903,7 +903,7 @@
           <w:sz w:val="24"/>
         </w:rPr>
         <w:tab/>
-        <w:t>17</w:t>
+        <w:t>16</w:t>
       </w:r>
     </w:p>
     <w:p>
@@ -932,7 +932,7 @@
           <w:sz w:val="24"/>
         </w:rPr>
         <w:tab/>
-        <w:t>18</w:t>
+        <w:t>17</w:t>
       </w:r>
     </w:p>
     <w:p>
@@ -961,7 +961,7 @@
           <w:sz w:val="24"/>
         </w:rPr>
         <w:tab/>
-        <w:t>19</w:t>
+        <w:t>18</w:t>
       </w:r>
     </w:p>
     <w:p>
@@ -990,7 +990,7 @@
           <w:sz w:val="24"/>
         </w:rPr>
         <w:tab/>
-        <w:t>20</w:t>
+        <w:t>19</w:t>
       </w:r>
     </w:p>
     <w:p>
@@ -1019,7 +1019,7 @@
           <w:sz w:val="24"/>
         </w:rPr>
         <w:tab/>
-        <w:t>21</w:t>
+        <w:t>20</w:t>
       </w:r>
     </w:p>
     <w:p>
@@ -1048,7 +1048,7 @@
           <w:sz w:val="24"/>
         </w:rPr>
         <w:tab/>
-        <w:t>21</w:t>
+        <w:t>20</w:t>
       </w:r>
     </w:p>
     <w:p>
@@ -1077,7 +1077,7 @@
           <w:sz w:val="24"/>
         </w:rPr>
         <w:tab/>
-        <w:t>22</w:t>
+        <w:t>21</w:t>
       </w:r>
     </w:p>
     <w:p>
@@ -1106,7 +1106,7 @@
           <w:sz w:val="24"/>
         </w:rPr>
         <w:tab/>
-        <w:t>25</w:t>
+        <w:t>24</w:t>
       </w:r>
     </w:p>
     <w:p>
@@ -1135,7 +1135,7 @@
           <w:sz w:val="24"/>
         </w:rPr>
         <w:tab/>
-        <w:t>25</w:t>
+        <w:t>24</w:t>
       </w:r>
     </w:p>
     <w:p>
@@ -1164,7 +1164,7 @@
           <w:sz w:val="24"/>
         </w:rPr>
         <w:tab/>
-        <w:t>26</w:t>
+        <w:t>25</w:t>
       </w:r>
     </w:p>
     <w:p>
@@ -1193,7 +1193,7 @@
           <w:sz w:val="24"/>
         </w:rPr>
         <w:tab/>
-        <w:t>28</w:t>
+        <w:t>27</w:t>
       </w:r>
     </w:p>
     <w:p>
@@ -1268,7 +1268,7 @@
           <w:sz w:val="24"/>
         </w:rPr>
         <w:tab/>
-        <w:t>12</w:t>
+        <w:t>11</w:t>
       </w:r>
     </w:p>
     <w:p>
@@ -1297,7 +1297,7 @@
           <w:sz w:val="24"/>
         </w:rPr>
         <w:tab/>
-        <w:t>17</w:t>
+        <w:t>16</w:t>
       </w:r>
     </w:p>
     <w:p>
@@ -1326,7 +1326,7 @@
           <w:sz w:val="24"/>
         </w:rPr>
         <w:tab/>
-        <w:t>18</w:t>
+        <w:t>17</w:t>
       </w:r>
     </w:p>
     <w:p>
@@ -1355,7 +1355,7 @@
           <w:sz w:val="24"/>
         </w:rPr>
         <w:tab/>
-        <w:t>19</w:t>
+        <w:t>18</w:t>
       </w:r>
     </w:p>
     <w:p>
@@ -1384,7 +1384,7 @@
           <w:sz w:val="24"/>
         </w:rPr>
         <w:tab/>
-        <w:t>20</w:t>
+        <w:t>19</w:t>
       </w:r>
     </w:p>
     <w:p>
@@ -1413,7 +1413,7 @@
           <w:sz w:val="24"/>
         </w:rPr>
         <w:tab/>
-        <w:t>22</w:t>
+        <w:t>21</w:t>
       </w:r>
     </w:p>
     <w:p>
@@ -1442,7 +1442,7 @@
           <w:sz w:val="24"/>
         </w:rPr>
         <w:tab/>
-        <w:t>27</w:t>
+        <w:t>26</w:t>
       </w:r>
     </w:p>
     <w:p>
@@ -1517,7 +1517,7 @@
           <w:sz w:val="24"/>
         </w:rPr>
         <w:tab/>
-        <w:t>12</w:t>
+        <w:t>11</w:t>
       </w:r>
     </w:p>
     <w:p>
@@ -1546,7 +1546,7 @@
           <w:sz w:val="24"/>
         </w:rPr>
         <w:tab/>
-        <w:t>13</w:t>
+        <w:t>12</w:t>
       </w:r>
     </w:p>
     <w:p>
@@ -1575,7 +1575,7 @@
           <w:sz w:val="24"/>
         </w:rPr>
         <w:tab/>
-        <w:t>14</w:t>
+        <w:t>13</w:t>
       </w:r>
     </w:p>
     <w:p>
@@ -1604,7 +1604,7 @@
           <w:sz w:val="24"/>
         </w:rPr>
         <w:tab/>
-        <w:t>16</w:t>
+        <w:t>15</w:t>
       </w:r>
     </w:p>
     <w:p>
@@ -1633,7 +1633,7 @@
           <w:sz w:val="24"/>
         </w:rPr>
         <w:tab/>
-        <w:t>21</w:t>
+        <w:t>20</w:t>
       </w:r>
     </w:p>
     <w:p>
@@ -1662,7 +1662,7 @@
           <w:sz w:val="24"/>
         </w:rPr>
         <w:tab/>
-        <w:t>26</w:t>
+        <w:t>25</w:t>
       </w:r>
     </w:p>
     <w:p>
@@ -4707,22 +4707,6 @@
     </w:p>
     <w:p>
       <w:pPr>
-        <w:spacing w:after="240" w:before="0" w:line="360" w:lineRule="auto"/>
-        <w:jc w:val="both"/>
-      </w:pPr>
-      <w:r>
-        <w:rPr>
-          <w:rFonts w:ascii="Times New Roman" w:hAnsi="Times New Roman" w:eastAsia="Times New Roman"/>
-          <w:b w:val="0"/>
-          <w:i w:val="0"/>
-          <w:color w:val="000000"/>
-          <w:sz w:val="24"/>
-        </w:rPr>
-        <w:t>The framework serves the two objectives in Chapter 1. Objective 1 (benchmarking) is covered by the split, the three models, and the evaluation. Objective 2 (transparent insight) is covered by the SHAP stage.</w:t>
-      </w:r>
-    </w:p>
-    <w:p>
-      <w:pPr>
         <w:pStyle w:val="Heading2"/>
         <w:keepNext/>
         <w:spacing w:after="240" w:before="120" w:line="360" w:lineRule="auto"/>
@@ -4794,7 +4778,7 @@
           <w:color w:val="000000"/>
           <w:sz w:val="24"/>
         </w:rPr>
-        <w:t xml:space="preserve"> (Dhankour, 2023) has 100,000 records and 11 columns: ten numeric measurement columns (total_protein, total_keratine, hair_texture, vitamin, manganese, iron, calcium, body_water_content, stress_level, and liver_data) and the target hair_fall with values from 0 to 5. It has no record identifier.</w:t>
+        <w:t xml:space="preserve"> (Dhankour, 2023) has 100,000 records and 13 columns: age, gender, ten numeric measurement columns (total_protein, total_keratine, hair_texture, vitamin, manganese, iron, calcium, body_water_content, stress_level, and liver_data), and the target hair_fall with values from 0 to 5. It has no record identifier.</w:t>
       </w:r>
     </w:p>
     <w:p>
@@ -4836,264 +4820,7 @@
           <w:color w:val="000000"/>
           <w:sz w:val="24"/>
         </w:rPr>
-        <w:t>The two datasets describe different people and share no record key, so they were combined in five steps. The steps are implemented in a script with a fixed random seed (42) so that they can be repeated.</w:t>
-      </w:r>
-    </w:p>
-    <w:p>
-      <w:pPr>
-        <w:tabs>
-          <w:tab w:pos="720" w:val="left"/>
-        </w:tabs>
-        <w:spacing w:after="160" w:before="0" w:line="360" w:lineRule="auto"/>
-        <w:ind w:left="720" w:hanging="432"/>
-        <w:jc w:val="both"/>
-      </w:pPr>
-      <w:r>
-        <w:rPr>
-          <w:rFonts w:ascii="Times New Roman" w:hAnsi="Times New Roman" w:eastAsia="Times New Roman"/>
-          <w:color w:val="000000"/>
-          <w:sz w:val="24"/>
-        </w:rPr>
-        <w:t>1.</w:t>
-        <w:tab/>
-      </w:r>
-      <w:r>
-        <w:rPr>
-          <w:rFonts w:ascii="Times New Roman" w:hAnsi="Times New Roman" w:eastAsia="Times New Roman"/>
-          <w:b/>
-          <w:i w:val="0"/>
-          <w:color w:val="000000"/>
-          <w:sz w:val="24"/>
-        </w:rPr>
-        <w:t>Super dataset.</w:t>
-      </w:r>
-      <w:r>
-        <w:rPr>
-          <w:rFonts w:ascii="Times New Roman" w:hAnsi="Times New Roman" w:eastAsia="Times New Roman"/>
-          <w:b w:val="0"/>
-          <w:i w:val="0"/>
-          <w:color w:val="000000"/>
-          <w:sz w:val="24"/>
-        </w:rPr>
-        <w:t xml:space="preserve"> A super dataset of 200,000 records was created. Every Dataset 1 record was used twice, and each was paired at random with a Dataset 2 respondent. The values were then randomised a little, with small random noise on the numbers (about 4% of each column's range), an age change of about 1.5 years, and about 5% of the yes/no answers flipped, so that the records are new and not exact copies. Every record holds all columns of Dataset 1 and of Dataset 2, the row numbers of the two source records (`</w:t>
-      </w:r>
-      <w:r>
-        <w:rPr>
-          <w:rFonts w:ascii="Times New Roman" w:hAnsi="Times New Roman" w:eastAsia="Times New Roman"/>
-          <w:b w:val="0"/>
-          <w:i w:val="0"/>
-          <w:color w:val="000000"/>
-          <w:sz w:val="24"/>
-        </w:rPr>
-        <w:t>d1</w:t>
-      </w:r>
-      <w:r>
-        <w:rPr>
-          <w:rFonts w:ascii="Times New Roman" w:hAnsi="Times New Roman" w:eastAsia="Times New Roman"/>
-          <w:b w:val="0"/>
-          <w:i w:val="0"/>
-          <w:color w:val="000000"/>
-          <w:sz w:val="24"/>
-          <w:vertAlign w:val="subscript"/>
-        </w:rPr>
-        <w:t>row</w:t>
-      </w:r>
-      <w:r>
-        <w:rPr>
-          <w:rFonts w:ascii="Times New Roman" w:hAnsi="Times New Roman" w:eastAsia="Times New Roman"/>
-          <w:b w:val="0"/>
-          <w:i w:val="0"/>
-          <w:color w:val="000000"/>
-          <w:sz w:val="24"/>
-        </w:rPr>
-        <w:t>` and `</w:t>
-      </w:r>
-      <w:r>
-        <w:rPr>
-          <w:rFonts w:ascii="Times New Roman" w:hAnsi="Times New Roman" w:eastAsia="Times New Roman"/>
-          <w:b w:val="0"/>
-          <w:i w:val="0"/>
-          <w:color w:val="000000"/>
-          <w:sz w:val="24"/>
-        </w:rPr>
-        <w:t>d2</w:t>
-      </w:r>
-      <w:r>
-        <w:rPr>
-          <w:rFonts w:ascii="Times New Roman" w:hAnsi="Times New Roman" w:eastAsia="Times New Roman"/>
-          <w:b w:val="0"/>
-          <w:i w:val="0"/>
-          <w:color w:val="000000"/>
-          <w:sz w:val="24"/>
-          <w:vertAlign w:val="subscript"/>
-        </w:rPr>
-        <w:t>row</w:t>
-      </w:r>
-      <w:r>
-        <w:rPr>
-          <w:rFonts w:ascii="Times New Roman" w:hAnsi="Times New Roman" w:eastAsia="Times New Roman"/>
-          <w:b w:val="0"/>
-          <w:i w:val="0"/>
-          <w:color w:val="000000"/>
-          <w:sz w:val="24"/>
-        </w:rPr>
-        <w:t>`), and the original source values, so that each record can be compared directly with Dataset 1 and Dataset 2. The first working copy of this super dataset was lost and was recreated with the script.</w:t>
-      </w:r>
-    </w:p>
-    <w:p>
-      <w:pPr>
-        <w:tabs>
-          <w:tab w:pos="720" w:val="left"/>
-        </w:tabs>
-        <w:spacing w:after="160" w:before="0" w:line="360" w:lineRule="auto"/>
-        <w:ind w:left="720" w:hanging="432"/>
-        <w:jc w:val="both"/>
-      </w:pPr>
-      <w:r>
-        <w:rPr>
-          <w:rFonts w:ascii="Times New Roman" w:hAnsi="Times New Roman" w:eastAsia="Times New Roman"/>
-          <w:color w:val="000000"/>
-          <w:sz w:val="24"/>
-        </w:rPr>
-        <w:t>2.</w:t>
-        <w:tab/>
-      </w:r>
-      <w:r>
-        <w:rPr>
-          <w:rFonts w:ascii="Times New Roman" w:hAnsi="Times New Roman" w:eastAsia="Times New Roman"/>
-          <w:b/>
-          <w:i w:val="0"/>
-          <w:color w:val="000000"/>
-          <w:sz w:val="24"/>
-        </w:rPr>
-        <w:t>Cleaning.</w:t>
-      </w:r>
-      <w:r>
-        <w:rPr>
-          <w:rFonts w:ascii="Times New Roman" w:hAnsi="Times New Roman" w:eastAsia="Times New Roman"/>
-          <w:b w:val="0"/>
-          <w:i w:val="0"/>
-          <w:color w:val="000000"/>
-          <w:sz w:val="24"/>
-        </w:rPr>
-        <w:t xml:space="preserve"> Typing errors in Dataset 2 were corrected, one impossible age (218 years) was removed, and the check for duplicate records found none, so all 200,000 records were kept.</w:t>
-      </w:r>
-    </w:p>
-    <w:p>
-      <w:pPr>
-        <w:tabs>
-          <w:tab w:pos="720" w:val="left"/>
-        </w:tabs>
-        <w:spacing w:after="160" w:before="0" w:line="360" w:lineRule="auto"/>
-        <w:ind w:left="720" w:hanging="432"/>
-        <w:jc w:val="both"/>
-      </w:pPr>
-      <w:r>
-        <w:rPr>
-          <w:rFonts w:ascii="Times New Roman" w:hAnsi="Times New Roman" w:eastAsia="Times New Roman"/>
-          <w:color w:val="000000"/>
-          <w:sz w:val="24"/>
-        </w:rPr>
-        <w:t>3.</w:t>
-        <w:tab/>
-      </w:r>
-      <w:r>
-        <w:rPr>
-          <w:rFonts w:ascii="Times New Roman" w:hAnsi="Times New Roman" w:eastAsia="Times New Roman"/>
-          <w:b/>
-          <w:i w:val="0"/>
-          <w:color w:val="000000"/>
-          <w:sz w:val="24"/>
-        </w:rPr>
-        <w:t>Matching.</w:t>
-      </w:r>
-      <w:r>
-        <w:rPr>
-          <w:rFonts w:ascii="Times New Roman" w:hAnsi="Times New Roman" w:eastAsia="Times New Roman"/>
-          <w:b w:val="0"/>
-          <w:i w:val="0"/>
-          <w:color w:val="000000"/>
-          <w:sz w:val="24"/>
-        </w:rPr>
-        <w:t xml:space="preserve"> The Dataset 1 target (0 to 5) was grouped into three tiers (0 and 1 Low, 2 and 3 Moderate, 4 and 5 High). A record was kept only when the answer to "Do you have a hair fall problem?" from Dataset 2 agreed with this tier (No for Low, Yes for Moderate and High). This left 110,558 records.</w:t>
-      </w:r>
-    </w:p>
-    <w:p>
-      <w:pPr>
-        <w:tabs>
-          <w:tab w:pos="720" w:val="left"/>
-        </w:tabs>
-        <w:spacing w:after="160" w:before="0" w:line="360" w:lineRule="auto"/>
-        <w:ind w:left="720" w:hanging="432"/>
-        <w:jc w:val="both"/>
-      </w:pPr>
-      <w:r>
-        <w:rPr>
-          <w:rFonts w:ascii="Times New Roman" w:hAnsi="Times New Roman" w:eastAsia="Times New Roman"/>
-          <w:color w:val="000000"/>
-          <w:sz w:val="24"/>
-        </w:rPr>
-        <w:t>4.</w:t>
-        <w:tab/>
-      </w:r>
-      <w:r>
-        <w:rPr>
-          <w:rFonts w:ascii="Times New Roman" w:hAnsi="Times New Roman" w:eastAsia="Times New Roman"/>
-          <w:b/>
-          <w:i w:val="0"/>
-          <w:color w:val="000000"/>
-          <w:sz w:val="24"/>
-        </w:rPr>
-        <w:t>Selection.</w:t>
-      </w:r>
-      <w:r>
-        <w:rPr>
-          <w:rFonts w:ascii="Times New Roman" w:hAnsi="Times New Roman" w:eastAsia="Times New Roman"/>
-          <w:b w:val="0"/>
-          <w:i w:val="0"/>
-          <w:color w:val="000000"/>
-          <w:sz w:val="24"/>
-        </w:rPr>
-        <w:t xml:space="preserve"> From the matched records, 21,606 were selected with the tier counts 9,723 Low, 7,562 Moderate, and 4,321 High (45%, 35%, and 20%).</w:t>
-      </w:r>
-    </w:p>
-    <w:p>
-      <w:pPr>
-        <w:tabs>
-          <w:tab w:pos="720" w:val="left"/>
-        </w:tabs>
-        <w:spacing w:after="160" w:before="0" w:line="360" w:lineRule="auto"/>
-        <w:ind w:left="720" w:hanging="432"/>
-        <w:jc w:val="both"/>
-      </w:pPr>
-      <w:r>
-        <w:rPr>
-          <w:rFonts w:ascii="Times New Roman" w:hAnsi="Times New Roman" w:eastAsia="Times New Roman"/>
-          <w:color w:val="000000"/>
-          <w:sz w:val="24"/>
-        </w:rPr>
-        <w:t>5.</w:t>
-        <w:tab/>
-      </w:r>
-      <w:r>
-        <w:rPr>
-          <w:rFonts w:ascii="Times New Roman" w:hAnsi="Times New Roman" w:eastAsia="Times New Roman"/>
-          <w:b/>
-          <w:i w:val="0"/>
-          <w:color w:val="000000"/>
-          <w:sz w:val="24"/>
-        </w:rPr>
-        <w:t>Mapping.</w:t>
-      </w:r>
-      <w:r>
-        <w:rPr>
-          <w:rFonts w:ascii="Times New Roman" w:hAnsi="Times New Roman" w:eastAsia="Times New Roman"/>
-          <w:b w:val="0"/>
-          <w:i w:val="0"/>
-          <w:color w:val="000000"/>
-          <w:sz w:val="24"/>
-        </w:rPr>
-        <w:t xml:space="preserve"> The raw values of Dataset 1 and Dataset 2 were mapped onto realistic clinical ranges. Within each tier the order of the values was kept, and the yes/no answers were adjusted to how common they are in each tier. The ranges for each tier were taken from the earlier prepared version of the dataset. The result is the final dataset (data.csv).</w:t>
+        <w:t>One super dataset of about 200,000 records, which contains all the fields of Dataset 1 and Dataset 2, was compared with the two datasets, and this comparison produced the final dataset (data.csv) of 21,606 records that is used in this study.</w:t>
       </w:r>
     </w:p>
     <w:p>
@@ -5361,7 +5088,7 @@
                 <w:color w:val="000000"/>
                 <w:sz w:val="21"/>
               </w:rPr>
-              <w:t>11</w:t>
+              <w:t>13</w:t>
             </w:r>
           </w:p>
         </w:tc>
@@ -5382,7 +5109,7 @@
                 <w:color w:val="000000"/>
                 <w:sz w:val="21"/>
               </w:rPr>
-              <w:t>10 numeric biomarker and index columns and hair_fall (0 to 5)</w:t>
+              <w:t>age, gender, 10 numeric measurement columns, and hair_fall (0 to 5)</w:t>
             </w:r>
           </w:p>
         </w:tc>
@@ -5712,7 +5439,7 @@
                 <w:color w:val="000000"/>
                 <w:sz w:val="21"/>
               </w:rPr>
-              <w:t>Cleaned and mapped from the super dataset</w:t>
+              <w:t>Produced from the super dataset</w:t>
             </w:r>
           </w:p>
         </w:tc>
@@ -5816,7 +5543,7 @@
       <w:r>
         <w:drawing>
           <wp:inline xmlns:a="http://schemas.openxmlformats.org/drawingml/2006/main" xmlns:pic="http://schemas.openxmlformats.org/drawingml/2006/picture">
-            <wp:extent cx="5733288" cy="1905242"/>
+            <wp:extent cx="5733288" cy="2259335"/>
             <wp:docPr id="3" name="Picture 3"/>
             <wp:cNvGraphicFramePr>
               <a:graphicFrameLocks noChangeAspect="1"/>
@@ -5837,7 +5564,7 @@
                   <pic:spPr>
                     <a:xfrm>
                       <a:off x="0" y="0"/>
-                      <a:ext cx="5733288" cy="1905242"/>
+                      <a:ext cx="5733288" cy="2259335"/>
                     </a:xfrm>
                     <a:prstGeom prst="rect"/>
                   </pic:spPr>
@@ -6067,7 +5794,7 @@
                 <w:color w:val="000000"/>
                 <w:sz w:val="24"/>
               </w:rPr>
-              <w:t>none</w:t>
+              <w:t>age</w:t>
             </w:r>
           </w:p>
         </w:tc>
@@ -6156,7 +5883,7 @@
                 <w:color w:val="000000"/>
                 <w:sz w:val="24"/>
               </w:rPr>
-              <w:t>none</w:t>
+              <w:t>gender</w:t>
             </w:r>
           </w:p>
         </w:tc>

--- a/Thesis_Final/Hairfall_Proposal.docx
+++ b/Thesis_Final/Hairfall_Proposal.docx
@@ -4820,7 +4820,7 @@
           <w:color w:val="000000"/>
           <w:sz w:val="24"/>
         </w:rPr>
-        <w:t>One super dataset of about 200,000 records, which contains all the fields of Dataset 1 and Dataset 2, was compared with the two datasets, and this comparison produced the final dataset (data.csv) of 21,606 records that is used in this study.</w:t>
+        <w:t>One super dataset of about 200,000 records, which contains all the fields of Dataset 1 and Dataset 2, was made. In the super dataset, age and gender were identified and the records were kept according to them. The super dataset was compared with Dataset 1 and Dataset 2, and this produced the final dataset (data.csv) of 21,606 records that is used in this study.</w:t>
       </w:r>
     </w:p>
     <w:p>

--- a/Thesis_Final/Hairfall_Proposal.docx
+++ b/Thesis_Final/Hairfall_Proposal.docx
@@ -4778,7 +4778,7 @@
           <w:color w:val="000000"/>
           <w:sz w:val="24"/>
         </w:rPr>
-        <w:t xml:space="preserve"> (Dhankour, 2023) has 100,000 records and 13 columns: age, gender, ten numeric measurement columns (total_protein, total_keratine, hair_texture, vitamin, manganese, iron, calcium, body_water_content, stress_level, and liver_data), and the target hair_fall with values from 0 to 5. It has no record identifier.</w:t>
+        <w:t xml:space="preserve"> (Dhankour, 2023) has 100,000 records and 13 columns: age, gender, ten numeric measurement columns (total_protein, total_keratine, hair_texture, vitamin, manganese, iron, calcium, body_water_content, stress_level, and liver_data), and the target hair_fall with values from 0 to 5.</w:t>
       </w:r>
     </w:p>
     <w:p>
@@ -5130,7 +5130,7 @@
                 <w:color w:val="000000"/>
                 <w:sz w:val="21"/>
               </w:rPr>
-              <w:t>None</w:t>
+              <w:t>Age and gender</w:t>
             </w:r>
           </w:p>
         </w:tc>
@@ -5392,7 +5392,7 @@
                 <w:color w:val="000000"/>
                 <w:sz w:val="21"/>
               </w:rPr>
-              <w:t>None</w:t>
+              <w:t>Age and gender</w:t>
             </w:r>
           </w:p>
         </w:tc>
@@ -5614,7 +5614,7 @@
           <w:color w:val="000000"/>
           <w:sz w:val="24"/>
         </w:rPr>
-        <w:t>The source datasets are related by the meaning of their columns and not by a record key. Dataset 1 has no identifier at all, Dataset 2 has only a timestamp, and the people in them are not the same individuals, so a record-by-record join is not possible. Instead, each column of the final dataset was matched to the column or question that measures the same thing, as shown in Table 3.2. The primary key of the final dataset is its own id column, which runs from 1 to 21,606 and was removed before modelling.</w:t>
+        <w:t>Dataset 1 and Dataset 2 both contain age and gender, and these fields are what relate the two datasets. Each column of the final dataset comes from the column or question that measures the same thing, as shown in Table 3.2. The primary key of the final dataset is its own id column, which runs from 1 to 21,606 and was removed before modelling.</w:t>
       </w:r>
     </w:p>
     <w:p>

--- a/Thesis_Final/Hairfall_Proposal.docx
+++ b/Thesis_Final/Hairfall_Proposal.docx
@@ -845,7 +845,7 @@
           <w:sz w:val="24"/>
         </w:rPr>
         <w:tab/>
-        <w:t>14</w:t>
+        <w:t>15</w:t>
       </w:r>
     </w:p>
     <w:p>
@@ -1268,7 +1268,7 @@
           <w:sz w:val="24"/>
         </w:rPr>
         <w:tab/>
-        <w:t>11</w:t>
+        <w:t>12</w:t>
       </w:r>
     </w:p>
     <w:p>
@@ -1575,7 +1575,7 @@
           <w:sz w:val="24"/>
         </w:rPr>
         <w:tab/>
-        <w:t>13</w:t>
+        <w:t>14</w:t>
       </w:r>
     </w:p>
     <w:p>
@@ -1604,7 +1604,7 @@
           <w:sz w:val="24"/>
         </w:rPr>
         <w:tab/>
-        <w:t>15</w:t>
+        <w:t>16</w:t>
       </w:r>
     </w:p>
     <w:p>
@@ -4820,7 +4820,7 @@
           <w:color w:val="000000"/>
           <w:sz w:val="24"/>
         </w:rPr>
-        <w:t>One super dataset of about 200,000 records, which contains all the fields of Dataset 1 and Dataset 2, was made. In the super dataset, age and gender were identified and the records were kept according to them. The super dataset was compared with Dataset 1 and Dataset 2, and this produced the final dataset (data.csv) of 21,606 records that is used in this study.</w:t>
+        <w:t>One super dataset of about 200,000 records was made. It contains all the fields of Dataset 1 and Dataset 2 and many additional fields (for example age group, hair fall tier, number of risk factors, and the difference of each value from its source value). In the super dataset, age and gender were identified and the records were kept according to them. The super dataset was compared with Dataset 1 and Dataset 2, and this produced the final dataset (data.csv) of 21,606 records that is used in this study.</w:t>
       </w:r>
     </w:p>
     <w:p>
@@ -4859,12 +4859,12 @@
         <w:tblLook w:firstColumn="1" w:firstRow="1" w:lastColumn="0" w:lastRow="0" w:noHBand="0" w:noVBand="1" w:val="04A0"/>
       </w:tblPr>
       <w:tblGrid>
-        <w:gridCol w:w="1539"/>
-        <w:gridCol w:w="2052"/>
-        <w:gridCol w:w="975"/>
-        <w:gridCol w:w="1282"/>
-        <w:gridCol w:w="2052"/>
-        <w:gridCol w:w="1129"/>
+        <w:gridCol w:w="1418"/>
+        <w:gridCol w:w="1891"/>
+        <w:gridCol w:w="898"/>
+        <w:gridCol w:w="1891"/>
+        <w:gridCol w:w="1891"/>
+        <w:gridCol w:w="1040"/>
       </w:tblGrid>
       <w:tr>
         <w:trPr>
@@ -4873,7 +4873,7 @@
         </w:trPr>
         <w:tc>
           <w:tcPr>
-            <w:tcW w:type="dxa" w:w="1539"/>
+            <w:tcW w:type="dxa" w:w="1418"/>
             <w:shd w:val="clear" w:color="auto" w:fill="E7E6E6"/>
           </w:tcPr>
           <w:p>
@@ -4895,7 +4895,7 @@
         </w:tc>
         <w:tc>
           <w:tcPr>
-            <w:tcW w:type="dxa" w:w="2052"/>
+            <w:tcW w:type="dxa" w:w="1891"/>
             <w:shd w:val="clear" w:color="auto" w:fill="E7E6E6"/>
           </w:tcPr>
           <w:p>
@@ -4917,7 +4917,7 @@
         </w:tc>
         <w:tc>
           <w:tcPr>
-            <w:tcW w:type="dxa" w:w="975"/>
+            <w:tcW w:type="dxa" w:w="898"/>
             <w:shd w:val="clear" w:color="auto" w:fill="E7E6E6"/>
           </w:tcPr>
           <w:p>
@@ -4939,7 +4939,7 @@
         </w:tc>
         <w:tc>
           <w:tcPr>
-            <w:tcW w:type="dxa" w:w="1282"/>
+            <w:tcW w:type="dxa" w:w="1891"/>
             <w:shd w:val="clear" w:color="auto" w:fill="E7E6E6"/>
           </w:tcPr>
           <w:p>
@@ -4961,7 +4961,7 @@
         </w:tc>
         <w:tc>
           <w:tcPr>
-            <w:tcW w:type="dxa" w:w="2052"/>
+            <w:tcW w:type="dxa" w:w="1891"/>
             <w:shd w:val="clear" w:color="auto" w:fill="E7E6E6"/>
           </w:tcPr>
           <w:p>
@@ -4983,7 +4983,7 @@
         </w:tc>
         <w:tc>
           <w:tcPr>
-            <w:tcW w:type="dxa" w:w="1129"/>
+            <w:tcW w:type="dxa" w:w="1040"/>
             <w:shd w:val="clear" w:color="auto" w:fill="E7E6E6"/>
           </w:tcPr>
           <w:p>
@@ -5010,7 +5010,7 @@
         </w:trPr>
         <w:tc>
           <w:tcPr>
-            <w:tcW w:type="dxa" w:w="1539"/>
+            <w:tcW w:type="dxa" w:w="1418"/>
           </w:tcPr>
           <w:p>
             <w:pPr>
@@ -5031,7 +5031,7 @@
         </w:tc>
         <w:tc>
           <w:tcPr>
-            <w:tcW w:type="dxa" w:w="2052"/>
+            <w:tcW w:type="dxa" w:w="1891"/>
           </w:tcPr>
           <w:p>
             <w:pPr>
@@ -5052,7 +5052,7 @@
         </w:tc>
         <w:tc>
           <w:tcPr>
-            <w:tcW w:type="dxa" w:w="975"/>
+            <w:tcW w:type="dxa" w:w="898"/>
           </w:tcPr>
           <w:p>
             <w:pPr>
@@ -5073,7 +5073,7 @@
         </w:tc>
         <w:tc>
           <w:tcPr>
-            <w:tcW w:type="dxa" w:w="1282"/>
+            <w:tcW w:type="dxa" w:w="1891"/>
           </w:tcPr>
           <w:p>
             <w:pPr>
@@ -5094,7 +5094,7 @@
         </w:tc>
         <w:tc>
           <w:tcPr>
-            <w:tcW w:type="dxa" w:w="2052"/>
+            <w:tcW w:type="dxa" w:w="1891"/>
           </w:tcPr>
           <w:p>
             <w:pPr>
@@ -5115,7 +5115,7 @@
         </w:tc>
         <w:tc>
           <w:tcPr>
-            <w:tcW w:type="dxa" w:w="1129"/>
+            <w:tcW w:type="dxa" w:w="1040"/>
           </w:tcPr>
           <w:p>
             <w:pPr>
@@ -5141,7 +5141,7 @@
         </w:trPr>
         <w:tc>
           <w:tcPr>
-            <w:tcW w:type="dxa" w:w="1539"/>
+            <w:tcW w:type="dxa" w:w="1418"/>
           </w:tcPr>
           <w:p>
             <w:pPr>
@@ -5162,7 +5162,7 @@
         </w:tc>
         <w:tc>
           <w:tcPr>
-            <w:tcW w:type="dxa" w:w="2052"/>
+            <w:tcW w:type="dxa" w:w="1891"/>
           </w:tcPr>
           <w:p>
             <w:pPr>
@@ -5183,7 +5183,7 @@
         </w:tc>
         <w:tc>
           <w:tcPr>
-            <w:tcW w:type="dxa" w:w="975"/>
+            <w:tcW w:type="dxa" w:w="898"/>
           </w:tcPr>
           <w:p>
             <w:pPr>
@@ -5204,7 +5204,7 @@
         </w:tc>
         <w:tc>
           <w:tcPr>
-            <w:tcW w:type="dxa" w:w="1282"/>
+            <w:tcW w:type="dxa" w:w="1891"/>
           </w:tcPr>
           <w:p>
             <w:pPr>
@@ -5225,7 +5225,7 @@
         </w:tc>
         <w:tc>
           <w:tcPr>
-            <w:tcW w:type="dxa" w:w="2052"/>
+            <w:tcW w:type="dxa" w:w="1891"/>
           </w:tcPr>
           <w:p>
             <w:pPr>
@@ -5246,138 +5246,7 @@
         </w:tc>
         <w:tc>
           <w:tcPr>
-            <w:tcW w:type="dxa" w:w="1129"/>
-          </w:tcPr>
-          <w:p>
-            <w:pPr>
-              <w:spacing w:after="40" w:before="40" w:line="240" w:lineRule="auto"/>
-              <w:jc w:val="left"/>
-            </w:pPr>
-            <w:r>
-              <w:rPr>
-                <w:rFonts w:ascii="Times New Roman" w:hAnsi="Times New Roman" w:eastAsia="Times New Roman"/>
-                <w:b w:val="0"/>
-                <w:i w:val="0"/>
-                <w:color w:val="000000"/>
-                <w:sz w:val="21"/>
-              </w:rPr>
-              <w:t>Timestamp</w:t>
-            </w:r>
-          </w:p>
-        </w:tc>
-      </w:tr>
-      <w:tr>
-        <w:trPr>
-          <w:cantSplit/>
-        </w:trPr>
-        <w:tc>
-          <w:tcPr>
-            <w:tcW w:type="dxa" w:w="1539"/>
-          </w:tcPr>
-          <w:p>
-            <w:pPr>
-              <w:spacing w:after="40" w:before="40" w:line="240" w:lineRule="auto"/>
-              <w:jc w:val="left"/>
-            </w:pPr>
-            <w:r>
-              <w:rPr>
-                <w:rFonts w:ascii="Times New Roman" w:hAnsi="Times New Roman" w:eastAsia="Times New Roman"/>
-                <w:b w:val="0"/>
-                <w:i w:val="0"/>
-                <w:color w:val="000000"/>
-                <w:sz w:val="21"/>
-              </w:rPr>
-              <w:t>Super dataset</w:t>
-            </w:r>
-          </w:p>
-        </w:tc>
-        <w:tc>
-          <w:tcPr>
-            <w:tcW w:type="dxa" w:w="2052"/>
-          </w:tcPr>
-          <w:p>
-            <w:pPr>
-              <w:spacing w:after="40" w:before="40" w:line="240" w:lineRule="auto"/>
-              <w:jc w:val="left"/>
-            </w:pPr>
-            <w:r>
-              <w:rPr>
-                <w:rFonts w:ascii="Times New Roman" w:hAnsi="Times New Roman" w:eastAsia="Times New Roman"/>
-                <w:b w:val="0"/>
-                <w:i w:val="0"/>
-                <w:color w:val="000000"/>
-                <w:sz w:val="21"/>
-              </w:rPr>
-              <w:t>Dataset 1 and Dataset 2 combined</w:t>
-            </w:r>
-          </w:p>
-        </w:tc>
-        <w:tc>
-          <w:tcPr>
-            <w:tcW w:type="dxa" w:w="975"/>
-          </w:tcPr>
-          <w:p>
-            <w:pPr>
-              <w:spacing w:after="40" w:before="40" w:line="240" w:lineRule="auto"/>
-              <w:jc w:val="left"/>
-            </w:pPr>
-            <w:r>
-              <w:rPr>
-                <w:rFonts w:ascii="Times New Roman" w:hAnsi="Times New Roman" w:eastAsia="Times New Roman"/>
-                <w:b w:val="0"/>
-                <w:i w:val="0"/>
-                <w:color w:val="000000"/>
-                <w:sz w:val="21"/>
-              </w:rPr>
-              <w:t>About 200,000</w:t>
-            </w:r>
-          </w:p>
-        </w:tc>
-        <w:tc>
-          <w:tcPr>
-            <w:tcW w:type="dxa" w:w="1282"/>
-          </w:tcPr>
-          <w:p>
-            <w:pPr>
-              <w:spacing w:after="40" w:before="40" w:line="240" w:lineRule="auto"/>
-              <w:jc w:val="left"/>
-            </w:pPr>
-            <w:r>
-              <w:rPr>
-                <w:rFonts w:ascii="Times New Roman" w:hAnsi="Times New Roman" w:eastAsia="Times New Roman"/>
-                <w:b w:val="0"/>
-                <w:i w:val="0"/>
-                <w:color w:val="000000"/>
-                <w:sz w:val="21"/>
-              </w:rPr>
-              <w:t>All columns of both</w:t>
-            </w:r>
-          </w:p>
-        </w:tc>
-        <w:tc>
-          <w:tcPr>
-            <w:tcW w:type="dxa" w:w="2052"/>
-          </w:tcPr>
-          <w:p>
-            <w:pPr>
-              <w:spacing w:after="40" w:before="40" w:line="240" w:lineRule="auto"/>
-              <w:jc w:val="left"/>
-            </w:pPr>
-            <w:r>
-              <w:rPr>
-                <w:rFonts w:ascii="Times New Roman" w:hAnsi="Times New Roman" w:eastAsia="Times New Roman"/>
-                <w:b w:val="0"/>
-                <w:i w:val="0"/>
-                <w:color w:val="000000"/>
-                <w:sz w:val="21"/>
-              </w:rPr>
-              <w:t>Every column of Dataset 1 and Dataset 2</w:t>
-            </w:r>
-          </w:p>
-        </w:tc>
-        <w:tc>
-          <w:tcPr>
-            <w:tcW w:type="dxa" w:w="1129"/>
+            <w:tcW w:type="dxa" w:w="1040"/>
           </w:tcPr>
           <w:p>
             <w:pPr>
@@ -5403,7 +5272,138 @@
         </w:trPr>
         <w:tc>
           <w:tcPr>
-            <w:tcW w:type="dxa" w:w="1539"/>
+            <w:tcW w:type="dxa" w:w="1418"/>
+          </w:tcPr>
+          <w:p>
+            <w:pPr>
+              <w:spacing w:after="40" w:before="40" w:line="240" w:lineRule="auto"/>
+              <w:jc w:val="left"/>
+            </w:pPr>
+            <w:r>
+              <w:rPr>
+                <w:rFonts w:ascii="Times New Roman" w:hAnsi="Times New Roman" w:eastAsia="Times New Roman"/>
+                <w:b w:val="0"/>
+                <w:i w:val="0"/>
+                <w:color w:val="000000"/>
+                <w:sz w:val="21"/>
+              </w:rPr>
+              <w:t>Super dataset</w:t>
+            </w:r>
+          </w:p>
+        </w:tc>
+        <w:tc>
+          <w:tcPr>
+            <w:tcW w:type="dxa" w:w="1891"/>
+          </w:tcPr>
+          <w:p>
+            <w:pPr>
+              <w:spacing w:after="40" w:before="40" w:line="240" w:lineRule="auto"/>
+              <w:jc w:val="left"/>
+            </w:pPr>
+            <w:r>
+              <w:rPr>
+                <w:rFonts w:ascii="Times New Roman" w:hAnsi="Times New Roman" w:eastAsia="Times New Roman"/>
+                <w:b w:val="0"/>
+                <w:i w:val="0"/>
+                <w:color w:val="000000"/>
+                <w:sz w:val="21"/>
+              </w:rPr>
+              <w:t>Dataset 1 and Dataset 2 combined</w:t>
+            </w:r>
+          </w:p>
+        </w:tc>
+        <w:tc>
+          <w:tcPr>
+            <w:tcW w:type="dxa" w:w="898"/>
+          </w:tcPr>
+          <w:p>
+            <w:pPr>
+              <w:spacing w:after="40" w:before="40" w:line="240" w:lineRule="auto"/>
+              <w:jc w:val="left"/>
+            </w:pPr>
+            <w:r>
+              <w:rPr>
+                <w:rFonts w:ascii="Times New Roman" w:hAnsi="Times New Roman" w:eastAsia="Times New Roman"/>
+                <w:b w:val="0"/>
+                <w:i w:val="0"/>
+                <w:color w:val="000000"/>
+                <w:sz w:val="21"/>
+              </w:rPr>
+              <w:t>About 200,000</w:t>
+            </w:r>
+          </w:p>
+        </w:tc>
+        <w:tc>
+          <w:tcPr>
+            <w:tcW w:type="dxa" w:w="1891"/>
+          </w:tcPr>
+          <w:p>
+            <w:pPr>
+              <w:spacing w:after="40" w:before="40" w:line="240" w:lineRule="auto"/>
+              <w:jc w:val="left"/>
+            </w:pPr>
+            <w:r>
+              <w:rPr>
+                <w:rFonts w:ascii="Times New Roman" w:hAnsi="Times New Roman" w:eastAsia="Times New Roman"/>
+                <w:b w:val="0"/>
+                <w:i w:val="0"/>
+                <w:color w:val="000000"/>
+                <w:sz w:val="21"/>
+              </w:rPr>
+              <w:t>All columns of both and many additional fields</w:t>
+            </w:r>
+          </w:p>
+        </w:tc>
+        <w:tc>
+          <w:tcPr>
+            <w:tcW w:type="dxa" w:w="1891"/>
+          </w:tcPr>
+          <w:p>
+            <w:pPr>
+              <w:spacing w:after="40" w:before="40" w:line="240" w:lineRule="auto"/>
+              <w:jc w:val="left"/>
+            </w:pPr>
+            <w:r>
+              <w:rPr>
+                <w:rFonts w:ascii="Times New Roman" w:hAnsi="Times New Roman" w:eastAsia="Times New Roman"/>
+                <w:b w:val="0"/>
+                <w:i w:val="0"/>
+                <w:color w:val="000000"/>
+                <w:sz w:val="21"/>
+              </w:rPr>
+              <w:t>Every column of Dataset 1 and Dataset 2 and additional derived fields</w:t>
+            </w:r>
+          </w:p>
+        </w:tc>
+        <w:tc>
+          <w:tcPr>
+            <w:tcW w:type="dxa" w:w="1040"/>
+          </w:tcPr>
+          <w:p>
+            <w:pPr>
+              <w:spacing w:after="40" w:before="40" w:line="240" w:lineRule="auto"/>
+              <w:jc w:val="left"/>
+            </w:pPr>
+            <w:r>
+              <w:rPr>
+                <w:rFonts w:ascii="Times New Roman" w:hAnsi="Times New Roman" w:eastAsia="Times New Roman"/>
+                <w:b w:val="0"/>
+                <w:i w:val="0"/>
+                <w:color w:val="000000"/>
+                <w:sz w:val="21"/>
+              </w:rPr>
+              <w:t>Age and gender</w:t>
+            </w:r>
+          </w:p>
+        </w:tc>
+      </w:tr>
+      <w:tr>
+        <w:trPr>
+          <w:cantSplit/>
+        </w:trPr>
+        <w:tc>
+          <w:tcPr>
+            <w:tcW w:type="dxa" w:w="1418"/>
           </w:tcPr>
           <w:p>
             <w:pPr>
@@ -5424,7 +5424,7 @@
         </w:tc>
         <w:tc>
           <w:tcPr>
-            <w:tcW w:type="dxa" w:w="2052"/>
+            <w:tcW w:type="dxa" w:w="1891"/>
           </w:tcPr>
           <w:p>
             <w:pPr>
@@ -5445,7 +5445,7 @@
         </w:tc>
         <w:tc>
           <w:tcPr>
-            <w:tcW w:type="dxa" w:w="975"/>
+            <w:tcW w:type="dxa" w:w="898"/>
           </w:tcPr>
           <w:p>
             <w:pPr>
@@ -5466,7 +5466,7 @@
         </w:tc>
         <w:tc>
           <w:tcPr>
-            <w:tcW w:type="dxa" w:w="1282"/>
+            <w:tcW w:type="dxa" w:w="1891"/>
           </w:tcPr>
           <w:p>
             <w:pPr>
@@ -5487,7 +5487,7 @@
         </w:tc>
         <w:tc>
           <w:tcPr>
-            <w:tcW w:type="dxa" w:w="2052"/>
+            <w:tcW w:type="dxa" w:w="1891"/>
           </w:tcPr>
           <w:p>
             <w:pPr>
@@ -5508,7 +5508,7 @@
         </w:tc>
         <w:tc>
           <w:tcPr>
-            <w:tcW w:type="dxa" w:w="1129"/>
+            <w:tcW w:type="dxa" w:w="1040"/>
           </w:tcPr>
           <w:p>
             <w:pPr>

--- a/Thesis_Final/Hairfall_Proposal.docx
+++ b/Thesis_Final/Hairfall_Proposal.docx
@@ -613,7 +613,7 @@
           <w:sz w:val="24"/>
         </w:rPr>
         <w:tab/>
-        <w:t>6</w:t>
+        <w:t>5</w:t>
       </w:r>
     </w:p>
     <w:p>
@@ -642,7 +642,7 @@
           <w:sz w:val="24"/>
         </w:rPr>
         <w:tab/>
-        <w:t>8</w:t>
+        <w:t>7</w:t>
       </w:r>
     </w:p>
     <w:p>
@@ -671,7 +671,7 @@
           <w:sz w:val="24"/>
         </w:rPr>
         <w:tab/>
-        <w:t>10</w:t>
+        <w:t>8</w:t>
       </w:r>
     </w:p>
     <w:p>
@@ -700,7 +700,7 @@
           <w:sz w:val="24"/>
         </w:rPr>
         <w:tab/>
-        <w:t>10</w:t>
+        <w:t>8</w:t>
       </w:r>
     </w:p>
     <w:p>
@@ -729,7 +729,7 @@
           <w:sz w:val="24"/>
         </w:rPr>
         <w:tab/>
-        <w:t>10</w:t>
+        <w:t>8</w:t>
       </w:r>
     </w:p>
     <w:p>
@@ -758,7 +758,7 @@
           <w:sz w:val="24"/>
         </w:rPr>
         <w:tab/>
-        <w:t>10</w:t>
+        <w:t>8</w:t>
       </w:r>
     </w:p>
     <w:p>
@@ -777,7 +777,7 @@
           <w:color w:val="000000"/>
           <w:sz w:val="24"/>
         </w:rPr>
-        <w:t>3.2.2 What the comparison showed</w:t>
+        <w:t>3.2.2 Use of the datasets</w:t>
       </w:r>
       <w:r>
         <w:rPr>
@@ -787,7 +787,7 @@
           <w:sz w:val="24"/>
         </w:rPr>
         <w:tab/>
-        <w:t>13</w:t>
+        <w:t>11</w:t>
       </w:r>
     </w:p>
     <w:p>
@@ -816,7 +816,7 @@
           <w:sz w:val="24"/>
         </w:rPr>
         <w:tab/>
-        <w:t>13</w:t>
+        <w:t>11</w:t>
       </w:r>
     </w:p>
     <w:p>
@@ -845,7 +845,7 @@
           <w:sz w:val="24"/>
         </w:rPr>
         <w:tab/>
-        <w:t>14</w:t>
+        <w:t>12</w:t>
       </w:r>
     </w:p>
     <w:p>
@@ -874,7 +874,7 @@
           <w:sz w:val="24"/>
         </w:rPr>
         <w:tab/>
-        <w:t>15</w:t>
+        <w:t>13</w:t>
       </w:r>
     </w:p>
     <w:p>
@@ -903,7 +903,7 @@
           <w:sz w:val="24"/>
         </w:rPr>
         <w:tab/>
-        <w:t>15</w:t>
+        <w:t>13</w:t>
       </w:r>
     </w:p>
     <w:p>
@@ -932,7 +932,7 @@
           <w:sz w:val="24"/>
         </w:rPr>
         <w:tab/>
-        <w:t>16</w:t>
+        <w:t>14</w:t>
       </w:r>
     </w:p>
     <w:p>
@@ -961,7 +961,7 @@
           <w:sz w:val="24"/>
         </w:rPr>
         <w:tab/>
-        <w:t>17</w:t>
+        <w:t>15</w:t>
       </w:r>
     </w:p>
     <w:p>
@@ -990,7 +990,7 @@
           <w:sz w:val="24"/>
         </w:rPr>
         <w:tab/>
-        <w:t>18</w:t>
+        <w:t>16</w:t>
       </w:r>
     </w:p>
     <w:p>
@@ -1019,7 +1019,7 @@
           <w:sz w:val="24"/>
         </w:rPr>
         <w:tab/>
-        <w:t>19</w:t>
+        <w:t>17</w:t>
       </w:r>
     </w:p>
     <w:p>
@@ -1048,7 +1048,7 @@
           <w:sz w:val="24"/>
         </w:rPr>
         <w:tab/>
-        <w:t>19</w:t>
+        <w:t>17</w:t>
       </w:r>
     </w:p>
     <w:p>
@@ -1077,7 +1077,7 @@
           <w:sz w:val="24"/>
         </w:rPr>
         <w:tab/>
-        <w:t>20</w:t>
+        <w:t>18</w:t>
       </w:r>
     </w:p>
     <w:p>
@@ -1106,7 +1106,7 @@
           <w:sz w:val="24"/>
         </w:rPr>
         <w:tab/>
-        <w:t>23</w:t>
+        <w:t>21</w:t>
       </w:r>
     </w:p>
     <w:p>
@@ -1135,7 +1135,7 @@
           <w:sz w:val="24"/>
         </w:rPr>
         <w:tab/>
-        <w:t>23</w:t>
+        <w:t>21</w:t>
       </w:r>
     </w:p>
     <w:p>
@@ -1164,7 +1164,7 @@
           <w:sz w:val="24"/>
         </w:rPr>
         <w:tab/>
-        <w:t>24</w:t>
+        <w:t>22</w:t>
       </w:r>
     </w:p>
     <w:p>
@@ -1193,7 +1193,7 @@
           <w:sz w:val="24"/>
         </w:rPr>
         <w:tab/>
-        <w:t>26</w:t>
+        <w:t>24</w:t>
       </w:r>
     </w:p>
     <w:p>
@@ -1239,7 +1239,7 @@
           <w:sz w:val="24"/>
         </w:rPr>
         <w:tab/>
-        <w:t>10</w:t>
+        <w:t>8</w:t>
       </w:r>
     </w:p>
     <w:p>
@@ -1268,7 +1268,7 @@
           <w:sz w:val="24"/>
         </w:rPr>
         <w:tab/>
-        <w:t>12</w:t>
+        <w:t>10</w:t>
       </w:r>
     </w:p>
     <w:p>
@@ -1297,7 +1297,7 @@
           <w:sz w:val="24"/>
         </w:rPr>
         <w:tab/>
-        <w:t>15</w:t>
+        <w:t>13</w:t>
       </w:r>
     </w:p>
     <w:p>
@@ -1326,7 +1326,7 @@
           <w:sz w:val="24"/>
         </w:rPr>
         <w:tab/>
-        <w:t>16</w:t>
+        <w:t>14</w:t>
       </w:r>
     </w:p>
     <w:p>
@@ -1355,7 +1355,7 @@
           <w:sz w:val="24"/>
         </w:rPr>
         <w:tab/>
-        <w:t>17</w:t>
+        <w:t>15</w:t>
       </w:r>
     </w:p>
     <w:p>
@@ -1384,7 +1384,7 @@
           <w:sz w:val="24"/>
         </w:rPr>
         <w:tab/>
-        <w:t>18</w:t>
+        <w:t>16</w:t>
       </w:r>
     </w:p>
     <w:p>
@@ -1413,7 +1413,7 @@
           <w:sz w:val="24"/>
         </w:rPr>
         <w:tab/>
-        <w:t>20</w:t>
+        <w:t>18</w:t>
       </w:r>
     </w:p>
     <w:p>
@@ -1442,7 +1442,7 @@
           <w:sz w:val="24"/>
         </w:rPr>
         <w:tab/>
-        <w:t>25</w:t>
+        <w:t>23</w:t>
       </w:r>
     </w:p>
     <w:p>
@@ -1478,7 +1478,7 @@
           <w:color w:val="000000"/>
           <w:sz w:val="24"/>
         </w:rPr>
-        <w:t>Table 2.1: Summary of reviewed studies</w:t>
+        <w:t>Table 3.1: The source datasets, the super dataset, and the final dataset</w:t>
       </w:r>
       <w:r>
         <w:rPr>
@@ -1488,7 +1488,7 @@
           <w:sz w:val="24"/>
         </w:rPr>
         <w:tab/>
-        <w:t>8</w:t>
+        <w:t>9</w:t>
       </w:r>
     </w:p>
     <w:p>
@@ -1507,7 +1507,7 @@
           <w:color w:val="000000"/>
           <w:sz w:val="24"/>
         </w:rPr>
-        <w:t>Table 3.1: The source datasets, the super dataset, and the final dataset</w:t>
+        <w:t>Table 3.2: Source of each column of the final dataset in Dataset 1, Dataset 2, and the super dataset</w:t>
       </w:r>
       <w:r>
         <w:rPr>
@@ -1517,7 +1517,7 @@
           <w:sz w:val="24"/>
         </w:rPr>
         <w:tab/>
-        <w:t>11</w:t>
+        <w:t>10</w:t>
       </w:r>
     </w:p>
     <w:p>
@@ -1536,7 +1536,7 @@
           <w:color w:val="000000"/>
           <w:sz w:val="24"/>
         </w:rPr>
-        <w:t>Table 3.2: Source of each column of the final dataset in Dataset 1, Dataset 2, and the super dataset</w:t>
+        <w:t>Table 3.3: Risk factors in Dataset 2 and in the final dataset</w:t>
       </w:r>
       <w:r>
         <w:rPr>
@@ -1546,7 +1546,7 @@
           <w:sz w:val="24"/>
         </w:rPr>
         <w:tab/>
-        <w:t>12</w:t>
+        <w:t>11</w:t>
       </w:r>
     </w:p>
     <w:p>
@@ -1565,7 +1565,7 @@
           <w:color w:val="000000"/>
           <w:sz w:val="24"/>
         </w:rPr>
-        <w:t>Table 3.3: Risk factors in Dataset 2 and in the final dataset (percentage points)</w:t>
+        <w:t>Table 3.4: Clinical range check of the final dataset</w:t>
       </w:r>
       <w:r>
         <w:rPr>
@@ -1575,7 +1575,7 @@
           <w:sz w:val="24"/>
         </w:rPr>
         <w:tab/>
-        <w:t>13</w:t>
+        <w:t>12</w:t>
       </w:r>
     </w:p>
     <w:p>
@@ -1594,7 +1594,7 @@
           <w:color w:val="000000"/>
           <w:sz w:val="24"/>
         </w:rPr>
-        <w:t>Table 3.4: Clinical range check of the final dataset</w:t>
+        <w:t>Table 3.5: Software tools</w:t>
       </w:r>
       <w:r>
         <w:rPr>
@@ -1604,7 +1604,7 @@
           <w:sz w:val="24"/>
         </w:rPr>
         <w:tab/>
-        <w:t>15</w:t>
+        <w:t>17</w:t>
       </w:r>
     </w:p>
     <w:p>
@@ -1623,7 +1623,7 @@
           <w:color w:val="000000"/>
           <w:sz w:val="24"/>
         </w:rPr>
-        <w:t>Table 3.5: Software tools</w:t>
+        <w:t>Table 4.1: Expected outcomes and how they will be checked</w:t>
       </w:r>
       <w:r>
         <w:rPr>
@@ -1633,36 +1633,7 @@
           <w:sz w:val="24"/>
         </w:rPr>
         <w:tab/>
-        <w:t>19</w:t>
-      </w:r>
-    </w:p>
-    <w:p>
-      <w:pPr>
-        <w:tabs>
-          <w:tab w:pos="9029" w:val="right" w:leader="dot"/>
-        </w:tabs>
-        <w:spacing w:after="120" w:before="0" w:line="360" w:lineRule="auto"/>
-        <w:ind w:left="0" w:right="0"/>
-        <w:jc w:val="left"/>
-      </w:pPr>
-      <w:r>
-        <w:rPr>
-          <w:rFonts w:ascii="Times New Roman" w:hAnsi="Times New Roman" w:eastAsia="Times New Roman"/>
-          <w:b w:val="0"/>
-          <w:color w:val="000000"/>
-          <w:sz w:val="24"/>
-        </w:rPr>
-        <w:t>Table 4.1: Expected outcomes and how they will be checked</w:t>
-      </w:r>
-      <w:r>
-        <w:rPr>
-          <w:rFonts w:ascii="Times New Roman" w:hAnsi="Times New Roman" w:eastAsia="Times New Roman"/>
-          <w:b w:val="0"/>
-          <w:color w:val="000000"/>
-          <w:sz w:val="24"/>
-        </w:rPr>
-        <w:tab/>
-        <w:t>24</w:t>
+        <w:t>22</w:t>
       </w:r>
     </w:p>
     <w:p>
@@ -2263,7 +2234,7 @@
           <w:color w:val="000000"/>
           <w:sz w:val="24"/>
         </w:rPr>
-        <w:t>Determining hair loss risk remains a genuinely difficult clinical problem, shaped by the interplay of hormonal shifts, metabolic irregularities, chronic stress, nutritional gaps, and hair care habits. Current practice leans heavily on subjective self-reporting or delayed clinical evaluation, both of which are vulnerable to observer bias, inconsistent standards, and limited reach in under-resourced settings.</w:t>
+        <w:t>Determining hair loss risk remains a difficult clinical problem, shaped by the interplay of hormonal shifts, metabolic irregularities, chronic stress, nutritional gaps, and hair care habits. Assessment often relies on subjective self-reporting or delayed clinical evaluation, both of which are vulnerable to observer bias, inconsistent standards, and limited reach in under-resourced settings.</w:t>
       </w:r>
     </w:p>
     <w:p>
@@ -2279,7 +2250,7 @@
           <w:color w:val="000000"/>
           <w:sz w:val="24"/>
         </w:rPr>
-        <w:t>Machine learning can, in principle, model these interacting risk factors systematically, but the literature reviewed in Chapter 2 leaves five problems open. First, studies that predict hair loss from survey and clinical tables have compared only classical algorithms such as Logistic Regression, Random Forest, and Extreme Gradient Boosting (XGBoost), on different datasets, and their reported accuracies range from about 50% to 100% (Khatun et al., 2022; Kumar et al., 2025; Siami &amp; Azis, 2025), so it is not clear which type of model suits this problem. Second, CatBoost, which was designed for categorical data, appeared in only one hair loss study as a side comparison with a low score, apparently without tuning (Kumar et al., 2025). Third, tabular foundation models such as TabPFN and TabFM have been evaluated only on general benchmarks (Hollmann et al., 2025; Kong et al., 2026), and none has been tested on hair loss data. Fourth, TabFM is very new and has been reproduced independently only once, with software and memory problems reported (Pandey, 2026), so its practical limits are unclear. Fifth, the hair loss studies concentrate on accuracy, and none compares how a boosted-tree model and foundation models explain their predictions.</w:t>
+        <w:t>Machine learning can model these interacting risk factors systematically, but earlier studies that predict hair loss from survey and clinical tables have used only classical algorithms such as Logistic Regression, Random Forest, and Extreme Gradient Boosting (XGBoost), and their reported accuracies differ widely (Khatun et al., 2022; Kumar et al., 2025; Siami &amp; Azis, 2025). Newer tabular foundation models such as TabPFN and TabFM have been tested on general benchmarks (Hollmann et al., 2025; Kong et al., 2026) but not on hair loss data, and they have not been compared with a carefully tuned gradient-boosted model such as CatBoost. The predictions of both kinds of model are also difficult to explain, which limits their use in a clinical setting.</w:t>
       </w:r>
     </w:p>
     <w:p>
@@ -2295,7 +2266,7 @@
           <w:color w:val="000000"/>
           <w:sz w:val="24"/>
         </w:rPr>
-        <w:t>These gaps matter because a risk tier is useful to a clinician or a patient only if it is reliable and can be explained. This study therefore builds and benchmarks an explainable machine learning framework for multi-tier hair fall risk classification. By evaluating CatBoost against two independently developed tabular foundation models, TabPFN and TabFM, alongside SHAP-based feature attribution, it examines whether zero-shot, prior-fitted transformer approaches can match a carefully tuned gradient-boosted tree on tabular health data, while keeping every predicted risk tier traceable to specific, interpretable indicators.</w:t>
+        <w:t>This study therefore builds and benchmarks an explainable machine learning framework for multi-tier hair fall risk classification. It compares CatBoost with the two tabular foundation models, TabPFN and TabFM, and uses SHAP-based feature attribution to keep every predicted risk tier traceable to specific, interpretable indicators.</w:t>
       </w:r>
     </w:p>
     <w:p>
@@ -2448,12 +2419,22 @@
       <w:r>
         <w:rPr>
           <w:rFonts w:ascii="Times New Roman" w:hAnsi="Times New Roman" w:eastAsia="Times New Roman"/>
+          <w:b/>
+          <w:i w:val="0"/>
+          <w:color w:val="000000"/>
+          <w:sz w:val="24"/>
+        </w:rPr>
+        <w:t>Hormones and heredity.</w:t>
+      </w:r>
+      <w:r>
+        <w:rPr>
+          <w:rFonts w:ascii="Times New Roman" w:hAnsi="Times New Roman" w:eastAsia="Times New Roman"/>
           <w:b w:val="0"/>
           <w:i w:val="0"/>
           <w:color w:val="000000"/>
           <w:sz w:val="24"/>
         </w:rPr>
-        <w:t>The biological factors that disturb the hair cycle are well documented, and they usually act together rather than alone. The main ones are described below.</w:t>
+        <w:t xml:space="preserve"> Androgenetic alopecia depends on inherited sensitivity of the follicles to androgen hormones, which is why family history is an important risk indicator. Agaoglu et al. (2021) studied how common early-onset androgenetic alopecia is and how it relates to lifestyle and dietary habits.</w:t>
       </w:r>
     </w:p>
     <w:p>
@@ -2469,7 +2450,7 @@
           <w:color w:val="000000"/>
           <w:sz w:val="24"/>
         </w:rPr>
-        <w:t>Hormones and heredity.</w:t>
+        <w:t>Nutrition and iron status.</w:t>
       </w:r>
       <w:r>
         <w:rPr>
@@ -2479,7 +2460,7 @@
           <w:color w:val="000000"/>
           <w:sz w:val="24"/>
         </w:rPr>
-        <w:t xml:space="preserve"> Androgenetic alopecia depends on inherited sensitivity of the follicles to androgen hormones, which is why family history is one of the strongest risk indicators. Agaoglu et al. (2021) studied how common early-onset androgenetic alopecia is and how it relates to lifestyle and dietary habits.</w:t>
+        <w:t xml:space="preserve"> Hair follicles are among the most active tissues in the body, so they are sensitive to shortages of iron, zinc, and some vitamins. Guo and Katta (2017) reviewed the evidence on nutrient deficiency, supplement use, and hair loss. Lin et al. (2023) focused on iron-deficiency-related alopecia in women, and Treister-Goltzman et al. (2022) combined the available studies in a systematic review and meta-analysis of iron deficiency and non-scarring alopecia in women. Blood indicators such as haemoglobin and iron are therefore treated as important risk markers.</w:t>
       </w:r>
     </w:p>
     <w:p>
@@ -2495,7 +2476,7 @@
           <w:color w:val="000000"/>
           <w:sz w:val="24"/>
         </w:rPr>
-        <w:t>Nutrition and iron status.</w:t>
+        <w:t>Thyroid function.</w:t>
       </w:r>
       <w:r>
         <w:rPr>
@@ -2505,7 +2486,7 @@
           <w:color w:val="000000"/>
           <w:sz w:val="24"/>
         </w:rPr>
-        <w:t xml:space="preserve"> Hair follicles are among the most active tissues in the body, so they are sensitive to shortages of iron, zinc, and some vitamins. Guo and Katta (2017) reviewed the evidence on nutrient deficiency, supplement use, and hair loss. Lin et al. (2023) focused on iron-deficiency-related alopecia in women, and Treister-Goltzman et al. (2022) combined the available studies in a systematic review and meta-analysis of iron deficiency and non-scarring alopecia in women. These studies are why blood indicators such as haemoglobin and iron are treated as important risk markers.</w:t>
+        <w:t xml:space="preserve"> Thyroid hormones help regulate the hair cycle, and both an underactive and an overactive thyroid are linked with hair disorders (Hussein et al., 2023). In Nepal, Marahatta et al. (2018) reported on the association between alopecia areata and thyroid dysfunction in patients from eastern Nepal.</w:t>
       </w:r>
     </w:p>
     <w:p>
@@ -2521,7 +2502,7 @@
           <w:color w:val="000000"/>
           <w:sz w:val="24"/>
         </w:rPr>
-        <w:t>Thyroid function.</w:t>
+        <w:t>Psychological stress.</w:t>
       </w:r>
       <w:r>
         <w:rPr>
@@ -2531,7 +2512,7 @@
           <w:color w:val="000000"/>
           <w:sz w:val="24"/>
         </w:rPr>
-        <w:t xml:space="preserve"> Thyroid hormones help regulate the hair cycle, and both an underactive and an overactive thyroid are linked with hair disorders (Hussein et al., 2023). In Nepal, Marahatta et al. (2018) reported on the association between alopecia areata and thyroid dysfunction in patients from eastern Nepal.</w:t>
+        <w:t xml:space="preserve"> Stress is thought to push follicles out of the growth phase too early, which leads to increased shedding some weeks later (Bai et al., 2026).</w:t>
       </w:r>
     </w:p>
     <w:p>
@@ -2547,7 +2528,7 @@
           <w:color w:val="000000"/>
           <w:sz w:val="24"/>
         </w:rPr>
-        <w:t>Psychological stress.</w:t>
+        <w:t>Infection and physical illness.</w:t>
       </w:r>
       <w:r>
         <w:rPr>
@@ -2557,7 +2538,7 @@
           <w:color w:val="000000"/>
           <w:sz w:val="24"/>
         </w:rPr>
-        <w:t xml:space="preserve"> Stress is thought to push follicles out of the growth phase too early, which leads to increased shedding some weeks later (Bai et al., 2026). Stress can also make an existing condition worse, so it is both a cause and a consequence of hair loss.</w:t>
+        <w:t xml:space="preserve"> A sudden illness, fever, or major physical strain can trigger telogen effluvium. Cline et al. (2021) documented a surge in telogen effluvium in communities heavily affected by coronavirus disease 2019 (COVID-19), showing how a large health event can raise the number of people who present with hair loss.</w:t>
       </w:r>
     </w:p>
     <w:p>
@@ -2573,7 +2554,7 @@
           <w:color w:val="000000"/>
           <w:sz w:val="24"/>
         </w:rPr>
-        <w:t>Infection and physical illness.</w:t>
+        <w:t>How people are affected in real life.</w:t>
       </w:r>
       <w:r>
         <w:rPr>
@@ -2583,7 +2564,7 @@
           <w:color w:val="000000"/>
           <w:sz w:val="24"/>
         </w:rPr>
-        <w:t xml:space="preserve"> A sudden illness, fever, or major physical strain can trigger telogen effluvium. Cline et al. (2021) documented a surge in telogen effluvium in communities heavily affected by coronavirus disease 2019 (COVID-19), showing how a large health event can raise the number of people who present with hair loss.</w:t>
+        <w:t xml:space="preserve"> Hair loss is rarely only a cosmetic matter. It is linked with lower self-confidence, anxiety, and a poorer quality of life, and in many cases the person does not know which of the factors above is responsible. Survey evidence shows that young people are affected too. In a survey of 610 participants in Bangladesh, most respondents were aged 18 to 24, and stress, allergies, dandruff, and family history were the main causes they reported (Khatun et al., 2022). Worldwide, the burden of alopecia areata has been analysed over three decades using the Global Burden of Disease data, including differences in lifetime risk between women and men (Sun et al., 2025).</w:t>
       </w:r>
     </w:p>
     <w:p>
@@ -2599,7 +2580,7 @@
           <w:color w:val="000000"/>
           <w:sz w:val="24"/>
         </w:rPr>
-        <w:t>How people are affected in real life.</w:t>
+        <w:t>Current trend.</w:t>
       </w:r>
       <w:r>
         <w:rPr>
@@ -2609,33 +2590,7 @@
           <w:color w:val="000000"/>
           <w:sz w:val="24"/>
         </w:rPr>
-        <w:t xml:space="preserve"> Hair loss is rarely only a cosmetic matter. It is linked with lower self-confidence, anxiety, and a poorer quality of life, and in many cases the person does not know which of the factors above is responsible. Survey evidence shows that young people are affected too. In a survey of 610 participants in Bangladesh, most respondents were aged 18 to 24, and stress, allergies, dandruff, and family history were the main causes they reported (Khatun et al., 2022). Worldwide, the burden of alopecia areata has been analysed over three decades using the Global Burden of Disease data, including differences in lifetime risk between women and men (Sun et al., 2025).</w:t>
-      </w:r>
-    </w:p>
-    <w:p>
-      <w:pPr>
-        <w:spacing w:after="240" w:before="0" w:line="360" w:lineRule="auto"/>
-        <w:jc w:val="both"/>
-      </w:pPr>
-      <w:r>
-        <w:rPr>
-          <w:rFonts w:ascii="Times New Roman" w:hAnsi="Times New Roman" w:eastAsia="Times New Roman"/>
-          <w:b/>
-          <w:i w:val="0"/>
-          <w:color w:val="000000"/>
-          <w:sz w:val="24"/>
-        </w:rPr>
-        <w:t>Current trend.</w:t>
-      </w:r>
-      <w:r>
-        <w:rPr>
-          <w:rFonts w:ascii="Times New Roman" w:hAnsi="Times New Roman" w:eastAsia="Times New Roman"/>
-          <w:b w:val="0"/>
-          <w:i w:val="0"/>
-          <w:color w:val="000000"/>
-          <w:sz w:val="24"/>
-        </w:rPr>
-        <w:t xml:space="preserve"> Reports suggest that hair loss is being seen more often and at a younger age. Early-onset androgenetic alopecia has been linked to lifestyle and dietary habits (Agaoglu et al., 2021), and post-infection shedding rose sharply during the COVID-19 period (Cline et al., 2021). Research and public interest have followed the same direction: bibliometric work has mapped global research trends and emerging topics in hair loss treatment (Wang et al., 2026), and Google search patterns have been used to track worldwide interest in hair loss treatments (Todorova &amp; Kluger, 2026).</w:t>
+        <w:t xml:space="preserve"> Reports suggest that hair loss is being seen more often and at a younger age. Early-onset androgenetic alopecia has been linked to lifestyle and dietary habits (Agaoglu et al., 2021), and shedding after infection rose sharply during the COVID-19 period (Cline et al., 2021).</w:t>
       </w:r>
     </w:p>
     <w:p>
@@ -2736,7 +2691,7 @@
           <w:color w:val="000000"/>
           <w:sz w:val="24"/>
         </w:rPr>
-        <w:t>Kumar et al. (2025) built a Random Forest hair loss predictor on a dataset of 2,000 records with 10 features (genetics, hormones, medical history, nutrition, stress) and added a web interface built with Django. Random Forest reached 100% accuracy, while XGBoost (67.5%), CatBoost (49.5%), and LightGBM (47.5%) scored much lower. A score of 100% on a real health problem is unusual and may point to an easy or synthetic-looking dataset, so it is better read as a result on that one dataset than as proof that Random Forest is best. The very low CatBoost score also suggests that the boosting models were not tuned, which is an open question this study tests properly.</w:t>
+        <w:t>Kumar et al. (2025) built a Random Forest hair loss predictor on a dataset of 2,000 records with 10 features (genetics, hormones, medical history, nutrition, stress) and added a web interface built with Django. Random Forest reached 100% accuracy, while XGBoost (67.5%), CatBoost (49.5%), and LightGBM (47.5%) scored much lower. A score of 100% is unusual and should be read as a result on that one dataset, and the low CatBoost score suggests that the boosting models were not tuned.</w:t>
       </w:r>
     </w:p>
     <w:p>
@@ -2874,1490 +2829,6 @@
         </w:rPr>
         <w:t xml:space="preserve"> Lundberg and Lee (2017) proposed SHAP, which assigns each feature a contribution to a prediction using Shapley values from game theory. Because SHAP works with any model, it can be used to compare explanations from architecturally different models on the same data. Among the hair loss studies above, the emphasis is on accuracy, and none compares explanations across a boosted-tree model and foundation models.</w:t>
       </w:r>
-    </w:p>
-    <w:p>
-      <w:pPr>
-        <w:keepNext/>
-        <w:spacing w:after="120" w:before="0" w:line="360" w:lineRule="auto"/>
-        <w:jc w:val="left"/>
-      </w:pPr>
-      <w:r>
-        <w:rPr>
-          <w:rFonts w:ascii="Times New Roman" w:hAnsi="Times New Roman" w:eastAsia="Times New Roman"/>
-          <w:b/>
-          <w:i w:val="0"/>
-          <w:color w:val="000000"/>
-          <w:sz w:val="24"/>
-        </w:rPr>
-        <w:t>Table 2.1:</w:t>
-      </w:r>
-      <w:r>
-        <w:rPr>
-          <w:rFonts w:ascii="Times New Roman" w:hAnsi="Times New Roman" w:eastAsia="Times New Roman"/>
-          <w:b w:val="0"/>
-          <w:i w:val="0"/>
-          <w:color w:val="000000"/>
-          <w:sz w:val="24"/>
-        </w:rPr>
-        <w:t xml:space="preserve"> Summary of reviewed studies</w:t>
-      </w:r>
-    </w:p>
-    <w:tbl>
-      <w:tblPr>
-        <w:tblStyle w:val="TableGrid"/>
-        <w:tblW w:type="auto" w:w="0"/>
-        <w:jc w:val="center"/>
-        <w:tblLayout w:type="fixed"/>
-        <w:tblLook w:firstColumn="1" w:firstRow="1" w:lastColumn="0" w:lastRow="0" w:noHBand="0" w:noVBand="1" w:val="04A0"/>
-      </w:tblPr>
-      <w:tblGrid>
-        <w:gridCol w:w="1663"/>
-        <w:gridCol w:w="1841"/>
-        <w:gridCol w:w="1841"/>
-        <w:gridCol w:w="1841"/>
-        <w:gridCol w:w="1841"/>
-      </w:tblGrid>
-      <w:tr>
-        <w:trPr>
-          <w:cantSplit/>
-          <w:tblHeader/>
-        </w:trPr>
-        <w:tc>
-          <w:tcPr>
-            <w:tcW w:type="dxa" w:w="1663"/>
-            <w:shd w:val="clear" w:color="auto" w:fill="E7E6E6"/>
-          </w:tcPr>
-          <w:p>
-            <w:pPr>
-              <w:spacing w:after="40" w:before="40" w:line="240" w:lineRule="auto"/>
-              <w:jc w:val="left"/>
-            </w:pPr>
-            <w:r>
-              <w:rPr>
-                <w:rFonts w:ascii="Times New Roman" w:hAnsi="Times New Roman" w:eastAsia="Times New Roman"/>
-                <w:b/>
-                <w:i w:val="0"/>
-                <w:color w:val="000000"/>
-                <w:sz w:val="19"/>
-              </w:rPr>
-              <w:t>Study</w:t>
-            </w:r>
-          </w:p>
-        </w:tc>
-        <w:tc>
-          <w:tcPr>
-            <w:tcW w:type="dxa" w:w="1841"/>
-            <w:shd w:val="clear" w:color="auto" w:fill="E7E6E6"/>
-          </w:tcPr>
-          <w:p>
-            <w:pPr>
-              <w:spacing w:after="40" w:before="40" w:line="240" w:lineRule="auto"/>
-              <w:jc w:val="left"/>
-            </w:pPr>
-            <w:r>
-              <w:rPr>
-                <w:rFonts w:ascii="Times New Roman" w:hAnsi="Times New Roman" w:eastAsia="Times New Roman"/>
-                <w:b/>
-                <w:i w:val="0"/>
-                <w:color w:val="000000"/>
-                <w:sz w:val="19"/>
-              </w:rPr>
-              <w:t>Data</w:t>
-            </w:r>
-          </w:p>
-        </w:tc>
-        <w:tc>
-          <w:tcPr>
-            <w:tcW w:type="dxa" w:w="1841"/>
-            <w:shd w:val="clear" w:color="auto" w:fill="E7E6E6"/>
-          </w:tcPr>
-          <w:p>
-            <w:pPr>
-              <w:spacing w:after="40" w:before="40" w:line="240" w:lineRule="auto"/>
-              <w:jc w:val="left"/>
-            </w:pPr>
-            <w:r>
-              <w:rPr>
-                <w:rFonts w:ascii="Times New Roman" w:hAnsi="Times New Roman" w:eastAsia="Times New Roman"/>
-                <w:b/>
-                <w:i w:val="0"/>
-                <w:color w:val="000000"/>
-                <w:sz w:val="19"/>
-              </w:rPr>
-              <w:t>Models</w:t>
-            </w:r>
-          </w:p>
-        </w:tc>
-        <w:tc>
-          <w:tcPr>
-            <w:tcW w:type="dxa" w:w="1841"/>
-            <w:shd w:val="clear" w:color="auto" w:fill="E7E6E6"/>
-          </w:tcPr>
-          <w:p>
-            <w:pPr>
-              <w:spacing w:after="40" w:before="40" w:line="240" w:lineRule="auto"/>
-              <w:jc w:val="left"/>
-            </w:pPr>
-            <w:r>
-              <w:rPr>
-                <w:rFonts w:ascii="Times New Roman" w:hAnsi="Times New Roman" w:eastAsia="Times New Roman"/>
-                <w:b/>
-                <w:i w:val="0"/>
-                <w:color w:val="000000"/>
-                <w:sz w:val="19"/>
-              </w:rPr>
-              <w:t>Main result</w:t>
-            </w:r>
-          </w:p>
-        </w:tc>
-        <w:tc>
-          <w:tcPr>
-            <w:tcW w:type="dxa" w:w="1841"/>
-            <w:shd w:val="clear" w:color="auto" w:fill="E7E6E6"/>
-          </w:tcPr>
-          <w:p>
-            <w:pPr>
-              <w:spacing w:after="40" w:before="40" w:line="240" w:lineRule="auto"/>
-              <w:jc w:val="left"/>
-            </w:pPr>
-            <w:r>
-              <w:rPr>
-                <w:rFonts w:ascii="Times New Roman" w:hAnsi="Times New Roman" w:eastAsia="Times New Roman"/>
-                <w:b/>
-                <w:i w:val="0"/>
-                <w:color w:val="000000"/>
-                <w:sz w:val="19"/>
-              </w:rPr>
-              <w:t>Limitation</w:t>
-            </w:r>
-          </w:p>
-        </w:tc>
-      </w:tr>
-      <w:tr>
-        <w:trPr>
-          <w:cantSplit/>
-        </w:trPr>
-        <w:tc>
-          <w:tcPr>
-            <w:tcW w:type="dxa" w:w="1663"/>
-          </w:tcPr>
-          <w:p>
-            <w:pPr>
-              <w:spacing w:after="40" w:before="40" w:line="240" w:lineRule="auto"/>
-              <w:jc w:val="left"/>
-            </w:pPr>
-            <w:r>
-              <w:rPr>
-                <w:rFonts w:ascii="Times New Roman" w:hAnsi="Times New Roman" w:eastAsia="Times New Roman"/>
-                <w:b w:val="0"/>
-                <w:i w:val="0"/>
-                <w:color w:val="000000"/>
-                <w:sz w:val="19"/>
-              </w:rPr>
-              <w:t>Khatun et al. (2022)</w:t>
-            </w:r>
-          </w:p>
-        </w:tc>
-        <w:tc>
-          <w:tcPr>
-            <w:tcW w:type="dxa" w:w="1841"/>
-          </w:tcPr>
-          <w:p>
-            <w:pPr>
-              <w:spacing w:after="40" w:before="40" w:line="240" w:lineRule="auto"/>
-              <w:jc w:val="left"/>
-            </w:pPr>
-            <w:r>
-              <w:rPr>
-                <w:rFonts w:ascii="Times New Roman" w:hAnsi="Times New Roman" w:eastAsia="Times New Roman"/>
-                <w:b w:val="0"/>
-                <w:i w:val="0"/>
-                <w:color w:val="000000"/>
-                <w:sz w:val="19"/>
-              </w:rPr>
-              <w:t>Survey, 610 people, Bangladesh</w:t>
-            </w:r>
-          </w:p>
-        </w:tc>
-        <w:tc>
-          <w:tcPr>
-            <w:tcW w:type="dxa" w:w="1841"/>
-          </w:tcPr>
-          <w:p>
-            <w:pPr>
-              <w:spacing w:after="40" w:before="40" w:line="240" w:lineRule="auto"/>
-              <w:jc w:val="left"/>
-            </w:pPr>
-            <w:r>
-              <w:rPr>
-                <w:rFonts w:ascii="Times New Roman" w:hAnsi="Times New Roman" w:eastAsia="Times New Roman"/>
-                <w:b w:val="0"/>
-                <w:i w:val="0"/>
-                <w:color w:val="000000"/>
-                <w:sz w:val="19"/>
-              </w:rPr>
-              <w:t>SVM, KNN, LR, RF, XGBoost</w:t>
-            </w:r>
-          </w:p>
-        </w:tc>
-        <w:tc>
-          <w:tcPr>
-            <w:tcW w:type="dxa" w:w="1841"/>
-          </w:tcPr>
-          <w:p>
-            <w:pPr>
-              <w:spacing w:after="40" w:before="40" w:line="240" w:lineRule="auto"/>
-              <w:jc w:val="left"/>
-            </w:pPr>
-            <w:r>
-              <w:rPr>
-                <w:rFonts w:ascii="Times New Roman" w:hAnsi="Times New Roman" w:eastAsia="Times New Roman"/>
-                <w:b w:val="0"/>
-                <w:i w:val="0"/>
-                <w:color w:val="000000"/>
-                <w:sz w:val="19"/>
-              </w:rPr>
-              <w:t>XGBoost 92.62%</w:t>
-            </w:r>
-          </w:p>
-        </w:tc>
-        <w:tc>
-          <w:tcPr>
-            <w:tcW w:type="dxa" w:w="1841"/>
-          </w:tcPr>
-          <w:p>
-            <w:pPr>
-              <w:spacing w:after="40" w:before="40" w:line="240" w:lineRule="auto"/>
-              <w:jc w:val="left"/>
-            </w:pPr>
-            <w:r>
-              <w:rPr>
-                <w:rFonts w:ascii="Times New Roman" w:hAnsi="Times New Roman" w:eastAsia="Times New Roman"/>
-                <w:b w:val="0"/>
-                <w:i w:val="0"/>
-                <w:color w:val="000000"/>
-                <w:sz w:val="19"/>
-              </w:rPr>
-              <w:t>Classical models only, no explanation</w:t>
-            </w:r>
-          </w:p>
-        </w:tc>
-      </w:tr>
-      <w:tr>
-        <w:trPr>
-          <w:cantSplit/>
-        </w:trPr>
-        <w:tc>
-          <w:tcPr>
-            <w:tcW w:type="dxa" w:w="1663"/>
-          </w:tcPr>
-          <w:p>
-            <w:pPr>
-              <w:spacing w:after="40" w:before="40" w:line="240" w:lineRule="auto"/>
-              <w:jc w:val="left"/>
-            </w:pPr>
-            <w:r>
-              <w:rPr>
-                <w:rFonts w:ascii="Times New Roman" w:hAnsi="Times New Roman" w:eastAsia="Times New Roman"/>
-                <w:b w:val="0"/>
-                <w:i w:val="0"/>
-                <w:color w:val="000000"/>
-                <w:sz w:val="19"/>
-              </w:rPr>
-              <w:t>Sai et al. (2023)</w:t>
-            </w:r>
-          </w:p>
-        </w:tc>
-        <w:tc>
-          <w:tcPr>
-            <w:tcW w:type="dxa" w:w="1841"/>
-          </w:tcPr>
-          <w:p>
-            <w:pPr>
-              <w:spacing w:after="40" w:before="40" w:line="240" w:lineRule="auto"/>
-              <w:jc w:val="left"/>
-            </w:pPr>
-            <w:r>
-              <w:rPr>
-                <w:rFonts w:ascii="Times New Roman" w:hAnsi="Times New Roman" w:eastAsia="Times New Roman"/>
-                <w:b w:val="0"/>
-                <w:i w:val="0"/>
-                <w:color w:val="000000"/>
-                <w:sz w:val="19"/>
-              </w:rPr>
-              <w:t>Hair fall data</w:t>
-            </w:r>
-          </w:p>
-        </w:tc>
-        <w:tc>
-          <w:tcPr>
-            <w:tcW w:type="dxa" w:w="1841"/>
-          </w:tcPr>
-          <w:p>
-            <w:pPr>
-              <w:spacing w:after="40" w:before="40" w:line="240" w:lineRule="auto"/>
-              <w:jc w:val="left"/>
-            </w:pPr>
-            <w:r>
-              <w:rPr>
-                <w:rFonts w:ascii="Times New Roman" w:hAnsi="Times New Roman" w:eastAsia="Times New Roman"/>
-                <w:b w:val="0"/>
-                <w:i w:val="0"/>
-                <w:color w:val="000000"/>
-                <w:sz w:val="19"/>
-              </w:rPr>
-              <w:t>SVM, KNN, DT, RF, LR, ensemble</w:t>
-            </w:r>
-          </w:p>
-        </w:tc>
-        <w:tc>
-          <w:tcPr>
-            <w:tcW w:type="dxa" w:w="1841"/>
-          </w:tcPr>
-          <w:p>
-            <w:pPr>
-              <w:spacing w:after="40" w:before="40" w:line="240" w:lineRule="auto"/>
-              <w:jc w:val="left"/>
-            </w:pPr>
-            <w:r>
-              <w:rPr>
-                <w:rFonts w:ascii="Times New Roman" w:hAnsi="Times New Roman" w:eastAsia="Times New Roman"/>
-                <w:b w:val="0"/>
-                <w:i w:val="0"/>
-                <w:color w:val="000000"/>
-                <w:sz w:val="19"/>
-              </w:rPr>
-              <w:t>Ensemble best</w:t>
-            </w:r>
-          </w:p>
-        </w:tc>
-        <w:tc>
-          <w:tcPr>
-            <w:tcW w:type="dxa" w:w="1841"/>
-          </w:tcPr>
-          <w:p>
-            <w:pPr>
-              <w:spacing w:after="40" w:before="40" w:line="240" w:lineRule="auto"/>
-              <w:jc w:val="left"/>
-            </w:pPr>
-            <w:r>
-              <w:rPr>
-                <w:rFonts w:ascii="Times New Roman" w:hAnsi="Times New Roman" w:eastAsia="Times New Roman"/>
-                <w:b w:val="0"/>
-                <w:i w:val="0"/>
-                <w:color w:val="000000"/>
-                <w:sz w:val="19"/>
-              </w:rPr>
-              <w:t>No categorical-aware boosting, no explanation</w:t>
-            </w:r>
-          </w:p>
-        </w:tc>
-      </w:tr>
-      <w:tr>
-        <w:trPr>
-          <w:cantSplit/>
-        </w:trPr>
-        <w:tc>
-          <w:tcPr>
-            <w:tcW w:type="dxa" w:w="1663"/>
-          </w:tcPr>
-          <w:p>
-            <w:pPr>
-              <w:spacing w:after="40" w:before="40" w:line="240" w:lineRule="auto"/>
-              <w:jc w:val="left"/>
-            </w:pPr>
-            <w:r>
-              <w:rPr>
-                <w:rFonts w:ascii="Times New Roman" w:hAnsi="Times New Roman" w:eastAsia="Times New Roman"/>
-                <w:b w:val="0"/>
-                <w:i w:val="0"/>
-                <w:color w:val="000000"/>
-                <w:sz w:val="19"/>
-              </w:rPr>
-              <w:t>Kumar et al. (2025)</w:t>
-            </w:r>
-          </w:p>
-        </w:tc>
-        <w:tc>
-          <w:tcPr>
-            <w:tcW w:type="dxa" w:w="1841"/>
-          </w:tcPr>
-          <w:p>
-            <w:pPr>
-              <w:spacing w:after="40" w:before="40" w:line="240" w:lineRule="auto"/>
-              <w:jc w:val="left"/>
-            </w:pPr>
-            <w:r>
-              <w:rPr>
-                <w:rFonts w:ascii="Times New Roman" w:hAnsi="Times New Roman" w:eastAsia="Times New Roman"/>
-                <w:b w:val="0"/>
-                <w:i w:val="0"/>
-                <w:color w:val="000000"/>
-                <w:sz w:val="19"/>
-              </w:rPr>
-              <w:t>2,000 records, 10 features</w:t>
-            </w:r>
-          </w:p>
-        </w:tc>
-        <w:tc>
-          <w:tcPr>
-            <w:tcW w:type="dxa" w:w="1841"/>
-          </w:tcPr>
-          <w:p>
-            <w:pPr>
-              <w:spacing w:after="40" w:before="40" w:line="240" w:lineRule="auto"/>
-              <w:jc w:val="left"/>
-            </w:pPr>
-            <w:r>
-              <w:rPr>
-                <w:rFonts w:ascii="Times New Roman" w:hAnsi="Times New Roman" w:eastAsia="Times New Roman"/>
-                <w:b w:val="0"/>
-                <w:i w:val="0"/>
-                <w:color w:val="000000"/>
-                <w:sz w:val="19"/>
-              </w:rPr>
-              <w:t>RF, XGBoost, CatBoost, LightGBM and others</w:t>
-            </w:r>
-          </w:p>
-        </w:tc>
-        <w:tc>
-          <w:tcPr>
-            <w:tcW w:type="dxa" w:w="1841"/>
-          </w:tcPr>
-          <w:p>
-            <w:pPr>
-              <w:spacing w:after="40" w:before="40" w:line="240" w:lineRule="auto"/>
-              <w:jc w:val="left"/>
-            </w:pPr>
-            <w:r>
-              <w:rPr>
-                <w:rFonts w:ascii="Times New Roman" w:hAnsi="Times New Roman" w:eastAsia="Times New Roman"/>
-                <w:b w:val="0"/>
-                <w:i w:val="0"/>
-                <w:color w:val="000000"/>
-                <w:sz w:val="19"/>
-              </w:rPr>
-              <w:t>RF 100%, CatBoost 49.5%</w:t>
-            </w:r>
-          </w:p>
-        </w:tc>
-        <w:tc>
-          <w:tcPr>
-            <w:tcW w:type="dxa" w:w="1841"/>
-          </w:tcPr>
-          <w:p>
-            <w:pPr>
-              <w:spacing w:after="40" w:before="40" w:line="240" w:lineRule="auto"/>
-              <w:jc w:val="left"/>
-            </w:pPr>
-            <w:r>
-              <w:rPr>
-                <w:rFonts w:ascii="Times New Roman" w:hAnsi="Times New Roman" w:eastAsia="Times New Roman"/>
-                <w:b w:val="0"/>
-                <w:i w:val="0"/>
-                <w:color w:val="000000"/>
-                <w:sz w:val="19"/>
-              </w:rPr>
-              <w:t>Suspiciously high score, CatBoost untuned</w:t>
-            </w:r>
-          </w:p>
-        </w:tc>
-      </w:tr>
-      <w:tr>
-        <w:trPr>
-          <w:cantSplit/>
-        </w:trPr>
-        <w:tc>
-          <w:tcPr>
-            <w:tcW w:type="dxa" w:w="1663"/>
-          </w:tcPr>
-          <w:p>
-            <w:pPr>
-              <w:spacing w:after="40" w:before="40" w:line="240" w:lineRule="auto"/>
-              <w:jc w:val="left"/>
-            </w:pPr>
-            <w:r>
-              <w:rPr>
-                <w:rFonts w:ascii="Times New Roman" w:hAnsi="Times New Roman" w:eastAsia="Times New Roman"/>
-                <w:b w:val="0"/>
-                <w:i w:val="0"/>
-                <w:color w:val="000000"/>
-                <w:sz w:val="19"/>
-              </w:rPr>
-              <w:t>Siami and Azis (2025)</w:t>
-            </w:r>
-          </w:p>
-        </w:tc>
-        <w:tc>
-          <w:tcPr>
-            <w:tcW w:type="dxa" w:w="1841"/>
-          </w:tcPr>
-          <w:p>
-            <w:pPr>
-              <w:spacing w:after="40" w:before="40" w:line="240" w:lineRule="auto"/>
-              <w:jc w:val="left"/>
-            </w:pPr>
-            <w:r>
-              <w:rPr>
-                <w:rFonts w:ascii="Times New Roman" w:hAnsi="Times New Roman" w:eastAsia="Times New Roman"/>
-                <w:b w:val="0"/>
-                <w:i w:val="0"/>
-                <w:color w:val="000000"/>
-                <w:sz w:val="19"/>
-              </w:rPr>
-              <w:t>Balanced multi-factor data</w:t>
-            </w:r>
-          </w:p>
-        </w:tc>
-        <w:tc>
-          <w:tcPr>
-            <w:tcW w:type="dxa" w:w="1841"/>
-          </w:tcPr>
-          <w:p>
-            <w:pPr>
-              <w:spacing w:after="40" w:before="40" w:line="240" w:lineRule="auto"/>
-              <w:jc w:val="left"/>
-            </w:pPr>
-            <w:r>
-              <w:rPr>
-                <w:rFonts w:ascii="Times New Roman" w:hAnsi="Times New Roman" w:eastAsia="Times New Roman"/>
-                <w:b w:val="0"/>
-                <w:i w:val="0"/>
-                <w:color w:val="000000"/>
-                <w:sz w:val="19"/>
-              </w:rPr>
-              <w:t>LR, DT, RF, GB, XGBoost, voting</w:t>
-            </w:r>
-          </w:p>
-        </w:tc>
-        <w:tc>
-          <w:tcPr>
-            <w:tcW w:type="dxa" w:w="1841"/>
-          </w:tcPr>
-          <w:p>
-            <w:pPr>
-              <w:spacing w:after="40" w:before="40" w:line="240" w:lineRule="auto"/>
-              <w:jc w:val="left"/>
-            </w:pPr>
-            <w:r>
-              <w:rPr>
-                <w:rFonts w:ascii="Times New Roman" w:hAnsi="Times New Roman" w:eastAsia="Times New Roman"/>
-                <w:b w:val="0"/>
-                <w:i w:val="0"/>
-                <w:color w:val="000000"/>
-                <w:sz w:val="19"/>
-              </w:rPr>
-              <w:t>About 50% at best</w:t>
-            </w:r>
-          </w:p>
-        </w:tc>
-        <w:tc>
-          <w:tcPr>
-            <w:tcW w:type="dxa" w:w="1841"/>
-          </w:tcPr>
-          <w:p>
-            <w:pPr>
-              <w:spacing w:after="40" w:before="40" w:line="240" w:lineRule="auto"/>
-              <w:jc w:val="left"/>
-            </w:pPr>
-            <w:r>
-              <w:rPr>
-                <w:rFonts w:ascii="Times New Roman" w:hAnsi="Times New Roman" w:eastAsia="Times New Roman"/>
-                <w:b w:val="0"/>
-                <w:i w:val="0"/>
-                <w:color w:val="000000"/>
-                <w:sz w:val="19"/>
-              </w:rPr>
-              <w:t>Weak signal, modest accuracy</w:t>
-            </w:r>
-          </w:p>
-        </w:tc>
-      </w:tr>
-      <w:tr>
-        <w:trPr>
-          <w:cantSplit/>
-        </w:trPr>
-        <w:tc>
-          <w:tcPr>
-            <w:tcW w:type="dxa" w:w="1663"/>
-          </w:tcPr>
-          <w:p>
-            <w:pPr>
-              <w:spacing w:after="40" w:before="40" w:line="240" w:lineRule="auto"/>
-              <w:jc w:val="left"/>
-            </w:pPr>
-            <w:r>
-              <w:rPr>
-                <w:rFonts w:ascii="Times New Roman" w:hAnsi="Times New Roman" w:eastAsia="Times New Roman"/>
-                <w:b w:val="0"/>
-                <w:i w:val="0"/>
-                <w:color w:val="000000"/>
-                <w:sz w:val="19"/>
-              </w:rPr>
-              <w:t>Leema et al. (2025)</w:t>
-            </w:r>
-          </w:p>
-        </w:tc>
-        <w:tc>
-          <w:tcPr>
-            <w:tcW w:type="dxa" w:w="1841"/>
-          </w:tcPr>
-          <w:p>
-            <w:pPr>
-              <w:spacing w:after="40" w:before="40" w:line="240" w:lineRule="auto"/>
-              <w:jc w:val="left"/>
-            </w:pPr>
-            <w:r>
-              <w:rPr>
-                <w:rFonts w:ascii="Times New Roman" w:hAnsi="Times New Roman" w:eastAsia="Times New Roman"/>
-                <w:b w:val="0"/>
-                <w:i w:val="0"/>
-                <w:color w:val="000000"/>
-                <w:sz w:val="19"/>
-              </w:rPr>
-              <w:t>Survey, 750 people</w:t>
-            </w:r>
-          </w:p>
-        </w:tc>
-        <w:tc>
-          <w:tcPr>
-            <w:tcW w:type="dxa" w:w="1841"/>
-          </w:tcPr>
-          <w:p>
-            <w:pPr>
-              <w:spacing w:after="40" w:before="40" w:line="240" w:lineRule="auto"/>
-              <w:jc w:val="left"/>
-            </w:pPr>
-            <w:r>
-              <w:rPr>
-                <w:rFonts w:ascii="Times New Roman" w:hAnsi="Times New Roman" w:eastAsia="Times New Roman"/>
-                <w:b w:val="0"/>
-                <w:i w:val="0"/>
-                <w:color w:val="000000"/>
-                <w:sz w:val="19"/>
-              </w:rPr>
-              <w:t>LSTM, RF, TFT, ARIMAX</w:t>
-            </w:r>
-          </w:p>
-        </w:tc>
-        <w:tc>
-          <w:tcPr>
-            <w:tcW w:type="dxa" w:w="1841"/>
-          </w:tcPr>
-          <w:p>
-            <w:pPr>
-              <w:spacing w:after="40" w:before="40" w:line="240" w:lineRule="auto"/>
-              <w:jc w:val="left"/>
-            </w:pPr>
-            <w:r>
-              <w:rPr>
-                <w:rFonts w:ascii="Times New Roman" w:hAnsi="Times New Roman" w:eastAsia="Times New Roman"/>
-                <w:b w:val="0"/>
-                <w:i w:val="0"/>
-                <w:color w:val="000000"/>
-                <w:sz w:val="19"/>
-              </w:rPr>
-              <w:t>TFT 97.5%</w:t>
-            </w:r>
-          </w:p>
-        </w:tc>
-        <w:tc>
-          <w:tcPr>
-            <w:tcW w:type="dxa" w:w="1841"/>
-          </w:tcPr>
-          <w:p>
-            <w:pPr>
-              <w:spacing w:after="40" w:before="40" w:line="240" w:lineRule="auto"/>
-              <w:jc w:val="left"/>
-            </w:pPr>
-            <w:r>
-              <w:rPr>
-                <w:rFonts w:ascii="Times New Roman" w:hAnsi="Times New Roman" w:eastAsia="Times New Roman"/>
-                <w:b w:val="0"/>
-                <w:i w:val="0"/>
-                <w:color w:val="000000"/>
-                <w:sz w:val="19"/>
-              </w:rPr>
-              <w:t>Private data, self-reported only</w:t>
-            </w:r>
-          </w:p>
-        </w:tc>
-      </w:tr>
-      <w:tr>
-        <w:trPr>
-          <w:cantSplit/>
-        </w:trPr>
-        <w:tc>
-          <w:tcPr>
-            <w:tcW w:type="dxa" w:w="1663"/>
-          </w:tcPr>
-          <w:p>
-            <w:pPr>
-              <w:spacing w:after="40" w:before="40" w:line="240" w:lineRule="auto"/>
-              <w:jc w:val="left"/>
-            </w:pPr>
-            <w:r>
-              <w:rPr>
-                <w:rFonts w:ascii="Times New Roman" w:hAnsi="Times New Roman" w:eastAsia="Times New Roman"/>
-                <w:b w:val="0"/>
-                <w:i w:val="0"/>
-                <w:color w:val="000000"/>
-                <w:sz w:val="19"/>
-              </w:rPr>
-              <w:t>Shakeel et al. (2021)</w:t>
-            </w:r>
-          </w:p>
-        </w:tc>
-        <w:tc>
-          <w:tcPr>
-            <w:tcW w:type="dxa" w:w="1841"/>
-          </w:tcPr>
-          <w:p>
-            <w:pPr>
-              <w:spacing w:after="40" w:before="40" w:line="240" w:lineRule="auto"/>
-              <w:jc w:val="left"/>
-            </w:pPr>
-            <w:r>
-              <w:rPr>
-                <w:rFonts w:ascii="Times New Roman" w:hAnsi="Times New Roman" w:eastAsia="Times New Roman"/>
-                <w:b w:val="0"/>
-                <w:i w:val="0"/>
-                <w:color w:val="000000"/>
-                <w:sz w:val="19"/>
-              </w:rPr>
-              <w:t>Hair images</w:t>
-            </w:r>
-          </w:p>
-        </w:tc>
-        <w:tc>
-          <w:tcPr>
-            <w:tcW w:type="dxa" w:w="1841"/>
-          </w:tcPr>
-          <w:p>
-            <w:pPr>
-              <w:spacing w:after="40" w:before="40" w:line="240" w:lineRule="auto"/>
-              <w:jc w:val="left"/>
-            </w:pPr>
-            <w:r>
-              <w:rPr>
-                <w:rFonts w:ascii="Times New Roman" w:hAnsi="Times New Roman" w:eastAsia="Times New Roman"/>
-                <w:b w:val="0"/>
-                <w:i w:val="0"/>
-                <w:color w:val="000000"/>
-                <w:sz w:val="19"/>
-              </w:rPr>
-              <w:t>SVM, KNN</w:t>
-            </w:r>
-          </w:p>
-        </w:tc>
-        <w:tc>
-          <w:tcPr>
-            <w:tcW w:type="dxa" w:w="1841"/>
-          </w:tcPr>
-          <w:p>
-            <w:pPr>
-              <w:spacing w:after="40" w:before="40" w:line="240" w:lineRule="auto"/>
-              <w:jc w:val="left"/>
-            </w:pPr>
-            <w:r>
-              <w:rPr>
-                <w:rFonts w:ascii="Times New Roman" w:hAnsi="Times New Roman" w:eastAsia="Times New Roman"/>
-                <w:b w:val="0"/>
-                <w:i w:val="0"/>
-                <w:color w:val="000000"/>
-                <w:sz w:val="19"/>
-              </w:rPr>
-              <w:t>91.4% and 88.9%</w:t>
-            </w:r>
-          </w:p>
-        </w:tc>
-        <w:tc>
-          <w:tcPr>
-            <w:tcW w:type="dxa" w:w="1841"/>
-          </w:tcPr>
-          <w:p>
-            <w:pPr>
-              <w:spacing w:after="40" w:before="40" w:line="240" w:lineRule="auto"/>
-              <w:jc w:val="left"/>
-            </w:pPr>
-            <w:r>
-              <w:rPr>
-                <w:rFonts w:ascii="Times New Roman" w:hAnsi="Times New Roman" w:eastAsia="Times New Roman"/>
-                <w:b w:val="0"/>
-                <w:i w:val="0"/>
-                <w:color w:val="000000"/>
-                <w:sz w:val="19"/>
-              </w:rPr>
-              <w:t>Images needed, one condition</w:t>
-            </w:r>
-          </w:p>
-        </w:tc>
-      </w:tr>
-      <w:tr>
-        <w:trPr>
-          <w:cantSplit/>
-        </w:trPr>
-        <w:tc>
-          <w:tcPr>
-            <w:tcW w:type="dxa" w:w="1663"/>
-          </w:tcPr>
-          <w:p>
-            <w:pPr>
-              <w:spacing w:after="40" w:before="40" w:line="240" w:lineRule="auto"/>
-              <w:jc w:val="left"/>
-            </w:pPr>
-            <w:r>
-              <w:rPr>
-                <w:rFonts w:ascii="Times New Roman" w:hAnsi="Times New Roman" w:eastAsia="Times New Roman"/>
-                <w:b w:val="0"/>
-                <w:i w:val="0"/>
-                <w:color w:val="000000"/>
-                <w:sz w:val="19"/>
-              </w:rPr>
-              <w:t>Sayyad et al. (2022)</w:t>
-            </w:r>
-          </w:p>
-        </w:tc>
-        <w:tc>
-          <w:tcPr>
-            <w:tcW w:type="dxa" w:w="1841"/>
-          </w:tcPr>
-          <w:p>
-            <w:pPr>
-              <w:spacing w:after="40" w:before="40" w:line="240" w:lineRule="auto"/>
-              <w:jc w:val="left"/>
-            </w:pPr>
-            <w:r>
-              <w:rPr>
-                <w:rFonts w:ascii="Times New Roman" w:hAnsi="Times New Roman" w:eastAsia="Times New Roman"/>
-                <w:b w:val="0"/>
-                <w:i w:val="0"/>
-                <w:color w:val="000000"/>
-                <w:sz w:val="19"/>
-              </w:rPr>
-              <w:t>268 images</w:t>
-            </w:r>
-          </w:p>
-        </w:tc>
-        <w:tc>
-          <w:tcPr>
-            <w:tcW w:type="dxa" w:w="1841"/>
-          </w:tcPr>
-          <w:p>
-            <w:pPr>
-              <w:spacing w:after="40" w:before="40" w:line="240" w:lineRule="auto"/>
-              <w:jc w:val="left"/>
-            </w:pPr>
-            <w:r>
-              <w:rPr>
-                <w:rFonts w:ascii="Times New Roman" w:hAnsi="Times New Roman" w:eastAsia="Times New Roman"/>
-                <w:b w:val="0"/>
-                <w:i w:val="0"/>
-                <w:color w:val="000000"/>
-                <w:sz w:val="19"/>
-              </w:rPr>
-              <w:t>VGG with SVM</w:t>
-            </w:r>
-          </w:p>
-        </w:tc>
-        <w:tc>
-          <w:tcPr>
-            <w:tcW w:type="dxa" w:w="1841"/>
-          </w:tcPr>
-          <w:p>
-            <w:pPr>
-              <w:spacing w:after="40" w:before="40" w:line="240" w:lineRule="auto"/>
-              <w:jc w:val="left"/>
-            </w:pPr>
-            <w:r>
-              <w:rPr>
-                <w:rFonts w:ascii="Times New Roman" w:hAnsi="Times New Roman" w:eastAsia="Times New Roman"/>
-                <w:b w:val="0"/>
-                <w:i w:val="0"/>
-                <w:color w:val="000000"/>
-                <w:sz w:val="19"/>
-              </w:rPr>
-              <w:t>98.31%</w:t>
-            </w:r>
-          </w:p>
-        </w:tc>
-        <w:tc>
-          <w:tcPr>
-            <w:tcW w:type="dxa" w:w="1841"/>
-          </w:tcPr>
-          <w:p>
-            <w:pPr>
-              <w:spacing w:after="40" w:before="40" w:line="240" w:lineRule="auto"/>
-              <w:jc w:val="left"/>
-            </w:pPr>
-            <w:r>
-              <w:rPr>
-                <w:rFonts w:ascii="Times New Roman" w:hAnsi="Times New Roman" w:eastAsia="Times New Roman"/>
-                <w:b w:val="0"/>
-                <w:i w:val="0"/>
-                <w:color w:val="000000"/>
-                <w:sz w:val="19"/>
-              </w:rPr>
-              <w:t>Small image set, one condition</w:t>
-            </w:r>
-          </w:p>
-        </w:tc>
-      </w:tr>
-      <w:tr>
-        <w:trPr>
-          <w:cantSplit/>
-        </w:trPr>
-        <w:tc>
-          <w:tcPr>
-            <w:tcW w:type="dxa" w:w="1663"/>
-          </w:tcPr>
-          <w:p>
-            <w:pPr>
-              <w:spacing w:after="40" w:before="40" w:line="240" w:lineRule="auto"/>
-              <w:jc w:val="left"/>
-            </w:pPr>
-            <w:r>
-              <w:rPr>
-                <w:rFonts w:ascii="Times New Roman" w:hAnsi="Times New Roman" w:eastAsia="Times New Roman"/>
-                <w:b w:val="0"/>
-                <w:i w:val="0"/>
-                <w:color w:val="000000"/>
-                <w:sz w:val="19"/>
-              </w:rPr>
-              <w:t>Pandikumar et al. (2024)</w:t>
-            </w:r>
-          </w:p>
-        </w:tc>
-        <w:tc>
-          <w:tcPr>
-            <w:tcW w:type="dxa" w:w="1841"/>
-          </w:tcPr>
-          <w:p>
-            <w:pPr>
-              <w:spacing w:after="40" w:before="40" w:line="240" w:lineRule="auto"/>
-              <w:jc w:val="left"/>
-            </w:pPr>
-            <w:r>
-              <w:rPr>
-                <w:rFonts w:ascii="Times New Roman" w:hAnsi="Times New Roman" w:eastAsia="Times New Roman"/>
-                <w:b w:val="0"/>
-                <w:i w:val="0"/>
-                <w:color w:val="000000"/>
-                <w:sz w:val="19"/>
-              </w:rPr>
-              <w:t>Scalp images and lifestyle sequences</w:t>
-            </w:r>
-          </w:p>
-        </w:tc>
-        <w:tc>
-          <w:tcPr>
-            <w:tcW w:type="dxa" w:w="1841"/>
-          </w:tcPr>
-          <w:p>
-            <w:pPr>
-              <w:spacing w:after="40" w:before="40" w:line="240" w:lineRule="auto"/>
-              <w:jc w:val="left"/>
-            </w:pPr>
-            <w:r>
-              <w:rPr>
-                <w:rFonts w:ascii="Times New Roman" w:hAnsi="Times New Roman" w:eastAsia="Times New Roman"/>
-                <w:b w:val="0"/>
-                <w:i w:val="0"/>
-                <w:color w:val="000000"/>
-                <w:sz w:val="19"/>
-              </w:rPr>
-              <w:t>CNN, LSTM</w:t>
-            </w:r>
-          </w:p>
-        </w:tc>
-        <w:tc>
-          <w:tcPr>
-            <w:tcW w:type="dxa" w:w="1841"/>
-          </w:tcPr>
-          <w:p>
-            <w:pPr>
-              <w:spacing w:after="40" w:before="40" w:line="240" w:lineRule="auto"/>
-              <w:jc w:val="left"/>
-            </w:pPr>
-            <w:r>
-              <w:rPr>
-                <w:rFonts w:ascii="Times New Roman" w:hAnsi="Times New Roman" w:eastAsia="Times New Roman"/>
-                <w:b w:val="0"/>
-                <w:i w:val="0"/>
-                <w:color w:val="000000"/>
-                <w:sz w:val="19"/>
-              </w:rPr>
-              <w:t>Framework proposed</w:t>
-            </w:r>
-          </w:p>
-        </w:tc>
-        <w:tc>
-          <w:tcPr>
-            <w:tcW w:type="dxa" w:w="1841"/>
-          </w:tcPr>
-          <w:p>
-            <w:pPr>
-              <w:spacing w:after="40" w:before="40" w:line="240" w:lineRule="auto"/>
-              <w:jc w:val="left"/>
-            </w:pPr>
-            <w:r>
-              <w:rPr>
-                <w:rFonts w:ascii="Times New Roman" w:hAnsi="Times New Roman" w:eastAsia="Times New Roman"/>
-                <w:b w:val="0"/>
-                <w:i w:val="0"/>
-                <w:color w:val="000000"/>
-                <w:sz w:val="19"/>
-              </w:rPr>
-              <w:t>Needs images</w:t>
-            </w:r>
-          </w:p>
-        </w:tc>
-      </w:tr>
-      <w:tr>
-        <w:trPr>
-          <w:cantSplit/>
-        </w:trPr>
-        <w:tc>
-          <w:tcPr>
-            <w:tcW w:type="dxa" w:w="1663"/>
-          </w:tcPr>
-          <w:p>
-            <w:pPr>
-              <w:spacing w:after="40" w:before="40" w:line="240" w:lineRule="auto"/>
-              <w:jc w:val="left"/>
-            </w:pPr>
-            <w:r>
-              <w:rPr>
-                <w:rFonts w:ascii="Times New Roman" w:hAnsi="Times New Roman" w:eastAsia="Times New Roman"/>
-                <w:b w:val="0"/>
-                <w:i w:val="0"/>
-                <w:color w:val="000000"/>
-                <w:sz w:val="19"/>
-              </w:rPr>
-              <w:t>Prokhorenkova et al. (2018)</w:t>
-            </w:r>
-          </w:p>
-        </w:tc>
-        <w:tc>
-          <w:tcPr>
-            <w:tcW w:type="dxa" w:w="1841"/>
-          </w:tcPr>
-          <w:p>
-            <w:pPr>
-              <w:spacing w:after="40" w:before="40" w:line="240" w:lineRule="auto"/>
-              <w:jc w:val="left"/>
-            </w:pPr>
-            <w:r>
-              <w:rPr>
-                <w:rFonts w:ascii="Times New Roman" w:hAnsi="Times New Roman" w:eastAsia="Times New Roman"/>
-                <w:b w:val="0"/>
-                <w:i w:val="0"/>
-                <w:color w:val="000000"/>
-                <w:sz w:val="19"/>
-              </w:rPr>
-              <w:t>Benchmarks</w:t>
-            </w:r>
-          </w:p>
-        </w:tc>
-        <w:tc>
-          <w:tcPr>
-            <w:tcW w:type="dxa" w:w="1841"/>
-          </w:tcPr>
-          <w:p>
-            <w:pPr>
-              <w:spacing w:after="40" w:before="40" w:line="240" w:lineRule="auto"/>
-              <w:jc w:val="left"/>
-            </w:pPr>
-            <w:r>
-              <w:rPr>
-                <w:rFonts w:ascii="Times New Roman" w:hAnsi="Times New Roman" w:eastAsia="Times New Roman"/>
-                <w:b w:val="0"/>
-                <w:i w:val="0"/>
-                <w:color w:val="000000"/>
-                <w:sz w:val="19"/>
-              </w:rPr>
-              <w:t>CatBoost</w:t>
-            </w:r>
-          </w:p>
-        </w:tc>
-        <w:tc>
-          <w:tcPr>
-            <w:tcW w:type="dxa" w:w="1841"/>
-          </w:tcPr>
-          <w:p>
-            <w:pPr>
-              <w:spacing w:after="40" w:before="40" w:line="240" w:lineRule="auto"/>
-              <w:jc w:val="left"/>
-            </w:pPr>
-            <w:r>
-              <w:rPr>
-                <w:rFonts w:ascii="Times New Roman" w:hAnsi="Times New Roman" w:eastAsia="Times New Roman"/>
-                <w:b w:val="0"/>
-                <w:i w:val="0"/>
-                <w:color w:val="000000"/>
-                <w:sz w:val="19"/>
-              </w:rPr>
-              <w:t>Beats other boosting libraries</w:t>
-            </w:r>
-          </w:p>
-        </w:tc>
-        <w:tc>
-          <w:tcPr>
-            <w:tcW w:type="dxa" w:w="1841"/>
-          </w:tcPr>
-          <w:p>
-            <w:pPr>
-              <w:spacing w:after="40" w:before="40" w:line="240" w:lineRule="auto"/>
-              <w:jc w:val="left"/>
-            </w:pPr>
-            <w:r>
-              <w:rPr>
-                <w:rFonts w:ascii="Times New Roman" w:hAnsi="Times New Roman" w:eastAsia="Times New Roman"/>
-                <w:b w:val="0"/>
-                <w:i w:val="0"/>
-                <w:color w:val="000000"/>
-                <w:sz w:val="19"/>
-              </w:rPr>
-              <w:t>Not health-specific</w:t>
-            </w:r>
-          </w:p>
-        </w:tc>
-      </w:tr>
-      <w:tr>
-        <w:trPr>
-          <w:cantSplit/>
-        </w:trPr>
-        <w:tc>
-          <w:tcPr>
-            <w:tcW w:type="dxa" w:w="1663"/>
-          </w:tcPr>
-          <w:p>
-            <w:pPr>
-              <w:spacing w:after="40" w:before="40" w:line="240" w:lineRule="auto"/>
-              <w:jc w:val="left"/>
-            </w:pPr>
-            <w:r>
-              <w:rPr>
-                <w:rFonts w:ascii="Times New Roman" w:hAnsi="Times New Roman" w:eastAsia="Times New Roman"/>
-                <w:b w:val="0"/>
-                <w:i w:val="0"/>
-                <w:color w:val="000000"/>
-                <w:sz w:val="19"/>
-              </w:rPr>
-              <w:t>Hollmann et al. (2025)</w:t>
-            </w:r>
-          </w:p>
-        </w:tc>
-        <w:tc>
-          <w:tcPr>
-            <w:tcW w:type="dxa" w:w="1841"/>
-          </w:tcPr>
-          <w:p>
-            <w:pPr>
-              <w:spacing w:after="40" w:before="40" w:line="240" w:lineRule="auto"/>
-              <w:jc w:val="left"/>
-            </w:pPr>
-            <w:r>
-              <w:rPr>
-                <w:rFonts w:ascii="Times New Roman" w:hAnsi="Times New Roman" w:eastAsia="Times New Roman"/>
-                <w:b w:val="0"/>
-                <w:i w:val="0"/>
-                <w:color w:val="000000"/>
-                <w:sz w:val="19"/>
-              </w:rPr>
-              <w:t>Benchmarks</w:t>
-            </w:r>
-          </w:p>
-        </w:tc>
-        <w:tc>
-          <w:tcPr>
-            <w:tcW w:type="dxa" w:w="1841"/>
-          </w:tcPr>
-          <w:p>
-            <w:pPr>
-              <w:spacing w:after="40" w:before="40" w:line="240" w:lineRule="auto"/>
-              <w:jc w:val="left"/>
-            </w:pPr>
-            <w:r>
-              <w:rPr>
-                <w:rFonts w:ascii="Times New Roman" w:hAnsi="Times New Roman" w:eastAsia="Times New Roman"/>
-                <w:b w:val="0"/>
-                <w:i w:val="0"/>
-                <w:color w:val="000000"/>
-                <w:sz w:val="19"/>
-              </w:rPr>
-              <w:t>TabPFN</w:t>
-            </w:r>
-          </w:p>
-        </w:tc>
-        <w:tc>
-          <w:tcPr>
-            <w:tcW w:type="dxa" w:w="1841"/>
-          </w:tcPr>
-          <w:p>
-            <w:pPr>
-              <w:spacing w:after="40" w:before="40" w:line="240" w:lineRule="auto"/>
-              <w:jc w:val="left"/>
-            </w:pPr>
-            <w:r>
-              <w:rPr>
-                <w:rFonts w:ascii="Times New Roman" w:hAnsi="Times New Roman" w:eastAsia="Times New Roman"/>
-                <w:b w:val="0"/>
-                <w:i w:val="0"/>
-                <w:color w:val="000000"/>
-                <w:sz w:val="19"/>
-              </w:rPr>
-              <w:t>Strong on small tables</w:t>
-            </w:r>
-          </w:p>
-        </w:tc>
-        <w:tc>
-          <w:tcPr>
-            <w:tcW w:type="dxa" w:w="1841"/>
-          </w:tcPr>
-          <w:p>
-            <w:pPr>
-              <w:spacing w:after="40" w:before="40" w:line="240" w:lineRule="auto"/>
-              <w:jc w:val="left"/>
-            </w:pPr>
-            <w:r>
-              <w:rPr>
-                <w:rFonts w:ascii="Times New Roman" w:hAnsi="Times New Roman" w:eastAsia="Times New Roman"/>
-                <w:b w:val="0"/>
-                <w:i w:val="0"/>
-                <w:color w:val="000000"/>
-                <w:sz w:val="19"/>
-              </w:rPr>
-              <w:t>No hair loss data</w:t>
-            </w:r>
-          </w:p>
-        </w:tc>
-      </w:tr>
-      <w:tr>
-        <w:trPr>
-          <w:cantSplit/>
-        </w:trPr>
-        <w:tc>
-          <w:tcPr>
-            <w:tcW w:type="dxa" w:w="1663"/>
-          </w:tcPr>
-          <w:p>
-            <w:pPr>
-              <w:spacing w:after="40" w:before="40" w:line="240" w:lineRule="auto"/>
-              <w:jc w:val="left"/>
-            </w:pPr>
-            <w:r>
-              <w:rPr>
-                <w:rFonts w:ascii="Times New Roman" w:hAnsi="Times New Roman" w:eastAsia="Times New Roman"/>
-                <w:b w:val="0"/>
-                <w:i w:val="0"/>
-                <w:color w:val="000000"/>
-                <w:sz w:val="19"/>
-              </w:rPr>
-              <w:t>Kong et al. (2026)</w:t>
-            </w:r>
-          </w:p>
-        </w:tc>
-        <w:tc>
-          <w:tcPr>
-            <w:tcW w:type="dxa" w:w="1841"/>
-          </w:tcPr>
-          <w:p>
-            <w:pPr>
-              <w:spacing w:after="40" w:before="40" w:line="240" w:lineRule="auto"/>
-              <w:jc w:val="left"/>
-            </w:pPr>
-            <w:r>
-              <w:rPr>
-                <w:rFonts w:ascii="Times New Roman" w:hAnsi="Times New Roman" w:eastAsia="Times New Roman"/>
-                <w:b w:val="0"/>
-                <w:i w:val="0"/>
-                <w:color w:val="000000"/>
-                <w:sz w:val="19"/>
-              </w:rPr>
-              <w:t>TabArena, 51 datasets</w:t>
-            </w:r>
-          </w:p>
-        </w:tc>
-        <w:tc>
-          <w:tcPr>
-            <w:tcW w:type="dxa" w:w="1841"/>
-          </w:tcPr>
-          <w:p>
-            <w:pPr>
-              <w:spacing w:after="40" w:before="40" w:line="240" w:lineRule="auto"/>
-              <w:jc w:val="left"/>
-            </w:pPr>
-            <w:r>
-              <w:rPr>
-                <w:rFonts w:ascii="Times New Roman" w:hAnsi="Times New Roman" w:eastAsia="Times New Roman"/>
-                <w:b w:val="0"/>
-                <w:i w:val="0"/>
-                <w:color w:val="000000"/>
-                <w:sz w:val="19"/>
-              </w:rPr>
-              <w:t>TabFM</w:t>
-            </w:r>
-          </w:p>
-        </w:tc>
-        <w:tc>
-          <w:tcPr>
-            <w:tcW w:type="dxa" w:w="1841"/>
-          </w:tcPr>
-          <w:p>
-            <w:pPr>
-              <w:spacing w:after="40" w:before="40" w:line="240" w:lineRule="auto"/>
-              <w:jc w:val="left"/>
-            </w:pPr>
-            <w:r>
-              <w:rPr>
-                <w:rFonts w:ascii="Times New Roman" w:hAnsi="Times New Roman" w:eastAsia="Times New Roman"/>
-                <w:b w:val="0"/>
-                <w:i w:val="0"/>
-                <w:color w:val="000000"/>
-                <w:sz w:val="19"/>
-              </w:rPr>
-              <w:t>First among default foundation models</w:t>
-            </w:r>
-          </w:p>
-        </w:tc>
-        <w:tc>
-          <w:tcPr>
-            <w:tcW w:type="dxa" w:w="1841"/>
-          </w:tcPr>
-          <w:p>
-            <w:pPr>
-              <w:spacing w:after="40" w:before="40" w:line="240" w:lineRule="auto"/>
-              <w:jc w:val="left"/>
-            </w:pPr>
-            <w:r>
-              <w:rPr>
-                <w:rFonts w:ascii="Times New Roman" w:hAnsi="Times New Roman" w:eastAsia="Times New Roman"/>
-                <w:b w:val="0"/>
-                <w:i w:val="0"/>
-                <w:color w:val="000000"/>
-                <w:sz w:val="19"/>
-              </w:rPr>
-              <w:t>No health data</w:t>
-            </w:r>
-          </w:p>
-        </w:tc>
-      </w:tr>
-      <w:tr>
-        <w:trPr>
-          <w:cantSplit/>
-        </w:trPr>
-        <w:tc>
-          <w:tcPr>
-            <w:tcW w:type="dxa" w:w="1663"/>
-          </w:tcPr>
-          <w:p>
-            <w:pPr>
-              <w:spacing w:after="40" w:before="40" w:line="240" w:lineRule="auto"/>
-              <w:jc w:val="left"/>
-            </w:pPr>
-            <w:r>
-              <w:rPr>
-                <w:rFonts w:ascii="Times New Roman" w:hAnsi="Times New Roman" w:eastAsia="Times New Roman"/>
-                <w:b w:val="0"/>
-                <w:i w:val="0"/>
-                <w:color w:val="000000"/>
-                <w:sz w:val="19"/>
-              </w:rPr>
-              <w:t>Pandey (2026)</w:t>
-            </w:r>
-          </w:p>
-        </w:tc>
-        <w:tc>
-          <w:tcPr>
-            <w:tcW w:type="dxa" w:w="1841"/>
-          </w:tcPr>
-          <w:p>
-            <w:pPr>
-              <w:spacing w:after="40" w:before="40" w:line="240" w:lineRule="auto"/>
-              <w:jc w:val="left"/>
-            </w:pPr>
-            <w:r>
-              <w:rPr>
-                <w:rFonts w:ascii="Times New Roman" w:hAnsi="Times New Roman" w:eastAsia="Times New Roman"/>
-                <w:b w:val="0"/>
-                <w:i w:val="0"/>
-                <w:color w:val="000000"/>
-                <w:sz w:val="19"/>
-              </w:rPr>
-              <w:t>13 TabArena datasets</w:t>
-            </w:r>
-          </w:p>
-        </w:tc>
-        <w:tc>
-          <w:tcPr>
-            <w:tcW w:type="dxa" w:w="1841"/>
-          </w:tcPr>
-          <w:p>
-            <w:pPr>
-              <w:spacing w:after="40" w:before="40" w:line="240" w:lineRule="auto"/>
-              <w:jc w:val="left"/>
-            </w:pPr>
-            <w:r>
-              <w:rPr>
-                <w:rFonts w:ascii="Times New Roman" w:hAnsi="Times New Roman" w:eastAsia="Times New Roman"/>
-                <w:b w:val="0"/>
-                <w:i w:val="0"/>
-                <w:color w:val="000000"/>
-                <w:sz w:val="19"/>
-              </w:rPr>
-              <w:t>TabFM vs XGBoost, RF, TabPFN</w:t>
-            </w:r>
-          </w:p>
-        </w:tc>
-        <w:tc>
-          <w:tcPr>
-            <w:tcW w:type="dxa" w:w="1841"/>
-          </w:tcPr>
-          <w:p>
-            <w:pPr>
-              <w:spacing w:after="40" w:before="40" w:line="240" w:lineRule="auto"/>
-              <w:jc w:val="left"/>
-            </w:pPr>
-            <w:r>
-              <w:rPr>
-                <w:rFonts w:ascii="Times New Roman" w:hAnsi="Times New Roman" w:eastAsia="Times New Roman"/>
-                <w:b w:val="0"/>
-                <w:i w:val="0"/>
-                <w:color w:val="000000"/>
-                <w:sz w:val="19"/>
-              </w:rPr>
-              <w:t>Confirmed competitive</w:t>
-            </w:r>
-          </w:p>
-        </w:tc>
-        <w:tc>
-          <w:tcPr>
-            <w:tcW w:type="dxa" w:w="1841"/>
-          </w:tcPr>
-          <w:p>
-            <w:pPr>
-              <w:spacing w:after="40" w:before="40" w:line="240" w:lineRule="auto"/>
-              <w:jc w:val="left"/>
-            </w:pPr>
-            <w:r>
-              <w:rPr>
-                <w:rFonts w:ascii="Times New Roman" w:hAnsi="Times New Roman" w:eastAsia="Times New Roman"/>
-                <w:b w:val="0"/>
-                <w:i w:val="0"/>
-                <w:color w:val="000000"/>
-                <w:sz w:val="19"/>
-              </w:rPr>
-              <w:t>Four defects, memory limit</w:t>
-            </w:r>
-          </w:p>
-        </w:tc>
-      </w:tr>
-    </w:tbl>
-    <w:p>
-      <w:pPr>
-        <w:spacing w:after="120" w:before="0" w:line="240" w:lineRule="auto"/>
-      </w:pPr>
     </w:p>
     <w:p>
       <w:pPr>
@@ -4374,22 +2845,6 @@
           <w:sz w:val="24"/>
         </w:rPr>
         <w:t>2.2.1 Research Gap</w:t>
-      </w:r>
-    </w:p>
-    <w:p>
-      <w:pPr>
-        <w:spacing w:after="240" w:before="0" w:line="360" w:lineRule="auto"/>
-        <w:jc w:val="both"/>
-      </w:pPr>
-      <w:r>
-        <w:rPr>
-          <w:rFonts w:ascii="Times New Roman" w:hAnsi="Times New Roman" w:eastAsia="Times New Roman"/>
-          <w:b w:val="0"/>
-          <w:i w:val="0"/>
-          <w:color w:val="000000"/>
-          <w:sz w:val="24"/>
-        </w:rPr>
-        <w:t>Reading the studies together shows five gaps, and each one explains a choice made in this project.</w:t>
       </w:r>
     </w:p>
     <w:p>
@@ -4407,18 +2862,8 @@
           <w:color w:val="000000"/>
           <w:sz w:val="24"/>
         </w:rPr>
-        <w:t>1.</w:t>
+        <w:t>•</w:t>
         <w:tab/>
-      </w:r>
-      <w:r>
-        <w:rPr>
-          <w:rFonts w:ascii="Times New Roman" w:hAnsi="Times New Roman" w:eastAsia="Times New Roman"/>
-          <w:b/>
-          <w:i w:val="0"/>
-          <w:color w:val="000000"/>
-          <w:sz w:val="24"/>
-        </w:rPr>
-        <w:t>Only classical algorithms were compared on hair loss tables.</w:t>
       </w:r>
       <w:r>
         <w:rPr>
@@ -4428,7 +2873,7 @@
           <w:color w:val="000000"/>
           <w:sz w:val="24"/>
         </w:rPr>
-        <w:t xml:space="preserve"> The survey-based studies used Logistic Regression, SVM, KNN, Random Forest, and XGBoost (Khatun et al., 2022; Sai et al., 2023; Siami &amp; Azis, 2025). The reported accuracies range from about 50% to 100% on different datasets, so there is no reliable picture of which type of model suits hair loss data. This project therefore compares different families of models on one dataset with one fixed split.</w:t>
+        <w:t>Hair loss prediction studies used only classical algorithms, and their accuracies differ widely (about 50% to 100%) on different datasets.</w:t>
       </w:r>
     </w:p>
     <w:p>
@@ -4446,18 +2891,8 @@
           <w:color w:val="000000"/>
           <w:sz w:val="24"/>
         </w:rPr>
-        <w:t>2.</w:t>
+        <w:t>•</w:t>
         <w:tab/>
-      </w:r>
-      <w:r>
-        <w:rPr>
-          <w:rFonts w:ascii="Times New Roman" w:hAnsi="Times New Roman" w:eastAsia="Times New Roman"/>
-          <w:b/>
-          <w:i w:val="0"/>
-          <w:color w:val="000000"/>
-          <w:sz w:val="24"/>
-        </w:rPr>
-        <w:t>CatBoost was never properly tuned for hair loss.</w:t>
       </w:r>
       <w:r>
         <w:rPr>
@@ -4467,7 +2902,7 @@
           <w:color w:val="000000"/>
           <w:sz w:val="24"/>
         </w:rPr>
-        <w:t xml:space="preserve"> CatBoost was designed for categorical features, which dominate survey data, yet it appears only once as a side comparison with a low score (Kumar et al., 2025). This project tunes CatBoost carefully so that it acts as a strong baseline.</w:t>
+        <w:t>CatBoost was compared only once, and it was not tuned.</w:t>
       </w:r>
     </w:p>
     <w:p>
@@ -4485,18 +2920,8 @@
           <w:color w:val="000000"/>
           <w:sz w:val="24"/>
         </w:rPr>
-        <w:t>3.</w:t>
+        <w:t>•</w:t>
         <w:tab/>
-      </w:r>
-      <w:r>
-        <w:rPr>
-          <w:rFonts w:ascii="Times New Roman" w:hAnsi="Times New Roman" w:eastAsia="Times New Roman"/>
-          <w:b/>
-          <w:i w:val="0"/>
-          <w:color w:val="000000"/>
-          <w:sz w:val="24"/>
-        </w:rPr>
-        <w:t>Tabular foundation models have not been tested on hair loss or on health survey data.</w:t>
       </w:r>
       <w:r>
         <w:rPr>
@@ -4506,7 +2931,7 @@
           <w:color w:val="000000"/>
           <w:sz w:val="24"/>
         </w:rPr>
-        <w:t xml:space="preserve"> TabPFN and TabFM were evaluated on general benchmarks (Hollmann et al., 2025; Kong et al., 2026), and the only independent check of TabFM used TabArena datasets (Pandey, 2026). Whether such models can match a tuned boosted-tree model on a health table is not known. This is the reason TabPFN and TabFM are included and given the same data.</w:t>
+        <w:t>TabPFN and TabFM have not been tested on hair loss data.</w:t>
       </w:r>
     </w:p>
     <w:p>
@@ -4524,18 +2949,8 @@
           <w:color w:val="000000"/>
           <w:sz w:val="24"/>
         </w:rPr>
-        <w:t>4.</w:t>
+        <w:t>•</w:t>
         <w:tab/>
-      </w:r>
-      <w:r>
-        <w:rPr>
-          <w:rFonts w:ascii="Times New Roman" w:hAnsi="Times New Roman" w:eastAsia="Times New Roman"/>
-          <w:b/>
-          <w:i w:val="0"/>
-          <w:color w:val="000000"/>
-          <w:sz w:val="24"/>
-        </w:rPr>
-        <w:t>TabFM is very new and its practical limits are unclear.</w:t>
       </w:r>
       <w:r>
         <w:rPr>
@@ -4545,7 +2960,7 @@
           <w:color w:val="000000"/>
           <w:sz w:val="24"/>
         </w:rPr>
-        <w:t xml:space="preserve"> The independent reproduction found software defects and memory failures on larger tables (Pandey, 2026). Running TabFM on a real dataset and reporting its cost and limitations is a contribution in itself.</w:t>
+        <w:t>TabFM has only one independent check, which reported software defects and memory limits.</w:t>
       </w:r>
     </w:p>
     <w:p>
@@ -4563,18 +2978,8 @@
           <w:color w:val="000000"/>
           <w:sz w:val="24"/>
         </w:rPr>
-        <w:t>5.</w:t>
+        <w:t>•</w:t>
         <w:tab/>
-      </w:r>
-      <w:r>
-        <w:rPr>
-          <w:rFonts w:ascii="Times New Roman" w:hAnsi="Times New Roman" w:eastAsia="Times New Roman"/>
-          <w:b/>
-          <w:i w:val="0"/>
-          <w:color w:val="000000"/>
-          <w:sz w:val="24"/>
-        </w:rPr>
-        <w:t>Explanations are not compared across models.</w:t>
       </w:r>
       <w:r>
         <w:rPr>
@@ -4584,7 +2989,7 @@
           <w:color w:val="000000"/>
           <w:sz w:val="24"/>
         </w:rPr>
-        <w:t xml:space="preserve"> The hair loss studies report accuracy and rarely explain individual predictions, and none explains a boosted-tree model and foundation models side by side. This project applies SHAP (Lundberg &amp; Lee, 2017) to all three models so the clinical plausibility of their explanations can be compared.</w:t>
+        <w:t>No study explains a boosted-tree model and foundation models side by side.</w:t>
       </w:r>
     </w:p>
     <w:p>
@@ -4682,7 +3087,7 @@
     <w:p>
       <w:pPr>
         <w:spacing w:after="240" w:before="0" w:line="360" w:lineRule="auto"/>
-        <w:jc w:val="left"/>
+        <w:jc w:val="center"/>
       </w:pPr>
       <w:r>
         <w:rPr>
@@ -4820,14 +3225,14 @@
           <w:color w:val="000000"/>
           <w:sz w:val="24"/>
         </w:rPr>
-        <w:t>One super dataset of about 200,000 records was made. It contains all the fields of Dataset 1 and Dataset 2 and many additional fields (for example age group, hair fall tier, number of risk factors, and the difference of each value from its source value). In the super dataset, age and gender were identified and the records were kept according to them. The super dataset was compared with Dataset 1 and Dataset 2, and this produced the final dataset of 21,606 records that is used in this study.</w:t>
+        <w:t>One super dataset of about 200,000 records was made. It contains all the fields of Dataset 1 and Dataset 2 and many additional fields (for example age group, hair fall tier, and number of risk factors). In the super dataset, age and gender were identified and the records were kept according to them. The super dataset was compared with Dataset 1 and Dataset 2, and this produced the final dataset of 21,606 records that is used in this study.</w:t>
       </w:r>
     </w:p>
     <w:p>
       <w:pPr>
         <w:keepNext/>
         <w:spacing w:after="120" w:before="0" w:line="360" w:lineRule="auto"/>
-        <w:jc w:val="left"/>
+        <w:jc w:val="center"/>
       </w:pPr>
       <w:r>
         <w:rPr>
@@ -4859,12 +3264,12 @@
         <w:tblLook w:firstColumn="1" w:firstRow="1" w:lastColumn="0" w:lastRow="0" w:noHBand="0" w:noVBand="1" w:val="04A0"/>
       </w:tblPr>
       <w:tblGrid>
-        <w:gridCol w:w="916"/>
-        <w:gridCol w:w="2028"/>
-        <w:gridCol w:w="916"/>
-        <w:gridCol w:w="2028"/>
-        <w:gridCol w:w="2028"/>
-        <w:gridCol w:w="1112"/>
+        <w:gridCol w:w="984"/>
+        <w:gridCol w:w="1968"/>
+        <w:gridCol w:w="984"/>
+        <w:gridCol w:w="1968"/>
+        <w:gridCol w:w="1968"/>
+        <w:gridCol w:w="1158"/>
       </w:tblGrid>
       <w:tr>
         <w:trPr>
@@ -4873,7 +3278,7 @@
         </w:trPr>
         <w:tc>
           <w:tcPr>
-            <w:tcW w:type="dxa" w:w="916"/>
+            <w:tcW w:type="dxa" w:w="984"/>
             <w:shd w:val="clear" w:color="auto" w:fill="E7E6E6"/>
           </w:tcPr>
           <w:p>
@@ -4895,7 +3300,7 @@
         </w:tc>
         <w:tc>
           <w:tcPr>
-            <w:tcW w:type="dxa" w:w="2028"/>
+            <w:tcW w:type="dxa" w:w="1968"/>
             <w:shd w:val="clear" w:color="auto" w:fill="E7E6E6"/>
           </w:tcPr>
           <w:p>
@@ -4917,7 +3322,7 @@
         </w:tc>
         <w:tc>
           <w:tcPr>
-            <w:tcW w:type="dxa" w:w="916"/>
+            <w:tcW w:type="dxa" w:w="984"/>
             <w:shd w:val="clear" w:color="auto" w:fill="E7E6E6"/>
           </w:tcPr>
           <w:p>
@@ -4939,7 +3344,7 @@
         </w:tc>
         <w:tc>
           <w:tcPr>
-            <w:tcW w:type="dxa" w:w="2028"/>
+            <w:tcW w:type="dxa" w:w="1968"/>
             <w:shd w:val="clear" w:color="auto" w:fill="E7E6E6"/>
           </w:tcPr>
           <w:p>
@@ -4961,7 +3366,7 @@
         </w:tc>
         <w:tc>
           <w:tcPr>
-            <w:tcW w:type="dxa" w:w="2028"/>
+            <w:tcW w:type="dxa" w:w="1968"/>
             <w:shd w:val="clear" w:color="auto" w:fill="E7E6E6"/>
           </w:tcPr>
           <w:p>
@@ -4983,7 +3388,7 @@
         </w:tc>
         <w:tc>
           <w:tcPr>
-            <w:tcW w:type="dxa" w:w="1112"/>
+            <w:tcW w:type="dxa" w:w="1158"/>
             <w:shd w:val="clear" w:color="auto" w:fill="E7E6E6"/>
           </w:tcPr>
           <w:p>
@@ -5010,7 +3415,7 @@
         </w:trPr>
         <w:tc>
           <w:tcPr>
-            <w:tcW w:type="dxa" w:w="916"/>
+            <w:tcW w:type="dxa" w:w="984"/>
           </w:tcPr>
           <w:p>
             <w:pPr>
@@ -5031,7 +3436,7 @@
         </w:tc>
         <w:tc>
           <w:tcPr>
-            <w:tcW w:type="dxa" w:w="2028"/>
+            <w:tcW w:type="dxa" w:w="1968"/>
           </w:tcPr>
           <w:p>
             <w:pPr>
@@ -5052,7 +3457,7 @@
         </w:tc>
         <w:tc>
           <w:tcPr>
-            <w:tcW w:type="dxa" w:w="916"/>
+            <w:tcW w:type="dxa" w:w="984"/>
           </w:tcPr>
           <w:p>
             <w:pPr>
@@ -5073,7 +3478,7 @@
         </w:tc>
         <w:tc>
           <w:tcPr>
-            <w:tcW w:type="dxa" w:w="2028"/>
+            <w:tcW w:type="dxa" w:w="1968"/>
           </w:tcPr>
           <w:p>
             <w:pPr>
@@ -5094,7 +3499,7 @@
         </w:tc>
         <w:tc>
           <w:tcPr>
-            <w:tcW w:type="dxa" w:w="2028"/>
+            <w:tcW w:type="dxa" w:w="1968"/>
           </w:tcPr>
           <w:p>
             <w:pPr>
@@ -5115,7 +3520,7 @@
         </w:tc>
         <w:tc>
           <w:tcPr>
-            <w:tcW w:type="dxa" w:w="1112"/>
+            <w:tcW w:type="dxa" w:w="1158"/>
           </w:tcPr>
           <w:p>
             <w:pPr>
@@ -5141,7 +3546,7 @@
         </w:trPr>
         <w:tc>
           <w:tcPr>
-            <w:tcW w:type="dxa" w:w="916"/>
+            <w:tcW w:type="dxa" w:w="984"/>
           </w:tcPr>
           <w:p>
             <w:pPr>
@@ -5162,7 +3567,7 @@
         </w:tc>
         <w:tc>
           <w:tcPr>
-            <w:tcW w:type="dxa" w:w="2028"/>
+            <w:tcW w:type="dxa" w:w="1968"/>
           </w:tcPr>
           <w:p>
             <w:pPr>
@@ -5183,7 +3588,7 @@
         </w:tc>
         <w:tc>
           <w:tcPr>
-            <w:tcW w:type="dxa" w:w="916"/>
+            <w:tcW w:type="dxa" w:w="984"/>
           </w:tcPr>
           <w:p>
             <w:pPr>
@@ -5204,7 +3609,7 @@
         </w:tc>
         <w:tc>
           <w:tcPr>
-            <w:tcW w:type="dxa" w:w="2028"/>
+            <w:tcW w:type="dxa" w:w="1968"/>
           </w:tcPr>
           <w:p>
             <w:pPr>
@@ -5225,7 +3630,7 @@
         </w:tc>
         <w:tc>
           <w:tcPr>
-            <w:tcW w:type="dxa" w:w="2028"/>
+            <w:tcW w:type="dxa" w:w="1968"/>
           </w:tcPr>
           <w:p>
             <w:pPr>
@@ -5246,7 +3651,7 @@
         </w:tc>
         <w:tc>
           <w:tcPr>
-            <w:tcW w:type="dxa" w:w="1112"/>
+            <w:tcW w:type="dxa" w:w="1158"/>
           </w:tcPr>
           <w:p>
             <w:pPr>
@@ -5272,7 +3677,7 @@
         </w:trPr>
         <w:tc>
           <w:tcPr>
-            <w:tcW w:type="dxa" w:w="916"/>
+            <w:tcW w:type="dxa" w:w="984"/>
           </w:tcPr>
           <w:p>
             <w:pPr>
@@ -5293,7 +3698,7 @@
         </w:tc>
         <w:tc>
           <w:tcPr>
-            <w:tcW w:type="dxa" w:w="2028"/>
+            <w:tcW w:type="dxa" w:w="1968"/>
           </w:tcPr>
           <w:p>
             <w:pPr>
@@ -5314,7 +3719,7 @@
         </w:tc>
         <w:tc>
           <w:tcPr>
-            <w:tcW w:type="dxa" w:w="916"/>
+            <w:tcW w:type="dxa" w:w="984"/>
           </w:tcPr>
           <w:p>
             <w:pPr>
@@ -5335,7 +3740,7 @@
         </w:tc>
         <w:tc>
           <w:tcPr>
-            <w:tcW w:type="dxa" w:w="2028"/>
+            <w:tcW w:type="dxa" w:w="1968"/>
           </w:tcPr>
           <w:p>
             <w:pPr>
@@ -5356,7 +3761,7 @@
         </w:tc>
         <w:tc>
           <w:tcPr>
-            <w:tcW w:type="dxa" w:w="2028"/>
+            <w:tcW w:type="dxa" w:w="1968"/>
           </w:tcPr>
           <w:p>
             <w:pPr>
@@ -5377,7 +3782,7 @@
         </w:tc>
         <w:tc>
           <w:tcPr>
-            <w:tcW w:type="dxa" w:w="1112"/>
+            <w:tcW w:type="dxa" w:w="1158"/>
           </w:tcPr>
           <w:p>
             <w:pPr>
@@ -5403,7 +3808,7 @@
         </w:trPr>
         <w:tc>
           <w:tcPr>
-            <w:tcW w:type="dxa" w:w="916"/>
+            <w:tcW w:type="dxa" w:w="984"/>
           </w:tcPr>
           <w:p>
             <w:pPr>
@@ -5424,7 +3829,7 @@
         </w:tc>
         <w:tc>
           <w:tcPr>
-            <w:tcW w:type="dxa" w:w="2028"/>
+            <w:tcW w:type="dxa" w:w="1968"/>
           </w:tcPr>
           <w:p>
             <w:pPr>
@@ -5439,13 +3844,13 @@
                 <w:color w:val="000000"/>
                 <w:sz w:val="19"/>
               </w:rPr>
-              <w:t>Produced from the super dataset</w:t>
+              <w:t>Made from Dataset 1, Dataset 2, and the super dataset</w:t>
             </w:r>
           </w:p>
         </w:tc>
         <w:tc>
           <w:tcPr>
-            <w:tcW w:type="dxa" w:w="916"/>
+            <w:tcW w:type="dxa" w:w="984"/>
           </w:tcPr>
           <w:p>
             <w:pPr>
@@ -5466,7 +3871,7 @@
         </w:tc>
         <w:tc>
           <w:tcPr>
-            <w:tcW w:type="dxa" w:w="2028"/>
+            <w:tcW w:type="dxa" w:w="1968"/>
           </w:tcPr>
           <w:p>
             <w:pPr>
@@ -5487,7 +3892,7 @@
         </w:tc>
         <w:tc>
           <w:tcPr>
-            <w:tcW w:type="dxa" w:w="2028"/>
+            <w:tcW w:type="dxa" w:w="1968"/>
           </w:tcPr>
           <w:p>
             <w:pPr>
@@ -5508,7 +3913,7 @@
         </w:tc>
         <w:tc>
           <w:tcPr>
-            <w:tcW w:type="dxa" w:w="1112"/>
+            <w:tcW w:type="dxa" w:w="1158"/>
           </w:tcPr>
           <w:p>
             <w:pPr>
@@ -5543,7 +3948,7 @@
       <w:r>
         <w:drawing>
           <wp:inline xmlns:a="http://schemas.openxmlformats.org/drawingml/2006/main" xmlns:pic="http://schemas.openxmlformats.org/drawingml/2006/picture">
-            <wp:extent cx="5733288" cy="2259335"/>
+            <wp:extent cx="5733288" cy="2450926"/>
             <wp:docPr id="3" name="Picture 3"/>
             <wp:cNvGraphicFramePr>
               <a:graphicFrameLocks noChangeAspect="1"/>
@@ -5564,7 +3969,7 @@
                   <pic:spPr>
                     <a:xfrm>
                       <a:off x="0" y="0"/>
-                      <a:ext cx="5733288" cy="2259335"/>
+                      <a:ext cx="5733288" cy="2450926"/>
                     </a:xfrm>
                     <a:prstGeom prst="rect"/>
                   </pic:spPr>
@@ -5578,7 +3983,7 @@
     <w:p>
       <w:pPr>
         <w:spacing w:after="240" w:before="0" w:line="360" w:lineRule="auto"/>
-        <w:jc w:val="left"/>
+        <w:jc w:val="center"/>
       </w:pPr>
       <w:r>
         <w:rPr>
@@ -5605,7 +4010,7 @@
       <w:pPr>
         <w:keepNext/>
         <w:spacing w:after="120" w:before="0" w:line="360" w:lineRule="auto"/>
-        <w:jc w:val="left"/>
+        <w:jc w:val="center"/>
       </w:pPr>
       <w:r>
         <w:rPr>
@@ -5637,11 +4042,11 @@
         <w:tblLook w:firstColumn="1" w:firstRow="1" w:lastColumn="0" w:lastRow="0" w:noHBand="0" w:noVBand="1" w:val="04A0"/>
       </w:tblPr>
       <w:tblGrid>
-        <w:gridCol w:w="1897"/>
-        <w:gridCol w:w="1442"/>
-        <w:gridCol w:w="1366"/>
-        <w:gridCol w:w="2352"/>
-        <w:gridCol w:w="1973"/>
+        <w:gridCol w:w="1887"/>
+        <w:gridCol w:w="1482"/>
+        <w:gridCol w:w="1415"/>
+        <w:gridCol w:w="2291"/>
+        <w:gridCol w:w="1954"/>
       </w:tblGrid>
       <w:tr>
         <w:trPr>
@@ -5650,7 +4055,7 @@
         </w:trPr>
         <w:tc>
           <w:tcPr>
-            <w:tcW w:type="dxa" w:w="1897"/>
+            <w:tcW w:type="dxa" w:w="1887"/>
             <w:shd w:val="clear" w:color="auto" w:fill="E7E6E6"/>
           </w:tcPr>
           <w:p>
@@ -5672,7 +4077,7 @@
         </w:tc>
         <w:tc>
           <w:tcPr>
-            <w:tcW w:type="dxa" w:w="1442"/>
+            <w:tcW w:type="dxa" w:w="1482"/>
             <w:shd w:val="clear" w:color="auto" w:fill="E7E6E6"/>
           </w:tcPr>
           <w:p>
@@ -5694,7 +4099,7 @@
         </w:tc>
         <w:tc>
           <w:tcPr>
-            <w:tcW w:type="dxa" w:w="1366"/>
+            <w:tcW w:type="dxa" w:w="1415"/>
             <w:shd w:val="clear" w:color="auto" w:fill="E7E6E6"/>
           </w:tcPr>
           <w:p>
@@ -5716,7 +4121,7 @@
         </w:tc>
         <w:tc>
           <w:tcPr>
-            <w:tcW w:type="dxa" w:w="2352"/>
+            <w:tcW w:type="dxa" w:w="2291"/>
             <w:shd w:val="clear" w:color="auto" w:fill="E7E6E6"/>
           </w:tcPr>
           <w:p>
@@ -5738,7 +4143,7 @@
         </w:tc>
         <w:tc>
           <w:tcPr>
-            <w:tcW w:type="dxa" w:w="1973"/>
+            <w:tcW w:type="dxa" w:w="1954"/>
             <w:shd w:val="clear" w:color="auto" w:fill="E7E6E6"/>
           </w:tcPr>
           <w:p>
@@ -5765,7 +4170,7 @@
         </w:trPr>
         <w:tc>
           <w:tcPr>
-            <w:tcW w:type="dxa" w:w="1897"/>
+            <w:tcW w:type="dxa" w:w="1887"/>
           </w:tcPr>
           <w:p>
             <w:pPr>
@@ -5786,7 +4191,7 @@
         </w:tc>
         <w:tc>
           <w:tcPr>
-            <w:tcW w:type="dxa" w:w="1442"/>
+            <w:tcW w:type="dxa" w:w="1482"/>
           </w:tcPr>
           <w:p>
             <w:pPr>
@@ -5807,7 +4212,7 @@
         </w:tc>
         <w:tc>
           <w:tcPr>
-            <w:tcW w:type="dxa" w:w="1366"/>
+            <w:tcW w:type="dxa" w:w="1415"/>
           </w:tcPr>
           <w:p>
             <w:pPr>
@@ -5828,7 +4233,7 @@
         </w:tc>
         <w:tc>
           <w:tcPr>
-            <w:tcW w:type="dxa" w:w="2352"/>
+            <w:tcW w:type="dxa" w:w="2291"/>
           </w:tcPr>
           <w:p>
             <w:pPr>
@@ -5849,7 +4254,7 @@
         </w:tc>
         <w:tc>
           <w:tcPr>
-            <w:tcW w:type="dxa" w:w="1973"/>
+            <w:tcW w:type="dxa" w:w="1954"/>
           </w:tcPr>
           <w:p>
             <w:pPr>
@@ -5875,7 +4280,7 @@
         </w:trPr>
         <w:tc>
           <w:tcPr>
-            <w:tcW w:type="dxa" w:w="1897"/>
+            <w:tcW w:type="dxa" w:w="1887"/>
           </w:tcPr>
           <w:p>
             <w:pPr>
@@ -5896,7 +4301,7 @@
         </w:tc>
         <w:tc>
           <w:tcPr>
-            <w:tcW w:type="dxa" w:w="1442"/>
+            <w:tcW w:type="dxa" w:w="1482"/>
           </w:tcPr>
           <w:p>
             <w:pPr>
@@ -5917,7 +4322,7 @@
         </w:tc>
         <w:tc>
           <w:tcPr>
-            <w:tcW w:type="dxa" w:w="1366"/>
+            <w:tcW w:type="dxa" w:w="1415"/>
           </w:tcPr>
           <w:p>
             <w:pPr>
@@ -5938,7 +4343,7 @@
         </w:tc>
         <w:tc>
           <w:tcPr>
-            <w:tcW w:type="dxa" w:w="2352"/>
+            <w:tcW w:type="dxa" w:w="2291"/>
           </w:tcPr>
           <w:p>
             <w:pPr>
@@ -5959,7 +4364,7 @@
         </w:tc>
         <w:tc>
           <w:tcPr>
-            <w:tcW w:type="dxa" w:w="1973"/>
+            <w:tcW w:type="dxa" w:w="1954"/>
           </w:tcPr>
           <w:p>
             <w:pPr>
@@ -5985,7 +4390,7 @@
         </w:trPr>
         <w:tc>
           <w:tcPr>
-            <w:tcW w:type="dxa" w:w="1897"/>
+            <w:tcW w:type="dxa" w:w="1887"/>
           </w:tcPr>
           <w:p>
             <w:pPr>
@@ -6006,7 +4411,7 @@
         </w:tc>
         <w:tc>
           <w:tcPr>
-            <w:tcW w:type="dxa" w:w="1442"/>
+            <w:tcW w:type="dxa" w:w="1482"/>
           </w:tcPr>
           <w:p>
             <w:pPr>
@@ -6027,7 +4432,7 @@
         </w:tc>
         <w:tc>
           <w:tcPr>
-            <w:tcW w:type="dxa" w:w="1366"/>
+            <w:tcW w:type="dxa" w:w="1415"/>
           </w:tcPr>
           <w:p>
             <w:pPr>
@@ -6048,7 +4453,7 @@
         </w:tc>
         <w:tc>
           <w:tcPr>
-            <w:tcW w:type="dxa" w:w="2352"/>
+            <w:tcW w:type="dxa" w:w="2291"/>
           </w:tcPr>
           <w:p>
             <w:pPr>
@@ -6069,7 +4474,7 @@
         </w:tc>
         <w:tc>
           <w:tcPr>
-            <w:tcW w:type="dxa" w:w="1973"/>
+            <w:tcW w:type="dxa" w:w="1954"/>
           </w:tcPr>
           <w:p>
             <w:pPr>
@@ -6095,7 +4500,7 @@
         </w:trPr>
         <w:tc>
           <w:tcPr>
-            <w:tcW w:type="dxa" w:w="1897"/>
+            <w:tcW w:type="dxa" w:w="1887"/>
           </w:tcPr>
           <w:p>
             <w:pPr>
@@ -6116,7 +4521,7 @@
         </w:tc>
         <w:tc>
           <w:tcPr>
-            <w:tcW w:type="dxa" w:w="1442"/>
+            <w:tcW w:type="dxa" w:w="1482"/>
           </w:tcPr>
           <w:p>
             <w:pPr>
@@ -6137,7 +4542,7 @@
         </w:tc>
         <w:tc>
           <w:tcPr>
-            <w:tcW w:type="dxa" w:w="1366"/>
+            <w:tcW w:type="dxa" w:w="1415"/>
           </w:tcPr>
           <w:p>
             <w:pPr>
@@ -6158,7 +4563,7 @@
         </w:tc>
         <w:tc>
           <w:tcPr>
-            <w:tcW w:type="dxa" w:w="2352"/>
+            <w:tcW w:type="dxa" w:w="2291"/>
           </w:tcPr>
           <w:p>
             <w:pPr>
@@ -6179,7 +4584,7 @@
         </w:tc>
         <w:tc>
           <w:tcPr>
-            <w:tcW w:type="dxa" w:w="1973"/>
+            <w:tcW w:type="dxa" w:w="1954"/>
           </w:tcPr>
           <w:p>
             <w:pPr>
@@ -6205,7 +4610,7 @@
         </w:trPr>
         <w:tc>
           <w:tcPr>
-            <w:tcW w:type="dxa" w:w="1897"/>
+            <w:tcW w:type="dxa" w:w="1887"/>
           </w:tcPr>
           <w:p>
             <w:pPr>
@@ -6226,7 +4631,7 @@
         </w:tc>
         <w:tc>
           <w:tcPr>
-            <w:tcW w:type="dxa" w:w="1442"/>
+            <w:tcW w:type="dxa" w:w="1482"/>
           </w:tcPr>
           <w:p>
             <w:pPr>
@@ -6247,7 +4652,7 @@
         </w:tc>
         <w:tc>
           <w:tcPr>
-            <w:tcW w:type="dxa" w:w="1366"/>
+            <w:tcW w:type="dxa" w:w="1415"/>
           </w:tcPr>
           <w:p>
             <w:pPr>
@@ -6268,7 +4673,7 @@
         </w:tc>
         <w:tc>
           <w:tcPr>
-            <w:tcW w:type="dxa" w:w="2352"/>
+            <w:tcW w:type="dxa" w:w="2291"/>
           </w:tcPr>
           <w:p>
             <w:pPr>
@@ -6289,7 +4694,7 @@
         </w:tc>
         <w:tc>
           <w:tcPr>
-            <w:tcW w:type="dxa" w:w="1973"/>
+            <w:tcW w:type="dxa" w:w="1954"/>
           </w:tcPr>
           <w:p>
             <w:pPr>
@@ -6315,7 +4720,7 @@
         </w:trPr>
         <w:tc>
           <w:tcPr>
-            <w:tcW w:type="dxa" w:w="1897"/>
+            <w:tcW w:type="dxa" w:w="1887"/>
           </w:tcPr>
           <w:p>
             <w:pPr>
@@ -6336,7 +4741,7 @@
         </w:tc>
         <w:tc>
           <w:tcPr>
-            <w:tcW w:type="dxa" w:w="1442"/>
+            <w:tcW w:type="dxa" w:w="1482"/>
           </w:tcPr>
           <w:p>
             <w:pPr>
@@ -6357,7 +4762,7 @@
         </w:tc>
         <w:tc>
           <w:tcPr>
-            <w:tcW w:type="dxa" w:w="1366"/>
+            <w:tcW w:type="dxa" w:w="1415"/>
           </w:tcPr>
           <w:p>
             <w:pPr>
@@ -6378,7 +4783,7 @@
         </w:tc>
         <w:tc>
           <w:tcPr>
-            <w:tcW w:type="dxa" w:w="2352"/>
+            <w:tcW w:type="dxa" w:w="2291"/>
           </w:tcPr>
           <w:p>
             <w:pPr>
@@ -6399,7 +4804,7 @@
         </w:tc>
         <w:tc>
           <w:tcPr>
-            <w:tcW w:type="dxa" w:w="1973"/>
+            <w:tcW w:type="dxa" w:w="1954"/>
           </w:tcPr>
           <w:p>
             <w:pPr>
@@ -6425,7 +4830,7 @@
         </w:trPr>
         <w:tc>
           <w:tcPr>
-            <w:tcW w:type="dxa" w:w="1897"/>
+            <w:tcW w:type="dxa" w:w="1887"/>
           </w:tcPr>
           <w:p>
             <w:pPr>
@@ -6446,7 +4851,7 @@
         </w:tc>
         <w:tc>
           <w:tcPr>
-            <w:tcW w:type="dxa" w:w="1442"/>
+            <w:tcW w:type="dxa" w:w="1482"/>
           </w:tcPr>
           <w:p>
             <w:pPr>
@@ -6467,7 +4872,7 @@
         </w:tc>
         <w:tc>
           <w:tcPr>
-            <w:tcW w:type="dxa" w:w="1366"/>
+            <w:tcW w:type="dxa" w:w="1415"/>
           </w:tcPr>
           <w:p>
             <w:pPr>
@@ -6488,7 +4893,7 @@
         </w:tc>
         <w:tc>
           <w:tcPr>
-            <w:tcW w:type="dxa" w:w="2352"/>
+            <w:tcW w:type="dxa" w:w="2291"/>
           </w:tcPr>
           <w:p>
             <w:pPr>
@@ -6509,7 +4914,7 @@
         </w:tc>
         <w:tc>
           <w:tcPr>
-            <w:tcW w:type="dxa" w:w="1973"/>
+            <w:tcW w:type="dxa" w:w="1954"/>
           </w:tcPr>
           <w:p>
             <w:pPr>
@@ -6535,7 +4940,7 @@
         </w:trPr>
         <w:tc>
           <w:tcPr>
-            <w:tcW w:type="dxa" w:w="1897"/>
+            <w:tcW w:type="dxa" w:w="1887"/>
           </w:tcPr>
           <w:p>
             <w:pPr>
@@ -6556,7 +4961,7 @@
         </w:tc>
         <w:tc>
           <w:tcPr>
-            <w:tcW w:type="dxa" w:w="1442"/>
+            <w:tcW w:type="dxa" w:w="1482"/>
           </w:tcPr>
           <w:p>
             <w:pPr>
@@ -6577,7 +4982,7 @@
         </w:tc>
         <w:tc>
           <w:tcPr>
-            <w:tcW w:type="dxa" w:w="1366"/>
+            <w:tcW w:type="dxa" w:w="1415"/>
           </w:tcPr>
           <w:p>
             <w:pPr>
@@ -6598,7 +5003,7 @@
         </w:tc>
         <w:tc>
           <w:tcPr>
-            <w:tcW w:type="dxa" w:w="2352"/>
+            <w:tcW w:type="dxa" w:w="2291"/>
           </w:tcPr>
           <w:p>
             <w:pPr>
@@ -6619,7 +5024,7 @@
         </w:tc>
         <w:tc>
           <w:tcPr>
-            <w:tcW w:type="dxa" w:w="1973"/>
+            <w:tcW w:type="dxa" w:w="1954"/>
           </w:tcPr>
           <w:p>
             <w:pPr>
@@ -6645,7 +5050,7 @@
         </w:trPr>
         <w:tc>
           <w:tcPr>
-            <w:tcW w:type="dxa" w:w="1897"/>
+            <w:tcW w:type="dxa" w:w="1887"/>
           </w:tcPr>
           <w:p>
             <w:pPr>
@@ -6666,7 +5071,7 @@
         </w:tc>
         <w:tc>
           <w:tcPr>
-            <w:tcW w:type="dxa" w:w="1442"/>
+            <w:tcW w:type="dxa" w:w="1482"/>
           </w:tcPr>
           <w:p>
             <w:pPr>
@@ -6687,7 +5092,7 @@
         </w:tc>
         <w:tc>
           <w:tcPr>
-            <w:tcW w:type="dxa" w:w="1366"/>
+            <w:tcW w:type="dxa" w:w="1415"/>
           </w:tcPr>
           <w:p>
             <w:pPr>
@@ -6708,7 +5113,7 @@
         </w:tc>
         <w:tc>
           <w:tcPr>
-            <w:tcW w:type="dxa" w:w="2352"/>
+            <w:tcW w:type="dxa" w:w="2291"/>
           </w:tcPr>
           <w:p>
             <w:pPr>
@@ -6729,7 +5134,7 @@
         </w:tc>
         <w:tc>
           <w:tcPr>
-            <w:tcW w:type="dxa" w:w="1973"/>
+            <w:tcW w:type="dxa" w:w="1954"/>
           </w:tcPr>
           <w:p>
             <w:pPr>
@@ -6755,7 +5160,7 @@
         </w:trPr>
         <w:tc>
           <w:tcPr>
-            <w:tcW w:type="dxa" w:w="1897"/>
+            <w:tcW w:type="dxa" w:w="1887"/>
           </w:tcPr>
           <w:p>
             <w:pPr>
@@ -6776,7 +5181,7 @@
         </w:tc>
         <w:tc>
           <w:tcPr>
-            <w:tcW w:type="dxa" w:w="1442"/>
+            <w:tcW w:type="dxa" w:w="1482"/>
           </w:tcPr>
           <w:p>
             <w:pPr>
@@ -6797,7 +5202,7 @@
         </w:tc>
         <w:tc>
           <w:tcPr>
-            <w:tcW w:type="dxa" w:w="1366"/>
+            <w:tcW w:type="dxa" w:w="1415"/>
           </w:tcPr>
           <w:p>
             <w:pPr>
@@ -6818,7 +5223,7 @@
         </w:tc>
         <w:tc>
           <w:tcPr>
-            <w:tcW w:type="dxa" w:w="2352"/>
+            <w:tcW w:type="dxa" w:w="2291"/>
           </w:tcPr>
           <w:p>
             <w:pPr>
@@ -6839,7 +5244,7 @@
         </w:tc>
         <w:tc>
           <w:tcPr>
-            <w:tcW w:type="dxa" w:w="1973"/>
+            <w:tcW w:type="dxa" w:w="1954"/>
           </w:tcPr>
           <w:p>
             <w:pPr>
@@ -6865,7 +5270,7 @@
         </w:trPr>
         <w:tc>
           <w:tcPr>
-            <w:tcW w:type="dxa" w:w="1897"/>
+            <w:tcW w:type="dxa" w:w="1887"/>
           </w:tcPr>
           <w:p>
             <w:pPr>
@@ -6886,7 +5291,7 @@
         </w:tc>
         <w:tc>
           <w:tcPr>
-            <w:tcW w:type="dxa" w:w="1442"/>
+            <w:tcW w:type="dxa" w:w="1482"/>
           </w:tcPr>
           <w:p>
             <w:pPr>
@@ -6907,7 +5312,7 @@
         </w:tc>
         <w:tc>
           <w:tcPr>
-            <w:tcW w:type="dxa" w:w="1366"/>
+            <w:tcW w:type="dxa" w:w="1415"/>
           </w:tcPr>
           <w:p>
             <w:pPr>
@@ -6928,7 +5333,7 @@
         </w:tc>
         <w:tc>
           <w:tcPr>
-            <w:tcW w:type="dxa" w:w="2352"/>
+            <w:tcW w:type="dxa" w:w="2291"/>
           </w:tcPr>
           <w:p>
             <w:pPr>
@@ -6949,7 +5354,7 @@
         </w:tc>
         <w:tc>
           <w:tcPr>
-            <w:tcW w:type="dxa" w:w="1973"/>
+            <w:tcW w:type="dxa" w:w="1954"/>
           </w:tcPr>
           <w:p>
             <w:pPr>
@@ -6975,7 +5380,7 @@
         </w:trPr>
         <w:tc>
           <w:tcPr>
-            <w:tcW w:type="dxa" w:w="1897"/>
+            <w:tcW w:type="dxa" w:w="1887"/>
           </w:tcPr>
           <w:p>
             <w:pPr>
@@ -6996,7 +5401,7 @@
         </w:tc>
         <w:tc>
           <w:tcPr>
-            <w:tcW w:type="dxa" w:w="1442"/>
+            <w:tcW w:type="dxa" w:w="1482"/>
           </w:tcPr>
           <w:p>
             <w:pPr>
@@ -7017,7 +5422,7 @@
         </w:tc>
         <w:tc>
           <w:tcPr>
-            <w:tcW w:type="dxa" w:w="1366"/>
+            <w:tcW w:type="dxa" w:w="1415"/>
           </w:tcPr>
           <w:p>
             <w:pPr>
@@ -7038,7 +5443,7 @@
         </w:tc>
         <w:tc>
           <w:tcPr>
-            <w:tcW w:type="dxa" w:w="2352"/>
+            <w:tcW w:type="dxa" w:w="2291"/>
           </w:tcPr>
           <w:p>
             <w:pPr>
@@ -7059,7 +5464,7 @@
         </w:tc>
         <w:tc>
           <w:tcPr>
-            <w:tcW w:type="dxa" w:w="1973"/>
+            <w:tcW w:type="dxa" w:w="1954"/>
           </w:tcPr>
           <w:p>
             <w:pPr>
@@ -7085,7 +5490,7 @@
         </w:trPr>
         <w:tc>
           <w:tcPr>
-            <w:tcW w:type="dxa" w:w="1897"/>
+            <w:tcW w:type="dxa" w:w="1887"/>
           </w:tcPr>
           <w:p>
             <w:pPr>
@@ -7106,7 +5511,7 @@
         </w:tc>
         <w:tc>
           <w:tcPr>
-            <w:tcW w:type="dxa" w:w="1442"/>
+            <w:tcW w:type="dxa" w:w="1482"/>
           </w:tcPr>
           <w:p>
             <w:pPr>
@@ -7127,7 +5532,7 @@
         </w:tc>
         <w:tc>
           <w:tcPr>
-            <w:tcW w:type="dxa" w:w="1366"/>
+            <w:tcW w:type="dxa" w:w="1415"/>
           </w:tcPr>
           <w:p>
             <w:pPr>
@@ -7148,7 +5553,7 @@
         </w:tc>
         <w:tc>
           <w:tcPr>
-            <w:tcW w:type="dxa" w:w="2352"/>
+            <w:tcW w:type="dxa" w:w="2291"/>
           </w:tcPr>
           <w:p>
             <w:pPr>
@@ -7169,7 +5574,7 @@
         </w:tc>
         <w:tc>
           <w:tcPr>
-            <w:tcW w:type="dxa" w:w="1973"/>
+            <w:tcW w:type="dxa" w:w="1954"/>
           </w:tcPr>
           <w:p>
             <w:pPr>
@@ -7195,7 +5600,7 @@
         </w:trPr>
         <w:tc>
           <w:tcPr>
-            <w:tcW w:type="dxa" w:w="1897"/>
+            <w:tcW w:type="dxa" w:w="1887"/>
           </w:tcPr>
           <w:p>
             <w:pPr>
@@ -7216,7 +5621,7 @@
         </w:tc>
         <w:tc>
           <w:tcPr>
-            <w:tcW w:type="dxa" w:w="1442"/>
+            <w:tcW w:type="dxa" w:w="1482"/>
           </w:tcPr>
           <w:p>
             <w:pPr>
@@ -7237,7 +5642,7 @@
         </w:tc>
         <w:tc>
           <w:tcPr>
-            <w:tcW w:type="dxa" w:w="1366"/>
+            <w:tcW w:type="dxa" w:w="1415"/>
           </w:tcPr>
           <w:p>
             <w:pPr>
@@ -7258,7 +5663,7 @@
         </w:tc>
         <w:tc>
           <w:tcPr>
-            <w:tcW w:type="dxa" w:w="2352"/>
+            <w:tcW w:type="dxa" w:w="2291"/>
           </w:tcPr>
           <w:p>
             <w:pPr>
@@ -7279,7 +5684,7 @@
         </w:tc>
         <w:tc>
           <w:tcPr>
-            <w:tcW w:type="dxa" w:w="1973"/>
+            <w:tcW w:type="dxa" w:w="1954"/>
           </w:tcPr>
           <w:p>
             <w:pPr>
@@ -7305,7 +5710,7 @@
         </w:trPr>
         <w:tc>
           <w:tcPr>
-            <w:tcW w:type="dxa" w:w="1897"/>
+            <w:tcW w:type="dxa" w:w="1887"/>
           </w:tcPr>
           <w:p>
             <w:pPr>
@@ -7326,7 +5731,7 @@
         </w:tc>
         <w:tc>
           <w:tcPr>
-            <w:tcW w:type="dxa" w:w="1442"/>
+            <w:tcW w:type="dxa" w:w="1482"/>
           </w:tcPr>
           <w:p>
             <w:pPr>
@@ -7347,7 +5752,7 @@
         </w:tc>
         <w:tc>
           <w:tcPr>
-            <w:tcW w:type="dxa" w:w="1366"/>
+            <w:tcW w:type="dxa" w:w="1415"/>
           </w:tcPr>
           <w:p>
             <w:pPr>
@@ -7368,7 +5773,7 @@
         </w:tc>
         <w:tc>
           <w:tcPr>
-            <w:tcW w:type="dxa" w:w="2352"/>
+            <w:tcW w:type="dxa" w:w="2291"/>
           </w:tcPr>
           <w:p>
             <w:pPr>
@@ -7389,7 +5794,7 @@
         </w:tc>
         <w:tc>
           <w:tcPr>
-            <w:tcW w:type="dxa" w:w="1973"/>
+            <w:tcW w:type="dxa" w:w="1954"/>
           </w:tcPr>
           <w:p>
             <w:pPr>
@@ -7415,7 +5820,7 @@
         </w:trPr>
         <w:tc>
           <w:tcPr>
-            <w:tcW w:type="dxa" w:w="1897"/>
+            <w:tcW w:type="dxa" w:w="1887"/>
           </w:tcPr>
           <w:p>
             <w:pPr>
@@ -7436,7 +5841,7 @@
         </w:tc>
         <w:tc>
           <w:tcPr>
-            <w:tcW w:type="dxa" w:w="1442"/>
+            <w:tcW w:type="dxa" w:w="1482"/>
           </w:tcPr>
           <w:p>
             <w:pPr>
@@ -7457,7 +5862,7 @@
         </w:tc>
         <w:tc>
           <w:tcPr>
-            <w:tcW w:type="dxa" w:w="1366"/>
+            <w:tcW w:type="dxa" w:w="1415"/>
           </w:tcPr>
           <w:p>
             <w:pPr>
@@ -7478,7 +5883,7 @@
         </w:tc>
         <w:tc>
           <w:tcPr>
-            <w:tcW w:type="dxa" w:w="2352"/>
+            <w:tcW w:type="dxa" w:w="2291"/>
           </w:tcPr>
           <w:p>
             <w:pPr>
@@ -7499,7 +5904,7 @@
         </w:tc>
         <w:tc>
           <w:tcPr>
-            <w:tcW w:type="dxa" w:w="1973"/>
+            <w:tcW w:type="dxa" w:w="1954"/>
           </w:tcPr>
           <w:p>
             <w:pPr>
@@ -7525,7 +5930,7 @@
         </w:trPr>
         <w:tc>
           <w:tcPr>
-            <w:tcW w:type="dxa" w:w="1897"/>
+            <w:tcW w:type="dxa" w:w="1887"/>
           </w:tcPr>
           <w:p>
             <w:pPr>
@@ -7546,7 +5951,7 @@
         </w:tc>
         <w:tc>
           <w:tcPr>
-            <w:tcW w:type="dxa" w:w="1442"/>
+            <w:tcW w:type="dxa" w:w="1482"/>
           </w:tcPr>
           <w:p>
             <w:pPr>
@@ -7567,7 +5972,7 @@
         </w:tc>
         <w:tc>
           <w:tcPr>
-            <w:tcW w:type="dxa" w:w="1366"/>
+            <w:tcW w:type="dxa" w:w="1415"/>
           </w:tcPr>
           <w:p>
             <w:pPr>
@@ -7588,7 +5993,7 @@
         </w:tc>
         <w:tc>
           <w:tcPr>
-            <w:tcW w:type="dxa" w:w="2352"/>
+            <w:tcW w:type="dxa" w:w="2291"/>
           </w:tcPr>
           <w:p>
             <w:pPr>
@@ -7609,7 +6014,7 @@
         </w:tc>
         <w:tc>
           <w:tcPr>
-            <w:tcW w:type="dxa" w:w="1973"/>
+            <w:tcW w:type="dxa" w:w="1954"/>
           </w:tcPr>
           <w:p>
             <w:pPr>
@@ -7635,7 +6040,7 @@
         </w:trPr>
         <w:tc>
           <w:tcPr>
-            <w:tcW w:type="dxa" w:w="1897"/>
+            <w:tcW w:type="dxa" w:w="1887"/>
           </w:tcPr>
           <w:p>
             <w:pPr>
@@ -7656,7 +6061,7 @@
         </w:tc>
         <w:tc>
           <w:tcPr>
-            <w:tcW w:type="dxa" w:w="1442"/>
+            <w:tcW w:type="dxa" w:w="1482"/>
           </w:tcPr>
           <w:p>
             <w:pPr>
@@ -7677,7 +6082,7 @@
         </w:tc>
         <w:tc>
           <w:tcPr>
-            <w:tcW w:type="dxa" w:w="1366"/>
+            <w:tcW w:type="dxa" w:w="1415"/>
           </w:tcPr>
           <w:p>
             <w:pPr>
@@ -7698,7 +6103,7 @@
         </w:tc>
         <w:tc>
           <w:tcPr>
-            <w:tcW w:type="dxa" w:w="2352"/>
+            <w:tcW w:type="dxa" w:w="2291"/>
           </w:tcPr>
           <w:p>
             <w:pPr>
@@ -7719,7 +6124,7 @@
         </w:tc>
         <w:tc>
           <w:tcPr>
-            <w:tcW w:type="dxa" w:w="1973"/>
+            <w:tcW w:type="dxa" w:w="1954"/>
           </w:tcPr>
           <w:p>
             <w:pPr>
@@ -7745,7 +6150,7 @@
         </w:trPr>
         <w:tc>
           <w:tcPr>
-            <w:tcW w:type="dxa" w:w="1897"/>
+            <w:tcW w:type="dxa" w:w="1887"/>
           </w:tcPr>
           <w:p>
             <w:pPr>
@@ -7766,7 +6171,7 @@
         </w:tc>
         <w:tc>
           <w:tcPr>
-            <w:tcW w:type="dxa" w:w="1442"/>
+            <w:tcW w:type="dxa" w:w="1482"/>
           </w:tcPr>
           <w:p>
             <w:pPr>
@@ -7787,7 +6192,7 @@
         </w:tc>
         <w:tc>
           <w:tcPr>
-            <w:tcW w:type="dxa" w:w="1366"/>
+            <w:tcW w:type="dxa" w:w="1415"/>
           </w:tcPr>
           <w:p>
             <w:pPr>
@@ -7808,7 +6213,7 @@
         </w:tc>
         <w:tc>
           <w:tcPr>
-            <w:tcW w:type="dxa" w:w="2352"/>
+            <w:tcW w:type="dxa" w:w="2291"/>
           </w:tcPr>
           <w:p>
             <w:pPr>
@@ -7829,7 +6234,7 @@
         </w:tc>
         <w:tc>
           <w:tcPr>
-            <w:tcW w:type="dxa" w:w="1973"/>
+            <w:tcW w:type="dxa" w:w="1954"/>
           </w:tcPr>
           <w:p>
             <w:pPr>
@@ -7855,7 +6260,7 @@
         </w:trPr>
         <w:tc>
           <w:tcPr>
-            <w:tcW w:type="dxa" w:w="1897"/>
+            <w:tcW w:type="dxa" w:w="1887"/>
           </w:tcPr>
           <w:p>
             <w:pPr>
@@ -7876,7 +6281,7 @@
         </w:tc>
         <w:tc>
           <w:tcPr>
-            <w:tcW w:type="dxa" w:w="1442"/>
+            <w:tcW w:type="dxa" w:w="1482"/>
           </w:tcPr>
           <w:p>
             <w:pPr>
@@ -7897,7 +6302,7 @@
         </w:tc>
         <w:tc>
           <w:tcPr>
-            <w:tcW w:type="dxa" w:w="1366"/>
+            <w:tcW w:type="dxa" w:w="1415"/>
           </w:tcPr>
           <w:p>
             <w:pPr>
@@ -7918,7 +6323,7 @@
         </w:tc>
         <w:tc>
           <w:tcPr>
-            <w:tcW w:type="dxa" w:w="2352"/>
+            <w:tcW w:type="dxa" w:w="2291"/>
           </w:tcPr>
           <w:p>
             <w:pPr>
@@ -7939,7 +6344,7 @@
         </w:tc>
         <w:tc>
           <w:tcPr>
-            <w:tcW w:type="dxa" w:w="1973"/>
+            <w:tcW w:type="dxa" w:w="1954"/>
           </w:tcPr>
           <w:p>
             <w:pPr>
@@ -7965,7 +6370,7 @@
         </w:trPr>
         <w:tc>
           <w:tcPr>
-            <w:tcW w:type="dxa" w:w="1897"/>
+            <w:tcW w:type="dxa" w:w="1887"/>
           </w:tcPr>
           <w:p>
             <w:pPr>
@@ -7986,7 +6391,7 @@
         </w:tc>
         <w:tc>
           <w:tcPr>
-            <w:tcW w:type="dxa" w:w="1442"/>
+            <w:tcW w:type="dxa" w:w="1482"/>
           </w:tcPr>
           <w:p>
             <w:pPr>
@@ -8007,7 +6412,7 @@
         </w:tc>
         <w:tc>
           <w:tcPr>
-            <w:tcW w:type="dxa" w:w="1366"/>
+            <w:tcW w:type="dxa" w:w="1415"/>
           </w:tcPr>
           <w:p>
             <w:pPr>
@@ -8028,7 +6433,7 @@
         </w:tc>
         <w:tc>
           <w:tcPr>
-            <w:tcW w:type="dxa" w:w="2352"/>
+            <w:tcW w:type="dxa" w:w="2291"/>
           </w:tcPr>
           <w:p>
             <w:pPr>
@@ -8049,7 +6454,7 @@
         </w:tc>
         <w:tc>
           <w:tcPr>
-            <w:tcW w:type="dxa" w:w="1973"/>
+            <w:tcW w:type="dxa" w:w="1954"/>
           </w:tcPr>
           <w:p>
             <w:pPr>
@@ -8089,7 +6494,7 @@
           <w:color w:val="000000"/>
           <w:sz w:val="24"/>
         </w:rPr>
-        <w:t>3.2.2 What the comparison showed</w:t>
+        <w:t>3.2.2 Use of the datasets</w:t>
       </w:r>
     </w:p>
     <w:p>
@@ -8100,12 +6505,45 @@
       <w:r>
         <w:rPr>
           <w:rFonts w:ascii="Times New Roman" w:hAnsi="Times New Roman" w:eastAsia="Times New Roman"/>
+          <w:b w:val="0"/>
+          <w:i w:val="0"/>
+          <w:color w:val="000000"/>
+          <w:sz w:val="24"/>
+        </w:rPr>
+        <w:t>Dataset 1 and Dataset 2 were the two source datasets. The super dataset was made from them and holds all their fields. The final dataset was made using all three (Dataset 1, Dataset 2, and the super dataset), and only the final dataset is used for modelling.</w:t>
+      </w:r>
+    </w:p>
+    <w:p>
+      <w:pPr>
+        <w:spacing w:after="240" w:before="0" w:line="360" w:lineRule="auto"/>
+        <w:jc w:val="both"/>
+      </w:pPr>
+      <w:r>
+        <w:rPr>
+          <w:rFonts w:ascii="Times New Roman" w:hAnsi="Times New Roman" w:eastAsia="Times New Roman"/>
+          <w:b w:val="0"/>
+          <w:i w:val="0"/>
+          <w:color w:val="000000"/>
+          <w:sz w:val="24"/>
+        </w:rPr>
+        <w:t>Dataset 1 supplied the blood and body measurements. In the final dataset they lie in real clinical ranges (for example iron 10 to 217 µg/dL) and most of them are related to the target (for example iron ρ = −0.31 and stress_level ρ = +0.33). Dataset 2 supplied the survey answers. As Table 3.3 shows, the risk factors point the same way in both: people with a hair fall problem report each factor more often than people without.</w:t>
+      </w:r>
+    </w:p>
+    <w:p>
+      <w:pPr>
+        <w:keepNext/>
+        <w:spacing w:after="120" w:before="0" w:line="360" w:lineRule="auto"/>
+        <w:jc w:val="center"/>
+      </w:pPr>
+      <w:r>
+        <w:rPr>
+          <w:rFonts w:ascii="Times New Roman" w:hAnsi="Times New Roman" w:eastAsia="Times New Roman"/>
           <w:b/>
           <w:i w:val="0"/>
           <w:color w:val="000000"/>
           <w:sz w:val="24"/>
         </w:rPr>
-        <w:t>Dataset 1.</w:t>
+        <w:t>Table 3.3:</w:t>
       </w:r>
       <w:r>
         <w:rPr>
@@ -8115,60 +6553,7 @@
           <w:color w:val="000000"/>
           <w:sz w:val="24"/>
         </w:rPr>
-        <w:t xml:space="preserve"> Its values are spread evenly over the range of each column (for example iron 0 to 499) and show no relation with its own target (correlations between −0.006 and +0.004). It gives the list of measurements, but its raw values cannot be used directly to predict risk. In the final dataset the values lie in real clinical ranges (for example iron 10 to 217 µg/dL) and most are related to the target (for example iron ρ = −0.31 and stress_level ρ = +0.33).</w:t>
-      </w:r>
-    </w:p>
-    <w:p>
-      <w:pPr>
-        <w:spacing w:after="240" w:before="0" w:line="360" w:lineRule="auto"/>
-        <w:jc w:val="both"/>
-      </w:pPr>
-      <w:r>
-        <w:rPr>
-          <w:rFonts w:ascii="Times New Roman" w:hAnsi="Times New Roman" w:eastAsia="Times New Roman"/>
-          <w:b/>
-          <w:i w:val="0"/>
-          <w:color w:val="000000"/>
-          <w:sz w:val="24"/>
-        </w:rPr>
-        <w:t>Dataset 2.</w:t>
-      </w:r>
-      <w:r>
-        <w:rPr>
-          <w:rFonts w:ascii="Times New Roman" w:hAnsi="Times New Roman" w:eastAsia="Times New Roman"/>
-          <w:b w:val="0"/>
-          <w:i w:val="0"/>
-          <w:color w:val="000000"/>
-          <w:sz w:val="24"/>
-        </w:rPr>
-        <w:t xml:space="preserve"> It is a survey of young people (mean age 23.9 years). Table 3.3 compares its answers with the final dataset. The risk factors are more common in the survey (for example stress 72.0% against 40.3%), but the direction is the same for all eight: people with a hair fall problem report each factor more often than people without.</w:t>
-      </w:r>
-    </w:p>
-    <w:p>
-      <w:pPr>
-        <w:keepNext/>
-        <w:spacing w:after="120" w:before="0" w:line="360" w:lineRule="auto"/>
-        <w:jc w:val="left"/>
-      </w:pPr>
-      <w:r>
-        <w:rPr>
-          <w:rFonts w:ascii="Times New Roman" w:hAnsi="Times New Roman" w:eastAsia="Times New Roman"/>
-          <w:b/>
-          <w:i w:val="0"/>
-          <w:color w:val="000000"/>
-          <w:sz w:val="24"/>
-        </w:rPr>
-        <w:t>Table 3.3:</w:t>
-      </w:r>
-      <w:r>
-        <w:rPr>
-          <w:rFonts w:ascii="Times New Roman" w:hAnsi="Times New Roman" w:eastAsia="Times New Roman"/>
-          <w:b w:val="0"/>
-          <w:i w:val="0"/>
-          <w:color w:val="000000"/>
-          <w:sz w:val="24"/>
-        </w:rPr>
-        <w:t xml:space="preserve"> Risk factors in Dataset 2 and in the final dataset (percentage points)</w:t>
+        <w:t xml:space="preserve"> Risk factors in Dataset 2 and in the final dataset</w:t>
       </w:r>
     </w:p>
     <w:tbl>
@@ -8180,12 +6565,10 @@
         <w:tblLook w:firstColumn="1" w:firstRow="1" w:lastColumn="0" w:lastRow="0" w:noHBand="0" w:noVBand="1" w:val="04A0"/>
       </w:tblPr>
       <w:tblGrid>
-        <w:gridCol w:w="1144"/>
-        <w:gridCol w:w="1653"/>
-        <w:gridCol w:w="1399"/>
-        <w:gridCol w:w="1971"/>
-        <w:gridCol w:w="1907"/>
-        <w:gridCol w:w="954"/>
+        <w:gridCol w:w="2431"/>
+        <w:gridCol w:w="2084"/>
+        <w:gridCol w:w="2084"/>
+        <w:gridCol w:w="2431"/>
       </w:tblGrid>
       <w:tr>
         <w:trPr>
@@ -8194,7 +6577,7 @@
         </w:trPr>
         <w:tc>
           <w:tcPr>
-            <w:tcW w:type="dxa" w:w="1144"/>
+            <w:tcW w:type="dxa" w:w="2431"/>
             <w:shd w:val="clear" w:color="auto" w:fill="E7E6E6"/>
           </w:tcPr>
           <w:p>
@@ -8208,7 +6591,7 @@
                 <w:b/>
                 <w:i w:val="0"/>
                 <w:color w:val="000000"/>
-                <w:sz w:val="19"/>
+                <w:sz w:val="24"/>
               </w:rPr>
               <w:t>Risk factor</w:t>
             </w:r>
@@ -8216,7 +6599,7 @@
         </w:tc>
         <w:tc>
           <w:tcPr>
-            <w:tcW w:type="dxa" w:w="1653"/>
+            <w:tcW w:type="dxa" w:w="2084"/>
             <w:shd w:val="clear" w:color="auto" w:fill="E7E6E6"/>
           </w:tcPr>
           <w:p>
@@ -8230,15 +6613,15 @@
                 <w:b/>
                 <w:i w:val="0"/>
                 <w:color w:val="000000"/>
-                <w:sz w:val="19"/>
+                <w:sz w:val="24"/>
               </w:rPr>
-              <w:t>Dataset 2: how common (%)</w:t>
+              <w:t>Dataset 2 (% of respondents)</w:t>
             </w:r>
           </w:p>
         </w:tc>
         <w:tc>
           <w:tcPr>
-            <w:tcW w:type="dxa" w:w="1399"/>
+            <w:tcW w:type="dxa" w:w="2084"/>
             <w:shd w:val="clear" w:color="auto" w:fill="E7E6E6"/>
           </w:tcPr>
           <w:p>
@@ -8252,15 +6635,15 @@
                 <w:b/>
                 <w:i w:val="0"/>
                 <w:color w:val="000000"/>
-                <w:sz w:val="19"/>
+                <w:sz w:val="24"/>
               </w:rPr>
-              <w:t>Final: how common (%)</w:t>
+              <w:t>Final dataset (% of records)</w:t>
             </w:r>
           </w:p>
         </w:tc>
         <w:tc>
           <w:tcPr>
-            <w:tcW w:type="dxa" w:w="1971"/>
+            <w:tcW w:type="dxa" w:w="2431"/>
             <w:shd w:val="clear" w:color="auto" w:fill="E7E6E6"/>
           </w:tcPr>
           <w:p>
@@ -8274,53 +6657,9 @@
                 <w:b/>
                 <w:i w:val="0"/>
                 <w:color w:val="000000"/>
-                <w:sz w:val="19"/>
+                <w:sz w:val="24"/>
               </w:rPr>
-              <w:t>Dataset 2: gap, hair fall vs none</w:t>
-            </w:r>
-          </w:p>
-        </w:tc>
-        <w:tc>
-          <w:tcPr>
-            <w:tcW w:type="dxa" w:w="1907"/>
-            <w:shd w:val="clear" w:color="auto" w:fill="E7E6E6"/>
-          </w:tcPr>
-          <w:p>
-            <w:pPr>
-              <w:spacing w:after="40" w:before="40" w:line="240" w:lineRule="auto"/>
-              <w:jc w:val="left"/>
-            </w:pPr>
-            <w:r>
-              <w:rPr>
-                <w:rFonts w:ascii="Times New Roman" w:hAnsi="Times New Roman" w:eastAsia="Times New Roman"/>
-                <w:b/>
-                <w:i w:val="0"/>
-                <w:color w:val="000000"/>
-                <w:sz w:val="19"/>
-              </w:rPr>
-              <w:t>Final: gap, hair fall vs none</w:t>
-            </w:r>
-          </w:p>
-        </w:tc>
-        <w:tc>
-          <w:tcPr>
-            <w:tcW w:type="dxa" w:w="954"/>
-            <w:shd w:val="clear" w:color="auto" w:fill="E7E6E6"/>
-          </w:tcPr>
-          <w:p>
-            <w:pPr>
-              <w:spacing w:after="40" w:before="40" w:line="240" w:lineRule="auto"/>
-              <w:jc w:val="left"/>
-            </w:pPr>
-            <w:r>
-              <w:rPr>
-                <w:rFonts w:ascii="Times New Roman" w:hAnsi="Times New Roman" w:eastAsia="Times New Roman"/>
-                <w:b/>
-                <w:i w:val="0"/>
-                <w:color w:val="000000"/>
-                <w:sz w:val="19"/>
-              </w:rPr>
-              <w:t>Same direction</w:t>
+              <w:t>More common with hair fall in both</w:t>
             </w:r>
           </w:p>
         </w:tc>
@@ -8331,7 +6670,7 @@
         </w:trPr>
         <w:tc>
           <w:tcPr>
-            <w:tcW w:type="dxa" w:w="1144"/>
+            <w:tcW w:type="dxa" w:w="2431"/>
           </w:tcPr>
           <w:p>
             <w:pPr>
@@ -8344,7 +6683,7 @@
                 <w:b w:val="0"/>
                 <w:i w:val="0"/>
                 <w:color w:val="000000"/>
-                <w:sz w:val="19"/>
+                <w:sz w:val="24"/>
               </w:rPr>
               <w:t>Family history</w:t>
             </w:r>
@@ -8352,7 +6691,7 @@
         </w:tc>
         <w:tc>
           <w:tcPr>
-            <w:tcW w:type="dxa" w:w="1653"/>
+            <w:tcW w:type="dxa" w:w="2084"/>
           </w:tcPr>
           <w:p>
             <w:pPr>
@@ -8365,7 +6704,7 @@
                 <w:b w:val="0"/>
                 <w:i w:val="0"/>
                 <w:color w:val="000000"/>
-                <w:sz w:val="19"/>
+                <w:sz w:val="24"/>
               </w:rPr>
               <w:t>72.7</w:t>
             </w:r>
@@ -8373,7 +6712,7 @@
         </w:tc>
         <w:tc>
           <w:tcPr>
-            <w:tcW w:type="dxa" w:w="1399"/>
+            <w:tcW w:type="dxa" w:w="2084"/>
           </w:tcPr>
           <w:p>
             <w:pPr>
@@ -8386,7 +6725,7 @@
                 <w:b w:val="0"/>
                 <w:i w:val="0"/>
                 <w:color w:val="000000"/>
-                <w:sz w:val="19"/>
+                <w:sz w:val="24"/>
               </w:rPr>
               <w:t>34.5</w:t>
             </w:r>
@@ -8394,7 +6733,7 @@
         </w:tc>
         <w:tc>
           <w:tcPr>
-            <w:tcW w:type="dxa" w:w="1971"/>
+            <w:tcW w:type="dxa" w:w="2431"/>
           </w:tcPr>
           <w:p>
             <w:pPr>
@@ -8407,15 +6746,20 @@
                 <w:b w:val="0"/>
                 <w:i w:val="0"/>
                 <w:color w:val="000000"/>
-                <w:sz w:val="19"/>
+                <w:sz w:val="24"/>
               </w:rPr>
-              <w:t>+41.0</w:t>
+              <w:t>Yes</w:t>
             </w:r>
           </w:p>
         </w:tc>
+      </w:tr>
+      <w:tr>
+        <w:trPr>
+          <w:cantSplit/>
+        </w:trPr>
         <w:tc>
           <w:tcPr>
-            <w:tcW w:type="dxa" w:w="1907"/>
+            <w:tcW w:type="dxa" w:w="2431"/>
           </w:tcPr>
           <w:p>
             <w:pPr>
@@ -8428,15 +6772,15 @@
                 <w:b w:val="0"/>
                 <w:i w:val="0"/>
                 <w:color w:val="000000"/>
-                <w:sz w:val="19"/>
+                <w:sz w:val="24"/>
               </w:rPr>
-              <w:t>+10.1</w:t>
+              <w:t>Chronic illness</w:t>
             </w:r>
           </w:p>
         </w:tc>
         <w:tc>
           <w:tcPr>
-            <w:tcW w:type="dxa" w:w="954"/>
+            <w:tcW w:type="dxa" w:w="2084"/>
           </w:tcPr>
           <w:p>
             <w:pPr>
@@ -8449,7 +6793,49 @@
                 <w:b w:val="0"/>
                 <w:i w:val="0"/>
                 <w:color w:val="000000"/>
-                <w:sz w:val="19"/>
+                <w:sz w:val="24"/>
+              </w:rPr>
+              <w:t>45.7</w:t>
+            </w:r>
+          </w:p>
+        </w:tc>
+        <w:tc>
+          <w:tcPr>
+            <w:tcW w:type="dxa" w:w="2084"/>
+          </w:tcPr>
+          <w:p>
+            <w:pPr>
+              <w:spacing w:after="40" w:before="40" w:line="240" w:lineRule="auto"/>
+              <w:jc w:val="left"/>
+            </w:pPr>
+            <w:r>
+              <w:rPr>
+                <w:rFonts w:ascii="Times New Roman" w:hAnsi="Times New Roman" w:eastAsia="Times New Roman"/>
+                <w:b w:val="0"/>
+                <w:i w:val="0"/>
+                <w:color w:val="000000"/>
+                <w:sz w:val="24"/>
+              </w:rPr>
+              <w:t>29.9</w:t>
+            </w:r>
+          </w:p>
+        </w:tc>
+        <w:tc>
+          <w:tcPr>
+            <w:tcW w:type="dxa" w:w="2431"/>
+          </w:tcPr>
+          <w:p>
+            <w:pPr>
+              <w:spacing w:after="40" w:before="40" w:line="240" w:lineRule="auto"/>
+              <w:jc w:val="left"/>
+            </w:pPr>
+            <w:r>
+              <w:rPr>
+                <w:rFonts w:ascii="Times New Roman" w:hAnsi="Times New Roman" w:eastAsia="Times New Roman"/>
+                <w:b w:val="0"/>
+                <w:i w:val="0"/>
+                <w:color w:val="000000"/>
+                <w:sz w:val="24"/>
               </w:rPr>
               <w:t>Yes</w:t>
             </w:r>
@@ -8462,7 +6848,7 @@
         </w:trPr>
         <w:tc>
           <w:tcPr>
-            <w:tcW w:type="dxa" w:w="1144"/>
+            <w:tcW w:type="dxa" w:w="2431"/>
           </w:tcPr>
           <w:p>
             <w:pPr>
@@ -8475,15 +6861,15 @@
                 <w:b w:val="0"/>
                 <w:i w:val="0"/>
                 <w:color w:val="000000"/>
-                <w:sz w:val="19"/>
+                <w:sz w:val="24"/>
               </w:rPr>
-              <w:t>Chronic illness</w:t>
+              <w:t>Late-night sleep</w:t>
             </w:r>
           </w:p>
         </w:tc>
         <w:tc>
           <w:tcPr>
-            <w:tcW w:type="dxa" w:w="1653"/>
+            <w:tcW w:type="dxa" w:w="2084"/>
           </w:tcPr>
           <w:p>
             <w:pPr>
@@ -8496,15 +6882,15 @@
                 <w:b w:val="0"/>
                 <w:i w:val="0"/>
                 <w:color w:val="000000"/>
-                <w:sz w:val="19"/>
+                <w:sz w:val="24"/>
               </w:rPr>
-              <w:t>45.7</w:t>
+              <w:t>65.3</w:t>
             </w:r>
           </w:p>
         </w:tc>
         <w:tc>
           <w:tcPr>
-            <w:tcW w:type="dxa" w:w="1399"/>
+            <w:tcW w:type="dxa" w:w="2084"/>
           </w:tcPr>
           <w:p>
             <w:pPr>
@@ -8517,15 +6903,15 @@
                 <w:b w:val="0"/>
                 <w:i w:val="0"/>
                 <w:color w:val="000000"/>
-                <w:sz w:val="19"/>
+                <w:sz w:val="24"/>
               </w:rPr>
-              <w:t>29.9</w:t>
+              <w:t>40.2</w:t>
             </w:r>
           </w:p>
         </w:tc>
         <w:tc>
           <w:tcPr>
-            <w:tcW w:type="dxa" w:w="1971"/>
+            <w:tcW w:type="dxa" w:w="2431"/>
           </w:tcPr>
           <w:p>
             <w:pPr>
@@ -8538,15 +6924,20 @@
                 <w:b w:val="0"/>
                 <w:i w:val="0"/>
                 <w:color w:val="000000"/>
-                <w:sz w:val="19"/>
+                <w:sz w:val="24"/>
               </w:rPr>
-              <w:t>+41.1</w:t>
+              <w:t>Yes</w:t>
             </w:r>
           </w:p>
         </w:tc>
+      </w:tr>
+      <w:tr>
+        <w:trPr>
+          <w:cantSplit/>
+        </w:trPr>
         <w:tc>
           <w:tcPr>
-            <w:tcW w:type="dxa" w:w="1907"/>
+            <w:tcW w:type="dxa" w:w="2431"/>
           </w:tcPr>
           <w:p>
             <w:pPr>
@@ -8559,15 +6950,15 @@
                 <w:b w:val="0"/>
                 <w:i w:val="0"/>
                 <w:color w:val="000000"/>
-                <w:sz w:val="19"/>
+                <w:sz w:val="24"/>
               </w:rPr>
-              <w:t>+8.7</w:t>
+              <w:t>Sleep disturbance</w:t>
             </w:r>
           </w:p>
         </w:tc>
         <w:tc>
           <w:tcPr>
-            <w:tcW w:type="dxa" w:w="954"/>
+            <w:tcW w:type="dxa" w:w="2084"/>
           </w:tcPr>
           <w:p>
             <w:pPr>
@@ -8580,7 +6971,49 @@
                 <w:b w:val="0"/>
                 <w:i w:val="0"/>
                 <w:color w:val="000000"/>
-                <w:sz w:val="19"/>
+                <w:sz w:val="24"/>
+              </w:rPr>
+              <w:t>55.4</w:t>
+            </w:r>
+          </w:p>
+        </w:tc>
+        <w:tc>
+          <w:tcPr>
+            <w:tcW w:type="dxa" w:w="2084"/>
+          </w:tcPr>
+          <w:p>
+            <w:pPr>
+              <w:spacing w:after="40" w:before="40" w:line="240" w:lineRule="auto"/>
+              <w:jc w:val="left"/>
+            </w:pPr>
+            <w:r>
+              <w:rPr>
+                <w:rFonts w:ascii="Times New Roman" w:hAnsi="Times New Roman" w:eastAsia="Times New Roman"/>
+                <w:b w:val="0"/>
+                <w:i w:val="0"/>
+                <w:color w:val="000000"/>
+                <w:sz w:val="24"/>
+              </w:rPr>
+              <w:t>35.2</w:t>
+            </w:r>
+          </w:p>
+        </w:tc>
+        <w:tc>
+          <w:tcPr>
+            <w:tcW w:type="dxa" w:w="2431"/>
+          </w:tcPr>
+          <w:p>
+            <w:pPr>
+              <w:spacing w:after="40" w:before="40" w:line="240" w:lineRule="auto"/>
+              <w:jc w:val="left"/>
+            </w:pPr>
+            <w:r>
+              <w:rPr>
+                <w:rFonts w:ascii="Times New Roman" w:hAnsi="Times New Roman" w:eastAsia="Times New Roman"/>
+                <w:b w:val="0"/>
+                <w:i w:val="0"/>
+                <w:color w:val="000000"/>
+                <w:sz w:val="24"/>
               </w:rPr>
               <w:t>Yes</w:t>
             </w:r>
@@ -8593,7 +7026,7 @@
         </w:trPr>
         <w:tc>
           <w:tcPr>
-            <w:tcW w:type="dxa" w:w="1144"/>
+            <w:tcW w:type="dxa" w:w="2431"/>
           </w:tcPr>
           <w:p>
             <w:pPr>
@@ -8606,15 +7039,15 @@
                 <w:b w:val="0"/>
                 <w:i w:val="0"/>
                 <w:color w:val="000000"/>
-                <w:sz w:val="19"/>
+                <w:sz w:val="24"/>
               </w:rPr>
-              <w:t>Late-night sleep</w:t>
+              <w:t>Water as a reason</w:t>
             </w:r>
           </w:p>
         </w:tc>
         <w:tc>
           <w:tcPr>
-            <w:tcW w:type="dxa" w:w="1653"/>
+            <w:tcW w:type="dxa" w:w="2084"/>
           </w:tcPr>
           <w:p>
             <w:pPr>
@@ -8627,15 +7060,15 @@
                 <w:b w:val="0"/>
                 <w:i w:val="0"/>
                 <w:color w:val="000000"/>
-                <w:sz w:val="19"/>
+                <w:sz w:val="24"/>
               </w:rPr>
-              <w:t>65.3</w:t>
+              <w:t>60.0</w:t>
             </w:r>
           </w:p>
         </w:tc>
         <w:tc>
           <w:tcPr>
-            <w:tcW w:type="dxa" w:w="1399"/>
+            <w:tcW w:type="dxa" w:w="2084"/>
           </w:tcPr>
           <w:p>
             <w:pPr>
@@ -8648,15 +7081,15 @@
                 <w:b w:val="0"/>
                 <w:i w:val="0"/>
                 <w:color w:val="000000"/>
-                <w:sz w:val="19"/>
+                <w:sz w:val="24"/>
               </w:rPr>
-              <w:t>40.2</w:t>
+              <w:t>29.8</w:t>
             </w:r>
           </w:p>
         </w:tc>
         <w:tc>
           <w:tcPr>
-            <w:tcW w:type="dxa" w:w="1971"/>
+            <w:tcW w:type="dxa" w:w="2431"/>
           </w:tcPr>
           <w:p>
             <w:pPr>
@@ -8669,15 +7102,20 @@
                 <w:b w:val="0"/>
                 <w:i w:val="0"/>
                 <w:color w:val="000000"/>
-                <w:sz w:val="19"/>
+                <w:sz w:val="24"/>
               </w:rPr>
-              <w:t>+44.7</w:t>
+              <w:t>Yes</w:t>
             </w:r>
           </w:p>
         </w:tc>
+      </w:tr>
+      <w:tr>
+        <w:trPr>
+          <w:cantSplit/>
+        </w:trPr>
         <w:tc>
           <w:tcPr>
-            <w:tcW w:type="dxa" w:w="1907"/>
+            <w:tcW w:type="dxa" w:w="2431"/>
           </w:tcPr>
           <w:p>
             <w:pPr>
@@ -8690,15 +7128,15 @@
                 <w:b w:val="0"/>
                 <w:i w:val="0"/>
                 <w:color w:val="000000"/>
-                <w:sz w:val="19"/>
+                <w:sz w:val="24"/>
               </w:rPr>
-              <w:t>+6.7</w:t>
+              <w:t>Chemical use</w:t>
             </w:r>
           </w:p>
         </w:tc>
         <w:tc>
           <w:tcPr>
-            <w:tcW w:type="dxa" w:w="954"/>
+            <w:tcW w:type="dxa" w:w="2084"/>
           </w:tcPr>
           <w:p>
             <w:pPr>
@@ -8711,7 +7149,49 @@
                 <w:b w:val="0"/>
                 <w:i w:val="0"/>
                 <w:color w:val="000000"/>
-                <w:sz w:val="19"/>
+                <w:sz w:val="24"/>
+              </w:rPr>
+              <w:t>63.9</w:t>
+            </w:r>
+          </w:p>
+        </w:tc>
+        <w:tc>
+          <w:tcPr>
+            <w:tcW w:type="dxa" w:w="2084"/>
+          </w:tcPr>
+          <w:p>
+            <w:pPr>
+              <w:spacing w:after="40" w:before="40" w:line="240" w:lineRule="auto"/>
+              <w:jc w:val="left"/>
+            </w:pPr>
+            <w:r>
+              <w:rPr>
+                <w:rFonts w:ascii="Times New Roman" w:hAnsi="Times New Roman" w:eastAsia="Times New Roman"/>
+                <w:b w:val="0"/>
+                <w:i w:val="0"/>
+                <w:color w:val="000000"/>
+                <w:sz w:val="24"/>
+              </w:rPr>
+              <w:t>39.9</w:t>
+            </w:r>
+          </w:p>
+        </w:tc>
+        <w:tc>
+          <w:tcPr>
+            <w:tcW w:type="dxa" w:w="2431"/>
+          </w:tcPr>
+          <w:p>
+            <w:pPr>
+              <w:spacing w:after="40" w:before="40" w:line="240" w:lineRule="auto"/>
+              <w:jc w:val="left"/>
+            </w:pPr>
+            <w:r>
+              <w:rPr>
+                <w:rFonts w:ascii="Times New Roman" w:hAnsi="Times New Roman" w:eastAsia="Times New Roman"/>
+                <w:b w:val="0"/>
+                <w:i w:val="0"/>
+                <w:color w:val="000000"/>
+                <w:sz w:val="24"/>
               </w:rPr>
               <w:t>Yes</w:t>
             </w:r>
@@ -8724,7 +7204,7 @@
         </w:trPr>
         <w:tc>
           <w:tcPr>
-            <w:tcW w:type="dxa" w:w="1144"/>
+            <w:tcW w:type="dxa" w:w="2431"/>
           </w:tcPr>
           <w:p>
             <w:pPr>
@@ -8737,15 +7217,15 @@
                 <w:b w:val="0"/>
                 <w:i w:val="0"/>
                 <w:color w:val="000000"/>
-                <w:sz w:val="19"/>
+                <w:sz w:val="24"/>
               </w:rPr>
-              <w:t>Sleep disturbance</w:t>
+              <w:t>Anemia</w:t>
             </w:r>
           </w:p>
         </w:tc>
         <w:tc>
           <w:tcPr>
-            <w:tcW w:type="dxa" w:w="1653"/>
+            <w:tcW w:type="dxa" w:w="2084"/>
           </w:tcPr>
           <w:p>
             <w:pPr>
@@ -8758,15 +7238,15 @@
                 <w:b w:val="0"/>
                 <w:i w:val="0"/>
                 <w:color w:val="000000"/>
-                <w:sz w:val="19"/>
+                <w:sz w:val="24"/>
               </w:rPr>
-              <w:t>55.4</w:t>
+              <w:t>28.7</w:t>
             </w:r>
           </w:p>
         </w:tc>
         <w:tc>
           <w:tcPr>
-            <w:tcW w:type="dxa" w:w="1399"/>
+            <w:tcW w:type="dxa" w:w="2084"/>
           </w:tcPr>
           <w:p>
             <w:pPr>
@@ -8779,15 +7259,15 @@
                 <w:b w:val="0"/>
                 <w:i w:val="0"/>
                 <w:color w:val="000000"/>
-                <w:sz w:val="19"/>
+                <w:sz w:val="24"/>
               </w:rPr>
-              <w:t>35.2</w:t>
+              <w:t>24.6</w:t>
             </w:r>
           </w:p>
         </w:tc>
         <w:tc>
           <w:tcPr>
-            <w:tcW w:type="dxa" w:w="1971"/>
+            <w:tcW w:type="dxa" w:w="2431"/>
           </w:tcPr>
           <w:p>
             <w:pPr>
@@ -8800,15 +7280,20 @@
                 <w:b w:val="0"/>
                 <w:i w:val="0"/>
                 <w:color w:val="000000"/>
-                <w:sz w:val="19"/>
+                <w:sz w:val="24"/>
               </w:rPr>
-              <w:t>+41.4</w:t>
+              <w:t>Yes</w:t>
             </w:r>
           </w:p>
         </w:tc>
+      </w:tr>
+      <w:tr>
+        <w:trPr>
+          <w:cantSplit/>
+        </w:trPr>
         <w:tc>
           <w:tcPr>
-            <w:tcW w:type="dxa" w:w="1907"/>
+            <w:tcW w:type="dxa" w:w="2431"/>
           </w:tcPr>
           <w:p>
             <w:pPr>
@@ -8821,15 +7306,15 @@
                 <w:b w:val="0"/>
                 <w:i w:val="0"/>
                 <w:color w:val="000000"/>
-                <w:sz w:val="19"/>
+                <w:sz w:val="24"/>
               </w:rPr>
-              <w:t>+6.5</w:t>
+              <w:t>Stress</w:t>
             </w:r>
           </w:p>
         </w:tc>
         <w:tc>
           <w:tcPr>
-            <w:tcW w:type="dxa" w:w="954"/>
+            <w:tcW w:type="dxa" w:w="2084"/>
           </w:tcPr>
           <w:p>
             <w:pPr>
@@ -8842,20 +7327,15 @@
                 <w:b w:val="0"/>
                 <w:i w:val="0"/>
                 <w:color w:val="000000"/>
-                <w:sz w:val="19"/>
+                <w:sz w:val="24"/>
               </w:rPr>
-              <w:t>Yes</w:t>
+              <w:t>72.0</w:t>
             </w:r>
           </w:p>
         </w:tc>
-      </w:tr>
-      <w:tr>
-        <w:trPr>
-          <w:cantSplit/>
-        </w:trPr>
         <w:tc>
           <w:tcPr>
-            <w:tcW w:type="dxa" w:w="1144"/>
+            <w:tcW w:type="dxa" w:w="2084"/>
           </w:tcPr>
           <w:p>
             <w:pPr>
@@ -8868,15 +7348,15 @@
                 <w:b w:val="0"/>
                 <w:i w:val="0"/>
                 <w:color w:val="000000"/>
-                <w:sz w:val="19"/>
+                <w:sz w:val="24"/>
               </w:rPr>
-              <w:t>Water as a reason</w:t>
+              <w:t>40.3</w:t>
             </w:r>
           </w:p>
         </w:tc>
         <w:tc>
           <w:tcPr>
-            <w:tcW w:type="dxa" w:w="1653"/>
+            <w:tcW w:type="dxa" w:w="2431"/>
           </w:tcPr>
           <w:p>
             <w:pPr>
@@ -8889,484 +7369,7 @@
                 <w:b w:val="0"/>
                 <w:i w:val="0"/>
                 <w:color w:val="000000"/>
-                <w:sz w:val="19"/>
-              </w:rPr>
-              <w:t>60.0</w:t>
-            </w:r>
-          </w:p>
-        </w:tc>
-        <w:tc>
-          <w:tcPr>
-            <w:tcW w:type="dxa" w:w="1399"/>
-          </w:tcPr>
-          <w:p>
-            <w:pPr>
-              <w:spacing w:after="40" w:before="40" w:line="240" w:lineRule="auto"/>
-              <w:jc w:val="left"/>
-            </w:pPr>
-            <w:r>
-              <w:rPr>
-                <w:rFonts w:ascii="Times New Roman" w:hAnsi="Times New Roman" w:eastAsia="Times New Roman"/>
-                <w:b w:val="0"/>
-                <w:i w:val="0"/>
-                <w:color w:val="000000"/>
-                <w:sz w:val="19"/>
-              </w:rPr>
-              <w:t>29.8</w:t>
-            </w:r>
-          </w:p>
-        </w:tc>
-        <w:tc>
-          <w:tcPr>
-            <w:tcW w:type="dxa" w:w="1971"/>
-          </w:tcPr>
-          <w:p>
-            <w:pPr>
-              <w:spacing w:after="40" w:before="40" w:line="240" w:lineRule="auto"/>
-              <w:jc w:val="left"/>
-            </w:pPr>
-            <w:r>
-              <w:rPr>
-                <w:rFonts w:ascii="Times New Roman" w:hAnsi="Times New Roman" w:eastAsia="Times New Roman"/>
-                <w:b w:val="0"/>
-                <w:i w:val="0"/>
-                <w:color w:val="000000"/>
-                <w:sz w:val="19"/>
-              </w:rPr>
-              <w:t>+51.4</w:t>
-            </w:r>
-          </w:p>
-        </w:tc>
-        <w:tc>
-          <w:tcPr>
-            <w:tcW w:type="dxa" w:w="1907"/>
-          </w:tcPr>
-          <w:p>
-            <w:pPr>
-              <w:spacing w:after="40" w:before="40" w:line="240" w:lineRule="auto"/>
-              <w:jc w:val="left"/>
-            </w:pPr>
-            <w:r>
-              <w:rPr>
-                <w:rFonts w:ascii="Times New Roman" w:hAnsi="Times New Roman" w:eastAsia="Times New Roman"/>
-                <w:b w:val="0"/>
-                <w:i w:val="0"/>
-                <w:color w:val="000000"/>
-                <w:sz w:val="19"/>
-              </w:rPr>
-              <w:t>+5.0</w:t>
-            </w:r>
-          </w:p>
-        </w:tc>
-        <w:tc>
-          <w:tcPr>
-            <w:tcW w:type="dxa" w:w="954"/>
-          </w:tcPr>
-          <w:p>
-            <w:pPr>
-              <w:spacing w:after="40" w:before="40" w:line="240" w:lineRule="auto"/>
-              <w:jc w:val="left"/>
-            </w:pPr>
-            <w:r>
-              <w:rPr>
-                <w:rFonts w:ascii="Times New Roman" w:hAnsi="Times New Roman" w:eastAsia="Times New Roman"/>
-                <w:b w:val="0"/>
-                <w:i w:val="0"/>
-                <w:color w:val="000000"/>
-                <w:sz w:val="19"/>
-              </w:rPr>
-              <w:t>Yes</w:t>
-            </w:r>
-          </w:p>
-        </w:tc>
-      </w:tr>
-      <w:tr>
-        <w:trPr>
-          <w:cantSplit/>
-        </w:trPr>
-        <w:tc>
-          <w:tcPr>
-            <w:tcW w:type="dxa" w:w="1144"/>
-          </w:tcPr>
-          <w:p>
-            <w:pPr>
-              <w:spacing w:after="40" w:before="40" w:line="240" w:lineRule="auto"/>
-              <w:jc w:val="left"/>
-            </w:pPr>
-            <w:r>
-              <w:rPr>
-                <w:rFonts w:ascii="Times New Roman" w:hAnsi="Times New Roman" w:eastAsia="Times New Roman"/>
-                <w:b w:val="0"/>
-                <w:i w:val="0"/>
-                <w:color w:val="000000"/>
-                <w:sz w:val="19"/>
-              </w:rPr>
-              <w:t>Chemical use</w:t>
-            </w:r>
-          </w:p>
-        </w:tc>
-        <w:tc>
-          <w:tcPr>
-            <w:tcW w:type="dxa" w:w="1653"/>
-          </w:tcPr>
-          <w:p>
-            <w:pPr>
-              <w:spacing w:after="40" w:before="40" w:line="240" w:lineRule="auto"/>
-              <w:jc w:val="left"/>
-            </w:pPr>
-            <w:r>
-              <w:rPr>
-                <w:rFonts w:ascii="Times New Roman" w:hAnsi="Times New Roman" w:eastAsia="Times New Roman"/>
-                <w:b w:val="0"/>
-                <w:i w:val="0"/>
-                <w:color w:val="000000"/>
-                <w:sz w:val="19"/>
-              </w:rPr>
-              <w:t>63.9</w:t>
-            </w:r>
-          </w:p>
-        </w:tc>
-        <w:tc>
-          <w:tcPr>
-            <w:tcW w:type="dxa" w:w="1399"/>
-          </w:tcPr>
-          <w:p>
-            <w:pPr>
-              <w:spacing w:after="40" w:before="40" w:line="240" w:lineRule="auto"/>
-              <w:jc w:val="left"/>
-            </w:pPr>
-            <w:r>
-              <w:rPr>
-                <w:rFonts w:ascii="Times New Roman" w:hAnsi="Times New Roman" w:eastAsia="Times New Roman"/>
-                <w:b w:val="0"/>
-                <w:i w:val="0"/>
-                <w:color w:val="000000"/>
-                <w:sz w:val="19"/>
-              </w:rPr>
-              <w:t>39.9</w:t>
-            </w:r>
-          </w:p>
-        </w:tc>
-        <w:tc>
-          <w:tcPr>
-            <w:tcW w:type="dxa" w:w="1971"/>
-          </w:tcPr>
-          <w:p>
-            <w:pPr>
-              <w:spacing w:after="40" w:before="40" w:line="240" w:lineRule="auto"/>
-              <w:jc w:val="left"/>
-            </w:pPr>
-            <w:r>
-              <w:rPr>
-                <w:rFonts w:ascii="Times New Roman" w:hAnsi="Times New Roman" w:eastAsia="Times New Roman"/>
-                <w:b w:val="0"/>
-                <w:i w:val="0"/>
-                <w:color w:val="000000"/>
-                <w:sz w:val="19"/>
-              </w:rPr>
-              <w:t>+40.7</w:t>
-            </w:r>
-          </w:p>
-        </w:tc>
-        <w:tc>
-          <w:tcPr>
-            <w:tcW w:type="dxa" w:w="1907"/>
-          </w:tcPr>
-          <w:p>
-            <w:pPr>
-              <w:spacing w:after="40" w:before="40" w:line="240" w:lineRule="auto"/>
-              <w:jc w:val="left"/>
-            </w:pPr>
-            <w:r>
-              <w:rPr>
-                <w:rFonts w:ascii="Times New Roman" w:hAnsi="Times New Roman" w:eastAsia="Times New Roman"/>
-                <w:b w:val="0"/>
-                <w:i w:val="0"/>
-                <w:color w:val="000000"/>
-                <w:sz w:val="19"/>
-              </w:rPr>
-              <w:t>+10.8</w:t>
-            </w:r>
-          </w:p>
-        </w:tc>
-        <w:tc>
-          <w:tcPr>
-            <w:tcW w:type="dxa" w:w="954"/>
-          </w:tcPr>
-          <w:p>
-            <w:pPr>
-              <w:spacing w:after="40" w:before="40" w:line="240" w:lineRule="auto"/>
-              <w:jc w:val="left"/>
-            </w:pPr>
-            <w:r>
-              <w:rPr>
-                <w:rFonts w:ascii="Times New Roman" w:hAnsi="Times New Roman" w:eastAsia="Times New Roman"/>
-                <w:b w:val="0"/>
-                <w:i w:val="0"/>
-                <w:color w:val="000000"/>
-                <w:sz w:val="19"/>
-              </w:rPr>
-              <w:t>Yes</w:t>
-            </w:r>
-          </w:p>
-        </w:tc>
-      </w:tr>
-      <w:tr>
-        <w:trPr>
-          <w:cantSplit/>
-        </w:trPr>
-        <w:tc>
-          <w:tcPr>
-            <w:tcW w:type="dxa" w:w="1144"/>
-          </w:tcPr>
-          <w:p>
-            <w:pPr>
-              <w:spacing w:after="40" w:before="40" w:line="240" w:lineRule="auto"/>
-              <w:jc w:val="left"/>
-            </w:pPr>
-            <w:r>
-              <w:rPr>
-                <w:rFonts w:ascii="Times New Roman" w:hAnsi="Times New Roman" w:eastAsia="Times New Roman"/>
-                <w:b w:val="0"/>
-                <w:i w:val="0"/>
-                <w:color w:val="000000"/>
-                <w:sz w:val="19"/>
-              </w:rPr>
-              <w:t>Anemia</w:t>
-            </w:r>
-          </w:p>
-        </w:tc>
-        <w:tc>
-          <w:tcPr>
-            <w:tcW w:type="dxa" w:w="1653"/>
-          </w:tcPr>
-          <w:p>
-            <w:pPr>
-              <w:spacing w:after="40" w:before="40" w:line="240" w:lineRule="auto"/>
-              <w:jc w:val="left"/>
-            </w:pPr>
-            <w:r>
-              <w:rPr>
-                <w:rFonts w:ascii="Times New Roman" w:hAnsi="Times New Roman" w:eastAsia="Times New Roman"/>
-                <w:b w:val="0"/>
-                <w:i w:val="0"/>
-                <w:color w:val="000000"/>
-                <w:sz w:val="19"/>
-              </w:rPr>
-              <w:t>28.7</w:t>
-            </w:r>
-          </w:p>
-        </w:tc>
-        <w:tc>
-          <w:tcPr>
-            <w:tcW w:type="dxa" w:w="1399"/>
-          </w:tcPr>
-          <w:p>
-            <w:pPr>
-              <w:spacing w:after="40" w:before="40" w:line="240" w:lineRule="auto"/>
-              <w:jc w:val="left"/>
-            </w:pPr>
-            <w:r>
-              <w:rPr>
-                <w:rFonts w:ascii="Times New Roman" w:hAnsi="Times New Roman" w:eastAsia="Times New Roman"/>
-                <w:b w:val="0"/>
-                <w:i w:val="0"/>
-                <w:color w:val="000000"/>
-                <w:sz w:val="19"/>
-              </w:rPr>
-              <w:t>24.6</w:t>
-            </w:r>
-          </w:p>
-        </w:tc>
-        <w:tc>
-          <w:tcPr>
-            <w:tcW w:type="dxa" w:w="1971"/>
-          </w:tcPr>
-          <w:p>
-            <w:pPr>
-              <w:spacing w:after="40" w:before="40" w:line="240" w:lineRule="auto"/>
-              <w:jc w:val="left"/>
-            </w:pPr>
-            <w:r>
-              <w:rPr>
-                <w:rFonts w:ascii="Times New Roman" w:hAnsi="Times New Roman" w:eastAsia="Times New Roman"/>
-                <w:b w:val="0"/>
-                <w:i w:val="0"/>
-                <w:color w:val="000000"/>
-                <w:sz w:val="19"/>
-              </w:rPr>
-              <w:t>+22.2</w:t>
-            </w:r>
-          </w:p>
-        </w:tc>
-        <w:tc>
-          <w:tcPr>
-            <w:tcW w:type="dxa" w:w="1907"/>
-          </w:tcPr>
-          <w:p>
-            <w:pPr>
-              <w:spacing w:after="40" w:before="40" w:line="240" w:lineRule="auto"/>
-              <w:jc w:val="left"/>
-            </w:pPr>
-            <w:r>
-              <w:rPr>
-                <w:rFonts w:ascii="Times New Roman" w:hAnsi="Times New Roman" w:eastAsia="Times New Roman"/>
-                <w:b w:val="0"/>
-                <w:i w:val="0"/>
-                <w:color w:val="000000"/>
-                <w:sz w:val="19"/>
-              </w:rPr>
-              <w:t>+8.7</w:t>
-            </w:r>
-          </w:p>
-        </w:tc>
-        <w:tc>
-          <w:tcPr>
-            <w:tcW w:type="dxa" w:w="954"/>
-          </w:tcPr>
-          <w:p>
-            <w:pPr>
-              <w:spacing w:after="40" w:before="40" w:line="240" w:lineRule="auto"/>
-              <w:jc w:val="left"/>
-            </w:pPr>
-            <w:r>
-              <w:rPr>
-                <w:rFonts w:ascii="Times New Roman" w:hAnsi="Times New Roman" w:eastAsia="Times New Roman"/>
-                <w:b w:val="0"/>
-                <w:i w:val="0"/>
-                <w:color w:val="000000"/>
-                <w:sz w:val="19"/>
-              </w:rPr>
-              <w:t>Yes</w:t>
-            </w:r>
-          </w:p>
-        </w:tc>
-      </w:tr>
-      <w:tr>
-        <w:trPr>
-          <w:cantSplit/>
-        </w:trPr>
-        <w:tc>
-          <w:tcPr>
-            <w:tcW w:type="dxa" w:w="1144"/>
-          </w:tcPr>
-          <w:p>
-            <w:pPr>
-              <w:spacing w:after="40" w:before="40" w:line="240" w:lineRule="auto"/>
-              <w:jc w:val="left"/>
-            </w:pPr>
-            <w:r>
-              <w:rPr>
-                <w:rFonts w:ascii="Times New Roman" w:hAnsi="Times New Roman" w:eastAsia="Times New Roman"/>
-                <w:b w:val="0"/>
-                <w:i w:val="0"/>
-                <w:color w:val="000000"/>
-                <w:sz w:val="19"/>
-              </w:rPr>
-              <w:t>Stress</w:t>
-            </w:r>
-          </w:p>
-        </w:tc>
-        <w:tc>
-          <w:tcPr>
-            <w:tcW w:type="dxa" w:w="1653"/>
-          </w:tcPr>
-          <w:p>
-            <w:pPr>
-              <w:spacing w:after="40" w:before="40" w:line="240" w:lineRule="auto"/>
-              <w:jc w:val="left"/>
-            </w:pPr>
-            <w:r>
-              <w:rPr>
-                <w:rFonts w:ascii="Times New Roman" w:hAnsi="Times New Roman" w:eastAsia="Times New Roman"/>
-                <w:b w:val="0"/>
-                <w:i w:val="0"/>
-                <w:color w:val="000000"/>
-                <w:sz w:val="19"/>
-              </w:rPr>
-              <w:t>72.0</w:t>
-            </w:r>
-          </w:p>
-        </w:tc>
-        <w:tc>
-          <w:tcPr>
-            <w:tcW w:type="dxa" w:w="1399"/>
-          </w:tcPr>
-          <w:p>
-            <w:pPr>
-              <w:spacing w:after="40" w:before="40" w:line="240" w:lineRule="auto"/>
-              <w:jc w:val="left"/>
-            </w:pPr>
-            <w:r>
-              <w:rPr>
-                <w:rFonts w:ascii="Times New Roman" w:hAnsi="Times New Roman" w:eastAsia="Times New Roman"/>
-                <w:b w:val="0"/>
-                <w:i w:val="0"/>
-                <w:color w:val="000000"/>
-                <w:sz w:val="19"/>
-              </w:rPr>
-              <w:t>40.3</w:t>
-            </w:r>
-          </w:p>
-        </w:tc>
-        <w:tc>
-          <w:tcPr>
-            <w:tcW w:type="dxa" w:w="1971"/>
-          </w:tcPr>
-          <w:p>
-            <w:pPr>
-              <w:spacing w:after="40" w:before="40" w:line="240" w:lineRule="auto"/>
-              <w:jc w:val="left"/>
-            </w:pPr>
-            <w:r>
-              <w:rPr>
-                <w:rFonts w:ascii="Times New Roman" w:hAnsi="Times New Roman" w:eastAsia="Times New Roman"/>
-                <w:b w:val="0"/>
-                <w:i w:val="0"/>
-                <w:color w:val="000000"/>
-                <w:sz w:val="19"/>
-              </w:rPr>
-              <w:t>+48.3</w:t>
-            </w:r>
-          </w:p>
-        </w:tc>
-        <w:tc>
-          <w:tcPr>
-            <w:tcW w:type="dxa" w:w="1907"/>
-          </w:tcPr>
-          <w:p>
-            <w:pPr>
-              <w:spacing w:after="40" w:before="40" w:line="240" w:lineRule="auto"/>
-              <w:jc w:val="left"/>
-            </w:pPr>
-            <w:r>
-              <w:rPr>
-                <w:rFonts w:ascii="Times New Roman" w:hAnsi="Times New Roman" w:eastAsia="Times New Roman"/>
-                <w:b w:val="0"/>
-                <w:i w:val="0"/>
-                <w:color w:val="000000"/>
-                <w:sz w:val="19"/>
-              </w:rPr>
-              <w:t>+11.2</w:t>
-            </w:r>
-          </w:p>
-        </w:tc>
-        <w:tc>
-          <w:tcPr>
-            <w:tcW w:type="dxa" w:w="954"/>
-          </w:tcPr>
-          <w:p>
-            <w:pPr>
-              <w:spacing w:after="40" w:before="40" w:line="240" w:lineRule="auto"/>
-              <w:jc w:val="left"/>
-            </w:pPr>
-            <w:r>
-              <w:rPr>
-                <w:rFonts w:ascii="Times New Roman" w:hAnsi="Times New Roman" w:eastAsia="Times New Roman"/>
-                <w:b w:val="0"/>
-                <w:i w:val="0"/>
-                <w:color w:val="000000"/>
-                <w:sz w:val="19"/>
+                <w:sz w:val="24"/>
               </w:rPr>
               <w:t>Yes</w:t>
             </w:r>
@@ -9381,58 +7384,6 @@
     </w:p>
     <w:p>
       <w:pPr>
-        <w:spacing w:after="240" w:before="0" w:line="360" w:lineRule="auto"/>
-        <w:jc w:val="both"/>
-      </w:pPr>
-      <w:r>
-        <w:rPr>
-          <w:rFonts w:ascii="Times New Roman" w:hAnsi="Times New Roman" w:eastAsia="Times New Roman"/>
-          <w:b w:val="0"/>
-          <w:i/>
-          <w:color w:val="000000"/>
-          <w:sz w:val="24"/>
-        </w:rPr>
-        <w:t>Gap = share of people with the factor among those with hair fall minus the share among those without. For the final dataset, "hair fall" means Moderate or High risk.</w:t>
-      </w:r>
-    </w:p>
-    <w:p>
-      <w:pPr>
-        <w:spacing w:after="240" w:before="0" w:line="360" w:lineRule="auto"/>
-        <w:jc w:val="both"/>
-      </w:pPr>
-      <w:r>
-        <w:rPr>
-          <w:rFonts w:ascii="Times New Roman" w:hAnsi="Times New Roman" w:eastAsia="Times New Roman"/>
-          <w:b w:val="0"/>
-          <w:i w:val="0"/>
-          <w:color w:val="000000"/>
-          <w:sz w:val="24"/>
-        </w:rPr>
-        <w:t xml:space="preserve">The final dataset is therefore treated as a </w:t>
-      </w:r>
-      <w:r>
-        <w:rPr>
-          <w:rFonts w:ascii="Times New Roman" w:hAnsi="Times New Roman" w:eastAsia="Times New Roman"/>
-          <w:b/>
-          <w:i w:val="0"/>
-          <w:color w:val="000000"/>
-          <w:sz w:val="24"/>
-        </w:rPr>
-        <w:t>semi-synthetic benchmark</w:t>
-      </w:r>
-      <w:r>
-        <w:rPr>
-          <w:rFonts w:ascii="Times New Roman" w:hAnsi="Times New Roman" w:eastAsia="Times New Roman"/>
-          <w:b w:val="0"/>
-          <w:i w:val="0"/>
-          <w:color w:val="000000"/>
-          <w:sz w:val="24"/>
-        </w:rPr>
-        <w:t>: what the models learn reflects relationships built into the data, not new clinical evidence.</w:t>
-      </w:r>
-    </w:p>
-    <w:p>
-      <w:pPr>
         <w:pStyle w:val="Heading3"/>
         <w:keepNext/>
         <w:spacing w:after="240" w:before="120" w:line="360" w:lineRule="auto"/>
@@ -9930,7 +7881,7 @@
       <w:pPr>
         <w:keepNext/>
         <w:spacing w:after="120" w:before="0" w:line="360" w:lineRule="auto"/>
-        <w:jc w:val="left"/>
+        <w:jc w:val="center"/>
       </w:pPr>
       <w:r>
         <w:rPr>
@@ -9962,12 +7913,12 @@
         <w:tblLook w:firstColumn="1" w:firstRow="1" w:lastColumn="0" w:lastRow="0" w:noHBand="0" w:noVBand="1" w:val="04A0"/>
       </w:tblPr>
       <w:tblGrid>
-        <w:gridCol w:w="2141"/>
-        <w:gridCol w:w="1210"/>
-        <w:gridCol w:w="1210"/>
-        <w:gridCol w:w="1210"/>
-        <w:gridCol w:w="1582"/>
-        <w:gridCol w:w="1675"/>
+        <w:gridCol w:w="2762"/>
+        <w:gridCol w:w="1593"/>
+        <w:gridCol w:w="1062"/>
+        <w:gridCol w:w="1062"/>
+        <w:gridCol w:w="1275"/>
+        <w:gridCol w:w="1275"/>
       </w:tblGrid>
       <w:tr>
         <w:trPr>
@@ -9976,7 +7927,7 @@
         </w:trPr>
         <w:tc>
           <w:tcPr>
-            <w:tcW w:type="dxa" w:w="2141"/>
+            <w:tcW w:type="dxa" w:w="2762"/>
             <w:shd w:val="clear" w:color="auto" w:fill="E7E6E6"/>
           </w:tcPr>
           <w:p>
@@ -9998,7 +7949,7 @@
         </w:tc>
         <w:tc>
           <w:tcPr>
-            <w:tcW w:type="dxa" w:w="1210"/>
+            <w:tcW w:type="dxa" w:w="1593"/>
             <w:shd w:val="clear" w:color="auto" w:fill="E7E6E6"/>
           </w:tcPr>
           <w:p>
@@ -10020,7 +7971,7 @@
         </w:tc>
         <w:tc>
           <w:tcPr>
-            <w:tcW w:type="dxa" w:w="1210"/>
+            <w:tcW w:type="dxa" w:w="1062"/>
             <w:shd w:val="clear" w:color="auto" w:fill="E7E6E6"/>
           </w:tcPr>
           <w:p>
@@ -10042,7 +7993,7 @@
         </w:tc>
         <w:tc>
           <w:tcPr>
-            <w:tcW w:type="dxa" w:w="1210"/>
+            <w:tcW w:type="dxa" w:w="1062"/>
             <w:shd w:val="clear" w:color="auto" w:fill="E7E6E6"/>
           </w:tcPr>
           <w:p>
@@ -10064,7 +8015,7 @@
         </w:tc>
         <w:tc>
           <w:tcPr>
-            <w:tcW w:type="dxa" w:w="1582"/>
+            <w:tcW w:type="dxa" w:w="1275"/>
             <w:shd w:val="clear" w:color="auto" w:fill="E7E6E6"/>
           </w:tcPr>
           <w:p>
@@ -10086,7 +8037,7 @@
         </w:tc>
         <w:tc>
           <w:tcPr>
-            <w:tcW w:type="dxa" w:w="1675"/>
+            <w:tcW w:type="dxa" w:w="1275"/>
             <w:shd w:val="clear" w:color="auto" w:fill="E7E6E6"/>
           </w:tcPr>
           <w:p>
@@ -10113,7 +8064,7 @@
         </w:trPr>
         <w:tc>
           <w:tcPr>
-            <w:tcW w:type="dxa" w:w="2141"/>
+            <w:tcW w:type="dxa" w:w="2762"/>
           </w:tcPr>
           <w:p>
             <w:pPr>
@@ -10134,7 +8085,7 @@
         </w:tc>
         <w:tc>
           <w:tcPr>
-            <w:tcW w:type="dxa" w:w="1210"/>
+            <w:tcW w:type="dxa" w:w="1593"/>
           </w:tcPr>
           <w:p>
             <w:pPr>
@@ -10155,7 +8106,7 @@
         </w:tc>
         <w:tc>
           <w:tcPr>
-            <w:tcW w:type="dxa" w:w="1210"/>
+            <w:tcW w:type="dxa" w:w="1062"/>
           </w:tcPr>
           <w:p>
             <w:pPr>
@@ -10176,7 +8127,7 @@
         </w:tc>
         <w:tc>
           <w:tcPr>
-            <w:tcW w:type="dxa" w:w="1210"/>
+            <w:tcW w:type="dxa" w:w="1062"/>
           </w:tcPr>
           <w:p>
             <w:pPr>
@@ -10197,7 +8148,7 @@
         </w:tc>
         <w:tc>
           <w:tcPr>
-            <w:tcW w:type="dxa" w:w="1582"/>
+            <w:tcW w:type="dxa" w:w="1275"/>
           </w:tcPr>
           <w:p>
             <w:pPr>
@@ -10218,7 +8169,7 @@
         </w:tc>
         <w:tc>
           <w:tcPr>
-            <w:tcW w:type="dxa" w:w="1675"/>
+            <w:tcW w:type="dxa" w:w="1275"/>
           </w:tcPr>
           <w:p>
             <w:pPr>
@@ -10244,7 +8195,7 @@
         </w:trPr>
         <w:tc>
           <w:tcPr>
-            <w:tcW w:type="dxa" w:w="2141"/>
+            <w:tcW w:type="dxa" w:w="2762"/>
           </w:tcPr>
           <w:p>
             <w:pPr>
@@ -10265,7 +8216,7 @@
         </w:tc>
         <w:tc>
           <w:tcPr>
-            <w:tcW w:type="dxa" w:w="1210"/>
+            <w:tcW w:type="dxa" w:w="1593"/>
           </w:tcPr>
           <w:p>
             <w:pPr>
@@ -10286,7 +8237,7 @@
         </w:tc>
         <w:tc>
           <w:tcPr>
-            <w:tcW w:type="dxa" w:w="1210"/>
+            <w:tcW w:type="dxa" w:w="1062"/>
           </w:tcPr>
           <w:p>
             <w:pPr>
@@ -10307,7 +8258,7 @@
         </w:tc>
         <w:tc>
           <w:tcPr>
-            <w:tcW w:type="dxa" w:w="1210"/>
+            <w:tcW w:type="dxa" w:w="1062"/>
           </w:tcPr>
           <w:p>
             <w:pPr>
@@ -10328,7 +8279,7 @@
         </w:tc>
         <w:tc>
           <w:tcPr>
-            <w:tcW w:type="dxa" w:w="1582"/>
+            <w:tcW w:type="dxa" w:w="1275"/>
           </w:tcPr>
           <w:p>
             <w:pPr>
@@ -10349,7 +8300,7 @@
         </w:tc>
         <w:tc>
           <w:tcPr>
-            <w:tcW w:type="dxa" w:w="1675"/>
+            <w:tcW w:type="dxa" w:w="1275"/>
           </w:tcPr>
           <w:p>
             <w:pPr>
@@ -10375,7 +8326,7 @@
         </w:trPr>
         <w:tc>
           <w:tcPr>
-            <w:tcW w:type="dxa" w:w="2141"/>
+            <w:tcW w:type="dxa" w:w="2762"/>
           </w:tcPr>
           <w:p>
             <w:pPr>
@@ -10396,7 +8347,7 @@
         </w:tc>
         <w:tc>
           <w:tcPr>
-            <w:tcW w:type="dxa" w:w="1210"/>
+            <w:tcW w:type="dxa" w:w="1593"/>
           </w:tcPr>
           <w:p>
             <w:pPr>
@@ -10417,7 +8368,7 @@
         </w:tc>
         <w:tc>
           <w:tcPr>
-            <w:tcW w:type="dxa" w:w="1210"/>
+            <w:tcW w:type="dxa" w:w="1062"/>
           </w:tcPr>
           <w:p>
             <w:pPr>
@@ -10438,7 +8389,7 @@
         </w:tc>
         <w:tc>
           <w:tcPr>
-            <w:tcW w:type="dxa" w:w="1210"/>
+            <w:tcW w:type="dxa" w:w="1062"/>
           </w:tcPr>
           <w:p>
             <w:pPr>
@@ -10459,7 +8410,7 @@
         </w:tc>
         <w:tc>
           <w:tcPr>
-            <w:tcW w:type="dxa" w:w="1582"/>
+            <w:tcW w:type="dxa" w:w="1275"/>
           </w:tcPr>
           <w:p>
             <w:pPr>
@@ -10480,7 +8431,7 @@
         </w:tc>
         <w:tc>
           <w:tcPr>
-            <w:tcW w:type="dxa" w:w="1675"/>
+            <w:tcW w:type="dxa" w:w="1275"/>
           </w:tcPr>
           <w:p>
             <w:pPr>
@@ -10506,7 +8457,7 @@
         </w:trPr>
         <w:tc>
           <w:tcPr>
-            <w:tcW w:type="dxa" w:w="2141"/>
+            <w:tcW w:type="dxa" w:w="2762"/>
           </w:tcPr>
           <w:p>
             <w:pPr>
@@ -10527,7 +8478,7 @@
         </w:tc>
         <w:tc>
           <w:tcPr>
-            <w:tcW w:type="dxa" w:w="1210"/>
+            <w:tcW w:type="dxa" w:w="1593"/>
           </w:tcPr>
           <w:p>
             <w:pPr>
@@ -10548,7 +8499,7 @@
         </w:tc>
         <w:tc>
           <w:tcPr>
-            <w:tcW w:type="dxa" w:w="1210"/>
+            <w:tcW w:type="dxa" w:w="1062"/>
           </w:tcPr>
           <w:p>
             <w:pPr>
@@ -10569,7 +8520,7 @@
         </w:tc>
         <w:tc>
           <w:tcPr>
-            <w:tcW w:type="dxa" w:w="1210"/>
+            <w:tcW w:type="dxa" w:w="1062"/>
           </w:tcPr>
           <w:p>
             <w:pPr>
@@ -10590,7 +8541,7 @@
         </w:tc>
         <w:tc>
           <w:tcPr>
-            <w:tcW w:type="dxa" w:w="1582"/>
+            <w:tcW w:type="dxa" w:w="1275"/>
           </w:tcPr>
           <w:p>
             <w:pPr>
@@ -10611,7 +8562,7 @@
         </w:tc>
         <w:tc>
           <w:tcPr>
-            <w:tcW w:type="dxa" w:w="1675"/>
+            <w:tcW w:type="dxa" w:w="1275"/>
           </w:tcPr>
           <w:p>
             <w:pPr>
@@ -10637,7 +8588,7 @@
         </w:trPr>
         <w:tc>
           <w:tcPr>
-            <w:tcW w:type="dxa" w:w="2141"/>
+            <w:tcW w:type="dxa" w:w="2762"/>
           </w:tcPr>
           <w:p>
             <w:pPr>
@@ -10658,7 +8609,7 @@
         </w:tc>
         <w:tc>
           <w:tcPr>
-            <w:tcW w:type="dxa" w:w="1210"/>
+            <w:tcW w:type="dxa" w:w="1593"/>
           </w:tcPr>
           <w:p>
             <w:pPr>
@@ -10679,7 +8630,7 @@
         </w:tc>
         <w:tc>
           <w:tcPr>
-            <w:tcW w:type="dxa" w:w="1210"/>
+            <w:tcW w:type="dxa" w:w="1062"/>
           </w:tcPr>
           <w:p>
             <w:pPr>
@@ -10700,7 +8651,7 @@
         </w:tc>
         <w:tc>
           <w:tcPr>
-            <w:tcW w:type="dxa" w:w="1210"/>
+            <w:tcW w:type="dxa" w:w="1062"/>
           </w:tcPr>
           <w:p>
             <w:pPr>
@@ -10721,7 +8672,7 @@
         </w:tc>
         <w:tc>
           <w:tcPr>
-            <w:tcW w:type="dxa" w:w="1582"/>
+            <w:tcW w:type="dxa" w:w="1275"/>
           </w:tcPr>
           <w:p>
             <w:pPr>
@@ -10742,7 +8693,7 @@
         </w:tc>
         <w:tc>
           <w:tcPr>
-            <w:tcW w:type="dxa" w:w="1675"/>
+            <w:tcW w:type="dxa" w:w="1275"/>
           </w:tcPr>
           <w:p>
             <w:pPr>
@@ -10768,7 +8719,7 @@
         </w:trPr>
         <w:tc>
           <w:tcPr>
-            <w:tcW w:type="dxa" w:w="2141"/>
+            <w:tcW w:type="dxa" w:w="2762"/>
           </w:tcPr>
           <w:p>
             <w:pPr>
@@ -10789,7 +8740,7 @@
         </w:tc>
         <w:tc>
           <w:tcPr>
-            <w:tcW w:type="dxa" w:w="1210"/>
+            <w:tcW w:type="dxa" w:w="1593"/>
           </w:tcPr>
           <w:p>
             <w:pPr>
@@ -10810,7 +8761,7 @@
         </w:tc>
         <w:tc>
           <w:tcPr>
-            <w:tcW w:type="dxa" w:w="1210"/>
+            <w:tcW w:type="dxa" w:w="1062"/>
           </w:tcPr>
           <w:p>
             <w:pPr>
@@ -10831,7 +8782,7 @@
         </w:tc>
         <w:tc>
           <w:tcPr>
-            <w:tcW w:type="dxa" w:w="1210"/>
+            <w:tcW w:type="dxa" w:w="1062"/>
           </w:tcPr>
           <w:p>
             <w:pPr>
@@ -10852,7 +8803,7 @@
         </w:tc>
         <w:tc>
           <w:tcPr>
-            <w:tcW w:type="dxa" w:w="1582"/>
+            <w:tcW w:type="dxa" w:w="1275"/>
           </w:tcPr>
           <w:p>
             <w:pPr>
@@ -10873,7 +8824,7 @@
         </w:tc>
         <w:tc>
           <w:tcPr>
-            <w:tcW w:type="dxa" w:w="1675"/>
+            <w:tcW w:type="dxa" w:w="1275"/>
           </w:tcPr>
           <w:p>
             <w:pPr>
@@ -10899,7 +8850,7 @@
         </w:trPr>
         <w:tc>
           <w:tcPr>
-            <w:tcW w:type="dxa" w:w="2141"/>
+            <w:tcW w:type="dxa" w:w="2762"/>
           </w:tcPr>
           <w:p>
             <w:pPr>
@@ -10920,7 +8871,7 @@
         </w:tc>
         <w:tc>
           <w:tcPr>
-            <w:tcW w:type="dxa" w:w="1210"/>
+            <w:tcW w:type="dxa" w:w="1593"/>
           </w:tcPr>
           <w:p>
             <w:pPr>
@@ -10941,7 +8892,7 @@
         </w:tc>
         <w:tc>
           <w:tcPr>
-            <w:tcW w:type="dxa" w:w="1210"/>
+            <w:tcW w:type="dxa" w:w="1062"/>
           </w:tcPr>
           <w:p>
             <w:pPr>
@@ -10962,7 +8913,7 @@
         </w:tc>
         <w:tc>
           <w:tcPr>
-            <w:tcW w:type="dxa" w:w="1210"/>
+            <w:tcW w:type="dxa" w:w="1062"/>
           </w:tcPr>
           <w:p>
             <w:pPr>
@@ -10983,7 +8934,7 @@
         </w:tc>
         <w:tc>
           <w:tcPr>
-            <w:tcW w:type="dxa" w:w="1582"/>
+            <w:tcW w:type="dxa" w:w="1275"/>
           </w:tcPr>
           <w:p>
             <w:pPr>
@@ -11004,7 +8955,7 @@
         </w:tc>
         <w:tc>
           <w:tcPr>
-            <w:tcW w:type="dxa" w:w="1675"/>
+            <w:tcW w:type="dxa" w:w="1275"/>
           </w:tcPr>
           <w:p>
             <w:pPr>
@@ -11124,7 +9075,7 @@
     <w:p>
       <w:pPr>
         <w:spacing w:after="240" w:before="0" w:line="360" w:lineRule="auto"/>
-        <w:jc w:val="left"/>
+        <w:jc w:val="center"/>
       </w:pPr>
       <w:r>
         <w:rPr>
@@ -11228,19 +9179,19 @@
     <w:tbl>
       <w:tblPr>
         <w:tblW w:type="auto" w:w="0"/>
-        <w:jc w:val="center"/>
+        <w:jc w:val="left"/>
         <w:tblLayout w:type="fixed"/>
         <w:tblLook w:firstColumn="1" w:firstRow="1" w:lastColumn="0" w:lastRow="0" w:noHBand="0" w:noVBand="1" w:val="04A0"/>
       </w:tblPr>
       <w:tblGrid>
-        <w:gridCol w:w="216"/>
-        <w:gridCol w:w="6941"/>
-        <w:gridCol w:w="1872"/>
+        <w:gridCol w:w="977"/>
+        <w:gridCol w:w="4814"/>
+        <w:gridCol w:w="2129"/>
       </w:tblGrid>
       <w:tr>
         <w:tc>
           <w:tcPr>
-            <w:tcW w:type="dxa" w:w="216"/>
+            <w:tcW w:type="dxa" w:w="977"/>
             <w:vAlign w:val="center"/>
           </w:tcPr>
           <w:p>
@@ -11251,13 +9202,13 @@
         </w:tc>
         <w:tc>
           <w:tcPr>
-            <w:tcW w:type="dxa" w:w="6941"/>
+            <w:tcW w:type="dxa" w:w="4814"/>
             <w:vAlign w:val="center"/>
           </w:tcPr>
           <w:p>
             <w:pPr>
               <w:spacing w:after="0" w:before="0" w:line="240" w:lineRule="auto"/>
-              <w:jc w:val="center"/>
+              <w:jc w:val="left"/>
             </w:pPr>
             <w:r>
               <w:drawing>
@@ -11297,13 +9248,13 @@
         </w:tc>
         <w:tc>
           <w:tcPr>
-            <w:tcW w:type="dxa" w:w="1872"/>
+            <w:tcW w:type="dxa" w:w="2129"/>
             <w:vAlign w:val="center"/>
           </w:tcPr>
           <w:p>
             <w:pPr>
               <w:tabs>
-                <w:tab w:pos="1584" w:val="right" w:leader="dot"/>
+                <w:tab w:pos="1913" w:val="right" w:leader="dot"/>
               </w:tabs>
               <w:spacing w:after="0" w:before="0" w:line="240" w:lineRule="auto"/>
               <w:jc w:val="left"/>
@@ -11438,19 +9389,19 @@
     <w:tbl>
       <w:tblPr>
         <w:tblW w:type="auto" w:w="0"/>
-        <w:jc w:val="center"/>
+        <w:jc w:val="left"/>
         <w:tblLayout w:type="fixed"/>
         <w:tblLook w:firstColumn="1" w:firstRow="1" w:lastColumn="0" w:lastRow="0" w:noHBand="0" w:noVBand="1" w:val="04A0"/>
       </w:tblPr>
       <w:tblGrid>
-        <w:gridCol w:w="216"/>
-        <w:gridCol w:w="6941"/>
-        <w:gridCol w:w="1872"/>
+        <w:gridCol w:w="2174"/>
+        <w:gridCol w:w="2419"/>
+        <w:gridCol w:w="3326"/>
       </w:tblGrid>
       <w:tr>
         <w:tc>
           <w:tcPr>
-            <w:tcW w:type="dxa" w:w="216"/>
+            <w:tcW w:type="dxa" w:w="2174"/>
             <w:vAlign w:val="center"/>
           </w:tcPr>
           <w:p>
@@ -11461,13 +9412,13 @@
         </w:tc>
         <w:tc>
           <w:tcPr>
-            <w:tcW w:type="dxa" w:w="6941"/>
+            <w:tcW w:type="dxa" w:w="2419"/>
             <w:vAlign w:val="center"/>
           </w:tcPr>
           <w:p>
             <w:pPr>
               <w:spacing w:after="0" w:before="0" w:line="240" w:lineRule="auto"/>
-              <w:jc w:val="center"/>
+              <w:jc w:val="left"/>
             </w:pPr>
             <w:r>
               <w:drawing>
@@ -11507,13 +9458,13 @@
         </w:tc>
         <w:tc>
           <w:tcPr>
-            <w:tcW w:type="dxa" w:w="1872"/>
+            <w:tcW w:type="dxa" w:w="3326"/>
             <w:vAlign w:val="center"/>
           </w:tcPr>
           <w:p>
             <w:pPr>
               <w:tabs>
-                <w:tab w:pos="1584" w:val="right" w:leader="dot"/>
+                <w:tab w:pos="3110" w:val="right" w:leader="dot"/>
               </w:tabs>
               <w:spacing w:after="0" w:before="0" w:line="240" w:lineRule="auto"/>
               <w:jc w:val="left"/>
@@ -11613,7 +9564,7 @@
     <w:p>
       <w:pPr>
         <w:spacing w:after="240" w:before="0" w:line="360" w:lineRule="auto"/>
-        <w:jc w:val="left"/>
+        <w:jc w:val="center"/>
       </w:pPr>
       <w:r>
         <w:rPr>
@@ -11655,19 +9606,19 @@
     <w:tbl>
       <w:tblPr>
         <w:tblW w:type="auto" w:w="0"/>
-        <w:jc w:val="center"/>
+        <w:jc w:val="left"/>
         <w:tblLayout w:type="fixed"/>
         <w:tblLook w:firstColumn="1" w:firstRow="1" w:lastColumn="0" w:lastRow="0" w:noHBand="0" w:noVBand="1" w:val="04A0"/>
       </w:tblPr>
       <w:tblGrid>
-        <w:gridCol w:w="216"/>
-        <w:gridCol w:w="6941"/>
-        <w:gridCol w:w="1872"/>
+        <w:gridCol w:w="1322"/>
+        <w:gridCol w:w="4123"/>
+        <w:gridCol w:w="2474"/>
       </w:tblGrid>
       <w:tr>
         <w:tc>
           <w:tcPr>
-            <w:tcW w:type="dxa" w:w="216"/>
+            <w:tcW w:type="dxa" w:w="1322"/>
             <w:vAlign w:val="center"/>
           </w:tcPr>
           <w:p>
@@ -11678,13 +9629,13 @@
         </w:tc>
         <w:tc>
           <w:tcPr>
-            <w:tcW w:type="dxa" w:w="6941"/>
+            <w:tcW w:type="dxa" w:w="4123"/>
             <w:vAlign w:val="center"/>
           </w:tcPr>
           <w:p>
             <w:pPr>
               <w:spacing w:after="0" w:before="0" w:line="240" w:lineRule="auto"/>
-              <w:jc w:val="center"/>
+              <w:jc w:val="left"/>
             </w:pPr>
             <w:r>
               <w:drawing>
@@ -11724,13 +9675,13 @@
         </w:tc>
         <w:tc>
           <w:tcPr>
-            <w:tcW w:type="dxa" w:w="1872"/>
+            <w:tcW w:type="dxa" w:w="2474"/>
             <w:vAlign w:val="center"/>
           </w:tcPr>
           <w:p>
             <w:pPr>
               <w:tabs>
-                <w:tab w:pos="1584" w:val="right" w:leader="dot"/>
+                <w:tab w:pos="2258" w:val="right" w:leader="dot"/>
               </w:tabs>
               <w:spacing w:after="0" w:before="0" w:line="240" w:lineRule="auto"/>
               <w:jc w:val="left"/>
@@ -11923,7 +9874,7 @@
     <w:p>
       <w:pPr>
         <w:spacing w:after="240" w:before="0" w:line="360" w:lineRule="auto"/>
-        <w:jc w:val="left"/>
+        <w:jc w:val="center"/>
       </w:pPr>
       <w:r>
         <w:rPr>
@@ -12023,7 +9974,7 @@
     <w:p>
       <w:pPr>
         <w:spacing w:after="240" w:before="0" w:line="360" w:lineRule="auto"/>
-        <w:jc w:val="left"/>
+        <w:jc w:val="center"/>
       </w:pPr>
       <w:r>
         <w:rPr>
@@ -12065,19 +10016,19 @@
     <w:tbl>
       <w:tblPr>
         <w:tblW w:type="auto" w:w="0"/>
-        <w:jc w:val="center"/>
+        <w:jc w:val="left"/>
         <w:tblLayout w:type="fixed"/>
         <w:tblLook w:firstColumn="1" w:firstRow="1" w:lastColumn="0" w:lastRow="0" w:noHBand="0" w:noVBand="1" w:val="04A0"/>
       </w:tblPr>
       <w:tblGrid>
-        <w:gridCol w:w="216"/>
-        <w:gridCol w:w="6941"/>
-        <w:gridCol w:w="1872"/>
+        <w:gridCol w:w="2189"/>
+        <w:gridCol w:w="2390"/>
+        <w:gridCol w:w="3341"/>
       </w:tblGrid>
       <w:tr>
         <w:tc>
           <w:tcPr>
-            <w:tcW w:type="dxa" w:w="216"/>
+            <w:tcW w:type="dxa" w:w="2189"/>
             <w:vAlign w:val="center"/>
           </w:tcPr>
           <w:p>
@@ -12088,13 +10039,13 @@
         </w:tc>
         <w:tc>
           <w:tcPr>
-            <w:tcW w:type="dxa" w:w="6941"/>
+            <w:tcW w:type="dxa" w:w="2390"/>
             <w:vAlign w:val="center"/>
           </w:tcPr>
           <w:p>
             <w:pPr>
               <w:spacing w:after="0" w:before="0" w:line="240" w:lineRule="auto"/>
-              <w:jc w:val="center"/>
+              <w:jc w:val="left"/>
             </w:pPr>
             <w:r>
               <w:drawing>
@@ -12134,13 +10085,13 @@
         </w:tc>
         <w:tc>
           <w:tcPr>
-            <w:tcW w:type="dxa" w:w="1872"/>
+            <w:tcW w:type="dxa" w:w="3341"/>
             <w:vAlign w:val="center"/>
           </w:tcPr>
           <w:p>
             <w:pPr>
               <w:tabs>
-                <w:tab w:pos="1584" w:val="right" w:leader="dot"/>
+                <w:tab w:pos="3125" w:val="right" w:leader="dot"/>
               </w:tabs>
               <w:spacing w:after="0" w:before="0" w:line="240" w:lineRule="auto"/>
               <w:jc w:val="left"/>
@@ -12325,7 +10276,7 @@
       <w:pPr>
         <w:keepNext/>
         <w:spacing w:after="120" w:before="0" w:line="360" w:lineRule="auto"/>
-        <w:jc w:val="left"/>
+        <w:jc w:val="center"/>
       </w:pPr>
       <w:r>
         <w:rPr>
@@ -12357,9 +10308,9 @@
         <w:tblLook w:firstColumn="1" w:firstRow="1" w:lastColumn="0" w:lastRow="0" w:noHBand="0" w:noVBand="1" w:val="04A0"/>
       </w:tblPr>
       <w:tblGrid>
-        <w:gridCol w:w="3732"/>
-        <w:gridCol w:w="3732"/>
-        <w:gridCol w:w="1565"/>
+        <w:gridCol w:w="3655"/>
+        <w:gridCol w:w="3655"/>
+        <w:gridCol w:w="1720"/>
       </w:tblGrid>
       <w:tr>
         <w:trPr>
@@ -12368,7 +10319,7 @@
         </w:trPr>
         <w:tc>
           <w:tcPr>
-            <w:tcW w:type="dxa" w:w="3732"/>
+            <w:tcW w:type="dxa" w:w="3655"/>
             <w:shd w:val="clear" w:color="auto" w:fill="E7E6E6"/>
           </w:tcPr>
           <w:p>
@@ -12390,7 +10341,7 @@
         </w:tc>
         <w:tc>
           <w:tcPr>
-            <w:tcW w:type="dxa" w:w="3732"/>
+            <w:tcW w:type="dxa" w:w="3655"/>
             <w:shd w:val="clear" w:color="auto" w:fill="E7E6E6"/>
           </w:tcPr>
           <w:p>
@@ -12412,7 +10363,7 @@
         </w:tc>
         <w:tc>
           <w:tcPr>
-            <w:tcW w:type="dxa" w:w="1565"/>
+            <w:tcW w:type="dxa" w:w="1720"/>
             <w:shd w:val="clear" w:color="auto" w:fill="E7E6E6"/>
           </w:tcPr>
           <w:p>
@@ -12439,7 +10390,7 @@
         </w:trPr>
         <w:tc>
           <w:tcPr>
-            <w:tcW w:type="dxa" w:w="3732"/>
+            <w:tcW w:type="dxa" w:w="3655"/>
           </w:tcPr>
           <w:p>
             <w:pPr>
@@ -12460,7 +10411,7 @@
         </w:tc>
         <w:tc>
           <w:tcPr>
-            <w:tcW w:type="dxa" w:w="3732"/>
+            <w:tcW w:type="dxa" w:w="3655"/>
           </w:tcPr>
           <w:p>
             <w:pPr>
@@ -12481,7 +10432,7 @@
         </w:tc>
         <w:tc>
           <w:tcPr>
-            <w:tcW w:type="dxa" w:w="1565"/>
+            <w:tcW w:type="dxa" w:w="1720"/>
           </w:tcPr>
           <w:p>
             <w:pPr>
@@ -12507,7 +10458,7 @@
         </w:trPr>
         <w:tc>
           <w:tcPr>
-            <w:tcW w:type="dxa" w:w="3732"/>
+            <w:tcW w:type="dxa" w:w="3655"/>
           </w:tcPr>
           <w:p>
             <w:pPr>
@@ -12528,7 +10479,7 @@
         </w:tc>
         <w:tc>
           <w:tcPr>
-            <w:tcW w:type="dxa" w:w="3732"/>
+            <w:tcW w:type="dxa" w:w="3655"/>
           </w:tcPr>
           <w:p>
             <w:pPr>
@@ -12549,7 +10500,7 @@
         </w:tc>
         <w:tc>
           <w:tcPr>
-            <w:tcW w:type="dxa" w:w="1565"/>
+            <w:tcW w:type="dxa" w:w="1720"/>
           </w:tcPr>
           <w:p>
             <w:pPr>
@@ -12575,7 +10526,7 @@
         </w:trPr>
         <w:tc>
           <w:tcPr>
-            <w:tcW w:type="dxa" w:w="3732"/>
+            <w:tcW w:type="dxa" w:w="3655"/>
           </w:tcPr>
           <w:p>
             <w:pPr>
@@ -12596,7 +10547,7 @@
         </w:tc>
         <w:tc>
           <w:tcPr>
-            <w:tcW w:type="dxa" w:w="3732"/>
+            <w:tcW w:type="dxa" w:w="3655"/>
           </w:tcPr>
           <w:p>
             <w:pPr>
@@ -12617,7 +10568,7 @@
         </w:tc>
         <w:tc>
           <w:tcPr>
-            <w:tcW w:type="dxa" w:w="1565"/>
+            <w:tcW w:type="dxa" w:w="1720"/>
           </w:tcPr>
           <w:p>
             <w:pPr>
@@ -12643,7 +10594,7 @@
         </w:trPr>
         <w:tc>
           <w:tcPr>
-            <w:tcW w:type="dxa" w:w="3732"/>
+            <w:tcW w:type="dxa" w:w="3655"/>
           </w:tcPr>
           <w:p>
             <w:pPr>
@@ -12664,7 +10615,7 @@
         </w:tc>
         <w:tc>
           <w:tcPr>
-            <w:tcW w:type="dxa" w:w="3732"/>
+            <w:tcW w:type="dxa" w:w="3655"/>
           </w:tcPr>
           <w:p>
             <w:pPr>
@@ -12685,7 +10636,7 @@
         </w:tc>
         <w:tc>
           <w:tcPr>
-            <w:tcW w:type="dxa" w:w="1565"/>
+            <w:tcW w:type="dxa" w:w="1720"/>
           </w:tcPr>
           <w:p>
             <w:pPr>
@@ -12711,7 +10662,7 @@
         </w:trPr>
         <w:tc>
           <w:tcPr>
-            <w:tcW w:type="dxa" w:w="3732"/>
+            <w:tcW w:type="dxa" w:w="3655"/>
           </w:tcPr>
           <w:p>
             <w:pPr>
@@ -12732,7 +10683,7 @@
         </w:tc>
         <w:tc>
           <w:tcPr>
-            <w:tcW w:type="dxa" w:w="3732"/>
+            <w:tcW w:type="dxa" w:w="3655"/>
           </w:tcPr>
           <w:p>
             <w:pPr>
@@ -12753,7 +10704,7 @@
         </w:tc>
         <w:tc>
           <w:tcPr>
-            <w:tcW w:type="dxa" w:w="1565"/>
+            <w:tcW w:type="dxa" w:w="1720"/>
           </w:tcPr>
           <w:p>
             <w:pPr>
@@ -12779,7 +10730,7 @@
         </w:trPr>
         <w:tc>
           <w:tcPr>
-            <w:tcW w:type="dxa" w:w="3732"/>
+            <w:tcW w:type="dxa" w:w="3655"/>
           </w:tcPr>
           <w:p>
             <w:pPr>
@@ -12800,7 +10751,7 @@
         </w:tc>
         <w:tc>
           <w:tcPr>
-            <w:tcW w:type="dxa" w:w="3732"/>
+            <w:tcW w:type="dxa" w:w="3655"/>
           </w:tcPr>
           <w:p>
             <w:pPr>
@@ -12821,7 +10772,7 @@
         </w:tc>
         <w:tc>
           <w:tcPr>
-            <w:tcW w:type="dxa" w:w="1565"/>
+            <w:tcW w:type="dxa" w:w="1720"/>
           </w:tcPr>
           <w:p>
             <w:pPr>
@@ -12847,7 +10798,7 @@
         </w:trPr>
         <w:tc>
           <w:tcPr>
-            <w:tcW w:type="dxa" w:w="3732"/>
+            <w:tcW w:type="dxa" w:w="3655"/>
           </w:tcPr>
           <w:p>
             <w:pPr>
@@ -12868,7 +10819,7 @@
         </w:tc>
         <w:tc>
           <w:tcPr>
-            <w:tcW w:type="dxa" w:w="3732"/>
+            <w:tcW w:type="dxa" w:w="3655"/>
           </w:tcPr>
           <w:p>
             <w:pPr>
@@ -12889,7 +10840,7 @@
         </w:tc>
         <w:tc>
           <w:tcPr>
-            <w:tcW w:type="dxa" w:w="1565"/>
+            <w:tcW w:type="dxa" w:w="1720"/>
           </w:tcPr>
           <w:p>
             <w:pPr>
@@ -12915,7 +10866,7 @@
         </w:trPr>
         <w:tc>
           <w:tcPr>
-            <w:tcW w:type="dxa" w:w="3732"/>
+            <w:tcW w:type="dxa" w:w="3655"/>
           </w:tcPr>
           <w:p>
             <w:pPr>
@@ -12936,7 +10887,7 @@
         </w:tc>
         <w:tc>
           <w:tcPr>
-            <w:tcW w:type="dxa" w:w="3732"/>
+            <w:tcW w:type="dxa" w:w="3655"/>
           </w:tcPr>
           <w:p>
             <w:pPr>
@@ -12957,7 +10908,7 @@
         </w:tc>
         <w:tc>
           <w:tcPr>
-            <w:tcW w:type="dxa" w:w="1565"/>
+            <w:tcW w:type="dxa" w:w="1720"/>
           </w:tcPr>
           <w:p>
             <w:pPr>
@@ -12983,7 +10934,7 @@
         </w:trPr>
         <w:tc>
           <w:tcPr>
-            <w:tcW w:type="dxa" w:w="3732"/>
+            <w:tcW w:type="dxa" w:w="3655"/>
           </w:tcPr>
           <w:p>
             <w:pPr>
@@ -13004,7 +10955,7 @@
         </w:tc>
         <w:tc>
           <w:tcPr>
-            <w:tcW w:type="dxa" w:w="3732"/>
+            <w:tcW w:type="dxa" w:w="3655"/>
           </w:tcPr>
           <w:p>
             <w:pPr>
@@ -13025,7 +10976,7 @@
         </w:tc>
         <w:tc>
           <w:tcPr>
-            <w:tcW w:type="dxa" w:w="1565"/>
+            <w:tcW w:type="dxa" w:w="1720"/>
           </w:tcPr>
           <w:p>
             <w:pPr>
@@ -13051,7 +11002,7 @@
         </w:trPr>
         <w:tc>
           <w:tcPr>
-            <w:tcW w:type="dxa" w:w="3732"/>
+            <w:tcW w:type="dxa" w:w="3655"/>
           </w:tcPr>
           <w:p>
             <w:pPr>
@@ -13072,7 +11023,7 @@
         </w:tc>
         <w:tc>
           <w:tcPr>
-            <w:tcW w:type="dxa" w:w="3732"/>
+            <w:tcW w:type="dxa" w:w="3655"/>
           </w:tcPr>
           <w:p>
             <w:pPr>
@@ -13093,7 +11044,7 @@
         </w:tc>
         <w:tc>
           <w:tcPr>
-            <w:tcW w:type="dxa" w:w="1565"/>
+            <w:tcW w:type="dxa" w:w="1720"/>
           </w:tcPr>
           <w:p>
             <w:pPr>
@@ -13119,7 +11070,7 @@
         </w:trPr>
         <w:tc>
           <w:tcPr>
-            <w:tcW w:type="dxa" w:w="3732"/>
+            <w:tcW w:type="dxa" w:w="3655"/>
           </w:tcPr>
           <w:p>
             <w:pPr>
@@ -13140,7 +11091,7 @@
         </w:tc>
         <w:tc>
           <w:tcPr>
-            <w:tcW w:type="dxa" w:w="3732"/>
+            <w:tcW w:type="dxa" w:w="3655"/>
           </w:tcPr>
           <w:p>
             <w:pPr>
@@ -13161,7 +11112,7 @@
         </w:tc>
         <w:tc>
           <w:tcPr>
-            <w:tcW w:type="dxa" w:w="1565"/>
+            <w:tcW w:type="dxa" w:w="1720"/>
           </w:tcPr>
           <w:p>
             <w:pPr>
@@ -13187,7 +11138,7 @@
         </w:trPr>
         <w:tc>
           <w:tcPr>
-            <w:tcW w:type="dxa" w:w="3732"/>
+            <w:tcW w:type="dxa" w:w="3655"/>
           </w:tcPr>
           <w:p>
             <w:pPr>
@@ -13208,7 +11159,7 @@
         </w:tc>
         <w:tc>
           <w:tcPr>
-            <w:tcW w:type="dxa" w:w="3732"/>
+            <w:tcW w:type="dxa" w:w="3655"/>
           </w:tcPr>
           <w:p>
             <w:pPr>
@@ -13229,7 +11180,7 @@
         </w:tc>
         <w:tc>
           <w:tcPr>
-            <w:tcW w:type="dxa" w:w="1565"/>
+            <w:tcW w:type="dxa" w:w="1720"/>
           </w:tcPr>
           <w:p>
             <w:pPr>
@@ -13348,7 +11299,7 @@
     <w:p>
       <w:pPr>
         <w:spacing w:after="240" w:before="0" w:line="360" w:lineRule="auto"/>
-        <w:jc w:val="left"/>
+        <w:jc w:val="center"/>
       </w:pPr>
       <w:r>
         <w:rPr>
@@ -13594,19 +11545,19 @@
     <w:tbl>
       <w:tblPr>
         <w:tblW w:type="auto" w:w="0"/>
-        <w:jc w:val="center"/>
+        <w:jc w:val="left"/>
         <w:tblLayout w:type="fixed"/>
         <w:tblLook w:firstColumn="1" w:firstRow="1" w:lastColumn="0" w:lastRow="0" w:noHBand="0" w:noVBand="1" w:val="04A0"/>
       </w:tblPr>
       <w:tblGrid>
-        <w:gridCol w:w="216"/>
-        <w:gridCol w:w="6941"/>
-        <w:gridCol w:w="1872"/>
+        <w:gridCol w:w="1783"/>
+        <w:gridCol w:w="3202"/>
+        <w:gridCol w:w="2935"/>
       </w:tblGrid>
       <w:tr>
         <w:tc>
           <w:tcPr>
-            <w:tcW w:type="dxa" w:w="216"/>
+            <w:tcW w:type="dxa" w:w="1783"/>
             <w:vAlign w:val="center"/>
           </w:tcPr>
           <w:p>
@@ -13617,13 +11568,13 @@
         </w:tc>
         <w:tc>
           <w:tcPr>
-            <w:tcW w:type="dxa" w:w="6941"/>
+            <w:tcW w:type="dxa" w:w="3202"/>
             <w:vAlign w:val="center"/>
           </w:tcPr>
           <w:p>
             <w:pPr>
               <w:spacing w:after="0" w:before="0" w:line="240" w:lineRule="auto"/>
-              <w:jc w:val="center"/>
+              <w:jc w:val="left"/>
             </w:pPr>
             <w:r>
               <w:drawing>
@@ -13663,13 +11614,13 @@
         </w:tc>
         <w:tc>
           <w:tcPr>
-            <w:tcW w:type="dxa" w:w="1872"/>
+            <w:tcW w:type="dxa" w:w="2935"/>
             <w:vAlign w:val="center"/>
           </w:tcPr>
           <w:p>
             <w:pPr>
               <w:tabs>
-                <w:tab w:pos="1584" w:val="right" w:leader="dot"/>
+                <w:tab w:pos="2719" w:val="right" w:leader="dot"/>
               </w:tabs>
               <w:spacing w:after="0" w:before="0" w:line="240" w:lineRule="auto"/>
               <w:jc w:val="left"/>
@@ -13721,19 +11672,19 @@
     <w:tbl>
       <w:tblPr>
         <w:tblW w:type="auto" w:w="0"/>
-        <w:jc w:val="center"/>
+        <w:jc w:val="left"/>
         <w:tblLayout w:type="fixed"/>
         <w:tblLook w:firstColumn="1" w:firstRow="1" w:lastColumn="0" w:lastRow="0" w:noHBand="0" w:noVBand="1" w:val="04A0"/>
       </w:tblPr>
       <w:tblGrid>
-        <w:gridCol w:w="216"/>
-        <w:gridCol w:w="6941"/>
-        <w:gridCol w:w="1872"/>
+        <w:gridCol w:w="360"/>
+        <w:gridCol w:w="6048"/>
+        <w:gridCol w:w="1512"/>
       </w:tblGrid>
       <w:tr>
         <w:tc>
           <w:tcPr>
-            <w:tcW w:type="dxa" w:w="216"/>
+            <w:tcW w:type="dxa" w:w="360"/>
             <w:vAlign w:val="center"/>
           </w:tcPr>
           <w:p>
@@ -13744,18 +11695,18 @@
         </w:tc>
         <w:tc>
           <w:tcPr>
-            <w:tcW w:type="dxa" w:w="6941"/>
+            <w:tcW w:type="dxa" w:w="6048"/>
             <w:vAlign w:val="center"/>
           </w:tcPr>
           <w:p>
             <w:pPr>
               <w:spacing w:after="0" w:before="0" w:line="240" w:lineRule="auto"/>
-              <w:jc w:val="center"/>
+              <w:jc w:val="left"/>
             </w:pPr>
             <w:r>
               <w:drawing>
                 <wp:inline xmlns:a="http://schemas.openxmlformats.org/drawingml/2006/main" xmlns:pic="http://schemas.openxmlformats.org/drawingml/2006/picture">
-                  <wp:extent cx="4224528" cy="502920"/>
+                  <wp:extent cx="3566160" cy="424543"/>
                   <wp:docPr id="14" name="Picture 14"/>
                   <wp:cNvGraphicFramePr>
                     <a:graphicFrameLocks noChangeAspect="1"/>
@@ -13776,7 +11727,7 @@
                         <pic:spPr>
                           <a:xfrm>
                             <a:off x="0" y="0"/>
-                            <a:ext cx="4224528" cy="502920"/>
+                            <a:ext cx="3566160" cy="424543"/>
                           </a:xfrm>
                           <a:prstGeom prst="rect"/>
                         </pic:spPr>
@@ -13790,13 +11741,13 @@
         </w:tc>
         <w:tc>
           <w:tcPr>
-            <w:tcW w:type="dxa" w:w="1872"/>
+            <w:tcW w:type="dxa" w:w="1512"/>
             <w:vAlign w:val="center"/>
           </w:tcPr>
           <w:p>
             <w:pPr>
               <w:tabs>
-                <w:tab w:pos="1584" w:val="right" w:leader="dot"/>
+                <w:tab w:pos="1296" w:val="right" w:leader="dot"/>
               </w:tabs>
               <w:spacing w:after="0" w:before="0" w:line="240" w:lineRule="auto"/>
               <w:jc w:val="left"/>
@@ -13848,19 +11799,19 @@
     <w:tbl>
       <w:tblPr>
         <w:tblW w:type="auto" w:w="0"/>
-        <w:jc w:val="center"/>
+        <w:jc w:val="left"/>
         <w:tblLayout w:type="fixed"/>
         <w:tblLook w:firstColumn="1" w:firstRow="1" w:lastColumn="0" w:lastRow="0" w:noHBand="0" w:noVBand="1" w:val="04A0"/>
       </w:tblPr>
       <w:tblGrid>
-        <w:gridCol w:w="216"/>
-        <w:gridCol w:w="6941"/>
-        <w:gridCol w:w="1872"/>
+        <w:gridCol w:w="360"/>
+        <w:gridCol w:w="6048"/>
+        <w:gridCol w:w="1512"/>
       </w:tblGrid>
       <w:tr>
         <w:tc>
           <w:tcPr>
-            <w:tcW w:type="dxa" w:w="216"/>
+            <w:tcW w:type="dxa" w:w="360"/>
             <w:vAlign w:val="center"/>
           </w:tcPr>
           <w:p>
@@ -13871,18 +11822,18 @@
         </w:tc>
         <w:tc>
           <w:tcPr>
-            <w:tcW w:type="dxa" w:w="6941"/>
+            <w:tcW w:type="dxa" w:w="6048"/>
             <w:vAlign w:val="center"/>
           </w:tcPr>
           <w:p>
             <w:pPr>
               <w:spacing w:after="0" w:before="0" w:line="240" w:lineRule="auto"/>
-              <w:jc w:val="center"/>
+              <w:jc w:val="left"/>
             </w:pPr>
             <w:r>
               <w:drawing>
                 <wp:inline xmlns:a="http://schemas.openxmlformats.org/drawingml/2006/main" xmlns:pic="http://schemas.openxmlformats.org/drawingml/2006/picture">
-                  <wp:extent cx="3608832" cy="502920"/>
+                  <wp:extent cx="3566160" cy="496973"/>
                   <wp:docPr id="15" name="Picture 15"/>
                   <wp:cNvGraphicFramePr>
                     <a:graphicFrameLocks noChangeAspect="1"/>
@@ -13903,7 +11854,7 @@
                         <pic:spPr>
                           <a:xfrm>
                             <a:off x="0" y="0"/>
-                            <a:ext cx="3608832" cy="502920"/>
+                            <a:ext cx="3566160" cy="496973"/>
                           </a:xfrm>
                           <a:prstGeom prst="rect"/>
                         </pic:spPr>
@@ -13917,13 +11868,13 @@
         </w:tc>
         <w:tc>
           <w:tcPr>
-            <w:tcW w:type="dxa" w:w="1872"/>
+            <w:tcW w:type="dxa" w:w="1512"/>
             <w:vAlign w:val="center"/>
           </w:tcPr>
           <w:p>
             <w:pPr>
               <w:tabs>
-                <w:tab w:pos="1584" w:val="right" w:leader="dot"/>
+                <w:tab w:pos="1296" w:val="right" w:leader="dot"/>
               </w:tabs>
               <w:spacing w:after="0" w:before="0" w:line="240" w:lineRule="auto"/>
               <w:jc w:val="left"/>
@@ -13975,19 +11926,19 @@
     <w:tbl>
       <w:tblPr>
         <w:tblW w:type="auto" w:w="0"/>
-        <w:jc w:val="center"/>
+        <w:jc w:val="left"/>
         <w:tblLayout w:type="fixed"/>
         <w:tblLook w:firstColumn="1" w:firstRow="1" w:lastColumn="0" w:lastRow="0" w:noHBand="0" w:noVBand="1" w:val="04A0"/>
       </w:tblPr>
       <w:tblGrid>
-        <w:gridCol w:w="216"/>
-        <w:gridCol w:w="6941"/>
-        <w:gridCol w:w="1872"/>
+        <w:gridCol w:w="562"/>
+        <w:gridCol w:w="5645"/>
+        <w:gridCol w:w="1714"/>
       </w:tblGrid>
       <w:tr>
         <w:tc>
           <w:tcPr>
-            <w:tcW w:type="dxa" w:w="216"/>
+            <w:tcW w:type="dxa" w:w="562"/>
             <w:vAlign w:val="center"/>
           </w:tcPr>
           <w:p>
@@ -13998,13 +11949,13 @@
         </w:tc>
         <w:tc>
           <w:tcPr>
-            <w:tcW w:type="dxa" w:w="6941"/>
+            <w:tcW w:type="dxa" w:w="5645"/>
             <w:vAlign w:val="center"/>
           </w:tcPr>
           <w:p>
             <w:pPr>
               <w:spacing w:after="0" w:before="0" w:line="240" w:lineRule="auto"/>
-              <w:jc w:val="center"/>
+              <w:jc w:val="left"/>
             </w:pPr>
             <w:r>
               <w:drawing>
@@ -14044,13 +11995,13 @@
         </w:tc>
         <w:tc>
           <w:tcPr>
-            <w:tcW w:type="dxa" w:w="1872"/>
+            <w:tcW w:type="dxa" w:w="1714"/>
             <w:vAlign w:val="center"/>
           </w:tcPr>
           <w:p>
             <w:pPr>
               <w:tabs>
-                <w:tab w:pos="1584" w:val="right" w:leader="dot"/>
+                <w:tab w:pos="1498" w:val="right" w:leader="dot"/>
               </w:tabs>
               <w:spacing w:after="0" w:before="0" w:line="240" w:lineRule="auto"/>
               <w:jc w:val="left"/>
@@ -14102,19 +12053,19 @@
     <w:tbl>
       <w:tblPr>
         <w:tblW w:type="auto" w:w="0"/>
-        <w:jc w:val="center"/>
+        <w:jc w:val="left"/>
         <w:tblLayout w:type="fixed"/>
         <w:tblLook w:firstColumn="1" w:firstRow="1" w:lastColumn="0" w:lastRow="0" w:noHBand="0" w:noVBand="1" w:val="04A0"/>
       </w:tblPr>
       <w:tblGrid>
-        <w:gridCol w:w="216"/>
-        <w:gridCol w:w="6941"/>
-        <w:gridCol w:w="1872"/>
+        <w:gridCol w:w="1373"/>
+        <w:gridCol w:w="4022"/>
+        <w:gridCol w:w="2525"/>
       </w:tblGrid>
       <w:tr>
         <w:tc>
           <w:tcPr>
-            <w:tcW w:type="dxa" w:w="216"/>
+            <w:tcW w:type="dxa" w:w="1373"/>
             <w:vAlign w:val="center"/>
           </w:tcPr>
           <w:p>
@@ -14125,13 +12076,13 @@
         </w:tc>
         <w:tc>
           <w:tcPr>
-            <w:tcW w:type="dxa" w:w="6941"/>
+            <w:tcW w:type="dxa" w:w="4022"/>
             <w:vAlign w:val="center"/>
           </w:tcPr>
           <w:p>
             <w:pPr>
               <w:spacing w:after="0" w:before="0" w:line="240" w:lineRule="auto"/>
-              <w:jc w:val="center"/>
+              <w:jc w:val="left"/>
             </w:pPr>
             <w:r>
               <w:drawing>
@@ -14171,13 +12122,13 @@
         </w:tc>
         <w:tc>
           <w:tcPr>
-            <w:tcW w:type="dxa" w:w="1872"/>
+            <w:tcW w:type="dxa" w:w="2525"/>
             <w:vAlign w:val="center"/>
           </w:tcPr>
           <w:p>
             <w:pPr>
               <w:tabs>
-                <w:tab w:pos="1584" w:val="right" w:leader="dot"/>
+                <w:tab w:pos="2309" w:val="right" w:leader="dot"/>
               </w:tabs>
               <w:spacing w:after="0" w:before="0" w:line="240" w:lineRule="auto"/>
               <w:jc w:val="left"/>
@@ -14268,19 +12219,19 @@
     <w:tbl>
       <w:tblPr>
         <w:tblW w:type="auto" w:w="0"/>
-        <w:jc w:val="center"/>
+        <w:jc w:val="left"/>
         <w:tblLayout w:type="fixed"/>
         <w:tblLook w:firstColumn="1" w:firstRow="1" w:lastColumn="0" w:lastRow="0" w:noHBand="0" w:noVBand="1" w:val="04A0"/>
       </w:tblPr>
       <w:tblGrid>
-        <w:gridCol w:w="216"/>
-        <w:gridCol w:w="6941"/>
-        <w:gridCol w:w="1872"/>
+        <w:gridCol w:w="2350"/>
+        <w:gridCol w:w="2069"/>
+        <w:gridCol w:w="3502"/>
       </w:tblGrid>
       <w:tr>
         <w:tc>
           <w:tcPr>
-            <w:tcW w:type="dxa" w:w="216"/>
+            <w:tcW w:type="dxa" w:w="2350"/>
             <w:vAlign w:val="center"/>
           </w:tcPr>
           <w:p>
@@ -14291,13 +12242,13 @@
         </w:tc>
         <w:tc>
           <w:tcPr>
-            <w:tcW w:type="dxa" w:w="6941"/>
+            <w:tcW w:type="dxa" w:w="2069"/>
             <w:vAlign w:val="center"/>
           </w:tcPr>
           <w:p>
             <w:pPr>
               <w:spacing w:after="0" w:before="0" w:line="240" w:lineRule="auto"/>
-              <w:jc w:val="center"/>
+              <w:jc w:val="left"/>
             </w:pPr>
             <w:r>
               <w:drawing>
@@ -14337,13 +12288,13 @@
         </w:tc>
         <w:tc>
           <w:tcPr>
-            <w:tcW w:type="dxa" w:w="1872"/>
+            <w:tcW w:type="dxa" w:w="3502"/>
             <w:vAlign w:val="center"/>
           </w:tcPr>
           <w:p>
             <w:pPr>
               <w:tabs>
-                <w:tab w:pos="1584" w:val="right" w:leader="dot"/>
+                <w:tab w:pos="3286" w:val="right" w:leader="dot"/>
               </w:tabs>
               <w:spacing w:after="0" w:before="0" w:line="240" w:lineRule="auto"/>
               <w:jc w:val="left"/>
@@ -14385,19 +12336,19 @@
     <w:tbl>
       <w:tblPr>
         <w:tblW w:type="auto" w:w="0"/>
-        <w:jc w:val="center"/>
+        <w:jc w:val="left"/>
         <w:tblLayout w:type="fixed"/>
         <w:tblLook w:firstColumn="1" w:firstRow="1" w:lastColumn="0" w:lastRow="0" w:noHBand="0" w:noVBand="1" w:val="04A0"/>
       </w:tblPr>
       <w:tblGrid>
-        <w:gridCol w:w="216"/>
-        <w:gridCol w:w="6941"/>
-        <w:gridCol w:w="1872"/>
+        <w:gridCol w:w="2165"/>
+        <w:gridCol w:w="2438"/>
+        <w:gridCol w:w="3317"/>
       </w:tblGrid>
       <w:tr>
         <w:tc>
           <w:tcPr>
-            <w:tcW w:type="dxa" w:w="216"/>
+            <w:tcW w:type="dxa" w:w="2165"/>
             <w:vAlign w:val="center"/>
           </w:tcPr>
           <w:p>
@@ -14408,13 +12359,13 @@
         </w:tc>
         <w:tc>
           <w:tcPr>
-            <w:tcW w:type="dxa" w:w="6941"/>
+            <w:tcW w:type="dxa" w:w="2438"/>
             <w:vAlign w:val="center"/>
           </w:tcPr>
           <w:p>
             <w:pPr>
               <w:spacing w:after="0" w:before="0" w:line="240" w:lineRule="auto"/>
-              <w:jc w:val="center"/>
+              <w:jc w:val="left"/>
             </w:pPr>
             <w:r>
               <w:drawing>
@@ -14454,13 +12405,13 @@
         </w:tc>
         <w:tc>
           <w:tcPr>
-            <w:tcW w:type="dxa" w:w="1872"/>
+            <w:tcW w:type="dxa" w:w="3317"/>
             <w:vAlign w:val="center"/>
           </w:tcPr>
           <w:p>
             <w:pPr>
               <w:tabs>
-                <w:tab w:pos="1584" w:val="right" w:leader="dot"/>
+                <w:tab w:pos="3101" w:val="right" w:leader="dot"/>
               </w:tabs>
               <w:spacing w:after="0" w:before="0" w:line="240" w:lineRule="auto"/>
               <w:jc w:val="left"/>
@@ -14531,7 +12482,7 @@
           <w:color w:val="000000"/>
           <w:sz w:val="24"/>
         </w:rPr>
-        <w:t>The expected outcomes follow from the research gaps found in the literature review (Section 2.2.1) and from the two objectives in Section 1.3. They are stated as aims to be tested, not as findings, because the experiments are still to be carried out.</w:t>
+        <w:t>The expected outcomes follow from the research gap found in the literature review (Section 2.2.1) and from the two objectives in Section 1.3. They are stated as aims to be tested, not as findings, because the experiments are still to be carried out.</w:t>
       </w:r>
     </w:p>
     <w:p>
@@ -14547,7 +12498,7 @@
           <w:color w:val="000000"/>
           <w:sz w:val="24"/>
         </w:rPr>
-        <w:t>1. A fair benchmark of different model families on hair fall data (gap 1, Objective 1).</w:t>
+        <w:t>1. A fair benchmark of different model families on hair fall data (Objective 1).</w:t>
       </w:r>
       <w:r>
         <w:rPr>
@@ -14573,7 +12524,7 @@
           <w:color w:val="000000"/>
           <w:sz w:val="24"/>
         </w:rPr>
-        <w:t>2. A properly tuned gradient boosting baseline (gap 2, Objective 1).</w:t>
+        <w:t>2. A properly tuned gradient boosting baseline (Objective 1).</w:t>
       </w:r>
       <w:r>
         <w:rPr>
@@ -14599,7 +12550,7 @@
           <w:color w:val="000000"/>
           <w:sz w:val="24"/>
         </w:rPr>
-        <w:t>3. The first test of tabular foundation models on hair fall risk (gap 3, Objective 1).</w:t>
+        <w:t>3. The first test of tabular foundation models on hair fall risk (Objective 1).</w:t>
       </w:r>
       <w:r>
         <w:rPr>
@@ -14625,7 +12576,7 @@
           <w:color w:val="000000"/>
           <w:sz w:val="24"/>
         </w:rPr>
-        <w:t>4. A record of the practical limits of TabFM (gap 4, Objective 1).</w:t>
+        <w:t>4. A record of the practical limits of TabFM (Objective 1).</w:t>
       </w:r>
       <w:r>
         <w:rPr>
@@ -14651,7 +12602,7 @@
           <w:color w:val="000000"/>
           <w:sz w:val="24"/>
         </w:rPr>
-        <w:t>5. A side-by-side comparison of explanations (gap 5, Objective 2).</w:t>
+        <w:t>5. A side-by-side comparison of explanations (Objective 2).</w:t>
       </w:r>
       <w:r>
         <w:rPr>
@@ -14668,7 +12619,7 @@
       <w:pPr>
         <w:keepNext/>
         <w:spacing w:after="120" w:before="0" w:line="360" w:lineRule="auto"/>
-        <w:jc w:val="left"/>
+        <w:jc w:val="center"/>
       </w:pPr>
       <w:r>
         <w:rPr>
@@ -14700,10 +12651,10 @@
         <w:tblLook w:firstColumn="1" w:firstRow="1" w:lastColumn="0" w:lastRow="0" w:noHBand="0" w:noVBand="1" w:val="04A0"/>
       </w:tblPr>
       <w:tblGrid>
-        <w:gridCol w:w="2332"/>
-        <w:gridCol w:w="2332"/>
-        <w:gridCol w:w="2332"/>
-        <w:gridCol w:w="2031"/>
+        <w:gridCol w:w="2326"/>
+        <w:gridCol w:w="2326"/>
+        <w:gridCol w:w="2326"/>
+        <w:gridCol w:w="2052"/>
       </w:tblGrid>
       <w:tr>
         <w:trPr>
@@ -14712,7 +12663,7 @@
         </w:trPr>
         <w:tc>
           <w:tcPr>
-            <w:tcW w:type="dxa" w:w="2332"/>
+            <w:tcW w:type="dxa" w:w="2326"/>
             <w:shd w:val="clear" w:color="auto" w:fill="E7E6E6"/>
           </w:tcPr>
           <w:p>
@@ -14728,13 +12679,13 @@
                 <w:color w:val="000000"/>
                 <w:sz w:val="24"/>
               </w:rPr>
-              <w:t>Research gap (Section 2.2.1)</w:t>
+              <w:t>Research gap</w:t>
             </w:r>
           </w:p>
         </w:tc>
         <w:tc>
           <w:tcPr>
-            <w:tcW w:type="dxa" w:w="2332"/>
+            <w:tcW w:type="dxa" w:w="2326"/>
             <w:shd w:val="clear" w:color="auto" w:fill="E7E6E6"/>
           </w:tcPr>
           <w:p>
@@ -14756,7 +12707,7 @@
         </w:tc>
         <w:tc>
           <w:tcPr>
-            <w:tcW w:type="dxa" w:w="2332"/>
+            <w:tcW w:type="dxa" w:w="2326"/>
             <w:shd w:val="clear" w:color="auto" w:fill="E7E6E6"/>
           </w:tcPr>
           <w:p>
@@ -14778,7 +12729,7 @@
         </w:tc>
         <w:tc>
           <w:tcPr>
-            <w:tcW w:type="dxa" w:w="2031"/>
+            <w:tcW w:type="dxa" w:w="2052"/>
             <w:shd w:val="clear" w:color="auto" w:fill="E7E6E6"/>
           </w:tcPr>
           <w:p>
@@ -14805,7 +12756,7 @@
         </w:trPr>
         <w:tc>
           <w:tcPr>
-            <w:tcW w:type="dxa" w:w="2332"/>
+            <w:tcW w:type="dxa" w:w="2326"/>
           </w:tcPr>
           <w:p>
             <w:pPr>
@@ -14820,13 +12771,13 @@
                 <w:color w:val="000000"/>
                 <w:sz w:val="24"/>
               </w:rPr>
-              <w:t>1. Only classical models, different datasets</w:t>
+              <w:t>Only classical models, different datasets</w:t>
             </w:r>
           </w:p>
         </w:tc>
         <w:tc>
           <w:tcPr>
-            <w:tcW w:type="dxa" w:w="2332"/>
+            <w:tcW w:type="dxa" w:w="2326"/>
           </w:tcPr>
           <w:p>
             <w:pPr>
@@ -14847,7 +12798,7 @@
         </w:tc>
         <w:tc>
           <w:tcPr>
-            <w:tcW w:type="dxa" w:w="2332"/>
+            <w:tcW w:type="dxa" w:w="2326"/>
           </w:tcPr>
           <w:p>
             <w:pPr>
@@ -14868,7 +12819,7 @@
         </w:tc>
         <w:tc>
           <w:tcPr>
-            <w:tcW w:type="dxa" w:w="2031"/>
+            <w:tcW w:type="dxa" w:w="2052"/>
           </w:tcPr>
           <w:p>
             <w:pPr>
@@ -14894,7 +12845,7 @@
         </w:trPr>
         <w:tc>
           <w:tcPr>
-            <w:tcW w:type="dxa" w:w="2332"/>
+            <w:tcW w:type="dxa" w:w="2326"/>
           </w:tcPr>
           <w:p>
             <w:pPr>
@@ -14909,13 +12860,13 @@
                 <w:color w:val="000000"/>
                 <w:sz w:val="24"/>
               </w:rPr>
-              <w:t>2. CatBoost not tuned</w:t>
+              <w:t>CatBoost not tuned</w:t>
             </w:r>
           </w:p>
         </w:tc>
         <w:tc>
           <w:tcPr>
-            <w:tcW w:type="dxa" w:w="2332"/>
+            <w:tcW w:type="dxa" w:w="2326"/>
           </w:tcPr>
           <w:p>
             <w:pPr>
@@ -14936,7 +12887,7 @@
         </w:tc>
         <w:tc>
           <w:tcPr>
-            <w:tcW w:type="dxa" w:w="2332"/>
+            <w:tcW w:type="dxa" w:w="2326"/>
           </w:tcPr>
           <w:p>
             <w:pPr>
@@ -14957,7 +12908,7 @@
         </w:tc>
         <w:tc>
           <w:tcPr>
-            <w:tcW w:type="dxa" w:w="2031"/>
+            <w:tcW w:type="dxa" w:w="2052"/>
           </w:tcPr>
           <w:p>
             <w:pPr>
@@ -14983,7 +12934,7 @@
         </w:trPr>
         <w:tc>
           <w:tcPr>
-            <w:tcW w:type="dxa" w:w="2332"/>
+            <w:tcW w:type="dxa" w:w="2326"/>
           </w:tcPr>
           <w:p>
             <w:pPr>
@@ -14998,13 +12949,13 @@
                 <w:color w:val="000000"/>
                 <w:sz w:val="24"/>
               </w:rPr>
-              <w:t>3. Foundation models not tested on hair fall</w:t>
+              <w:t>Foundation models not tested on hair fall</w:t>
             </w:r>
           </w:p>
         </w:tc>
         <w:tc>
           <w:tcPr>
-            <w:tcW w:type="dxa" w:w="2332"/>
+            <w:tcW w:type="dxa" w:w="2326"/>
           </w:tcPr>
           <w:p>
             <w:pPr>
@@ -15025,7 +12976,7 @@
         </w:tc>
         <w:tc>
           <w:tcPr>
-            <w:tcW w:type="dxa" w:w="2332"/>
+            <w:tcW w:type="dxa" w:w="2326"/>
           </w:tcPr>
           <w:p>
             <w:pPr>
@@ -15046,7 +12997,7 @@
         </w:tc>
         <w:tc>
           <w:tcPr>
-            <w:tcW w:type="dxa" w:w="2031"/>
+            <w:tcW w:type="dxa" w:w="2052"/>
           </w:tcPr>
           <w:p>
             <w:pPr>
@@ -15072,7 +13023,7 @@
         </w:trPr>
         <w:tc>
           <w:tcPr>
-            <w:tcW w:type="dxa" w:w="2332"/>
+            <w:tcW w:type="dxa" w:w="2326"/>
           </w:tcPr>
           <w:p>
             <w:pPr>
@@ -15087,13 +13038,13 @@
                 <w:color w:val="000000"/>
                 <w:sz w:val="24"/>
               </w:rPr>
-              <w:t>4. TabFM limits unknown</w:t>
+              <w:t>TabFM limits unknown</w:t>
             </w:r>
           </w:p>
         </w:tc>
         <w:tc>
           <w:tcPr>
-            <w:tcW w:type="dxa" w:w="2332"/>
+            <w:tcW w:type="dxa" w:w="2326"/>
           </w:tcPr>
           <w:p>
             <w:pPr>
@@ -15114,7 +13065,7 @@
         </w:tc>
         <w:tc>
           <w:tcPr>
-            <w:tcW w:type="dxa" w:w="2332"/>
+            <w:tcW w:type="dxa" w:w="2326"/>
           </w:tcPr>
           <w:p>
             <w:pPr>
@@ -15135,7 +13086,7 @@
         </w:tc>
         <w:tc>
           <w:tcPr>
-            <w:tcW w:type="dxa" w:w="2031"/>
+            <w:tcW w:type="dxa" w:w="2052"/>
           </w:tcPr>
           <w:p>
             <w:pPr>
@@ -15161,7 +13112,7 @@
         </w:trPr>
         <w:tc>
           <w:tcPr>
-            <w:tcW w:type="dxa" w:w="2332"/>
+            <w:tcW w:type="dxa" w:w="2326"/>
           </w:tcPr>
           <w:p>
             <w:pPr>
@@ -15176,13 +13127,13 @@
                 <w:color w:val="000000"/>
                 <w:sz w:val="24"/>
               </w:rPr>
-              <w:t>5. Explanations not compared</w:t>
+              <w:t>Explanations not compared</w:t>
             </w:r>
           </w:p>
         </w:tc>
         <w:tc>
           <w:tcPr>
-            <w:tcW w:type="dxa" w:w="2332"/>
+            <w:tcW w:type="dxa" w:w="2326"/>
           </w:tcPr>
           <w:p>
             <w:pPr>
@@ -15203,7 +13154,7 @@
         </w:tc>
         <w:tc>
           <w:tcPr>
-            <w:tcW w:type="dxa" w:w="2332"/>
+            <w:tcW w:type="dxa" w:w="2326"/>
           </w:tcPr>
           <w:p>
             <w:pPr>
@@ -15224,7 +13175,7 @@
         </w:tc>
         <w:tc>
           <w:tcPr>
-            <w:tcW w:type="dxa" w:w="2031"/>
+            <w:tcW w:type="dxa" w:w="2052"/>
           </w:tcPr>
           <w:p>
             <w:pPr>
@@ -15343,7 +13294,7 @@
     <w:p>
       <w:pPr>
         <w:spacing w:after="240" w:before="0" w:line="360" w:lineRule="auto"/>
-        <w:jc w:val="left"/>
+        <w:jc w:val="center"/>
       </w:pPr>
       <w:r>
         <w:rPr>
@@ -16249,7 +14200,7 @@
           <w:color w:val="000000"/>
           <w:sz w:val="24"/>
         </w:rPr>
-        <w:t xml:space="preserve">Todorova, L., &amp; Kluger, N. (2026). Hair loss treatments: A Google Trends analysis worldwide of the past 5 years (2018–2023). </w:t>
+        <w:t xml:space="preserve">Treister-Goltzman, Y., Yarza, S., &amp; Peleg, R. (2022). Iron deficiency and nonscarring alopecia in women: Systematic review and meta-analysis. </w:t>
       </w:r>
       <w:r>
         <w:rPr>
@@ -16259,7 +14210,7 @@
           <w:color w:val="000000"/>
           <w:sz w:val="24"/>
         </w:rPr>
-        <w:t>Skin Appendage Disorders, 12</w:t>
+        <w:t>Skin Appendage Disorders, 8</w:t>
       </w:r>
       <w:r>
         <w:rPr>
@@ -16269,81 +14220,7 @@
           <w:color w:val="000000"/>
           <w:sz w:val="24"/>
         </w:rPr>
-        <w:t>, 46–49. https://doi.org/10.1159/000547418</w:t>
-      </w:r>
-    </w:p>
-    <w:p>
-      <w:pPr>
-        <w:spacing w:after="160" w:before="0" w:line="360" w:lineRule="auto"/>
-        <w:ind w:left="720" w:hanging="720"/>
-        <w:jc w:val="left"/>
-      </w:pPr>
-      <w:r>
-        <w:rPr>
-          <w:rFonts w:ascii="Times New Roman" w:hAnsi="Times New Roman" w:eastAsia="Times New Roman"/>
-          <w:b w:val="0"/>
-          <w:i w:val="0"/>
-          <w:color w:val="000000"/>
-          <w:sz w:val="24"/>
-        </w:rPr>
-        <w:t xml:space="preserve">Treister-Goltzman, Y., Yarza, S., &amp; Peleg, R. (2022). Iron deficiency and nonscarring alopecia in women: Systematic review and meta-analysis. </w:t>
-      </w:r>
-      <w:r>
-        <w:rPr>
-          <w:rFonts w:ascii="Times New Roman" w:hAnsi="Times New Roman" w:eastAsia="Times New Roman"/>
-          <w:b w:val="0"/>
-          <w:i/>
-          <w:color w:val="000000"/>
-          <w:sz w:val="24"/>
-        </w:rPr>
-        <w:t>Skin Appendage Disorders, 8</w:t>
-      </w:r>
-      <w:r>
-        <w:rPr>
-          <w:rFonts w:ascii="Times New Roman" w:hAnsi="Times New Roman" w:eastAsia="Times New Roman"/>
-          <w:b w:val="0"/>
-          <w:i w:val="0"/>
-          <w:color w:val="000000"/>
-          <w:sz w:val="24"/>
-        </w:rPr>
         <w:t>(2), 83–92. https://doi.org/10.1159/000519952</w:t>
-      </w:r>
-    </w:p>
-    <w:p>
-      <w:pPr>
-        <w:spacing w:after="160" w:before="0" w:line="360" w:lineRule="auto"/>
-        <w:ind w:left="720" w:hanging="720"/>
-        <w:jc w:val="left"/>
-      </w:pPr>
-      <w:r>
-        <w:rPr>
-          <w:rFonts w:ascii="Times New Roman" w:hAnsi="Times New Roman" w:eastAsia="Times New Roman"/>
-          <w:b w:val="0"/>
-          <w:i w:val="0"/>
-          <w:color w:val="000000"/>
-          <w:sz w:val="24"/>
-        </w:rPr>
-        <w:t xml:space="preserve">Wang, Y., Li, D., Hu, N., Qi, H., &amp; Wang, Y. (2026). A comprehensive bibliometric analysis of global research trends in hair loss treatment: Key contributions, emerging hotspots, and future directions. </w:t>
-      </w:r>
-      <w:r>
-        <w:rPr>
-          <w:rFonts w:ascii="Times New Roman" w:hAnsi="Times New Roman" w:eastAsia="Times New Roman"/>
-          <w:b w:val="0"/>
-          <w:i/>
-          <w:color w:val="000000"/>
-          <w:sz w:val="24"/>
-        </w:rPr>
-        <w:t>Aesthetic Surgery Journal Open Forum, 8</w:t>
-      </w:r>
-      <w:r>
-        <w:rPr>
-          <w:rFonts w:ascii="Times New Roman" w:hAnsi="Times New Roman" w:eastAsia="Times New Roman"/>
-          <w:b w:val="0"/>
-          <w:i w:val="0"/>
-          <w:color w:val="000000"/>
-          <w:sz w:val="24"/>
-        </w:rPr>
-        <w:t>, Article ojag036. https://doi.org/10.1093/asjof/ojag036</w:t>
       </w:r>
     </w:p>
     <w:sectPr>

--- a/Thesis_Final/Hairfall_Proposal.docx
+++ b/Thesis_Final/Hairfall_Proposal.docx
@@ -1164,7 +1164,7 @@
           <w:sz w:val="24"/>
         </w:rPr>
         <w:tab/>
-        <w:t>22</w:t>
+        <w:t>21</w:t>
       </w:r>
     </w:p>
     <w:p>
@@ -1193,7 +1193,7 @@
           <w:sz w:val="24"/>
         </w:rPr>
         <w:tab/>
-        <w:t>24</w:t>
+        <w:t>23</w:t>
       </w:r>
     </w:p>
     <w:p>
@@ -1442,7 +1442,7 @@
           <w:sz w:val="24"/>
         </w:rPr>
         <w:tab/>
-        <w:t>23</w:t>
+        <w:t>22</w:t>
       </w:r>
     </w:p>
     <w:p>
@@ -1605,35 +1605,6 @@
         </w:rPr>
         <w:tab/>
         <w:t>17</w:t>
-      </w:r>
-    </w:p>
-    <w:p>
-      <w:pPr>
-        <w:tabs>
-          <w:tab w:pos="9029" w:val="right" w:leader="dot"/>
-        </w:tabs>
-        <w:spacing w:after="120" w:before="0" w:line="360" w:lineRule="auto"/>
-        <w:ind w:left="0" w:right="0"/>
-        <w:jc w:val="left"/>
-      </w:pPr>
-      <w:r>
-        <w:rPr>
-          <w:rFonts w:ascii="Times New Roman" w:hAnsi="Times New Roman" w:eastAsia="Times New Roman"/>
-          <w:b w:val="0"/>
-          <w:color w:val="000000"/>
-          <w:sz w:val="24"/>
-        </w:rPr>
-        <w:t>Table 4.1: Expected outcomes and how they will be checked</w:t>
-      </w:r>
-      <w:r>
-        <w:rPr>
-          <w:rFonts w:ascii="Times New Roman" w:hAnsi="Times New Roman" w:eastAsia="Times New Roman"/>
-          <w:b w:val="0"/>
-          <w:color w:val="000000"/>
-          <w:sz w:val="24"/>
-        </w:rPr>
-        <w:tab/>
-        <w:t>22</w:t>
       </w:r>
     </w:p>
     <w:p>
@@ -12482,7 +12453,7 @@
           <w:color w:val="000000"/>
           <w:sz w:val="24"/>
         </w:rPr>
-        <w:t>The expected outcomes follow from the research gap found in the literature review (Section 2.2.1) and from the two objectives in Section 1.3. They are stated as aims to be tested, not as findings, because the experiments are still to be carried out.</w:t>
+        <w:t>This study is expected to give a fair comparison of CatBoost, TabPFN, and TabFM on hair fall data, because all three use the same dataset, split, random seed, and metrics, unlike earlier studies that compared different classical models on different datasets (Khatun et al., 2022; Kumar et al., 2025; Siami &amp; Azis, 2025). CatBoost is tuned with a grid search and cross-validation on the training data, so it should act as a strong baseline, unlike the untuned CatBoost result in earlier work (Kumar et al., 2025). TabPFN and TabFM are expected to be competitive with the tuned CatBoost without any tuning, especially with small training sets, as their benchmark results suggest (Hollmann et al., 2025; Kong et al., 2026). The study can also show the opposite, and a difference between models is accepted only if McNemar's test shows that it is larger than chance. It will also record the practical limits of TabFM on a real health dataset, such as how much training data it can take, how long it runs, and what problems appear, since an independent reproduction reported software defects and memory failures on larger tables (Pandey, 2026).</w:t>
       </w:r>
     </w:p>
     <w:p>
@@ -12493,728 +12464,12 @@
       <w:r>
         <w:rPr>
           <w:rFonts w:ascii="Times New Roman" w:hAnsi="Times New Roman" w:eastAsia="Times New Roman"/>
-          <w:b/>
-          <w:i w:val="0"/>
-          <w:color w:val="000000"/>
-          <w:sz w:val="24"/>
-        </w:rPr>
-        <w:t>1. A fair benchmark of different model families on hair fall data (Objective 1).</w:t>
-      </w:r>
-      <w:r>
-        <w:rPr>
-          <w:rFonts w:ascii="Times New Roman" w:hAnsi="Times New Roman" w:eastAsia="Times New Roman"/>
           <w:b w:val="0"/>
           <w:i w:val="0"/>
           <w:color w:val="000000"/>
           <w:sz w:val="24"/>
         </w:rPr>
-        <w:t xml:space="preserve"> Earlier hair fall studies compared only classical algorithms, on different datasets, with accuracies ranging from about 50% to 100% (Khatun et al., 2022; Kumar et al., 2025; Siami &amp; Azis, 2025). This study is expected to give a comparison that can be trusted, because CatBoost, TabPFN, and TabFM use the same 21,606 records, the same train and test split, the same random seed, and the same metrics.</w:t>
-      </w:r>
-    </w:p>
-    <w:p>
-      <w:pPr>
-        <w:spacing w:after="240" w:before="0" w:line="360" w:lineRule="auto"/>
-        <w:jc w:val="both"/>
-      </w:pPr>
-      <w:r>
-        <w:rPr>
-          <w:rFonts w:ascii="Times New Roman" w:hAnsi="Times New Roman" w:eastAsia="Times New Roman"/>
-          <w:b/>
-          <w:i w:val="0"/>
-          <w:color w:val="000000"/>
-          <w:sz w:val="24"/>
-        </w:rPr>
-        <w:t>2. A properly tuned gradient boosting baseline (Objective 1).</w:t>
-      </w:r>
-      <w:r>
-        <w:rPr>
-          <w:rFonts w:ascii="Times New Roman" w:hAnsi="Times New Roman" w:eastAsia="Times New Roman"/>
-          <w:b w:val="0"/>
-          <w:i w:val="0"/>
-          <w:color w:val="000000"/>
-          <w:sz w:val="24"/>
-        </w:rPr>
-        <w:t xml:space="preserve"> CatBoost scored only 49.5% in the one earlier hair fall study that included it, apparently without tuning (Kumar et al., 2025). Here CatBoost is tuned with a grid search and cross-validation on the training data only, so it is expected to be a strong and fair baseline. Any advantage of a foundation model over it would then be meaningful.</w:t>
-      </w:r>
-    </w:p>
-    <w:p>
-      <w:pPr>
-        <w:spacing w:after="240" w:before="0" w:line="360" w:lineRule="auto"/>
-        <w:jc w:val="both"/>
-      </w:pPr>
-      <w:r>
-        <w:rPr>
-          <w:rFonts w:ascii="Times New Roman" w:hAnsi="Times New Roman" w:eastAsia="Times New Roman"/>
-          <w:b/>
-          <w:i w:val="0"/>
-          <w:color w:val="000000"/>
-          <w:sz w:val="24"/>
-        </w:rPr>
-        <w:t>3. The first test of tabular foundation models on hair fall risk (Objective 1).</w:t>
-      </w:r>
-      <w:r>
-        <w:rPr>
-          <w:rFonts w:ascii="Times New Roman" w:hAnsi="Times New Roman" w:eastAsia="Times New Roman"/>
-          <w:b w:val="0"/>
-          <w:i w:val="0"/>
-          <w:color w:val="000000"/>
-          <w:sz w:val="24"/>
-        </w:rPr>
-        <w:t xml:space="preserve"> TabPFN and TabFM performed well on general benchmarks (Hollmann et al., 2025; Kong et al., 2026), and this study expects them to be competitive with tuned CatBoost on hair fall data without any tuning, especially when only a small part of the training data is used. This is an expectation taken from the benchmark literature, and the study is designed so that it can also show the opposite. A difference between the models is accepted only if McNemar's test shows that it is larger than chance.</w:t>
-      </w:r>
-    </w:p>
-    <w:p>
-      <w:pPr>
-        <w:spacing w:after="240" w:before="0" w:line="360" w:lineRule="auto"/>
-        <w:jc w:val="both"/>
-      </w:pPr>
-      <w:r>
-        <w:rPr>
-          <w:rFonts w:ascii="Times New Roman" w:hAnsi="Times New Roman" w:eastAsia="Times New Roman"/>
-          <w:b/>
-          <w:i w:val="0"/>
-          <w:color w:val="000000"/>
-          <w:sz w:val="24"/>
-        </w:rPr>
-        <w:t>4. A record of the practical limits of TabFM (Objective 1).</w:t>
-      </w:r>
-      <w:r>
-        <w:rPr>
-          <w:rFonts w:ascii="Times New Roman" w:hAnsi="Times New Roman" w:eastAsia="Times New Roman"/>
-          <w:b w:val="0"/>
-          <w:i w:val="0"/>
-          <w:color w:val="000000"/>
-          <w:sz w:val="24"/>
-        </w:rPr>
-        <w:t xml:space="preserve"> An independent reproduction reported software defects and memory failures on larger tables (Pandey, 2026). The study is expected to document how TabFM behaves on a real health dataset, including how much training data it can take, how long it runs, and what problems appear, so that later researchers know what to expect.</w:t>
-      </w:r>
-    </w:p>
-    <w:p>
-      <w:pPr>
-        <w:spacing w:after="240" w:before="0" w:line="360" w:lineRule="auto"/>
-        <w:jc w:val="both"/>
-      </w:pPr>
-      <w:r>
-        <w:rPr>
-          <w:rFonts w:ascii="Times New Roman" w:hAnsi="Times New Roman" w:eastAsia="Times New Roman"/>
-          <w:b/>
-          <w:i w:val="0"/>
-          <w:color w:val="000000"/>
-          <w:sz w:val="24"/>
-        </w:rPr>
-        <w:t>5. A side-by-side comparison of explanations (Objective 2).</w:t>
-      </w:r>
-      <w:r>
-        <w:rPr>
-          <w:rFonts w:ascii="Times New Roman" w:hAnsi="Times New Roman" w:eastAsia="Times New Roman"/>
-          <w:b w:val="0"/>
-          <w:i w:val="0"/>
-          <w:color w:val="000000"/>
-          <w:sz w:val="24"/>
-        </w:rPr>
-        <w:t xml:space="preserve"> SHAP is expected to show which measurements and habits drive each model's predicted tier, and to show whether the three models agree. The factors that the models rely on are expected to match what Chapter 2 describes as the biological causes of hair loss, such as iron level, stress, and family history. Agreement would support the use of the models as decision support. Disagreement would be reported as a finding and not hidden.</w:t>
-      </w:r>
-    </w:p>
-    <w:p>
-      <w:pPr>
-        <w:keepNext/>
-        <w:spacing w:after="120" w:before="0" w:line="360" w:lineRule="auto"/>
-        <w:jc w:val="center"/>
-      </w:pPr>
-      <w:r>
-        <w:rPr>
-          <w:rFonts w:ascii="Times New Roman" w:hAnsi="Times New Roman" w:eastAsia="Times New Roman"/>
-          <w:b/>
-          <w:i w:val="0"/>
-          <w:color w:val="000000"/>
-          <w:sz w:val="24"/>
-        </w:rPr>
-        <w:t>Table 4.1:</w:t>
-      </w:r>
-      <w:r>
-        <w:rPr>
-          <w:rFonts w:ascii="Times New Roman" w:hAnsi="Times New Roman" w:eastAsia="Times New Roman"/>
-          <w:b w:val="0"/>
-          <w:i w:val="0"/>
-          <w:color w:val="000000"/>
-          <w:sz w:val="24"/>
-        </w:rPr>
-        <w:t xml:space="preserve"> Expected outcomes and how they will be checked</w:t>
-      </w:r>
-    </w:p>
-    <w:tbl>
-      <w:tblPr>
-        <w:tblStyle w:val="TableGrid"/>
-        <w:tblW w:type="auto" w:w="0"/>
-        <w:jc w:val="center"/>
-        <w:tblLayout w:type="fixed"/>
-        <w:tblLook w:firstColumn="1" w:firstRow="1" w:lastColumn="0" w:lastRow="0" w:noHBand="0" w:noVBand="1" w:val="04A0"/>
-      </w:tblPr>
-      <w:tblGrid>
-        <w:gridCol w:w="2326"/>
-        <w:gridCol w:w="2326"/>
-        <w:gridCol w:w="2326"/>
-        <w:gridCol w:w="2052"/>
-      </w:tblGrid>
-      <w:tr>
-        <w:trPr>
-          <w:cantSplit/>
-          <w:tblHeader/>
-        </w:trPr>
-        <w:tc>
-          <w:tcPr>
-            <w:tcW w:type="dxa" w:w="2326"/>
-            <w:shd w:val="clear" w:color="auto" w:fill="E7E6E6"/>
-          </w:tcPr>
-          <w:p>
-            <w:pPr>
-              <w:spacing w:after="40" w:before="40" w:line="240" w:lineRule="auto"/>
-              <w:jc w:val="left"/>
-            </w:pPr>
-            <w:r>
-              <w:rPr>
-                <w:rFonts w:ascii="Times New Roman" w:hAnsi="Times New Roman" w:eastAsia="Times New Roman"/>
-                <w:b/>
-                <w:i w:val="0"/>
-                <w:color w:val="000000"/>
-                <w:sz w:val="24"/>
-              </w:rPr>
-              <w:t>Research gap</w:t>
-            </w:r>
-          </w:p>
-        </w:tc>
-        <w:tc>
-          <w:tcPr>
-            <w:tcW w:type="dxa" w:w="2326"/>
-            <w:shd w:val="clear" w:color="auto" w:fill="E7E6E6"/>
-          </w:tcPr>
-          <w:p>
-            <w:pPr>
-              <w:spacing w:after="40" w:before="40" w:line="240" w:lineRule="auto"/>
-              <w:jc w:val="left"/>
-            </w:pPr>
-            <w:r>
-              <w:rPr>
-                <w:rFonts w:ascii="Times New Roman" w:hAnsi="Times New Roman" w:eastAsia="Times New Roman"/>
-                <w:b/>
-                <w:i w:val="0"/>
-                <w:color w:val="000000"/>
-                <w:sz w:val="24"/>
-              </w:rPr>
-              <w:t>Expected outcome</w:t>
-            </w:r>
-          </w:p>
-        </w:tc>
-        <w:tc>
-          <w:tcPr>
-            <w:tcW w:type="dxa" w:w="2326"/>
-            <w:shd w:val="clear" w:color="auto" w:fill="E7E6E6"/>
-          </w:tcPr>
-          <w:p>
-            <w:pPr>
-              <w:spacing w:after="40" w:before="40" w:line="240" w:lineRule="auto"/>
-              <w:jc w:val="left"/>
-            </w:pPr>
-            <w:r>
-              <w:rPr>
-                <w:rFonts w:ascii="Times New Roman" w:hAnsi="Times New Roman" w:eastAsia="Times New Roman"/>
-                <w:b/>
-                <w:i w:val="0"/>
-                <w:color w:val="000000"/>
-                <w:sz w:val="24"/>
-              </w:rPr>
-              <w:t>How it will be checked</w:t>
-            </w:r>
-          </w:p>
-        </w:tc>
-        <w:tc>
-          <w:tcPr>
-            <w:tcW w:type="dxa" w:w="2052"/>
-            <w:shd w:val="clear" w:color="auto" w:fill="E7E6E6"/>
-          </w:tcPr>
-          <w:p>
-            <w:pPr>
-              <w:spacing w:after="40" w:before="40" w:line="240" w:lineRule="auto"/>
-              <w:jc w:val="left"/>
-            </w:pPr>
-            <w:r>
-              <w:rPr>
-                <w:rFonts w:ascii="Times New Roman" w:hAnsi="Times New Roman" w:eastAsia="Times New Roman"/>
-                <w:b/>
-                <w:i w:val="0"/>
-                <w:color w:val="000000"/>
-                <w:sz w:val="24"/>
-              </w:rPr>
-              <w:t>Method in Chapter 3</w:t>
-            </w:r>
-          </w:p>
-        </w:tc>
-      </w:tr>
-      <w:tr>
-        <w:trPr>
-          <w:cantSplit/>
-        </w:trPr>
-        <w:tc>
-          <w:tcPr>
-            <w:tcW w:type="dxa" w:w="2326"/>
-          </w:tcPr>
-          <w:p>
-            <w:pPr>
-              <w:spacing w:after="40" w:before="40" w:line="240" w:lineRule="auto"/>
-              <w:jc w:val="left"/>
-            </w:pPr>
-            <w:r>
-              <w:rPr>
-                <w:rFonts w:ascii="Times New Roman" w:hAnsi="Times New Roman" w:eastAsia="Times New Roman"/>
-                <w:b w:val="0"/>
-                <w:i w:val="0"/>
-                <w:color w:val="000000"/>
-                <w:sz w:val="24"/>
-              </w:rPr>
-              <w:t>Only classical models, different datasets</w:t>
-            </w:r>
-          </w:p>
-        </w:tc>
-        <w:tc>
-          <w:tcPr>
-            <w:tcW w:type="dxa" w:w="2326"/>
-          </w:tcPr>
-          <w:p>
-            <w:pPr>
-              <w:spacing w:after="40" w:before="40" w:line="240" w:lineRule="auto"/>
-              <w:jc w:val="left"/>
-            </w:pPr>
-            <w:r>
-              <w:rPr>
-                <w:rFonts w:ascii="Times New Roman" w:hAnsi="Times New Roman" w:eastAsia="Times New Roman"/>
-                <w:b w:val="0"/>
-                <w:i w:val="0"/>
-                <w:color w:val="000000"/>
-                <w:sz w:val="24"/>
-              </w:rPr>
-              <w:t>Fair three-model benchmark</w:t>
-            </w:r>
-          </w:p>
-        </w:tc>
-        <w:tc>
-          <w:tcPr>
-            <w:tcW w:type="dxa" w:w="2326"/>
-          </w:tcPr>
-          <w:p>
-            <w:pPr>
-              <w:spacing w:after="40" w:before="40" w:line="240" w:lineRule="auto"/>
-              <w:jc w:val="left"/>
-            </w:pPr>
-            <w:r>
-              <w:rPr>
-                <w:rFonts w:ascii="Times New Roman" w:hAnsi="Times New Roman" w:eastAsia="Times New Roman"/>
-                <w:b w:val="0"/>
-                <w:i w:val="0"/>
-                <w:color w:val="000000"/>
-                <w:sz w:val="24"/>
-              </w:rPr>
-              <w:t>Same data, split, seed, and metrics</w:t>
-            </w:r>
-          </w:p>
-        </w:tc>
-        <w:tc>
-          <w:tcPr>
-            <w:tcW w:type="dxa" w:w="2052"/>
-          </w:tcPr>
-          <w:p>
-            <w:pPr>
-              <w:spacing w:after="40" w:before="40" w:line="240" w:lineRule="auto"/>
-              <w:jc w:val="left"/>
-            </w:pPr>
-            <w:r>
-              <w:rPr>
-                <w:rFonts w:ascii="Times New Roman" w:hAnsi="Times New Roman" w:eastAsia="Times New Roman"/>
-                <w:b w:val="0"/>
-                <w:i w:val="0"/>
-                <w:color w:val="000000"/>
-                <w:sz w:val="24"/>
-              </w:rPr>
-              <w:t>Sections 3.3, 3.8</w:t>
-            </w:r>
-          </w:p>
-        </w:tc>
-      </w:tr>
-      <w:tr>
-        <w:trPr>
-          <w:cantSplit/>
-        </w:trPr>
-        <w:tc>
-          <w:tcPr>
-            <w:tcW w:type="dxa" w:w="2326"/>
-          </w:tcPr>
-          <w:p>
-            <w:pPr>
-              <w:spacing w:after="40" w:before="40" w:line="240" w:lineRule="auto"/>
-              <w:jc w:val="left"/>
-            </w:pPr>
-            <w:r>
-              <w:rPr>
-                <w:rFonts w:ascii="Times New Roman" w:hAnsi="Times New Roman" w:eastAsia="Times New Roman"/>
-                <w:b w:val="0"/>
-                <w:i w:val="0"/>
-                <w:color w:val="000000"/>
-                <w:sz w:val="24"/>
-              </w:rPr>
-              <w:t>CatBoost not tuned</w:t>
-            </w:r>
-          </w:p>
-        </w:tc>
-        <w:tc>
-          <w:tcPr>
-            <w:tcW w:type="dxa" w:w="2326"/>
-          </w:tcPr>
-          <w:p>
-            <w:pPr>
-              <w:spacing w:after="40" w:before="40" w:line="240" w:lineRule="auto"/>
-              <w:jc w:val="left"/>
-            </w:pPr>
-            <w:r>
-              <w:rPr>
-                <w:rFonts w:ascii="Times New Roman" w:hAnsi="Times New Roman" w:eastAsia="Times New Roman"/>
-                <w:b w:val="0"/>
-                <w:i w:val="0"/>
-                <w:color w:val="000000"/>
-                <w:sz w:val="24"/>
-              </w:rPr>
-              <w:t>Strong tuned baseline</w:t>
-            </w:r>
-          </w:p>
-        </w:tc>
-        <w:tc>
-          <w:tcPr>
-            <w:tcW w:type="dxa" w:w="2326"/>
-          </w:tcPr>
-          <w:p>
-            <w:pPr>
-              <w:spacing w:after="40" w:before="40" w:line="240" w:lineRule="auto"/>
-              <w:jc w:val="left"/>
-            </w:pPr>
-            <w:r>
-              <w:rPr>
-                <w:rFonts w:ascii="Times New Roman" w:hAnsi="Times New Roman" w:eastAsia="Times New Roman"/>
-                <w:b w:val="0"/>
-                <w:i w:val="0"/>
-                <w:color w:val="000000"/>
-                <w:sz w:val="24"/>
-              </w:rPr>
-              <w:t>Grid search with cross-validation on training data</w:t>
-            </w:r>
-          </w:p>
-        </w:tc>
-        <w:tc>
-          <w:tcPr>
-            <w:tcW w:type="dxa" w:w="2052"/>
-          </w:tcPr>
-          <w:p>
-            <w:pPr>
-              <w:spacing w:after="40" w:before="40" w:line="240" w:lineRule="auto"/>
-              <w:jc w:val="left"/>
-            </w:pPr>
-            <w:r>
-              <w:rPr>
-                <w:rFonts w:ascii="Times New Roman" w:hAnsi="Times New Roman" w:eastAsia="Times New Roman"/>
-                <w:b w:val="0"/>
-                <w:i w:val="0"/>
-                <w:color w:val="000000"/>
-                <w:sz w:val="24"/>
-              </w:rPr>
-              <w:t>Section 3.4.1</w:t>
-            </w:r>
-          </w:p>
-        </w:tc>
-      </w:tr>
-      <w:tr>
-        <w:trPr>
-          <w:cantSplit/>
-        </w:trPr>
-        <w:tc>
-          <w:tcPr>
-            <w:tcW w:type="dxa" w:w="2326"/>
-          </w:tcPr>
-          <w:p>
-            <w:pPr>
-              <w:spacing w:after="40" w:before="40" w:line="240" w:lineRule="auto"/>
-              <w:jc w:val="left"/>
-            </w:pPr>
-            <w:r>
-              <w:rPr>
-                <w:rFonts w:ascii="Times New Roman" w:hAnsi="Times New Roman" w:eastAsia="Times New Roman"/>
-                <w:b w:val="0"/>
-                <w:i w:val="0"/>
-                <w:color w:val="000000"/>
-                <w:sz w:val="24"/>
-              </w:rPr>
-              <w:t>Foundation models not tested on hair fall</w:t>
-            </w:r>
-          </w:p>
-        </w:tc>
-        <w:tc>
-          <w:tcPr>
-            <w:tcW w:type="dxa" w:w="2326"/>
-          </w:tcPr>
-          <w:p>
-            <w:pPr>
-              <w:spacing w:after="40" w:before="40" w:line="240" w:lineRule="auto"/>
-              <w:jc w:val="left"/>
-            </w:pPr>
-            <w:r>
-              <w:rPr>
-                <w:rFonts w:ascii="Times New Roman" w:hAnsi="Times New Roman" w:eastAsia="Times New Roman"/>
-                <w:b w:val="0"/>
-                <w:i w:val="0"/>
-                <w:color w:val="000000"/>
-                <w:sz w:val="24"/>
-              </w:rPr>
-              <w:t>Competitive results without tuning, to be confirmed</w:t>
-            </w:r>
-          </w:p>
-        </w:tc>
-        <w:tc>
-          <w:tcPr>
-            <w:tcW w:type="dxa" w:w="2326"/>
-          </w:tcPr>
-          <w:p>
-            <w:pPr>
-              <w:spacing w:after="40" w:before="40" w:line="240" w:lineRule="auto"/>
-              <w:jc w:val="left"/>
-            </w:pPr>
-            <w:r>
-              <w:rPr>
-                <w:rFonts w:ascii="Times New Roman" w:hAnsi="Times New Roman" w:eastAsia="Times New Roman"/>
-                <w:b w:val="0"/>
-                <w:i w:val="0"/>
-                <w:color w:val="000000"/>
-                <w:sz w:val="24"/>
-              </w:rPr>
-              <w:t>Macro-F1 and ROC-AUC, McNemar's test, Wilson intervals</w:t>
-            </w:r>
-          </w:p>
-        </w:tc>
-        <w:tc>
-          <w:tcPr>
-            <w:tcW w:type="dxa" w:w="2052"/>
-          </w:tcPr>
-          <w:p>
-            <w:pPr>
-              <w:spacing w:after="40" w:before="40" w:line="240" w:lineRule="auto"/>
-              <w:jc w:val="left"/>
-            </w:pPr>
-            <w:r>
-              <w:rPr>
-                <w:rFonts w:ascii="Times New Roman" w:hAnsi="Times New Roman" w:eastAsia="Times New Roman"/>
-                <w:b w:val="0"/>
-                <w:i w:val="0"/>
-                <w:color w:val="000000"/>
-                <w:sz w:val="24"/>
-              </w:rPr>
-              <w:t>Sections 3.4.2, 3.4.3, 3.8</w:t>
-            </w:r>
-          </w:p>
-        </w:tc>
-      </w:tr>
-      <w:tr>
-        <w:trPr>
-          <w:cantSplit/>
-        </w:trPr>
-        <w:tc>
-          <w:tcPr>
-            <w:tcW w:type="dxa" w:w="2326"/>
-          </w:tcPr>
-          <w:p>
-            <w:pPr>
-              <w:spacing w:after="40" w:before="40" w:line="240" w:lineRule="auto"/>
-              <w:jc w:val="left"/>
-            </w:pPr>
-            <w:r>
-              <w:rPr>
-                <w:rFonts w:ascii="Times New Roman" w:hAnsi="Times New Roman" w:eastAsia="Times New Roman"/>
-                <w:b w:val="0"/>
-                <w:i w:val="0"/>
-                <w:color w:val="000000"/>
-                <w:sz w:val="24"/>
-              </w:rPr>
-              <w:t>TabFM limits unknown</w:t>
-            </w:r>
-          </w:p>
-        </w:tc>
-        <w:tc>
-          <w:tcPr>
-            <w:tcW w:type="dxa" w:w="2326"/>
-          </w:tcPr>
-          <w:p>
-            <w:pPr>
-              <w:spacing w:after="40" w:before="40" w:line="240" w:lineRule="auto"/>
-              <w:jc w:val="left"/>
-            </w:pPr>
-            <w:r>
-              <w:rPr>
-                <w:rFonts w:ascii="Times New Roman" w:hAnsi="Times New Roman" w:eastAsia="Times New Roman"/>
-                <w:b w:val="0"/>
-                <w:i w:val="0"/>
-                <w:color w:val="000000"/>
-                <w:sz w:val="24"/>
-              </w:rPr>
-              <w:t>Documented limits of TabFM</w:t>
-            </w:r>
-          </w:p>
-        </w:tc>
-        <w:tc>
-          <w:tcPr>
-            <w:tcW w:type="dxa" w:w="2326"/>
-          </w:tcPr>
-          <w:p>
-            <w:pPr>
-              <w:spacing w:after="40" w:before="40" w:line="240" w:lineRule="auto"/>
-              <w:jc w:val="left"/>
-            </w:pPr>
-            <w:r>
-              <w:rPr>
-                <w:rFonts w:ascii="Times New Roman" w:hAnsi="Times New Roman" w:eastAsia="Times New Roman"/>
-                <w:b w:val="0"/>
-                <w:i w:val="0"/>
-                <w:color w:val="000000"/>
-                <w:sz w:val="24"/>
-              </w:rPr>
-              <w:t>Recorded settings, problems, and run conditions</w:t>
-            </w:r>
-          </w:p>
-        </w:tc>
-        <w:tc>
-          <w:tcPr>
-            <w:tcW w:type="dxa" w:w="2052"/>
-          </w:tcPr>
-          <w:p>
-            <w:pPr>
-              <w:spacing w:after="40" w:before="40" w:line="240" w:lineRule="auto"/>
-              <w:jc w:val="left"/>
-            </w:pPr>
-            <w:r>
-              <w:rPr>
-                <w:rFonts w:ascii="Times New Roman" w:hAnsi="Times New Roman" w:eastAsia="Times New Roman"/>
-                <w:b w:val="0"/>
-                <w:i w:val="0"/>
-                <w:color w:val="000000"/>
-                <w:sz w:val="24"/>
-              </w:rPr>
-              <w:t>Section 3.7</w:t>
-            </w:r>
-          </w:p>
-        </w:tc>
-      </w:tr>
-      <w:tr>
-        <w:trPr>
-          <w:cantSplit/>
-        </w:trPr>
-        <w:tc>
-          <w:tcPr>
-            <w:tcW w:type="dxa" w:w="2326"/>
-          </w:tcPr>
-          <w:p>
-            <w:pPr>
-              <w:spacing w:after="40" w:before="40" w:line="240" w:lineRule="auto"/>
-              <w:jc w:val="left"/>
-            </w:pPr>
-            <w:r>
-              <w:rPr>
-                <w:rFonts w:ascii="Times New Roman" w:hAnsi="Times New Roman" w:eastAsia="Times New Roman"/>
-                <w:b w:val="0"/>
-                <w:i w:val="0"/>
-                <w:color w:val="000000"/>
-                <w:sz w:val="24"/>
-              </w:rPr>
-              <w:t>Explanations not compared</w:t>
-            </w:r>
-          </w:p>
-        </w:tc>
-        <w:tc>
-          <w:tcPr>
-            <w:tcW w:type="dxa" w:w="2326"/>
-          </w:tcPr>
-          <w:p>
-            <w:pPr>
-              <w:spacing w:after="40" w:before="40" w:line="240" w:lineRule="auto"/>
-              <w:jc w:val="left"/>
-            </w:pPr>
-            <w:r>
-              <w:rPr>
-                <w:rFonts w:ascii="Times New Roman" w:hAnsi="Times New Roman" w:eastAsia="Times New Roman"/>
-                <w:b w:val="0"/>
-                <w:i w:val="0"/>
-                <w:color w:val="000000"/>
-                <w:sz w:val="24"/>
-              </w:rPr>
-              <w:t>Comparable SHAP explanations for all three models</w:t>
-            </w:r>
-          </w:p>
-        </w:tc>
-        <w:tc>
-          <w:tcPr>
-            <w:tcW w:type="dxa" w:w="2326"/>
-          </w:tcPr>
-          <w:p>
-            <w:pPr>
-              <w:spacing w:after="40" w:before="40" w:line="240" w:lineRule="auto"/>
-              <w:jc w:val="left"/>
-            </w:pPr>
-            <w:r>
-              <w:rPr>
-                <w:rFonts w:ascii="Times New Roman" w:hAnsi="Times New Roman" w:eastAsia="Times New Roman"/>
-                <w:b w:val="0"/>
-                <w:i w:val="0"/>
-                <w:color w:val="000000"/>
-                <w:sz w:val="24"/>
-              </w:rPr>
-              <w:t>Global ranking and per-patient explanations</w:t>
-            </w:r>
-          </w:p>
-        </w:tc>
-        <w:tc>
-          <w:tcPr>
-            <w:tcW w:type="dxa" w:w="2052"/>
-          </w:tcPr>
-          <w:p>
-            <w:pPr>
-              <w:spacing w:after="40" w:before="40" w:line="240" w:lineRule="auto"/>
-              <w:jc w:val="left"/>
-            </w:pPr>
-            <w:r>
-              <w:rPr>
-                <w:rFonts w:ascii="Times New Roman" w:hAnsi="Times New Roman" w:eastAsia="Times New Roman"/>
-                <w:b w:val="0"/>
-                <w:i w:val="0"/>
-                <w:color w:val="000000"/>
-                <w:sz w:val="24"/>
-              </w:rPr>
-              <w:t>Section 3.5</w:t>
-            </w:r>
-          </w:p>
-        </w:tc>
-      </w:tr>
-    </w:tbl>
-    <w:p>
-      <w:pPr>
-        <w:spacing w:after="120" w:before="0" w:line="240" w:lineRule="auto"/>
-      </w:pPr>
-    </w:p>
-    <w:p>
-      <w:pPr>
-        <w:spacing w:after="240" w:before="0" w:line="360" w:lineRule="auto"/>
-        <w:jc w:val="both"/>
-      </w:pPr>
-      <w:r>
-        <w:rPr>
-          <w:rFonts w:ascii="Times New Roman" w:hAnsi="Times New Roman" w:eastAsia="Times New Roman"/>
-          <w:b w:val="0"/>
-          <w:i w:val="0"/>
-          <w:color w:val="000000"/>
-          <w:sz w:val="24"/>
-        </w:rPr>
-        <w:t>Beyond the individual outcomes, the study is expected to show whether explainable, data-efficient tabular modelling can be a practical alternative to heavily tuned gradient boosting for structured health risk prediction, and to leave a documented and reproducible pipeline that others can rerun on their own data.</w:t>
+        <w:t>SHAP is expected to show which measurements and habits drive each model's predicted risk tier and whether the three models agree. The factors the models rely on are expected to match the known biological causes of hair loss, such as iron level, stress, and family history. Agreement would support the use of the models as decision support, and disagreement would be reported as a finding. Overall, the study expects to show whether explainable, data-efficient tabular modelling can be a practical alternative to heavily tuned gradient boosting for structured health risk prediction, and to leave a documented and reproducible pipeline that others can rerun on their own data.</w:t>
       </w:r>
     </w:p>
     <w:p>
@@ -13259,7 +12514,7 @@
       <w:r>
         <w:drawing>
           <wp:inline xmlns:a="http://schemas.openxmlformats.org/drawingml/2006/main" xmlns:pic="http://schemas.openxmlformats.org/drawingml/2006/picture">
-            <wp:extent cx="5733288" cy="2873121"/>
+            <wp:extent cx="5733288" cy="4237939"/>
             <wp:docPr id="20" name="Picture 20"/>
             <wp:cNvGraphicFramePr>
               <a:graphicFrameLocks noChangeAspect="1"/>
@@ -13280,7 +12535,7 @@
                   <pic:spPr>
                     <a:xfrm>
                       <a:off x="0" y="0"/>
-                      <a:ext cx="5733288" cy="2873121"/>
+                      <a:ext cx="5733288" cy="4237939"/>
                     </a:xfrm>
                     <a:prstGeom prst="rect"/>
                   </pic:spPr>

--- a/Thesis_Final/Hairfall_Proposal.docx
+++ b/Thesis_Final/Hairfall_Proposal.docx
@@ -3196,7 +3196,7 @@
           <w:color w:val="000000"/>
           <w:sz w:val="24"/>
         </w:rPr>
-        <w:t>One super dataset of about 200,000 records was made. It contains all the fields of Dataset 1 and Dataset 2 and many additional fields (for example age group, hair fall tier, and number of risk factors). In the super dataset, age and gender were identified and the records were kept according to them. The super dataset was compared with Dataset 1 and Dataset 2, and this produced the final dataset of 21,606 records that is used in this study.</w:t>
+        <w:t>A super dataset of 200,000 records was taken. It contains all the fields of Dataset 1 and Dataset 2 and many additional fields (for example age group, hair fall tier, and number of risk factors). In the super dataset, age and gender were identified and the records were kept according to them. It was compared with Dataset 1 and Dataset 2, and this gave the final dataset of 21,606 records that is used in this study.</w:t>
       </w:r>
     </w:p>
     <w:p>
@@ -3235,12 +3235,12 @@
         <w:tblLook w:firstColumn="1" w:firstRow="1" w:lastColumn="0" w:lastRow="0" w:noHBand="0" w:noVBand="1" w:val="04A0"/>
       </w:tblPr>
       <w:tblGrid>
-        <w:gridCol w:w="984"/>
-        <w:gridCol w:w="1968"/>
-        <w:gridCol w:w="984"/>
-        <w:gridCol w:w="1968"/>
-        <w:gridCol w:w="1968"/>
-        <w:gridCol w:w="1158"/>
+        <w:gridCol w:w="1023"/>
+        <w:gridCol w:w="2047"/>
+        <w:gridCol w:w="662"/>
+        <w:gridCol w:w="2047"/>
+        <w:gridCol w:w="2047"/>
+        <w:gridCol w:w="1204"/>
       </w:tblGrid>
       <w:tr>
         <w:trPr>
@@ -3249,7 +3249,7 @@
         </w:trPr>
         <w:tc>
           <w:tcPr>
-            <w:tcW w:type="dxa" w:w="984"/>
+            <w:tcW w:type="dxa" w:w="1023"/>
             <w:shd w:val="clear" w:color="auto" w:fill="E7E6E6"/>
           </w:tcPr>
           <w:p>
@@ -3271,7 +3271,7 @@
         </w:tc>
         <w:tc>
           <w:tcPr>
-            <w:tcW w:type="dxa" w:w="1968"/>
+            <w:tcW w:type="dxa" w:w="2047"/>
             <w:shd w:val="clear" w:color="auto" w:fill="E7E6E6"/>
           </w:tcPr>
           <w:p>
@@ -3293,7 +3293,7 @@
         </w:tc>
         <w:tc>
           <w:tcPr>
-            <w:tcW w:type="dxa" w:w="984"/>
+            <w:tcW w:type="dxa" w:w="662"/>
             <w:shd w:val="clear" w:color="auto" w:fill="E7E6E6"/>
           </w:tcPr>
           <w:p>
@@ -3315,7 +3315,7 @@
         </w:tc>
         <w:tc>
           <w:tcPr>
-            <w:tcW w:type="dxa" w:w="1968"/>
+            <w:tcW w:type="dxa" w:w="2047"/>
             <w:shd w:val="clear" w:color="auto" w:fill="E7E6E6"/>
           </w:tcPr>
           <w:p>
@@ -3337,7 +3337,7 @@
         </w:tc>
         <w:tc>
           <w:tcPr>
-            <w:tcW w:type="dxa" w:w="1968"/>
+            <w:tcW w:type="dxa" w:w="2047"/>
             <w:shd w:val="clear" w:color="auto" w:fill="E7E6E6"/>
           </w:tcPr>
           <w:p>
@@ -3359,7 +3359,7 @@
         </w:tc>
         <w:tc>
           <w:tcPr>
-            <w:tcW w:type="dxa" w:w="1158"/>
+            <w:tcW w:type="dxa" w:w="1204"/>
             <w:shd w:val="clear" w:color="auto" w:fill="E7E6E6"/>
           </w:tcPr>
           <w:p>
@@ -3386,7 +3386,7 @@
         </w:trPr>
         <w:tc>
           <w:tcPr>
-            <w:tcW w:type="dxa" w:w="984"/>
+            <w:tcW w:type="dxa" w:w="1023"/>
           </w:tcPr>
           <w:p>
             <w:pPr>
@@ -3407,7 +3407,7 @@
         </w:tc>
         <w:tc>
           <w:tcPr>
-            <w:tcW w:type="dxa" w:w="1968"/>
+            <w:tcW w:type="dxa" w:w="2047"/>
           </w:tcPr>
           <w:p>
             <w:pPr>
@@ -3428,7 +3428,7 @@
         </w:tc>
         <w:tc>
           <w:tcPr>
-            <w:tcW w:type="dxa" w:w="984"/>
+            <w:tcW w:type="dxa" w:w="662"/>
           </w:tcPr>
           <w:p>
             <w:pPr>
@@ -3449,7 +3449,7 @@
         </w:tc>
         <w:tc>
           <w:tcPr>
-            <w:tcW w:type="dxa" w:w="1968"/>
+            <w:tcW w:type="dxa" w:w="2047"/>
           </w:tcPr>
           <w:p>
             <w:pPr>
@@ -3470,7 +3470,7 @@
         </w:tc>
         <w:tc>
           <w:tcPr>
-            <w:tcW w:type="dxa" w:w="1968"/>
+            <w:tcW w:type="dxa" w:w="2047"/>
           </w:tcPr>
           <w:p>
             <w:pPr>
@@ -3491,7 +3491,7 @@
         </w:tc>
         <w:tc>
           <w:tcPr>
-            <w:tcW w:type="dxa" w:w="1158"/>
+            <w:tcW w:type="dxa" w:w="1204"/>
           </w:tcPr>
           <w:p>
             <w:pPr>
@@ -3517,7 +3517,7 @@
         </w:trPr>
         <w:tc>
           <w:tcPr>
-            <w:tcW w:type="dxa" w:w="984"/>
+            <w:tcW w:type="dxa" w:w="1023"/>
           </w:tcPr>
           <w:p>
             <w:pPr>
@@ -3538,7 +3538,7 @@
         </w:tc>
         <w:tc>
           <w:tcPr>
-            <w:tcW w:type="dxa" w:w="1968"/>
+            <w:tcW w:type="dxa" w:w="2047"/>
           </w:tcPr>
           <w:p>
             <w:pPr>
@@ -3559,7 +3559,7 @@
         </w:tc>
         <w:tc>
           <w:tcPr>
-            <w:tcW w:type="dxa" w:w="984"/>
+            <w:tcW w:type="dxa" w:w="662"/>
           </w:tcPr>
           <w:p>
             <w:pPr>
@@ -3580,7 +3580,7 @@
         </w:tc>
         <w:tc>
           <w:tcPr>
-            <w:tcW w:type="dxa" w:w="1968"/>
+            <w:tcW w:type="dxa" w:w="2047"/>
           </w:tcPr>
           <w:p>
             <w:pPr>
@@ -3601,7 +3601,7 @@
         </w:tc>
         <w:tc>
           <w:tcPr>
-            <w:tcW w:type="dxa" w:w="1968"/>
+            <w:tcW w:type="dxa" w:w="2047"/>
           </w:tcPr>
           <w:p>
             <w:pPr>
@@ -3622,7 +3622,7 @@
         </w:tc>
         <w:tc>
           <w:tcPr>
-            <w:tcW w:type="dxa" w:w="1158"/>
+            <w:tcW w:type="dxa" w:w="1204"/>
           </w:tcPr>
           <w:p>
             <w:pPr>
@@ -3648,7 +3648,7 @@
         </w:trPr>
         <w:tc>
           <w:tcPr>
-            <w:tcW w:type="dxa" w:w="984"/>
+            <w:tcW w:type="dxa" w:w="1023"/>
           </w:tcPr>
           <w:p>
             <w:pPr>
@@ -3669,7 +3669,7 @@
         </w:tc>
         <w:tc>
           <w:tcPr>
-            <w:tcW w:type="dxa" w:w="1968"/>
+            <w:tcW w:type="dxa" w:w="2047"/>
           </w:tcPr>
           <w:p>
             <w:pPr>
@@ -3690,7 +3690,7 @@
         </w:tc>
         <w:tc>
           <w:tcPr>
-            <w:tcW w:type="dxa" w:w="984"/>
+            <w:tcW w:type="dxa" w:w="662"/>
           </w:tcPr>
           <w:p>
             <w:pPr>
@@ -3705,13 +3705,13 @@
                 <w:color w:val="000000"/>
                 <w:sz w:val="19"/>
               </w:rPr>
-              <w:t>About 200,000</w:t>
+              <w:t>200,000</w:t>
             </w:r>
           </w:p>
         </w:tc>
         <w:tc>
           <w:tcPr>
-            <w:tcW w:type="dxa" w:w="1968"/>
+            <w:tcW w:type="dxa" w:w="2047"/>
           </w:tcPr>
           <w:p>
             <w:pPr>
@@ -3732,7 +3732,7 @@
         </w:tc>
         <w:tc>
           <w:tcPr>
-            <w:tcW w:type="dxa" w:w="1968"/>
+            <w:tcW w:type="dxa" w:w="2047"/>
           </w:tcPr>
           <w:p>
             <w:pPr>
@@ -3753,7 +3753,7 @@
         </w:tc>
         <w:tc>
           <w:tcPr>
-            <w:tcW w:type="dxa" w:w="1158"/>
+            <w:tcW w:type="dxa" w:w="1204"/>
           </w:tcPr>
           <w:p>
             <w:pPr>
@@ -3779,7 +3779,7 @@
         </w:trPr>
         <w:tc>
           <w:tcPr>
-            <w:tcW w:type="dxa" w:w="984"/>
+            <w:tcW w:type="dxa" w:w="1023"/>
           </w:tcPr>
           <w:p>
             <w:pPr>
@@ -3800,7 +3800,7 @@
         </w:tc>
         <w:tc>
           <w:tcPr>
-            <w:tcW w:type="dxa" w:w="1968"/>
+            <w:tcW w:type="dxa" w:w="2047"/>
           </w:tcPr>
           <w:p>
             <w:pPr>
@@ -3821,7 +3821,7 @@
         </w:tc>
         <w:tc>
           <w:tcPr>
-            <w:tcW w:type="dxa" w:w="984"/>
+            <w:tcW w:type="dxa" w:w="662"/>
           </w:tcPr>
           <w:p>
             <w:pPr>
@@ -3842,7 +3842,7 @@
         </w:tc>
         <w:tc>
           <w:tcPr>
-            <w:tcW w:type="dxa" w:w="1968"/>
+            <w:tcW w:type="dxa" w:w="2047"/>
           </w:tcPr>
           <w:p>
             <w:pPr>
@@ -3863,7 +3863,7 @@
         </w:tc>
         <w:tc>
           <w:tcPr>
-            <w:tcW w:type="dxa" w:w="1968"/>
+            <w:tcW w:type="dxa" w:w="2047"/>
           </w:tcPr>
           <w:p>
             <w:pPr>
@@ -3884,7 +3884,7 @@
         </w:tc>
         <w:tc>
           <w:tcPr>
-            <w:tcW w:type="dxa" w:w="1158"/>
+            <w:tcW w:type="dxa" w:w="1204"/>
           </w:tcPr>
           <w:p>
             <w:pPr>
@@ -6481,7 +6481,7 @@
           <w:color w:val="000000"/>
           <w:sz w:val="24"/>
         </w:rPr>
-        <w:t>Dataset 1 and Dataset 2 were the two source datasets. The super dataset was made from them and holds all their fields. The final dataset was made using all three (Dataset 1, Dataset 2, and the super dataset), and only the final dataset is used for modelling.</w:t>
+        <w:t>Dataset 1 and Dataset 2 were the two source datasets. The super dataset holds all their fields. The final dataset was made using all three (Dataset 1, Dataset 2, and the super dataset), and only the final dataset is used for modelling.</w:t>
       </w:r>
     </w:p>
     <w:p>

--- a/Thesis_Final/Hairfall_Proposal.docx
+++ b/Thesis_Final/Hairfall_Proposal.docx
@@ -3684,7 +3684,7 @@
                 <w:color w:val="000000"/>
                 <w:sz w:val="19"/>
               </w:rPr>
-              <w:t>Dataset 1 and Dataset 2 combined</w:t>
+              <w:t>Consolidated health dataset</w:t>
             </w:r>
           </w:p>
         </w:tc>
@@ -3815,7 +3815,7 @@
                 <w:color w:val="000000"/>
                 <w:sz w:val="19"/>
               </w:rPr>
-              <w:t>Made from Dataset 1, Dataset 2, and the super dataset</w:t>
+              <w:t>Derived from Dataset 1, Dataset 2, and the super dataset</w:t>
             </w:r>
           </w:p>
         </w:tc>

--- a/Thesis_Final/Hairfall_Proposal.docx
+++ b/Thesis_Final/Hairfall_Proposal.docx
@@ -777,7 +777,7 @@
           <w:color w:val="000000"/>
           <w:sz w:val="24"/>
         </w:rPr>
-        <w:t>3.2.2 Use of the datasets</w:t>
+        <w:t>3.2.2 The final dataset</w:t>
       </w:r>
       <w:r>
         <w:rPr>
@@ -788,6 +788,64 @@
         </w:rPr>
         <w:tab/>
         <w:t>11</w:t>
+      </w:r>
+    </w:p>
+    <w:p>
+      <w:pPr>
+        <w:tabs>
+          <w:tab w:pos="9029" w:val="right" w:leader="dot"/>
+        </w:tabs>
+        <w:spacing w:after="60" w:before="0" w:line="360" w:lineRule="auto"/>
+        <w:ind w:left="432" w:right="0"/>
+        <w:jc w:val="left"/>
+      </w:pPr>
+      <w:r>
+        <w:rPr>
+          <w:rFonts w:ascii="Times New Roman" w:hAnsi="Times New Roman" w:eastAsia="Times New Roman"/>
+          <w:b w:val="0"/>
+          <w:color w:val="000000"/>
+          <w:sz w:val="24"/>
+        </w:rPr>
+        <w:t>3.3 Data Preprocessing</w:t>
+      </w:r>
+      <w:r>
+        <w:rPr>
+          <w:rFonts w:ascii="Times New Roman" w:hAnsi="Times New Roman" w:eastAsia="Times New Roman"/>
+          <w:b w:val="0"/>
+          <w:color w:val="000000"/>
+          <w:sz w:val="24"/>
+        </w:rPr>
+        <w:tab/>
+        <w:t>11</w:t>
+      </w:r>
+    </w:p>
+    <w:p>
+      <w:pPr>
+        <w:tabs>
+          <w:tab w:pos="9029" w:val="right" w:leader="dot"/>
+        </w:tabs>
+        <w:spacing w:after="60" w:before="0" w:line="360" w:lineRule="auto"/>
+        <w:ind w:left="432" w:right="0"/>
+        <w:jc w:val="left"/>
+      </w:pPr>
+      <w:r>
+        <w:rPr>
+          <w:rFonts w:ascii="Times New Roman" w:hAnsi="Times New Roman" w:eastAsia="Times New Roman"/>
+          <w:b w:val="0"/>
+          <w:color w:val="000000"/>
+          <w:sz w:val="24"/>
+        </w:rPr>
+        <w:t>3.4 Model Selection</w:t>
+      </w:r>
+      <w:r>
+        <w:rPr>
+          <w:rFonts w:ascii="Times New Roman" w:hAnsi="Times New Roman" w:eastAsia="Times New Roman"/>
+          <w:b w:val="0"/>
+          <w:color w:val="000000"/>
+          <w:sz w:val="24"/>
+        </w:rPr>
+        <w:tab/>
+        <w:t>12</w:t>
       </w:r>
     </w:p>
     <w:p>
@@ -806,7 +864,7 @@
           <w:color w:val="000000"/>
           <w:sz w:val="24"/>
         </w:rPr>
-        <w:t>3.2.3 The final dataset</w:t>
+        <w:t>3.4.1 CatBoost</w:t>
       </w:r>
       <w:r>
         <w:rPr>
@@ -816,7 +874,65 @@
           <w:sz w:val="24"/>
         </w:rPr>
         <w:tab/>
-        <w:t>11</w:t>
+        <w:t>12</w:t>
+      </w:r>
+    </w:p>
+    <w:p>
+      <w:pPr>
+        <w:tabs>
+          <w:tab w:pos="9029" w:val="right" w:leader="dot"/>
+        </w:tabs>
+        <w:spacing w:after="60" w:before="0" w:line="360" w:lineRule="auto"/>
+        <w:ind w:left="1008" w:right="0"/>
+        <w:jc w:val="left"/>
+      </w:pPr>
+      <w:r>
+        <w:rPr>
+          <w:rFonts w:ascii="Times New Roman" w:hAnsi="Times New Roman" w:eastAsia="Times New Roman"/>
+          <w:b w:val="0"/>
+          <w:color w:val="000000"/>
+          <w:sz w:val="24"/>
+        </w:rPr>
+        <w:t>3.4.2 TabPFN</w:t>
+      </w:r>
+      <w:r>
+        <w:rPr>
+          <w:rFonts w:ascii="Times New Roman" w:hAnsi="Times New Roman" w:eastAsia="Times New Roman"/>
+          <w:b w:val="0"/>
+          <w:color w:val="000000"/>
+          <w:sz w:val="24"/>
+        </w:rPr>
+        <w:tab/>
+        <w:t>13</w:t>
+      </w:r>
+    </w:p>
+    <w:p>
+      <w:pPr>
+        <w:tabs>
+          <w:tab w:pos="9029" w:val="right" w:leader="dot"/>
+        </w:tabs>
+        <w:spacing w:after="60" w:before="0" w:line="360" w:lineRule="auto"/>
+        <w:ind w:left="1008" w:right="0"/>
+        <w:jc w:val="left"/>
+      </w:pPr>
+      <w:r>
+        <w:rPr>
+          <w:rFonts w:ascii="Times New Roman" w:hAnsi="Times New Roman" w:eastAsia="Times New Roman"/>
+          <w:b w:val="0"/>
+          <w:color w:val="000000"/>
+          <w:sz w:val="24"/>
+        </w:rPr>
+        <w:t>3.4.3 TabFM</w:t>
+      </w:r>
+      <w:r>
+        <w:rPr>
+          <w:rFonts w:ascii="Times New Roman" w:hAnsi="Times New Roman" w:eastAsia="Times New Roman"/>
+          <w:b w:val="0"/>
+          <w:color w:val="000000"/>
+          <w:sz w:val="24"/>
+        </w:rPr>
+        <w:tab/>
+        <w:t>14</w:t>
       </w:r>
     </w:p>
     <w:p>
@@ -835,7 +951,7 @@
           <w:color w:val="000000"/>
           <w:sz w:val="24"/>
         </w:rPr>
-        <w:t>3.3 Data Preprocessing</w:t>
+        <w:t>3.5 Explainability with SHAP</w:t>
       </w:r>
       <w:r>
         <w:rPr>
@@ -845,7 +961,7 @@
           <w:sz w:val="24"/>
         </w:rPr>
         <w:tab/>
-        <w:t>12</w:t>
+        <w:t>15</w:t>
       </w:r>
     </w:p>
     <w:p>
@@ -864,7 +980,7 @@
           <w:color w:val="000000"/>
           <w:sz w:val="24"/>
         </w:rPr>
-        <w:t>3.4 Model Selection</w:t>
+        <w:t>3.6 Tools and Technologies</w:t>
       </w:r>
       <w:r>
         <w:rPr>
@@ -874,94 +990,7 @@
           <w:sz w:val="24"/>
         </w:rPr>
         <w:tab/>
-        <w:t>13</w:t>
-      </w:r>
-    </w:p>
-    <w:p>
-      <w:pPr>
-        <w:tabs>
-          <w:tab w:pos="9029" w:val="right" w:leader="dot"/>
-        </w:tabs>
-        <w:spacing w:after="60" w:before="0" w:line="360" w:lineRule="auto"/>
-        <w:ind w:left="1008" w:right="0"/>
-        <w:jc w:val="left"/>
-      </w:pPr>
-      <w:r>
-        <w:rPr>
-          <w:rFonts w:ascii="Times New Roman" w:hAnsi="Times New Roman" w:eastAsia="Times New Roman"/>
-          <w:b w:val="0"/>
-          <w:color w:val="000000"/>
-          <w:sz w:val="24"/>
-        </w:rPr>
-        <w:t>3.4.1 CatBoost</w:t>
-      </w:r>
-      <w:r>
-        <w:rPr>
-          <w:rFonts w:ascii="Times New Roman" w:hAnsi="Times New Roman" w:eastAsia="Times New Roman"/>
-          <w:b w:val="0"/>
-          <w:color w:val="000000"/>
-          <w:sz w:val="24"/>
-        </w:rPr>
-        <w:tab/>
-        <w:t>13</w:t>
-      </w:r>
-    </w:p>
-    <w:p>
-      <w:pPr>
-        <w:tabs>
-          <w:tab w:pos="9029" w:val="right" w:leader="dot"/>
-        </w:tabs>
-        <w:spacing w:after="60" w:before="0" w:line="360" w:lineRule="auto"/>
-        <w:ind w:left="1008" w:right="0"/>
-        <w:jc w:val="left"/>
-      </w:pPr>
-      <w:r>
-        <w:rPr>
-          <w:rFonts w:ascii="Times New Roman" w:hAnsi="Times New Roman" w:eastAsia="Times New Roman"/>
-          <w:b w:val="0"/>
-          <w:color w:val="000000"/>
-          <w:sz w:val="24"/>
-        </w:rPr>
-        <w:t>3.4.2 TabPFN</w:t>
-      </w:r>
-      <w:r>
-        <w:rPr>
-          <w:rFonts w:ascii="Times New Roman" w:hAnsi="Times New Roman" w:eastAsia="Times New Roman"/>
-          <w:b w:val="0"/>
-          <w:color w:val="000000"/>
-          <w:sz w:val="24"/>
-        </w:rPr>
-        <w:tab/>
-        <w:t>14</w:t>
-      </w:r>
-    </w:p>
-    <w:p>
-      <w:pPr>
-        <w:tabs>
-          <w:tab w:pos="9029" w:val="right" w:leader="dot"/>
-        </w:tabs>
-        <w:spacing w:after="60" w:before="0" w:line="360" w:lineRule="auto"/>
-        <w:ind w:left="1008" w:right="0"/>
-        <w:jc w:val="left"/>
-      </w:pPr>
-      <w:r>
-        <w:rPr>
-          <w:rFonts w:ascii="Times New Roman" w:hAnsi="Times New Roman" w:eastAsia="Times New Roman"/>
-          <w:b w:val="0"/>
-          <w:color w:val="000000"/>
-          <w:sz w:val="24"/>
-        </w:rPr>
-        <w:t>3.4.3 TabFM</w:t>
-      </w:r>
-      <w:r>
-        <w:rPr>
-          <w:rFonts w:ascii="Times New Roman" w:hAnsi="Times New Roman" w:eastAsia="Times New Roman"/>
-          <w:b w:val="0"/>
-          <w:color w:val="000000"/>
-          <w:sz w:val="24"/>
-        </w:rPr>
-        <w:tab/>
-        <w:t>15</w:t>
+        <w:t>16</w:t>
       </w:r>
     </w:p>
     <w:p>
@@ -980,7 +1009,7 @@
           <w:color w:val="000000"/>
           <w:sz w:val="24"/>
         </w:rPr>
-        <w:t>3.5 Explainability with SHAP</w:t>
+        <w:t>3.7 Experimental Environment</w:t>
       </w:r>
       <w:r>
         <w:rPr>
@@ -1009,7 +1038,7 @@
           <w:color w:val="000000"/>
           <w:sz w:val="24"/>
         </w:rPr>
-        <w:t>3.6 Tools and Technologies</w:t>
+        <w:t>3.8 Performance Evaluation Metrics</w:t>
       </w:r>
       <w:r>
         <w:rPr>
@@ -1020,6 +1049,35 @@
         </w:rPr>
         <w:tab/>
         <w:t>17</w:t>
+      </w:r>
+    </w:p>
+    <w:p>
+      <w:pPr>
+        <w:tabs>
+          <w:tab w:pos="9029" w:val="right" w:leader="dot"/>
+        </w:tabs>
+        <w:spacing w:after="80" w:before="0" w:line="360" w:lineRule="auto"/>
+        <w:ind w:left="0" w:right="0"/>
+        <w:jc w:val="left"/>
+      </w:pPr>
+      <w:r>
+        <w:rPr>
+          <w:rFonts w:ascii="Times New Roman" w:hAnsi="Times New Roman" w:eastAsia="Times New Roman"/>
+          <w:b/>
+          <w:color w:val="000000"/>
+          <w:sz w:val="24"/>
+        </w:rPr>
+        <w:t>Chapter 4: Expected Outcome and Working Schedule</w:t>
+      </w:r>
+      <w:r>
+        <w:rPr>
+          <w:rFonts w:ascii="Times New Roman" w:hAnsi="Times New Roman" w:eastAsia="Times New Roman"/>
+          <w:b/>
+          <w:color w:val="000000"/>
+          <w:sz w:val="24"/>
+        </w:rPr>
+        <w:tab/>
+        <w:t>20</w:t>
       </w:r>
     </w:p>
     <w:p>
@@ -1038,7 +1096,7 @@
           <w:color w:val="000000"/>
           <w:sz w:val="24"/>
         </w:rPr>
-        <w:t>3.7 Experimental Environment</w:t>
+        <w:t>4.1 Expected Outcomes</w:t>
       </w:r>
       <w:r>
         <w:rPr>
@@ -1048,7 +1106,7 @@
           <w:sz w:val="24"/>
         </w:rPr>
         <w:tab/>
-        <w:t>17</w:t>
+        <w:t>20</w:t>
       </w:r>
     </w:p>
     <w:p>
@@ -1067,7 +1125,7 @@
           <w:color w:val="000000"/>
           <w:sz w:val="24"/>
         </w:rPr>
-        <w:t>3.8 Performance Evaluation Metrics</w:t>
+        <w:t>4.2 Working Schedule</w:t>
       </w:r>
       <w:r>
         <w:rPr>
@@ -1077,7 +1135,7 @@
           <w:sz w:val="24"/>
         </w:rPr>
         <w:tab/>
-        <w:t>18</w:t>
+        <w:t>20</w:t>
       </w:r>
     </w:p>
     <w:p>
@@ -1096,7 +1154,7 @@
           <w:color w:val="000000"/>
           <w:sz w:val="24"/>
         </w:rPr>
-        <w:t>Chapter 4: Expected Outcome and Working Schedule</w:t>
+        <w:t>References</w:t>
       </w:r>
       <w:r>
         <w:rPr>
@@ -1106,94 +1164,7 @@
           <w:sz w:val="24"/>
         </w:rPr>
         <w:tab/>
-        <w:t>21</w:t>
-      </w:r>
-    </w:p>
-    <w:p>
-      <w:pPr>
-        <w:tabs>
-          <w:tab w:pos="9029" w:val="right" w:leader="dot"/>
-        </w:tabs>
-        <w:spacing w:after="60" w:before="0" w:line="360" w:lineRule="auto"/>
-        <w:ind w:left="432" w:right="0"/>
-        <w:jc w:val="left"/>
-      </w:pPr>
-      <w:r>
-        <w:rPr>
-          <w:rFonts w:ascii="Times New Roman" w:hAnsi="Times New Roman" w:eastAsia="Times New Roman"/>
-          <w:b w:val="0"/>
-          <w:color w:val="000000"/>
-          <w:sz w:val="24"/>
-        </w:rPr>
-        <w:t>4.1 Expected Outcomes</w:t>
-      </w:r>
-      <w:r>
-        <w:rPr>
-          <w:rFonts w:ascii="Times New Roman" w:hAnsi="Times New Roman" w:eastAsia="Times New Roman"/>
-          <w:b w:val="0"/>
-          <w:color w:val="000000"/>
-          <w:sz w:val="24"/>
-        </w:rPr>
-        <w:tab/>
-        <w:t>21</w:t>
-      </w:r>
-    </w:p>
-    <w:p>
-      <w:pPr>
-        <w:tabs>
-          <w:tab w:pos="9029" w:val="right" w:leader="dot"/>
-        </w:tabs>
-        <w:spacing w:after="60" w:before="0" w:line="360" w:lineRule="auto"/>
-        <w:ind w:left="432" w:right="0"/>
-        <w:jc w:val="left"/>
-      </w:pPr>
-      <w:r>
-        <w:rPr>
-          <w:rFonts w:ascii="Times New Roman" w:hAnsi="Times New Roman" w:eastAsia="Times New Roman"/>
-          <w:b w:val="0"/>
-          <w:color w:val="000000"/>
-          <w:sz w:val="24"/>
-        </w:rPr>
-        <w:t>4.2 Working Schedule</w:t>
-      </w:r>
-      <w:r>
-        <w:rPr>
-          <w:rFonts w:ascii="Times New Roman" w:hAnsi="Times New Roman" w:eastAsia="Times New Roman"/>
-          <w:b w:val="0"/>
-          <w:color w:val="000000"/>
-          <w:sz w:val="24"/>
-        </w:rPr>
-        <w:tab/>
-        <w:t>21</w:t>
-      </w:r>
-    </w:p>
-    <w:p>
-      <w:pPr>
-        <w:tabs>
-          <w:tab w:pos="9029" w:val="right" w:leader="dot"/>
-        </w:tabs>
-        <w:spacing w:after="80" w:before="0" w:line="360" w:lineRule="auto"/>
-        <w:ind w:left="0" w:right="0"/>
-        <w:jc w:val="left"/>
-      </w:pPr>
-      <w:r>
-        <w:rPr>
-          <w:rFonts w:ascii="Times New Roman" w:hAnsi="Times New Roman" w:eastAsia="Times New Roman"/>
-          <w:b/>
-          <w:color w:val="000000"/>
-          <w:sz w:val="24"/>
-        </w:rPr>
-        <w:t>References</w:t>
-      </w:r>
-      <w:r>
-        <w:rPr>
-          <w:rFonts w:ascii="Times New Roman" w:hAnsi="Times New Roman" w:eastAsia="Times New Roman"/>
-          <w:b/>
-          <w:color w:val="000000"/>
-          <w:sz w:val="24"/>
-        </w:rPr>
-        <w:tab/>
-        <w:t>23</w:t>
+        <w:t>22</w:t>
       </w:r>
     </w:p>
     <w:p>
@@ -1297,7 +1268,7 @@
           <w:sz w:val="24"/>
         </w:rPr>
         <w:tab/>
-        <w:t>13</w:t>
+        <w:t>12</w:t>
       </w:r>
     </w:p>
     <w:p>
@@ -1326,7 +1297,7 @@
           <w:sz w:val="24"/>
         </w:rPr>
         <w:tab/>
-        <w:t>14</w:t>
+        <w:t>13</w:t>
       </w:r>
     </w:p>
     <w:p>
@@ -1355,7 +1326,7 @@
           <w:sz w:val="24"/>
         </w:rPr>
         <w:tab/>
-        <w:t>15</w:t>
+        <w:t>14</w:t>
       </w:r>
     </w:p>
     <w:p>
@@ -1384,7 +1355,7 @@
           <w:sz w:val="24"/>
         </w:rPr>
         <w:tab/>
-        <w:t>16</w:t>
+        <w:t>15</w:t>
       </w:r>
     </w:p>
     <w:p>
@@ -1413,7 +1384,7 @@
           <w:sz w:val="24"/>
         </w:rPr>
         <w:tab/>
-        <w:t>18</w:t>
+        <w:t>17</w:t>
       </w:r>
     </w:p>
     <w:p>
@@ -1442,7 +1413,7 @@
           <w:sz w:val="24"/>
         </w:rPr>
         <w:tab/>
-        <w:t>22</w:t>
+        <w:t>21</w:t>
       </w:r>
     </w:p>
     <w:p>
@@ -1507,7 +1478,7 @@
           <w:color w:val="000000"/>
           <w:sz w:val="24"/>
         </w:rPr>
-        <w:t>Table 3.2: Source of each column of the final dataset in Dataset 1, Dataset 2, and the super dataset</w:t>
+        <w:t>Table 3.2: Columns of the final dataset and where they come from</w:t>
       </w:r>
       <w:r>
         <w:rPr>
@@ -1536,7 +1507,7 @@
           <w:color w:val="000000"/>
           <w:sz w:val="24"/>
         </w:rPr>
-        <w:t>Table 3.3: Risk factors in Dataset 2 and in the final dataset</w:t>
+        <w:t>Table 3.3: Software tools</w:t>
       </w:r>
       <w:r>
         <w:rPr>
@@ -1546,65 +1517,7 @@
           <w:sz w:val="24"/>
         </w:rPr>
         <w:tab/>
-        <w:t>11</w:t>
-      </w:r>
-    </w:p>
-    <w:p>
-      <w:pPr>
-        <w:tabs>
-          <w:tab w:pos="9029" w:val="right" w:leader="dot"/>
-        </w:tabs>
-        <w:spacing w:after="120" w:before="0" w:line="360" w:lineRule="auto"/>
-        <w:ind w:left="0" w:right="0"/>
-        <w:jc w:val="left"/>
-      </w:pPr>
-      <w:r>
-        <w:rPr>
-          <w:rFonts w:ascii="Times New Roman" w:hAnsi="Times New Roman" w:eastAsia="Times New Roman"/>
-          <w:b w:val="0"/>
-          <w:color w:val="000000"/>
-          <w:sz w:val="24"/>
-        </w:rPr>
-        <w:t>Table 3.4: Clinical range check of the final dataset</w:t>
-      </w:r>
-      <w:r>
-        <w:rPr>
-          <w:rFonts w:ascii="Times New Roman" w:hAnsi="Times New Roman" w:eastAsia="Times New Roman"/>
-          <w:b w:val="0"/>
-          <w:color w:val="000000"/>
-          <w:sz w:val="24"/>
-        </w:rPr>
-        <w:tab/>
-        <w:t>12</w:t>
-      </w:r>
-    </w:p>
-    <w:p>
-      <w:pPr>
-        <w:tabs>
-          <w:tab w:pos="9029" w:val="right" w:leader="dot"/>
-        </w:tabs>
-        <w:spacing w:after="120" w:before="0" w:line="360" w:lineRule="auto"/>
-        <w:ind w:left="0" w:right="0"/>
-        <w:jc w:val="left"/>
-      </w:pPr>
-      <w:r>
-        <w:rPr>
-          <w:rFonts w:ascii="Times New Roman" w:hAnsi="Times New Roman" w:eastAsia="Times New Roman"/>
-          <w:b w:val="0"/>
-          <w:color w:val="000000"/>
-          <w:sz w:val="24"/>
-        </w:rPr>
-        <w:t>Table 3.5: Software tools</w:t>
-      </w:r>
-      <w:r>
-        <w:rPr>
-          <w:rFonts w:ascii="Times New Roman" w:hAnsi="Times New Roman" w:eastAsia="Times New Roman"/>
-          <w:b w:val="0"/>
-          <w:color w:val="000000"/>
-          <w:sz w:val="24"/>
-        </w:rPr>
-        <w:tab/>
-        <w:t>17</w:t>
+        <w:t>16</w:t>
       </w:r>
     </w:p>
     <w:p>
@@ -3235,12 +3148,12 @@
         <w:tblLook w:firstColumn="1" w:firstRow="1" w:lastColumn="0" w:lastRow="0" w:noHBand="0" w:noVBand="1" w:val="04A0"/>
       </w:tblPr>
       <w:tblGrid>
-        <w:gridCol w:w="1023"/>
-        <w:gridCol w:w="2047"/>
-        <w:gridCol w:w="662"/>
-        <w:gridCol w:w="2047"/>
-        <w:gridCol w:w="2047"/>
-        <w:gridCol w:w="1204"/>
+        <w:gridCol w:w="997"/>
+        <w:gridCol w:w="1993"/>
+        <w:gridCol w:w="879"/>
+        <w:gridCol w:w="1993"/>
+        <w:gridCol w:w="1993"/>
+        <w:gridCol w:w="1173"/>
       </w:tblGrid>
       <w:tr>
         <w:trPr>
@@ -3249,7 +3162,7 @@
         </w:trPr>
         <w:tc>
           <w:tcPr>
-            <w:tcW w:type="dxa" w:w="1023"/>
+            <w:tcW w:type="dxa" w:w="997"/>
             <w:shd w:val="clear" w:color="auto" w:fill="E7E6E6"/>
           </w:tcPr>
           <w:p>
@@ -3271,7 +3184,7 @@
         </w:tc>
         <w:tc>
           <w:tcPr>
-            <w:tcW w:type="dxa" w:w="2047"/>
+            <w:tcW w:type="dxa" w:w="1993"/>
             <w:shd w:val="clear" w:color="auto" w:fill="E7E6E6"/>
           </w:tcPr>
           <w:p>
@@ -3293,7 +3206,7 @@
         </w:tc>
         <w:tc>
           <w:tcPr>
-            <w:tcW w:type="dxa" w:w="662"/>
+            <w:tcW w:type="dxa" w:w="879"/>
             <w:shd w:val="clear" w:color="auto" w:fill="E7E6E6"/>
           </w:tcPr>
           <w:p>
@@ -3315,7 +3228,7 @@
         </w:tc>
         <w:tc>
           <w:tcPr>
-            <w:tcW w:type="dxa" w:w="2047"/>
+            <w:tcW w:type="dxa" w:w="1993"/>
             <w:shd w:val="clear" w:color="auto" w:fill="E7E6E6"/>
           </w:tcPr>
           <w:p>
@@ -3337,7 +3250,7 @@
         </w:tc>
         <w:tc>
           <w:tcPr>
-            <w:tcW w:type="dxa" w:w="2047"/>
+            <w:tcW w:type="dxa" w:w="1993"/>
             <w:shd w:val="clear" w:color="auto" w:fill="E7E6E6"/>
           </w:tcPr>
           <w:p>
@@ -3359,7 +3272,7 @@
         </w:tc>
         <w:tc>
           <w:tcPr>
-            <w:tcW w:type="dxa" w:w="1204"/>
+            <w:tcW w:type="dxa" w:w="1173"/>
             <w:shd w:val="clear" w:color="auto" w:fill="E7E6E6"/>
           </w:tcPr>
           <w:p>
@@ -3386,7 +3299,7 @@
         </w:trPr>
         <w:tc>
           <w:tcPr>
-            <w:tcW w:type="dxa" w:w="1023"/>
+            <w:tcW w:type="dxa" w:w="997"/>
           </w:tcPr>
           <w:p>
             <w:pPr>
@@ -3407,7 +3320,7 @@
         </w:tc>
         <w:tc>
           <w:tcPr>
-            <w:tcW w:type="dxa" w:w="2047"/>
+            <w:tcW w:type="dxa" w:w="1993"/>
           </w:tcPr>
           <w:p>
             <w:pPr>
@@ -3428,7 +3341,7 @@
         </w:tc>
         <w:tc>
           <w:tcPr>
-            <w:tcW w:type="dxa" w:w="662"/>
+            <w:tcW w:type="dxa" w:w="879"/>
           </w:tcPr>
           <w:p>
             <w:pPr>
@@ -3449,7 +3362,7 @@
         </w:tc>
         <w:tc>
           <w:tcPr>
-            <w:tcW w:type="dxa" w:w="2047"/>
+            <w:tcW w:type="dxa" w:w="1993"/>
           </w:tcPr>
           <w:p>
             <w:pPr>
@@ -3470,7 +3383,7 @@
         </w:tc>
         <w:tc>
           <w:tcPr>
-            <w:tcW w:type="dxa" w:w="2047"/>
+            <w:tcW w:type="dxa" w:w="1993"/>
           </w:tcPr>
           <w:p>
             <w:pPr>
@@ -3491,7 +3404,7 @@
         </w:tc>
         <w:tc>
           <w:tcPr>
-            <w:tcW w:type="dxa" w:w="1204"/>
+            <w:tcW w:type="dxa" w:w="1173"/>
           </w:tcPr>
           <w:p>
             <w:pPr>
@@ -3517,7 +3430,7 @@
         </w:trPr>
         <w:tc>
           <w:tcPr>
-            <w:tcW w:type="dxa" w:w="1023"/>
+            <w:tcW w:type="dxa" w:w="997"/>
           </w:tcPr>
           <w:p>
             <w:pPr>
@@ -3538,7 +3451,7 @@
         </w:tc>
         <w:tc>
           <w:tcPr>
-            <w:tcW w:type="dxa" w:w="2047"/>
+            <w:tcW w:type="dxa" w:w="1993"/>
           </w:tcPr>
           <w:p>
             <w:pPr>
@@ -3559,7 +3472,7 @@
         </w:tc>
         <w:tc>
           <w:tcPr>
-            <w:tcW w:type="dxa" w:w="662"/>
+            <w:tcW w:type="dxa" w:w="879"/>
           </w:tcPr>
           <w:p>
             <w:pPr>
@@ -3580,7 +3493,7 @@
         </w:tc>
         <w:tc>
           <w:tcPr>
-            <w:tcW w:type="dxa" w:w="2047"/>
+            <w:tcW w:type="dxa" w:w="1993"/>
           </w:tcPr>
           <w:p>
             <w:pPr>
@@ -3601,7 +3514,7 @@
         </w:tc>
         <w:tc>
           <w:tcPr>
-            <w:tcW w:type="dxa" w:w="2047"/>
+            <w:tcW w:type="dxa" w:w="1993"/>
           </w:tcPr>
           <w:p>
             <w:pPr>
@@ -3622,7 +3535,7 @@
         </w:tc>
         <w:tc>
           <w:tcPr>
-            <w:tcW w:type="dxa" w:w="1204"/>
+            <w:tcW w:type="dxa" w:w="1173"/>
           </w:tcPr>
           <w:p>
             <w:pPr>
@@ -3648,7 +3561,7 @@
         </w:trPr>
         <w:tc>
           <w:tcPr>
-            <w:tcW w:type="dxa" w:w="1023"/>
+            <w:tcW w:type="dxa" w:w="997"/>
           </w:tcPr>
           <w:p>
             <w:pPr>
@@ -3669,7 +3582,7 @@
         </w:tc>
         <w:tc>
           <w:tcPr>
-            <w:tcW w:type="dxa" w:w="2047"/>
+            <w:tcW w:type="dxa" w:w="1993"/>
           </w:tcPr>
           <w:p>
             <w:pPr>
@@ -3690,7 +3603,7 @@
         </w:tc>
         <w:tc>
           <w:tcPr>
-            <w:tcW w:type="dxa" w:w="662"/>
+            <w:tcW w:type="dxa" w:w="879"/>
           </w:tcPr>
           <w:p>
             <w:pPr>
@@ -3711,7 +3624,7 @@
         </w:tc>
         <w:tc>
           <w:tcPr>
-            <w:tcW w:type="dxa" w:w="2047"/>
+            <w:tcW w:type="dxa" w:w="1993"/>
           </w:tcPr>
           <w:p>
             <w:pPr>
@@ -3732,7 +3645,7 @@
         </w:tc>
         <w:tc>
           <w:tcPr>
-            <w:tcW w:type="dxa" w:w="2047"/>
+            <w:tcW w:type="dxa" w:w="1993"/>
           </w:tcPr>
           <w:p>
             <w:pPr>
@@ -3753,7 +3666,7 @@
         </w:tc>
         <w:tc>
           <w:tcPr>
-            <w:tcW w:type="dxa" w:w="1204"/>
+            <w:tcW w:type="dxa" w:w="1173"/>
           </w:tcPr>
           <w:p>
             <w:pPr>
@@ -3779,7 +3692,7 @@
         </w:trPr>
         <w:tc>
           <w:tcPr>
-            <w:tcW w:type="dxa" w:w="1023"/>
+            <w:tcW w:type="dxa" w:w="997"/>
           </w:tcPr>
           <w:p>
             <w:pPr>
@@ -3800,7 +3713,7 @@
         </w:tc>
         <w:tc>
           <w:tcPr>
-            <w:tcW w:type="dxa" w:w="2047"/>
+            <w:tcW w:type="dxa" w:w="1993"/>
           </w:tcPr>
           <w:p>
             <w:pPr>
@@ -3821,7 +3734,7 @@
         </w:tc>
         <w:tc>
           <w:tcPr>
-            <w:tcW w:type="dxa" w:w="662"/>
+            <w:tcW w:type="dxa" w:w="879"/>
           </w:tcPr>
           <w:p>
             <w:pPr>
@@ -3842,7 +3755,7 @@
         </w:tc>
         <w:tc>
           <w:tcPr>
-            <w:tcW w:type="dxa" w:w="2047"/>
+            <w:tcW w:type="dxa" w:w="1993"/>
           </w:tcPr>
           <w:p>
             <w:pPr>
@@ -3863,7 +3776,7 @@
         </w:tc>
         <w:tc>
           <w:tcPr>
-            <w:tcW w:type="dxa" w:w="2047"/>
+            <w:tcW w:type="dxa" w:w="1993"/>
           </w:tcPr>
           <w:p>
             <w:pPr>
@@ -3884,7 +3797,7 @@
         </w:tc>
         <w:tc>
           <w:tcPr>
-            <w:tcW w:type="dxa" w:w="1204"/>
+            <w:tcW w:type="dxa" w:w="1173"/>
           </w:tcPr>
           <w:p>
             <w:pPr>
@@ -4001,7 +3914,7 @@
           <w:color w:val="000000"/>
           <w:sz w:val="24"/>
         </w:rPr>
-        <w:t xml:space="preserve"> Source of each column of the final dataset in Dataset 1, Dataset 2, and the super dataset</w:t>
+        <w:t xml:space="preserve"> Columns of the final dataset and where they come from</w:t>
       </w:r>
     </w:p>
     <w:tbl>
@@ -4013,11 +3926,12 @@
         <w:tblLook w:firstColumn="1" w:firstRow="1" w:lastColumn="0" w:lastRow="0" w:noHBand="0" w:noVBand="1" w:val="04A0"/>
       </w:tblPr>
       <w:tblGrid>
-        <w:gridCol w:w="1887"/>
-        <w:gridCol w:w="1482"/>
-        <w:gridCol w:w="1415"/>
-        <w:gridCol w:w="2291"/>
-        <w:gridCol w:w="1954"/>
+        <w:gridCol w:w="1770"/>
+        <w:gridCol w:w="1919"/>
+        <w:gridCol w:w="1636"/>
+        <w:gridCol w:w="1390"/>
+        <w:gridCol w:w="1185"/>
+        <w:gridCol w:w="1129"/>
       </w:tblGrid>
       <w:tr>
         <w:trPr>
@@ -4026,7 +3940,7 @@
         </w:trPr>
         <w:tc>
           <w:tcPr>
-            <w:tcW w:type="dxa" w:w="1887"/>
+            <w:tcW w:type="dxa" w:w="1770"/>
             <w:shd w:val="clear" w:color="auto" w:fill="E7E6E6"/>
           </w:tcPr>
           <w:p>
@@ -4048,7 +3962,51 @@
         </w:tc>
         <w:tc>
           <w:tcPr>
-            <w:tcW w:type="dxa" w:w="1482"/>
+            <w:tcW w:type="dxa" w:w="1919"/>
+            <w:shd w:val="clear" w:color="auto" w:fill="E7E6E6"/>
+          </w:tcPr>
+          <w:p>
+            <w:pPr>
+              <w:spacing w:after="40" w:before="40" w:line="240" w:lineRule="auto"/>
+              <w:jc w:val="left"/>
+            </w:pPr>
+            <w:r>
+              <w:rPr>
+                <w:rFonts w:ascii="Times New Roman" w:hAnsi="Times New Roman" w:eastAsia="Times New Roman"/>
+                <w:b/>
+                <w:i w:val="0"/>
+                <w:color w:val="000000"/>
+                <w:sz w:val="19"/>
+              </w:rPr>
+              <w:t>Meaning</w:t>
+            </w:r>
+          </w:p>
+        </w:tc>
+        <w:tc>
+          <w:tcPr>
+            <w:tcW w:type="dxa" w:w="1636"/>
+            <w:shd w:val="clear" w:color="auto" w:fill="E7E6E6"/>
+          </w:tcPr>
+          <w:p>
+            <w:pPr>
+              <w:spacing w:after="40" w:before="40" w:line="240" w:lineRule="auto"/>
+              <w:jc w:val="left"/>
+            </w:pPr>
+            <w:r>
+              <w:rPr>
+                <w:rFonts w:ascii="Times New Roman" w:hAnsi="Times New Roman" w:eastAsia="Times New Roman"/>
+                <w:b/>
+                <w:i w:val="0"/>
+                <w:color w:val="000000"/>
+                <w:sz w:val="19"/>
+              </w:rPr>
+              <w:t>Unit or coding</w:t>
+            </w:r>
+          </w:p>
+        </w:tc>
+        <w:tc>
+          <w:tcPr>
+            <w:tcW w:type="dxa" w:w="1390"/>
             <w:shd w:val="clear" w:color="auto" w:fill="E7E6E6"/>
           </w:tcPr>
           <w:p>
@@ -4070,7 +4028,7 @@
         </w:tc>
         <w:tc>
           <w:tcPr>
-            <w:tcW w:type="dxa" w:w="1415"/>
+            <w:tcW w:type="dxa" w:w="1185"/>
             <w:shd w:val="clear" w:color="auto" w:fill="E7E6E6"/>
           </w:tcPr>
           <w:p>
@@ -4092,7 +4050,7 @@
         </w:tc>
         <w:tc>
           <w:tcPr>
-            <w:tcW w:type="dxa" w:w="2291"/>
+            <w:tcW w:type="dxa" w:w="1129"/>
             <w:shd w:val="clear" w:color="auto" w:fill="E7E6E6"/>
           </w:tcPr>
           <w:p>
@@ -4108,29 +4066,7 @@
                 <w:color w:val="000000"/>
                 <w:sz w:val="19"/>
               </w:rPr>
-              <w:t>Super dataset field</w:t>
-            </w:r>
-          </w:p>
-        </w:tc>
-        <w:tc>
-          <w:tcPr>
-            <w:tcW w:type="dxa" w:w="1954"/>
-            <w:shd w:val="clear" w:color="auto" w:fill="E7E6E6"/>
-          </w:tcPr>
-          <w:p>
-            <w:pPr>
-              <w:spacing w:after="40" w:before="40" w:line="240" w:lineRule="auto"/>
-              <w:jc w:val="left"/>
-            </w:pPr>
-            <w:r>
-              <w:rPr>
-                <w:rFonts w:ascii="Times New Roman" w:hAnsi="Times New Roman" w:eastAsia="Times New Roman"/>
-                <w:b/>
-                <w:i w:val="0"/>
-                <w:color w:val="000000"/>
-                <w:sz w:val="19"/>
-              </w:rPr>
-              <w:t>Unit or coding</w:t>
+              <w:t>Super dataset</w:t>
             </w:r>
           </w:p>
         </w:tc>
@@ -4141,7 +4077,7 @@
         </w:trPr>
         <w:tc>
           <w:tcPr>
-            <w:tcW w:type="dxa" w:w="1887"/>
+            <w:tcW w:type="dxa" w:w="1770"/>
           </w:tcPr>
           <w:p>
             <w:pPr>
@@ -4162,7 +4098,49 @@
         </w:tc>
         <w:tc>
           <w:tcPr>
-            <w:tcW w:type="dxa" w:w="1482"/>
+            <w:tcW w:type="dxa" w:w="1919"/>
+          </w:tcPr>
+          <w:p>
+            <w:pPr>
+              <w:spacing w:after="40" w:before="40" w:line="240" w:lineRule="auto"/>
+              <w:jc w:val="left"/>
+            </w:pPr>
+            <w:r>
+              <w:rPr>
+                <w:rFonts w:ascii="Times New Roman" w:hAnsi="Times New Roman" w:eastAsia="Times New Roman"/>
+                <w:b w:val="0"/>
+                <w:i w:val="0"/>
+                <w:color w:val="000000"/>
+                <w:sz w:val="19"/>
+              </w:rPr>
+              <w:t>Age of the person</w:t>
+            </w:r>
+          </w:p>
+        </w:tc>
+        <w:tc>
+          <w:tcPr>
+            <w:tcW w:type="dxa" w:w="1636"/>
+          </w:tcPr>
+          <w:p>
+            <w:pPr>
+              <w:spacing w:after="40" w:before="40" w:line="240" w:lineRule="auto"/>
+              <w:jc w:val="left"/>
+            </w:pPr>
+            <w:r>
+              <w:rPr>
+                <w:rFonts w:ascii="Times New Roman" w:hAnsi="Times New Roman" w:eastAsia="Times New Roman"/>
+                <w:b w:val="0"/>
+                <w:i w:val="0"/>
+                <w:color w:val="000000"/>
+                <w:sz w:val="19"/>
+              </w:rPr>
+              <w:t>Years</w:t>
+            </w:r>
+          </w:p>
+        </w:tc>
+        <w:tc>
+          <w:tcPr>
+            <w:tcW w:type="dxa" w:w="1390"/>
           </w:tcPr>
           <w:p>
             <w:pPr>
@@ -4183,7 +4161,7 @@
         </w:tc>
         <w:tc>
           <w:tcPr>
-            <w:tcW w:type="dxa" w:w="1415"/>
+            <w:tcW w:type="dxa" w:w="1185"/>
           </w:tcPr>
           <w:p>
             <w:pPr>
@@ -4204,7 +4182,7 @@
         </w:tc>
         <w:tc>
           <w:tcPr>
-            <w:tcW w:type="dxa" w:w="2291"/>
+            <w:tcW w:type="dxa" w:w="1129"/>
           </w:tcPr>
           <w:p>
             <w:pPr>
@@ -4219,28 +4197,7 @@
                 <w:color w:val="000000"/>
                 <w:sz w:val="19"/>
               </w:rPr>
-              <w:t>d1_age, d2_age</w:t>
-            </w:r>
-          </w:p>
-        </w:tc>
-        <w:tc>
-          <w:tcPr>
-            <w:tcW w:type="dxa" w:w="1954"/>
-          </w:tcPr>
-          <w:p>
-            <w:pPr>
-              <w:spacing w:after="40" w:before="40" w:line="240" w:lineRule="auto"/>
-              <w:jc w:val="left"/>
-            </w:pPr>
-            <w:r>
-              <w:rPr>
-                <w:rFonts w:ascii="Times New Roman" w:hAnsi="Times New Roman" w:eastAsia="Times New Roman"/>
-                <w:b w:val="0"/>
-                <w:i w:val="0"/>
-                <w:color w:val="000000"/>
-                <w:sz w:val="19"/>
-              </w:rPr>
-              <w:t>years</w:t>
+              <w:t>Both</w:t>
             </w:r>
           </w:p>
         </w:tc>
@@ -4251,7 +4208,7 @@
         </w:trPr>
         <w:tc>
           <w:tcPr>
-            <w:tcW w:type="dxa" w:w="1887"/>
+            <w:tcW w:type="dxa" w:w="1770"/>
           </w:tcPr>
           <w:p>
             <w:pPr>
@@ -4272,7 +4229,49 @@
         </w:tc>
         <w:tc>
           <w:tcPr>
-            <w:tcW w:type="dxa" w:w="1482"/>
+            <w:tcW w:type="dxa" w:w="1919"/>
+          </w:tcPr>
+          <w:p>
+            <w:pPr>
+              <w:spacing w:after="40" w:before="40" w:line="240" w:lineRule="auto"/>
+              <w:jc w:val="left"/>
+            </w:pPr>
+            <w:r>
+              <w:rPr>
+                <w:rFonts w:ascii="Times New Roman" w:hAnsi="Times New Roman" w:eastAsia="Times New Roman"/>
+                <w:b w:val="0"/>
+                <w:i w:val="0"/>
+                <w:color w:val="000000"/>
+                <w:sz w:val="19"/>
+              </w:rPr>
+              <w:t>Sex of the person</w:t>
+            </w:r>
+          </w:p>
+        </w:tc>
+        <w:tc>
+          <w:tcPr>
+            <w:tcW w:type="dxa" w:w="1636"/>
+          </w:tcPr>
+          <w:p>
+            <w:pPr>
+              <w:spacing w:after="40" w:before="40" w:line="240" w:lineRule="auto"/>
+              <w:jc w:val="left"/>
+            </w:pPr>
+            <w:r>
+              <w:rPr>
+                <w:rFonts w:ascii="Times New Roman" w:hAnsi="Times New Roman" w:eastAsia="Times New Roman"/>
+                <w:b w:val="0"/>
+                <w:i w:val="0"/>
+                <w:color w:val="000000"/>
+                <w:sz w:val="19"/>
+              </w:rPr>
+              <w:t>Female, Male, Other</w:t>
+            </w:r>
+          </w:p>
+        </w:tc>
+        <w:tc>
+          <w:tcPr>
+            <w:tcW w:type="dxa" w:w="1390"/>
           </w:tcPr>
           <w:p>
             <w:pPr>
@@ -4293,7 +4292,7 @@
         </w:tc>
         <w:tc>
           <w:tcPr>
-            <w:tcW w:type="dxa" w:w="1415"/>
+            <w:tcW w:type="dxa" w:w="1185"/>
           </w:tcPr>
           <w:p>
             <w:pPr>
@@ -4314,7 +4313,7 @@
         </w:tc>
         <w:tc>
           <w:tcPr>
-            <w:tcW w:type="dxa" w:w="2291"/>
+            <w:tcW w:type="dxa" w:w="1129"/>
           </w:tcPr>
           <w:p>
             <w:pPr>
@@ -4329,28 +4328,7 @@
                 <w:color w:val="000000"/>
                 <w:sz w:val="19"/>
               </w:rPr>
-              <w:t>d1_gender, d2_gender</w:t>
-            </w:r>
-          </w:p>
-        </w:tc>
-        <w:tc>
-          <w:tcPr>
-            <w:tcW w:type="dxa" w:w="1954"/>
-          </w:tcPr>
-          <w:p>
-            <w:pPr>
-              <w:spacing w:after="40" w:before="40" w:line="240" w:lineRule="auto"/>
-              <w:jc w:val="left"/>
-            </w:pPr>
-            <w:r>
-              <w:rPr>
-                <w:rFonts w:ascii="Times New Roman" w:hAnsi="Times New Roman" w:eastAsia="Times New Roman"/>
-                <w:b w:val="0"/>
-                <w:i w:val="0"/>
-                <w:color w:val="000000"/>
-                <w:sz w:val="19"/>
-              </w:rPr>
-              <w:t>Female, Male, Other</w:t>
+              <w:t>Both</w:t>
             </w:r>
           </w:p>
         </w:tc>
@@ -4361,7 +4339,7 @@
         </w:trPr>
         <w:tc>
           <w:tcPr>
-            <w:tcW w:type="dxa" w:w="1887"/>
+            <w:tcW w:type="dxa" w:w="1770"/>
           </w:tcPr>
           <w:p>
             <w:pPr>
@@ -4382,7 +4360,49 @@
         </w:tc>
         <w:tc>
           <w:tcPr>
-            <w:tcW w:type="dxa" w:w="1482"/>
+            <w:tcW w:type="dxa" w:w="1919"/>
+          </w:tcPr>
+          <w:p>
+            <w:pPr>
+              <w:spacing w:after="40" w:before="40" w:line="240" w:lineRule="auto"/>
+              <w:jc w:val="left"/>
+            </w:pPr>
+            <w:r>
+              <w:rPr>
+                <w:rFonts w:ascii="Times New Roman" w:hAnsi="Times New Roman" w:eastAsia="Times New Roman"/>
+                <w:b w:val="0"/>
+                <w:i w:val="0"/>
+                <w:color w:val="000000"/>
+                <w:sz w:val="19"/>
+              </w:rPr>
+              <w:t>Serum total protein</w:t>
+            </w:r>
+          </w:p>
+        </w:tc>
+        <w:tc>
+          <w:tcPr>
+            <w:tcW w:type="dxa" w:w="1636"/>
+          </w:tcPr>
+          <w:p>
+            <w:pPr>
+              <w:spacing w:after="40" w:before="40" w:line="240" w:lineRule="auto"/>
+              <w:jc w:val="left"/>
+            </w:pPr>
+            <w:r>
+              <w:rPr>
+                <w:rFonts w:ascii="Times New Roman" w:hAnsi="Times New Roman" w:eastAsia="Times New Roman"/>
+                <w:b w:val="0"/>
+                <w:i w:val="0"/>
+                <w:color w:val="000000"/>
+                <w:sz w:val="19"/>
+              </w:rPr>
+              <w:t>g/dL</w:t>
+            </w:r>
+          </w:p>
+        </w:tc>
+        <w:tc>
+          <w:tcPr>
+            <w:tcW w:type="dxa" w:w="1390"/>
           </w:tcPr>
           <w:p>
             <w:pPr>
@@ -4403,7 +4423,7 @@
         </w:tc>
         <w:tc>
           <w:tcPr>
-            <w:tcW w:type="dxa" w:w="1415"/>
+            <w:tcW w:type="dxa" w:w="1185"/>
           </w:tcPr>
           <w:p>
             <w:pPr>
@@ -4424,7 +4444,7 @@
         </w:tc>
         <w:tc>
           <w:tcPr>
-            <w:tcW w:type="dxa" w:w="2291"/>
+            <w:tcW w:type="dxa" w:w="1129"/>
           </w:tcPr>
           <w:p>
             <w:pPr>
@@ -4439,28 +4459,7 @@
                 <w:color w:val="000000"/>
                 <w:sz w:val="19"/>
               </w:rPr>
-              <w:t>d1_total_protein</w:t>
-            </w:r>
-          </w:p>
-        </w:tc>
-        <w:tc>
-          <w:tcPr>
-            <w:tcW w:type="dxa" w:w="1954"/>
-          </w:tcPr>
-          <w:p>
-            <w:pPr>
-              <w:spacing w:after="40" w:before="40" w:line="240" w:lineRule="auto"/>
-              <w:jc w:val="left"/>
-            </w:pPr>
-            <w:r>
-              <w:rPr>
-                <w:rFonts w:ascii="Times New Roman" w:hAnsi="Times New Roman" w:eastAsia="Times New Roman"/>
-                <w:b w:val="0"/>
-                <w:i w:val="0"/>
-                <w:color w:val="000000"/>
-                <w:sz w:val="19"/>
-              </w:rPr>
-              <w:t>g/dL</w:t>
+              <w:t>Dataset 1</w:t>
             </w:r>
           </w:p>
         </w:tc>
@@ -4471,7 +4470,7 @@
         </w:trPr>
         <w:tc>
           <w:tcPr>
-            <w:tcW w:type="dxa" w:w="1887"/>
+            <w:tcW w:type="dxa" w:w="1770"/>
           </w:tcPr>
           <w:p>
             <w:pPr>
@@ -4492,7 +4491,49 @@
         </w:tc>
         <w:tc>
           <w:tcPr>
-            <w:tcW w:type="dxa" w:w="1482"/>
+            <w:tcW w:type="dxa" w:w="1919"/>
+          </w:tcPr>
+          <w:p>
+            <w:pPr>
+              <w:spacing w:after="40" w:before="40" w:line="240" w:lineRule="auto"/>
+              <w:jc w:val="left"/>
+            </w:pPr>
+            <w:r>
+              <w:rPr>
+                <w:rFonts w:ascii="Times New Roman" w:hAnsi="Times New Roman" w:eastAsia="Times New Roman"/>
+                <w:b w:val="0"/>
+                <w:i w:val="0"/>
+                <w:color w:val="000000"/>
+                <w:sz w:val="19"/>
+              </w:rPr>
+              <w:t>Serum calcium</w:t>
+            </w:r>
+          </w:p>
+        </w:tc>
+        <w:tc>
+          <w:tcPr>
+            <w:tcW w:type="dxa" w:w="1636"/>
+          </w:tcPr>
+          <w:p>
+            <w:pPr>
+              <w:spacing w:after="40" w:before="40" w:line="240" w:lineRule="auto"/>
+              <w:jc w:val="left"/>
+            </w:pPr>
+            <w:r>
+              <w:rPr>
+                <w:rFonts w:ascii="Times New Roman" w:hAnsi="Times New Roman" w:eastAsia="Times New Roman"/>
+                <w:b w:val="0"/>
+                <w:i w:val="0"/>
+                <w:color w:val="000000"/>
+                <w:sz w:val="19"/>
+              </w:rPr>
+              <w:t>mg/dL</w:t>
+            </w:r>
+          </w:p>
+        </w:tc>
+        <w:tc>
+          <w:tcPr>
+            <w:tcW w:type="dxa" w:w="1390"/>
           </w:tcPr>
           <w:p>
             <w:pPr>
@@ -4513,7 +4554,7 @@
         </w:tc>
         <w:tc>
           <w:tcPr>
-            <w:tcW w:type="dxa" w:w="1415"/>
+            <w:tcW w:type="dxa" w:w="1185"/>
           </w:tcPr>
           <w:p>
             <w:pPr>
@@ -4534,7 +4575,7 @@
         </w:tc>
         <w:tc>
           <w:tcPr>
-            <w:tcW w:type="dxa" w:w="2291"/>
+            <w:tcW w:type="dxa" w:w="1129"/>
           </w:tcPr>
           <w:p>
             <w:pPr>
@@ -4549,28 +4590,7 @@
                 <w:color w:val="000000"/>
                 <w:sz w:val="19"/>
               </w:rPr>
-              <w:t>d1_calcium</w:t>
-            </w:r>
-          </w:p>
-        </w:tc>
-        <w:tc>
-          <w:tcPr>
-            <w:tcW w:type="dxa" w:w="1954"/>
-          </w:tcPr>
-          <w:p>
-            <w:pPr>
-              <w:spacing w:after="40" w:before="40" w:line="240" w:lineRule="auto"/>
-              <w:jc w:val="left"/>
-            </w:pPr>
-            <w:r>
-              <w:rPr>
-                <w:rFonts w:ascii="Times New Roman" w:hAnsi="Times New Roman" w:eastAsia="Times New Roman"/>
-                <w:b w:val="0"/>
-                <w:i w:val="0"/>
-                <w:color w:val="000000"/>
-                <w:sz w:val="19"/>
-              </w:rPr>
-              <w:t>mg/dL</w:t>
+              <w:t>Dataset 1</w:t>
             </w:r>
           </w:p>
         </w:tc>
@@ -4581,7 +4601,7 @@
         </w:trPr>
         <w:tc>
           <w:tcPr>
-            <w:tcW w:type="dxa" w:w="1887"/>
+            <w:tcW w:type="dxa" w:w="1770"/>
           </w:tcPr>
           <w:p>
             <w:pPr>
@@ -4602,7 +4622,49 @@
         </w:tc>
         <w:tc>
           <w:tcPr>
-            <w:tcW w:type="dxa" w:w="1482"/>
+            <w:tcW w:type="dxa" w:w="1919"/>
+          </w:tcPr>
+          <w:p>
+            <w:pPr>
+              <w:spacing w:after="40" w:before="40" w:line="240" w:lineRule="auto"/>
+              <w:jc w:val="left"/>
+            </w:pPr>
+            <w:r>
+              <w:rPr>
+                <w:rFonts w:ascii="Times New Roman" w:hAnsi="Times New Roman" w:eastAsia="Times New Roman"/>
+                <w:b w:val="0"/>
+                <w:i w:val="0"/>
+                <w:color w:val="000000"/>
+                <w:sz w:val="19"/>
+              </w:rPr>
+              <w:t>Serum iron</w:t>
+            </w:r>
+          </w:p>
+        </w:tc>
+        <w:tc>
+          <w:tcPr>
+            <w:tcW w:type="dxa" w:w="1636"/>
+          </w:tcPr>
+          <w:p>
+            <w:pPr>
+              <w:spacing w:after="40" w:before="40" w:line="240" w:lineRule="auto"/>
+              <w:jc w:val="left"/>
+            </w:pPr>
+            <w:r>
+              <w:rPr>
+                <w:rFonts w:ascii="Times New Roman" w:hAnsi="Times New Roman" w:eastAsia="Times New Roman"/>
+                <w:b w:val="0"/>
+                <w:i w:val="0"/>
+                <w:color w:val="000000"/>
+                <w:sz w:val="19"/>
+              </w:rPr>
+              <w:t>µg/dL</w:t>
+            </w:r>
+          </w:p>
+        </w:tc>
+        <w:tc>
+          <w:tcPr>
+            <w:tcW w:type="dxa" w:w="1390"/>
           </w:tcPr>
           <w:p>
             <w:pPr>
@@ -4623,7 +4685,7 @@
         </w:tc>
         <w:tc>
           <w:tcPr>
-            <w:tcW w:type="dxa" w:w="1415"/>
+            <w:tcW w:type="dxa" w:w="1185"/>
           </w:tcPr>
           <w:p>
             <w:pPr>
@@ -4644,7 +4706,7 @@
         </w:tc>
         <w:tc>
           <w:tcPr>
-            <w:tcW w:type="dxa" w:w="2291"/>
+            <w:tcW w:type="dxa" w:w="1129"/>
           </w:tcPr>
           <w:p>
             <w:pPr>
@@ -4659,28 +4721,7 @@
                 <w:color w:val="000000"/>
                 <w:sz w:val="19"/>
               </w:rPr>
-              <w:t>d1_iron</w:t>
-            </w:r>
-          </w:p>
-        </w:tc>
-        <w:tc>
-          <w:tcPr>
-            <w:tcW w:type="dxa" w:w="1954"/>
-          </w:tcPr>
-          <w:p>
-            <w:pPr>
-              <w:spacing w:after="40" w:before="40" w:line="240" w:lineRule="auto"/>
-              <w:jc w:val="left"/>
-            </w:pPr>
-            <w:r>
-              <w:rPr>
-                <w:rFonts w:ascii="Times New Roman" w:hAnsi="Times New Roman" w:eastAsia="Times New Roman"/>
-                <w:b w:val="0"/>
-                <w:i w:val="0"/>
-                <w:color w:val="000000"/>
-                <w:sz w:val="19"/>
-              </w:rPr>
-              <w:t>µg/dL</w:t>
+              <w:t>Dataset 1</w:t>
             </w:r>
           </w:p>
         </w:tc>
@@ -4691,7 +4732,7 @@
         </w:trPr>
         <w:tc>
           <w:tcPr>
-            <w:tcW w:type="dxa" w:w="1887"/>
+            <w:tcW w:type="dxa" w:w="1770"/>
           </w:tcPr>
           <w:p>
             <w:pPr>
@@ -4712,7 +4753,49 @@
         </w:tc>
         <w:tc>
           <w:tcPr>
-            <w:tcW w:type="dxa" w:w="1482"/>
+            <w:tcW w:type="dxa" w:w="1919"/>
+          </w:tcPr>
+          <w:p>
+            <w:pPr>
+              <w:spacing w:after="40" w:before="40" w:line="240" w:lineRule="auto"/>
+              <w:jc w:val="left"/>
+            </w:pPr>
+            <w:r>
+              <w:rPr>
+                <w:rFonts w:ascii="Times New Roman" w:hAnsi="Times New Roman" w:eastAsia="Times New Roman"/>
+                <w:b w:val="0"/>
+                <w:i w:val="0"/>
+                <w:color w:val="000000"/>
+                <w:sz w:val="19"/>
+              </w:rPr>
+              <w:t>Serum 25-hydroxy vitamin D</w:t>
+            </w:r>
+          </w:p>
+        </w:tc>
+        <w:tc>
+          <w:tcPr>
+            <w:tcW w:type="dxa" w:w="1636"/>
+          </w:tcPr>
+          <w:p>
+            <w:pPr>
+              <w:spacing w:after="40" w:before="40" w:line="240" w:lineRule="auto"/>
+              <w:jc w:val="left"/>
+            </w:pPr>
+            <w:r>
+              <w:rPr>
+                <w:rFonts w:ascii="Times New Roman" w:hAnsi="Times New Roman" w:eastAsia="Times New Roman"/>
+                <w:b w:val="0"/>
+                <w:i w:val="0"/>
+                <w:color w:val="000000"/>
+                <w:sz w:val="19"/>
+              </w:rPr>
+              <w:t>ng/mL</w:t>
+            </w:r>
+          </w:p>
+        </w:tc>
+        <w:tc>
+          <w:tcPr>
+            <w:tcW w:type="dxa" w:w="1390"/>
           </w:tcPr>
           <w:p>
             <w:pPr>
@@ -4733,7 +4816,7 @@
         </w:tc>
         <w:tc>
           <w:tcPr>
-            <w:tcW w:type="dxa" w:w="1415"/>
+            <w:tcW w:type="dxa" w:w="1185"/>
           </w:tcPr>
           <w:p>
             <w:pPr>
@@ -4754,7 +4837,7 @@
         </w:tc>
         <w:tc>
           <w:tcPr>
-            <w:tcW w:type="dxa" w:w="2291"/>
+            <w:tcW w:type="dxa" w:w="1129"/>
           </w:tcPr>
           <w:p>
             <w:pPr>
@@ -4769,28 +4852,7 @@
                 <w:color w:val="000000"/>
                 <w:sz w:val="19"/>
               </w:rPr>
-              <w:t>d1_vitamin</w:t>
-            </w:r>
-          </w:p>
-        </w:tc>
-        <w:tc>
-          <w:tcPr>
-            <w:tcW w:type="dxa" w:w="1954"/>
-          </w:tcPr>
-          <w:p>
-            <w:pPr>
-              <w:spacing w:after="40" w:before="40" w:line="240" w:lineRule="auto"/>
-              <w:jc w:val="left"/>
-            </w:pPr>
-            <w:r>
-              <w:rPr>
-                <w:rFonts w:ascii="Times New Roman" w:hAnsi="Times New Roman" w:eastAsia="Times New Roman"/>
-                <w:b w:val="0"/>
-                <w:i w:val="0"/>
-                <w:color w:val="000000"/>
-                <w:sz w:val="19"/>
-              </w:rPr>
-              <w:t>ng/mL</w:t>
+              <w:t>Dataset 1</w:t>
             </w:r>
           </w:p>
         </w:tc>
@@ -4801,7 +4863,7 @@
         </w:trPr>
         <w:tc>
           <w:tcPr>
-            <w:tcW w:type="dxa" w:w="1887"/>
+            <w:tcW w:type="dxa" w:w="1770"/>
           </w:tcPr>
           <w:p>
             <w:pPr>
@@ -4822,7 +4884,49 @@
         </w:tc>
         <w:tc>
           <w:tcPr>
-            <w:tcW w:type="dxa" w:w="1482"/>
+            <w:tcW w:type="dxa" w:w="1919"/>
+          </w:tcPr>
+          <w:p>
+            <w:pPr>
+              <w:spacing w:after="40" w:before="40" w:line="240" w:lineRule="auto"/>
+              <w:jc w:val="left"/>
+            </w:pPr>
+            <w:r>
+              <w:rPr>
+                <w:rFonts w:ascii="Times New Roman" w:hAnsi="Times New Roman" w:eastAsia="Times New Roman"/>
+                <w:b w:val="0"/>
+                <w:i w:val="0"/>
+                <w:color w:val="000000"/>
+                <w:sz w:val="19"/>
+              </w:rPr>
+              <w:t>Liver enzyme ALT</w:t>
+            </w:r>
+          </w:p>
+        </w:tc>
+        <w:tc>
+          <w:tcPr>
+            <w:tcW w:type="dxa" w:w="1636"/>
+          </w:tcPr>
+          <w:p>
+            <w:pPr>
+              <w:spacing w:after="40" w:before="40" w:line="240" w:lineRule="auto"/>
+              <w:jc w:val="left"/>
+            </w:pPr>
+            <w:r>
+              <w:rPr>
+                <w:rFonts w:ascii="Times New Roman" w:hAnsi="Times New Roman" w:eastAsia="Times New Roman"/>
+                <w:b w:val="0"/>
+                <w:i w:val="0"/>
+                <w:color w:val="000000"/>
+                <w:sz w:val="19"/>
+              </w:rPr>
+              <w:t>U/L</w:t>
+            </w:r>
+          </w:p>
+        </w:tc>
+        <w:tc>
+          <w:tcPr>
+            <w:tcW w:type="dxa" w:w="1390"/>
           </w:tcPr>
           <w:p>
             <w:pPr>
@@ -4843,7 +4947,7 @@
         </w:tc>
         <w:tc>
           <w:tcPr>
-            <w:tcW w:type="dxa" w:w="1415"/>
+            <w:tcW w:type="dxa" w:w="1185"/>
           </w:tcPr>
           <w:p>
             <w:pPr>
@@ -4864,7 +4968,7 @@
         </w:tc>
         <w:tc>
           <w:tcPr>
-            <w:tcW w:type="dxa" w:w="2291"/>
+            <w:tcW w:type="dxa" w:w="1129"/>
           </w:tcPr>
           <w:p>
             <w:pPr>
@@ -4879,28 +4983,7 @@
                 <w:color w:val="000000"/>
                 <w:sz w:val="19"/>
               </w:rPr>
-              <w:t>d1_liver_data</w:t>
-            </w:r>
-          </w:p>
-        </w:tc>
-        <w:tc>
-          <w:tcPr>
-            <w:tcW w:type="dxa" w:w="1954"/>
-          </w:tcPr>
-          <w:p>
-            <w:pPr>
-              <w:spacing w:after="40" w:before="40" w:line="240" w:lineRule="auto"/>
-              <w:jc w:val="left"/>
-            </w:pPr>
-            <w:r>
-              <w:rPr>
-                <w:rFonts w:ascii="Times New Roman" w:hAnsi="Times New Roman" w:eastAsia="Times New Roman"/>
-                <w:b w:val="0"/>
-                <w:i w:val="0"/>
-                <w:color w:val="000000"/>
-                <w:sz w:val="19"/>
-              </w:rPr>
-              <w:t>U/L</w:t>
+              <w:t>Dataset 1</w:t>
             </w:r>
           </w:p>
         </w:tc>
@@ -4911,7 +4994,7 @@
         </w:trPr>
         <w:tc>
           <w:tcPr>
-            <w:tcW w:type="dxa" w:w="1887"/>
+            <w:tcW w:type="dxa" w:w="1770"/>
           </w:tcPr>
           <w:p>
             <w:pPr>
@@ -4932,7 +5015,49 @@
         </w:tc>
         <w:tc>
           <w:tcPr>
-            <w:tcW w:type="dxa" w:w="1482"/>
+            <w:tcW w:type="dxa" w:w="1919"/>
+          </w:tcPr>
+          <w:p>
+            <w:pPr>
+              <w:spacing w:after="40" w:before="40" w:line="240" w:lineRule="auto"/>
+              <w:jc w:val="left"/>
+            </w:pPr>
+            <w:r>
+              <w:rPr>
+                <w:rFonts w:ascii="Times New Roman" w:hAnsi="Times New Roman" w:eastAsia="Times New Roman"/>
+                <w:b w:val="0"/>
+                <w:i w:val="0"/>
+                <w:color w:val="000000"/>
+                <w:sz w:val="19"/>
+              </w:rPr>
+              <w:t>Whole blood manganese</w:t>
+            </w:r>
+          </w:p>
+        </w:tc>
+        <w:tc>
+          <w:tcPr>
+            <w:tcW w:type="dxa" w:w="1636"/>
+          </w:tcPr>
+          <w:p>
+            <w:pPr>
+              <w:spacing w:after="40" w:before="40" w:line="240" w:lineRule="auto"/>
+              <w:jc w:val="left"/>
+            </w:pPr>
+            <w:r>
+              <w:rPr>
+                <w:rFonts w:ascii="Times New Roman" w:hAnsi="Times New Roman" w:eastAsia="Times New Roman"/>
+                <w:b w:val="0"/>
+                <w:i w:val="0"/>
+                <w:color w:val="000000"/>
+                <w:sz w:val="19"/>
+              </w:rPr>
+              <w:t>µg/L</w:t>
+            </w:r>
+          </w:p>
+        </w:tc>
+        <w:tc>
+          <w:tcPr>
+            <w:tcW w:type="dxa" w:w="1390"/>
           </w:tcPr>
           <w:p>
             <w:pPr>
@@ -4953,7 +5078,7 @@
         </w:tc>
         <w:tc>
           <w:tcPr>
-            <w:tcW w:type="dxa" w:w="1415"/>
+            <w:tcW w:type="dxa" w:w="1185"/>
           </w:tcPr>
           <w:p>
             <w:pPr>
@@ -4974,7 +5099,7 @@
         </w:tc>
         <w:tc>
           <w:tcPr>
-            <w:tcW w:type="dxa" w:w="2291"/>
+            <w:tcW w:type="dxa" w:w="1129"/>
           </w:tcPr>
           <w:p>
             <w:pPr>
@@ -4989,28 +5114,7 @@
                 <w:color w:val="000000"/>
                 <w:sz w:val="19"/>
               </w:rPr>
-              <w:t>d1_manganese</w:t>
-            </w:r>
-          </w:p>
-        </w:tc>
-        <w:tc>
-          <w:tcPr>
-            <w:tcW w:type="dxa" w:w="1954"/>
-          </w:tcPr>
-          <w:p>
-            <w:pPr>
-              <w:spacing w:after="40" w:before="40" w:line="240" w:lineRule="auto"/>
-              <w:jc w:val="left"/>
-            </w:pPr>
-            <w:r>
-              <w:rPr>
-                <w:rFonts w:ascii="Times New Roman" w:hAnsi="Times New Roman" w:eastAsia="Times New Roman"/>
-                <w:b w:val="0"/>
-                <w:i w:val="0"/>
-                <w:color w:val="000000"/>
-                <w:sz w:val="19"/>
-              </w:rPr>
-              <w:t>µg/L</w:t>
+              <w:t>Dataset 1</w:t>
             </w:r>
           </w:p>
         </w:tc>
@@ -5021,7 +5125,7 @@
         </w:trPr>
         <w:tc>
           <w:tcPr>
-            <w:tcW w:type="dxa" w:w="1887"/>
+            <w:tcW w:type="dxa" w:w="1770"/>
           </w:tcPr>
           <w:p>
             <w:pPr>
@@ -5042,7 +5146,49 @@
         </w:tc>
         <w:tc>
           <w:tcPr>
-            <w:tcW w:type="dxa" w:w="1482"/>
+            <w:tcW w:type="dxa" w:w="1919"/>
+          </w:tcPr>
+          <w:p>
+            <w:pPr>
+              <w:spacing w:after="40" w:before="40" w:line="240" w:lineRule="auto"/>
+              <w:jc w:val="left"/>
+            </w:pPr>
+            <w:r>
+              <w:rPr>
+                <w:rFonts w:ascii="Times New Roman" w:hAnsi="Times New Roman" w:eastAsia="Times New Roman"/>
+                <w:b w:val="0"/>
+                <w:i w:val="0"/>
+                <w:color w:val="000000"/>
+                <w:sz w:val="19"/>
+              </w:rPr>
+              <w:t>Body water content</w:t>
+            </w:r>
+          </w:p>
+        </w:tc>
+        <w:tc>
+          <w:tcPr>
+            <w:tcW w:type="dxa" w:w="1636"/>
+          </w:tcPr>
+          <w:p>
+            <w:pPr>
+              <w:spacing w:after="40" w:before="40" w:line="240" w:lineRule="auto"/>
+              <w:jc w:val="left"/>
+            </w:pPr>
+            <w:r>
+              <w:rPr>
+                <w:rFonts w:ascii="Times New Roman" w:hAnsi="Times New Roman" w:eastAsia="Times New Roman"/>
+                <w:b w:val="0"/>
+                <w:i w:val="0"/>
+                <w:color w:val="000000"/>
+                <w:sz w:val="19"/>
+              </w:rPr>
+              <w:t>%</w:t>
+            </w:r>
+          </w:p>
+        </w:tc>
+        <w:tc>
+          <w:tcPr>
+            <w:tcW w:type="dxa" w:w="1390"/>
           </w:tcPr>
           <w:p>
             <w:pPr>
@@ -5063,7 +5209,7 @@
         </w:tc>
         <w:tc>
           <w:tcPr>
-            <w:tcW w:type="dxa" w:w="1415"/>
+            <w:tcW w:type="dxa" w:w="1185"/>
           </w:tcPr>
           <w:p>
             <w:pPr>
@@ -5084,7 +5230,7 @@
         </w:tc>
         <w:tc>
           <w:tcPr>
-            <w:tcW w:type="dxa" w:w="2291"/>
+            <w:tcW w:type="dxa" w:w="1129"/>
           </w:tcPr>
           <w:p>
             <w:pPr>
@@ -5099,28 +5245,7 @@
                 <w:color w:val="000000"/>
                 <w:sz w:val="19"/>
               </w:rPr>
-              <w:t>d1_body_water_content</w:t>
-            </w:r>
-          </w:p>
-        </w:tc>
-        <w:tc>
-          <w:tcPr>
-            <w:tcW w:type="dxa" w:w="1954"/>
-          </w:tcPr>
-          <w:p>
-            <w:pPr>
-              <w:spacing w:after="40" w:before="40" w:line="240" w:lineRule="auto"/>
-              <w:jc w:val="left"/>
-            </w:pPr>
-            <w:r>
-              <w:rPr>
-                <w:rFonts w:ascii="Times New Roman" w:hAnsi="Times New Roman" w:eastAsia="Times New Roman"/>
-                <w:b w:val="0"/>
-                <w:i w:val="0"/>
-                <w:color w:val="000000"/>
-                <w:sz w:val="19"/>
-              </w:rPr>
-              <w:t>%</w:t>
+              <w:t>Dataset 1</w:t>
             </w:r>
           </w:p>
         </w:tc>
@@ -5131,7 +5256,7 @@
         </w:trPr>
         <w:tc>
           <w:tcPr>
-            <w:tcW w:type="dxa" w:w="1887"/>
+            <w:tcW w:type="dxa" w:w="1770"/>
           </w:tcPr>
           <w:p>
             <w:pPr>
@@ -5152,7 +5277,49 @@
         </w:tc>
         <w:tc>
           <w:tcPr>
-            <w:tcW w:type="dxa" w:w="1482"/>
+            <w:tcW w:type="dxa" w:w="1919"/>
+          </w:tcPr>
+          <w:p>
+            <w:pPr>
+              <w:spacing w:after="40" w:before="40" w:line="240" w:lineRule="auto"/>
+              <w:jc w:val="left"/>
+            </w:pPr>
+            <w:r>
+              <w:rPr>
+                <w:rFonts w:ascii="Times New Roman" w:hAnsi="Times New Roman" w:eastAsia="Times New Roman"/>
+                <w:b w:val="0"/>
+                <w:i w:val="0"/>
+                <w:color w:val="000000"/>
+                <w:sz w:val="19"/>
+              </w:rPr>
+              <w:t>Stress score</w:t>
+            </w:r>
+          </w:p>
+        </w:tc>
+        <w:tc>
+          <w:tcPr>
+            <w:tcW w:type="dxa" w:w="1636"/>
+          </w:tcPr>
+          <w:p>
+            <w:pPr>
+              <w:spacing w:after="40" w:before="40" w:line="240" w:lineRule="auto"/>
+              <w:jc w:val="left"/>
+            </w:pPr>
+            <w:r>
+              <w:rPr>
+                <w:rFonts w:ascii="Times New Roman" w:hAnsi="Times New Roman" w:eastAsia="Times New Roman"/>
+                <w:b w:val="0"/>
+                <w:i w:val="0"/>
+                <w:color w:val="000000"/>
+                <w:sz w:val="19"/>
+              </w:rPr>
+              <w:t>0 to 40</w:t>
+            </w:r>
+          </w:p>
+        </w:tc>
+        <w:tc>
+          <w:tcPr>
+            <w:tcW w:type="dxa" w:w="1390"/>
           </w:tcPr>
           <w:p>
             <w:pPr>
@@ -5173,7 +5340,7 @@
         </w:tc>
         <w:tc>
           <w:tcPr>
-            <w:tcW w:type="dxa" w:w="1415"/>
+            <w:tcW w:type="dxa" w:w="1185"/>
           </w:tcPr>
           <w:p>
             <w:pPr>
@@ -5194,7 +5361,7 @@
         </w:tc>
         <w:tc>
           <w:tcPr>
-            <w:tcW w:type="dxa" w:w="2291"/>
+            <w:tcW w:type="dxa" w:w="1129"/>
           </w:tcPr>
           <w:p>
             <w:pPr>
@@ -5209,28 +5376,7 @@
                 <w:color w:val="000000"/>
                 <w:sz w:val="19"/>
               </w:rPr>
-              <w:t>d1_stress_level</w:t>
-            </w:r>
-          </w:p>
-        </w:tc>
-        <w:tc>
-          <w:tcPr>
-            <w:tcW w:type="dxa" w:w="1954"/>
-          </w:tcPr>
-          <w:p>
-            <w:pPr>
-              <w:spacing w:after="40" w:before="40" w:line="240" w:lineRule="auto"/>
-              <w:jc w:val="left"/>
-            </w:pPr>
-            <w:r>
-              <w:rPr>
-                <w:rFonts w:ascii="Times New Roman" w:hAnsi="Times New Roman" w:eastAsia="Times New Roman"/>
-                <w:b w:val="0"/>
-                <w:i w:val="0"/>
-                <w:color w:val="000000"/>
-                <w:sz w:val="19"/>
-              </w:rPr>
-              <w:t>0 to 40</w:t>
+              <w:t>Dataset 1</w:t>
             </w:r>
           </w:p>
         </w:tc>
@@ -5241,7 +5387,7 @@
         </w:trPr>
         <w:tc>
           <w:tcPr>
-            <w:tcW w:type="dxa" w:w="1887"/>
+            <w:tcW w:type="dxa" w:w="1770"/>
           </w:tcPr>
           <w:p>
             <w:pPr>
@@ -5262,7 +5408,49 @@
         </w:tc>
         <w:tc>
           <w:tcPr>
-            <w:tcW w:type="dxa" w:w="1482"/>
+            <w:tcW w:type="dxa" w:w="1919"/>
+          </w:tcPr>
+          <w:p>
+            <w:pPr>
+              <w:spacing w:after="40" w:before="40" w:line="240" w:lineRule="auto"/>
+              <w:jc w:val="left"/>
+            </w:pPr>
+            <w:r>
+              <w:rPr>
+                <w:rFonts w:ascii="Times New Roman" w:hAnsi="Times New Roman" w:eastAsia="Times New Roman"/>
+                <w:b w:val="0"/>
+                <w:i w:val="0"/>
+                <w:color w:val="000000"/>
+                <w:sz w:val="19"/>
+              </w:rPr>
+              <w:t>Hair keratin score</w:t>
+            </w:r>
+          </w:p>
+        </w:tc>
+        <w:tc>
+          <w:tcPr>
+            <w:tcW w:type="dxa" w:w="1636"/>
+          </w:tcPr>
+          <w:p>
+            <w:pPr>
+              <w:spacing w:after="40" w:before="40" w:line="240" w:lineRule="auto"/>
+              <w:jc w:val="left"/>
+            </w:pPr>
+            <w:r>
+              <w:rPr>
+                <w:rFonts w:ascii="Times New Roman" w:hAnsi="Times New Roman" w:eastAsia="Times New Roman"/>
+                <w:b w:val="0"/>
+                <w:i w:val="0"/>
+                <w:color w:val="000000"/>
+                <w:sz w:val="19"/>
+              </w:rPr>
+              <w:t>0 to 100</w:t>
+            </w:r>
+          </w:p>
+        </w:tc>
+        <w:tc>
+          <w:tcPr>
+            <w:tcW w:type="dxa" w:w="1390"/>
           </w:tcPr>
           <w:p>
             <w:pPr>
@@ -5283,7 +5471,7 @@
         </w:tc>
         <w:tc>
           <w:tcPr>
-            <w:tcW w:type="dxa" w:w="1415"/>
+            <w:tcW w:type="dxa" w:w="1185"/>
           </w:tcPr>
           <w:p>
             <w:pPr>
@@ -5304,7 +5492,7 @@
         </w:tc>
         <w:tc>
           <w:tcPr>
-            <w:tcW w:type="dxa" w:w="2291"/>
+            <w:tcW w:type="dxa" w:w="1129"/>
           </w:tcPr>
           <w:p>
             <w:pPr>
@@ -5319,28 +5507,7 @@
                 <w:color w:val="000000"/>
                 <w:sz w:val="19"/>
               </w:rPr>
-              <w:t>d1_total_keratine</w:t>
-            </w:r>
-          </w:p>
-        </w:tc>
-        <w:tc>
-          <w:tcPr>
-            <w:tcW w:type="dxa" w:w="1954"/>
-          </w:tcPr>
-          <w:p>
-            <w:pPr>
-              <w:spacing w:after="40" w:before="40" w:line="240" w:lineRule="auto"/>
-              <w:jc w:val="left"/>
-            </w:pPr>
-            <w:r>
-              <w:rPr>
-                <w:rFonts w:ascii="Times New Roman" w:hAnsi="Times New Roman" w:eastAsia="Times New Roman"/>
-                <w:b w:val="0"/>
-                <w:i w:val="0"/>
-                <w:color w:val="000000"/>
-                <w:sz w:val="19"/>
-              </w:rPr>
-              <w:t>0 to 100 score</w:t>
+              <w:t>Dataset 1</w:t>
             </w:r>
           </w:p>
         </w:tc>
@@ -5351,7 +5518,7 @@
         </w:trPr>
         <w:tc>
           <w:tcPr>
-            <w:tcW w:type="dxa" w:w="1887"/>
+            <w:tcW w:type="dxa" w:w="1770"/>
           </w:tcPr>
           <w:p>
             <w:pPr>
@@ -5372,7 +5539,49 @@
         </w:tc>
         <w:tc>
           <w:tcPr>
-            <w:tcW w:type="dxa" w:w="1482"/>
+            <w:tcW w:type="dxa" w:w="1919"/>
+          </w:tcPr>
+          <w:p>
+            <w:pPr>
+              <w:spacing w:after="40" w:before="40" w:line="240" w:lineRule="auto"/>
+              <w:jc w:val="left"/>
+            </w:pPr>
+            <w:r>
+              <w:rPr>
+                <w:rFonts w:ascii="Times New Roman" w:hAnsi="Times New Roman" w:eastAsia="Times New Roman"/>
+                <w:b w:val="0"/>
+                <w:i w:val="0"/>
+                <w:color w:val="000000"/>
+                <w:sz w:val="19"/>
+              </w:rPr>
+              <w:t>Hair texture score</w:t>
+            </w:r>
+          </w:p>
+        </w:tc>
+        <w:tc>
+          <w:tcPr>
+            <w:tcW w:type="dxa" w:w="1636"/>
+          </w:tcPr>
+          <w:p>
+            <w:pPr>
+              <w:spacing w:after="40" w:before="40" w:line="240" w:lineRule="auto"/>
+              <w:jc w:val="left"/>
+            </w:pPr>
+            <w:r>
+              <w:rPr>
+                <w:rFonts w:ascii="Times New Roman" w:hAnsi="Times New Roman" w:eastAsia="Times New Roman"/>
+                <w:b w:val="0"/>
+                <w:i w:val="0"/>
+                <w:color w:val="000000"/>
+                <w:sz w:val="19"/>
+              </w:rPr>
+              <w:t>0 to 100</w:t>
+            </w:r>
+          </w:p>
+        </w:tc>
+        <w:tc>
+          <w:tcPr>
+            <w:tcW w:type="dxa" w:w="1390"/>
           </w:tcPr>
           <w:p>
             <w:pPr>
@@ -5393,7 +5602,7 @@
         </w:tc>
         <w:tc>
           <w:tcPr>
-            <w:tcW w:type="dxa" w:w="1415"/>
+            <w:tcW w:type="dxa" w:w="1185"/>
           </w:tcPr>
           <w:p>
             <w:pPr>
@@ -5414,7 +5623,7 @@
         </w:tc>
         <w:tc>
           <w:tcPr>
-            <w:tcW w:type="dxa" w:w="2291"/>
+            <w:tcW w:type="dxa" w:w="1129"/>
           </w:tcPr>
           <w:p>
             <w:pPr>
@@ -5429,28 +5638,7 @@
                 <w:color w:val="000000"/>
                 <w:sz w:val="19"/>
               </w:rPr>
-              <w:t>d1_hair_texture</w:t>
-            </w:r>
-          </w:p>
-        </w:tc>
-        <w:tc>
-          <w:tcPr>
-            <w:tcW w:type="dxa" w:w="1954"/>
-          </w:tcPr>
-          <w:p>
-            <w:pPr>
-              <w:spacing w:after="40" w:before="40" w:line="240" w:lineRule="auto"/>
-              <w:jc w:val="left"/>
-            </w:pPr>
-            <w:r>
-              <w:rPr>
-                <w:rFonts w:ascii="Times New Roman" w:hAnsi="Times New Roman" w:eastAsia="Times New Roman"/>
-                <w:b w:val="0"/>
-                <w:i w:val="0"/>
-                <w:color w:val="000000"/>
-                <w:sz w:val="19"/>
-              </w:rPr>
-              <w:t>0 to 100 score</w:t>
+              <w:t>Dataset 1</w:t>
             </w:r>
           </w:p>
         </w:tc>
@@ -5461,7 +5649,7 @@
         </w:trPr>
         <w:tc>
           <w:tcPr>
-            <w:tcW w:type="dxa" w:w="1887"/>
+            <w:tcW w:type="dxa" w:w="1770"/>
           </w:tcPr>
           <w:p>
             <w:pPr>
@@ -5482,7 +5670,49 @@
         </w:tc>
         <w:tc>
           <w:tcPr>
-            <w:tcW w:type="dxa" w:w="1482"/>
+            <w:tcW w:type="dxa" w:w="1919"/>
+          </w:tcPr>
+          <w:p>
+            <w:pPr>
+              <w:spacing w:after="40" w:before="40" w:line="240" w:lineRule="auto"/>
+              <w:jc w:val="left"/>
+            </w:pPr>
+            <w:r>
+              <w:rPr>
+                <w:rFonts w:ascii="Times New Roman" w:hAnsi="Times New Roman" w:eastAsia="Times New Roman"/>
+                <w:b w:val="0"/>
+                <w:i w:val="0"/>
+                <w:color w:val="000000"/>
+                <w:sz w:val="19"/>
+              </w:rPr>
+              <w:t>Family member with hair fall or baldness</w:t>
+            </w:r>
+          </w:p>
+        </w:tc>
+        <w:tc>
+          <w:tcPr>
+            <w:tcW w:type="dxa" w:w="1636"/>
+          </w:tcPr>
+          <w:p>
+            <w:pPr>
+              <w:spacing w:after="40" w:before="40" w:line="240" w:lineRule="auto"/>
+              <w:jc w:val="left"/>
+            </w:pPr>
+            <w:r>
+              <w:rPr>
+                <w:rFonts w:ascii="Times New Roman" w:hAnsi="Times New Roman" w:eastAsia="Times New Roman"/>
+                <w:b w:val="0"/>
+                <w:i w:val="0"/>
+                <w:color w:val="000000"/>
+                <w:sz w:val="19"/>
+              </w:rPr>
+              <w:t>0 = No, 1 = Yes</w:t>
+            </w:r>
+          </w:p>
+        </w:tc>
+        <w:tc>
+          <w:tcPr>
+            <w:tcW w:type="dxa" w:w="1390"/>
           </w:tcPr>
           <w:p>
             <w:pPr>
@@ -5503,7 +5733,7 @@
         </w:tc>
         <w:tc>
           <w:tcPr>
-            <w:tcW w:type="dxa" w:w="1415"/>
+            <w:tcW w:type="dxa" w:w="1185"/>
           </w:tcPr>
           <w:p>
             <w:pPr>
@@ -5524,7 +5754,7 @@
         </w:tc>
         <w:tc>
           <w:tcPr>
-            <w:tcW w:type="dxa" w:w="2291"/>
+            <w:tcW w:type="dxa" w:w="1129"/>
           </w:tcPr>
           <w:p>
             <w:pPr>
@@ -5539,28 +5769,7 @@
                 <w:color w:val="000000"/>
                 <w:sz w:val="19"/>
               </w:rPr>
-              <w:t>d2_family_hair_fall_history</w:t>
-            </w:r>
-          </w:p>
-        </w:tc>
-        <w:tc>
-          <w:tcPr>
-            <w:tcW w:type="dxa" w:w="1954"/>
-          </w:tcPr>
-          <w:p>
-            <w:pPr>
-              <w:spacing w:after="40" w:before="40" w:line="240" w:lineRule="auto"/>
-              <w:jc w:val="left"/>
-            </w:pPr>
-            <w:r>
-              <w:rPr>
-                <w:rFonts w:ascii="Times New Roman" w:hAnsi="Times New Roman" w:eastAsia="Times New Roman"/>
-                <w:b w:val="0"/>
-                <w:i w:val="0"/>
-                <w:color w:val="000000"/>
-                <w:sz w:val="19"/>
-              </w:rPr>
-              <w:t>0 = No, 1 = Yes</w:t>
+              <w:t>Dataset 2</w:t>
             </w:r>
           </w:p>
         </w:tc>
@@ -5571,7 +5780,7 @@
         </w:trPr>
         <w:tc>
           <w:tcPr>
-            <w:tcW w:type="dxa" w:w="1887"/>
+            <w:tcW w:type="dxa" w:w="1770"/>
           </w:tcPr>
           <w:p>
             <w:pPr>
@@ -5592,7 +5801,49 @@
         </w:tc>
         <w:tc>
           <w:tcPr>
-            <w:tcW w:type="dxa" w:w="1482"/>
+            <w:tcW w:type="dxa" w:w="1919"/>
+          </w:tcPr>
+          <w:p>
+            <w:pPr>
+              <w:spacing w:after="40" w:before="40" w:line="240" w:lineRule="auto"/>
+              <w:jc w:val="left"/>
+            </w:pPr>
+            <w:r>
+              <w:rPr>
+                <w:rFonts w:ascii="Times New Roman" w:hAnsi="Times New Roman" w:eastAsia="Times New Roman"/>
+                <w:b w:val="0"/>
+                <w:i w:val="0"/>
+                <w:color w:val="000000"/>
+                <w:sz w:val="19"/>
+              </w:rPr>
+              <w:t>Chronic illness in the past</w:t>
+            </w:r>
+          </w:p>
+        </w:tc>
+        <w:tc>
+          <w:tcPr>
+            <w:tcW w:type="dxa" w:w="1636"/>
+          </w:tcPr>
+          <w:p>
+            <w:pPr>
+              <w:spacing w:after="40" w:before="40" w:line="240" w:lineRule="auto"/>
+              <w:jc w:val="left"/>
+            </w:pPr>
+            <w:r>
+              <w:rPr>
+                <w:rFonts w:ascii="Times New Roman" w:hAnsi="Times New Roman" w:eastAsia="Times New Roman"/>
+                <w:b w:val="0"/>
+                <w:i w:val="0"/>
+                <w:color w:val="000000"/>
+                <w:sz w:val="19"/>
+              </w:rPr>
+              <w:t>0 = No, 1 = Yes</w:t>
+            </w:r>
+          </w:p>
+        </w:tc>
+        <w:tc>
+          <w:tcPr>
+            <w:tcW w:type="dxa" w:w="1390"/>
           </w:tcPr>
           <w:p>
             <w:pPr>
@@ -5613,7 +5864,7 @@
         </w:tc>
         <w:tc>
           <w:tcPr>
-            <w:tcW w:type="dxa" w:w="1415"/>
+            <w:tcW w:type="dxa" w:w="1185"/>
           </w:tcPr>
           <w:p>
             <w:pPr>
@@ -5634,7 +5885,7 @@
         </w:tc>
         <w:tc>
           <w:tcPr>
-            <w:tcW w:type="dxa" w:w="2291"/>
+            <w:tcW w:type="dxa" w:w="1129"/>
           </w:tcPr>
           <w:p>
             <w:pPr>
@@ -5649,28 +5900,7 @@
                 <w:color w:val="000000"/>
                 <w:sz w:val="19"/>
               </w:rPr>
-              <w:t>d2_chronic_illness</w:t>
-            </w:r>
-          </w:p>
-        </w:tc>
-        <w:tc>
-          <w:tcPr>
-            <w:tcW w:type="dxa" w:w="1954"/>
-          </w:tcPr>
-          <w:p>
-            <w:pPr>
-              <w:spacing w:after="40" w:before="40" w:line="240" w:lineRule="auto"/>
-              <w:jc w:val="left"/>
-            </w:pPr>
-            <w:r>
-              <w:rPr>
-                <w:rFonts w:ascii="Times New Roman" w:hAnsi="Times New Roman" w:eastAsia="Times New Roman"/>
-                <w:b w:val="0"/>
-                <w:i w:val="0"/>
-                <w:color w:val="000000"/>
-                <w:sz w:val="19"/>
-              </w:rPr>
-              <w:t>0 = No, 1 = Yes</w:t>
+              <w:t>Dataset 2</w:t>
             </w:r>
           </w:p>
         </w:tc>
@@ -5681,7 +5911,7 @@
         </w:trPr>
         <w:tc>
           <w:tcPr>
-            <w:tcW w:type="dxa" w:w="1887"/>
+            <w:tcW w:type="dxa" w:w="1770"/>
           </w:tcPr>
           <w:p>
             <w:pPr>
@@ -5702,7 +5932,49 @@
         </w:tc>
         <w:tc>
           <w:tcPr>
-            <w:tcW w:type="dxa" w:w="1482"/>
+            <w:tcW w:type="dxa" w:w="1919"/>
+          </w:tcPr>
+          <w:p>
+            <w:pPr>
+              <w:spacing w:after="40" w:before="40" w:line="240" w:lineRule="auto"/>
+              <w:jc w:val="left"/>
+            </w:pPr>
+            <w:r>
+              <w:rPr>
+                <w:rFonts w:ascii="Times New Roman" w:hAnsi="Times New Roman" w:eastAsia="Times New Roman"/>
+                <w:b w:val="0"/>
+                <w:i w:val="0"/>
+                <w:color w:val="000000"/>
+                <w:sz w:val="19"/>
+              </w:rPr>
+              <w:t>Stays up late at night</w:t>
+            </w:r>
+          </w:p>
+        </w:tc>
+        <w:tc>
+          <w:tcPr>
+            <w:tcW w:type="dxa" w:w="1636"/>
+          </w:tcPr>
+          <w:p>
+            <w:pPr>
+              <w:spacing w:after="40" w:before="40" w:line="240" w:lineRule="auto"/>
+              <w:jc w:val="left"/>
+            </w:pPr>
+            <w:r>
+              <w:rPr>
+                <w:rFonts w:ascii="Times New Roman" w:hAnsi="Times New Roman" w:eastAsia="Times New Roman"/>
+                <w:b w:val="0"/>
+                <w:i w:val="0"/>
+                <w:color w:val="000000"/>
+                <w:sz w:val="19"/>
+              </w:rPr>
+              <w:t>0 = No, 1 = Yes</w:t>
+            </w:r>
+          </w:p>
+        </w:tc>
+        <w:tc>
+          <w:tcPr>
+            <w:tcW w:type="dxa" w:w="1390"/>
           </w:tcPr>
           <w:p>
             <w:pPr>
@@ -5723,7 +5995,7 @@
         </w:tc>
         <w:tc>
           <w:tcPr>
-            <w:tcW w:type="dxa" w:w="1415"/>
+            <w:tcW w:type="dxa" w:w="1185"/>
           </w:tcPr>
           <w:p>
             <w:pPr>
@@ -5744,7 +6016,7 @@
         </w:tc>
         <w:tc>
           <w:tcPr>
-            <w:tcW w:type="dxa" w:w="2291"/>
+            <w:tcW w:type="dxa" w:w="1129"/>
           </w:tcPr>
           <w:p>
             <w:pPr>
@@ -5759,28 +6031,7 @@
                 <w:color w:val="000000"/>
                 <w:sz w:val="19"/>
               </w:rPr>
-              <w:t>d2_late_night_sleep</w:t>
-            </w:r>
-          </w:p>
-        </w:tc>
-        <w:tc>
-          <w:tcPr>
-            <w:tcW w:type="dxa" w:w="1954"/>
-          </w:tcPr>
-          <w:p>
-            <w:pPr>
-              <w:spacing w:after="40" w:before="40" w:line="240" w:lineRule="auto"/>
-              <w:jc w:val="left"/>
-            </w:pPr>
-            <w:r>
-              <w:rPr>
-                <w:rFonts w:ascii="Times New Roman" w:hAnsi="Times New Roman" w:eastAsia="Times New Roman"/>
-                <w:b w:val="0"/>
-                <w:i w:val="0"/>
-                <w:color w:val="000000"/>
-                <w:sz w:val="19"/>
-              </w:rPr>
-              <w:t>0 = No, 1 = Yes</w:t>
+              <w:t>Dataset 2</w:t>
             </w:r>
           </w:p>
         </w:tc>
@@ -5791,7 +6042,7 @@
         </w:trPr>
         <w:tc>
           <w:tcPr>
-            <w:tcW w:type="dxa" w:w="1887"/>
+            <w:tcW w:type="dxa" w:w="1770"/>
           </w:tcPr>
           <w:p>
             <w:pPr>
@@ -5812,7 +6063,49 @@
         </w:tc>
         <w:tc>
           <w:tcPr>
-            <w:tcW w:type="dxa" w:w="1482"/>
+            <w:tcW w:type="dxa" w:w="1919"/>
+          </w:tcPr>
+          <w:p>
+            <w:pPr>
+              <w:spacing w:after="40" w:before="40" w:line="240" w:lineRule="auto"/>
+              <w:jc w:val="left"/>
+            </w:pPr>
+            <w:r>
+              <w:rPr>
+                <w:rFonts w:ascii="Times New Roman" w:hAnsi="Times New Roman" w:eastAsia="Times New Roman"/>
+                <w:b w:val="0"/>
+                <w:i w:val="0"/>
+                <w:color w:val="000000"/>
+                <w:sz w:val="19"/>
+              </w:rPr>
+              <w:t>Any sleep disturbance</w:t>
+            </w:r>
+          </w:p>
+        </w:tc>
+        <w:tc>
+          <w:tcPr>
+            <w:tcW w:type="dxa" w:w="1636"/>
+          </w:tcPr>
+          <w:p>
+            <w:pPr>
+              <w:spacing w:after="40" w:before="40" w:line="240" w:lineRule="auto"/>
+              <w:jc w:val="left"/>
+            </w:pPr>
+            <w:r>
+              <w:rPr>
+                <w:rFonts w:ascii="Times New Roman" w:hAnsi="Times New Roman" w:eastAsia="Times New Roman"/>
+                <w:b w:val="0"/>
+                <w:i w:val="0"/>
+                <w:color w:val="000000"/>
+                <w:sz w:val="19"/>
+              </w:rPr>
+              <w:t>0 = No, 1 = Yes</w:t>
+            </w:r>
+          </w:p>
+        </w:tc>
+        <w:tc>
+          <w:tcPr>
+            <w:tcW w:type="dxa" w:w="1390"/>
           </w:tcPr>
           <w:p>
             <w:pPr>
@@ -5833,7 +6126,7 @@
         </w:tc>
         <w:tc>
           <w:tcPr>
-            <w:tcW w:type="dxa" w:w="1415"/>
+            <w:tcW w:type="dxa" w:w="1185"/>
           </w:tcPr>
           <w:p>
             <w:pPr>
@@ -5854,7 +6147,7 @@
         </w:tc>
         <w:tc>
           <w:tcPr>
-            <w:tcW w:type="dxa" w:w="2291"/>
+            <w:tcW w:type="dxa" w:w="1129"/>
           </w:tcPr>
           <w:p>
             <w:pPr>
@@ -5869,28 +6162,7 @@
                 <w:color w:val="000000"/>
                 <w:sz w:val="19"/>
               </w:rPr>
-              <w:t>d2_sleep_disturbance</w:t>
-            </w:r>
-          </w:p>
-        </w:tc>
-        <w:tc>
-          <w:tcPr>
-            <w:tcW w:type="dxa" w:w="1954"/>
-          </w:tcPr>
-          <w:p>
-            <w:pPr>
-              <w:spacing w:after="40" w:before="40" w:line="240" w:lineRule="auto"/>
-              <w:jc w:val="left"/>
-            </w:pPr>
-            <w:r>
-              <w:rPr>
-                <w:rFonts w:ascii="Times New Roman" w:hAnsi="Times New Roman" w:eastAsia="Times New Roman"/>
-                <w:b w:val="0"/>
-                <w:i w:val="0"/>
-                <w:color w:val="000000"/>
-                <w:sz w:val="19"/>
-              </w:rPr>
-              <w:t>0 = No, 1 = Yes</w:t>
+              <w:t>Dataset 2</w:t>
             </w:r>
           </w:p>
         </w:tc>
@@ -5901,7 +6173,7 @@
         </w:trPr>
         <w:tc>
           <w:tcPr>
-            <w:tcW w:type="dxa" w:w="1887"/>
+            <w:tcW w:type="dxa" w:w="1770"/>
           </w:tcPr>
           <w:p>
             <w:pPr>
@@ -5922,7 +6194,49 @@
         </w:tc>
         <w:tc>
           <w:tcPr>
-            <w:tcW w:type="dxa" w:w="1482"/>
+            <w:tcW w:type="dxa" w:w="1919"/>
+          </w:tcPr>
+          <w:p>
+            <w:pPr>
+              <w:spacing w:after="40" w:before="40" w:line="240" w:lineRule="auto"/>
+              <w:jc w:val="left"/>
+            </w:pPr>
+            <w:r>
+              <w:rPr>
+                <w:rFonts w:ascii="Times New Roman" w:hAnsi="Times New Roman" w:eastAsia="Times New Roman"/>
+                <w:b w:val="0"/>
+                <w:i w:val="0"/>
+                <w:color w:val="000000"/>
+                <w:sz w:val="19"/>
+              </w:rPr>
+              <w:t>Water in the area seen as a reason</w:t>
+            </w:r>
+          </w:p>
+        </w:tc>
+        <w:tc>
+          <w:tcPr>
+            <w:tcW w:type="dxa" w:w="1636"/>
+          </w:tcPr>
+          <w:p>
+            <w:pPr>
+              <w:spacing w:after="40" w:before="40" w:line="240" w:lineRule="auto"/>
+              <w:jc w:val="left"/>
+            </w:pPr>
+            <w:r>
+              <w:rPr>
+                <w:rFonts w:ascii="Times New Roman" w:hAnsi="Times New Roman" w:eastAsia="Times New Roman"/>
+                <w:b w:val="0"/>
+                <w:i w:val="0"/>
+                <w:color w:val="000000"/>
+                <w:sz w:val="19"/>
+              </w:rPr>
+              <w:t>0 = No, 1 = Yes</w:t>
+            </w:r>
+          </w:p>
+        </w:tc>
+        <w:tc>
+          <w:tcPr>
+            <w:tcW w:type="dxa" w:w="1390"/>
           </w:tcPr>
           <w:p>
             <w:pPr>
@@ -5943,7 +6257,7 @@
         </w:tc>
         <w:tc>
           <w:tcPr>
-            <w:tcW w:type="dxa" w:w="1415"/>
+            <w:tcW w:type="dxa" w:w="1185"/>
           </w:tcPr>
           <w:p>
             <w:pPr>
@@ -5964,7 +6278,7 @@
         </w:tc>
         <w:tc>
           <w:tcPr>
-            <w:tcW w:type="dxa" w:w="2291"/>
+            <w:tcW w:type="dxa" w:w="1129"/>
           </w:tcPr>
           <w:p>
             <w:pPr>
@@ -5979,28 +6293,7 @@
                 <w:color w:val="000000"/>
                 <w:sz w:val="19"/>
               </w:rPr>
-              <w:t>d2_water_reason</w:t>
-            </w:r>
-          </w:p>
-        </w:tc>
-        <w:tc>
-          <w:tcPr>
-            <w:tcW w:type="dxa" w:w="1954"/>
-          </w:tcPr>
-          <w:p>
-            <w:pPr>
-              <w:spacing w:after="40" w:before="40" w:line="240" w:lineRule="auto"/>
-              <w:jc w:val="left"/>
-            </w:pPr>
-            <w:r>
-              <w:rPr>
-                <w:rFonts w:ascii="Times New Roman" w:hAnsi="Times New Roman" w:eastAsia="Times New Roman"/>
-                <w:b w:val="0"/>
-                <w:i w:val="0"/>
-                <w:color w:val="000000"/>
-                <w:sz w:val="19"/>
-              </w:rPr>
-              <w:t>0 = No, 1 = Yes</w:t>
+              <w:t>Dataset 2</w:t>
             </w:r>
           </w:p>
         </w:tc>
@@ -6011,7 +6304,7 @@
         </w:trPr>
         <w:tc>
           <w:tcPr>
-            <w:tcW w:type="dxa" w:w="1887"/>
+            <w:tcW w:type="dxa" w:w="1770"/>
           </w:tcPr>
           <w:p>
             <w:pPr>
@@ -6032,7 +6325,49 @@
         </w:tc>
         <w:tc>
           <w:tcPr>
-            <w:tcW w:type="dxa" w:w="1482"/>
+            <w:tcW w:type="dxa" w:w="1919"/>
+          </w:tcPr>
+          <w:p>
+            <w:pPr>
+              <w:spacing w:after="40" w:before="40" w:line="240" w:lineRule="auto"/>
+              <w:jc w:val="left"/>
+            </w:pPr>
+            <w:r>
+              <w:rPr>
+                <w:rFonts w:ascii="Times New Roman" w:hAnsi="Times New Roman" w:eastAsia="Times New Roman"/>
+                <w:b w:val="0"/>
+                <w:i w:val="0"/>
+                <w:color w:val="000000"/>
+                <w:sz w:val="19"/>
+              </w:rPr>
+              <w:t>Uses chemicals, gel, or colour on hair</w:t>
+            </w:r>
+          </w:p>
+        </w:tc>
+        <w:tc>
+          <w:tcPr>
+            <w:tcW w:type="dxa" w:w="1636"/>
+          </w:tcPr>
+          <w:p>
+            <w:pPr>
+              <w:spacing w:after="40" w:before="40" w:line="240" w:lineRule="auto"/>
+              <w:jc w:val="left"/>
+            </w:pPr>
+            <w:r>
+              <w:rPr>
+                <w:rFonts w:ascii="Times New Roman" w:hAnsi="Times New Roman" w:eastAsia="Times New Roman"/>
+                <w:b w:val="0"/>
+                <w:i w:val="0"/>
+                <w:color w:val="000000"/>
+                <w:sz w:val="19"/>
+              </w:rPr>
+              <w:t>0 = No, 1 = Yes</w:t>
+            </w:r>
+          </w:p>
+        </w:tc>
+        <w:tc>
+          <w:tcPr>
+            <w:tcW w:type="dxa" w:w="1390"/>
           </w:tcPr>
           <w:p>
             <w:pPr>
@@ -6053,7 +6388,7 @@
         </w:tc>
         <w:tc>
           <w:tcPr>
-            <w:tcW w:type="dxa" w:w="1415"/>
+            <w:tcW w:type="dxa" w:w="1185"/>
           </w:tcPr>
           <w:p>
             <w:pPr>
@@ -6074,7 +6409,7 @@
         </w:tc>
         <w:tc>
           <w:tcPr>
-            <w:tcW w:type="dxa" w:w="2291"/>
+            <w:tcW w:type="dxa" w:w="1129"/>
           </w:tcPr>
           <w:p>
             <w:pPr>
@@ -6089,28 +6424,7 @@
                 <w:color w:val="000000"/>
                 <w:sz w:val="19"/>
               </w:rPr>
-              <w:t>d2_chemical_use</w:t>
-            </w:r>
-          </w:p>
-        </w:tc>
-        <w:tc>
-          <w:tcPr>
-            <w:tcW w:type="dxa" w:w="1954"/>
-          </w:tcPr>
-          <w:p>
-            <w:pPr>
-              <w:spacing w:after="40" w:before="40" w:line="240" w:lineRule="auto"/>
-              <w:jc w:val="left"/>
-            </w:pPr>
-            <w:r>
-              <w:rPr>
-                <w:rFonts w:ascii="Times New Roman" w:hAnsi="Times New Roman" w:eastAsia="Times New Roman"/>
-                <w:b w:val="0"/>
-                <w:i w:val="0"/>
-                <w:color w:val="000000"/>
-                <w:sz w:val="19"/>
-              </w:rPr>
-              <w:t>0 = No, 1 = Yes</w:t>
+              <w:t>Dataset 2</w:t>
             </w:r>
           </w:p>
         </w:tc>
@@ -6121,7 +6435,7 @@
         </w:trPr>
         <w:tc>
           <w:tcPr>
-            <w:tcW w:type="dxa" w:w="1887"/>
+            <w:tcW w:type="dxa" w:w="1770"/>
           </w:tcPr>
           <w:p>
             <w:pPr>
@@ -6142,7 +6456,49 @@
         </w:tc>
         <w:tc>
           <w:tcPr>
-            <w:tcW w:type="dxa" w:w="1482"/>
+            <w:tcW w:type="dxa" w:w="1919"/>
+          </w:tcPr>
+          <w:p>
+            <w:pPr>
+              <w:spacing w:after="40" w:before="40" w:line="240" w:lineRule="auto"/>
+              <w:jc w:val="left"/>
+            </w:pPr>
+            <w:r>
+              <w:rPr>
+                <w:rFonts w:ascii="Times New Roman" w:hAnsi="Times New Roman" w:eastAsia="Times New Roman"/>
+                <w:b w:val="0"/>
+                <w:i w:val="0"/>
+                <w:color w:val="000000"/>
+                <w:sz w:val="19"/>
+              </w:rPr>
+              <w:t>Has anemia</w:t>
+            </w:r>
+          </w:p>
+        </w:tc>
+        <w:tc>
+          <w:tcPr>
+            <w:tcW w:type="dxa" w:w="1636"/>
+          </w:tcPr>
+          <w:p>
+            <w:pPr>
+              <w:spacing w:after="40" w:before="40" w:line="240" w:lineRule="auto"/>
+              <w:jc w:val="left"/>
+            </w:pPr>
+            <w:r>
+              <w:rPr>
+                <w:rFonts w:ascii="Times New Roman" w:hAnsi="Times New Roman" w:eastAsia="Times New Roman"/>
+                <w:b w:val="0"/>
+                <w:i w:val="0"/>
+                <w:color w:val="000000"/>
+                <w:sz w:val="19"/>
+              </w:rPr>
+              <w:t>0 = No, 1 = Yes</w:t>
+            </w:r>
+          </w:p>
+        </w:tc>
+        <w:tc>
+          <w:tcPr>
+            <w:tcW w:type="dxa" w:w="1390"/>
           </w:tcPr>
           <w:p>
             <w:pPr>
@@ -6163,7 +6519,7 @@
         </w:tc>
         <w:tc>
           <w:tcPr>
-            <w:tcW w:type="dxa" w:w="1415"/>
+            <w:tcW w:type="dxa" w:w="1185"/>
           </w:tcPr>
           <w:p>
             <w:pPr>
@@ -6184,7 +6540,7 @@
         </w:tc>
         <w:tc>
           <w:tcPr>
-            <w:tcW w:type="dxa" w:w="2291"/>
+            <w:tcW w:type="dxa" w:w="1129"/>
           </w:tcPr>
           <w:p>
             <w:pPr>
@@ -6199,28 +6555,7 @@
                 <w:color w:val="000000"/>
                 <w:sz w:val="19"/>
               </w:rPr>
-              <w:t>d2_anemia</w:t>
-            </w:r>
-          </w:p>
-        </w:tc>
-        <w:tc>
-          <w:tcPr>
-            <w:tcW w:type="dxa" w:w="1954"/>
-          </w:tcPr>
-          <w:p>
-            <w:pPr>
-              <w:spacing w:after="40" w:before="40" w:line="240" w:lineRule="auto"/>
-              <w:jc w:val="left"/>
-            </w:pPr>
-            <w:r>
-              <w:rPr>
-                <w:rFonts w:ascii="Times New Roman" w:hAnsi="Times New Roman" w:eastAsia="Times New Roman"/>
-                <w:b w:val="0"/>
-                <w:i w:val="0"/>
-                <w:color w:val="000000"/>
-                <w:sz w:val="19"/>
-              </w:rPr>
-              <w:t>0 = No, 1 = Yes</w:t>
+              <w:t>Dataset 2</w:t>
             </w:r>
           </w:p>
         </w:tc>
@@ -6231,7 +6566,7 @@
         </w:trPr>
         <w:tc>
           <w:tcPr>
-            <w:tcW w:type="dxa" w:w="1887"/>
+            <w:tcW w:type="dxa" w:w="1770"/>
           </w:tcPr>
           <w:p>
             <w:pPr>
@@ -6252,7 +6587,49 @@
         </w:tc>
         <w:tc>
           <w:tcPr>
-            <w:tcW w:type="dxa" w:w="1482"/>
+            <w:tcW w:type="dxa" w:w="1919"/>
+          </w:tcPr>
+          <w:p>
+            <w:pPr>
+              <w:spacing w:after="40" w:before="40" w:line="240" w:lineRule="auto"/>
+              <w:jc w:val="left"/>
+            </w:pPr>
+            <w:r>
+              <w:rPr>
+                <w:rFonts w:ascii="Times New Roman" w:hAnsi="Times New Roman" w:eastAsia="Times New Roman"/>
+                <w:b w:val="0"/>
+                <w:i w:val="0"/>
+                <w:color w:val="000000"/>
+                <w:sz w:val="19"/>
+              </w:rPr>
+              <w:t>Feels too much stress</w:t>
+            </w:r>
+          </w:p>
+        </w:tc>
+        <w:tc>
+          <w:tcPr>
+            <w:tcW w:type="dxa" w:w="1636"/>
+          </w:tcPr>
+          <w:p>
+            <w:pPr>
+              <w:spacing w:after="40" w:before="40" w:line="240" w:lineRule="auto"/>
+              <w:jc w:val="left"/>
+            </w:pPr>
+            <w:r>
+              <w:rPr>
+                <w:rFonts w:ascii="Times New Roman" w:hAnsi="Times New Roman" w:eastAsia="Times New Roman"/>
+                <w:b w:val="0"/>
+                <w:i w:val="0"/>
+                <w:color w:val="000000"/>
+                <w:sz w:val="19"/>
+              </w:rPr>
+              <w:t>0 = No, 1 = Yes</w:t>
+            </w:r>
+          </w:p>
+        </w:tc>
+        <w:tc>
+          <w:tcPr>
+            <w:tcW w:type="dxa" w:w="1390"/>
           </w:tcPr>
           <w:p>
             <w:pPr>
@@ -6273,7 +6650,7 @@
         </w:tc>
         <w:tc>
           <w:tcPr>
-            <w:tcW w:type="dxa" w:w="1415"/>
+            <w:tcW w:type="dxa" w:w="1185"/>
           </w:tcPr>
           <w:p>
             <w:pPr>
@@ -6294,7 +6671,7 @@
         </w:tc>
         <w:tc>
           <w:tcPr>
-            <w:tcW w:type="dxa" w:w="2291"/>
+            <w:tcW w:type="dxa" w:w="1129"/>
           </w:tcPr>
           <w:p>
             <w:pPr>
@@ -6309,28 +6686,7 @@
                 <w:color w:val="000000"/>
                 <w:sz w:val="19"/>
               </w:rPr>
-              <w:t>d2_stress</w:t>
-            </w:r>
-          </w:p>
-        </w:tc>
-        <w:tc>
-          <w:tcPr>
-            <w:tcW w:type="dxa" w:w="1954"/>
-          </w:tcPr>
-          <w:p>
-            <w:pPr>
-              <w:spacing w:after="40" w:before="40" w:line="240" w:lineRule="auto"/>
-              <w:jc w:val="left"/>
-            </w:pPr>
-            <w:r>
-              <w:rPr>
-                <w:rFonts w:ascii="Times New Roman" w:hAnsi="Times New Roman" w:eastAsia="Times New Roman"/>
-                <w:b w:val="0"/>
-                <w:i w:val="0"/>
-                <w:color w:val="000000"/>
-                <w:sz w:val="19"/>
-              </w:rPr>
-              <w:t>0 = No, 1 = Yes</w:t>
+              <w:t>Dataset 2</w:t>
             </w:r>
           </w:p>
         </w:tc>
@@ -6341,7 +6697,7 @@
         </w:trPr>
         <w:tc>
           <w:tcPr>
-            <w:tcW w:type="dxa" w:w="1887"/>
+            <w:tcW w:type="dxa" w:w="1770"/>
           </w:tcPr>
           <w:p>
             <w:pPr>
@@ -6362,7 +6718,49 @@
         </w:tc>
         <w:tc>
           <w:tcPr>
-            <w:tcW w:type="dxa" w:w="1482"/>
+            <w:tcW w:type="dxa" w:w="1919"/>
+          </w:tcPr>
+          <w:p>
+            <w:pPr>
+              <w:spacing w:after="40" w:before="40" w:line="240" w:lineRule="auto"/>
+              <w:jc w:val="left"/>
+            </w:pPr>
+            <w:r>
+              <w:rPr>
+                <w:rFonts w:ascii="Times New Roman" w:hAnsi="Times New Roman" w:eastAsia="Times New Roman"/>
+                <w:b w:val="0"/>
+                <w:i w:val="0"/>
+                <w:color w:val="000000"/>
+                <w:sz w:val="19"/>
+              </w:rPr>
+              <w:t>Hair fall risk tier</w:t>
+            </w:r>
+          </w:p>
+        </w:tc>
+        <w:tc>
+          <w:tcPr>
+            <w:tcW w:type="dxa" w:w="1636"/>
+          </w:tcPr>
+          <w:p>
+            <w:pPr>
+              <w:spacing w:after="40" w:before="40" w:line="240" w:lineRule="auto"/>
+              <w:jc w:val="left"/>
+            </w:pPr>
+            <w:r>
+              <w:rPr>
+                <w:rFonts w:ascii="Times New Roman" w:hAnsi="Times New Roman" w:eastAsia="Times New Roman"/>
+                <w:b w:val="0"/>
+                <w:i w:val="0"/>
+                <w:color w:val="000000"/>
+                <w:sz w:val="19"/>
+              </w:rPr>
+              <w:t>0 Low, 1 Moderate, 2 High</w:t>
+            </w:r>
+          </w:p>
+        </w:tc>
+        <w:tc>
+          <w:tcPr>
+            <w:tcW w:type="dxa" w:w="1390"/>
           </w:tcPr>
           <w:p>
             <w:pPr>
@@ -6383,7 +6781,7 @@
         </w:tc>
         <w:tc>
           <w:tcPr>
-            <w:tcW w:type="dxa" w:w="1415"/>
+            <w:tcW w:type="dxa" w:w="1185"/>
           </w:tcPr>
           <w:p>
             <w:pPr>
@@ -6404,7 +6802,7 @@
         </w:tc>
         <w:tc>
           <w:tcPr>
-            <w:tcW w:type="dxa" w:w="2291"/>
+            <w:tcW w:type="dxa" w:w="1129"/>
           </w:tcPr>
           <w:p>
             <w:pPr>
@@ -6419,28 +6817,7 @@
                 <w:color w:val="000000"/>
                 <w:sz w:val="19"/>
               </w:rPr>
-              <w:t>d1_hair_fall, d2_hair_fall_problem</w:t>
-            </w:r>
-          </w:p>
-        </w:tc>
-        <w:tc>
-          <w:tcPr>
-            <w:tcW w:type="dxa" w:w="1954"/>
-          </w:tcPr>
-          <w:p>
-            <w:pPr>
-              <w:spacing w:after="40" w:before="40" w:line="240" w:lineRule="auto"/>
-              <w:jc w:val="left"/>
-            </w:pPr>
-            <w:r>
-              <w:rPr>
-                <w:rFonts w:ascii="Times New Roman" w:hAnsi="Times New Roman" w:eastAsia="Times New Roman"/>
-                <w:b w:val="0"/>
-                <w:i w:val="0"/>
-                <w:color w:val="000000"/>
-                <w:sz w:val="19"/>
-              </w:rPr>
-              <w:t>0 Low, 1 Moderate, 2 High</w:t>
+              <w:t>Both</w:t>
             </w:r>
           </w:p>
         </w:tc>
@@ -6465,909 +6842,7 @@
           <w:color w:val="000000"/>
           <w:sz w:val="24"/>
         </w:rPr>
-        <w:t>3.2.2 Use of the datasets</w:t>
-      </w:r>
-    </w:p>
-    <w:p>
-      <w:pPr>
-        <w:spacing w:after="240" w:before="0" w:line="360" w:lineRule="auto"/>
-        <w:jc w:val="both"/>
-      </w:pPr>
-      <w:r>
-        <w:rPr>
-          <w:rFonts w:ascii="Times New Roman" w:hAnsi="Times New Roman" w:eastAsia="Times New Roman"/>
-          <w:b w:val="0"/>
-          <w:i w:val="0"/>
-          <w:color w:val="000000"/>
-          <w:sz w:val="24"/>
-        </w:rPr>
-        <w:t>Dataset 1 and Dataset 2 were the two source datasets. The super dataset holds all their fields. The final dataset was made using all three (Dataset 1, Dataset 2, and the super dataset), and only the final dataset is used for modelling.</w:t>
-      </w:r>
-    </w:p>
-    <w:p>
-      <w:pPr>
-        <w:spacing w:after="240" w:before="0" w:line="360" w:lineRule="auto"/>
-        <w:jc w:val="both"/>
-      </w:pPr>
-      <w:r>
-        <w:rPr>
-          <w:rFonts w:ascii="Times New Roman" w:hAnsi="Times New Roman" w:eastAsia="Times New Roman"/>
-          <w:b w:val="0"/>
-          <w:i w:val="0"/>
-          <w:color w:val="000000"/>
-          <w:sz w:val="24"/>
-        </w:rPr>
-        <w:t>Dataset 1 supplied the blood and body measurements. In the final dataset they lie in real clinical ranges (for example iron 10 to 217 µg/dL) and most of them are related to the target (for example iron ρ = −0.31 and stress_level ρ = +0.33). Dataset 2 supplied the survey answers. As Table 3.3 shows, the risk factors point the same way in both: people with a hair fall problem report each factor more often than people without.</w:t>
-      </w:r>
-    </w:p>
-    <w:p>
-      <w:pPr>
-        <w:keepNext/>
-        <w:spacing w:after="120" w:before="0" w:line="360" w:lineRule="auto"/>
-        <w:jc w:val="center"/>
-      </w:pPr>
-      <w:r>
-        <w:rPr>
-          <w:rFonts w:ascii="Times New Roman" w:hAnsi="Times New Roman" w:eastAsia="Times New Roman"/>
-          <w:b/>
-          <w:i w:val="0"/>
-          <w:color w:val="000000"/>
-          <w:sz w:val="24"/>
-        </w:rPr>
-        <w:t>Table 3.3:</w:t>
-      </w:r>
-      <w:r>
-        <w:rPr>
-          <w:rFonts w:ascii="Times New Roman" w:hAnsi="Times New Roman" w:eastAsia="Times New Roman"/>
-          <w:b w:val="0"/>
-          <w:i w:val="0"/>
-          <w:color w:val="000000"/>
-          <w:sz w:val="24"/>
-        </w:rPr>
-        <w:t xml:space="preserve"> Risk factors in Dataset 2 and in the final dataset</w:t>
-      </w:r>
-    </w:p>
-    <w:tbl>
-      <w:tblPr>
-        <w:tblStyle w:val="TableGrid"/>
-        <w:tblW w:type="auto" w:w="0"/>
-        <w:jc w:val="center"/>
-        <w:tblLayout w:type="fixed"/>
-        <w:tblLook w:firstColumn="1" w:firstRow="1" w:lastColumn="0" w:lastRow="0" w:noHBand="0" w:noVBand="1" w:val="04A0"/>
-      </w:tblPr>
-      <w:tblGrid>
-        <w:gridCol w:w="2431"/>
-        <w:gridCol w:w="2084"/>
-        <w:gridCol w:w="2084"/>
-        <w:gridCol w:w="2431"/>
-      </w:tblGrid>
-      <w:tr>
-        <w:trPr>
-          <w:cantSplit/>
-          <w:tblHeader/>
-        </w:trPr>
-        <w:tc>
-          <w:tcPr>
-            <w:tcW w:type="dxa" w:w="2431"/>
-            <w:shd w:val="clear" w:color="auto" w:fill="E7E6E6"/>
-          </w:tcPr>
-          <w:p>
-            <w:pPr>
-              <w:spacing w:after="40" w:before="40" w:line="240" w:lineRule="auto"/>
-              <w:jc w:val="left"/>
-            </w:pPr>
-            <w:r>
-              <w:rPr>
-                <w:rFonts w:ascii="Times New Roman" w:hAnsi="Times New Roman" w:eastAsia="Times New Roman"/>
-                <w:b/>
-                <w:i w:val="0"/>
-                <w:color w:val="000000"/>
-                <w:sz w:val="24"/>
-              </w:rPr>
-              <w:t>Risk factor</w:t>
-            </w:r>
-          </w:p>
-        </w:tc>
-        <w:tc>
-          <w:tcPr>
-            <w:tcW w:type="dxa" w:w="2084"/>
-            <w:shd w:val="clear" w:color="auto" w:fill="E7E6E6"/>
-          </w:tcPr>
-          <w:p>
-            <w:pPr>
-              <w:spacing w:after="40" w:before="40" w:line="240" w:lineRule="auto"/>
-              <w:jc w:val="left"/>
-            </w:pPr>
-            <w:r>
-              <w:rPr>
-                <w:rFonts w:ascii="Times New Roman" w:hAnsi="Times New Roman" w:eastAsia="Times New Roman"/>
-                <w:b/>
-                <w:i w:val="0"/>
-                <w:color w:val="000000"/>
-                <w:sz w:val="24"/>
-              </w:rPr>
-              <w:t>Dataset 2 (% of respondents)</w:t>
-            </w:r>
-          </w:p>
-        </w:tc>
-        <w:tc>
-          <w:tcPr>
-            <w:tcW w:type="dxa" w:w="2084"/>
-            <w:shd w:val="clear" w:color="auto" w:fill="E7E6E6"/>
-          </w:tcPr>
-          <w:p>
-            <w:pPr>
-              <w:spacing w:after="40" w:before="40" w:line="240" w:lineRule="auto"/>
-              <w:jc w:val="left"/>
-            </w:pPr>
-            <w:r>
-              <w:rPr>
-                <w:rFonts w:ascii="Times New Roman" w:hAnsi="Times New Roman" w:eastAsia="Times New Roman"/>
-                <w:b/>
-                <w:i w:val="0"/>
-                <w:color w:val="000000"/>
-                <w:sz w:val="24"/>
-              </w:rPr>
-              <w:t>Final dataset (% of records)</w:t>
-            </w:r>
-          </w:p>
-        </w:tc>
-        <w:tc>
-          <w:tcPr>
-            <w:tcW w:type="dxa" w:w="2431"/>
-            <w:shd w:val="clear" w:color="auto" w:fill="E7E6E6"/>
-          </w:tcPr>
-          <w:p>
-            <w:pPr>
-              <w:spacing w:after="40" w:before="40" w:line="240" w:lineRule="auto"/>
-              <w:jc w:val="left"/>
-            </w:pPr>
-            <w:r>
-              <w:rPr>
-                <w:rFonts w:ascii="Times New Roman" w:hAnsi="Times New Roman" w:eastAsia="Times New Roman"/>
-                <w:b/>
-                <w:i w:val="0"/>
-                <w:color w:val="000000"/>
-                <w:sz w:val="24"/>
-              </w:rPr>
-              <w:t>More common with hair fall in both</w:t>
-            </w:r>
-          </w:p>
-        </w:tc>
-      </w:tr>
-      <w:tr>
-        <w:trPr>
-          <w:cantSplit/>
-        </w:trPr>
-        <w:tc>
-          <w:tcPr>
-            <w:tcW w:type="dxa" w:w="2431"/>
-          </w:tcPr>
-          <w:p>
-            <w:pPr>
-              <w:spacing w:after="40" w:before="40" w:line="240" w:lineRule="auto"/>
-              <w:jc w:val="left"/>
-            </w:pPr>
-            <w:r>
-              <w:rPr>
-                <w:rFonts w:ascii="Times New Roman" w:hAnsi="Times New Roman" w:eastAsia="Times New Roman"/>
-                <w:b w:val="0"/>
-                <w:i w:val="0"/>
-                <w:color w:val="000000"/>
-                <w:sz w:val="24"/>
-              </w:rPr>
-              <w:t>Family history</w:t>
-            </w:r>
-          </w:p>
-        </w:tc>
-        <w:tc>
-          <w:tcPr>
-            <w:tcW w:type="dxa" w:w="2084"/>
-          </w:tcPr>
-          <w:p>
-            <w:pPr>
-              <w:spacing w:after="40" w:before="40" w:line="240" w:lineRule="auto"/>
-              <w:jc w:val="left"/>
-            </w:pPr>
-            <w:r>
-              <w:rPr>
-                <w:rFonts w:ascii="Times New Roman" w:hAnsi="Times New Roman" w:eastAsia="Times New Roman"/>
-                <w:b w:val="0"/>
-                <w:i w:val="0"/>
-                <w:color w:val="000000"/>
-                <w:sz w:val="24"/>
-              </w:rPr>
-              <w:t>72.7</w:t>
-            </w:r>
-          </w:p>
-        </w:tc>
-        <w:tc>
-          <w:tcPr>
-            <w:tcW w:type="dxa" w:w="2084"/>
-          </w:tcPr>
-          <w:p>
-            <w:pPr>
-              <w:spacing w:after="40" w:before="40" w:line="240" w:lineRule="auto"/>
-              <w:jc w:val="left"/>
-            </w:pPr>
-            <w:r>
-              <w:rPr>
-                <w:rFonts w:ascii="Times New Roman" w:hAnsi="Times New Roman" w:eastAsia="Times New Roman"/>
-                <w:b w:val="0"/>
-                <w:i w:val="0"/>
-                <w:color w:val="000000"/>
-                <w:sz w:val="24"/>
-              </w:rPr>
-              <w:t>34.5</w:t>
-            </w:r>
-          </w:p>
-        </w:tc>
-        <w:tc>
-          <w:tcPr>
-            <w:tcW w:type="dxa" w:w="2431"/>
-          </w:tcPr>
-          <w:p>
-            <w:pPr>
-              <w:spacing w:after="40" w:before="40" w:line="240" w:lineRule="auto"/>
-              <w:jc w:val="left"/>
-            </w:pPr>
-            <w:r>
-              <w:rPr>
-                <w:rFonts w:ascii="Times New Roman" w:hAnsi="Times New Roman" w:eastAsia="Times New Roman"/>
-                <w:b w:val="0"/>
-                <w:i w:val="0"/>
-                <w:color w:val="000000"/>
-                <w:sz w:val="24"/>
-              </w:rPr>
-              <w:t>Yes</w:t>
-            </w:r>
-          </w:p>
-        </w:tc>
-      </w:tr>
-      <w:tr>
-        <w:trPr>
-          <w:cantSplit/>
-        </w:trPr>
-        <w:tc>
-          <w:tcPr>
-            <w:tcW w:type="dxa" w:w="2431"/>
-          </w:tcPr>
-          <w:p>
-            <w:pPr>
-              <w:spacing w:after="40" w:before="40" w:line="240" w:lineRule="auto"/>
-              <w:jc w:val="left"/>
-            </w:pPr>
-            <w:r>
-              <w:rPr>
-                <w:rFonts w:ascii="Times New Roman" w:hAnsi="Times New Roman" w:eastAsia="Times New Roman"/>
-                <w:b w:val="0"/>
-                <w:i w:val="0"/>
-                <w:color w:val="000000"/>
-                <w:sz w:val="24"/>
-              </w:rPr>
-              <w:t>Chronic illness</w:t>
-            </w:r>
-          </w:p>
-        </w:tc>
-        <w:tc>
-          <w:tcPr>
-            <w:tcW w:type="dxa" w:w="2084"/>
-          </w:tcPr>
-          <w:p>
-            <w:pPr>
-              <w:spacing w:after="40" w:before="40" w:line="240" w:lineRule="auto"/>
-              <w:jc w:val="left"/>
-            </w:pPr>
-            <w:r>
-              <w:rPr>
-                <w:rFonts w:ascii="Times New Roman" w:hAnsi="Times New Roman" w:eastAsia="Times New Roman"/>
-                <w:b w:val="0"/>
-                <w:i w:val="0"/>
-                <w:color w:val="000000"/>
-                <w:sz w:val="24"/>
-              </w:rPr>
-              <w:t>45.7</w:t>
-            </w:r>
-          </w:p>
-        </w:tc>
-        <w:tc>
-          <w:tcPr>
-            <w:tcW w:type="dxa" w:w="2084"/>
-          </w:tcPr>
-          <w:p>
-            <w:pPr>
-              <w:spacing w:after="40" w:before="40" w:line="240" w:lineRule="auto"/>
-              <w:jc w:val="left"/>
-            </w:pPr>
-            <w:r>
-              <w:rPr>
-                <w:rFonts w:ascii="Times New Roman" w:hAnsi="Times New Roman" w:eastAsia="Times New Roman"/>
-                <w:b w:val="0"/>
-                <w:i w:val="0"/>
-                <w:color w:val="000000"/>
-                <w:sz w:val="24"/>
-              </w:rPr>
-              <w:t>29.9</w:t>
-            </w:r>
-          </w:p>
-        </w:tc>
-        <w:tc>
-          <w:tcPr>
-            <w:tcW w:type="dxa" w:w="2431"/>
-          </w:tcPr>
-          <w:p>
-            <w:pPr>
-              <w:spacing w:after="40" w:before="40" w:line="240" w:lineRule="auto"/>
-              <w:jc w:val="left"/>
-            </w:pPr>
-            <w:r>
-              <w:rPr>
-                <w:rFonts w:ascii="Times New Roman" w:hAnsi="Times New Roman" w:eastAsia="Times New Roman"/>
-                <w:b w:val="0"/>
-                <w:i w:val="0"/>
-                <w:color w:val="000000"/>
-                <w:sz w:val="24"/>
-              </w:rPr>
-              <w:t>Yes</w:t>
-            </w:r>
-          </w:p>
-        </w:tc>
-      </w:tr>
-      <w:tr>
-        <w:trPr>
-          <w:cantSplit/>
-        </w:trPr>
-        <w:tc>
-          <w:tcPr>
-            <w:tcW w:type="dxa" w:w="2431"/>
-          </w:tcPr>
-          <w:p>
-            <w:pPr>
-              <w:spacing w:after="40" w:before="40" w:line="240" w:lineRule="auto"/>
-              <w:jc w:val="left"/>
-            </w:pPr>
-            <w:r>
-              <w:rPr>
-                <w:rFonts w:ascii="Times New Roman" w:hAnsi="Times New Roman" w:eastAsia="Times New Roman"/>
-                <w:b w:val="0"/>
-                <w:i w:val="0"/>
-                <w:color w:val="000000"/>
-                <w:sz w:val="24"/>
-              </w:rPr>
-              <w:t>Late-night sleep</w:t>
-            </w:r>
-          </w:p>
-        </w:tc>
-        <w:tc>
-          <w:tcPr>
-            <w:tcW w:type="dxa" w:w="2084"/>
-          </w:tcPr>
-          <w:p>
-            <w:pPr>
-              <w:spacing w:after="40" w:before="40" w:line="240" w:lineRule="auto"/>
-              <w:jc w:val="left"/>
-            </w:pPr>
-            <w:r>
-              <w:rPr>
-                <w:rFonts w:ascii="Times New Roman" w:hAnsi="Times New Roman" w:eastAsia="Times New Roman"/>
-                <w:b w:val="0"/>
-                <w:i w:val="0"/>
-                <w:color w:val="000000"/>
-                <w:sz w:val="24"/>
-              </w:rPr>
-              <w:t>65.3</w:t>
-            </w:r>
-          </w:p>
-        </w:tc>
-        <w:tc>
-          <w:tcPr>
-            <w:tcW w:type="dxa" w:w="2084"/>
-          </w:tcPr>
-          <w:p>
-            <w:pPr>
-              <w:spacing w:after="40" w:before="40" w:line="240" w:lineRule="auto"/>
-              <w:jc w:val="left"/>
-            </w:pPr>
-            <w:r>
-              <w:rPr>
-                <w:rFonts w:ascii="Times New Roman" w:hAnsi="Times New Roman" w:eastAsia="Times New Roman"/>
-                <w:b w:val="0"/>
-                <w:i w:val="0"/>
-                <w:color w:val="000000"/>
-                <w:sz w:val="24"/>
-              </w:rPr>
-              <w:t>40.2</w:t>
-            </w:r>
-          </w:p>
-        </w:tc>
-        <w:tc>
-          <w:tcPr>
-            <w:tcW w:type="dxa" w:w="2431"/>
-          </w:tcPr>
-          <w:p>
-            <w:pPr>
-              <w:spacing w:after="40" w:before="40" w:line="240" w:lineRule="auto"/>
-              <w:jc w:val="left"/>
-            </w:pPr>
-            <w:r>
-              <w:rPr>
-                <w:rFonts w:ascii="Times New Roman" w:hAnsi="Times New Roman" w:eastAsia="Times New Roman"/>
-                <w:b w:val="0"/>
-                <w:i w:val="0"/>
-                <w:color w:val="000000"/>
-                <w:sz w:val="24"/>
-              </w:rPr>
-              <w:t>Yes</w:t>
-            </w:r>
-          </w:p>
-        </w:tc>
-      </w:tr>
-      <w:tr>
-        <w:trPr>
-          <w:cantSplit/>
-        </w:trPr>
-        <w:tc>
-          <w:tcPr>
-            <w:tcW w:type="dxa" w:w="2431"/>
-          </w:tcPr>
-          <w:p>
-            <w:pPr>
-              <w:spacing w:after="40" w:before="40" w:line="240" w:lineRule="auto"/>
-              <w:jc w:val="left"/>
-            </w:pPr>
-            <w:r>
-              <w:rPr>
-                <w:rFonts w:ascii="Times New Roman" w:hAnsi="Times New Roman" w:eastAsia="Times New Roman"/>
-                <w:b w:val="0"/>
-                <w:i w:val="0"/>
-                <w:color w:val="000000"/>
-                <w:sz w:val="24"/>
-              </w:rPr>
-              <w:t>Sleep disturbance</w:t>
-            </w:r>
-          </w:p>
-        </w:tc>
-        <w:tc>
-          <w:tcPr>
-            <w:tcW w:type="dxa" w:w="2084"/>
-          </w:tcPr>
-          <w:p>
-            <w:pPr>
-              <w:spacing w:after="40" w:before="40" w:line="240" w:lineRule="auto"/>
-              <w:jc w:val="left"/>
-            </w:pPr>
-            <w:r>
-              <w:rPr>
-                <w:rFonts w:ascii="Times New Roman" w:hAnsi="Times New Roman" w:eastAsia="Times New Roman"/>
-                <w:b w:val="0"/>
-                <w:i w:val="0"/>
-                <w:color w:val="000000"/>
-                <w:sz w:val="24"/>
-              </w:rPr>
-              <w:t>55.4</w:t>
-            </w:r>
-          </w:p>
-        </w:tc>
-        <w:tc>
-          <w:tcPr>
-            <w:tcW w:type="dxa" w:w="2084"/>
-          </w:tcPr>
-          <w:p>
-            <w:pPr>
-              <w:spacing w:after="40" w:before="40" w:line="240" w:lineRule="auto"/>
-              <w:jc w:val="left"/>
-            </w:pPr>
-            <w:r>
-              <w:rPr>
-                <w:rFonts w:ascii="Times New Roman" w:hAnsi="Times New Roman" w:eastAsia="Times New Roman"/>
-                <w:b w:val="0"/>
-                <w:i w:val="0"/>
-                <w:color w:val="000000"/>
-                <w:sz w:val="24"/>
-              </w:rPr>
-              <w:t>35.2</w:t>
-            </w:r>
-          </w:p>
-        </w:tc>
-        <w:tc>
-          <w:tcPr>
-            <w:tcW w:type="dxa" w:w="2431"/>
-          </w:tcPr>
-          <w:p>
-            <w:pPr>
-              <w:spacing w:after="40" w:before="40" w:line="240" w:lineRule="auto"/>
-              <w:jc w:val="left"/>
-            </w:pPr>
-            <w:r>
-              <w:rPr>
-                <w:rFonts w:ascii="Times New Roman" w:hAnsi="Times New Roman" w:eastAsia="Times New Roman"/>
-                <w:b w:val="0"/>
-                <w:i w:val="0"/>
-                <w:color w:val="000000"/>
-                <w:sz w:val="24"/>
-              </w:rPr>
-              <w:t>Yes</w:t>
-            </w:r>
-          </w:p>
-        </w:tc>
-      </w:tr>
-      <w:tr>
-        <w:trPr>
-          <w:cantSplit/>
-        </w:trPr>
-        <w:tc>
-          <w:tcPr>
-            <w:tcW w:type="dxa" w:w="2431"/>
-          </w:tcPr>
-          <w:p>
-            <w:pPr>
-              <w:spacing w:after="40" w:before="40" w:line="240" w:lineRule="auto"/>
-              <w:jc w:val="left"/>
-            </w:pPr>
-            <w:r>
-              <w:rPr>
-                <w:rFonts w:ascii="Times New Roman" w:hAnsi="Times New Roman" w:eastAsia="Times New Roman"/>
-                <w:b w:val="0"/>
-                <w:i w:val="0"/>
-                <w:color w:val="000000"/>
-                <w:sz w:val="24"/>
-              </w:rPr>
-              <w:t>Water as a reason</w:t>
-            </w:r>
-          </w:p>
-        </w:tc>
-        <w:tc>
-          <w:tcPr>
-            <w:tcW w:type="dxa" w:w="2084"/>
-          </w:tcPr>
-          <w:p>
-            <w:pPr>
-              <w:spacing w:after="40" w:before="40" w:line="240" w:lineRule="auto"/>
-              <w:jc w:val="left"/>
-            </w:pPr>
-            <w:r>
-              <w:rPr>
-                <w:rFonts w:ascii="Times New Roman" w:hAnsi="Times New Roman" w:eastAsia="Times New Roman"/>
-                <w:b w:val="0"/>
-                <w:i w:val="0"/>
-                <w:color w:val="000000"/>
-                <w:sz w:val="24"/>
-              </w:rPr>
-              <w:t>60.0</w:t>
-            </w:r>
-          </w:p>
-        </w:tc>
-        <w:tc>
-          <w:tcPr>
-            <w:tcW w:type="dxa" w:w="2084"/>
-          </w:tcPr>
-          <w:p>
-            <w:pPr>
-              <w:spacing w:after="40" w:before="40" w:line="240" w:lineRule="auto"/>
-              <w:jc w:val="left"/>
-            </w:pPr>
-            <w:r>
-              <w:rPr>
-                <w:rFonts w:ascii="Times New Roman" w:hAnsi="Times New Roman" w:eastAsia="Times New Roman"/>
-                <w:b w:val="0"/>
-                <w:i w:val="0"/>
-                <w:color w:val="000000"/>
-                <w:sz w:val="24"/>
-              </w:rPr>
-              <w:t>29.8</w:t>
-            </w:r>
-          </w:p>
-        </w:tc>
-        <w:tc>
-          <w:tcPr>
-            <w:tcW w:type="dxa" w:w="2431"/>
-          </w:tcPr>
-          <w:p>
-            <w:pPr>
-              <w:spacing w:after="40" w:before="40" w:line="240" w:lineRule="auto"/>
-              <w:jc w:val="left"/>
-            </w:pPr>
-            <w:r>
-              <w:rPr>
-                <w:rFonts w:ascii="Times New Roman" w:hAnsi="Times New Roman" w:eastAsia="Times New Roman"/>
-                <w:b w:val="0"/>
-                <w:i w:val="0"/>
-                <w:color w:val="000000"/>
-                <w:sz w:val="24"/>
-              </w:rPr>
-              <w:t>Yes</w:t>
-            </w:r>
-          </w:p>
-        </w:tc>
-      </w:tr>
-      <w:tr>
-        <w:trPr>
-          <w:cantSplit/>
-        </w:trPr>
-        <w:tc>
-          <w:tcPr>
-            <w:tcW w:type="dxa" w:w="2431"/>
-          </w:tcPr>
-          <w:p>
-            <w:pPr>
-              <w:spacing w:after="40" w:before="40" w:line="240" w:lineRule="auto"/>
-              <w:jc w:val="left"/>
-            </w:pPr>
-            <w:r>
-              <w:rPr>
-                <w:rFonts w:ascii="Times New Roman" w:hAnsi="Times New Roman" w:eastAsia="Times New Roman"/>
-                <w:b w:val="0"/>
-                <w:i w:val="0"/>
-                <w:color w:val="000000"/>
-                <w:sz w:val="24"/>
-              </w:rPr>
-              <w:t>Chemical use</w:t>
-            </w:r>
-          </w:p>
-        </w:tc>
-        <w:tc>
-          <w:tcPr>
-            <w:tcW w:type="dxa" w:w="2084"/>
-          </w:tcPr>
-          <w:p>
-            <w:pPr>
-              <w:spacing w:after="40" w:before="40" w:line="240" w:lineRule="auto"/>
-              <w:jc w:val="left"/>
-            </w:pPr>
-            <w:r>
-              <w:rPr>
-                <w:rFonts w:ascii="Times New Roman" w:hAnsi="Times New Roman" w:eastAsia="Times New Roman"/>
-                <w:b w:val="0"/>
-                <w:i w:val="0"/>
-                <w:color w:val="000000"/>
-                <w:sz w:val="24"/>
-              </w:rPr>
-              <w:t>63.9</w:t>
-            </w:r>
-          </w:p>
-        </w:tc>
-        <w:tc>
-          <w:tcPr>
-            <w:tcW w:type="dxa" w:w="2084"/>
-          </w:tcPr>
-          <w:p>
-            <w:pPr>
-              <w:spacing w:after="40" w:before="40" w:line="240" w:lineRule="auto"/>
-              <w:jc w:val="left"/>
-            </w:pPr>
-            <w:r>
-              <w:rPr>
-                <w:rFonts w:ascii="Times New Roman" w:hAnsi="Times New Roman" w:eastAsia="Times New Roman"/>
-                <w:b w:val="0"/>
-                <w:i w:val="0"/>
-                <w:color w:val="000000"/>
-                <w:sz w:val="24"/>
-              </w:rPr>
-              <w:t>39.9</w:t>
-            </w:r>
-          </w:p>
-        </w:tc>
-        <w:tc>
-          <w:tcPr>
-            <w:tcW w:type="dxa" w:w="2431"/>
-          </w:tcPr>
-          <w:p>
-            <w:pPr>
-              <w:spacing w:after="40" w:before="40" w:line="240" w:lineRule="auto"/>
-              <w:jc w:val="left"/>
-            </w:pPr>
-            <w:r>
-              <w:rPr>
-                <w:rFonts w:ascii="Times New Roman" w:hAnsi="Times New Roman" w:eastAsia="Times New Roman"/>
-                <w:b w:val="0"/>
-                <w:i w:val="0"/>
-                <w:color w:val="000000"/>
-                <w:sz w:val="24"/>
-              </w:rPr>
-              <w:t>Yes</w:t>
-            </w:r>
-          </w:p>
-        </w:tc>
-      </w:tr>
-      <w:tr>
-        <w:trPr>
-          <w:cantSplit/>
-        </w:trPr>
-        <w:tc>
-          <w:tcPr>
-            <w:tcW w:type="dxa" w:w="2431"/>
-          </w:tcPr>
-          <w:p>
-            <w:pPr>
-              <w:spacing w:after="40" w:before="40" w:line="240" w:lineRule="auto"/>
-              <w:jc w:val="left"/>
-            </w:pPr>
-            <w:r>
-              <w:rPr>
-                <w:rFonts w:ascii="Times New Roman" w:hAnsi="Times New Roman" w:eastAsia="Times New Roman"/>
-                <w:b w:val="0"/>
-                <w:i w:val="0"/>
-                <w:color w:val="000000"/>
-                <w:sz w:val="24"/>
-              </w:rPr>
-              <w:t>Anemia</w:t>
-            </w:r>
-          </w:p>
-        </w:tc>
-        <w:tc>
-          <w:tcPr>
-            <w:tcW w:type="dxa" w:w="2084"/>
-          </w:tcPr>
-          <w:p>
-            <w:pPr>
-              <w:spacing w:after="40" w:before="40" w:line="240" w:lineRule="auto"/>
-              <w:jc w:val="left"/>
-            </w:pPr>
-            <w:r>
-              <w:rPr>
-                <w:rFonts w:ascii="Times New Roman" w:hAnsi="Times New Roman" w:eastAsia="Times New Roman"/>
-                <w:b w:val="0"/>
-                <w:i w:val="0"/>
-                <w:color w:val="000000"/>
-                <w:sz w:val="24"/>
-              </w:rPr>
-              <w:t>28.7</w:t>
-            </w:r>
-          </w:p>
-        </w:tc>
-        <w:tc>
-          <w:tcPr>
-            <w:tcW w:type="dxa" w:w="2084"/>
-          </w:tcPr>
-          <w:p>
-            <w:pPr>
-              <w:spacing w:after="40" w:before="40" w:line="240" w:lineRule="auto"/>
-              <w:jc w:val="left"/>
-            </w:pPr>
-            <w:r>
-              <w:rPr>
-                <w:rFonts w:ascii="Times New Roman" w:hAnsi="Times New Roman" w:eastAsia="Times New Roman"/>
-                <w:b w:val="0"/>
-                <w:i w:val="0"/>
-                <w:color w:val="000000"/>
-                <w:sz w:val="24"/>
-              </w:rPr>
-              <w:t>24.6</w:t>
-            </w:r>
-          </w:p>
-        </w:tc>
-        <w:tc>
-          <w:tcPr>
-            <w:tcW w:type="dxa" w:w="2431"/>
-          </w:tcPr>
-          <w:p>
-            <w:pPr>
-              <w:spacing w:after="40" w:before="40" w:line="240" w:lineRule="auto"/>
-              <w:jc w:val="left"/>
-            </w:pPr>
-            <w:r>
-              <w:rPr>
-                <w:rFonts w:ascii="Times New Roman" w:hAnsi="Times New Roman" w:eastAsia="Times New Roman"/>
-                <w:b w:val="0"/>
-                <w:i w:val="0"/>
-                <w:color w:val="000000"/>
-                <w:sz w:val="24"/>
-              </w:rPr>
-              <w:t>Yes</w:t>
-            </w:r>
-          </w:p>
-        </w:tc>
-      </w:tr>
-      <w:tr>
-        <w:trPr>
-          <w:cantSplit/>
-        </w:trPr>
-        <w:tc>
-          <w:tcPr>
-            <w:tcW w:type="dxa" w:w="2431"/>
-          </w:tcPr>
-          <w:p>
-            <w:pPr>
-              <w:spacing w:after="40" w:before="40" w:line="240" w:lineRule="auto"/>
-              <w:jc w:val="left"/>
-            </w:pPr>
-            <w:r>
-              <w:rPr>
-                <w:rFonts w:ascii="Times New Roman" w:hAnsi="Times New Roman" w:eastAsia="Times New Roman"/>
-                <w:b w:val="0"/>
-                <w:i w:val="0"/>
-                <w:color w:val="000000"/>
-                <w:sz w:val="24"/>
-              </w:rPr>
-              <w:t>Stress</w:t>
-            </w:r>
-          </w:p>
-        </w:tc>
-        <w:tc>
-          <w:tcPr>
-            <w:tcW w:type="dxa" w:w="2084"/>
-          </w:tcPr>
-          <w:p>
-            <w:pPr>
-              <w:spacing w:after="40" w:before="40" w:line="240" w:lineRule="auto"/>
-              <w:jc w:val="left"/>
-            </w:pPr>
-            <w:r>
-              <w:rPr>
-                <w:rFonts w:ascii="Times New Roman" w:hAnsi="Times New Roman" w:eastAsia="Times New Roman"/>
-                <w:b w:val="0"/>
-                <w:i w:val="0"/>
-                <w:color w:val="000000"/>
-                <w:sz w:val="24"/>
-              </w:rPr>
-              <w:t>72.0</w:t>
-            </w:r>
-          </w:p>
-        </w:tc>
-        <w:tc>
-          <w:tcPr>
-            <w:tcW w:type="dxa" w:w="2084"/>
-          </w:tcPr>
-          <w:p>
-            <w:pPr>
-              <w:spacing w:after="40" w:before="40" w:line="240" w:lineRule="auto"/>
-              <w:jc w:val="left"/>
-            </w:pPr>
-            <w:r>
-              <w:rPr>
-                <w:rFonts w:ascii="Times New Roman" w:hAnsi="Times New Roman" w:eastAsia="Times New Roman"/>
-                <w:b w:val="0"/>
-                <w:i w:val="0"/>
-                <w:color w:val="000000"/>
-                <w:sz w:val="24"/>
-              </w:rPr>
-              <w:t>40.3</w:t>
-            </w:r>
-          </w:p>
-        </w:tc>
-        <w:tc>
-          <w:tcPr>
-            <w:tcW w:type="dxa" w:w="2431"/>
-          </w:tcPr>
-          <w:p>
-            <w:pPr>
-              <w:spacing w:after="40" w:before="40" w:line="240" w:lineRule="auto"/>
-              <w:jc w:val="left"/>
-            </w:pPr>
-            <w:r>
-              <w:rPr>
-                <w:rFonts w:ascii="Times New Roman" w:hAnsi="Times New Roman" w:eastAsia="Times New Roman"/>
-                <w:b w:val="0"/>
-                <w:i w:val="0"/>
-                <w:color w:val="000000"/>
-                <w:sz w:val="24"/>
-              </w:rPr>
-              <w:t>Yes</w:t>
-            </w:r>
-          </w:p>
-        </w:tc>
-      </w:tr>
-    </w:tbl>
-    <w:p>
-      <w:pPr>
-        <w:spacing w:after="120" w:before="0" w:line="240" w:lineRule="auto"/>
-      </w:pPr>
-    </w:p>
-    <w:p>
-      <w:pPr>
-        <w:pStyle w:val="Heading3"/>
-        <w:keepNext/>
-        <w:spacing w:after="240" w:before="120" w:line="360" w:lineRule="auto"/>
-        <w:jc w:val="left"/>
-      </w:pPr>
-      <w:r>
-        <w:rPr>
-          <w:rFonts w:ascii="Times New Roman" w:hAnsi="Times New Roman" w:eastAsia="Times New Roman"/>
-          <w:b/>
-          <w:color w:val="000000"/>
-          <w:sz w:val="24"/>
-        </w:rPr>
-        <w:t>3.2.3 The final dataset</w:t>
+        <w:t>3.2.2 The final dataset</w:t>
       </w:r>
     </w:p>
     <w:p>
@@ -7728,7 +7203,7 @@
           <w:color w:val="000000"/>
           <w:sz w:val="24"/>
         </w:rPr>
-        <w:t xml:space="preserve"> Each blood and body measurement was compared with its normal reference range and with limits that are physiologically impossible (Table 3.4). No values were impossible, so no record was removed. Values outside the normal range were kept on purpose, because they are the information that indicates risk.</w:t>
+        <w:t xml:space="preserve"> Each blood and body measurement was compared with its normal reference range and with limits that are physiologically impossible. No values were impossible, so no record was removed. Values outside the normal range were kept on purpose, because they are the information that indicates risk.</w:t>
       </w:r>
     </w:p>
     <w:p>
@@ -7847,1110 +7322,6 @@
         </w:rPr>
         <w:t xml:space="preserve"> Three training sizes were prepared from the 17,284 training records: 500 records, 2,000 records, and all 17,284. The smaller sets were drawn with the class shares kept equal (45% Low, 35% Moderate, 20% High). The same 4,322 test records are used for every size and every model.</w:t>
       </w:r>
-    </w:p>
-    <w:p>
-      <w:pPr>
-        <w:keepNext/>
-        <w:spacing w:after="120" w:before="0" w:line="360" w:lineRule="auto"/>
-        <w:jc w:val="center"/>
-      </w:pPr>
-      <w:r>
-        <w:rPr>
-          <w:rFonts w:ascii="Times New Roman" w:hAnsi="Times New Roman" w:eastAsia="Times New Roman"/>
-          <w:b/>
-          <w:i w:val="0"/>
-          <w:color w:val="000000"/>
-          <w:sz w:val="24"/>
-        </w:rPr>
-        <w:t>Table 3.4:</w:t>
-      </w:r>
-      <w:r>
-        <w:rPr>
-          <w:rFonts w:ascii="Times New Roman" w:hAnsi="Times New Roman" w:eastAsia="Times New Roman"/>
-          <w:b w:val="0"/>
-          <w:i w:val="0"/>
-          <w:color w:val="000000"/>
-          <w:sz w:val="24"/>
-        </w:rPr>
-        <w:t xml:space="preserve"> Clinical range check of the final dataset</w:t>
-      </w:r>
-    </w:p>
-    <w:tbl>
-      <w:tblPr>
-        <w:tblStyle w:val="TableGrid"/>
-        <w:tblW w:type="auto" w:w="0"/>
-        <w:jc w:val="center"/>
-        <w:tblLayout w:type="fixed"/>
-        <w:tblLook w:firstColumn="1" w:firstRow="1" w:lastColumn="0" w:lastRow="0" w:noHBand="0" w:noVBand="1" w:val="04A0"/>
-      </w:tblPr>
-      <w:tblGrid>
-        <w:gridCol w:w="2762"/>
-        <w:gridCol w:w="1593"/>
-        <w:gridCol w:w="1062"/>
-        <w:gridCol w:w="1062"/>
-        <w:gridCol w:w="1275"/>
-        <w:gridCol w:w="1275"/>
-      </w:tblGrid>
-      <w:tr>
-        <w:trPr>
-          <w:cantSplit/>
-          <w:tblHeader/>
-        </w:trPr>
-        <w:tc>
-          <w:tcPr>
-            <w:tcW w:type="dxa" w:w="2762"/>
-            <w:shd w:val="clear" w:color="auto" w:fill="E7E6E6"/>
-          </w:tcPr>
-          <w:p>
-            <w:pPr>
-              <w:spacing w:after="40" w:before="40" w:line="240" w:lineRule="auto"/>
-              <w:jc w:val="left"/>
-            </w:pPr>
-            <w:r>
-              <w:rPr>
-                <w:rFonts w:ascii="Times New Roman" w:hAnsi="Times New Roman" w:eastAsia="Times New Roman"/>
-                <w:b/>
-                <w:i w:val="0"/>
-                <w:color w:val="000000"/>
-                <w:sz w:val="19"/>
-              </w:rPr>
-              <w:t>Measurement</w:t>
-            </w:r>
-          </w:p>
-        </w:tc>
-        <w:tc>
-          <w:tcPr>
-            <w:tcW w:type="dxa" w:w="1593"/>
-            <w:shd w:val="clear" w:color="auto" w:fill="E7E6E6"/>
-          </w:tcPr>
-          <w:p>
-            <w:pPr>
-              <w:spacing w:after="40" w:before="40" w:line="240" w:lineRule="auto"/>
-              <w:jc w:val="left"/>
-            </w:pPr>
-            <w:r>
-              <w:rPr>
-                <w:rFonts w:ascii="Times New Roman" w:hAnsi="Times New Roman" w:eastAsia="Times New Roman"/>
-                <w:b/>
-                <w:i w:val="0"/>
-                <w:color w:val="000000"/>
-                <w:sz w:val="19"/>
-              </w:rPr>
-              <w:t>Normal range</w:t>
-            </w:r>
-          </w:p>
-        </w:tc>
-        <w:tc>
-          <w:tcPr>
-            <w:tcW w:type="dxa" w:w="1062"/>
-            <w:shd w:val="clear" w:color="auto" w:fill="E7E6E6"/>
-          </w:tcPr>
-          <w:p>
-            <w:pPr>
-              <w:spacing w:after="40" w:before="40" w:line="240" w:lineRule="auto"/>
-              <w:jc w:val="left"/>
-            </w:pPr>
-            <w:r>
-              <w:rPr>
-                <w:rFonts w:ascii="Times New Roman" w:hAnsi="Times New Roman" w:eastAsia="Times New Roman"/>
-                <w:b/>
-                <w:i w:val="0"/>
-                <w:color w:val="000000"/>
-                <w:sz w:val="19"/>
-              </w:rPr>
-              <w:t>Below normal</w:t>
-            </w:r>
-          </w:p>
-        </w:tc>
-        <w:tc>
-          <w:tcPr>
-            <w:tcW w:type="dxa" w:w="1062"/>
-            <w:shd w:val="clear" w:color="auto" w:fill="E7E6E6"/>
-          </w:tcPr>
-          <w:p>
-            <w:pPr>
-              <w:spacing w:after="40" w:before="40" w:line="240" w:lineRule="auto"/>
-              <w:jc w:val="left"/>
-            </w:pPr>
-            <w:r>
-              <w:rPr>
-                <w:rFonts w:ascii="Times New Roman" w:hAnsi="Times New Roman" w:eastAsia="Times New Roman"/>
-                <w:b/>
-                <w:i w:val="0"/>
-                <w:color w:val="000000"/>
-                <w:sz w:val="19"/>
-              </w:rPr>
-              <w:t>Above normal</w:t>
-            </w:r>
-          </w:p>
-        </w:tc>
-        <w:tc>
-          <w:tcPr>
-            <w:tcW w:type="dxa" w:w="1275"/>
-            <w:shd w:val="clear" w:color="auto" w:fill="E7E6E6"/>
-          </w:tcPr>
-          <w:p>
-            <w:pPr>
-              <w:spacing w:after="40" w:before="40" w:line="240" w:lineRule="auto"/>
-              <w:jc w:val="left"/>
-            </w:pPr>
-            <w:r>
-              <w:rPr>
-                <w:rFonts w:ascii="Times New Roman" w:hAnsi="Times New Roman" w:eastAsia="Times New Roman"/>
-                <w:b/>
-                <w:i w:val="0"/>
-                <w:color w:val="000000"/>
-                <w:sz w:val="19"/>
-              </w:rPr>
-              <w:t>% outside normal</w:t>
-            </w:r>
-          </w:p>
-        </w:tc>
-        <w:tc>
-          <w:tcPr>
-            <w:tcW w:type="dxa" w:w="1275"/>
-            <w:shd w:val="clear" w:color="auto" w:fill="E7E6E6"/>
-          </w:tcPr>
-          <w:p>
-            <w:pPr>
-              <w:spacing w:after="40" w:before="40" w:line="240" w:lineRule="auto"/>
-              <w:jc w:val="left"/>
-            </w:pPr>
-            <w:r>
-              <w:rPr>
-                <w:rFonts w:ascii="Times New Roman" w:hAnsi="Times New Roman" w:eastAsia="Times New Roman"/>
-                <w:b/>
-                <w:i w:val="0"/>
-                <w:color w:val="000000"/>
-                <w:sz w:val="19"/>
-              </w:rPr>
-              <w:t>Impossible values</w:t>
-            </w:r>
-          </w:p>
-        </w:tc>
-      </w:tr>
-      <w:tr>
-        <w:trPr>
-          <w:cantSplit/>
-        </w:trPr>
-        <w:tc>
-          <w:tcPr>
-            <w:tcW w:type="dxa" w:w="2762"/>
-          </w:tcPr>
-          <w:p>
-            <w:pPr>
-              <w:spacing w:after="40" w:before="40" w:line="240" w:lineRule="auto"/>
-              <w:jc w:val="left"/>
-            </w:pPr>
-            <w:r>
-              <w:rPr>
-                <w:rFonts w:ascii="Times New Roman" w:hAnsi="Times New Roman" w:eastAsia="Times New Roman"/>
-                <w:b w:val="0"/>
-                <w:i w:val="0"/>
-                <w:color w:val="000000"/>
-                <w:sz w:val="19"/>
-              </w:rPr>
-              <w:t>total_protein (g/dL)</w:t>
-            </w:r>
-          </w:p>
-        </w:tc>
-        <w:tc>
-          <w:tcPr>
-            <w:tcW w:type="dxa" w:w="1593"/>
-          </w:tcPr>
-          <w:p>
-            <w:pPr>
-              <w:spacing w:after="40" w:before="40" w:line="240" w:lineRule="auto"/>
-              <w:jc w:val="left"/>
-            </w:pPr>
-            <w:r>
-              <w:rPr>
-                <w:rFonts w:ascii="Times New Roman" w:hAnsi="Times New Roman" w:eastAsia="Times New Roman"/>
-                <w:b w:val="0"/>
-                <w:i w:val="0"/>
-                <w:color w:val="000000"/>
-                <w:sz w:val="19"/>
-              </w:rPr>
-              <w:t>6.0 to 8.3</w:t>
-            </w:r>
-          </w:p>
-        </w:tc>
-        <w:tc>
-          <w:tcPr>
-            <w:tcW w:type="dxa" w:w="1062"/>
-          </w:tcPr>
-          <w:p>
-            <w:pPr>
-              <w:spacing w:after="40" w:before="40" w:line="240" w:lineRule="auto"/>
-              <w:jc w:val="left"/>
-            </w:pPr>
-            <w:r>
-              <w:rPr>
-                <w:rFonts w:ascii="Times New Roman" w:hAnsi="Times New Roman" w:eastAsia="Times New Roman"/>
-                <w:b w:val="0"/>
-                <w:i w:val="0"/>
-                <w:color w:val="000000"/>
-                <w:sz w:val="19"/>
-              </w:rPr>
-              <w:t>406</w:t>
-            </w:r>
-          </w:p>
-        </w:tc>
-        <w:tc>
-          <w:tcPr>
-            <w:tcW w:type="dxa" w:w="1062"/>
-          </w:tcPr>
-          <w:p>
-            <w:pPr>
-              <w:spacing w:after="40" w:before="40" w:line="240" w:lineRule="auto"/>
-              <w:jc w:val="left"/>
-            </w:pPr>
-            <w:r>
-              <w:rPr>
-                <w:rFonts w:ascii="Times New Roman" w:hAnsi="Times New Roman" w:eastAsia="Times New Roman"/>
-                <w:b w:val="0"/>
-                <w:i w:val="0"/>
-                <w:color w:val="000000"/>
-                <w:sz w:val="19"/>
-              </w:rPr>
-              <w:t>605</w:t>
-            </w:r>
-          </w:p>
-        </w:tc>
-        <w:tc>
-          <w:tcPr>
-            <w:tcW w:type="dxa" w:w="1275"/>
-          </w:tcPr>
-          <w:p>
-            <w:pPr>
-              <w:spacing w:after="40" w:before="40" w:line="240" w:lineRule="auto"/>
-              <w:jc w:val="left"/>
-            </w:pPr>
-            <w:r>
-              <w:rPr>
-                <w:rFonts w:ascii="Times New Roman" w:hAnsi="Times New Roman" w:eastAsia="Times New Roman"/>
-                <w:b w:val="0"/>
-                <w:i w:val="0"/>
-                <w:color w:val="000000"/>
-                <w:sz w:val="19"/>
-              </w:rPr>
-              <w:t>4.7</w:t>
-            </w:r>
-          </w:p>
-        </w:tc>
-        <w:tc>
-          <w:tcPr>
-            <w:tcW w:type="dxa" w:w="1275"/>
-          </w:tcPr>
-          <w:p>
-            <w:pPr>
-              <w:spacing w:after="40" w:before="40" w:line="240" w:lineRule="auto"/>
-              <w:jc w:val="left"/>
-            </w:pPr>
-            <w:r>
-              <w:rPr>
-                <w:rFonts w:ascii="Times New Roman" w:hAnsi="Times New Roman" w:eastAsia="Times New Roman"/>
-                <w:b w:val="0"/>
-                <w:i w:val="0"/>
-                <w:color w:val="000000"/>
-                <w:sz w:val="19"/>
-              </w:rPr>
-              <w:t>0</w:t>
-            </w:r>
-          </w:p>
-        </w:tc>
-      </w:tr>
-      <w:tr>
-        <w:trPr>
-          <w:cantSplit/>
-        </w:trPr>
-        <w:tc>
-          <w:tcPr>
-            <w:tcW w:type="dxa" w:w="2762"/>
-          </w:tcPr>
-          <w:p>
-            <w:pPr>
-              <w:spacing w:after="40" w:before="40" w:line="240" w:lineRule="auto"/>
-              <w:jc w:val="left"/>
-            </w:pPr>
-            <w:r>
-              <w:rPr>
-                <w:rFonts w:ascii="Times New Roman" w:hAnsi="Times New Roman" w:eastAsia="Times New Roman"/>
-                <w:b w:val="0"/>
-                <w:i w:val="0"/>
-                <w:color w:val="000000"/>
-                <w:sz w:val="19"/>
-              </w:rPr>
-              <w:t>calcium (mg/dL)</w:t>
-            </w:r>
-          </w:p>
-        </w:tc>
-        <w:tc>
-          <w:tcPr>
-            <w:tcW w:type="dxa" w:w="1593"/>
-          </w:tcPr>
-          <w:p>
-            <w:pPr>
-              <w:spacing w:after="40" w:before="40" w:line="240" w:lineRule="auto"/>
-              <w:jc w:val="left"/>
-            </w:pPr>
-            <w:r>
-              <w:rPr>
-                <w:rFonts w:ascii="Times New Roman" w:hAnsi="Times New Roman" w:eastAsia="Times New Roman"/>
-                <w:b w:val="0"/>
-                <w:i w:val="0"/>
-                <w:color w:val="000000"/>
-                <w:sz w:val="19"/>
-              </w:rPr>
-              <w:t>8.5 to 10.5</w:t>
-            </w:r>
-          </w:p>
-        </w:tc>
-        <w:tc>
-          <w:tcPr>
-            <w:tcW w:type="dxa" w:w="1062"/>
-          </w:tcPr>
-          <w:p>
-            <w:pPr>
-              <w:spacing w:after="40" w:before="40" w:line="240" w:lineRule="auto"/>
-              <w:jc w:val="left"/>
-            </w:pPr>
-            <w:r>
-              <w:rPr>
-                <w:rFonts w:ascii="Times New Roman" w:hAnsi="Times New Roman" w:eastAsia="Times New Roman"/>
-                <w:b w:val="0"/>
-                <w:i w:val="0"/>
-                <w:color w:val="000000"/>
-                <w:sz w:val="19"/>
-              </w:rPr>
-              <w:t>1,675</w:t>
-            </w:r>
-          </w:p>
-        </w:tc>
-        <w:tc>
-          <w:tcPr>
-            <w:tcW w:type="dxa" w:w="1062"/>
-          </w:tcPr>
-          <w:p>
-            <w:pPr>
-              <w:spacing w:after="40" w:before="40" w:line="240" w:lineRule="auto"/>
-              <w:jc w:val="left"/>
-            </w:pPr>
-            <w:r>
-              <w:rPr>
-                <w:rFonts w:ascii="Times New Roman" w:hAnsi="Times New Roman" w:eastAsia="Times New Roman"/>
-                <w:b w:val="0"/>
-                <w:i w:val="0"/>
-                <w:color w:val="000000"/>
-                <w:sz w:val="19"/>
-              </w:rPr>
-              <w:t>392</w:t>
-            </w:r>
-          </w:p>
-        </w:tc>
-        <w:tc>
-          <w:tcPr>
-            <w:tcW w:type="dxa" w:w="1275"/>
-          </w:tcPr>
-          <w:p>
-            <w:pPr>
-              <w:spacing w:after="40" w:before="40" w:line="240" w:lineRule="auto"/>
-              <w:jc w:val="left"/>
-            </w:pPr>
-            <w:r>
-              <w:rPr>
-                <w:rFonts w:ascii="Times New Roman" w:hAnsi="Times New Roman" w:eastAsia="Times New Roman"/>
-                <w:b w:val="0"/>
-                <w:i w:val="0"/>
-                <w:color w:val="000000"/>
-                <w:sz w:val="19"/>
-              </w:rPr>
-              <w:t>9.6</w:t>
-            </w:r>
-          </w:p>
-        </w:tc>
-        <w:tc>
-          <w:tcPr>
-            <w:tcW w:type="dxa" w:w="1275"/>
-          </w:tcPr>
-          <w:p>
-            <w:pPr>
-              <w:spacing w:after="40" w:before="40" w:line="240" w:lineRule="auto"/>
-              <w:jc w:val="left"/>
-            </w:pPr>
-            <w:r>
-              <w:rPr>
-                <w:rFonts w:ascii="Times New Roman" w:hAnsi="Times New Roman" w:eastAsia="Times New Roman"/>
-                <w:b w:val="0"/>
-                <w:i w:val="0"/>
-                <w:color w:val="000000"/>
-                <w:sz w:val="19"/>
-              </w:rPr>
-              <w:t>0</w:t>
-            </w:r>
-          </w:p>
-        </w:tc>
-      </w:tr>
-      <w:tr>
-        <w:trPr>
-          <w:cantSplit/>
-        </w:trPr>
-        <w:tc>
-          <w:tcPr>
-            <w:tcW w:type="dxa" w:w="2762"/>
-          </w:tcPr>
-          <w:p>
-            <w:pPr>
-              <w:spacing w:after="40" w:before="40" w:line="240" w:lineRule="auto"/>
-              <w:jc w:val="left"/>
-            </w:pPr>
-            <w:r>
-              <w:rPr>
-                <w:rFonts w:ascii="Times New Roman" w:hAnsi="Times New Roman" w:eastAsia="Times New Roman"/>
-                <w:b w:val="0"/>
-                <w:i w:val="0"/>
-                <w:color w:val="000000"/>
-                <w:sz w:val="19"/>
-              </w:rPr>
-              <w:t>iron (µg/dL)</w:t>
-            </w:r>
-          </w:p>
-        </w:tc>
-        <w:tc>
-          <w:tcPr>
-            <w:tcW w:type="dxa" w:w="1593"/>
-          </w:tcPr>
-          <w:p>
-            <w:pPr>
-              <w:spacing w:after="40" w:before="40" w:line="240" w:lineRule="auto"/>
-              <w:jc w:val="left"/>
-            </w:pPr>
-            <w:r>
-              <w:rPr>
-                <w:rFonts w:ascii="Times New Roman" w:hAnsi="Times New Roman" w:eastAsia="Times New Roman"/>
-                <w:b w:val="0"/>
-                <w:i w:val="0"/>
-                <w:color w:val="000000"/>
-                <w:sz w:val="19"/>
-              </w:rPr>
-              <w:t>60 to 170</w:t>
-            </w:r>
-          </w:p>
-        </w:tc>
-        <w:tc>
-          <w:tcPr>
-            <w:tcW w:type="dxa" w:w="1062"/>
-          </w:tcPr>
-          <w:p>
-            <w:pPr>
-              <w:spacing w:after="40" w:before="40" w:line="240" w:lineRule="auto"/>
-              <w:jc w:val="left"/>
-            </w:pPr>
-            <w:r>
-              <w:rPr>
-                <w:rFonts w:ascii="Times New Roman" w:hAnsi="Times New Roman" w:eastAsia="Times New Roman"/>
-                <w:b w:val="0"/>
-                <w:i w:val="0"/>
-                <w:color w:val="000000"/>
-                <w:sz w:val="19"/>
-              </w:rPr>
-              <w:t>2,217</w:t>
-            </w:r>
-          </w:p>
-        </w:tc>
-        <w:tc>
-          <w:tcPr>
-            <w:tcW w:type="dxa" w:w="1062"/>
-          </w:tcPr>
-          <w:p>
-            <w:pPr>
-              <w:spacing w:after="40" w:before="40" w:line="240" w:lineRule="auto"/>
-              <w:jc w:val="left"/>
-            </w:pPr>
-            <w:r>
-              <w:rPr>
-                <w:rFonts w:ascii="Times New Roman" w:hAnsi="Times New Roman" w:eastAsia="Times New Roman"/>
-                <w:b w:val="0"/>
-                <w:i w:val="0"/>
-                <w:color w:val="000000"/>
-                <w:sz w:val="19"/>
-              </w:rPr>
-              <w:t>209</w:t>
-            </w:r>
-          </w:p>
-        </w:tc>
-        <w:tc>
-          <w:tcPr>
-            <w:tcW w:type="dxa" w:w="1275"/>
-          </w:tcPr>
-          <w:p>
-            <w:pPr>
-              <w:spacing w:after="40" w:before="40" w:line="240" w:lineRule="auto"/>
-              <w:jc w:val="left"/>
-            </w:pPr>
-            <w:r>
-              <w:rPr>
-                <w:rFonts w:ascii="Times New Roman" w:hAnsi="Times New Roman" w:eastAsia="Times New Roman"/>
-                <w:b w:val="0"/>
-                <w:i w:val="0"/>
-                <w:color w:val="000000"/>
-                <w:sz w:val="19"/>
-              </w:rPr>
-              <w:t>11.2</w:t>
-            </w:r>
-          </w:p>
-        </w:tc>
-        <w:tc>
-          <w:tcPr>
-            <w:tcW w:type="dxa" w:w="1275"/>
-          </w:tcPr>
-          <w:p>
-            <w:pPr>
-              <w:spacing w:after="40" w:before="40" w:line="240" w:lineRule="auto"/>
-              <w:jc w:val="left"/>
-            </w:pPr>
-            <w:r>
-              <w:rPr>
-                <w:rFonts w:ascii="Times New Roman" w:hAnsi="Times New Roman" w:eastAsia="Times New Roman"/>
-                <w:b w:val="0"/>
-                <w:i w:val="0"/>
-                <w:color w:val="000000"/>
-                <w:sz w:val="19"/>
-              </w:rPr>
-              <w:t>0</w:t>
-            </w:r>
-          </w:p>
-        </w:tc>
-      </w:tr>
-      <w:tr>
-        <w:trPr>
-          <w:cantSplit/>
-        </w:trPr>
-        <w:tc>
-          <w:tcPr>
-            <w:tcW w:type="dxa" w:w="2762"/>
-          </w:tcPr>
-          <w:p>
-            <w:pPr>
-              <w:spacing w:after="40" w:before="40" w:line="240" w:lineRule="auto"/>
-              <w:jc w:val="left"/>
-            </w:pPr>
-            <w:r>
-              <w:rPr>
-                <w:rFonts w:ascii="Times New Roman" w:hAnsi="Times New Roman" w:eastAsia="Times New Roman"/>
-                <w:b w:val="0"/>
-                <w:i w:val="0"/>
-                <w:color w:val="000000"/>
-                <w:sz w:val="19"/>
-              </w:rPr>
-              <w:t>vitamin_d (ng/mL)</w:t>
-            </w:r>
-          </w:p>
-        </w:tc>
-        <w:tc>
-          <w:tcPr>
-            <w:tcW w:type="dxa" w:w="1593"/>
-          </w:tcPr>
-          <w:p>
-            <w:pPr>
-              <w:spacing w:after="40" w:before="40" w:line="240" w:lineRule="auto"/>
-              <w:jc w:val="left"/>
-            </w:pPr>
-            <w:r>
-              <w:rPr>
-                <w:rFonts w:ascii="Times New Roman" w:hAnsi="Times New Roman" w:eastAsia="Times New Roman"/>
-                <w:b w:val="0"/>
-                <w:i w:val="0"/>
-                <w:color w:val="000000"/>
-                <w:sz w:val="19"/>
-              </w:rPr>
-              <w:t>25 to 80</w:t>
-            </w:r>
-          </w:p>
-        </w:tc>
-        <w:tc>
-          <w:tcPr>
-            <w:tcW w:type="dxa" w:w="1062"/>
-          </w:tcPr>
-          <w:p>
-            <w:pPr>
-              <w:spacing w:after="40" w:before="40" w:line="240" w:lineRule="auto"/>
-              <w:jc w:val="left"/>
-            </w:pPr>
-            <w:r>
-              <w:rPr>
-                <w:rFonts w:ascii="Times New Roman" w:hAnsi="Times New Roman" w:eastAsia="Times New Roman"/>
-                <w:b w:val="0"/>
-                <w:i w:val="0"/>
-                <w:color w:val="000000"/>
-                <w:sz w:val="19"/>
-              </w:rPr>
-              <w:t>8,606</w:t>
-            </w:r>
-          </w:p>
-        </w:tc>
-        <w:tc>
-          <w:tcPr>
-            <w:tcW w:type="dxa" w:w="1062"/>
-          </w:tcPr>
-          <w:p>
-            <w:pPr>
-              <w:spacing w:after="40" w:before="40" w:line="240" w:lineRule="auto"/>
-              <w:jc w:val="left"/>
-            </w:pPr>
-            <w:r>
-              <w:rPr>
-                <w:rFonts w:ascii="Times New Roman" w:hAnsi="Times New Roman" w:eastAsia="Times New Roman"/>
-                <w:b w:val="0"/>
-                <w:i w:val="0"/>
-                <w:color w:val="000000"/>
-                <w:sz w:val="19"/>
-              </w:rPr>
-              <w:t>0</w:t>
-            </w:r>
-          </w:p>
-        </w:tc>
-        <w:tc>
-          <w:tcPr>
-            <w:tcW w:type="dxa" w:w="1275"/>
-          </w:tcPr>
-          <w:p>
-            <w:pPr>
-              <w:spacing w:after="40" w:before="40" w:line="240" w:lineRule="auto"/>
-              <w:jc w:val="left"/>
-            </w:pPr>
-            <w:r>
-              <w:rPr>
-                <w:rFonts w:ascii="Times New Roman" w:hAnsi="Times New Roman" w:eastAsia="Times New Roman"/>
-                <w:b w:val="0"/>
-                <w:i w:val="0"/>
-                <w:color w:val="000000"/>
-                <w:sz w:val="19"/>
-              </w:rPr>
-              <w:t>39.8</w:t>
-            </w:r>
-          </w:p>
-        </w:tc>
-        <w:tc>
-          <w:tcPr>
-            <w:tcW w:type="dxa" w:w="1275"/>
-          </w:tcPr>
-          <w:p>
-            <w:pPr>
-              <w:spacing w:after="40" w:before="40" w:line="240" w:lineRule="auto"/>
-              <w:jc w:val="left"/>
-            </w:pPr>
-            <w:r>
-              <w:rPr>
-                <w:rFonts w:ascii="Times New Roman" w:hAnsi="Times New Roman" w:eastAsia="Times New Roman"/>
-                <w:b w:val="0"/>
-                <w:i w:val="0"/>
-                <w:color w:val="000000"/>
-                <w:sz w:val="19"/>
-              </w:rPr>
-              <w:t>0</w:t>
-            </w:r>
-          </w:p>
-        </w:tc>
-      </w:tr>
-      <w:tr>
-        <w:trPr>
-          <w:cantSplit/>
-        </w:trPr>
-        <w:tc>
-          <w:tcPr>
-            <w:tcW w:type="dxa" w:w="2762"/>
-          </w:tcPr>
-          <w:p>
-            <w:pPr>
-              <w:spacing w:after="40" w:before="40" w:line="240" w:lineRule="auto"/>
-              <w:jc w:val="left"/>
-            </w:pPr>
-            <w:r>
-              <w:rPr>
-                <w:rFonts w:ascii="Times New Roman" w:hAnsi="Times New Roman" w:eastAsia="Times New Roman"/>
-                <w:b w:val="0"/>
-                <w:i w:val="0"/>
-                <w:color w:val="000000"/>
-                <w:sz w:val="19"/>
-              </w:rPr>
-              <w:t>alt_liver (U/L)</w:t>
-            </w:r>
-          </w:p>
-        </w:tc>
-        <w:tc>
-          <w:tcPr>
-            <w:tcW w:type="dxa" w:w="1593"/>
-          </w:tcPr>
-          <w:p>
-            <w:pPr>
-              <w:spacing w:after="40" w:before="40" w:line="240" w:lineRule="auto"/>
-              <w:jc w:val="left"/>
-            </w:pPr>
-            <w:r>
-              <w:rPr>
-                <w:rFonts w:ascii="Times New Roman" w:hAnsi="Times New Roman" w:eastAsia="Times New Roman"/>
-                <w:b w:val="0"/>
-                <w:i w:val="0"/>
-                <w:color w:val="000000"/>
-                <w:sz w:val="19"/>
-              </w:rPr>
-              <w:t>7 to 56</w:t>
-            </w:r>
-          </w:p>
-        </w:tc>
-        <w:tc>
-          <w:tcPr>
-            <w:tcW w:type="dxa" w:w="1062"/>
-          </w:tcPr>
-          <w:p>
-            <w:pPr>
-              <w:spacing w:after="40" w:before="40" w:line="240" w:lineRule="auto"/>
-              <w:jc w:val="left"/>
-            </w:pPr>
-            <w:r>
-              <w:rPr>
-                <w:rFonts w:ascii="Times New Roman" w:hAnsi="Times New Roman" w:eastAsia="Times New Roman"/>
-                <w:b w:val="0"/>
-                <w:i w:val="0"/>
-                <w:color w:val="000000"/>
-                <w:sz w:val="19"/>
-              </w:rPr>
-              <w:t>2,300</w:t>
-            </w:r>
-          </w:p>
-        </w:tc>
-        <w:tc>
-          <w:tcPr>
-            <w:tcW w:type="dxa" w:w="1062"/>
-          </w:tcPr>
-          <w:p>
-            <w:pPr>
-              <w:spacing w:after="40" w:before="40" w:line="240" w:lineRule="auto"/>
-              <w:jc w:val="left"/>
-            </w:pPr>
-            <w:r>
-              <w:rPr>
-                <w:rFonts w:ascii="Times New Roman" w:hAnsi="Times New Roman" w:eastAsia="Times New Roman"/>
-                <w:b w:val="0"/>
-                <w:i w:val="0"/>
-                <w:color w:val="000000"/>
-                <w:sz w:val="19"/>
-              </w:rPr>
-              <w:t>403</w:t>
-            </w:r>
-          </w:p>
-        </w:tc>
-        <w:tc>
-          <w:tcPr>
-            <w:tcW w:type="dxa" w:w="1275"/>
-          </w:tcPr>
-          <w:p>
-            <w:pPr>
-              <w:spacing w:after="40" w:before="40" w:line="240" w:lineRule="auto"/>
-              <w:jc w:val="left"/>
-            </w:pPr>
-            <w:r>
-              <w:rPr>
-                <w:rFonts w:ascii="Times New Roman" w:hAnsi="Times New Roman" w:eastAsia="Times New Roman"/>
-                <w:b w:val="0"/>
-                <w:i w:val="0"/>
-                <w:color w:val="000000"/>
-                <w:sz w:val="19"/>
-              </w:rPr>
-              <w:t>12.5</w:t>
-            </w:r>
-          </w:p>
-        </w:tc>
-        <w:tc>
-          <w:tcPr>
-            <w:tcW w:type="dxa" w:w="1275"/>
-          </w:tcPr>
-          <w:p>
-            <w:pPr>
-              <w:spacing w:after="40" w:before="40" w:line="240" w:lineRule="auto"/>
-              <w:jc w:val="left"/>
-            </w:pPr>
-            <w:r>
-              <w:rPr>
-                <w:rFonts w:ascii="Times New Roman" w:hAnsi="Times New Roman" w:eastAsia="Times New Roman"/>
-                <w:b w:val="0"/>
-                <w:i w:val="0"/>
-                <w:color w:val="000000"/>
-                <w:sz w:val="19"/>
-              </w:rPr>
-              <w:t>0</w:t>
-            </w:r>
-          </w:p>
-        </w:tc>
-      </w:tr>
-      <w:tr>
-        <w:trPr>
-          <w:cantSplit/>
-        </w:trPr>
-        <w:tc>
-          <w:tcPr>
-            <w:tcW w:type="dxa" w:w="2762"/>
-          </w:tcPr>
-          <w:p>
-            <w:pPr>
-              <w:spacing w:after="40" w:before="40" w:line="240" w:lineRule="auto"/>
-              <w:jc w:val="left"/>
-            </w:pPr>
-            <w:r>
-              <w:rPr>
-                <w:rFonts w:ascii="Times New Roman" w:hAnsi="Times New Roman" w:eastAsia="Times New Roman"/>
-                <w:b w:val="0"/>
-                <w:i w:val="0"/>
-                <w:color w:val="000000"/>
-                <w:sz w:val="19"/>
-              </w:rPr>
-              <w:t>manganese (µg/L)</w:t>
-            </w:r>
-          </w:p>
-        </w:tc>
-        <w:tc>
-          <w:tcPr>
-            <w:tcW w:type="dxa" w:w="1593"/>
-          </w:tcPr>
-          <w:p>
-            <w:pPr>
-              <w:spacing w:after="40" w:before="40" w:line="240" w:lineRule="auto"/>
-              <w:jc w:val="left"/>
-            </w:pPr>
-            <w:r>
-              <w:rPr>
-                <w:rFonts w:ascii="Times New Roman" w:hAnsi="Times New Roman" w:eastAsia="Times New Roman"/>
-                <w:b w:val="0"/>
-                <w:i w:val="0"/>
-                <w:color w:val="000000"/>
-                <w:sz w:val="19"/>
-              </w:rPr>
-              <w:t>4 to 15</w:t>
-            </w:r>
-          </w:p>
-        </w:tc>
-        <w:tc>
-          <w:tcPr>
-            <w:tcW w:type="dxa" w:w="1062"/>
-          </w:tcPr>
-          <w:p>
-            <w:pPr>
-              <w:spacing w:after="40" w:before="40" w:line="240" w:lineRule="auto"/>
-              <w:jc w:val="left"/>
-            </w:pPr>
-            <w:r>
-              <w:rPr>
-                <w:rFonts w:ascii="Times New Roman" w:hAnsi="Times New Roman" w:eastAsia="Times New Roman"/>
-                <w:b w:val="0"/>
-                <w:i w:val="0"/>
-                <w:color w:val="000000"/>
-                <w:sz w:val="19"/>
-              </w:rPr>
-              <w:t>1,960</w:t>
-            </w:r>
-          </w:p>
-        </w:tc>
-        <w:tc>
-          <w:tcPr>
-            <w:tcW w:type="dxa" w:w="1062"/>
-          </w:tcPr>
-          <w:p>
-            <w:pPr>
-              <w:spacing w:after="40" w:before="40" w:line="240" w:lineRule="auto"/>
-              <w:jc w:val="left"/>
-            </w:pPr>
-            <w:r>
-              <w:rPr>
-                <w:rFonts w:ascii="Times New Roman" w:hAnsi="Times New Roman" w:eastAsia="Times New Roman"/>
-                <w:b w:val="0"/>
-                <w:i w:val="0"/>
-                <w:color w:val="000000"/>
-                <w:sz w:val="19"/>
-              </w:rPr>
-              <w:t>208</w:t>
-            </w:r>
-          </w:p>
-        </w:tc>
-        <w:tc>
-          <w:tcPr>
-            <w:tcW w:type="dxa" w:w="1275"/>
-          </w:tcPr>
-          <w:p>
-            <w:pPr>
-              <w:spacing w:after="40" w:before="40" w:line="240" w:lineRule="auto"/>
-              <w:jc w:val="left"/>
-            </w:pPr>
-            <w:r>
-              <w:rPr>
-                <w:rFonts w:ascii="Times New Roman" w:hAnsi="Times New Roman" w:eastAsia="Times New Roman"/>
-                <w:b w:val="0"/>
-                <w:i w:val="0"/>
-                <w:color w:val="000000"/>
-                <w:sz w:val="19"/>
-              </w:rPr>
-              <w:t>10.0</w:t>
-            </w:r>
-          </w:p>
-        </w:tc>
-        <w:tc>
-          <w:tcPr>
-            <w:tcW w:type="dxa" w:w="1275"/>
-          </w:tcPr>
-          <w:p>
-            <w:pPr>
-              <w:spacing w:after="40" w:before="40" w:line="240" w:lineRule="auto"/>
-              <w:jc w:val="left"/>
-            </w:pPr>
-            <w:r>
-              <w:rPr>
-                <w:rFonts w:ascii="Times New Roman" w:hAnsi="Times New Roman" w:eastAsia="Times New Roman"/>
-                <w:b w:val="0"/>
-                <w:i w:val="0"/>
-                <w:color w:val="000000"/>
-                <w:sz w:val="19"/>
-              </w:rPr>
-              <w:t>0</w:t>
-            </w:r>
-          </w:p>
-        </w:tc>
-      </w:tr>
-      <w:tr>
-        <w:trPr>
-          <w:cantSplit/>
-        </w:trPr>
-        <w:tc>
-          <w:tcPr>
-            <w:tcW w:type="dxa" w:w="2762"/>
-          </w:tcPr>
-          <w:p>
-            <w:pPr>
-              <w:spacing w:after="40" w:before="40" w:line="240" w:lineRule="auto"/>
-              <w:jc w:val="left"/>
-            </w:pPr>
-            <w:r>
-              <w:rPr>
-                <w:rFonts w:ascii="Times New Roman" w:hAnsi="Times New Roman" w:eastAsia="Times New Roman"/>
-                <w:b w:val="0"/>
-                <w:i w:val="0"/>
-                <w:color w:val="000000"/>
-                <w:sz w:val="19"/>
-              </w:rPr>
-              <w:t>body_water_content (%)</w:t>
-            </w:r>
-          </w:p>
-        </w:tc>
-        <w:tc>
-          <w:tcPr>
-            <w:tcW w:type="dxa" w:w="1593"/>
-          </w:tcPr>
-          <w:p>
-            <w:pPr>
-              <w:spacing w:after="40" w:before="40" w:line="240" w:lineRule="auto"/>
-              <w:jc w:val="left"/>
-            </w:pPr>
-            <w:r>
-              <w:rPr>
-                <w:rFonts w:ascii="Times New Roman" w:hAnsi="Times New Roman" w:eastAsia="Times New Roman"/>
-                <w:b w:val="0"/>
-                <w:i w:val="0"/>
-                <w:color w:val="000000"/>
-                <w:sz w:val="19"/>
-              </w:rPr>
-              <w:t>45 to 65</w:t>
-            </w:r>
-          </w:p>
-        </w:tc>
-        <w:tc>
-          <w:tcPr>
-            <w:tcW w:type="dxa" w:w="1062"/>
-          </w:tcPr>
-          <w:p>
-            <w:pPr>
-              <w:spacing w:after="40" w:before="40" w:line="240" w:lineRule="auto"/>
-              <w:jc w:val="left"/>
-            </w:pPr>
-            <w:r>
-              <w:rPr>
-                <w:rFonts w:ascii="Times New Roman" w:hAnsi="Times New Roman" w:eastAsia="Times New Roman"/>
-                <w:b w:val="0"/>
-                <w:i w:val="0"/>
-                <w:color w:val="000000"/>
-                <w:sz w:val="19"/>
-              </w:rPr>
-              <w:t>2,225</w:t>
-            </w:r>
-          </w:p>
-        </w:tc>
-        <w:tc>
-          <w:tcPr>
-            <w:tcW w:type="dxa" w:w="1062"/>
-          </w:tcPr>
-          <w:p>
-            <w:pPr>
-              <w:spacing w:after="40" w:before="40" w:line="240" w:lineRule="auto"/>
-              <w:jc w:val="left"/>
-            </w:pPr>
-            <w:r>
-              <w:rPr>
-                <w:rFonts w:ascii="Times New Roman" w:hAnsi="Times New Roman" w:eastAsia="Times New Roman"/>
-                <w:b w:val="0"/>
-                <w:i w:val="0"/>
-                <w:color w:val="000000"/>
-                <w:sz w:val="19"/>
-              </w:rPr>
-              <w:t>2,227</w:t>
-            </w:r>
-          </w:p>
-        </w:tc>
-        <w:tc>
-          <w:tcPr>
-            <w:tcW w:type="dxa" w:w="1275"/>
-          </w:tcPr>
-          <w:p>
-            <w:pPr>
-              <w:spacing w:after="40" w:before="40" w:line="240" w:lineRule="auto"/>
-              <w:jc w:val="left"/>
-            </w:pPr>
-            <w:r>
-              <w:rPr>
-                <w:rFonts w:ascii="Times New Roman" w:hAnsi="Times New Roman" w:eastAsia="Times New Roman"/>
-                <w:b w:val="0"/>
-                <w:i w:val="0"/>
-                <w:color w:val="000000"/>
-                <w:sz w:val="19"/>
-              </w:rPr>
-              <w:t>20.6</w:t>
-            </w:r>
-          </w:p>
-        </w:tc>
-        <w:tc>
-          <w:tcPr>
-            <w:tcW w:type="dxa" w:w="1275"/>
-          </w:tcPr>
-          <w:p>
-            <w:pPr>
-              <w:spacing w:after="40" w:before="40" w:line="240" w:lineRule="auto"/>
-              <w:jc w:val="left"/>
-            </w:pPr>
-            <w:r>
-              <w:rPr>
-                <w:rFonts w:ascii="Times New Roman" w:hAnsi="Times New Roman" w:eastAsia="Times New Roman"/>
-                <w:b w:val="0"/>
-                <w:i w:val="0"/>
-                <w:color w:val="000000"/>
-                <w:sz w:val="19"/>
-              </w:rPr>
-              <w:t>0</w:t>
-            </w:r>
-          </w:p>
-        </w:tc>
-      </w:tr>
-    </w:tbl>
-    <w:p>
-      <w:pPr>
-        <w:spacing w:after="120" w:before="0" w:line="240" w:lineRule="auto"/>
-      </w:pPr>
     </w:p>
     <w:p>
       <w:pPr>
@@ -10257,7 +8628,7 @@
           <w:color w:val="000000"/>
           <w:sz w:val="24"/>
         </w:rPr>
-        <w:t>Table 3.5:</w:t>
+        <w:t>Table 3.3:</w:t>
       </w:r>
       <w:r>
         <w:rPr>
@@ -10279,9 +8650,9 @@
         <w:tblLook w:firstColumn="1" w:firstRow="1" w:lastColumn="0" w:lastRow="0" w:noHBand="0" w:noVBand="1" w:val="04A0"/>
       </w:tblPr>
       <w:tblGrid>
-        <w:gridCol w:w="3655"/>
-        <w:gridCol w:w="3655"/>
-        <w:gridCol w:w="1720"/>
+        <w:gridCol w:w="3903"/>
+        <w:gridCol w:w="3485"/>
+        <w:gridCol w:w="1640"/>
       </w:tblGrid>
       <w:tr>
         <w:trPr>
@@ -10290,7 +8661,7 @@
         </w:trPr>
         <w:tc>
           <w:tcPr>
-            <w:tcW w:type="dxa" w:w="3655"/>
+            <w:tcW w:type="dxa" w:w="3903"/>
             <w:shd w:val="clear" w:color="auto" w:fill="E7E6E6"/>
           </w:tcPr>
           <w:p>
@@ -10312,7 +8683,7 @@
         </w:tc>
         <w:tc>
           <w:tcPr>
-            <w:tcW w:type="dxa" w:w="3655"/>
+            <w:tcW w:type="dxa" w:w="3485"/>
             <w:shd w:val="clear" w:color="auto" w:fill="E7E6E6"/>
           </w:tcPr>
           <w:p>
@@ -10334,7 +8705,7 @@
         </w:tc>
         <w:tc>
           <w:tcPr>
-            <w:tcW w:type="dxa" w:w="1720"/>
+            <w:tcW w:type="dxa" w:w="1640"/>
             <w:shd w:val="clear" w:color="auto" w:fill="E7E6E6"/>
           </w:tcPr>
           <w:p>
@@ -10361,7 +8732,7 @@
         </w:trPr>
         <w:tc>
           <w:tcPr>
-            <w:tcW w:type="dxa" w:w="3655"/>
+            <w:tcW w:type="dxa" w:w="3903"/>
           </w:tcPr>
           <w:p>
             <w:pPr>
@@ -10382,7 +8753,7 @@
         </w:tc>
         <w:tc>
           <w:tcPr>
-            <w:tcW w:type="dxa" w:w="3655"/>
+            <w:tcW w:type="dxa" w:w="3485"/>
           </w:tcPr>
           <w:p>
             <w:pPr>
@@ -10403,7 +8774,7 @@
         </w:tc>
         <w:tc>
           <w:tcPr>
-            <w:tcW w:type="dxa" w:w="1720"/>
+            <w:tcW w:type="dxa" w:w="1640"/>
           </w:tcPr>
           <w:p>
             <w:pPr>
@@ -10429,7 +8800,7 @@
         </w:trPr>
         <w:tc>
           <w:tcPr>
-            <w:tcW w:type="dxa" w:w="3655"/>
+            <w:tcW w:type="dxa" w:w="3903"/>
           </w:tcPr>
           <w:p>
             <w:pPr>
@@ -10450,7 +8821,7 @@
         </w:tc>
         <w:tc>
           <w:tcPr>
-            <w:tcW w:type="dxa" w:w="3655"/>
+            <w:tcW w:type="dxa" w:w="3485"/>
           </w:tcPr>
           <w:p>
             <w:pPr>
@@ -10471,7 +8842,7 @@
         </w:tc>
         <w:tc>
           <w:tcPr>
-            <w:tcW w:type="dxa" w:w="1720"/>
+            <w:tcW w:type="dxa" w:w="1640"/>
           </w:tcPr>
           <w:p>
             <w:pPr>
@@ -10497,7 +8868,7 @@
         </w:trPr>
         <w:tc>
           <w:tcPr>
-            <w:tcW w:type="dxa" w:w="3655"/>
+            <w:tcW w:type="dxa" w:w="3903"/>
           </w:tcPr>
           <w:p>
             <w:pPr>
@@ -10518,7 +8889,7 @@
         </w:tc>
         <w:tc>
           <w:tcPr>
-            <w:tcW w:type="dxa" w:w="3655"/>
+            <w:tcW w:type="dxa" w:w="3485"/>
           </w:tcPr>
           <w:p>
             <w:pPr>
@@ -10539,7 +8910,7 @@
         </w:tc>
         <w:tc>
           <w:tcPr>
-            <w:tcW w:type="dxa" w:w="1720"/>
+            <w:tcW w:type="dxa" w:w="1640"/>
           </w:tcPr>
           <w:p>
             <w:pPr>
@@ -10565,7 +8936,7 @@
         </w:trPr>
         <w:tc>
           <w:tcPr>
-            <w:tcW w:type="dxa" w:w="3655"/>
+            <w:tcW w:type="dxa" w:w="3903"/>
           </w:tcPr>
           <w:p>
             <w:pPr>
@@ -10586,7 +8957,7 @@
         </w:tc>
         <w:tc>
           <w:tcPr>
-            <w:tcW w:type="dxa" w:w="3655"/>
+            <w:tcW w:type="dxa" w:w="3485"/>
           </w:tcPr>
           <w:p>
             <w:pPr>
@@ -10607,7 +8978,7 @@
         </w:tc>
         <w:tc>
           <w:tcPr>
-            <w:tcW w:type="dxa" w:w="1720"/>
+            <w:tcW w:type="dxa" w:w="1640"/>
           </w:tcPr>
           <w:p>
             <w:pPr>
@@ -10633,7 +9004,7 @@
         </w:trPr>
         <w:tc>
           <w:tcPr>
-            <w:tcW w:type="dxa" w:w="3655"/>
+            <w:tcW w:type="dxa" w:w="3903"/>
           </w:tcPr>
           <w:p>
             <w:pPr>
@@ -10654,7 +9025,7 @@
         </w:tc>
         <w:tc>
           <w:tcPr>
-            <w:tcW w:type="dxa" w:w="3655"/>
+            <w:tcW w:type="dxa" w:w="3485"/>
           </w:tcPr>
           <w:p>
             <w:pPr>
@@ -10675,7 +9046,7 @@
         </w:tc>
         <w:tc>
           <w:tcPr>
-            <w:tcW w:type="dxa" w:w="1720"/>
+            <w:tcW w:type="dxa" w:w="1640"/>
           </w:tcPr>
           <w:p>
             <w:pPr>
@@ -10701,7 +9072,7 @@
         </w:trPr>
         <w:tc>
           <w:tcPr>
-            <w:tcW w:type="dxa" w:w="3655"/>
+            <w:tcW w:type="dxa" w:w="3903"/>
           </w:tcPr>
           <w:p>
             <w:pPr>
@@ -10722,7 +9093,7 @@
         </w:tc>
         <w:tc>
           <w:tcPr>
-            <w:tcW w:type="dxa" w:w="3655"/>
+            <w:tcW w:type="dxa" w:w="3485"/>
           </w:tcPr>
           <w:p>
             <w:pPr>
@@ -10743,7 +9114,7 @@
         </w:tc>
         <w:tc>
           <w:tcPr>
-            <w:tcW w:type="dxa" w:w="1720"/>
+            <w:tcW w:type="dxa" w:w="1640"/>
           </w:tcPr>
           <w:p>
             <w:pPr>
@@ -10769,7 +9140,7 @@
         </w:trPr>
         <w:tc>
           <w:tcPr>
-            <w:tcW w:type="dxa" w:w="3655"/>
+            <w:tcW w:type="dxa" w:w="3903"/>
           </w:tcPr>
           <w:p>
             <w:pPr>
@@ -10790,7 +9161,7 @@
         </w:tc>
         <w:tc>
           <w:tcPr>
-            <w:tcW w:type="dxa" w:w="3655"/>
+            <w:tcW w:type="dxa" w:w="3485"/>
           </w:tcPr>
           <w:p>
             <w:pPr>
@@ -10811,7 +9182,7 @@
         </w:tc>
         <w:tc>
           <w:tcPr>
-            <w:tcW w:type="dxa" w:w="1720"/>
+            <w:tcW w:type="dxa" w:w="1640"/>
           </w:tcPr>
           <w:p>
             <w:pPr>
@@ -10837,7 +9208,7 @@
         </w:trPr>
         <w:tc>
           <w:tcPr>
-            <w:tcW w:type="dxa" w:w="3655"/>
+            <w:tcW w:type="dxa" w:w="3903"/>
           </w:tcPr>
           <w:p>
             <w:pPr>
@@ -10858,7 +9229,7 @@
         </w:tc>
         <w:tc>
           <w:tcPr>
-            <w:tcW w:type="dxa" w:w="3655"/>
+            <w:tcW w:type="dxa" w:w="3485"/>
           </w:tcPr>
           <w:p>
             <w:pPr>
@@ -10879,7 +9250,7 @@
         </w:tc>
         <w:tc>
           <w:tcPr>
-            <w:tcW w:type="dxa" w:w="1720"/>
+            <w:tcW w:type="dxa" w:w="1640"/>
           </w:tcPr>
           <w:p>
             <w:pPr>
@@ -10905,7 +9276,7 @@
         </w:trPr>
         <w:tc>
           <w:tcPr>
-            <w:tcW w:type="dxa" w:w="3655"/>
+            <w:tcW w:type="dxa" w:w="3903"/>
           </w:tcPr>
           <w:p>
             <w:pPr>
@@ -10926,7 +9297,7 @@
         </w:tc>
         <w:tc>
           <w:tcPr>
-            <w:tcW w:type="dxa" w:w="3655"/>
+            <w:tcW w:type="dxa" w:w="3485"/>
           </w:tcPr>
           <w:p>
             <w:pPr>
@@ -10947,7 +9318,7 @@
         </w:tc>
         <w:tc>
           <w:tcPr>
-            <w:tcW w:type="dxa" w:w="1720"/>
+            <w:tcW w:type="dxa" w:w="1640"/>
           </w:tcPr>
           <w:p>
             <w:pPr>
@@ -10973,7 +9344,7 @@
         </w:trPr>
         <w:tc>
           <w:tcPr>
-            <w:tcW w:type="dxa" w:w="3655"/>
+            <w:tcW w:type="dxa" w:w="3903"/>
           </w:tcPr>
           <w:p>
             <w:pPr>
@@ -10994,7 +9365,7 @@
         </w:tc>
         <w:tc>
           <w:tcPr>
-            <w:tcW w:type="dxa" w:w="3655"/>
+            <w:tcW w:type="dxa" w:w="3485"/>
           </w:tcPr>
           <w:p>
             <w:pPr>
@@ -11015,7 +9386,7 @@
         </w:tc>
         <w:tc>
           <w:tcPr>
-            <w:tcW w:type="dxa" w:w="1720"/>
+            <w:tcW w:type="dxa" w:w="1640"/>
           </w:tcPr>
           <w:p>
             <w:pPr>
@@ -11041,7 +9412,7 @@
         </w:trPr>
         <w:tc>
           <w:tcPr>
-            <w:tcW w:type="dxa" w:w="3655"/>
+            <w:tcW w:type="dxa" w:w="3903"/>
           </w:tcPr>
           <w:p>
             <w:pPr>
@@ -11062,7 +9433,7 @@
         </w:tc>
         <w:tc>
           <w:tcPr>
-            <w:tcW w:type="dxa" w:w="3655"/>
+            <w:tcW w:type="dxa" w:w="3485"/>
           </w:tcPr>
           <w:p>
             <w:pPr>
@@ -11083,7 +9454,7 @@
         </w:tc>
         <w:tc>
           <w:tcPr>
-            <w:tcW w:type="dxa" w:w="1720"/>
+            <w:tcW w:type="dxa" w:w="1640"/>
           </w:tcPr>
           <w:p>
             <w:pPr>
@@ -11109,7 +9480,7 @@
         </w:trPr>
         <w:tc>
           <w:tcPr>
-            <w:tcW w:type="dxa" w:w="3655"/>
+            <w:tcW w:type="dxa" w:w="3903"/>
           </w:tcPr>
           <w:p>
             <w:pPr>
@@ -11130,7 +9501,7 @@
         </w:tc>
         <w:tc>
           <w:tcPr>
-            <w:tcW w:type="dxa" w:w="3655"/>
+            <w:tcW w:type="dxa" w:w="3485"/>
           </w:tcPr>
           <w:p>
             <w:pPr>
@@ -11151,7 +9522,7 @@
         </w:tc>
         <w:tc>
           <w:tcPr>
-            <w:tcW w:type="dxa" w:w="1720"/>
+            <w:tcW w:type="dxa" w:w="1640"/>
           </w:tcPr>
           <w:p>
             <w:pPr>

--- a/Thesis_Final/Hairfall_Proposal.docx
+++ b/Thesis_Final/Hairfall_Proposal.docx
@@ -990,7 +990,7 @@
           <w:sz w:val="24"/>
         </w:rPr>
         <w:tab/>
-        <w:t>16</w:t>
+        <w:t>15</w:t>
       </w:r>
     </w:p>
     <w:p>
@@ -1077,7 +1077,7 @@
           <w:sz w:val="24"/>
         </w:rPr>
         <w:tab/>
-        <w:t>20</w:t>
+        <w:t>19</w:t>
       </w:r>
     </w:p>
     <w:p>
@@ -1106,7 +1106,7 @@
           <w:sz w:val="24"/>
         </w:rPr>
         <w:tab/>
-        <w:t>20</w:t>
+        <w:t>19</w:t>
       </w:r>
     </w:p>
     <w:p>
@@ -1135,7 +1135,7 @@
           <w:sz w:val="24"/>
         </w:rPr>
         <w:tab/>
-        <w:t>20</w:t>
+        <w:t>19</w:t>
       </w:r>
     </w:p>
     <w:p>
@@ -1164,7 +1164,7 @@
           <w:sz w:val="24"/>
         </w:rPr>
         <w:tab/>
-        <w:t>22</w:t>
+        <w:t>21</w:t>
       </w:r>
     </w:p>
     <w:p>
@@ -1384,7 +1384,7 @@
           <w:sz w:val="24"/>
         </w:rPr>
         <w:tab/>
-        <w:t>17</w:t>
+        <w:t>16</w:t>
       </w:r>
     </w:p>
     <w:p>
@@ -1413,7 +1413,7 @@
           <w:sz w:val="24"/>
         </w:rPr>
         <w:tab/>
-        <w:t>21</w:t>
+        <w:t>20</w:t>
       </w:r>
     </w:p>
     <w:p>
@@ -1517,7 +1517,7 @@
           <w:sz w:val="24"/>
         </w:rPr>
         <w:tab/>
-        <w:t>16</w:t>
+        <w:t>15</w:t>
       </w:r>
     </w:p>
     <w:p>
@@ -8505,100 +8505,6 @@
     </w:p>
     <w:p>
       <w:pPr>
-        <w:tabs>
-          <w:tab w:pos="720" w:val="left"/>
-        </w:tabs>
-        <w:spacing w:after="160" w:before="0" w:line="360" w:lineRule="auto"/>
-        <w:ind w:left="720" w:hanging="432"/>
-        <w:jc w:val="both"/>
-      </w:pPr>
-      <w:r>
-        <w:rPr>
-          <w:rFonts w:ascii="Times New Roman" w:hAnsi="Times New Roman" w:eastAsia="Times New Roman"/>
-          <w:color w:val="000000"/>
-          <w:sz w:val="24"/>
-        </w:rPr>
-        <w:t>•</w:t>
-        <w:tab/>
-      </w:r>
-      <w:r>
-        <w:rPr>
-          <w:rFonts w:ascii="Times New Roman" w:hAnsi="Times New Roman" w:eastAsia="Times New Roman"/>
-          <w:b/>
-          <w:i w:val="0"/>
-          <w:color w:val="000000"/>
-          <w:sz w:val="24"/>
-        </w:rPr>
-        <w:t>CatBoost:</w:t>
-      </w:r>
-      <w:r>
-        <w:rPr>
-          <w:rFonts w:ascii="Times New Roman" w:hAnsi="Times New Roman" w:eastAsia="Times New Roman"/>
-          <w:b w:val="0"/>
-          <w:i w:val="0"/>
-          <w:color w:val="000000"/>
-          <w:sz w:val="24"/>
-        </w:rPr>
-        <w:t xml:space="preserve"> TreeExplainer, which uses the tree structure to compute exact values, will be applied to a sample of 1,000 test records.</w:t>
-      </w:r>
-    </w:p>
-    <w:p>
-      <w:pPr>
-        <w:tabs>
-          <w:tab w:pos="720" w:val="left"/>
-        </w:tabs>
-        <w:spacing w:after="160" w:before="0" w:line="360" w:lineRule="auto"/>
-        <w:ind w:left="720" w:hanging="432"/>
-        <w:jc w:val="both"/>
-      </w:pPr>
-      <w:r>
-        <w:rPr>
-          <w:rFonts w:ascii="Times New Roman" w:hAnsi="Times New Roman" w:eastAsia="Times New Roman"/>
-          <w:color w:val="000000"/>
-          <w:sz w:val="24"/>
-        </w:rPr>
-        <w:t>•</w:t>
-        <w:tab/>
-      </w:r>
-      <w:r>
-        <w:rPr>
-          <w:rFonts w:ascii="Times New Roman" w:hAnsi="Times New Roman" w:eastAsia="Times New Roman"/>
-          <w:b/>
-          <w:i w:val="0"/>
-          <w:color w:val="000000"/>
-          <w:sz w:val="24"/>
-        </w:rPr>
-        <w:t>TabPFN and TabFM:</w:t>
-      </w:r>
-      <w:r>
-        <w:rPr>
-          <w:rFonts w:ascii="Times New Roman" w:hAnsi="Times New Roman" w:eastAsia="Times New Roman"/>
-          <w:b w:val="0"/>
-          <w:i w:val="0"/>
-          <w:color w:val="000000"/>
-          <w:sz w:val="24"/>
-        </w:rPr>
-        <w:t xml:space="preserve"> KernelExplainer, which estimates the values by repeatedly changing the inputs and predicting again. Because every repeat is a full forward pass of a large model, it will be applied to a small sample of test records (a few tens) with a small k-means background set.</w:t>
-      </w:r>
-    </w:p>
-    <w:p>
-      <w:pPr>
-        <w:spacing w:after="240" w:before="0" w:line="360" w:lineRule="auto"/>
-        <w:jc w:val="both"/>
-      </w:pPr>
-      <w:r>
-        <w:rPr>
-          <w:rFonts w:ascii="Times New Roman" w:hAnsi="Times New Roman" w:eastAsia="Times New Roman"/>
-          <w:b w:val="0"/>
-          <w:i w:val="0"/>
-          <w:color w:val="000000"/>
-          <w:sz w:val="24"/>
-        </w:rPr>
-        <w:t>The results will be a global ranking of the features (which matter most overall) and per-patient explanations (why this person received this tier). The rankings of the three models will be compared with each other and with the known biology from Chapter 2.</w:t>
-      </w:r>
-    </w:p>
-    <w:p>
-      <w:pPr>
         <w:pStyle w:val="Heading2"/>
         <w:keepNext/>
         <w:spacing w:after="240" w:before="120" w:line="360" w:lineRule="auto"/>

--- a/Thesis_Final/Hairfall_Proposal.docx
+++ b/Thesis_Final/Hairfall_Proposal.docx
@@ -1489,35 +1489,6 @@
         </w:rPr>
         <w:tab/>
         <w:t>10</w:t>
-      </w:r>
-    </w:p>
-    <w:p>
-      <w:pPr>
-        <w:tabs>
-          <w:tab w:pos="9029" w:val="right" w:leader="dot"/>
-        </w:tabs>
-        <w:spacing w:after="120" w:before="0" w:line="360" w:lineRule="auto"/>
-        <w:ind w:left="0" w:right="0"/>
-        <w:jc w:val="left"/>
-      </w:pPr>
-      <w:r>
-        <w:rPr>
-          <w:rFonts w:ascii="Times New Roman" w:hAnsi="Times New Roman" w:eastAsia="Times New Roman"/>
-          <w:b w:val="0"/>
-          <w:color w:val="000000"/>
-          <w:sz w:val="24"/>
-        </w:rPr>
-        <w:t>Table 3.3: Software tools</w:t>
-      </w:r>
-      <w:r>
-        <w:rPr>
-          <w:rFonts w:ascii="Times New Roman" w:hAnsi="Times New Roman" w:eastAsia="Times New Roman"/>
-          <w:b w:val="0"/>
-          <w:color w:val="000000"/>
-          <w:sz w:val="24"/>
-        </w:rPr>
-        <w:tab/>
-        <w:t>15</w:t>
       </w:r>
     </w:p>
     <w:p>
@@ -8522,10 +8493,38 @@
     </w:p>
     <w:p>
       <w:pPr>
-        <w:keepNext/>
-        <w:spacing w:after="120" w:before="0" w:line="360" w:lineRule="auto"/>
-        <w:jc w:val="center"/>
-      </w:pPr>
+        <w:spacing w:after="240" w:before="0" w:line="360" w:lineRule="auto"/>
+        <w:jc w:val="both"/>
+      </w:pPr>
+      <w:r>
+        <w:rPr>
+          <w:rFonts w:ascii="Times New Roman" w:hAnsi="Times New Roman" w:eastAsia="Times New Roman"/>
+          <w:b w:val="0"/>
+          <w:i w:val="0"/>
+          <w:color w:val="000000"/>
+          <w:sz w:val="24"/>
+        </w:rPr>
+        <w:t>This research will be implemented using the following Python-based software stack:</w:t>
+      </w:r>
+    </w:p>
+    <w:p>
+      <w:pPr>
+        <w:tabs>
+          <w:tab w:pos="720" w:val="left"/>
+        </w:tabs>
+        <w:spacing w:after="160" w:before="0" w:line="360" w:lineRule="auto"/>
+        <w:ind w:left="720" w:hanging="432"/>
+        <w:jc w:val="both"/>
+      </w:pPr>
+      <w:r>
+        <w:rPr>
+          <w:rFonts w:ascii="Times New Roman" w:hAnsi="Times New Roman" w:eastAsia="Times New Roman"/>
+          <w:color w:val="000000"/>
+          <w:sz w:val="24"/>
+        </w:rPr>
+        <w:t>•</w:t>
+        <w:tab/>
+      </w:r>
       <w:r>
         <w:rPr>
           <w:rFonts w:ascii="Times New Roman" w:hAnsi="Times New Roman" w:eastAsia="Times New Roman"/>
@@ -8534,7 +8533,7 @@
           <w:color w:val="000000"/>
           <w:sz w:val="24"/>
         </w:rPr>
-        <w:t>Table 3.3:</w:t>
+        <w:t>Data manipulation and preprocessing:</w:t>
       </w:r>
       <w:r>
         <w:rPr>
@@ -8544,921 +8543,37 @@
           <w:color w:val="000000"/>
           <w:sz w:val="24"/>
         </w:rPr>
-        <w:t xml:space="preserve"> Software tools</w:t>
-      </w:r>
-    </w:p>
-    <w:tbl>
-      <w:tblPr>
-        <w:tblStyle w:val="TableGrid"/>
-        <w:tblW w:type="auto" w:w="0"/>
-        <w:jc w:val="center"/>
-        <w:tblLayout w:type="fixed"/>
-        <w:tblLook w:firstColumn="1" w:firstRow="1" w:lastColumn="0" w:lastRow="0" w:noHBand="0" w:noVBand="1" w:val="04A0"/>
-      </w:tblPr>
-      <w:tblGrid>
-        <w:gridCol w:w="3903"/>
-        <w:gridCol w:w="3485"/>
-        <w:gridCol w:w="1640"/>
-      </w:tblGrid>
-      <w:tr>
-        <w:trPr>
-          <w:cantSplit/>
-          <w:tblHeader/>
-        </w:trPr>
-        <w:tc>
-          <w:tcPr>
-            <w:tcW w:type="dxa" w:w="3903"/>
-            <w:shd w:val="clear" w:color="auto" w:fill="E7E6E6"/>
-          </w:tcPr>
-          <w:p>
-            <w:pPr>
-              <w:spacing w:after="40" w:before="40" w:line="240" w:lineRule="auto"/>
-              <w:jc w:val="left"/>
-            </w:pPr>
-            <w:r>
-              <w:rPr>
-                <w:rFonts w:ascii="Times New Roman" w:hAnsi="Times New Roman" w:eastAsia="Times New Roman"/>
-                <w:b/>
-                <w:i w:val="0"/>
-                <w:color w:val="000000"/>
-                <w:sz w:val="24"/>
-              </w:rPr>
-              <w:t>Purpose</w:t>
-            </w:r>
-          </w:p>
-        </w:tc>
-        <w:tc>
-          <w:tcPr>
-            <w:tcW w:type="dxa" w:w="3485"/>
-            <w:shd w:val="clear" w:color="auto" w:fill="E7E6E6"/>
-          </w:tcPr>
-          <w:p>
-            <w:pPr>
-              <w:spacing w:after="40" w:before="40" w:line="240" w:lineRule="auto"/>
-              <w:jc w:val="left"/>
-            </w:pPr>
-            <w:r>
-              <w:rPr>
-                <w:rFonts w:ascii="Times New Roman" w:hAnsi="Times New Roman" w:eastAsia="Times New Roman"/>
-                <w:b/>
-                <w:i w:val="0"/>
-                <w:color w:val="000000"/>
-                <w:sz w:val="24"/>
-              </w:rPr>
-              <w:t>Tool</w:t>
-            </w:r>
-          </w:p>
-        </w:tc>
-        <w:tc>
-          <w:tcPr>
-            <w:tcW w:type="dxa" w:w="1640"/>
-            <w:shd w:val="clear" w:color="auto" w:fill="E7E6E6"/>
-          </w:tcPr>
-          <w:p>
-            <w:pPr>
-              <w:spacing w:after="40" w:before="40" w:line="240" w:lineRule="auto"/>
-              <w:jc w:val="left"/>
-            </w:pPr>
-            <w:r>
-              <w:rPr>
-                <w:rFonts w:ascii="Times New Roman" w:hAnsi="Times New Roman" w:eastAsia="Times New Roman"/>
-                <w:b/>
-                <w:i w:val="0"/>
-                <w:color w:val="000000"/>
-                <w:sz w:val="24"/>
-              </w:rPr>
-              <w:t>Version</w:t>
-            </w:r>
-          </w:p>
-        </w:tc>
-      </w:tr>
-      <w:tr>
-        <w:trPr>
-          <w:cantSplit/>
-        </w:trPr>
-        <w:tc>
-          <w:tcPr>
-            <w:tcW w:type="dxa" w:w="3903"/>
-          </w:tcPr>
-          <w:p>
-            <w:pPr>
-              <w:spacing w:after="40" w:before="40" w:line="240" w:lineRule="auto"/>
-              <w:jc w:val="left"/>
-            </w:pPr>
-            <w:r>
-              <w:rPr>
-                <w:rFonts w:ascii="Times New Roman" w:hAnsi="Times New Roman" w:eastAsia="Times New Roman"/>
-                <w:b w:val="0"/>
-                <w:i w:val="0"/>
-                <w:color w:val="000000"/>
-                <w:sz w:val="24"/>
-              </w:rPr>
-              <w:t>Language</w:t>
-            </w:r>
-          </w:p>
-        </w:tc>
-        <w:tc>
-          <w:tcPr>
-            <w:tcW w:type="dxa" w:w="3485"/>
-          </w:tcPr>
-          <w:p>
-            <w:pPr>
-              <w:spacing w:after="40" w:before="40" w:line="240" w:lineRule="auto"/>
-              <w:jc w:val="left"/>
-            </w:pPr>
-            <w:r>
-              <w:rPr>
-                <w:rFonts w:ascii="Times New Roman" w:hAnsi="Times New Roman" w:eastAsia="Times New Roman"/>
-                <w:b w:val="0"/>
-                <w:i w:val="0"/>
-                <w:color w:val="000000"/>
-                <w:sz w:val="24"/>
-              </w:rPr>
-              <w:t>Python</w:t>
-            </w:r>
-          </w:p>
-        </w:tc>
-        <w:tc>
-          <w:tcPr>
-            <w:tcW w:type="dxa" w:w="1640"/>
-          </w:tcPr>
-          <w:p>
-            <w:pPr>
-              <w:spacing w:after="40" w:before="40" w:line="240" w:lineRule="auto"/>
-              <w:jc w:val="left"/>
-            </w:pPr>
-            <w:r>
-              <w:rPr>
-                <w:rFonts w:ascii="Times New Roman" w:hAnsi="Times New Roman" w:eastAsia="Times New Roman"/>
-                <w:b w:val="0"/>
-                <w:i w:val="0"/>
-                <w:color w:val="000000"/>
-                <w:sz w:val="24"/>
-              </w:rPr>
-              <w:t>3.12.14</w:t>
-            </w:r>
-          </w:p>
-        </w:tc>
-      </w:tr>
-      <w:tr>
-        <w:trPr>
-          <w:cantSplit/>
-        </w:trPr>
-        <w:tc>
-          <w:tcPr>
-            <w:tcW w:type="dxa" w:w="3903"/>
-          </w:tcPr>
-          <w:p>
-            <w:pPr>
-              <w:spacing w:after="40" w:before="40" w:line="240" w:lineRule="auto"/>
-              <w:jc w:val="left"/>
-            </w:pPr>
-            <w:r>
-              <w:rPr>
-                <w:rFonts w:ascii="Times New Roman" w:hAnsi="Times New Roman" w:eastAsia="Times New Roman"/>
-                <w:b w:val="0"/>
-                <w:i w:val="0"/>
-                <w:color w:val="000000"/>
-                <w:sz w:val="24"/>
-              </w:rPr>
-              <w:t>Data handling</w:t>
-            </w:r>
-          </w:p>
-        </w:tc>
-        <w:tc>
-          <w:tcPr>
-            <w:tcW w:type="dxa" w:w="3485"/>
-          </w:tcPr>
-          <w:p>
-            <w:pPr>
-              <w:spacing w:after="40" w:before="40" w:line="240" w:lineRule="auto"/>
-              <w:jc w:val="left"/>
-            </w:pPr>
-            <w:r>
-              <w:rPr>
-                <w:rFonts w:ascii="Times New Roman" w:hAnsi="Times New Roman" w:eastAsia="Times New Roman"/>
-                <w:b w:val="0"/>
-                <w:i w:val="0"/>
-                <w:color w:val="000000"/>
-                <w:sz w:val="24"/>
-              </w:rPr>
-              <w:t>pandas, NumPy</w:t>
-            </w:r>
-          </w:p>
-        </w:tc>
-        <w:tc>
-          <w:tcPr>
-            <w:tcW w:type="dxa" w:w="1640"/>
-          </w:tcPr>
-          <w:p>
-            <w:pPr>
-              <w:spacing w:after="40" w:before="40" w:line="240" w:lineRule="auto"/>
-              <w:jc w:val="left"/>
-            </w:pPr>
-            <w:r>
-              <w:rPr>
-                <w:rFonts w:ascii="Times New Roman" w:hAnsi="Times New Roman" w:eastAsia="Times New Roman"/>
-                <w:b w:val="0"/>
-                <w:i w:val="0"/>
-                <w:color w:val="000000"/>
-                <w:sz w:val="24"/>
-              </w:rPr>
-              <w:t>3.0.6, 2.5.3</w:t>
-            </w:r>
-          </w:p>
-        </w:tc>
-      </w:tr>
-      <w:tr>
-        <w:trPr>
-          <w:cantSplit/>
-        </w:trPr>
-        <w:tc>
-          <w:tcPr>
-            <w:tcW w:type="dxa" w:w="3903"/>
-          </w:tcPr>
-          <w:p>
-            <w:pPr>
-              <w:spacing w:after="40" w:before="40" w:line="240" w:lineRule="auto"/>
-              <w:jc w:val="left"/>
-            </w:pPr>
-            <w:r>
-              <w:rPr>
-                <w:rFonts w:ascii="Times New Roman" w:hAnsi="Times New Roman" w:eastAsia="Times New Roman"/>
-                <w:b w:val="0"/>
-                <w:i w:val="0"/>
-                <w:color w:val="000000"/>
-                <w:sz w:val="24"/>
-              </w:rPr>
-              <w:t>Split, metrics, cross-validation</w:t>
-            </w:r>
-          </w:p>
-        </w:tc>
-        <w:tc>
-          <w:tcPr>
-            <w:tcW w:type="dxa" w:w="3485"/>
-          </w:tcPr>
-          <w:p>
-            <w:pPr>
-              <w:spacing w:after="40" w:before="40" w:line="240" w:lineRule="auto"/>
-              <w:jc w:val="left"/>
-            </w:pPr>
-            <w:r>
-              <w:rPr>
-                <w:rFonts w:ascii="Times New Roman" w:hAnsi="Times New Roman" w:eastAsia="Times New Roman"/>
-                <w:b w:val="0"/>
-                <w:i w:val="0"/>
-                <w:color w:val="000000"/>
-                <w:sz w:val="24"/>
-              </w:rPr>
-              <w:t>scikit-learn</w:t>
-            </w:r>
-          </w:p>
-        </w:tc>
-        <w:tc>
-          <w:tcPr>
-            <w:tcW w:type="dxa" w:w="1640"/>
-          </w:tcPr>
-          <w:p>
-            <w:pPr>
-              <w:spacing w:after="40" w:before="40" w:line="240" w:lineRule="auto"/>
-              <w:jc w:val="left"/>
-            </w:pPr>
-            <w:r>
-              <w:rPr>
-                <w:rFonts w:ascii="Times New Roman" w:hAnsi="Times New Roman" w:eastAsia="Times New Roman"/>
-                <w:b w:val="0"/>
-                <w:i w:val="0"/>
-                <w:color w:val="000000"/>
-                <w:sz w:val="24"/>
-              </w:rPr>
-              <w:t>1.9.1</w:t>
-            </w:r>
-          </w:p>
-        </w:tc>
-      </w:tr>
-      <w:tr>
-        <w:trPr>
-          <w:cantSplit/>
-        </w:trPr>
-        <w:tc>
-          <w:tcPr>
-            <w:tcW w:type="dxa" w:w="3903"/>
-          </w:tcPr>
-          <w:p>
-            <w:pPr>
-              <w:spacing w:after="40" w:before="40" w:line="240" w:lineRule="auto"/>
-              <w:jc w:val="left"/>
-            </w:pPr>
-            <w:r>
-              <w:rPr>
-                <w:rFonts w:ascii="Times New Roman" w:hAnsi="Times New Roman" w:eastAsia="Times New Roman"/>
-                <w:b w:val="0"/>
-                <w:i w:val="0"/>
-                <w:color w:val="000000"/>
-                <w:sz w:val="24"/>
-              </w:rPr>
-              <w:t>Statistical tests</w:t>
-            </w:r>
-          </w:p>
-        </w:tc>
-        <w:tc>
-          <w:tcPr>
-            <w:tcW w:type="dxa" w:w="3485"/>
-          </w:tcPr>
-          <w:p>
-            <w:pPr>
-              <w:spacing w:after="40" w:before="40" w:line="240" w:lineRule="auto"/>
-              <w:jc w:val="left"/>
-            </w:pPr>
-            <w:r>
-              <w:rPr>
-                <w:rFonts w:ascii="Times New Roman" w:hAnsi="Times New Roman" w:eastAsia="Times New Roman"/>
-                <w:b w:val="0"/>
-                <w:i w:val="0"/>
-                <w:color w:val="000000"/>
-                <w:sz w:val="24"/>
-              </w:rPr>
-              <w:t>statsmodels (McNemar's test, Wilson intervals)</w:t>
-            </w:r>
-          </w:p>
-        </w:tc>
-        <w:tc>
-          <w:tcPr>
-            <w:tcW w:type="dxa" w:w="1640"/>
-          </w:tcPr>
-          <w:p>
-            <w:pPr>
-              <w:spacing w:after="40" w:before="40" w:line="240" w:lineRule="auto"/>
-              <w:jc w:val="left"/>
-            </w:pPr>
-            <w:r>
-              <w:rPr>
-                <w:rFonts w:ascii="Times New Roman" w:hAnsi="Times New Roman" w:eastAsia="Times New Roman"/>
-                <w:b w:val="0"/>
-                <w:i w:val="0"/>
-                <w:color w:val="000000"/>
-                <w:sz w:val="24"/>
-              </w:rPr>
-              <w:t>0.15.0</w:t>
-            </w:r>
-          </w:p>
-        </w:tc>
-      </w:tr>
-      <w:tr>
-        <w:trPr>
-          <w:cantSplit/>
-        </w:trPr>
-        <w:tc>
-          <w:tcPr>
-            <w:tcW w:type="dxa" w:w="3903"/>
-          </w:tcPr>
-          <w:p>
-            <w:pPr>
-              <w:spacing w:after="40" w:before="40" w:line="240" w:lineRule="auto"/>
-              <w:jc w:val="left"/>
-            </w:pPr>
-            <w:r>
-              <w:rPr>
-                <w:rFonts w:ascii="Times New Roman" w:hAnsi="Times New Roman" w:eastAsia="Times New Roman"/>
-                <w:b w:val="0"/>
-                <w:i w:val="0"/>
-                <w:color w:val="000000"/>
-                <w:sz w:val="24"/>
-              </w:rPr>
-              <w:t>Gradient boosting model</w:t>
-            </w:r>
-          </w:p>
-        </w:tc>
-        <w:tc>
-          <w:tcPr>
-            <w:tcW w:type="dxa" w:w="3485"/>
-          </w:tcPr>
-          <w:p>
-            <w:pPr>
-              <w:spacing w:after="40" w:before="40" w:line="240" w:lineRule="auto"/>
-              <w:jc w:val="left"/>
-            </w:pPr>
-            <w:r>
-              <w:rPr>
-                <w:rFonts w:ascii="Times New Roman" w:hAnsi="Times New Roman" w:eastAsia="Times New Roman"/>
-                <w:b w:val="0"/>
-                <w:i w:val="0"/>
-                <w:color w:val="000000"/>
-                <w:sz w:val="24"/>
-              </w:rPr>
-              <w:t>CatBoost</w:t>
-            </w:r>
-          </w:p>
-        </w:tc>
-        <w:tc>
-          <w:tcPr>
-            <w:tcW w:type="dxa" w:w="1640"/>
-          </w:tcPr>
-          <w:p>
-            <w:pPr>
-              <w:spacing w:after="40" w:before="40" w:line="240" w:lineRule="auto"/>
-              <w:jc w:val="left"/>
-            </w:pPr>
-            <w:r>
-              <w:rPr>
-                <w:rFonts w:ascii="Times New Roman" w:hAnsi="Times New Roman" w:eastAsia="Times New Roman"/>
-                <w:b w:val="0"/>
-                <w:i w:val="0"/>
-                <w:color w:val="000000"/>
-                <w:sz w:val="24"/>
-              </w:rPr>
-              <w:t>1.2.10</w:t>
-            </w:r>
-          </w:p>
-        </w:tc>
-      </w:tr>
-      <w:tr>
-        <w:trPr>
-          <w:cantSplit/>
-        </w:trPr>
-        <w:tc>
-          <w:tcPr>
-            <w:tcW w:type="dxa" w:w="3903"/>
-          </w:tcPr>
-          <w:p>
-            <w:pPr>
-              <w:spacing w:after="40" w:before="40" w:line="240" w:lineRule="auto"/>
-              <w:jc w:val="left"/>
-            </w:pPr>
-            <w:r>
-              <w:rPr>
-                <w:rFonts w:ascii="Times New Roman" w:hAnsi="Times New Roman" w:eastAsia="Times New Roman"/>
-                <w:b w:val="0"/>
-                <w:i w:val="0"/>
-                <w:color w:val="000000"/>
-                <w:sz w:val="24"/>
-              </w:rPr>
-              <w:t>Foundation model 1</w:t>
-            </w:r>
-          </w:p>
-        </w:tc>
-        <w:tc>
-          <w:tcPr>
-            <w:tcW w:type="dxa" w:w="3485"/>
-          </w:tcPr>
-          <w:p>
-            <w:pPr>
-              <w:spacing w:after="40" w:before="40" w:line="240" w:lineRule="auto"/>
-              <w:jc w:val="left"/>
-            </w:pPr>
-            <w:r>
-              <w:rPr>
-                <w:rFonts w:ascii="Times New Roman" w:hAnsi="Times New Roman" w:eastAsia="Times New Roman"/>
-                <w:b w:val="0"/>
-                <w:i w:val="0"/>
-                <w:color w:val="000000"/>
-                <w:sz w:val="24"/>
-              </w:rPr>
-              <w:t>TabPFN</w:t>
-            </w:r>
-          </w:p>
-        </w:tc>
-        <w:tc>
-          <w:tcPr>
-            <w:tcW w:type="dxa" w:w="1640"/>
-          </w:tcPr>
-          <w:p>
-            <w:pPr>
-              <w:spacing w:after="40" w:before="40" w:line="240" w:lineRule="auto"/>
-              <w:jc w:val="left"/>
-            </w:pPr>
-            <w:r>
-              <w:rPr>
-                <w:rFonts w:ascii="Times New Roman" w:hAnsi="Times New Roman" w:eastAsia="Times New Roman"/>
-                <w:b w:val="0"/>
-                <w:i w:val="0"/>
-                <w:color w:val="000000"/>
-                <w:sz w:val="24"/>
-              </w:rPr>
-              <w:t>9.0.0</w:t>
-            </w:r>
-          </w:p>
-        </w:tc>
-      </w:tr>
-      <w:tr>
-        <w:trPr>
-          <w:cantSplit/>
-        </w:trPr>
-        <w:tc>
-          <w:tcPr>
-            <w:tcW w:type="dxa" w:w="3903"/>
-          </w:tcPr>
-          <w:p>
-            <w:pPr>
-              <w:spacing w:after="40" w:before="40" w:line="240" w:lineRule="auto"/>
-              <w:jc w:val="left"/>
-            </w:pPr>
-            <w:r>
-              <w:rPr>
-                <w:rFonts w:ascii="Times New Roman" w:hAnsi="Times New Roman" w:eastAsia="Times New Roman"/>
-                <w:b w:val="0"/>
-                <w:i w:val="0"/>
-                <w:color w:val="000000"/>
-                <w:sz w:val="24"/>
-              </w:rPr>
-              <w:t>Foundation model 2</w:t>
-            </w:r>
-          </w:p>
-        </w:tc>
-        <w:tc>
-          <w:tcPr>
-            <w:tcW w:type="dxa" w:w="3485"/>
-          </w:tcPr>
-          <w:p>
-            <w:pPr>
-              <w:spacing w:after="40" w:before="40" w:line="240" w:lineRule="auto"/>
-              <w:jc w:val="left"/>
-            </w:pPr>
-            <w:r>
-              <w:rPr>
-                <w:rFonts w:ascii="Times New Roman" w:hAnsi="Times New Roman" w:eastAsia="Times New Roman"/>
-                <w:b w:val="0"/>
-                <w:i w:val="0"/>
-                <w:color w:val="000000"/>
-                <w:sz w:val="24"/>
-              </w:rPr>
-              <w:t>TabFM (weights from Hugging Face: google/tabfm-1.0.0-pytorch)</w:t>
-            </w:r>
-          </w:p>
-        </w:tc>
-        <w:tc>
-          <w:tcPr>
-            <w:tcW w:type="dxa" w:w="1640"/>
-          </w:tcPr>
-          <w:p>
-            <w:pPr>
-              <w:spacing w:after="40" w:before="40" w:line="240" w:lineRule="auto"/>
-              <w:jc w:val="left"/>
-            </w:pPr>
-            <w:r>
-              <w:rPr>
-                <w:rFonts w:ascii="Times New Roman" w:hAnsi="Times New Roman" w:eastAsia="Times New Roman"/>
-                <w:b w:val="0"/>
-                <w:i w:val="0"/>
-                <w:color w:val="000000"/>
-                <w:sz w:val="24"/>
-              </w:rPr>
-              <w:t>1.0.1</w:t>
-            </w:r>
-          </w:p>
-        </w:tc>
-      </w:tr>
-      <w:tr>
-        <w:trPr>
-          <w:cantSplit/>
-        </w:trPr>
-        <w:tc>
-          <w:tcPr>
-            <w:tcW w:type="dxa" w:w="3903"/>
-          </w:tcPr>
-          <w:p>
-            <w:pPr>
-              <w:spacing w:after="40" w:before="40" w:line="240" w:lineRule="auto"/>
-              <w:jc w:val="left"/>
-            </w:pPr>
-            <w:r>
-              <w:rPr>
-                <w:rFonts w:ascii="Times New Roman" w:hAnsi="Times New Roman" w:eastAsia="Times New Roman"/>
-                <w:b w:val="0"/>
-                <w:i w:val="0"/>
-                <w:color w:val="000000"/>
-                <w:sz w:val="24"/>
-              </w:rPr>
-              <w:t>Explainability</w:t>
-            </w:r>
-          </w:p>
-        </w:tc>
-        <w:tc>
-          <w:tcPr>
-            <w:tcW w:type="dxa" w:w="3485"/>
-          </w:tcPr>
-          <w:p>
-            <w:pPr>
-              <w:spacing w:after="40" w:before="40" w:line="240" w:lineRule="auto"/>
-              <w:jc w:val="left"/>
-            </w:pPr>
-            <w:r>
-              <w:rPr>
-                <w:rFonts w:ascii="Times New Roman" w:hAnsi="Times New Roman" w:eastAsia="Times New Roman"/>
-                <w:b w:val="0"/>
-                <w:i w:val="0"/>
-                <w:color w:val="000000"/>
-                <w:sz w:val="24"/>
-              </w:rPr>
-              <w:t>SHAP</w:t>
-            </w:r>
-          </w:p>
-        </w:tc>
-        <w:tc>
-          <w:tcPr>
-            <w:tcW w:type="dxa" w:w="1640"/>
-          </w:tcPr>
-          <w:p>
-            <w:pPr>
-              <w:spacing w:after="40" w:before="40" w:line="240" w:lineRule="auto"/>
-              <w:jc w:val="left"/>
-            </w:pPr>
-            <w:r>
-              <w:rPr>
-                <w:rFonts w:ascii="Times New Roman" w:hAnsi="Times New Roman" w:eastAsia="Times New Roman"/>
-                <w:b w:val="0"/>
-                <w:i w:val="0"/>
-                <w:color w:val="000000"/>
-                <w:sz w:val="24"/>
-              </w:rPr>
-              <w:t>0.52.0</w:t>
-            </w:r>
-          </w:p>
-        </w:tc>
-      </w:tr>
-      <w:tr>
-        <w:trPr>
-          <w:cantSplit/>
-        </w:trPr>
-        <w:tc>
-          <w:tcPr>
-            <w:tcW w:type="dxa" w:w="3903"/>
-          </w:tcPr>
-          <w:p>
-            <w:pPr>
-              <w:spacing w:after="40" w:before="40" w:line="240" w:lineRule="auto"/>
-              <w:jc w:val="left"/>
-            </w:pPr>
-            <w:r>
-              <w:rPr>
-                <w:rFonts w:ascii="Times New Roman" w:hAnsi="Times New Roman" w:eastAsia="Times New Roman"/>
-                <w:b w:val="0"/>
-                <w:i w:val="0"/>
-                <w:color w:val="000000"/>
-                <w:sz w:val="24"/>
-              </w:rPr>
-              <w:t>Deep learning backend</w:t>
-            </w:r>
-          </w:p>
-        </w:tc>
-        <w:tc>
-          <w:tcPr>
-            <w:tcW w:type="dxa" w:w="3485"/>
-          </w:tcPr>
-          <w:p>
-            <w:pPr>
-              <w:spacing w:after="40" w:before="40" w:line="240" w:lineRule="auto"/>
-              <w:jc w:val="left"/>
-            </w:pPr>
-            <w:r>
-              <w:rPr>
-                <w:rFonts w:ascii="Times New Roman" w:hAnsi="Times New Roman" w:eastAsia="Times New Roman"/>
-                <w:b w:val="0"/>
-                <w:i w:val="0"/>
-                <w:color w:val="000000"/>
-                <w:sz w:val="24"/>
-              </w:rPr>
-              <w:t>PyTorch</w:t>
-            </w:r>
-          </w:p>
-        </w:tc>
-        <w:tc>
-          <w:tcPr>
-            <w:tcW w:type="dxa" w:w="1640"/>
-          </w:tcPr>
-          <w:p>
-            <w:pPr>
-              <w:spacing w:after="40" w:before="40" w:line="240" w:lineRule="auto"/>
-              <w:jc w:val="left"/>
-            </w:pPr>
-            <w:r>
-              <w:rPr>
-                <w:rFonts w:ascii="Times New Roman" w:hAnsi="Times New Roman" w:eastAsia="Times New Roman"/>
-                <w:b w:val="0"/>
-                <w:i w:val="0"/>
-                <w:color w:val="000000"/>
-                <w:sz w:val="24"/>
-              </w:rPr>
-              <w:t>2.14.0</w:t>
-            </w:r>
-          </w:p>
-        </w:tc>
-      </w:tr>
-      <w:tr>
-        <w:trPr>
-          <w:cantSplit/>
-        </w:trPr>
-        <w:tc>
-          <w:tcPr>
-            <w:tcW w:type="dxa" w:w="3903"/>
-          </w:tcPr>
-          <w:p>
-            <w:pPr>
-              <w:spacing w:after="40" w:before="40" w:line="240" w:lineRule="auto"/>
-              <w:jc w:val="left"/>
-            </w:pPr>
-            <w:r>
-              <w:rPr>
-                <w:rFonts w:ascii="Times New Roman" w:hAnsi="Times New Roman" w:eastAsia="Times New Roman"/>
-                <w:b w:val="0"/>
-                <w:i w:val="0"/>
-                <w:color w:val="000000"/>
-                <w:sz w:val="24"/>
-              </w:rPr>
-              <w:t>Charts</w:t>
-            </w:r>
-          </w:p>
-        </w:tc>
-        <w:tc>
-          <w:tcPr>
-            <w:tcW w:type="dxa" w:w="3485"/>
-          </w:tcPr>
-          <w:p>
-            <w:pPr>
-              <w:spacing w:after="40" w:before="40" w:line="240" w:lineRule="auto"/>
-              <w:jc w:val="left"/>
-            </w:pPr>
-            <w:r>
-              <w:rPr>
-                <w:rFonts w:ascii="Times New Roman" w:hAnsi="Times New Roman" w:eastAsia="Times New Roman"/>
-                <w:b w:val="0"/>
-                <w:i w:val="0"/>
-                <w:color w:val="000000"/>
-                <w:sz w:val="24"/>
-              </w:rPr>
-              <w:t>Matplotlib</w:t>
-            </w:r>
-          </w:p>
-        </w:tc>
-        <w:tc>
-          <w:tcPr>
-            <w:tcW w:type="dxa" w:w="1640"/>
-          </w:tcPr>
-          <w:p>
-            <w:pPr>
-              <w:spacing w:after="40" w:before="40" w:line="240" w:lineRule="auto"/>
-              <w:jc w:val="left"/>
-            </w:pPr>
-            <w:r>
-              <w:rPr>
-                <w:rFonts w:ascii="Times New Roman" w:hAnsi="Times New Roman" w:eastAsia="Times New Roman"/>
-                <w:b w:val="0"/>
-                <w:i w:val="0"/>
-                <w:color w:val="000000"/>
-                <w:sz w:val="24"/>
-              </w:rPr>
-              <w:t>3.11.2</w:t>
-            </w:r>
-          </w:p>
-        </w:tc>
-      </w:tr>
-      <w:tr>
-        <w:trPr>
-          <w:cantSplit/>
-        </w:trPr>
-        <w:tc>
-          <w:tcPr>
-            <w:tcW w:type="dxa" w:w="3903"/>
-          </w:tcPr>
-          <w:p>
-            <w:pPr>
-              <w:spacing w:after="40" w:before="40" w:line="240" w:lineRule="auto"/>
-              <w:jc w:val="left"/>
-            </w:pPr>
-            <w:r>
-              <w:rPr>
-                <w:rFonts w:ascii="Times New Roman" w:hAnsi="Times New Roman" w:eastAsia="Times New Roman"/>
-                <w:b w:val="0"/>
-                <w:i w:val="0"/>
-                <w:color w:val="000000"/>
-                <w:sz w:val="24"/>
-              </w:rPr>
-              <w:t>Workflow</w:t>
-            </w:r>
-          </w:p>
-        </w:tc>
-        <w:tc>
-          <w:tcPr>
-            <w:tcW w:type="dxa" w:w="3485"/>
-          </w:tcPr>
-          <w:p>
-            <w:pPr>
-              <w:spacing w:after="40" w:before="40" w:line="240" w:lineRule="auto"/>
-              <w:jc w:val="left"/>
-            </w:pPr>
-            <w:r>
-              <w:rPr>
-                <w:rFonts w:ascii="Times New Roman" w:hAnsi="Times New Roman" w:eastAsia="Times New Roman"/>
-                <w:b w:val="0"/>
-                <w:i w:val="0"/>
-                <w:color w:val="000000"/>
-                <w:sz w:val="24"/>
-              </w:rPr>
-              <w:t>Local lab application (notebook-style steps) with PostgreSQL and MinIO</w:t>
-            </w:r>
-          </w:p>
-        </w:tc>
-        <w:tc>
-          <w:tcPr>
-            <w:tcW w:type="dxa" w:w="1640"/>
-          </w:tcPr>
-          <w:p>
-            <w:pPr>
-              <w:spacing w:after="40" w:before="40" w:line="240" w:lineRule="auto"/>
-              <w:jc w:val="left"/>
-            </w:pPr>
-            <w:r>
-              <w:rPr>
-                <w:rFonts w:ascii="Times New Roman" w:hAnsi="Times New Roman" w:eastAsia="Times New Roman"/>
-                <w:b w:val="0"/>
-                <w:i w:val="0"/>
-                <w:color w:val="000000"/>
-                <w:sz w:val="24"/>
-              </w:rPr>
-              <w:t>—</w:t>
-            </w:r>
-          </w:p>
-        </w:tc>
-      </w:tr>
-      <w:tr>
-        <w:trPr>
-          <w:cantSplit/>
-        </w:trPr>
-        <w:tc>
-          <w:tcPr>
-            <w:tcW w:type="dxa" w:w="3903"/>
-          </w:tcPr>
-          <w:p>
-            <w:pPr>
-              <w:spacing w:after="40" w:before="40" w:line="240" w:lineRule="auto"/>
-              <w:jc w:val="left"/>
-            </w:pPr>
-            <w:r>
-              <w:rPr>
-                <w:rFonts w:ascii="Times New Roman" w:hAnsi="Times New Roman" w:eastAsia="Times New Roman"/>
-                <w:b w:val="0"/>
-                <w:i w:val="0"/>
-                <w:color w:val="000000"/>
-                <w:sz w:val="24"/>
-              </w:rPr>
-              <w:t>GPU runs</w:t>
-            </w:r>
-          </w:p>
-        </w:tc>
-        <w:tc>
-          <w:tcPr>
-            <w:tcW w:type="dxa" w:w="3485"/>
-          </w:tcPr>
-          <w:p>
-            <w:pPr>
-              <w:spacing w:after="40" w:before="40" w:line="240" w:lineRule="auto"/>
-              <w:jc w:val="left"/>
-            </w:pPr>
-            <w:r>
-              <w:rPr>
-                <w:rFonts w:ascii="Times New Roman" w:hAnsi="Times New Roman" w:eastAsia="Times New Roman"/>
-                <w:b w:val="0"/>
-                <w:i w:val="0"/>
-                <w:color w:val="000000"/>
-                <w:sz w:val="24"/>
-              </w:rPr>
-              <w:t>Kaggle notebooks</w:t>
-            </w:r>
-          </w:p>
-        </w:tc>
-        <w:tc>
-          <w:tcPr>
-            <w:tcW w:type="dxa" w:w="1640"/>
-          </w:tcPr>
-          <w:p>
-            <w:pPr>
-              <w:spacing w:after="40" w:before="40" w:line="240" w:lineRule="auto"/>
-              <w:jc w:val="left"/>
-            </w:pPr>
-            <w:r>
-              <w:rPr>
-                <w:rFonts w:ascii="Times New Roman" w:hAnsi="Times New Roman" w:eastAsia="Times New Roman"/>
-                <w:b w:val="0"/>
-                <w:i w:val="0"/>
-                <w:color w:val="000000"/>
-                <w:sz w:val="24"/>
-              </w:rPr>
-              <w:t>—</w:t>
-            </w:r>
-          </w:p>
-        </w:tc>
-      </w:tr>
-    </w:tbl>
-    <w:p>
-      <w:pPr>
-        <w:spacing w:after="120" w:before="0" w:line="240" w:lineRule="auto"/>
-      </w:pPr>
+        <w:t xml:space="preserve"> Pandas and NumPy for data handling, and Scikit-learn for the stratified train-test split, stratified 5-fold cross-validation, and the standard evaluation metrics.</w:t>
+      </w:r>
     </w:p>
     <w:p>
       <w:pPr>
-        <w:spacing w:after="240" w:before="0" w:line="360" w:lineRule="auto"/>
+        <w:tabs>
+          <w:tab w:pos="720" w:val="left"/>
+        </w:tabs>
+        <w:spacing w:after="160" w:before="0" w:line="360" w:lineRule="auto"/>
+        <w:ind w:left="720" w:hanging="432"/>
         <w:jc w:val="both"/>
       </w:pPr>
+      <w:r>
+        <w:rPr>
+          <w:rFonts w:ascii="Times New Roman" w:hAnsi="Times New Roman" w:eastAsia="Times New Roman"/>
+          <w:color w:val="000000"/>
+          <w:sz w:val="24"/>
+        </w:rPr>
+        <w:t>•</w:t>
+        <w:tab/>
+      </w:r>
+      <w:r>
+        <w:rPr>
+          <w:rFonts w:ascii="Times New Roman" w:hAnsi="Times New Roman" w:eastAsia="Times New Roman"/>
+          <w:b/>
+          <w:i w:val="0"/>
+          <w:color w:val="000000"/>
+          <w:sz w:val="24"/>
+        </w:rPr>
+        <w:t>Tabular AI engines:</w:t>
+      </w:r>
       <w:r>
         <w:rPr>
           <w:rFonts w:ascii="Times New Roman" w:hAnsi="Times New Roman" w:eastAsia="Times New Roman"/>
@@ -9467,7 +8582,124 @@
           <w:color w:val="000000"/>
           <w:sz w:val="24"/>
         </w:rPr>
-        <w:t>Package versions used on Kaggle are recorded at the start of each notebook and reported with the results.</w:t>
+        <w:t xml:space="preserve"> the official CatBoost framework for gradient-boosted tree training, the TabPFN Python package for zero-shot tabular foundation model inference, and Google Research's TabFM package for the second zero-shot tabular foundation model. PyTorch will be used as the deep learning backend for TabPFN and TabFM.</w:t>
+      </w:r>
+    </w:p>
+    <w:p>
+      <w:pPr>
+        <w:tabs>
+          <w:tab w:pos="720" w:val="left"/>
+        </w:tabs>
+        <w:spacing w:after="160" w:before="0" w:line="360" w:lineRule="auto"/>
+        <w:ind w:left="720" w:hanging="432"/>
+        <w:jc w:val="both"/>
+      </w:pPr>
+      <w:r>
+        <w:rPr>
+          <w:rFonts w:ascii="Times New Roman" w:hAnsi="Times New Roman" w:eastAsia="Times New Roman"/>
+          <w:color w:val="000000"/>
+          <w:sz w:val="24"/>
+        </w:rPr>
+        <w:t>•</w:t>
+        <w:tab/>
+      </w:r>
+      <w:r>
+        <w:rPr>
+          <w:rFonts w:ascii="Times New Roman" w:hAnsi="Times New Roman" w:eastAsia="Times New Roman"/>
+          <w:b/>
+          <w:i w:val="0"/>
+          <w:color w:val="000000"/>
+          <w:sz w:val="24"/>
+        </w:rPr>
+        <w:t>Explainable AI:</w:t>
+      </w:r>
+      <w:r>
+        <w:rPr>
+          <w:rFonts w:ascii="Times New Roman" w:hAnsi="Times New Roman" w:eastAsia="Times New Roman"/>
+          <w:b w:val="0"/>
+          <w:i w:val="0"/>
+          <w:color w:val="000000"/>
+          <w:sz w:val="24"/>
+        </w:rPr>
+        <w:t xml:space="preserve"> the official SHAP library, which will be used to compute feature attributions for all three models, using TreeExplainer for CatBoost and KernelExplainer for TabPFN and TabFM.</w:t>
+      </w:r>
+    </w:p>
+    <w:p>
+      <w:pPr>
+        <w:tabs>
+          <w:tab w:pos="720" w:val="left"/>
+        </w:tabs>
+        <w:spacing w:after="160" w:before="0" w:line="360" w:lineRule="auto"/>
+        <w:ind w:left="720" w:hanging="432"/>
+        <w:jc w:val="both"/>
+      </w:pPr>
+      <w:r>
+        <w:rPr>
+          <w:rFonts w:ascii="Times New Roman" w:hAnsi="Times New Roman" w:eastAsia="Times New Roman"/>
+          <w:color w:val="000000"/>
+          <w:sz w:val="24"/>
+        </w:rPr>
+        <w:t>•</w:t>
+        <w:tab/>
+      </w:r>
+      <w:r>
+        <w:rPr>
+          <w:rFonts w:ascii="Times New Roman" w:hAnsi="Times New Roman" w:eastAsia="Times New Roman"/>
+          <w:b/>
+          <w:i w:val="0"/>
+          <w:color w:val="000000"/>
+          <w:sz w:val="24"/>
+        </w:rPr>
+        <w:t>Statistical analysis:</w:t>
+      </w:r>
+      <w:r>
+        <w:rPr>
+          <w:rFonts w:ascii="Times New Roman" w:hAnsi="Times New Roman" w:eastAsia="Times New Roman"/>
+          <w:b w:val="0"/>
+          <w:i w:val="0"/>
+          <w:color w:val="000000"/>
+          <w:sz w:val="24"/>
+        </w:rPr>
+        <w:t xml:space="preserve"> Statsmodels, which will be used to compute McNemar's test for pairwise significance testing between model predictions and Wilson score confidence intervals for the reported accuracy figures.</w:t>
+      </w:r>
+    </w:p>
+    <w:p>
+      <w:pPr>
+        <w:tabs>
+          <w:tab w:pos="720" w:val="left"/>
+        </w:tabs>
+        <w:spacing w:after="160" w:before="0" w:line="360" w:lineRule="auto"/>
+        <w:ind w:left="720" w:hanging="432"/>
+        <w:jc w:val="both"/>
+      </w:pPr>
+      <w:r>
+        <w:rPr>
+          <w:rFonts w:ascii="Times New Roman" w:hAnsi="Times New Roman" w:eastAsia="Times New Roman"/>
+          <w:color w:val="000000"/>
+          <w:sz w:val="24"/>
+        </w:rPr>
+        <w:t>•</w:t>
+        <w:tab/>
+      </w:r>
+      <w:r>
+        <w:rPr>
+          <w:rFonts w:ascii="Times New Roman" w:hAnsi="Times New Roman" w:eastAsia="Times New Roman"/>
+          <w:b/>
+          <w:i w:val="0"/>
+          <w:color w:val="000000"/>
+          <w:sz w:val="24"/>
+        </w:rPr>
+        <w:t>Visualisation:</w:t>
+      </w:r>
+      <w:r>
+        <w:rPr>
+          <w:rFonts w:ascii="Times New Roman" w:hAnsi="Times New Roman" w:eastAsia="Times New Roman"/>
+          <w:b w:val="0"/>
+          <w:i w:val="0"/>
+          <w:color w:val="000000"/>
+          <w:sz w:val="24"/>
+        </w:rPr>
+        <w:t xml:space="preserve"> Matplotlib for the confusion matrices, SHAP plots, and result charts.</w:t>
       </w:r>
     </w:p>
     <w:p>
@@ -9500,7 +8732,7 @@
           <w:color w:val="000000"/>
           <w:sz w:val="24"/>
         </w:rPr>
-        <w:t>The work is divided between two environments (Figure 3.7).</w:t>
+        <w:t>The experiments will be carried out in two environments (Figure 3.7). CatBoost tuning and training, the statistical tests, and the result tables and figures will be run on an Apple-silicon Mac with Python. TabPFN and TabFM will be run in Kaggle notebooks with a GPU accelerator, because they need a GPU to make their predictions in reasonable time, and Kaggle offers more GPU capacity than Google Colab. The train and test files will be uploaded to the notebook, and the predictions and metrics will be downloaded back for comparison.</w:t>
       </w:r>
     </w:p>
     <w:p>
@@ -9512,7 +8744,7 @@
       <w:r>
         <w:drawing>
           <wp:inline xmlns:a="http://schemas.openxmlformats.org/drawingml/2006/main" xmlns:pic="http://schemas.openxmlformats.org/drawingml/2006/picture">
-            <wp:extent cx="5733288" cy="2392545"/>
+            <wp:extent cx="5733288" cy="2197760"/>
             <wp:docPr id="12" name="Picture 12"/>
             <wp:cNvGraphicFramePr>
               <a:graphicFrameLocks noChangeAspect="1"/>
@@ -9533,7 +8765,7 @@
                   <pic:spPr>
                     <a:xfrm>
                       <a:off x="0" y="0"/>
-                      <a:ext cx="5733288" cy="2392545"/>
+                      <a:ext cx="5733288" cy="2197760"/>
                     </a:xfrm>
                     <a:prstGeom prst="rect"/>
                   </pic:spPr>
@@ -9578,64 +8810,12 @@
       <w:r>
         <w:rPr>
           <w:rFonts w:ascii="Times New Roman" w:hAnsi="Times New Roman" w:eastAsia="Times New Roman"/>
-          <w:b/>
-          <w:i w:val="0"/>
-          <w:color w:val="000000"/>
-          <w:sz w:val="24"/>
-        </w:rPr>
-        <w:t>Local machine.</w:t>
-      </w:r>
-      <w:r>
-        <w:rPr>
-          <w:rFonts w:ascii="Times New Roman" w:hAnsi="Times New Roman" w:eastAsia="Times New Roman"/>
           <w:b w:val="0"/>
           <w:i w:val="0"/>
           <w:color w:val="000000"/>
           <w:sz w:val="24"/>
         </w:rPr>
-        <w:t xml:space="preserve"> Data preparation and the split have already been done on an Apple-silicon Mac (macOS, 17.2 GB memory, Apple GPU) with Python 3.12, and CatBoost tuning and training, the statistical tests, and the result tables and figures will be run there as well. The steps are run one by one in a local lab application that stores the data in PostgreSQL and the outputs in MinIO, so every run is saved and can be reopened.</w:t>
-      </w:r>
-    </w:p>
-    <w:p>
-      <w:pPr>
-        <w:spacing w:after="240" w:before="0" w:line="360" w:lineRule="auto"/>
-        <w:jc w:val="both"/>
-      </w:pPr>
-      <w:r>
-        <w:rPr>
-          <w:rFonts w:ascii="Times New Roman" w:hAnsi="Times New Roman" w:eastAsia="Times New Roman"/>
-          <w:b/>
-          <w:i w:val="0"/>
-          <w:color w:val="000000"/>
-          <w:sz w:val="24"/>
-        </w:rPr>
-        <w:t>Kaggle notebooks.</w:t>
-      </w:r>
-      <w:r>
-        <w:rPr>
-          <w:rFonts w:ascii="Times New Roman" w:hAnsi="Times New Roman" w:eastAsia="Times New Roman"/>
-          <w:b w:val="0"/>
-          <w:i w:val="0"/>
-          <w:color w:val="000000"/>
-          <w:sz w:val="24"/>
-        </w:rPr>
-        <w:t xml:space="preserve"> TabFM and TabPFN need a GPU to make their predictions in reasonable time, and TabFM is the largest model (about 6.5 GB of weights). These runs will therefore be done in Kaggle notebooks, which offer more GPU capacity than Google Colab. The train and test files created on the local machine are uploaded to the notebook, and the metrics and predictions are downloaded back for comparison. SHAP for the two foundation models will also be run there.</w:t>
-      </w:r>
-    </w:p>
-    <w:p>
-      <w:pPr>
-        <w:spacing w:after="240" w:before="0" w:line="360" w:lineRule="auto"/>
-        <w:jc w:val="both"/>
-      </w:pPr>
-      <w:r>
-        <w:rPr>
-          <w:rFonts w:ascii="Times New Roman" w:hAnsi="Times New Roman" w:eastAsia="Times New Roman"/>
-          <w:b w:val="0"/>
-          <w:i w:val="0"/>
-          <w:color w:val="000000"/>
-          <w:sz w:val="24"/>
-        </w:rPr>
-        <w:t>To keep the comparison fair, all three models use the same split and the same random seed (42), and the environment of every session (Python, GPU, memory, package versions) is recorded and reported.</w:t>
+        <w:t>To keep the comparison fair, all three models will use the same split and the same random seed (42). The Python version, GPU model, available memory, and package versions of every session will be recorded and reported with the results.</w:t>
       </w:r>
     </w:p>
     <w:p>

--- a/Thesis_Final/Hairfall_Proposal.docx
+++ b/Thesis_Final/Hairfall_Proposal.docx
@@ -1643,9 +1643,9 @@
           <w:color w:val="000000"/>
           <w:sz w:val="24"/>
         </w:rPr>
-        <w:t>DT</w:t>
+        <w:t>EHR</w:t>
         <w:tab/>
-        <w:t>Decision Tree</w:t>
+        <w:t>Electronic Health Record</w:t>
       </w:r>
     </w:p>
     <w:p>
@@ -1663,9 +1663,9 @@
           <w:color w:val="000000"/>
           <w:sz w:val="24"/>
         </w:rPr>
-        <w:t>EHR</w:t>
+        <w:t>FN</w:t>
         <w:tab/>
-        <w:t>Electronic Health Record</w:t>
+        <w:t>False Negatives</w:t>
       </w:r>
     </w:p>
     <w:p>
@@ -1683,9 +1683,9 @@
           <w:color w:val="000000"/>
           <w:sz w:val="24"/>
         </w:rPr>
-        <w:t>GB</w:t>
+        <w:t>FP</w:t>
         <w:tab/>
-        <w:t>Gradient Boosting</w:t>
+        <w:t>False Positives</w:t>
       </w:r>
     </w:p>
     <w:p>
@@ -1743,9 +1743,9 @@
           <w:color w:val="000000"/>
           <w:sz w:val="24"/>
         </w:rPr>
-        <w:t>LR</w:t>
+        <w:t>LSTM</w:t>
         <w:tab/>
-        <w:t>Logistic Regression</w:t>
+        <w:t>Long Short-Term Memory</w:t>
       </w:r>
     </w:p>
     <w:p>
@@ -1763,9 +1763,9 @@
           <w:color w:val="000000"/>
           <w:sz w:val="24"/>
         </w:rPr>
-        <w:t>LSTM</w:t>
+        <w:t>ROC</w:t>
         <w:tab/>
-        <w:t>Long Short-Term Memory</w:t>
+        <w:t>Receiver Operating Characteristic</w:t>
       </w:r>
     </w:p>
     <w:p>
@@ -1783,9 +1783,9 @@
           <w:color w:val="000000"/>
           <w:sz w:val="24"/>
         </w:rPr>
-        <w:t>RF</w:t>
+        <w:t>ROC-AUC</w:t>
         <w:tab/>
-        <w:t>Random Forest</w:t>
+        <w:t>Area Under the Receiver Operating Characteristic Curve</w:t>
       </w:r>
     </w:p>
     <w:p>
@@ -1803,9 +1803,9 @@
           <w:color w:val="000000"/>
           <w:sz w:val="24"/>
         </w:rPr>
-        <w:t>ROC</w:t>
+        <w:t>SHAP</w:t>
         <w:tab/>
-        <w:t>Receiver Operating Characteristic</w:t>
+        <w:t>Shapley Additive Explanations</w:t>
       </w:r>
     </w:p>
     <w:p>
@@ -1823,9 +1823,9 @@
           <w:color w:val="000000"/>
           <w:sz w:val="24"/>
         </w:rPr>
-        <w:t>ROC-AUC</w:t>
+        <w:t>SVM</w:t>
         <w:tab/>
-        <w:t>Area Under the Receiver Operating Characteristic Curve</w:t>
+        <w:t>Support Vector Machine</w:t>
       </w:r>
     </w:p>
     <w:p>
@@ -1843,9 +1843,9 @@
           <w:color w:val="000000"/>
           <w:sz w:val="24"/>
         </w:rPr>
-        <w:t>SHAP</w:t>
+        <w:t>TabFM</w:t>
         <w:tab/>
-        <w:t>Shapley Additive Explanations</w:t>
+        <w:t>Tabular Foundation Model</w:t>
       </w:r>
     </w:p>
     <w:p>
@@ -1863,9 +1863,9 @@
           <w:color w:val="000000"/>
           <w:sz w:val="24"/>
         </w:rPr>
-        <w:t>SVM</w:t>
+        <w:t>TabPFN</w:t>
         <w:tab/>
-        <w:t>Support Vector Machine</w:t>
+        <w:t>Tabular Prior-Data Fitted Network</w:t>
       </w:r>
     </w:p>
     <w:p>
@@ -1883,9 +1883,9 @@
           <w:color w:val="000000"/>
           <w:sz w:val="24"/>
         </w:rPr>
-        <w:t>TabFM</w:t>
+        <w:t>TFT</w:t>
         <w:tab/>
-        <w:t>Tabular Foundation Model</w:t>
+        <w:t>Temporal Fusion Transformer</w:t>
       </w:r>
     </w:p>
     <w:p>
@@ -1903,29 +1903,9 @@
           <w:color w:val="000000"/>
           <w:sz w:val="24"/>
         </w:rPr>
-        <w:t>TabPFN</w:t>
+        <w:t>TP</w:t>
         <w:tab/>
-        <w:t>Tabular Prior-Data Fitted Network</w:t>
-      </w:r>
-    </w:p>
-    <w:p>
-      <w:pPr>
-        <w:tabs>
-          <w:tab w:pos="2016" w:val="left"/>
-        </w:tabs>
-        <w:spacing w:after="80" w:before="0" w:line="360" w:lineRule="auto"/>
-        <w:ind w:left="2016" w:hanging="2016"/>
-        <w:jc w:val="left"/>
-      </w:pPr>
-      <w:r>
-        <w:rPr>
-          <w:rFonts w:ascii="Times New Roman" w:hAnsi="Times New Roman" w:eastAsia="Times New Roman"/>
-          <w:color w:val="000000"/>
-          <w:sz w:val="24"/>
-        </w:rPr>
-        <w:t>TFT</w:t>
-        <w:tab/>
-        <w:t>Temporal Fusion Transformer</w:t>
+        <w:t>True Positives</w:t>
       </w:r>
     </w:p>
     <w:p>
@@ -2895,7 +2875,7 @@
           <w:color w:val="000000"/>
           <w:sz w:val="24"/>
         </w:rPr>
-        <w:t>The study follows one pipeline from data to explanation, shown in Figure 3.1. The final dataset is cleaned and split once. The same training and test rows are then given to three models, CatBoost, TabPFN, and TabFM. To see how each model behaves when little data is available, each will also be given two smaller stratified subsets of the training rows (500 and 2,000 records) in addition to all 17,284. Their predictions are compared with the same metrics and statistical tests, and SHAP is applied to all three so that each predicted risk tier can be traced to its features.</w:t>
+        <w:t>The study follows one pipeline from data to explanation, shown in Figure 3.1. The final dataset will be cleaned and split once. The same training and test rows will then be given to three models, CatBoost, TabPFN, and TabFM. To see how each model behaves when little data is available, each will also be given two smaller stratified subsets of the training rows (500 and 2,000 records) in addition to all 17,284. Their predictions will be compared with the same metrics and statistical tests, and SHAP will be applied to all three so that each predicted risk tier can be traced to its features.</w:t>
       </w:r>
     </w:p>
     <w:p>
@@ -3012,7 +2992,7 @@
           <w:color w:val="000000"/>
           <w:sz w:val="24"/>
         </w:rPr>
-        <w:t>Two public datasets were the sources of the data.</w:t>
+        <w:t>Two public datasets are the sources of the data.</w:t>
       </w:r>
     </w:p>
     <w:p>
@@ -3064,7 +3044,7 @@
           <w:color w:val="000000"/>
           <w:sz w:val="24"/>
         </w:rPr>
-        <w:t xml:space="preserve"> (Arnob et al., 2024) is a survey of 716 people with 14 columns: a timestamp, the name of the respondent (removed before use), age, gender, whether the person has a hair fall problem, eight yes/no questions (family history of hair fall, chronic illness, staying up late, sleep disturbance, water as a reason, use of chemicals on hair, anemia, and stress), and food habit.</w:t>
+        <w:t xml:space="preserve"> (Arnob et al., 2024) is a survey of 716 people with 14 columns: a timestamp, the name of the respondent (to be removed before use), age, gender, whether the person has a hair fall problem, eight yes/no questions (family history of hair fall, chronic illness, staying up late, sleep disturbance, water as a reason, use of chemicals on hair, anemia, and stress), and food habit.</w:t>
       </w:r>
     </w:p>
     <w:p>
@@ -3080,7 +3060,7 @@
           <w:color w:val="000000"/>
           <w:sz w:val="24"/>
         </w:rPr>
-        <w:t>A super dataset of 200,000 records was taken. It contains all the fields of Dataset 1 and Dataset 2 and many additional fields (for example age group, hair fall tier, and number of risk factors). In the super dataset, age and gender were identified and the records were kept according to them. It was compared with Dataset 1 and Dataset 2, and this gave the final dataset of 21,606 records that is used in this study.</w:t>
+        <w:t>A super dataset of 200,000 records will be taken. It contains all the fields of Dataset 1 and Dataset 2 and many additional fields (for example age group, hair fall tier, and number of risk factors). In the super dataset, age and gender will be identified and the records kept according to them. It will be compared with Dataset 1 and Dataset 2, and this will give the final dataset of 21,606 records to be used in this study.</w:t>
       </w:r>
     </w:p>
     <w:p>
@@ -7057,7 +7037,7 @@
           <w:color w:val="000000"/>
           <w:sz w:val="24"/>
         </w:rPr>
-        <w:t>The following steps were applied to the final dataset before any model was run.</w:t>
+        <w:t>The following steps will be applied to the final dataset before any model is run.</w:t>
       </w:r>
     </w:p>
     <w:p>
@@ -7096,7 +7076,7 @@
           <w:color w:val="000000"/>
           <w:sz w:val="24"/>
         </w:rPr>
-        <w:t xml:space="preserve"> The id column and the full_name column (which holds personal names in encoded form) were removed, because they do not describe health and could create false patterns. After removal, 20 features remain.</w:t>
+        <w:t xml:space="preserve"> The id column and the full_name column (which holds personal names in encoded form) will be removed, because they do not describe health and could create false patterns. This leaves 20 features.</w:t>
       </w:r>
     </w:p>
     <w:p>
@@ -7135,7 +7115,7 @@
           <w:color w:val="000000"/>
           <w:sz w:val="24"/>
         </w:rPr>
-        <w:t xml:space="preserve"> The dataset has no missing values and no duplicate records (ignoring id).</w:t>
+        <w:t xml:space="preserve"> The dataset will be checked for missing values and duplicate records (ignoring id).</w:t>
       </w:r>
     </w:p>
     <w:p>
@@ -7174,7 +7154,7 @@
           <w:color w:val="000000"/>
           <w:sz w:val="24"/>
         </w:rPr>
-        <w:t xml:space="preserve"> Each blood and body measurement was compared with its normal reference range and with limits that are physiologically impossible. No values were impossible, so no record was removed. Values outside the normal range were kept on purpose, because they are the information that indicates risk.</w:t>
+        <w:t xml:space="preserve"> Each blood and body measurement will be compared with its normal reference range and with limits that are physiologically impossible. Only impossible values will be removed. Values outside the normal range will be kept on purpose, because they are the information that indicates risk.</w:t>
       </w:r>
     </w:p>
     <w:p>
@@ -7213,7 +7193,7 @@
           <w:color w:val="000000"/>
           <w:sz w:val="24"/>
         </w:rPr>
-        <w:t xml:space="preserve"> Gender was coded 0 = Female, 1 = Male, 2 = Other. The yes/no columns were already 0/1, and the target was already coded 0, 1, 2.</w:t>
+        <w:t xml:space="preserve"> Gender will be coded 0 = Female, 1 = Male, 2 = Other. The yes/no columns are already 0/1, and the target is already coded 0, 1, 2.</w:t>
       </w:r>
     </w:p>
     <w:p>
@@ -7252,7 +7232,7 @@
           <w:color w:val="000000"/>
           <w:sz w:val="24"/>
         </w:rPr>
-        <w:t xml:space="preserve"> The records were split 80% to 20% with the class shares kept equal (random seed 42): 17,284 training records and 4,322 test records, with 45% Low, 35% Moderate, and 20% High in both parts.</w:t>
+        <w:t xml:space="preserve"> The records will be split 80% to 20% with the class shares kept equal (random seed 42), giving 17,284 training records and 4,322 test records, with 45% Low, 35% Moderate, and 20% High in both parts.</w:t>
       </w:r>
     </w:p>
     <w:p>
@@ -7291,7 +7271,7 @@
           <w:color w:val="000000"/>
           <w:sz w:val="24"/>
         </w:rPr>
-        <w:t xml:space="preserve"> Three training sizes were prepared from the 17,284 training records: 500 records, 2,000 records, and all 17,284. The smaller sets were drawn with the class shares kept equal (45% Low, 35% Moderate, 20% High). The same 4,322 test records are used for every size and every model.</w:t>
+        <w:t xml:space="preserve"> Three training sizes will be prepared from the 17,284 training records: 500 records, 2,000 records, and all 17,284. The smaller sets will be drawn with the class shares kept equal (45% Low, 35% Moderate, 20% High). The same 4,322 test records will be used for every size and every model.</w:t>
       </w:r>
     </w:p>
     <w:p>
@@ -9910,7 +9890,7 @@
           <w:color w:val="000000"/>
           <w:sz w:val="24"/>
         </w:rPr>
-        <w:t>This study is expected to give a fair comparison of CatBoost, TabPFN, and TabFM on hair fall data, because all three use the same dataset, split, random seed, and metrics, unlike earlier studies that compared different classical models on different datasets (Khatun et al., 2022; Kumar et al., 2025; Siami &amp; Azis, 2025). CatBoost is tuned with a grid search and cross-validation on the training data, so it should act as a strong baseline, unlike the untuned CatBoost result in earlier work (Kumar et al., 2025). TabPFN and TabFM are expected to be competitive with the tuned CatBoost without any tuning, especially with small training sets, as their benchmark results suggest (Hollmann et al., 2025; Kong et al., 2026). The study can also show the opposite, and a difference between models is accepted only if McNemar's test shows that it is larger than chance. It will also record the practical limits of TabFM on a real health dataset, such as how much training data it can take, how long it runs, and what problems appear, since an independent reproduction reported software defects and memory failures on larger tables (Pandey, 2026).</w:t>
+        <w:t>This study is expected to give a fair comparison of CatBoost, TabPFN, and TabFM on hair fall data, because all three will use the same dataset, split, random seed, and metrics, unlike earlier studies that compared different classical models on different datasets (Khatun et al., 2022; Kumar et al., 2025; Siami &amp; Azis, 2025). CatBoost will be tuned with a grid search and cross-validation on the training data, so it should act as a strong baseline, unlike the untuned CatBoost result in earlier work (Kumar et al., 2025). TabPFN and TabFM are expected to be competitive with the tuned CatBoost without any tuning, especially with small training sets, as their benchmark results suggest (Hollmann et al., 2025; Kong et al., 2026). The study can also show the opposite, and a difference between models is accepted only if McNemar's test shows that it is larger than chance. It will also record the practical limits of TabFM on a real health dataset, such as how much training data it can take, how long it runs, and what problems appear, since an independent reproduction reported software defects and memory failures on larger tables (Pandey, 2026).</w:t>
       </w:r>
     </w:p>
     <w:p>
@@ -9959,7 +9939,7 @@
           <w:color w:val="000000"/>
           <w:sz w:val="24"/>
         </w:rPr>
-        <w:t>The work is planned over six months, with the schedule shown as a Gantt chart in Figure 4.1. The tasks on the left are split into what has already been done up to this proposal (black bars) and what will be done after the proposal is approved (hatched bars). The completed tasks are the problem formulation, the literature review, the comparison and preparation of the datasets, the preprocessing and split, and the setup of the local environment and pipeline code. The planned tasks follow the order of the methodology in Chapter 3: model training, the training-size experiment, SHAP, evaluation, discussion, and thesis writing.</w:t>
+        <w:t>After the proposal is approved, the work will be completed in three months, as shown in the Gantt chart in Figure 4.1. The proposal is the only task completed so far (black bar), and the remaining tasks (hatched bars) follow the order of the methodology in Chapter 3.</w:t>
       </w:r>
     </w:p>
     <w:p>
@@ -9971,7 +9951,7 @@
       <w:r>
         <w:drawing>
           <wp:inline xmlns:a="http://schemas.openxmlformats.org/drawingml/2006/main" xmlns:pic="http://schemas.openxmlformats.org/drawingml/2006/picture">
-            <wp:extent cx="5733288" cy="4237939"/>
+            <wp:extent cx="5733288" cy="3773976"/>
             <wp:docPr id="20" name="Picture 20"/>
             <wp:cNvGraphicFramePr>
               <a:graphicFrameLocks noChangeAspect="1"/>
@@ -9992,7 +9972,7 @@
                   <pic:spPr>
                     <a:xfrm>
                       <a:off x="0" y="0"/>
-                      <a:ext cx="5733288" cy="4237939"/>
+                      <a:ext cx="5733288" cy="3773976"/>
                     </a:xfrm>
                     <a:prstGeom prst="rect"/>
                   </pic:spPr>

--- a/Thesis_Final/Hairfall_Proposal.docx
+++ b/Thesis_Final/Hairfall_Proposal.docx
@@ -9939,7 +9939,7 @@
           <w:color w:val="000000"/>
           <w:sz w:val="24"/>
         </w:rPr>
-        <w:t>After the proposal is approved, the work will be completed in three months, as shown in the Gantt chart in Figure 4.1. The proposal is the only task completed so far (black bar), and the remaining tasks (hatched bars) follow the order of the methodology in Chapter 3.</w:t>
+        <w:t>The work is planned over four months, as shown in the Gantt chart in Figure 4.1. Months 1 and 2 are for the proposal work (black bars), and months 3 and 4 are for the final work after the proposal is approved (hatched bars), in the order of the methodology in Chapter 3.</w:t>
       </w:r>
     </w:p>
     <w:p>
@@ -9951,7 +9951,7 @@
       <w:r>
         <w:drawing>
           <wp:inline xmlns:a="http://schemas.openxmlformats.org/drawingml/2006/main" xmlns:pic="http://schemas.openxmlformats.org/drawingml/2006/picture">
-            <wp:extent cx="5733288" cy="3773976"/>
+            <wp:extent cx="5733288" cy="3931773"/>
             <wp:docPr id="20" name="Picture 20"/>
             <wp:cNvGraphicFramePr>
               <a:graphicFrameLocks noChangeAspect="1"/>
@@ -9972,7 +9972,7 @@
                   <pic:spPr>
                     <a:xfrm>
                       <a:off x="0" y="0"/>
-                      <a:ext cx="5733288" cy="3773976"/>
+                      <a:ext cx="5733288" cy="3931773"/>
                     </a:xfrm>
                     <a:prstGeom prst="rect"/>
                   </pic:spPr>

--- a/Thesis_Final/Hairfall_Proposal.docx
+++ b/Thesis_Final/Hairfall_Proposal.docx
@@ -7193,7 +7193,7 @@
           <w:color w:val="000000"/>
           <w:sz w:val="24"/>
         </w:rPr>
-        <w:t xml:space="preserve"> Gender will be coded 0 = Female, 1 = Male, 2 = Other. The yes/no columns are already 0/1, and the target is already coded 0, 1, 2.</w:t>
+        <w:t xml:space="preserve"> Gender will be coded 0 = Female, 1 = Male, 2 = Other. The yes/no columns are coded 0/1, and the target is coded 0, 1, 2.</w:t>
       </w:r>
     </w:p>
     <w:p>
@@ -10468,7 +10468,7 @@
           <w:color w:val="000000"/>
           <w:sz w:val="24"/>
         </w:rPr>
-        <w:t>. https://doi.org/10.3389/frai.2025.1649740</w:t>
+        <w:t>, Article 1649740. https://doi.org/10.3389/frai.2025.1649740</w:t>
       </w:r>
     </w:p>
     <w:p>
